--- a/data/outputs/v2/Grade11/Biology/Lesson_Plans/SS2.1_Reproduction_in_Plants/Biology_Reproduction_in_Plants_CBE_LessonSequence.docx
+++ b/data/outputs/v2/Grade11/Biology/Lesson_Plans/SS2.1_Reproduction_in_Plants/Biology_Reproduction_in_Plants_CBE_LessonSequence.docx
@@ -2052,7 +2052,7 @@
         </w:rPr>
         <w:t xml:space="preserve">© 2026 SeaVuria and ARES. This work is licensed under a </w:t>
       </w:r>
-      <w:hyperlink w:history="1" r:id="rIdkakoorqh667ykqqtzj1_i">
+      <w:hyperlink w:history="1" r:id="rId7qst4lcp7qpjbtpzdpnya">
         <w:r>
           <w:rPr>
             <w:rFonts w:ascii="Arial" w:cs="Arial" w:eastAsia="Arial" w:hAnsi="Arial"/>
@@ -2072,7 +2072,7 @@
         </w:rPr>
         <w:t xml:space="preserve"> (</w:t>
       </w:r>
-      <w:hyperlink w:history="1" r:id="rIdazs1jo26nsnqj4zxqzm6j">
+      <w:hyperlink w:history="1" r:id="rIdom8122nwiylllrwuqq81l">
         <w:r>
           <w:rPr>
             <w:rFonts w:ascii="Arial" w:cs="Arial" w:eastAsia="Arial" w:hAnsi="Arial"/>
@@ -2092,7 +2092,7 @@
         </w:rPr>
         <w:t xml:space="preserve">). To view a copy of this license, visit </w:t>
       </w:r>
-      <w:hyperlink w:history="1" r:id="rIdoirqv6iuty8nc7bichwzr">
+      <w:hyperlink w:history="1" r:id="rIdgljpjd-fgi0ztvmtk8dpl">
         <w:r>
           <w:rPr>
             <w:rFonts w:ascii="Arial" w:cs="Arial" w:eastAsia="Arial" w:hAnsi="Arial"/>
@@ -3104,7 +3104,7 @@
             <w:pPr>
               <w:spacing w:after="20" w:before="0"/>
             </w:pPr>
-            <w:hyperlink w:history="1" r:id="rIdhztnpgcdw89ckem9f7von">
+            <w:hyperlink w:history="1" r:id="rIdsztl3qilq7gopwm4j4dez">
               <w:r>
                 <w:rPr>
                   <w:rFonts w:ascii="Arial" w:cs="Arial" w:eastAsia="Arial" w:hAnsi="Arial"/>
@@ -3137,7 +3137,7 @@
               <w:spacing w:after="10" w:before="0"/>
               <w:ind w:left="120"/>
             </w:pPr>
-            <w:hyperlink w:history="1" r:id="rIdkodufwvshnad3zsidrqem">
+            <w:hyperlink w:history="1" r:id="rIdtsi1_vkvyiuzoii8po_z-">
               <w:r>
                 <w:rPr>
                   <w:rFonts w:ascii="Arial" w:cs="Arial" w:eastAsia="Arial" w:hAnsi="Arial"/>
@@ -3182,7 +3182,7 @@
             <w:pPr>
               <w:spacing w:after="20" w:before="0"/>
             </w:pPr>
-            <w:hyperlink w:history="1" r:id="rId45mf6wg6vjk_f1skc99eb">
+            <w:hyperlink w:history="1" r:id="rIdcgupsehp_m4puetowz_al">
               <w:r>
                 <w:rPr>
                   <w:rFonts w:ascii="Arial" w:cs="Arial" w:eastAsia="Arial" w:hAnsi="Arial"/>
@@ -3215,7 +3215,7 @@
               <w:spacing w:after="10" w:before="0"/>
               <w:ind w:left="120"/>
             </w:pPr>
-            <w:hyperlink w:history="1" r:id="rIdb0kl1co900px9ghdxz5we">
+            <w:hyperlink w:history="1" r:id="rIdx33bzy3h9b6ji5xi7u3lb">
               <w:r>
                 <w:rPr>
                   <w:rFonts w:ascii="Arial" w:cs="Arial" w:eastAsia="Arial" w:hAnsi="Arial"/>
@@ -3410,7 +3410,7 @@
             <w:pPr>
               <w:spacing w:after="20" w:before="0"/>
             </w:pPr>
-            <w:hyperlink w:history="1" r:id="rId7e3fdlf0iuodrmqheorc-">
+            <w:hyperlink w:history="1" r:id="rId5jfdxr52p14aozpevp-jz">
               <w:r>
                 <w:rPr>
                   <w:rFonts w:ascii="Arial" w:cs="Arial" w:eastAsia="Arial" w:hAnsi="Arial"/>
@@ -3443,7 +3443,7 @@
               <w:spacing w:after="10" w:before="0"/>
               <w:ind w:left="120"/>
             </w:pPr>
-            <w:hyperlink w:history="1" r:id="rIdgzgay7icyzfktgiivbh0z">
+            <w:hyperlink w:history="1" r:id="rIdvgixy4gylchplw2cuqj1m">
               <w:r>
                 <w:rPr>
                   <w:rFonts w:ascii="Arial" w:cs="Arial" w:eastAsia="Arial" w:hAnsi="Arial"/>
@@ -3488,7 +3488,7 @@
             <w:pPr>
               <w:spacing w:after="20" w:before="0"/>
             </w:pPr>
-            <w:hyperlink w:history="1" r:id="rIdyyoacx2t3u4-ow_o3xol4">
+            <w:hyperlink w:history="1" r:id="rIdakarfbndd-6tfxk6u9u_c">
               <w:r>
                 <w:rPr>
                   <w:rFonts w:ascii="Arial" w:cs="Arial" w:eastAsia="Arial" w:hAnsi="Arial"/>
@@ -3521,7 +3521,7 @@
               <w:spacing w:after="10" w:before="0"/>
               <w:ind w:left="120"/>
             </w:pPr>
-            <w:hyperlink w:history="1" r:id="rIdlqonpaftg1dsqjn5_wbts">
+            <w:hyperlink w:history="1" r:id="rId2h9k8hntjmczssmddrqar">
               <w:r>
                 <w:rPr>
                   <w:rFonts w:ascii="Arial" w:cs="Arial" w:eastAsia="Arial" w:hAnsi="Arial"/>
@@ -3716,7 +3716,7 @@
             <w:pPr>
               <w:spacing w:after="20" w:before="0"/>
             </w:pPr>
-            <w:hyperlink w:history="1" r:id="rIdzuk0allaldooivlpqxlx4">
+            <w:hyperlink w:history="1" r:id="rId8kfxxb72pbgxfft9g8sbn">
               <w:r>
                 <w:rPr>
                   <w:rFonts w:ascii="Arial" w:cs="Arial" w:eastAsia="Arial" w:hAnsi="Arial"/>
@@ -3749,7 +3749,7 @@
               <w:spacing w:after="10" w:before="0"/>
               <w:ind w:left="120"/>
             </w:pPr>
-            <w:hyperlink w:history="1" r:id="rIdxtkuc5h2ez0qzzkfsme8d">
+            <w:hyperlink w:history="1" r:id="rIddu4_xv90jdznzlprjpze7">
               <w:r>
                 <w:rPr>
                   <w:rFonts w:ascii="Arial" w:cs="Arial" w:eastAsia="Arial" w:hAnsi="Arial"/>
@@ -3794,7 +3794,7 @@
             <w:pPr>
               <w:spacing w:after="20" w:before="0"/>
             </w:pPr>
-            <w:hyperlink w:history="1" r:id="rId2r7wx46aoh3swhnocpcq6">
+            <w:hyperlink w:history="1" r:id="rIdx9f8uhqhn23tho3d1zbma">
               <w:r>
                 <w:rPr>
                   <w:rFonts w:ascii="Arial" w:cs="Arial" w:eastAsia="Arial" w:hAnsi="Arial"/>
@@ -3827,7 +3827,7 @@
               <w:spacing w:after="10" w:before="0"/>
               <w:ind w:left="120"/>
             </w:pPr>
-            <w:hyperlink w:history="1" r:id="rIdckvh2thrw1hyq4udgdlab">
+            <w:hyperlink w:history="1" r:id="rIddgp8q8qjdt-c-cntmpowp">
               <w:r>
                 <w:rPr>
                   <w:rFonts w:ascii="Arial" w:cs="Arial" w:eastAsia="Arial" w:hAnsi="Arial"/>
@@ -4022,7 +4022,7 @@
             <w:pPr>
               <w:spacing w:after="20" w:before="0"/>
             </w:pPr>
-            <w:hyperlink w:history="1" r:id="rIdfft-q3ae3_ko2szx4k7_n">
+            <w:hyperlink w:history="1" r:id="rIdrynmk5---bbgfqd-8up2n">
               <w:r>
                 <w:rPr>
                   <w:rFonts w:ascii="Arial" w:cs="Arial" w:eastAsia="Arial" w:hAnsi="Arial"/>
@@ -4055,7 +4055,7 @@
               <w:spacing w:after="10" w:before="0"/>
               <w:ind w:left="120"/>
             </w:pPr>
-            <w:hyperlink w:history="1" r:id="rId6xz1uoaenauhhbx8wqfea">
+            <w:hyperlink w:history="1" r:id="rIdo2hq-4zthvcx0gszig976">
               <w:r>
                 <w:rPr>
                   <w:rFonts w:ascii="Arial" w:cs="Arial" w:eastAsia="Arial" w:hAnsi="Arial"/>
@@ -4100,7 +4100,7 @@
             <w:pPr>
               <w:spacing w:after="20" w:before="0"/>
             </w:pPr>
-            <w:hyperlink w:history="1" r:id="rIdzamnjdknefa9r5hkjz0og">
+            <w:hyperlink w:history="1" r:id="rIdi9h8lacmdvl6q5xy2mxxw">
               <w:r>
                 <w:rPr>
                   <w:rFonts w:ascii="Arial" w:cs="Arial" w:eastAsia="Arial" w:hAnsi="Arial"/>
@@ -4133,7 +4133,7 @@
               <w:spacing w:after="10" w:before="0"/>
               <w:ind w:left="120"/>
             </w:pPr>
-            <w:hyperlink w:history="1" r:id="rId2qgtcwf9nvsassjwtusye">
+            <w:hyperlink w:history="1" r:id="rId7xzzcfhkcdsajmn8vgpvs">
               <w:r>
                 <w:rPr>
                   <w:rFonts w:ascii="Arial" w:cs="Arial" w:eastAsia="Arial" w:hAnsi="Arial"/>
@@ -4328,7 +4328,7 @@
             <w:pPr>
               <w:spacing w:after="20" w:before="0"/>
             </w:pPr>
-            <w:hyperlink w:history="1" r:id="rIdz2imt__mysohj9m73ccjq">
+            <w:hyperlink w:history="1" r:id="rIdv9hvyo8u2dczxhb8g2iax">
               <w:r>
                 <w:rPr>
                   <w:rFonts w:ascii="Arial" w:cs="Arial" w:eastAsia="Arial" w:hAnsi="Arial"/>
@@ -4361,7 +4361,7 @@
               <w:spacing w:after="10" w:before="0"/>
               <w:ind w:left="120"/>
             </w:pPr>
-            <w:hyperlink w:history="1" r:id="rIdl-onqqml3fm_sorkczbyp">
+            <w:hyperlink w:history="1" r:id="rIdqihthg8xgeim-cutakq9p">
               <w:r>
                 <w:rPr>
                   <w:rFonts w:ascii="Arial" w:cs="Arial" w:eastAsia="Arial" w:hAnsi="Arial"/>
@@ -4406,7 +4406,7 @@
             <w:pPr>
               <w:spacing w:after="20" w:before="0"/>
             </w:pPr>
-            <w:hyperlink w:history="1" r:id="rId3p0p81paup7j4r9e3-woo">
+            <w:hyperlink w:history="1" r:id="rIdc7rvyvsmelp6m9xsqoid6">
               <w:r>
                 <w:rPr>
                   <w:rFonts w:ascii="Arial" w:cs="Arial" w:eastAsia="Arial" w:hAnsi="Arial"/>
@@ -4439,7 +4439,7 @@
               <w:spacing w:after="10" w:before="0"/>
               <w:ind w:left="120"/>
             </w:pPr>
-            <w:hyperlink w:history="1" r:id="rId4mkohzfkymoryghlckjmq">
+            <w:hyperlink w:history="1" r:id="rIds4tt9qgtd9objijla6lrt">
               <w:r>
                 <w:rPr>
                   <w:rFonts w:ascii="Arial" w:cs="Arial" w:eastAsia="Arial" w:hAnsi="Arial"/>
@@ -4951,7 +4951,7 @@
         </w:rPr>
         <w:t xml:space="preserve">© 2026 SeaVuria and ARES. Aligned with KICD objectives. Developed by SeaVuria; technical implementation by ARES (with AI assistance from Claude). Licensed under </w:t>
       </w:r>
-      <w:hyperlink w:history="1" r:id="rIdgm8ane_re3lbdzz7m6cx-">
+      <w:hyperlink w:history="1" r:id="rIdkbhruswi6xzirq4pcsxrl">
         <w:r>
           <w:rPr>
             <w:rFonts w:ascii="Arial" w:cs="Arial" w:eastAsia="Arial" w:hAnsi="Arial"/>
@@ -4972,7 +4972,7 @@
         </w:rPr>
         <w:t xml:space="preserve"> (</w:t>
       </w:r>
-      <w:hyperlink w:history="1" r:id="rIddgvqfp7_v5mirjwsb1isa">
+      <w:hyperlink w:history="1" r:id="rIdkbj6y_wcpihfrihl805mq">
         <w:r>
           <w:rPr>
             <w:rFonts w:ascii="Arial" w:cs="Arial" w:eastAsia="Arial" w:hAnsi="Arial"/>
@@ -6002,7 +6002,7 @@
               <w:spacing w:after="10" w:before="0"/>
               <w:ind w:left="120"/>
             </w:pPr>
-            <w:hyperlink w:history="1" r:id="rIdchv93icvnetl8o0tor74b">
+            <w:hyperlink w:history="1" r:id="rIdvuxnxuq3oardyr7ik6ije">
               <w:r>
                 <w:rPr>
                   <w:rFonts w:ascii="Arial" w:cs="Arial" w:eastAsia="Arial" w:hAnsi="Arial"/>
@@ -6079,7 +6079,7 @@
               <w:spacing w:after="10" w:before="0"/>
               <w:ind w:left="120"/>
             </w:pPr>
-            <w:hyperlink w:history="1" r:id="rIdcepb1f_yinsqtjxaxq9bl">
+            <w:hyperlink w:history="1" r:id="rId0xxpwfhmty-v6wmbw47e6">
               <w:r>
                 <w:rPr>
                   <w:rFonts w:ascii="Arial" w:cs="Arial" w:eastAsia="Arial" w:hAnsi="Arial"/>
@@ -6306,7 +6306,7 @@
               <w:spacing w:after="10" w:before="0"/>
               <w:ind w:left="120"/>
             </w:pPr>
-            <w:hyperlink w:history="1" r:id="rIdti1xkkdmtk_sqwjqgshwd">
+            <w:hyperlink w:history="1" r:id="rIdeqeubq6r6-laxu1ximy7y">
               <w:r>
                 <w:rPr>
                   <w:rFonts w:ascii="Arial" w:cs="Arial" w:eastAsia="Arial" w:hAnsi="Arial"/>
@@ -6383,7 +6383,7 @@
               <w:spacing w:after="10" w:before="0"/>
               <w:ind w:left="120"/>
             </w:pPr>
-            <w:hyperlink w:history="1" r:id="rIdvffjl84bxy5vrru7zans_">
+            <w:hyperlink w:history="1" r:id="rIdvlbuuze1ljjglhl9k0qff">
               <w:r>
                 <w:rPr>
                   <w:rFonts w:ascii="Arial" w:cs="Arial" w:eastAsia="Arial" w:hAnsi="Arial"/>
@@ -6610,7 +6610,7 @@
               <w:spacing w:after="10" w:before="0"/>
               <w:ind w:left="120"/>
             </w:pPr>
-            <w:hyperlink w:history="1" r:id="rIdic2qcyjgvcr9jsrtxoe1k">
+            <w:hyperlink w:history="1" r:id="rIdljskl4gkcawdjse4zn7zl">
               <w:r>
                 <w:rPr>
                   <w:rFonts w:ascii="Arial" w:cs="Arial" w:eastAsia="Arial" w:hAnsi="Arial"/>
@@ -6687,7 +6687,7 @@
               <w:spacing w:after="10" w:before="0"/>
               <w:ind w:left="120"/>
             </w:pPr>
-            <w:hyperlink w:history="1" r:id="rIdt5oovyc3cqrsoljbfbu7d">
+            <w:hyperlink w:history="1" r:id="rIdwyoq8hqgwen0ha3iml9f9">
               <w:r>
                 <w:rPr>
                   <w:rFonts w:ascii="Arial" w:cs="Arial" w:eastAsia="Arial" w:hAnsi="Arial"/>
@@ -6914,7 +6914,7 @@
               <w:spacing w:after="10" w:before="0"/>
               <w:ind w:left="120"/>
             </w:pPr>
-            <w:hyperlink w:history="1" r:id="rIdlyjuig6l_kuuqf8hkyzps">
+            <w:hyperlink w:history="1" r:id="rIdwxk3mmkfz83wcmeyi_dqk">
               <w:r>
                 <w:rPr>
                   <w:rFonts w:ascii="Arial" w:cs="Arial" w:eastAsia="Arial" w:hAnsi="Arial"/>
@@ -6991,7 +6991,7 @@
               <w:spacing w:after="10" w:before="0"/>
               <w:ind w:left="120"/>
             </w:pPr>
-            <w:hyperlink w:history="1" r:id="rId0-wyk9i6gn6ximahqsyfk">
+            <w:hyperlink w:history="1" r:id="rIdaeqvm_scf9uuj-_ehvzcn">
               <w:r>
                 <w:rPr>
                   <w:rFonts w:ascii="Arial" w:cs="Arial" w:eastAsia="Arial" w:hAnsi="Arial"/>
@@ -7218,7 +7218,7 @@
               <w:spacing w:after="10" w:before="0"/>
               <w:ind w:left="120"/>
             </w:pPr>
-            <w:hyperlink w:history="1" r:id="rIds66x8oh3cll323juvawzf">
+            <w:hyperlink w:history="1" r:id="rIdp483tqwol6fnazl1h4xmy">
               <w:r>
                 <w:rPr>
                   <w:rFonts w:ascii="Arial" w:cs="Arial" w:eastAsia="Arial" w:hAnsi="Arial"/>
@@ -7295,7 +7295,7 @@
               <w:spacing w:after="10" w:before="0"/>
               <w:ind w:left="120"/>
             </w:pPr>
-            <w:hyperlink w:history="1" r:id="rIdamyt5n-bv_hhjxc3-afut">
+            <w:hyperlink w:history="1" r:id="rIdovojpyuggk1hv7ibbj8au">
               <w:r>
                 <w:rPr>
                   <w:rFonts w:ascii="Arial" w:cs="Arial" w:eastAsia="Arial" w:hAnsi="Arial"/>
@@ -7822,7 +7822,7 @@
         </w:rPr>
         <w:t xml:space="preserve">© 2026 SeaVuria and ARES. Aligned with KICD objectives. Developed by SeaVuria; technical implementation by ARES (with AI assistance from Claude). Licensed under </w:t>
       </w:r>
-      <w:hyperlink w:history="1" r:id="rIdj0hsbgrmflomveqluczns">
+      <w:hyperlink w:history="1" r:id="rIdztbvxr0cnz6z4r5dfnldy">
         <w:r>
           <w:rPr>
             <w:rFonts w:ascii="Arial" w:cs="Arial" w:eastAsia="Arial" w:hAnsi="Arial"/>
@@ -7843,7 +7843,7 @@
         </w:rPr>
         <w:t xml:space="preserve"> (</w:t>
       </w:r>
-      <w:hyperlink w:history="1" r:id="rId1s4i55ezrcpiwjdjg8s0w">
+      <w:hyperlink w:history="1" r:id="rIdx0ocub7t3sdog07xb-vcy">
         <w:r>
           <w:rPr>
             <w:rFonts w:ascii="Arial" w:cs="Arial" w:eastAsia="Arial" w:hAnsi="Arial"/>
@@ -8873,7 +8873,7 @@
               <w:spacing w:after="10" w:before="0"/>
               <w:ind w:left="120"/>
             </w:pPr>
-            <w:hyperlink w:history="1" r:id="rIdjnqullov4eczty3v6_gb1">
+            <w:hyperlink w:history="1" r:id="rIdcgsf2p8keh91fj0l8ww43">
               <w:r>
                 <w:rPr>
                   <w:rFonts w:ascii="Arial" w:cs="Arial" w:eastAsia="Arial" w:hAnsi="Arial"/>
@@ -8933,7 +8933,7 @@
             <w:pPr>
               <w:spacing w:after="20" w:before="0"/>
             </w:pPr>
-            <w:hyperlink w:history="1" r:id="rIdj98ly_ivaixy_ptn2os1k">
+            <w:hyperlink w:history="1" r:id="rIdidxcxhlnqfumv4vk96plk">
               <w:r>
                 <w:rPr>
                   <w:rFonts w:ascii="Arial" w:cs="Arial" w:eastAsia="Arial" w:hAnsi="Arial"/>
@@ -8966,7 +8966,7 @@
               <w:spacing w:after="10" w:before="0"/>
               <w:ind w:left="120"/>
             </w:pPr>
-            <w:hyperlink w:history="1" r:id="rIdn7nx_fjg9p6euyqubj14d">
+            <w:hyperlink w:history="1" r:id="rId8-ldzxs57gvovxoxx6s_h">
               <w:r>
                 <w:rPr>
                   <w:rFonts w:ascii="Arial" w:cs="Arial" w:eastAsia="Arial" w:hAnsi="Arial"/>
@@ -9178,7 +9178,7 @@
               <w:spacing w:after="10" w:before="0"/>
               <w:ind w:left="120"/>
             </w:pPr>
-            <w:hyperlink w:history="1" r:id="rIdzp4u_6rdcqwfo1ieegaew">
+            <w:hyperlink w:history="1" r:id="rIdewakpfaotmwl9e1obvp_y">
               <w:r>
                 <w:rPr>
                   <w:rFonts w:ascii="Arial" w:cs="Arial" w:eastAsia="Arial" w:hAnsi="Arial"/>
@@ -9238,7 +9238,7 @@
             <w:pPr>
               <w:spacing w:after="20" w:before="0"/>
             </w:pPr>
-            <w:hyperlink w:history="1" r:id="rIdggcukhu1je7sidgk3at3j">
+            <w:hyperlink w:history="1" r:id="rIdwsz0lsw-gee9z_tt5jwce">
               <w:r>
                 <w:rPr>
                   <w:rFonts w:ascii="Arial" w:cs="Arial" w:eastAsia="Arial" w:hAnsi="Arial"/>
@@ -9271,7 +9271,7 @@
               <w:spacing w:after="10" w:before="0"/>
               <w:ind w:left="120"/>
             </w:pPr>
-            <w:hyperlink w:history="1" r:id="rIdun0hd66zleso1ai25cvjb">
+            <w:hyperlink w:history="1" r:id="rIdgfazwijxsnj4fjwgq87zk">
               <w:r>
                 <w:rPr>
                   <w:rFonts w:ascii="Arial" w:cs="Arial" w:eastAsia="Arial" w:hAnsi="Arial"/>
@@ -9483,7 +9483,7 @@
               <w:spacing w:after="10" w:before="0"/>
               <w:ind w:left="120"/>
             </w:pPr>
-            <w:hyperlink w:history="1" r:id="rIdc8glcpmy386km1bafuslu">
+            <w:hyperlink w:history="1" r:id="rIdsunbib-n_n7u7qqmwrokr">
               <w:r>
                 <w:rPr>
                   <w:rFonts w:ascii="Arial" w:cs="Arial" w:eastAsia="Arial" w:hAnsi="Arial"/>
@@ -9543,7 +9543,7 @@
             <w:pPr>
               <w:spacing w:after="20" w:before="0"/>
             </w:pPr>
-            <w:hyperlink w:history="1" r:id="rIdi_eqg8viwmphgqnlce5ny">
+            <w:hyperlink w:history="1" r:id="rIdcjn5itm5ubwqqghpwfsfx">
               <w:r>
                 <w:rPr>
                   <w:rFonts w:ascii="Arial" w:cs="Arial" w:eastAsia="Arial" w:hAnsi="Arial"/>
@@ -9576,7 +9576,7 @@
               <w:spacing w:after="10" w:before="0"/>
               <w:ind w:left="120"/>
             </w:pPr>
-            <w:hyperlink w:history="1" r:id="rIdhgviknxf2_ca0hwnnfmt7">
+            <w:hyperlink w:history="1" r:id="rIdo1rdmppjcyecisroady2r">
               <w:r>
                 <w:rPr>
                   <w:rFonts w:ascii="Arial" w:cs="Arial" w:eastAsia="Arial" w:hAnsi="Arial"/>
@@ -9788,7 +9788,7 @@
               <w:spacing w:after="10" w:before="0"/>
               <w:ind w:left="120"/>
             </w:pPr>
-            <w:hyperlink w:history="1" r:id="rIdfscfhvu5z5auhywvsuztg">
+            <w:hyperlink w:history="1" r:id="rIdp-m6ccya1hmka5pgeo9li">
               <w:r>
                 <w:rPr>
                   <w:rFonts w:ascii="Arial" w:cs="Arial" w:eastAsia="Arial" w:hAnsi="Arial"/>
@@ -9848,7 +9848,7 @@
             <w:pPr>
               <w:spacing w:after="20" w:before="0"/>
             </w:pPr>
-            <w:hyperlink w:history="1" r:id="rId0ejbztaw4czn6jpzeo6pq">
+            <w:hyperlink w:history="1" r:id="rIdv-i1ssiea47hjjykh40nh">
               <w:r>
                 <w:rPr>
                   <w:rFonts w:ascii="Arial" w:cs="Arial" w:eastAsia="Arial" w:hAnsi="Arial"/>
@@ -9881,7 +9881,7 @@
               <w:spacing w:after="10" w:before="0"/>
               <w:ind w:left="120"/>
             </w:pPr>
-            <w:hyperlink w:history="1" r:id="rIdup_zrkux34tfyt5mubfhe">
+            <w:hyperlink w:history="1" r:id="rIdvdhhw-2d7nf8qgjczam0r">
               <w:r>
                 <w:rPr>
                   <w:rFonts w:ascii="Arial" w:cs="Arial" w:eastAsia="Arial" w:hAnsi="Arial"/>
@@ -10093,7 +10093,7 @@
               <w:spacing w:after="10" w:before="0"/>
               <w:ind w:left="120"/>
             </w:pPr>
-            <w:hyperlink w:history="1" r:id="rIdoacsmifpsiaed1a8jxe2k">
+            <w:hyperlink w:history="1" r:id="rId78_ktzyhsffsptnwrdy4g">
               <w:r>
                 <w:rPr>
                   <w:rFonts w:ascii="Arial" w:cs="Arial" w:eastAsia="Arial" w:hAnsi="Arial"/>
@@ -10153,7 +10153,7 @@
             <w:pPr>
               <w:spacing w:after="20" w:before="0"/>
             </w:pPr>
-            <w:hyperlink w:history="1" r:id="rIdlmwso3aic4n5eqwnsx1dq">
+            <w:hyperlink w:history="1" r:id="rIdblqlkrxq3yodqjyu1md_3">
               <w:r>
                 <w:rPr>
                   <w:rFonts w:ascii="Arial" w:cs="Arial" w:eastAsia="Arial" w:hAnsi="Arial"/>
@@ -10186,7 +10186,7 @@
               <w:spacing w:after="10" w:before="0"/>
               <w:ind w:left="120"/>
             </w:pPr>
-            <w:hyperlink w:history="1" r:id="rId0owxthfxtkcq2zi5c_qkr">
+            <w:hyperlink w:history="1" r:id="rIdtxbgidxm_worwjbwkrsmv">
               <w:r>
                 <w:rPr>
                   <w:rFonts w:ascii="Arial" w:cs="Arial" w:eastAsia="Arial" w:hAnsi="Arial"/>
@@ -10698,7 +10698,7 @@
         </w:rPr>
         <w:t xml:space="preserve">© 2026 SeaVuria and ARES. Aligned with KICD objectives. Developed by SeaVuria; technical implementation by ARES (with AI assistance from Claude). Licensed under </w:t>
       </w:r>
-      <w:hyperlink w:history="1" r:id="rIddpa2g7hyrghmfpcomzhjw">
+      <w:hyperlink w:history="1" r:id="rIdeo1cseobkwiiv-shzu76a">
         <w:r>
           <w:rPr>
             <w:rFonts w:ascii="Arial" w:cs="Arial" w:eastAsia="Arial" w:hAnsi="Arial"/>
@@ -10719,7 +10719,7 @@
         </w:rPr>
         <w:t xml:space="preserve"> (</w:t>
       </w:r>
-      <w:hyperlink w:history="1" r:id="rIdgyzhvjpvlo1dzsuuufai9">
+      <w:hyperlink w:history="1" r:id="rIdhmwdxb2c1edfleepzhs5s">
         <w:r>
           <w:rPr>
             <w:rFonts w:ascii="Arial" w:cs="Arial" w:eastAsia="Arial" w:hAnsi="Arial"/>
@@ -11732,7 +11732,7 @@
             <w:pPr>
               <w:spacing w:after="20" w:before="0"/>
             </w:pPr>
-            <w:hyperlink w:history="1" r:id="rIdoswxrbcxi2x9twhtvagj0">
+            <w:hyperlink w:history="1" r:id="rIddxk3kmna5jc0kxfespgx_">
               <w:r>
                 <w:rPr>
                   <w:rFonts w:ascii="Arial" w:cs="Arial" w:eastAsia="Arial" w:hAnsi="Arial"/>
@@ -11765,7 +11765,7 @@
               <w:spacing w:after="10" w:before="0"/>
               <w:ind w:left="120"/>
             </w:pPr>
-            <w:hyperlink w:history="1" r:id="rIdq_w0-ubh2zvbhjwu3vh9n">
+            <w:hyperlink w:history="1" r:id="rIdxfuud3yxiuvdwwemtkost">
               <w:r>
                 <w:rPr>
                   <w:rFonts w:ascii="Arial" w:cs="Arial" w:eastAsia="Arial" w:hAnsi="Arial"/>
@@ -11810,7 +11810,7 @@
             <w:pPr>
               <w:spacing w:after="20" w:before="0"/>
             </w:pPr>
-            <w:hyperlink w:history="1" r:id="rIdsx0skwukfsn0bfeotj0by">
+            <w:hyperlink w:history="1" r:id="rIdpcjtwiu3t4937x5gzwujk">
               <w:r>
                 <w:rPr>
                   <w:rFonts w:ascii="Arial" w:cs="Arial" w:eastAsia="Arial" w:hAnsi="Arial"/>
@@ -11843,7 +11843,7 @@
               <w:spacing w:after="10" w:before="0"/>
               <w:ind w:left="120"/>
             </w:pPr>
-            <w:hyperlink w:history="1" r:id="rId-be6ey9tuy3e1qosdc2tn">
+            <w:hyperlink w:history="1" r:id="rIdlhvj3rixsrggpa4v0myzl">
               <w:r>
                 <w:rPr>
                   <w:rFonts w:ascii="Arial" w:cs="Arial" w:eastAsia="Arial" w:hAnsi="Arial"/>
@@ -12038,7 +12038,7 @@
             <w:pPr>
               <w:spacing w:after="20" w:before="0"/>
             </w:pPr>
-            <w:hyperlink w:history="1" r:id="rIdqmeyjnrtervffconj6dx5">
+            <w:hyperlink w:history="1" r:id="rId7nqgexwmt9ekf43wi6qff">
               <w:r>
                 <w:rPr>
                   <w:rFonts w:ascii="Arial" w:cs="Arial" w:eastAsia="Arial" w:hAnsi="Arial"/>
@@ -12071,7 +12071,7 @@
               <w:spacing w:after="10" w:before="0"/>
               <w:ind w:left="120"/>
             </w:pPr>
-            <w:hyperlink w:history="1" r:id="rIdpqa3qwppswthxzplv2zfd">
+            <w:hyperlink w:history="1" r:id="rIdpd-vnsorrxhatgkmudfgs">
               <w:r>
                 <w:rPr>
                   <w:rFonts w:ascii="Arial" w:cs="Arial" w:eastAsia="Arial" w:hAnsi="Arial"/>
@@ -12116,7 +12116,7 @@
             <w:pPr>
               <w:spacing w:after="20" w:before="0"/>
             </w:pPr>
-            <w:hyperlink w:history="1" r:id="rIddymqykb2jfww4jpocsc_k">
+            <w:hyperlink w:history="1" r:id="rIdm8ha2a9gxy157ppp90yvk">
               <w:r>
                 <w:rPr>
                   <w:rFonts w:ascii="Arial" w:cs="Arial" w:eastAsia="Arial" w:hAnsi="Arial"/>
@@ -12149,7 +12149,7 @@
               <w:spacing w:after="10" w:before="0"/>
               <w:ind w:left="120"/>
             </w:pPr>
-            <w:hyperlink w:history="1" r:id="rIdselfr0ljjmbgkxime-bkv">
+            <w:hyperlink w:history="1" r:id="rIdrdhzxonmjda8cvuzdksub">
               <w:r>
                 <w:rPr>
                   <w:rFonts w:ascii="Arial" w:cs="Arial" w:eastAsia="Arial" w:hAnsi="Arial"/>
@@ -12344,7 +12344,7 @@
             <w:pPr>
               <w:spacing w:after="20" w:before="0"/>
             </w:pPr>
-            <w:hyperlink w:history="1" r:id="rIds9m5ojh-cgfleu2axrm9m">
+            <w:hyperlink w:history="1" r:id="rId7vfvobqhzfv-aukentv7a">
               <w:r>
                 <w:rPr>
                   <w:rFonts w:ascii="Arial" w:cs="Arial" w:eastAsia="Arial" w:hAnsi="Arial"/>
@@ -12377,7 +12377,7 @@
               <w:spacing w:after="10" w:before="0"/>
               <w:ind w:left="120"/>
             </w:pPr>
-            <w:hyperlink w:history="1" r:id="rIdpzscfxewamk8gwkfhstka">
+            <w:hyperlink w:history="1" r:id="rIdqyp9lht6r0oatqxl5eupw">
               <w:r>
                 <w:rPr>
                   <w:rFonts w:ascii="Arial" w:cs="Arial" w:eastAsia="Arial" w:hAnsi="Arial"/>
@@ -12422,7 +12422,7 @@
             <w:pPr>
               <w:spacing w:after="20" w:before="0"/>
             </w:pPr>
-            <w:hyperlink w:history="1" r:id="rIdmy97lm9lgis23hdp4uuyd">
+            <w:hyperlink w:history="1" r:id="rIdmo3bwdnbj2_1elwgjzl71">
               <w:r>
                 <w:rPr>
                   <w:rFonts w:ascii="Arial" w:cs="Arial" w:eastAsia="Arial" w:hAnsi="Arial"/>
@@ -12455,7 +12455,7 @@
               <w:spacing w:after="10" w:before="0"/>
               <w:ind w:left="120"/>
             </w:pPr>
-            <w:hyperlink w:history="1" r:id="rIdtbc4eo9kzagxexll2jbbf">
+            <w:hyperlink w:history="1" r:id="rIdq9kho5f_8e7fk3ijs2l-z">
               <w:r>
                 <w:rPr>
                   <w:rFonts w:ascii="Arial" w:cs="Arial" w:eastAsia="Arial" w:hAnsi="Arial"/>
@@ -12650,7 +12650,7 @@
             <w:pPr>
               <w:spacing w:after="20" w:before="0"/>
             </w:pPr>
-            <w:hyperlink w:history="1" r:id="rIdtcfmzyes2w2c3ezdwq6af">
+            <w:hyperlink w:history="1" r:id="rIdisbpgl1rq7hrzawt-ktow">
               <w:r>
                 <w:rPr>
                   <w:rFonts w:ascii="Arial" w:cs="Arial" w:eastAsia="Arial" w:hAnsi="Arial"/>
@@ -12683,7 +12683,7 @@
               <w:spacing w:after="10" w:before="0"/>
               <w:ind w:left="120"/>
             </w:pPr>
-            <w:hyperlink w:history="1" r:id="rIdwkl_iu4vdwaspc_65kskh">
+            <w:hyperlink w:history="1" r:id="rId0ofakpxvqwxd_pz6jicap">
               <w:r>
                 <w:rPr>
                   <w:rFonts w:ascii="Arial" w:cs="Arial" w:eastAsia="Arial" w:hAnsi="Arial"/>
@@ -12728,7 +12728,7 @@
             <w:pPr>
               <w:spacing w:after="20" w:before="0"/>
             </w:pPr>
-            <w:hyperlink w:history="1" r:id="rIdhkhvbfishe-qwlcly64-6">
+            <w:hyperlink w:history="1" r:id="rIdf0vnjvfhpsi3il2djbrco">
               <w:r>
                 <w:rPr>
                   <w:rFonts w:ascii="Arial" w:cs="Arial" w:eastAsia="Arial" w:hAnsi="Arial"/>
@@ -12761,7 +12761,7 @@
               <w:spacing w:after="10" w:before="0"/>
               <w:ind w:left="120"/>
             </w:pPr>
-            <w:hyperlink w:history="1" r:id="rIdokb2s9k2ip1sud8arbwpk">
+            <w:hyperlink w:history="1" r:id="rIdu7h1lfrskieyov5k862o4">
               <w:r>
                 <w:rPr>
                   <w:rFonts w:ascii="Arial" w:cs="Arial" w:eastAsia="Arial" w:hAnsi="Arial"/>
@@ -12956,7 +12956,7 @@
             <w:pPr>
               <w:spacing w:after="20" w:before="0"/>
             </w:pPr>
-            <w:hyperlink w:history="1" r:id="rIddm3_k4ohw7_brddutbtu3">
+            <w:hyperlink w:history="1" r:id="rIdc7yypnhh0sjp_47sco4dh">
               <w:r>
                 <w:rPr>
                   <w:rFonts w:ascii="Arial" w:cs="Arial" w:eastAsia="Arial" w:hAnsi="Arial"/>
@@ -12989,7 +12989,7 @@
               <w:spacing w:after="10" w:before="0"/>
               <w:ind w:left="120"/>
             </w:pPr>
-            <w:hyperlink w:history="1" r:id="rIdo3uftx69vmddarvwess7q">
+            <w:hyperlink w:history="1" r:id="rIdz_v1uvxg-yttb2aaujncw">
               <w:r>
                 <w:rPr>
                   <w:rFonts w:ascii="Arial" w:cs="Arial" w:eastAsia="Arial" w:hAnsi="Arial"/>
@@ -13034,7 +13034,7 @@
             <w:pPr>
               <w:spacing w:after="20" w:before="0"/>
             </w:pPr>
-            <w:hyperlink w:history="1" r:id="rIdsgqmwrgngt5lt2yqdlqtl">
+            <w:hyperlink w:history="1" r:id="rIdxg47qfter9wfgbof_3rlr">
               <w:r>
                 <w:rPr>
                   <w:rFonts w:ascii="Arial" w:cs="Arial" w:eastAsia="Arial" w:hAnsi="Arial"/>
@@ -13067,7 +13067,7 @@
               <w:spacing w:after="10" w:before="0"/>
               <w:ind w:left="120"/>
             </w:pPr>
-            <w:hyperlink w:history="1" r:id="rIdhkkz06-nssdxl3cia3vlz">
+            <w:hyperlink w:history="1" r:id="rIdst_yyfa51s970zl-xhztq">
               <w:r>
                 <w:rPr>
                   <w:rFonts w:ascii="Arial" w:cs="Arial" w:eastAsia="Arial" w:hAnsi="Arial"/>
@@ -13579,7 +13579,7 @@
         </w:rPr>
         <w:t xml:space="preserve">© 2026 SeaVuria and ARES. Aligned with KICD objectives. Developed by SeaVuria; technical implementation by ARES (with AI assistance from Claude). Licensed under </w:t>
       </w:r>
-      <w:hyperlink w:history="1" r:id="rIdt5eopa1cjuhm4c4cqivp2">
+      <w:hyperlink w:history="1" r:id="rIdxbkgbv84l5eqlbk2fusdg">
         <w:r>
           <w:rPr>
             <w:rFonts w:ascii="Arial" w:cs="Arial" w:eastAsia="Arial" w:hAnsi="Arial"/>
@@ -13600,7 +13600,7 @@
         </w:rPr>
         <w:t xml:space="preserve"> (</w:t>
       </w:r>
-      <w:hyperlink w:history="1" r:id="rId53u6c7ak1o6emh0bmrltn">
+      <w:hyperlink w:history="1" r:id="rIdnaxgbu1wkgebjt-wlevuu">
         <w:r>
           <w:rPr>
             <w:rFonts w:ascii="Arial" w:cs="Arial" w:eastAsia="Arial" w:hAnsi="Arial"/>
@@ -14613,7 +14613,7 @@
             <w:pPr>
               <w:spacing w:after="20" w:before="0"/>
             </w:pPr>
-            <w:hyperlink w:history="1" r:id="rIdlc1sqoki9_f8hue-sbkum">
+            <w:hyperlink w:history="1" r:id="rIdmfuf5kedafeoxcem2xglc">
               <w:r>
                 <w:rPr>
                   <w:rFonts w:ascii="Arial" w:cs="Arial" w:eastAsia="Arial" w:hAnsi="Arial"/>
@@ -14646,7 +14646,7 @@
               <w:spacing w:after="10" w:before="0"/>
               <w:ind w:left="120"/>
             </w:pPr>
-            <w:hyperlink w:history="1" r:id="rIdtnuu-p-o1tngwhkak5x7p">
+            <w:hyperlink w:history="1" r:id="rIdlvbzlbvm5rf3iqdf3aiis">
               <w:r>
                 <w:rPr>
                   <w:rFonts w:ascii="Arial" w:cs="Arial" w:eastAsia="Arial" w:hAnsi="Arial"/>
@@ -14691,7 +14691,7 @@
             <w:pPr>
               <w:spacing w:after="20" w:before="0"/>
             </w:pPr>
-            <w:hyperlink w:history="1" r:id="rIdqpdals0fezzln__dd5v8n">
+            <w:hyperlink w:history="1" r:id="rIdfeq7ji2w4i5x9cexdox9j">
               <w:r>
                 <w:rPr>
                   <w:rFonts w:ascii="Arial" w:cs="Arial" w:eastAsia="Arial" w:hAnsi="Arial"/>
@@ -14724,7 +14724,7 @@
               <w:spacing w:after="10" w:before="0"/>
               <w:ind w:left="120"/>
             </w:pPr>
-            <w:hyperlink w:history="1" r:id="rIda53d4nnje2iuqshmm0tjw">
+            <w:hyperlink w:history="1" r:id="rIdjjnsqyhjnblg_msji9ea-">
               <w:r>
                 <w:rPr>
                   <w:rFonts w:ascii="Arial" w:cs="Arial" w:eastAsia="Arial" w:hAnsi="Arial"/>
@@ -14919,7 +14919,7 @@
             <w:pPr>
               <w:spacing w:after="20" w:before="0"/>
             </w:pPr>
-            <w:hyperlink w:history="1" r:id="rIdbisij_w4_u_q-6qm83viq">
+            <w:hyperlink w:history="1" r:id="rId2aaqxpyogxywez99az3v2">
               <w:r>
                 <w:rPr>
                   <w:rFonts w:ascii="Arial" w:cs="Arial" w:eastAsia="Arial" w:hAnsi="Arial"/>
@@ -14952,7 +14952,7 @@
               <w:spacing w:after="10" w:before="0"/>
               <w:ind w:left="120"/>
             </w:pPr>
-            <w:hyperlink w:history="1" r:id="rId_usnhx2pcq8se9k1u4ikw">
+            <w:hyperlink w:history="1" r:id="rIdm-yzxwblmjzi0plrzul6l">
               <w:r>
                 <w:rPr>
                   <w:rFonts w:ascii="Arial" w:cs="Arial" w:eastAsia="Arial" w:hAnsi="Arial"/>
@@ -14997,7 +14997,7 @@
             <w:pPr>
               <w:spacing w:after="20" w:before="0"/>
             </w:pPr>
-            <w:hyperlink w:history="1" r:id="rIdbdgwddp8jlrzq3pym-eza">
+            <w:hyperlink w:history="1" r:id="rIdee_wcoeqext9janx2tn7v">
               <w:r>
                 <w:rPr>
                   <w:rFonts w:ascii="Arial" w:cs="Arial" w:eastAsia="Arial" w:hAnsi="Arial"/>
@@ -15030,7 +15030,7 @@
               <w:spacing w:after="10" w:before="0"/>
               <w:ind w:left="120"/>
             </w:pPr>
-            <w:hyperlink w:history="1" r:id="rIdo0u0rwfvg0kcwdwvolnqm">
+            <w:hyperlink w:history="1" r:id="rIdlh0crnqata5bsr2lq-jx3">
               <w:r>
                 <w:rPr>
                   <w:rFonts w:ascii="Arial" w:cs="Arial" w:eastAsia="Arial" w:hAnsi="Arial"/>
@@ -15225,7 +15225,7 @@
             <w:pPr>
               <w:spacing w:after="20" w:before="0"/>
             </w:pPr>
-            <w:hyperlink w:history="1" r:id="rIdjrui7ir0udkjo-fiqhxps">
+            <w:hyperlink w:history="1" r:id="rIddvhz5mbueni-awugcmbbe">
               <w:r>
                 <w:rPr>
                   <w:rFonts w:ascii="Arial" w:cs="Arial" w:eastAsia="Arial" w:hAnsi="Arial"/>
@@ -15258,7 +15258,7 @@
               <w:spacing w:after="10" w:before="0"/>
               <w:ind w:left="120"/>
             </w:pPr>
-            <w:hyperlink w:history="1" r:id="rId0kzxykns3v3zxgqlidii4">
+            <w:hyperlink w:history="1" r:id="rIdr08-vorf057owpvvxubhj">
               <w:r>
                 <w:rPr>
                   <w:rFonts w:ascii="Arial" w:cs="Arial" w:eastAsia="Arial" w:hAnsi="Arial"/>
@@ -15303,7 +15303,7 @@
             <w:pPr>
               <w:spacing w:after="20" w:before="0"/>
             </w:pPr>
-            <w:hyperlink w:history="1" r:id="rIdar_uj2unb_szqp-rxwu6t">
+            <w:hyperlink w:history="1" r:id="rIdu4m0jaduhgecx6ahnsmrw">
               <w:r>
                 <w:rPr>
                   <w:rFonts w:ascii="Arial" w:cs="Arial" w:eastAsia="Arial" w:hAnsi="Arial"/>
@@ -15336,7 +15336,7 @@
               <w:spacing w:after="10" w:before="0"/>
               <w:ind w:left="120"/>
             </w:pPr>
-            <w:hyperlink w:history="1" r:id="rIdeju4i3h7qscgt869olb0y">
+            <w:hyperlink w:history="1" r:id="rIdjtkqdr4idygdb_5ve-lqe">
               <w:r>
                 <w:rPr>
                   <w:rFonts w:ascii="Arial" w:cs="Arial" w:eastAsia="Arial" w:hAnsi="Arial"/>
@@ -15531,7 +15531,7 @@
             <w:pPr>
               <w:spacing w:after="20" w:before="0"/>
             </w:pPr>
-            <w:hyperlink w:history="1" r:id="rIdkdbtheiz-ha24uzwnf_gj">
+            <w:hyperlink w:history="1" r:id="rIdssohxpii5lz3jiysrn98w">
               <w:r>
                 <w:rPr>
                   <w:rFonts w:ascii="Arial" w:cs="Arial" w:eastAsia="Arial" w:hAnsi="Arial"/>
@@ -15564,7 +15564,7 @@
               <w:spacing w:after="10" w:before="0"/>
               <w:ind w:left="120"/>
             </w:pPr>
-            <w:hyperlink w:history="1" r:id="rIdqgbpukjd6jh7-wib_2z3a">
+            <w:hyperlink w:history="1" r:id="rIdoel8fqhnfzcjl3su3337b">
               <w:r>
                 <w:rPr>
                   <w:rFonts w:ascii="Arial" w:cs="Arial" w:eastAsia="Arial" w:hAnsi="Arial"/>
@@ -15609,7 +15609,7 @@
             <w:pPr>
               <w:spacing w:after="20" w:before="0"/>
             </w:pPr>
-            <w:hyperlink w:history="1" r:id="rId9jzgycqwi9prnpw-l6ti6">
+            <w:hyperlink w:history="1" r:id="rIdhv1evzb8lh986h15slz0y">
               <w:r>
                 <w:rPr>
                   <w:rFonts w:ascii="Arial" w:cs="Arial" w:eastAsia="Arial" w:hAnsi="Arial"/>
@@ -15642,7 +15642,7 @@
               <w:spacing w:after="10" w:before="0"/>
               <w:ind w:left="120"/>
             </w:pPr>
-            <w:hyperlink w:history="1" r:id="rIdej_wygpdmnkqdotrtpsw9">
+            <w:hyperlink w:history="1" r:id="rIdngtbasrofakzvxeaiqza8">
               <w:r>
                 <w:rPr>
                   <w:rFonts w:ascii="Arial" w:cs="Arial" w:eastAsia="Arial" w:hAnsi="Arial"/>
@@ -15837,7 +15837,7 @@
             <w:pPr>
               <w:spacing w:after="20" w:before="0"/>
             </w:pPr>
-            <w:hyperlink w:history="1" r:id="rIdj5vghjt8xgjyfds92ceat">
+            <w:hyperlink w:history="1" r:id="rIdxe6qowqsmap2qc7rgyszs">
               <w:r>
                 <w:rPr>
                   <w:rFonts w:ascii="Arial" w:cs="Arial" w:eastAsia="Arial" w:hAnsi="Arial"/>
@@ -15870,7 +15870,7 @@
               <w:spacing w:after="10" w:before="0"/>
               <w:ind w:left="120"/>
             </w:pPr>
-            <w:hyperlink w:history="1" r:id="rIdzi75hlajehq0sbe6bcli-">
+            <w:hyperlink w:history="1" r:id="rIddd5lsirl2-gdarjuspoj8">
               <w:r>
                 <w:rPr>
                   <w:rFonts w:ascii="Arial" w:cs="Arial" w:eastAsia="Arial" w:hAnsi="Arial"/>
@@ -15915,7 +15915,7 @@
             <w:pPr>
               <w:spacing w:after="20" w:before="0"/>
             </w:pPr>
-            <w:hyperlink w:history="1" r:id="rIdeadyf6dagbbdzxfydrart">
+            <w:hyperlink w:history="1" r:id="rIda40wo6zc8kzain4zrq1d2">
               <w:r>
                 <w:rPr>
                   <w:rFonts w:ascii="Arial" w:cs="Arial" w:eastAsia="Arial" w:hAnsi="Arial"/>
@@ -15948,7 +15948,7 @@
               <w:spacing w:after="10" w:before="0"/>
               <w:ind w:left="120"/>
             </w:pPr>
-            <w:hyperlink w:history="1" r:id="rIdivyeup0rvkbw5e9g7vwfk">
+            <w:hyperlink w:history="1" r:id="rIdos4szy3_it8lggshnqwlo">
               <w:r>
                 <w:rPr>
                   <w:rFonts w:ascii="Arial" w:cs="Arial" w:eastAsia="Arial" w:hAnsi="Arial"/>
@@ -16460,7 +16460,7 @@
         </w:rPr>
         <w:t xml:space="preserve">© 2026 SeaVuria and ARES. Aligned with KICD objectives. Developed by SeaVuria; technical implementation by ARES (with AI assistance from Claude). Licensed under </w:t>
       </w:r>
-      <w:hyperlink w:history="1" r:id="rIdgzrk6yjeuegekblk8gjeq">
+      <w:hyperlink w:history="1" r:id="rId1udjhfnakhzy9blcw-g7e">
         <w:r>
           <w:rPr>
             <w:rFonts w:ascii="Arial" w:cs="Arial" w:eastAsia="Arial" w:hAnsi="Arial"/>
@@ -16481,7 +16481,7 @@
         </w:rPr>
         <w:t xml:space="preserve"> (</w:t>
       </w:r>
-      <w:hyperlink w:history="1" r:id="rIddnvxg1cuyasd0lli2tl2l">
+      <w:hyperlink w:history="1" r:id="rIdozqktz85qiycbp7tc2o9o">
         <w:r>
           <w:rPr>
             <w:rFonts w:ascii="Arial" w:cs="Arial" w:eastAsia="Arial" w:hAnsi="Arial"/>
@@ -17494,7 +17494,7 @@
             <w:pPr>
               <w:spacing w:after="20" w:before="0"/>
             </w:pPr>
-            <w:hyperlink w:history="1" r:id="rIdwx2lh_53s0hwijv4qqxb9">
+            <w:hyperlink w:history="1" r:id="rIdqgjhb1wtyq2rpuh-mvrhr">
               <w:r>
                 <w:rPr>
                   <w:rFonts w:ascii="Arial" w:cs="Arial" w:eastAsia="Arial" w:hAnsi="Arial"/>
@@ -17527,7 +17527,7 @@
               <w:spacing w:after="10" w:before="0"/>
               <w:ind w:left="120"/>
             </w:pPr>
-            <w:hyperlink w:history="1" r:id="rIdwkakzs5w9qxw2a95rb0qs">
+            <w:hyperlink w:history="1" r:id="rIdyqja8tjy-6yakai4-cuol">
               <w:r>
                 <w:rPr>
                   <w:rFonts w:ascii="Arial" w:cs="Arial" w:eastAsia="Arial" w:hAnsi="Arial"/>
@@ -17572,7 +17572,7 @@
             <w:pPr>
               <w:spacing w:after="20" w:before="0"/>
             </w:pPr>
-            <w:hyperlink w:history="1" r:id="rIdwqq0-uism07t5ylzjm5iu">
+            <w:hyperlink w:history="1" r:id="rIdu9lqg7v-knwbqhlttbbdt">
               <w:r>
                 <w:rPr>
                   <w:rFonts w:ascii="Arial" w:cs="Arial" w:eastAsia="Arial" w:hAnsi="Arial"/>
@@ -17605,7 +17605,7 @@
               <w:spacing w:after="10" w:before="0"/>
               <w:ind w:left="120"/>
             </w:pPr>
-            <w:hyperlink w:history="1" r:id="rId-0abu5jxeb9lusgiqwdol">
+            <w:hyperlink w:history="1" r:id="rIddyqdzt2kajhjdss3tuu1u">
               <w:r>
                 <w:rPr>
                   <w:rFonts w:ascii="Arial" w:cs="Arial" w:eastAsia="Arial" w:hAnsi="Arial"/>
@@ -17800,7 +17800,7 @@
             <w:pPr>
               <w:spacing w:after="20" w:before="0"/>
             </w:pPr>
-            <w:hyperlink w:history="1" r:id="rIdxszptfz8jwx8unuwcmwy8">
+            <w:hyperlink w:history="1" r:id="rIdvrbw2ui7kg3yc5vb99e4-">
               <w:r>
                 <w:rPr>
                   <w:rFonts w:ascii="Arial" w:cs="Arial" w:eastAsia="Arial" w:hAnsi="Arial"/>
@@ -17833,7 +17833,7 @@
               <w:spacing w:after="10" w:before="0"/>
               <w:ind w:left="120"/>
             </w:pPr>
-            <w:hyperlink w:history="1" r:id="rIdax2khggozbsheiav3sta7">
+            <w:hyperlink w:history="1" r:id="rIdqbsqgkfexdojeznuislfr">
               <w:r>
                 <w:rPr>
                   <w:rFonts w:ascii="Arial" w:cs="Arial" w:eastAsia="Arial" w:hAnsi="Arial"/>
@@ -17878,7 +17878,7 @@
             <w:pPr>
               <w:spacing w:after="20" w:before="0"/>
             </w:pPr>
-            <w:hyperlink w:history="1" r:id="rIdwv36bagrqrf6ifayqolpv">
+            <w:hyperlink w:history="1" r:id="rIdft-0szvpovzqfgybeiijf">
               <w:r>
                 <w:rPr>
                   <w:rFonts w:ascii="Arial" w:cs="Arial" w:eastAsia="Arial" w:hAnsi="Arial"/>
@@ -17911,7 +17911,7 @@
               <w:spacing w:after="10" w:before="0"/>
               <w:ind w:left="120"/>
             </w:pPr>
-            <w:hyperlink w:history="1" r:id="rIdaati_ywfmsca3v7c9zjvm">
+            <w:hyperlink w:history="1" r:id="rIdkrpnh55kgphoopcmo_e9q">
               <w:r>
                 <w:rPr>
                   <w:rFonts w:ascii="Arial" w:cs="Arial" w:eastAsia="Arial" w:hAnsi="Arial"/>
@@ -18106,7 +18106,7 @@
             <w:pPr>
               <w:spacing w:after="20" w:before="0"/>
             </w:pPr>
-            <w:hyperlink w:history="1" r:id="rIdbikmizmzxoramubjukioz">
+            <w:hyperlink w:history="1" r:id="rId0lysoyixwjcleyzhsej79">
               <w:r>
                 <w:rPr>
                   <w:rFonts w:ascii="Arial" w:cs="Arial" w:eastAsia="Arial" w:hAnsi="Arial"/>
@@ -18139,7 +18139,7 @@
               <w:spacing w:after="10" w:before="0"/>
               <w:ind w:left="120"/>
             </w:pPr>
-            <w:hyperlink w:history="1" r:id="rIdv8-6iytyp6fgawhm8l9os">
+            <w:hyperlink w:history="1" r:id="rIdvw6frntastyy1tonjwxfx">
               <w:r>
                 <w:rPr>
                   <w:rFonts w:ascii="Arial" w:cs="Arial" w:eastAsia="Arial" w:hAnsi="Arial"/>
@@ -18184,7 +18184,7 @@
             <w:pPr>
               <w:spacing w:after="20" w:before="0"/>
             </w:pPr>
-            <w:hyperlink w:history="1" r:id="rId3-da5o2rywlovhhsaub-m">
+            <w:hyperlink w:history="1" r:id="rId9ng-cnvvlnvivtgxbhprw">
               <w:r>
                 <w:rPr>
                   <w:rFonts w:ascii="Arial" w:cs="Arial" w:eastAsia="Arial" w:hAnsi="Arial"/>
@@ -18217,7 +18217,7 @@
               <w:spacing w:after="10" w:before="0"/>
               <w:ind w:left="120"/>
             </w:pPr>
-            <w:hyperlink w:history="1" r:id="rIdklccyotvavbpxkawuedr9">
+            <w:hyperlink w:history="1" r:id="rIdpcibo1jdgtvvxj2-8kmdl">
               <w:r>
                 <w:rPr>
                   <w:rFonts w:ascii="Arial" w:cs="Arial" w:eastAsia="Arial" w:hAnsi="Arial"/>
@@ -18412,7 +18412,7 @@
             <w:pPr>
               <w:spacing w:after="20" w:before="0"/>
             </w:pPr>
-            <w:hyperlink w:history="1" r:id="rIdyict5sju2d7ftckg0wt_d">
+            <w:hyperlink w:history="1" r:id="rId5o7056yg-lwbfsjzobae2">
               <w:r>
                 <w:rPr>
                   <w:rFonts w:ascii="Arial" w:cs="Arial" w:eastAsia="Arial" w:hAnsi="Arial"/>
@@ -18445,7 +18445,7 @@
               <w:spacing w:after="10" w:before="0"/>
               <w:ind w:left="120"/>
             </w:pPr>
-            <w:hyperlink w:history="1" r:id="rId1tqw_z0wb7t22f4jh9ylk">
+            <w:hyperlink w:history="1" r:id="rId4x0lvxgqbnnp2mws_u7ys">
               <w:r>
                 <w:rPr>
                   <w:rFonts w:ascii="Arial" w:cs="Arial" w:eastAsia="Arial" w:hAnsi="Arial"/>
@@ -18490,7 +18490,7 @@
             <w:pPr>
               <w:spacing w:after="20" w:before="0"/>
             </w:pPr>
-            <w:hyperlink w:history="1" r:id="rIdpb4amoafv8_-hvwwgu_d3">
+            <w:hyperlink w:history="1" r:id="rIdvs3dbkabowlisibphhvst">
               <w:r>
                 <w:rPr>
                   <w:rFonts w:ascii="Arial" w:cs="Arial" w:eastAsia="Arial" w:hAnsi="Arial"/>
@@ -18523,7 +18523,7 @@
               <w:spacing w:after="10" w:before="0"/>
               <w:ind w:left="120"/>
             </w:pPr>
-            <w:hyperlink w:history="1" r:id="rIdjud7ac8commuvpchdy3q0">
+            <w:hyperlink w:history="1" r:id="rIdm9zph_wwdr3xlpzwqwkd1">
               <w:r>
                 <w:rPr>
                   <w:rFonts w:ascii="Arial" w:cs="Arial" w:eastAsia="Arial" w:hAnsi="Arial"/>
@@ -18718,7 +18718,7 @@
             <w:pPr>
               <w:spacing w:after="20" w:before="0"/>
             </w:pPr>
-            <w:hyperlink w:history="1" r:id="rIdawhmry915nkr0zfftfect">
+            <w:hyperlink w:history="1" r:id="rIdfsjymmicgm6q1d8qwrnrk">
               <w:r>
                 <w:rPr>
                   <w:rFonts w:ascii="Arial" w:cs="Arial" w:eastAsia="Arial" w:hAnsi="Arial"/>
@@ -18751,7 +18751,7 @@
               <w:spacing w:after="10" w:before="0"/>
               <w:ind w:left="120"/>
             </w:pPr>
-            <w:hyperlink w:history="1" r:id="rIdwihqi-cvvpp2dfdq6iyq4">
+            <w:hyperlink w:history="1" r:id="rIdl5wzwxfynkochvy7y-zgg">
               <w:r>
                 <w:rPr>
                   <w:rFonts w:ascii="Arial" w:cs="Arial" w:eastAsia="Arial" w:hAnsi="Arial"/>
@@ -18796,7 +18796,7 @@
             <w:pPr>
               <w:spacing w:after="20" w:before="0"/>
             </w:pPr>
-            <w:hyperlink w:history="1" r:id="rIdhndlufsmkbhztf4hmhjtq">
+            <w:hyperlink w:history="1" r:id="rIdaapdhmrsfh1irgnvwzzfg">
               <w:r>
                 <w:rPr>
                   <w:rFonts w:ascii="Arial" w:cs="Arial" w:eastAsia="Arial" w:hAnsi="Arial"/>
@@ -18829,7 +18829,7 @@
               <w:spacing w:after="10" w:before="0"/>
               <w:ind w:left="120"/>
             </w:pPr>
-            <w:hyperlink w:history="1" r:id="rId-i5mvfsdpc1jb58avy6r-">
+            <w:hyperlink w:history="1" r:id="rIdycyuszb56amanfmnnfzup">
               <w:r>
                 <w:rPr>
                   <w:rFonts w:ascii="Arial" w:cs="Arial" w:eastAsia="Arial" w:hAnsi="Arial"/>
@@ -19341,7 +19341,7 @@
         </w:rPr>
         <w:t xml:space="preserve">© 2026 SeaVuria and ARES. Aligned with KICD objectives. Developed by SeaVuria; technical implementation by ARES (with AI assistance from Claude). Licensed under </w:t>
       </w:r>
-      <w:hyperlink w:history="1" r:id="rIdcrswblbb-mwetpvg6aouz">
+      <w:hyperlink w:history="1" r:id="rIdspquvrlm8cryffmwsoyqa">
         <w:r>
           <w:rPr>
             <w:rFonts w:ascii="Arial" w:cs="Arial" w:eastAsia="Arial" w:hAnsi="Arial"/>
@@ -19362,7 +19362,7 @@
         </w:rPr>
         <w:t xml:space="preserve"> (</w:t>
       </w:r>
-      <w:hyperlink w:history="1" r:id="rIdcq8lwbd8rpxrokw4su9pv">
+      <w:hyperlink w:history="1" r:id="rIdpso1drdmqncuugydxv5rj">
         <w:r>
           <w:rPr>
             <w:rFonts w:ascii="Arial" w:cs="Arial" w:eastAsia="Arial" w:hAnsi="Arial"/>
@@ -20375,7 +20375,7 @@
             <w:pPr>
               <w:spacing w:after="20" w:before="0"/>
             </w:pPr>
-            <w:hyperlink w:history="1" r:id="rId5z6y2fdtajsawyf0r5-h8">
+            <w:hyperlink w:history="1" r:id="rIdk19fixxxpv9uazvls9q0-">
               <w:r>
                 <w:rPr>
                   <w:rFonts w:ascii="Arial" w:cs="Arial" w:eastAsia="Arial" w:hAnsi="Arial"/>
@@ -20408,7 +20408,7 @@
               <w:spacing w:after="10" w:before="0"/>
               <w:ind w:left="120"/>
             </w:pPr>
-            <w:hyperlink w:history="1" r:id="rIdzc2qns6bpu_zxolk3f4z4">
+            <w:hyperlink w:history="1" r:id="rIdtv-nsblvu-ocrq3bat6d7">
               <w:r>
                 <w:rPr>
                   <w:rFonts w:ascii="Arial" w:cs="Arial" w:eastAsia="Arial" w:hAnsi="Arial"/>
@@ -20453,7 +20453,7 @@
             <w:pPr>
               <w:spacing w:after="20" w:before="0"/>
             </w:pPr>
-            <w:hyperlink w:history="1" r:id="rIdbviwgk-vysujpvwgitgxc">
+            <w:hyperlink w:history="1" r:id="rId0ptm1av7jsue74xgg2kj3">
               <w:r>
                 <w:rPr>
                   <w:rFonts w:ascii="Arial" w:cs="Arial" w:eastAsia="Arial" w:hAnsi="Arial"/>
@@ -20486,7 +20486,7 @@
               <w:spacing w:after="10" w:before="0"/>
               <w:ind w:left="120"/>
             </w:pPr>
-            <w:hyperlink w:history="1" r:id="rIdexmbyuzygc6jvisf6t18n">
+            <w:hyperlink w:history="1" r:id="rIdl1bqoc2tcoa4fyasjf7rw">
               <w:r>
                 <w:rPr>
                   <w:rFonts w:ascii="Arial" w:cs="Arial" w:eastAsia="Arial" w:hAnsi="Arial"/>
@@ -20681,7 +20681,7 @@
             <w:pPr>
               <w:spacing w:after="20" w:before="0"/>
             </w:pPr>
-            <w:hyperlink w:history="1" r:id="rIddecvq59a5pdmgaatjkszy">
+            <w:hyperlink w:history="1" r:id="rIdpwahdgcckbm_ndldkxpx3">
               <w:r>
                 <w:rPr>
                   <w:rFonts w:ascii="Arial" w:cs="Arial" w:eastAsia="Arial" w:hAnsi="Arial"/>
@@ -20714,7 +20714,7 @@
               <w:spacing w:after="10" w:before="0"/>
               <w:ind w:left="120"/>
             </w:pPr>
-            <w:hyperlink w:history="1" r:id="rIdxdw5bzmarqfjzslyykw5t">
+            <w:hyperlink w:history="1" r:id="rIdfa4nsf0izcyfpk1vvokcc">
               <w:r>
                 <w:rPr>
                   <w:rFonts w:ascii="Arial" w:cs="Arial" w:eastAsia="Arial" w:hAnsi="Arial"/>
@@ -20759,7 +20759,7 @@
             <w:pPr>
               <w:spacing w:after="20" w:before="0"/>
             </w:pPr>
-            <w:hyperlink w:history="1" r:id="rIdf8negydlwwz9raihnijwh">
+            <w:hyperlink w:history="1" r:id="rIdmeumyxkpvj6kaxvkaad14">
               <w:r>
                 <w:rPr>
                   <w:rFonts w:ascii="Arial" w:cs="Arial" w:eastAsia="Arial" w:hAnsi="Arial"/>
@@ -20792,7 +20792,7 @@
               <w:spacing w:after="10" w:before="0"/>
               <w:ind w:left="120"/>
             </w:pPr>
-            <w:hyperlink w:history="1" r:id="rIdhhhxjnhxr3-cnlhsi0jxl">
+            <w:hyperlink w:history="1" r:id="rIdzq-vk62dvvu5l5wfd3bq7">
               <w:r>
                 <w:rPr>
                   <w:rFonts w:ascii="Arial" w:cs="Arial" w:eastAsia="Arial" w:hAnsi="Arial"/>
@@ -20987,7 +20987,7 @@
             <w:pPr>
               <w:spacing w:after="20" w:before="0"/>
             </w:pPr>
-            <w:hyperlink w:history="1" r:id="rIdccdujci3pntxzfwvwqfw_">
+            <w:hyperlink w:history="1" r:id="rId5hnjcu1oaqv2rivtitoi-">
               <w:r>
                 <w:rPr>
                   <w:rFonts w:ascii="Arial" w:cs="Arial" w:eastAsia="Arial" w:hAnsi="Arial"/>
@@ -21020,7 +21020,7 @@
               <w:spacing w:after="10" w:before="0"/>
               <w:ind w:left="120"/>
             </w:pPr>
-            <w:hyperlink w:history="1" r:id="rIdy1mlmihyzebk6filin0ba">
+            <w:hyperlink w:history="1" r:id="rIdqfqz1jbbyzejnvmwhpaqe">
               <w:r>
                 <w:rPr>
                   <w:rFonts w:ascii="Arial" w:cs="Arial" w:eastAsia="Arial" w:hAnsi="Arial"/>
@@ -21065,7 +21065,7 @@
             <w:pPr>
               <w:spacing w:after="20" w:before="0"/>
             </w:pPr>
-            <w:hyperlink w:history="1" r:id="rIdg_nubaqpejckdxrhygf0q">
+            <w:hyperlink w:history="1" r:id="rIdn-rhgwzjc5zghkwwmepxd">
               <w:r>
                 <w:rPr>
                   <w:rFonts w:ascii="Arial" w:cs="Arial" w:eastAsia="Arial" w:hAnsi="Arial"/>
@@ -21098,7 +21098,7 @@
               <w:spacing w:after="10" w:before="0"/>
               <w:ind w:left="120"/>
             </w:pPr>
-            <w:hyperlink w:history="1" r:id="rIdn-w7jv8cd5o0oknwr5jur">
+            <w:hyperlink w:history="1" r:id="rIdvfr8wsjbgqcirqfhpcmoa">
               <w:r>
                 <w:rPr>
                   <w:rFonts w:ascii="Arial" w:cs="Arial" w:eastAsia="Arial" w:hAnsi="Arial"/>
@@ -21293,7 +21293,7 @@
             <w:pPr>
               <w:spacing w:after="20" w:before="0"/>
             </w:pPr>
-            <w:hyperlink w:history="1" r:id="rIdzrcj2zzvzxnkepyqpt2ps">
+            <w:hyperlink w:history="1" r:id="rIdetyvy01zt0ditdunrdobz">
               <w:r>
                 <w:rPr>
                   <w:rFonts w:ascii="Arial" w:cs="Arial" w:eastAsia="Arial" w:hAnsi="Arial"/>
@@ -21326,7 +21326,7 @@
               <w:spacing w:after="10" w:before="0"/>
               <w:ind w:left="120"/>
             </w:pPr>
-            <w:hyperlink w:history="1" r:id="rIdkfyp1rgnhqbawjz4ueeuq">
+            <w:hyperlink w:history="1" r:id="rIdjwanvfrs7ki6lha2yzgrj">
               <w:r>
                 <w:rPr>
                   <w:rFonts w:ascii="Arial" w:cs="Arial" w:eastAsia="Arial" w:hAnsi="Arial"/>
@@ -21371,7 +21371,7 @@
             <w:pPr>
               <w:spacing w:after="20" w:before="0"/>
             </w:pPr>
-            <w:hyperlink w:history="1" r:id="rIdnpgerquut1q357gmu3apt">
+            <w:hyperlink w:history="1" r:id="rIdgyskf5fpy3v7y7ytehtew">
               <w:r>
                 <w:rPr>
                   <w:rFonts w:ascii="Arial" w:cs="Arial" w:eastAsia="Arial" w:hAnsi="Arial"/>
@@ -21404,7 +21404,7 @@
               <w:spacing w:after="10" w:before="0"/>
               <w:ind w:left="120"/>
             </w:pPr>
-            <w:hyperlink w:history="1" r:id="rId6cmpoabuo0jzyahkukwjl">
+            <w:hyperlink w:history="1" r:id="rIdexkx6ov4w3pxkwyfc8mgd">
               <w:r>
                 <w:rPr>
                   <w:rFonts w:ascii="Arial" w:cs="Arial" w:eastAsia="Arial" w:hAnsi="Arial"/>
@@ -21599,7 +21599,7 @@
             <w:pPr>
               <w:spacing w:after="20" w:before="0"/>
             </w:pPr>
-            <w:hyperlink w:history="1" r:id="rIddvu8-8zvs1gcxvoq1wj2h">
+            <w:hyperlink w:history="1" r:id="rIdivhtjomgiditgjbgp0paw">
               <w:r>
                 <w:rPr>
                   <w:rFonts w:ascii="Arial" w:cs="Arial" w:eastAsia="Arial" w:hAnsi="Arial"/>
@@ -21632,7 +21632,7 @@
               <w:spacing w:after="10" w:before="0"/>
               <w:ind w:left="120"/>
             </w:pPr>
-            <w:hyperlink w:history="1" r:id="rIdgpdqah8jwzwtqzf_u_mjt">
+            <w:hyperlink w:history="1" r:id="rIdhmksv_xs6nn9ffgl534j7">
               <w:r>
                 <w:rPr>
                   <w:rFonts w:ascii="Arial" w:cs="Arial" w:eastAsia="Arial" w:hAnsi="Arial"/>
@@ -21677,7 +21677,7 @@
             <w:pPr>
               <w:spacing w:after="20" w:before="0"/>
             </w:pPr>
-            <w:hyperlink w:history="1" r:id="rIda0gj6vmz7iga_7riiemxf">
+            <w:hyperlink w:history="1" r:id="rIdhpx_g2oy9ed-gzlitzpvq">
               <w:r>
                 <w:rPr>
                   <w:rFonts w:ascii="Arial" w:cs="Arial" w:eastAsia="Arial" w:hAnsi="Arial"/>
@@ -21710,7 +21710,7 @@
               <w:spacing w:after="10" w:before="0"/>
               <w:ind w:left="120"/>
             </w:pPr>
-            <w:hyperlink w:history="1" r:id="rIdahxabjqtk_tc7fixc6vte">
+            <w:hyperlink w:history="1" r:id="rIdfhcmfmpc1wymir9fvqkrc">
               <w:r>
                 <w:rPr>
                   <w:rFonts w:ascii="Arial" w:cs="Arial" w:eastAsia="Arial" w:hAnsi="Arial"/>
@@ -22222,7 +22222,7 @@
         </w:rPr>
         <w:t xml:space="preserve">© 2026 SeaVuria and ARES. Aligned with KICD objectives. Developed by SeaVuria; technical implementation by ARES (with AI assistance from Claude). Licensed under </w:t>
       </w:r>
-      <w:hyperlink w:history="1" r:id="rIdrogckd7hfpsrxqe8r-twn">
+      <w:hyperlink w:history="1" r:id="rIdhkrg0q0lxmrf5njwy6t4h">
         <w:r>
           <w:rPr>
             <w:rFonts w:ascii="Arial" w:cs="Arial" w:eastAsia="Arial" w:hAnsi="Arial"/>
@@ -22243,7 +22243,7 @@
         </w:rPr>
         <w:t xml:space="preserve"> (</w:t>
       </w:r>
-      <w:hyperlink w:history="1" r:id="rIdj59fr4gnnbepsmheehlvl">
+      <w:hyperlink w:history="1" r:id="rIdeob_vek5imwon6htd5uej">
         <w:r>
           <w:rPr>
             <w:rFonts w:ascii="Arial" w:cs="Arial" w:eastAsia="Arial" w:hAnsi="Arial"/>
@@ -23256,7 +23256,7 @@
             <w:pPr>
               <w:spacing w:after="20" w:before="0"/>
             </w:pPr>
-            <w:hyperlink w:history="1" r:id="rId-cb-k16pgp0fepul9hcxh">
+            <w:hyperlink w:history="1" r:id="rId38qb_helazq0hbx3rmdxy">
               <w:r>
                 <w:rPr>
                   <w:rFonts w:ascii="Arial" w:cs="Arial" w:eastAsia="Arial" w:hAnsi="Arial"/>
@@ -23289,7 +23289,7 @@
               <w:spacing w:after="10" w:before="0"/>
               <w:ind w:left="120"/>
             </w:pPr>
-            <w:hyperlink w:history="1" r:id="rIdekiynkvl81i4nvgwckytt">
+            <w:hyperlink w:history="1" r:id="rIdlnfft9kpxuajlvouvxfvq">
               <w:r>
                 <w:rPr>
                   <w:rFonts w:ascii="Arial" w:cs="Arial" w:eastAsia="Arial" w:hAnsi="Arial"/>
@@ -23334,7 +23334,7 @@
             <w:pPr>
               <w:spacing w:after="20" w:before="0"/>
             </w:pPr>
-            <w:hyperlink w:history="1" r:id="rIdiabvrh6xwqfthsjif8qgd">
+            <w:hyperlink w:history="1" r:id="rIdjhvmrf2ekc4ajltvtqi72">
               <w:r>
                 <w:rPr>
                   <w:rFonts w:ascii="Arial" w:cs="Arial" w:eastAsia="Arial" w:hAnsi="Arial"/>
@@ -23367,7 +23367,7 @@
               <w:spacing w:after="10" w:before="0"/>
               <w:ind w:left="120"/>
             </w:pPr>
-            <w:hyperlink w:history="1" r:id="rIdpono4twzmpdhx6v23omzl">
+            <w:hyperlink w:history="1" r:id="rId1c_ooaxpwqgaeqcecm0bd">
               <w:r>
                 <w:rPr>
                   <w:rFonts w:ascii="Arial" w:cs="Arial" w:eastAsia="Arial" w:hAnsi="Arial"/>
@@ -23562,7 +23562,7 @@
             <w:pPr>
               <w:spacing w:after="20" w:before="0"/>
             </w:pPr>
-            <w:hyperlink w:history="1" r:id="rIdx4z0eee5oacx4mprkhpbv">
+            <w:hyperlink w:history="1" r:id="rIdaj_2za0mzdmxw4skn0ea2">
               <w:r>
                 <w:rPr>
                   <w:rFonts w:ascii="Arial" w:cs="Arial" w:eastAsia="Arial" w:hAnsi="Arial"/>
@@ -23595,7 +23595,7 @@
               <w:spacing w:after="10" w:before="0"/>
               <w:ind w:left="120"/>
             </w:pPr>
-            <w:hyperlink w:history="1" r:id="rIduq0-bpxh9ojvge3ggohqm">
+            <w:hyperlink w:history="1" r:id="rIdpv4tvyiwhphuhmgd465bt">
               <w:r>
                 <w:rPr>
                   <w:rFonts w:ascii="Arial" w:cs="Arial" w:eastAsia="Arial" w:hAnsi="Arial"/>
@@ -23640,7 +23640,7 @@
             <w:pPr>
               <w:spacing w:after="20" w:before="0"/>
             </w:pPr>
-            <w:hyperlink w:history="1" r:id="rId3thfazhcnkhszrt69jhlj">
+            <w:hyperlink w:history="1" r:id="rIdje4yzr0_fcurdji8p1mzh">
               <w:r>
                 <w:rPr>
                   <w:rFonts w:ascii="Arial" w:cs="Arial" w:eastAsia="Arial" w:hAnsi="Arial"/>
@@ -23673,7 +23673,7 @@
               <w:spacing w:after="10" w:before="0"/>
               <w:ind w:left="120"/>
             </w:pPr>
-            <w:hyperlink w:history="1" r:id="rIdc8sacj_5r_-ecxfz7uk7y">
+            <w:hyperlink w:history="1" r:id="rIdiyvpjkkqqehijf64prjtl">
               <w:r>
                 <w:rPr>
                   <w:rFonts w:ascii="Arial" w:cs="Arial" w:eastAsia="Arial" w:hAnsi="Arial"/>
@@ -23868,7 +23868,7 @@
             <w:pPr>
               <w:spacing w:after="20" w:before="0"/>
             </w:pPr>
-            <w:hyperlink w:history="1" r:id="rIdndmp55jczaxsgjfw-cogj">
+            <w:hyperlink w:history="1" r:id="rIdn4fhup3ijouptfwi2hfnv">
               <w:r>
                 <w:rPr>
                   <w:rFonts w:ascii="Arial" w:cs="Arial" w:eastAsia="Arial" w:hAnsi="Arial"/>
@@ -23901,7 +23901,7 @@
               <w:spacing w:after="10" w:before="0"/>
               <w:ind w:left="120"/>
             </w:pPr>
-            <w:hyperlink w:history="1" r:id="rIdcdrpkrvnircvyecqjkpnk">
+            <w:hyperlink w:history="1" r:id="rIdzqshxblvsf6lgtkhl1ndr">
               <w:r>
                 <w:rPr>
                   <w:rFonts w:ascii="Arial" w:cs="Arial" w:eastAsia="Arial" w:hAnsi="Arial"/>
@@ -23946,7 +23946,7 @@
             <w:pPr>
               <w:spacing w:after="20" w:before="0"/>
             </w:pPr>
-            <w:hyperlink w:history="1" r:id="rIdigatsrfi_m7puehvdee-y">
+            <w:hyperlink w:history="1" r:id="rIdblvdo8wq-ilktom-ntut3">
               <w:r>
                 <w:rPr>
                   <w:rFonts w:ascii="Arial" w:cs="Arial" w:eastAsia="Arial" w:hAnsi="Arial"/>
@@ -23979,7 +23979,7 @@
               <w:spacing w:after="10" w:before="0"/>
               <w:ind w:left="120"/>
             </w:pPr>
-            <w:hyperlink w:history="1" r:id="rIdm5mkr5pvkxhjwly9cjn5p">
+            <w:hyperlink w:history="1" r:id="rIdvrdrnpltfbnzbixohd8xe">
               <w:r>
                 <w:rPr>
                   <w:rFonts w:ascii="Arial" w:cs="Arial" w:eastAsia="Arial" w:hAnsi="Arial"/>
@@ -24174,7 +24174,7 @@
             <w:pPr>
               <w:spacing w:after="20" w:before="0"/>
             </w:pPr>
-            <w:hyperlink w:history="1" r:id="rIdxfzdvemecvvcfeyagxhnz">
+            <w:hyperlink w:history="1" r:id="rId22pu3jcpwsh9_vut6c_ed">
               <w:r>
                 <w:rPr>
                   <w:rFonts w:ascii="Arial" w:cs="Arial" w:eastAsia="Arial" w:hAnsi="Arial"/>
@@ -24207,7 +24207,7 @@
               <w:spacing w:after="10" w:before="0"/>
               <w:ind w:left="120"/>
             </w:pPr>
-            <w:hyperlink w:history="1" r:id="rIdsooo7cjsgwrq7pdwt9qhl">
+            <w:hyperlink w:history="1" r:id="rId1w9pjmybxznope3awx2-t">
               <w:r>
                 <w:rPr>
                   <w:rFonts w:ascii="Arial" w:cs="Arial" w:eastAsia="Arial" w:hAnsi="Arial"/>
@@ -24252,7 +24252,7 @@
             <w:pPr>
               <w:spacing w:after="20" w:before="0"/>
             </w:pPr>
-            <w:hyperlink w:history="1" r:id="rIdjttri8tjc3awwo-8w1jnp">
+            <w:hyperlink w:history="1" r:id="rIdfbtfdcb_fman2pcxqonyd">
               <w:r>
                 <w:rPr>
                   <w:rFonts w:ascii="Arial" w:cs="Arial" w:eastAsia="Arial" w:hAnsi="Arial"/>
@@ -24285,7 +24285,7 @@
               <w:spacing w:after="10" w:before="0"/>
               <w:ind w:left="120"/>
             </w:pPr>
-            <w:hyperlink w:history="1" r:id="rIdw3dz_ofjgnlz4udxkeu_e">
+            <w:hyperlink w:history="1" r:id="rIdc-2ariuoz0wuqbyfpnict">
               <w:r>
                 <w:rPr>
                   <w:rFonts w:ascii="Arial" w:cs="Arial" w:eastAsia="Arial" w:hAnsi="Arial"/>
@@ -24480,7 +24480,7 @@
             <w:pPr>
               <w:spacing w:after="20" w:before="0"/>
             </w:pPr>
-            <w:hyperlink w:history="1" r:id="rIdluoypa4oxmdvkvwdjh5ye">
+            <w:hyperlink w:history="1" r:id="rId4jsb58_ade9km1fx-cud5">
               <w:r>
                 <w:rPr>
                   <w:rFonts w:ascii="Arial" w:cs="Arial" w:eastAsia="Arial" w:hAnsi="Arial"/>
@@ -24513,7 +24513,7 @@
               <w:spacing w:after="10" w:before="0"/>
               <w:ind w:left="120"/>
             </w:pPr>
-            <w:hyperlink w:history="1" r:id="rIdilutxtdfenez3t-ithoag">
+            <w:hyperlink w:history="1" r:id="rIdw6--uxjlrhnea9vmydqbj">
               <w:r>
                 <w:rPr>
                   <w:rFonts w:ascii="Arial" w:cs="Arial" w:eastAsia="Arial" w:hAnsi="Arial"/>
@@ -24558,7 +24558,7 @@
             <w:pPr>
               <w:spacing w:after="20" w:before="0"/>
             </w:pPr>
-            <w:hyperlink w:history="1" r:id="rIdb54z3kc140zasn6quscm6">
+            <w:hyperlink w:history="1" r:id="rIdgi2mreduu0qxfpmmixilr">
               <w:r>
                 <w:rPr>
                   <w:rFonts w:ascii="Arial" w:cs="Arial" w:eastAsia="Arial" w:hAnsi="Arial"/>
@@ -24591,7 +24591,7 @@
               <w:spacing w:after="10" w:before="0"/>
               <w:ind w:left="120"/>
             </w:pPr>
-            <w:hyperlink w:history="1" r:id="rIdrdoqmjepgh6kbmd8bzq4r">
+            <w:hyperlink w:history="1" r:id="rIdjmyji16sm76pukftcpeii">
               <w:r>
                 <w:rPr>
                   <w:rFonts w:ascii="Arial" w:cs="Arial" w:eastAsia="Arial" w:hAnsi="Arial"/>
@@ -25103,7 +25103,7 @@
         </w:rPr>
         <w:t xml:space="preserve">© 2026 SeaVuria and ARES. Aligned with KICD objectives. Developed by SeaVuria; technical implementation by ARES (with AI assistance from Claude). Licensed under </w:t>
       </w:r>
-      <w:hyperlink w:history="1" r:id="rIdeqjtwd40npcllpt2syxgi">
+      <w:hyperlink w:history="1" r:id="rIdijoaexjcxea9_berfahi6">
         <w:r>
           <w:rPr>
             <w:rFonts w:ascii="Arial" w:cs="Arial" w:eastAsia="Arial" w:hAnsi="Arial"/>
@@ -25124,7 +25124,7 @@
         </w:rPr>
         <w:t xml:space="preserve"> (</w:t>
       </w:r>
-      <w:hyperlink w:history="1" r:id="rIdye9owtnh6f5i01tcgpmm1">
+      <w:hyperlink w:history="1" r:id="rIdy0wouk9akmefswhpzl4mt">
         <w:r>
           <w:rPr>
             <w:rFonts w:ascii="Arial" w:cs="Arial" w:eastAsia="Arial" w:hAnsi="Arial"/>

--- a/data/outputs/v2/Grade11/Biology/Lesson_Plans/SS2.1_Reproduction_in_Plants/Biology_Reproduction_in_Plants_CBE_LessonSequence.docx
+++ b/data/outputs/v2/Grade11/Biology/Lesson_Plans/SS2.1_Reproduction_in_Plants/Biology_Reproduction_in_Plants_CBE_LessonSequence.docx
@@ -2052,7 +2052,7 @@
         </w:rPr>
         <w:t xml:space="preserve">© 2026 SeaVuria and ARES. This work is licensed under a </w:t>
       </w:r>
-      <w:hyperlink w:history="1" r:id="rId26ykpcl7atdlclt8k42fy">
+      <w:hyperlink w:history="1" r:id="rId2yqmgcd0roccw6mnoqkx8">
         <w:r>
           <w:rPr>
             <w:rFonts w:ascii="Arial" w:cs="Arial" w:eastAsia="Arial" w:hAnsi="Arial"/>
@@ -2072,7 +2072,7 @@
         </w:rPr>
         <w:t xml:space="preserve"> (</w:t>
       </w:r>
-      <w:hyperlink w:history="1" r:id="rIdfflftimnmvaicdasjsz9q">
+      <w:hyperlink w:history="1" r:id="rId_seppqq_64f5o9jqxaql_">
         <w:r>
           <w:rPr>
             <w:rFonts w:ascii="Arial" w:cs="Arial" w:eastAsia="Arial" w:hAnsi="Arial"/>
@@ -2092,7 +2092,7 @@
         </w:rPr>
         <w:t xml:space="preserve">). To view a copy of this license, visit </w:t>
       </w:r>
-      <w:hyperlink w:history="1" r:id="rIdd3xcoa7mejrmskylvkllx">
+      <w:hyperlink w:history="1" r:id="rIdro4s458sqn95rank8ukvg">
         <w:r>
           <w:rPr>
             <w:rFonts w:ascii="Arial" w:cs="Arial" w:eastAsia="Arial" w:hAnsi="Arial"/>
@@ -3104,7 +3104,7 @@
             <w:pPr>
               <w:spacing w:after="20" w:before="0"/>
             </w:pPr>
-            <w:hyperlink w:history="1" r:id="rIdeobgmxayhlgv_-_jrkh9x">
+            <w:hyperlink w:history="1" r:id="rIdbau9cmtmzbcvsx3q5l4o0">
               <w:r>
                 <w:rPr>
                   <w:rFonts w:ascii="Arial" w:cs="Arial" w:eastAsia="Arial" w:hAnsi="Arial"/>
@@ -3137,7 +3137,7 @@
               <w:spacing w:after="10" w:before="0"/>
               <w:ind w:left="120"/>
             </w:pPr>
-            <w:hyperlink w:history="1" r:id="rId7opr2kbi9cjthaz16m8oj">
+            <w:hyperlink w:history="1" r:id="rId3xii4fs_eri_rp5arzisg">
               <w:r>
                 <w:rPr>
                   <w:rFonts w:ascii="Arial" w:cs="Arial" w:eastAsia="Arial" w:hAnsi="Arial"/>
@@ -3182,7 +3182,7 @@
             <w:pPr>
               <w:spacing w:after="20" w:before="0"/>
             </w:pPr>
-            <w:hyperlink w:history="1" r:id="rIdb63yn9mfdqq34my30_lzw">
+            <w:hyperlink w:history="1" r:id="rIdnsgohcvul0h7vwsbiaxwk">
               <w:r>
                 <w:rPr>
                   <w:rFonts w:ascii="Arial" w:cs="Arial" w:eastAsia="Arial" w:hAnsi="Arial"/>
@@ -3215,7 +3215,7 @@
               <w:spacing w:after="10" w:before="0"/>
               <w:ind w:left="120"/>
             </w:pPr>
-            <w:hyperlink w:history="1" r:id="rId2jpqvogo4diwfu1jxbr1y">
+            <w:hyperlink w:history="1" r:id="rIdjgcjvgpozu4n-sfjlvv2s">
               <w:r>
                 <w:rPr>
                   <w:rFonts w:ascii="Arial" w:cs="Arial" w:eastAsia="Arial" w:hAnsi="Arial"/>
@@ -3410,7 +3410,7 @@
             <w:pPr>
               <w:spacing w:after="20" w:before="0"/>
             </w:pPr>
-            <w:hyperlink w:history="1" r:id="rIdsawoe-gv1ary_jgylmfys">
+            <w:hyperlink w:history="1" r:id="rIdkf6zxkakwxn8d1rquw1lp">
               <w:r>
                 <w:rPr>
                   <w:rFonts w:ascii="Arial" w:cs="Arial" w:eastAsia="Arial" w:hAnsi="Arial"/>
@@ -3443,7 +3443,7 @@
               <w:spacing w:after="10" w:before="0"/>
               <w:ind w:left="120"/>
             </w:pPr>
-            <w:hyperlink w:history="1" r:id="rIduxdrmi1y22axypeijw7xo">
+            <w:hyperlink w:history="1" r:id="rIdqmlmtxh-dl8jddpo9979d">
               <w:r>
                 <w:rPr>
                   <w:rFonts w:ascii="Arial" w:cs="Arial" w:eastAsia="Arial" w:hAnsi="Arial"/>
@@ -3488,7 +3488,7 @@
             <w:pPr>
               <w:spacing w:after="20" w:before="0"/>
             </w:pPr>
-            <w:hyperlink w:history="1" r:id="rIdxycvwz4fhu1_oy1rlqfrq">
+            <w:hyperlink w:history="1" r:id="rIdru7yeq_dmjidtv4xvlobe">
               <w:r>
                 <w:rPr>
                   <w:rFonts w:ascii="Arial" w:cs="Arial" w:eastAsia="Arial" w:hAnsi="Arial"/>
@@ -3521,7 +3521,7 @@
               <w:spacing w:after="10" w:before="0"/>
               <w:ind w:left="120"/>
             </w:pPr>
-            <w:hyperlink w:history="1" r:id="rIdsmazwz2h7jby56doxi-d7">
+            <w:hyperlink w:history="1" r:id="rIddy0j_4lbw8pn2js47881v">
               <w:r>
                 <w:rPr>
                   <w:rFonts w:ascii="Arial" w:cs="Arial" w:eastAsia="Arial" w:hAnsi="Arial"/>
@@ -3716,7 +3716,7 @@
             <w:pPr>
               <w:spacing w:after="20" w:before="0"/>
             </w:pPr>
-            <w:hyperlink w:history="1" r:id="rIdxawsnw4th-4fgqopgh62g">
+            <w:hyperlink w:history="1" r:id="rId4cx8bb969aqli5agkout4">
               <w:r>
                 <w:rPr>
                   <w:rFonts w:ascii="Arial" w:cs="Arial" w:eastAsia="Arial" w:hAnsi="Arial"/>
@@ -3765,7 +3765,7 @@
               <w:spacing w:after="10" w:before="0"/>
               <w:ind w:left="120"/>
             </w:pPr>
-            <w:hyperlink w:history="1" r:id="rIda-8zuxyjashi96pjp5jdy">
+            <w:hyperlink w:history="1" r:id="rId8-taq_d1takpxshkwbyn-">
               <w:r>
                 <w:rPr>
                   <w:rFonts w:ascii="Arial" w:cs="Arial" w:eastAsia="Arial" w:hAnsi="Arial"/>
@@ -3810,7 +3810,7 @@
             <w:pPr>
               <w:spacing w:after="20" w:before="0"/>
             </w:pPr>
-            <w:hyperlink w:history="1" r:id="rIdkuxmugpchas7hsg8c9vx0">
+            <w:hyperlink w:history="1" r:id="rIdkvp64ldwdcr9pgprl0m-x">
               <w:r>
                 <w:rPr>
                   <w:rFonts w:ascii="Arial" w:cs="Arial" w:eastAsia="Arial" w:hAnsi="Arial"/>
@@ -3843,7 +3843,7 @@
               <w:spacing w:after="10" w:before="0"/>
               <w:ind w:left="120"/>
             </w:pPr>
-            <w:hyperlink w:history="1" r:id="rId0nczdsq0dli7wgvmdc8cl">
+            <w:hyperlink w:history="1" r:id="rIdasqlftkuuxv_irgz7vs1c">
               <w:r>
                 <w:rPr>
                   <w:rFonts w:ascii="Arial" w:cs="Arial" w:eastAsia="Arial" w:hAnsi="Arial"/>
@@ -4038,7 +4038,7 @@
             <w:pPr>
               <w:spacing w:after="20" w:before="0"/>
             </w:pPr>
-            <w:hyperlink w:history="1" r:id="rIdkzhyflh96g1qim2melq0w">
+            <w:hyperlink w:history="1" r:id="rIdhsykn0tnmclgnsmbmeftc">
               <w:r>
                 <w:rPr>
                   <w:rFonts w:ascii="Arial" w:cs="Arial" w:eastAsia="Arial" w:hAnsi="Arial"/>
@@ -4071,7 +4071,7 @@
               <w:spacing w:after="10" w:before="0"/>
               <w:ind w:left="120"/>
             </w:pPr>
-            <w:hyperlink w:history="1" r:id="rIdz44lqx_nz1sdsxo-6kq_r">
+            <w:hyperlink w:history="1" r:id="rIdtpbggwvsb1-jzbpnddxcv">
               <w:r>
                 <w:rPr>
                   <w:rFonts w:ascii="Arial" w:cs="Arial" w:eastAsia="Arial" w:hAnsi="Arial"/>
@@ -4116,7 +4116,7 @@
             <w:pPr>
               <w:spacing w:after="20" w:before="0"/>
             </w:pPr>
-            <w:hyperlink w:history="1" r:id="rIdk3uzwfbinivwtgpelolrd">
+            <w:hyperlink w:history="1" r:id="rIdrmjmhrye0o8izloe9lcfn">
               <w:r>
                 <w:rPr>
                   <w:rFonts w:ascii="Arial" w:cs="Arial" w:eastAsia="Arial" w:hAnsi="Arial"/>
@@ -4149,7 +4149,7 @@
               <w:spacing w:after="10" w:before="0"/>
               <w:ind w:left="120"/>
             </w:pPr>
-            <w:hyperlink w:history="1" r:id="rIdt3tvzwwqlin4ba6pswxjy">
+            <w:hyperlink w:history="1" r:id="rIdnfjh7w5yjzmqve6mohhjx">
               <w:r>
                 <w:rPr>
                   <w:rFonts w:ascii="Arial" w:cs="Arial" w:eastAsia="Arial" w:hAnsi="Arial"/>
@@ -4344,7 +4344,7 @@
             <w:pPr>
               <w:spacing w:after="20" w:before="0"/>
             </w:pPr>
-            <w:hyperlink w:history="1" r:id="rIdr3btms0b7pagkaqolyszr">
+            <w:hyperlink w:history="1" r:id="rIdt8-c85mbv7jmxq8pphnwf">
               <w:r>
                 <w:rPr>
                   <w:rFonts w:ascii="Arial" w:cs="Arial" w:eastAsia="Arial" w:hAnsi="Arial"/>
@@ -4377,7 +4377,7 @@
               <w:spacing w:after="10" w:before="0"/>
               <w:ind w:left="120"/>
             </w:pPr>
-            <w:hyperlink w:history="1" r:id="rIdisui_heo-qwalhhwrutl9">
+            <w:hyperlink w:history="1" r:id="rIdgvu6qjhhxnzoucguqeovk">
               <w:r>
                 <w:rPr>
                   <w:rFonts w:ascii="Arial" w:cs="Arial" w:eastAsia="Arial" w:hAnsi="Arial"/>
@@ -4422,7 +4422,7 @@
             <w:pPr>
               <w:spacing w:after="20" w:before="0"/>
             </w:pPr>
-            <w:hyperlink w:history="1" r:id="rIdetqhg7fatt1bzh8e-7i4l">
+            <w:hyperlink w:history="1" r:id="rId9i_mlvhrauvqhz3iuj3zj">
               <w:r>
                 <w:rPr>
                   <w:rFonts w:ascii="Arial" w:cs="Arial" w:eastAsia="Arial" w:hAnsi="Arial"/>
@@ -4471,7 +4471,7 @@
               <w:spacing w:after="10" w:before="0"/>
               <w:ind w:left="120"/>
             </w:pPr>
-            <w:hyperlink w:history="1" r:id="rId_0g1clpzt7ak7kykgcyef">
+            <w:hyperlink w:history="1" r:id="rId529zu6f8w7abkiqjeepby">
               <w:r>
                 <w:rPr>
                   <w:rFonts w:ascii="Arial" w:cs="Arial" w:eastAsia="Arial" w:hAnsi="Arial"/>
@@ -4983,7 +4983,7 @@
         </w:rPr>
         <w:t xml:space="preserve">© 2026 SeaVuria and ARES. Aligned with KICD objectives. Developed by SeaVuria; technical implementation by ARES (with AI assistance from Claude). Licensed under </w:t>
       </w:r>
-      <w:hyperlink w:history="1" r:id="rIdz2e48yhwjppuxlbojdkgz">
+      <w:hyperlink w:history="1" r:id="rIdgvjvhf9syc-bi3ahcdynn">
         <w:r>
           <w:rPr>
             <w:rFonts w:ascii="Arial" w:cs="Arial" w:eastAsia="Arial" w:hAnsi="Arial"/>
@@ -5004,7 +5004,7 @@
         </w:rPr>
         <w:t xml:space="preserve"> (</w:t>
       </w:r>
-      <w:hyperlink w:history="1" r:id="rIddw63y8fmpgp6ugsiso-8p">
+      <w:hyperlink w:history="1" r:id="rIdvmvoxqvbktwi5thhxvc99">
         <w:r>
           <w:rPr>
             <w:rFonts w:ascii="Arial" w:cs="Arial" w:eastAsia="Arial" w:hAnsi="Arial"/>
@@ -6034,7 +6034,7 @@
               <w:spacing w:after="10" w:before="0"/>
               <w:ind w:left="120"/>
             </w:pPr>
-            <w:hyperlink w:history="1" r:id="rIdiavgf2gucp9oknrm3cb80">
+            <w:hyperlink w:history="1" r:id="rId9copdbzjkolqcr5pnhl2k">
               <w:r>
                 <w:rPr>
                   <w:rFonts w:ascii="Arial" w:cs="Arial" w:eastAsia="Arial" w:hAnsi="Arial"/>
@@ -6111,7 +6111,7 @@
               <w:spacing w:after="10" w:before="0"/>
               <w:ind w:left="120"/>
             </w:pPr>
-            <w:hyperlink w:history="1" r:id="rIdbovrom7iesjcqbfsc4g8j">
+            <w:hyperlink w:history="1" r:id="rIdtlq8zapnw1xhsw7cvodrm">
               <w:r>
                 <w:rPr>
                   <w:rFonts w:ascii="Arial" w:cs="Arial" w:eastAsia="Arial" w:hAnsi="Arial"/>
@@ -6338,7 +6338,7 @@
               <w:spacing w:after="10" w:before="0"/>
               <w:ind w:left="120"/>
             </w:pPr>
-            <w:hyperlink w:history="1" r:id="rIdifvxdwzitucfkaipu02os">
+            <w:hyperlink w:history="1" r:id="rIdvy1hclf3ftv_6g86qu0h5">
               <w:r>
                 <w:rPr>
                   <w:rFonts w:ascii="Arial" w:cs="Arial" w:eastAsia="Arial" w:hAnsi="Arial"/>
@@ -6415,7 +6415,7 @@
               <w:spacing w:after="10" w:before="0"/>
               <w:ind w:left="120"/>
             </w:pPr>
-            <w:hyperlink w:history="1" r:id="rIdljizuksbfrkwgde3mdaw2">
+            <w:hyperlink w:history="1" r:id="rIdmrywzys3nlnbepro7ubnv">
               <w:r>
                 <w:rPr>
                   <w:rFonts w:ascii="Arial" w:cs="Arial" w:eastAsia="Arial" w:hAnsi="Arial"/>
@@ -6642,7 +6642,7 @@
               <w:spacing w:after="10" w:before="0"/>
               <w:ind w:left="120"/>
             </w:pPr>
-            <w:hyperlink w:history="1" r:id="rIdeo-wd27cizl4gmg31n8_u">
+            <w:hyperlink w:history="1" r:id="rId92qh7gjndm082lxn1mq_x">
               <w:r>
                 <w:rPr>
                   <w:rFonts w:ascii="Arial" w:cs="Arial" w:eastAsia="Arial" w:hAnsi="Arial"/>
@@ -6719,7 +6719,7 @@
               <w:spacing w:after="10" w:before="0"/>
               <w:ind w:left="120"/>
             </w:pPr>
-            <w:hyperlink w:history="1" r:id="rIdqy5xh7iewkketuebv88qm">
+            <w:hyperlink w:history="1" r:id="rId9wq3tojyohmuscs-clop0">
               <w:r>
                 <w:rPr>
                   <w:rFonts w:ascii="Arial" w:cs="Arial" w:eastAsia="Arial" w:hAnsi="Arial"/>
@@ -6946,7 +6946,7 @@
               <w:spacing w:after="10" w:before="0"/>
               <w:ind w:left="120"/>
             </w:pPr>
-            <w:hyperlink w:history="1" r:id="rIdmnfc7r0r1iasmxy7wbuyl">
+            <w:hyperlink w:history="1" r:id="rId0yfdcyvjubtxdye2-bfuv">
               <w:r>
                 <w:rPr>
                   <w:rFonts w:ascii="Arial" w:cs="Arial" w:eastAsia="Arial" w:hAnsi="Arial"/>
@@ -7023,7 +7023,7 @@
               <w:spacing w:after="10" w:before="0"/>
               <w:ind w:left="120"/>
             </w:pPr>
-            <w:hyperlink w:history="1" r:id="rIdqpxb4hu_qthlqhhquduuh">
+            <w:hyperlink w:history="1" r:id="rIdd9bxuositv0_pzsjvlpoo">
               <w:r>
                 <w:rPr>
                   <w:rFonts w:ascii="Arial" w:cs="Arial" w:eastAsia="Arial" w:hAnsi="Arial"/>
@@ -7250,7 +7250,7 @@
               <w:spacing w:after="10" w:before="0"/>
               <w:ind w:left="120"/>
             </w:pPr>
-            <w:hyperlink w:history="1" r:id="rId82u-1b26rhaz0znkfxyny">
+            <w:hyperlink w:history="1" r:id="rId7c6zhrkzf2po-dumnxo2x">
               <w:r>
                 <w:rPr>
                   <w:rFonts w:ascii="Arial" w:cs="Arial" w:eastAsia="Arial" w:hAnsi="Arial"/>
@@ -7327,7 +7327,7 @@
               <w:spacing w:after="10" w:before="0"/>
               <w:ind w:left="120"/>
             </w:pPr>
-            <w:hyperlink w:history="1" r:id="rIdnlmhw_0b8av4grmquchxn">
+            <w:hyperlink w:history="1" r:id="rIdx6vua-0hzdbdkxdcmp8at">
               <w:r>
                 <w:rPr>
                   <w:rFonts w:ascii="Arial" w:cs="Arial" w:eastAsia="Arial" w:hAnsi="Arial"/>
@@ -7854,7 +7854,7 @@
         </w:rPr>
         <w:t xml:space="preserve">© 2026 SeaVuria and ARES. Aligned with KICD objectives. Developed by SeaVuria; technical implementation by ARES (with AI assistance from Claude). Licensed under </w:t>
       </w:r>
-      <w:hyperlink w:history="1" r:id="rIdytnx061puqb2p6xafwkza">
+      <w:hyperlink w:history="1" r:id="rIdrc8sdemhvcjrzwn0r29yv">
         <w:r>
           <w:rPr>
             <w:rFonts w:ascii="Arial" w:cs="Arial" w:eastAsia="Arial" w:hAnsi="Arial"/>
@@ -7875,7 +7875,7 @@
         </w:rPr>
         <w:t xml:space="preserve"> (</w:t>
       </w:r>
-      <w:hyperlink w:history="1" r:id="rIdlkw4cp_ovv8fshq1pdk3m">
+      <w:hyperlink w:history="1" r:id="rIdw18jztkiatbgtltt-w0ll">
         <w:r>
           <w:rPr>
             <w:rFonts w:ascii="Arial" w:cs="Arial" w:eastAsia="Arial" w:hAnsi="Arial"/>
@@ -8905,7 +8905,7 @@
               <w:spacing w:after="10" w:before="0"/>
               <w:ind w:left="120"/>
             </w:pPr>
-            <w:hyperlink w:history="1" r:id="rIdh8j-rz_h04fowvcdptdi1">
+            <w:hyperlink w:history="1" r:id="rIdtr2iaxzlzodkui47hy--z">
               <w:r>
                 <w:rPr>
                   <w:rFonts w:ascii="Arial" w:cs="Arial" w:eastAsia="Arial" w:hAnsi="Arial"/>
@@ -8965,7 +8965,7 @@
             <w:pPr>
               <w:spacing w:after="20" w:before="0"/>
             </w:pPr>
-            <w:hyperlink w:history="1" r:id="rIdnppav4dfqve1vr63pcgmu">
+            <w:hyperlink w:history="1" r:id="rIdytt8sospkt5sdqpcweyhm">
               <w:r>
                 <w:rPr>
                   <w:rFonts w:ascii="Arial" w:cs="Arial" w:eastAsia="Arial" w:hAnsi="Arial"/>
@@ -9014,7 +9014,7 @@
               <w:spacing w:after="10" w:before="0"/>
               <w:ind w:left="120"/>
             </w:pPr>
-            <w:hyperlink w:history="1" r:id="rIdhy-mqxievedc7nn2kzk0m">
+            <w:hyperlink w:history="1" r:id="rId_zxou2xuuns51judk76a0">
               <w:r>
                 <w:rPr>
                   <w:rFonts w:ascii="Arial" w:cs="Arial" w:eastAsia="Arial" w:hAnsi="Arial"/>
@@ -9226,7 +9226,7 @@
               <w:spacing w:after="10" w:before="0"/>
               <w:ind w:left="120"/>
             </w:pPr>
-            <w:hyperlink w:history="1" r:id="rIdswpv5m6deodsukmdmts0z">
+            <w:hyperlink w:history="1" r:id="rIdhj-h1n3rkhbxvuqpxugla">
               <w:r>
                 <w:rPr>
                   <w:rFonts w:ascii="Arial" w:cs="Arial" w:eastAsia="Arial" w:hAnsi="Arial"/>
@@ -9286,7 +9286,7 @@
             <w:pPr>
               <w:spacing w:after="20" w:before="0"/>
             </w:pPr>
-            <w:hyperlink w:history="1" r:id="rIduclaqrro_siqxscfnz_9p">
+            <w:hyperlink w:history="1" r:id="rId1dzc3tmr-ik1d3nk_bq8m">
               <w:r>
                 <w:rPr>
                   <w:rFonts w:ascii="Arial" w:cs="Arial" w:eastAsia="Arial" w:hAnsi="Arial"/>
@@ -9335,7 +9335,7 @@
               <w:spacing w:after="10" w:before="0"/>
               <w:ind w:left="120"/>
             </w:pPr>
-            <w:hyperlink w:history="1" r:id="rId9nqpodajsijzz1mndse7e">
+            <w:hyperlink w:history="1" r:id="rIdqaysghicldtiqp_zutt6q">
               <w:r>
                 <w:rPr>
                   <w:rFonts w:ascii="Arial" w:cs="Arial" w:eastAsia="Arial" w:hAnsi="Arial"/>
@@ -9547,7 +9547,7 @@
               <w:spacing w:after="10" w:before="0"/>
               <w:ind w:left="120"/>
             </w:pPr>
-            <w:hyperlink w:history="1" r:id="rIdht1so-qgvjl2uhsimks2z">
+            <w:hyperlink w:history="1" r:id="rId5t7ezzd00cusk9btltv5e">
               <w:r>
                 <w:rPr>
                   <w:rFonts w:ascii="Arial" w:cs="Arial" w:eastAsia="Arial" w:hAnsi="Arial"/>
@@ -9607,7 +9607,7 @@
             <w:pPr>
               <w:spacing w:after="20" w:before="0"/>
             </w:pPr>
-            <w:hyperlink w:history="1" r:id="rIdsaru40zdvhwh078ofjzxt">
+            <w:hyperlink w:history="1" r:id="rId9bs36lzkj7eetwn6bhubr">
               <w:r>
                 <w:rPr>
                   <w:rFonts w:ascii="Arial" w:cs="Arial" w:eastAsia="Arial" w:hAnsi="Arial"/>
@@ -9656,7 +9656,7 @@
               <w:spacing w:after="10" w:before="0"/>
               <w:ind w:left="120"/>
             </w:pPr>
-            <w:hyperlink w:history="1" r:id="rId97hopvkghgfex7ighfiwt">
+            <w:hyperlink w:history="1" r:id="rIddwdnwxwssy5niyl_ybfrf">
               <w:r>
                 <w:rPr>
                   <w:rFonts w:ascii="Arial" w:cs="Arial" w:eastAsia="Arial" w:hAnsi="Arial"/>
@@ -9868,7 +9868,7 @@
               <w:spacing w:after="10" w:before="0"/>
               <w:ind w:left="120"/>
             </w:pPr>
-            <w:hyperlink w:history="1" r:id="rIdsxumuoomlfklkhydusqij">
+            <w:hyperlink w:history="1" r:id="rIdqupvw9c2b56langlu5jbs">
               <w:r>
                 <w:rPr>
                   <w:rFonts w:ascii="Arial" w:cs="Arial" w:eastAsia="Arial" w:hAnsi="Arial"/>
@@ -9928,7 +9928,7 @@
             <w:pPr>
               <w:spacing w:after="20" w:before="0"/>
             </w:pPr>
-            <w:hyperlink w:history="1" r:id="rIdwv_dq5gi67-cwtkj9981f">
+            <w:hyperlink w:history="1" r:id="rIdmv73oe3hdi1_k_ddnexkw">
               <w:r>
                 <w:rPr>
                   <w:rFonts w:ascii="Arial" w:cs="Arial" w:eastAsia="Arial" w:hAnsi="Arial"/>
@@ -9977,7 +9977,7 @@
               <w:spacing w:after="10" w:before="0"/>
               <w:ind w:left="120"/>
             </w:pPr>
-            <w:hyperlink w:history="1" r:id="rId0wmdafzagtscuja8gxqq0">
+            <w:hyperlink w:history="1" r:id="rIdm2seg9bgmudslvtck66bu">
               <w:r>
                 <w:rPr>
                   <w:rFonts w:ascii="Arial" w:cs="Arial" w:eastAsia="Arial" w:hAnsi="Arial"/>
@@ -10189,7 +10189,7 @@
               <w:spacing w:after="10" w:before="0"/>
               <w:ind w:left="120"/>
             </w:pPr>
-            <w:hyperlink w:history="1" r:id="rIdd7wak3efztqvkihelvsyt">
+            <w:hyperlink w:history="1" r:id="rIdmdf1ixqrwxuazvuto3ngh">
               <w:r>
                 <w:rPr>
                   <w:rFonts w:ascii="Arial" w:cs="Arial" w:eastAsia="Arial" w:hAnsi="Arial"/>
@@ -10249,7 +10249,7 @@
             <w:pPr>
               <w:spacing w:after="20" w:before="0"/>
             </w:pPr>
-            <w:hyperlink w:history="1" r:id="rIdjscfyuyyo0qzavo9bcfmt">
+            <w:hyperlink w:history="1" r:id="rIdeoodl9gvaff7wwhpkkvvd">
               <w:r>
                 <w:rPr>
                   <w:rFonts w:ascii="Arial" w:cs="Arial" w:eastAsia="Arial" w:hAnsi="Arial"/>
@@ -10298,7 +10298,7 @@
               <w:spacing w:after="10" w:before="0"/>
               <w:ind w:left="120"/>
             </w:pPr>
-            <w:hyperlink w:history="1" r:id="rIdmd5e4xsy9gexzqdqancny">
+            <w:hyperlink w:history="1" r:id="rId8g65u-zgvw9vqjurld4k7">
               <w:r>
                 <w:rPr>
                   <w:rFonts w:ascii="Arial" w:cs="Arial" w:eastAsia="Arial" w:hAnsi="Arial"/>
@@ -10810,7 +10810,7 @@
         </w:rPr>
         <w:t xml:space="preserve">© 2026 SeaVuria and ARES. Aligned with KICD objectives. Developed by SeaVuria; technical implementation by ARES (with AI assistance from Claude). Licensed under </w:t>
       </w:r>
-      <w:hyperlink w:history="1" r:id="rIddm377r7sr7tt2hooilmxu">
+      <w:hyperlink w:history="1" r:id="rIdt3yu2qoucl24ikopwiquw">
         <w:r>
           <w:rPr>
             <w:rFonts w:ascii="Arial" w:cs="Arial" w:eastAsia="Arial" w:hAnsi="Arial"/>
@@ -10831,7 +10831,7 @@
         </w:rPr>
         <w:t xml:space="preserve"> (</w:t>
       </w:r>
-      <w:hyperlink w:history="1" r:id="rIdjnbgt4jm5lozhmr6ecy0b">
+      <w:hyperlink w:history="1" r:id="rIdyicmpqcltw531wkjpitb6">
         <w:r>
           <w:rPr>
             <w:rFonts w:ascii="Arial" w:cs="Arial" w:eastAsia="Arial" w:hAnsi="Arial"/>
@@ -11844,7 +11844,7 @@
             <w:pPr>
               <w:spacing w:after="20" w:before="0"/>
             </w:pPr>
-            <w:hyperlink w:history="1" r:id="rId3n_xhxqzs8kpvpp3xzz2s">
+            <w:hyperlink w:history="1" r:id="rId54dv8p6l9bxnvv3khic1a">
               <w:r>
                 <w:rPr>
                   <w:rFonts w:ascii="Arial" w:cs="Arial" w:eastAsia="Arial" w:hAnsi="Arial"/>
@@ -11893,7 +11893,7 @@
               <w:spacing w:after="10" w:before="0"/>
               <w:ind w:left="120"/>
             </w:pPr>
-            <w:hyperlink w:history="1" r:id="rIdxuojqorwop9wq0s78lwek">
+            <w:hyperlink w:history="1" r:id="rIdt991cqhb-agk74kvjeei0">
               <w:r>
                 <w:rPr>
                   <w:rFonts w:ascii="Arial" w:cs="Arial" w:eastAsia="Arial" w:hAnsi="Arial"/>
@@ -11938,7 +11938,7 @@
             <w:pPr>
               <w:spacing w:after="20" w:before="0"/>
             </w:pPr>
-            <w:hyperlink w:history="1" r:id="rIdqnt6vkywt-vcjrjyxxwb7">
+            <w:hyperlink w:history="1" r:id="rIdwt7tb0kaitokawkqt1nfu">
               <w:r>
                 <w:rPr>
                   <w:rFonts w:ascii="Arial" w:cs="Arial" w:eastAsia="Arial" w:hAnsi="Arial"/>
@@ -11987,7 +11987,7 @@
               <w:spacing w:after="10" w:before="0"/>
               <w:ind w:left="120"/>
             </w:pPr>
-            <w:hyperlink w:history="1" r:id="rId6xcdxdskesxbe9ox1johu">
+            <w:hyperlink w:history="1" r:id="rIdwzhnx1rlmnzgmaotkf_mc">
               <w:r>
                 <w:rPr>
                   <w:rFonts w:ascii="Arial" w:cs="Arial" w:eastAsia="Arial" w:hAnsi="Arial"/>
@@ -12182,7 +12182,7 @@
             <w:pPr>
               <w:spacing w:after="20" w:before="0"/>
             </w:pPr>
-            <w:hyperlink w:history="1" r:id="rId6hpbsjuaseauzgtpqvot9">
+            <w:hyperlink w:history="1" r:id="rIdnemtrh51_h_mb39r3bork">
               <w:r>
                 <w:rPr>
                   <w:rFonts w:ascii="Arial" w:cs="Arial" w:eastAsia="Arial" w:hAnsi="Arial"/>
@@ -12231,7 +12231,7 @@
               <w:spacing w:after="10" w:before="0"/>
               <w:ind w:left="120"/>
             </w:pPr>
-            <w:hyperlink w:history="1" r:id="rId8cg4qkdxp6_r06slndesk">
+            <w:hyperlink w:history="1" r:id="rIdtncist5mv0le1qpaoslow">
               <w:r>
                 <w:rPr>
                   <w:rFonts w:ascii="Arial" w:cs="Arial" w:eastAsia="Arial" w:hAnsi="Arial"/>
@@ -12276,7 +12276,7 @@
             <w:pPr>
               <w:spacing w:after="20" w:before="0"/>
             </w:pPr>
-            <w:hyperlink w:history="1" r:id="rIdohs0-hj2-ya2snb93ygk-">
+            <w:hyperlink w:history="1" r:id="rIdb6eofc2yjcspx-n15ivbt">
               <w:r>
                 <w:rPr>
                   <w:rFonts w:ascii="Arial" w:cs="Arial" w:eastAsia="Arial" w:hAnsi="Arial"/>
@@ -12325,7 +12325,7 @@
               <w:spacing w:after="10" w:before="0"/>
               <w:ind w:left="120"/>
             </w:pPr>
-            <w:hyperlink w:history="1" r:id="rIdg_rikrdqrlwdsbkocimez">
+            <w:hyperlink w:history="1" r:id="rIdf2tlqet8g6n7orvcgjllx">
               <w:r>
                 <w:rPr>
                   <w:rFonts w:ascii="Arial" w:cs="Arial" w:eastAsia="Arial" w:hAnsi="Arial"/>
@@ -12520,7 +12520,7 @@
             <w:pPr>
               <w:spacing w:after="20" w:before="0"/>
             </w:pPr>
-            <w:hyperlink w:history="1" r:id="rIdkhagosmaztil7y77vryu1">
+            <w:hyperlink w:history="1" r:id="rIde8ddytijsmdfiuhws_sfs">
               <w:r>
                 <w:rPr>
                   <w:rFonts w:ascii="Arial" w:cs="Arial" w:eastAsia="Arial" w:hAnsi="Arial"/>
@@ -12569,7 +12569,7 @@
               <w:spacing w:after="10" w:before="0"/>
               <w:ind w:left="120"/>
             </w:pPr>
-            <w:hyperlink w:history="1" r:id="rIdh3jpcnnlexkm6u0mvwf-h">
+            <w:hyperlink w:history="1" r:id="rIdwuys1kgy2yv14qxb4fk1e">
               <w:r>
                 <w:rPr>
                   <w:rFonts w:ascii="Arial" w:cs="Arial" w:eastAsia="Arial" w:hAnsi="Arial"/>
@@ -12614,7 +12614,7 @@
             <w:pPr>
               <w:spacing w:after="20" w:before="0"/>
             </w:pPr>
-            <w:hyperlink w:history="1" r:id="rId4_xt2sta9bprzukol0xkf">
+            <w:hyperlink w:history="1" r:id="rIdrher5ggf_xgbmt1d44xs8">
               <w:r>
                 <w:rPr>
                   <w:rFonts w:ascii="Arial" w:cs="Arial" w:eastAsia="Arial" w:hAnsi="Arial"/>
@@ -12663,7 +12663,7 @@
               <w:spacing w:after="10" w:before="0"/>
               <w:ind w:left="120"/>
             </w:pPr>
-            <w:hyperlink w:history="1" r:id="rIdkgy0zd4ld94lev9cdrkul">
+            <w:hyperlink w:history="1" r:id="rId5a-py5gipdt5ozuk0qykl">
               <w:r>
                 <w:rPr>
                   <w:rFonts w:ascii="Arial" w:cs="Arial" w:eastAsia="Arial" w:hAnsi="Arial"/>
@@ -12858,7 +12858,7 @@
             <w:pPr>
               <w:spacing w:after="20" w:before="0"/>
             </w:pPr>
-            <w:hyperlink w:history="1" r:id="rIdrfgtvjshylbeypiemhckt">
+            <w:hyperlink w:history="1" r:id="rIdu-zhqhoyspu8mn9mlx-6a">
               <w:r>
                 <w:rPr>
                   <w:rFonts w:ascii="Arial" w:cs="Arial" w:eastAsia="Arial" w:hAnsi="Arial"/>
@@ -12907,7 +12907,7 @@
               <w:spacing w:after="10" w:before="0"/>
               <w:ind w:left="120"/>
             </w:pPr>
-            <w:hyperlink w:history="1" r:id="rIdrtvd-6bxjc_lmner54_uk">
+            <w:hyperlink w:history="1" r:id="rIdbxcjqbfoak9cqo8xc0uzb">
               <w:r>
                 <w:rPr>
                   <w:rFonts w:ascii="Arial" w:cs="Arial" w:eastAsia="Arial" w:hAnsi="Arial"/>
@@ -12952,7 +12952,7 @@
             <w:pPr>
               <w:spacing w:after="20" w:before="0"/>
             </w:pPr>
-            <w:hyperlink w:history="1" r:id="rId6b1mxpj6saxeb7q9mev6o">
+            <w:hyperlink w:history="1" r:id="rIdk9lb2mfpcbg_hi_tgex_r">
               <w:r>
                 <w:rPr>
                   <w:rFonts w:ascii="Arial" w:cs="Arial" w:eastAsia="Arial" w:hAnsi="Arial"/>
@@ -13001,7 +13001,7 @@
               <w:spacing w:after="10" w:before="0"/>
               <w:ind w:left="120"/>
             </w:pPr>
-            <w:hyperlink w:history="1" r:id="rId1t72xbep3wopr0mmepb-o">
+            <w:hyperlink w:history="1" r:id="rIdxa6e3ha8q_zmdnuqnzpko">
               <w:r>
                 <w:rPr>
                   <w:rFonts w:ascii="Arial" w:cs="Arial" w:eastAsia="Arial" w:hAnsi="Arial"/>
@@ -13196,7 +13196,7 @@
             <w:pPr>
               <w:spacing w:after="20" w:before="0"/>
             </w:pPr>
-            <w:hyperlink w:history="1" r:id="rIddllfouc3mc1hbayfyensa">
+            <w:hyperlink w:history="1" r:id="rIdtavoec3aybypiyeraal9q">
               <w:r>
                 <w:rPr>
                   <w:rFonts w:ascii="Arial" w:cs="Arial" w:eastAsia="Arial" w:hAnsi="Arial"/>
@@ -13245,7 +13245,7 @@
               <w:spacing w:after="10" w:before="0"/>
               <w:ind w:left="120"/>
             </w:pPr>
-            <w:hyperlink w:history="1" r:id="rIdt3nth6hh-ukr2dyqnk8rg">
+            <w:hyperlink w:history="1" r:id="rIdcs51wyrnlxqf2iouq7nps">
               <w:r>
                 <w:rPr>
                   <w:rFonts w:ascii="Arial" w:cs="Arial" w:eastAsia="Arial" w:hAnsi="Arial"/>
@@ -13290,7 +13290,7 @@
             <w:pPr>
               <w:spacing w:after="20" w:before="0"/>
             </w:pPr>
-            <w:hyperlink w:history="1" r:id="rIdyiprxbdatstpqtxvpjzaf">
+            <w:hyperlink w:history="1" r:id="rIdfsrmulbjd_f9m2fluphkj">
               <w:r>
                 <w:rPr>
                   <w:rFonts w:ascii="Arial" w:cs="Arial" w:eastAsia="Arial" w:hAnsi="Arial"/>
@@ -13339,7 +13339,7 @@
               <w:spacing w:after="10" w:before="0"/>
               <w:ind w:left="120"/>
             </w:pPr>
-            <w:hyperlink w:history="1" r:id="rIdf44dgclnhcog4iuxumcrh">
+            <w:hyperlink w:history="1" r:id="rIdezescftnh3c734tc0223t">
               <w:r>
                 <w:rPr>
                   <w:rFonts w:ascii="Arial" w:cs="Arial" w:eastAsia="Arial" w:hAnsi="Arial"/>
@@ -13851,7 +13851,7 @@
         </w:rPr>
         <w:t xml:space="preserve">© 2026 SeaVuria and ARES. Aligned with KICD objectives. Developed by SeaVuria; technical implementation by ARES (with AI assistance from Claude). Licensed under </w:t>
       </w:r>
-      <w:hyperlink w:history="1" r:id="rIdfxzn9qdxlq5p15oceinks">
+      <w:hyperlink w:history="1" r:id="rIdvr008zhqkuj9priq3knqu">
         <w:r>
           <w:rPr>
             <w:rFonts w:ascii="Arial" w:cs="Arial" w:eastAsia="Arial" w:hAnsi="Arial"/>
@@ -13872,7 +13872,7 @@
         </w:rPr>
         <w:t xml:space="preserve"> (</w:t>
       </w:r>
-      <w:hyperlink w:history="1" r:id="rIddmm2a8qijsgucb-ue-wvb">
+      <w:hyperlink w:history="1" r:id="rIdxmdm_c3v4khkam45chjez">
         <w:r>
           <w:rPr>
             <w:rFonts w:ascii="Arial" w:cs="Arial" w:eastAsia="Arial" w:hAnsi="Arial"/>
@@ -14902,7 +14902,7 @@
               <w:spacing w:after="10" w:before="0"/>
               <w:ind w:left="120"/>
             </w:pPr>
-            <w:hyperlink w:history="1" r:id="rIdlgenaiief3-o-7bs2s6ah">
+            <w:hyperlink w:history="1" r:id="rIdjwxwis0q7iflyui1cqgbh">
               <w:r>
                 <w:rPr>
                   <w:rFonts w:ascii="Arial" w:cs="Arial" w:eastAsia="Arial" w:hAnsi="Arial"/>
@@ -14962,7 +14962,7 @@
             <w:pPr>
               <w:spacing w:after="20" w:before="0"/>
             </w:pPr>
-            <w:hyperlink w:history="1" r:id="rIdtbjqkcmjicxcllk33kta0">
+            <w:hyperlink w:history="1" r:id="rIdwcbtsnerp20jcxfhlb9jk">
               <w:r>
                 <w:rPr>
                   <w:rFonts w:ascii="Arial" w:cs="Arial" w:eastAsia="Arial" w:hAnsi="Arial"/>
@@ -14995,7 +14995,7 @@
               <w:spacing w:after="10" w:before="0"/>
               <w:ind w:left="120"/>
             </w:pPr>
-            <w:hyperlink w:history="1" r:id="rIddds-kgdcflg7velznwlxl">
+            <w:hyperlink w:history="1" r:id="rId7uvppspcq2mzhx1izo0me">
               <w:r>
                 <w:rPr>
                   <w:rFonts w:ascii="Arial" w:cs="Arial" w:eastAsia="Arial" w:hAnsi="Arial"/>
@@ -15207,7 +15207,7 @@
               <w:spacing w:after="10" w:before="0"/>
               <w:ind w:left="120"/>
             </w:pPr>
-            <w:hyperlink w:history="1" r:id="rId3q0n-ffjjdmcklynx8nd9">
+            <w:hyperlink w:history="1" r:id="rIdlq8oa5crhwj6a4c-rbus6">
               <w:r>
                 <w:rPr>
                   <w:rFonts w:ascii="Arial" w:cs="Arial" w:eastAsia="Arial" w:hAnsi="Arial"/>
@@ -15267,7 +15267,7 @@
             <w:pPr>
               <w:spacing w:after="20" w:before="0"/>
             </w:pPr>
-            <w:hyperlink w:history="1" r:id="rIdxotr8er2x_temsjuw37ug">
+            <w:hyperlink w:history="1" r:id="rIdt8ynf01ckkzua5oknztgv">
               <w:r>
                 <w:rPr>
                   <w:rFonts w:ascii="Arial" w:cs="Arial" w:eastAsia="Arial" w:hAnsi="Arial"/>
@@ -15300,7 +15300,7 @@
               <w:spacing w:after="10" w:before="0"/>
               <w:ind w:left="120"/>
             </w:pPr>
-            <w:hyperlink w:history="1" r:id="rIdfegv4xdze1c1ytqzeosfy">
+            <w:hyperlink w:history="1" r:id="rId3tmtmwlcthbpcodisd-22">
               <w:r>
                 <w:rPr>
                   <w:rFonts w:ascii="Arial" w:cs="Arial" w:eastAsia="Arial" w:hAnsi="Arial"/>
@@ -15512,7 +15512,7 @@
               <w:spacing w:after="10" w:before="0"/>
               <w:ind w:left="120"/>
             </w:pPr>
-            <w:hyperlink w:history="1" r:id="rIdffq3htzj6-niswkwyvnb1">
+            <w:hyperlink w:history="1" r:id="rIdqpbqm5o1tt3dckpnv6oxn">
               <w:r>
                 <w:rPr>
                   <w:rFonts w:ascii="Arial" w:cs="Arial" w:eastAsia="Arial" w:hAnsi="Arial"/>
@@ -15572,7 +15572,7 @@
             <w:pPr>
               <w:spacing w:after="20" w:before="0"/>
             </w:pPr>
-            <w:hyperlink w:history="1" r:id="rIdgvok4cts2ex2nugf99cdz">
+            <w:hyperlink w:history="1" r:id="rIdxgbki7duns5i13tdgyysn">
               <w:r>
                 <w:rPr>
                   <w:rFonts w:ascii="Arial" w:cs="Arial" w:eastAsia="Arial" w:hAnsi="Arial"/>
@@ -15621,7 +15621,7 @@
               <w:spacing w:after="10" w:before="0"/>
               <w:ind w:left="120"/>
             </w:pPr>
-            <w:hyperlink w:history="1" r:id="rIddkbdjws-qlugiqjwwp737">
+            <w:hyperlink w:history="1" r:id="rIds1ssw1kbsfyzoqyxp-ukn">
               <w:r>
                 <w:rPr>
                   <w:rFonts w:ascii="Arial" w:cs="Arial" w:eastAsia="Arial" w:hAnsi="Arial"/>
@@ -15833,7 +15833,7 @@
               <w:spacing w:after="10" w:before="0"/>
               <w:ind w:left="120"/>
             </w:pPr>
-            <w:hyperlink w:history="1" r:id="rIdmzybjv_05muxkrz4bux-o">
+            <w:hyperlink w:history="1" r:id="rIdhakzm8jkicfpkygl6vbbj">
               <w:r>
                 <w:rPr>
                   <w:rFonts w:ascii="Arial" w:cs="Arial" w:eastAsia="Arial" w:hAnsi="Arial"/>
@@ -15893,7 +15893,7 @@
             <w:pPr>
               <w:spacing w:after="20" w:before="0"/>
             </w:pPr>
-            <w:hyperlink w:history="1" r:id="rIdrfbjlxwdkmltl3gupn3ni">
+            <w:hyperlink w:history="1" r:id="rIdnkcuvbpsqq1df-rwzqd3x">
               <w:r>
                 <w:rPr>
                   <w:rFonts w:ascii="Arial" w:cs="Arial" w:eastAsia="Arial" w:hAnsi="Arial"/>
@@ -15942,7 +15942,7 @@
               <w:spacing w:after="10" w:before="0"/>
               <w:ind w:left="120"/>
             </w:pPr>
-            <w:hyperlink w:history="1" r:id="rIdrad1jg1mwufcsd1tzy-aj">
+            <w:hyperlink w:history="1" r:id="rIdlatceatdjmybev6o9mtmb">
               <w:r>
                 <w:rPr>
                   <w:rFonts w:ascii="Arial" w:cs="Arial" w:eastAsia="Arial" w:hAnsi="Arial"/>
@@ -16154,7 +16154,7 @@
               <w:spacing w:after="10" w:before="0"/>
               <w:ind w:left="120"/>
             </w:pPr>
-            <w:hyperlink w:history="1" r:id="rId-w6qsp-mq-atpkdsfqcbr">
+            <w:hyperlink w:history="1" r:id="rIdswqknljynq-japbmkua52">
               <w:r>
                 <w:rPr>
                   <w:rFonts w:ascii="Arial" w:cs="Arial" w:eastAsia="Arial" w:hAnsi="Arial"/>
@@ -16214,7 +16214,7 @@
             <w:pPr>
               <w:spacing w:after="20" w:before="0"/>
             </w:pPr>
-            <w:hyperlink w:history="1" r:id="rIdj06cvo4s3ojpdxshpcilb">
+            <w:hyperlink w:history="1" r:id="rIdoxrwuno_heembjkr-abra">
               <w:r>
                 <w:rPr>
                   <w:rFonts w:ascii="Arial" w:cs="Arial" w:eastAsia="Arial" w:hAnsi="Arial"/>
@@ -16263,7 +16263,7 @@
               <w:spacing w:after="10" w:before="0"/>
               <w:ind w:left="120"/>
             </w:pPr>
-            <w:hyperlink w:history="1" r:id="rIdnthm2ddq125tt-jcu5_k8">
+            <w:hyperlink w:history="1" r:id="rIdknwgyjugghifegdhofstu">
               <w:r>
                 <w:rPr>
                   <w:rFonts w:ascii="Arial" w:cs="Arial" w:eastAsia="Arial" w:hAnsi="Arial"/>
@@ -16775,7 +16775,7 @@
         </w:rPr>
         <w:t xml:space="preserve">© 2026 SeaVuria and ARES. Aligned with KICD objectives. Developed by SeaVuria; technical implementation by ARES (with AI assistance from Claude). Licensed under </w:t>
       </w:r>
-      <w:hyperlink w:history="1" r:id="rIddb4ikar_fr-jvhpbfbvf3">
+      <w:hyperlink w:history="1" r:id="rIddthydnafvfjfxvimeb5jk">
         <w:r>
           <w:rPr>
             <w:rFonts w:ascii="Arial" w:cs="Arial" w:eastAsia="Arial" w:hAnsi="Arial"/>
@@ -16796,7 +16796,7 @@
         </w:rPr>
         <w:t xml:space="preserve"> (</w:t>
       </w:r>
-      <w:hyperlink w:history="1" r:id="rId3xzixluckirm9pjranuxa">
+      <w:hyperlink w:history="1" r:id="rIdwofichejq7qu-enr-zlgy">
         <w:r>
           <w:rPr>
             <w:rFonts w:ascii="Arial" w:cs="Arial" w:eastAsia="Arial" w:hAnsi="Arial"/>
@@ -17809,7 +17809,7 @@
             <w:pPr>
               <w:spacing w:after="20" w:before="0"/>
             </w:pPr>
-            <w:hyperlink w:history="1" r:id="rIdggcrd16eqizdxjipuk7ly">
+            <w:hyperlink w:history="1" r:id="rId8y5l5mriekgsxy_heub4o">
               <w:r>
                 <w:rPr>
                   <w:rFonts w:ascii="Arial" w:cs="Arial" w:eastAsia="Arial" w:hAnsi="Arial"/>
@@ -17842,7 +17842,7 @@
               <w:spacing w:after="10" w:before="0"/>
               <w:ind w:left="120"/>
             </w:pPr>
-            <w:hyperlink w:history="1" r:id="rIdudpytdirdzy_rkx0q3q7b">
+            <w:hyperlink w:history="1" r:id="rId1ymviqgxbd37e4yruoeql">
               <w:r>
                 <w:rPr>
                   <w:rFonts w:ascii="Arial" w:cs="Arial" w:eastAsia="Arial" w:hAnsi="Arial"/>
@@ -17887,7 +17887,7 @@
             <w:pPr>
               <w:spacing w:after="20" w:before="0"/>
             </w:pPr>
-            <w:hyperlink w:history="1" r:id="rIdajzwez7wl0v6k1qexizpm">
+            <w:hyperlink w:history="1" r:id="rId3bdsgitg7coha4_gmbc7t">
               <w:r>
                 <w:rPr>
                   <w:rFonts w:ascii="Arial" w:cs="Arial" w:eastAsia="Arial" w:hAnsi="Arial"/>
@@ -17920,7 +17920,7 @@
               <w:spacing w:after="10" w:before="0"/>
               <w:ind w:left="120"/>
             </w:pPr>
-            <w:hyperlink w:history="1" r:id="rIdzlkmhm3_xurxmsbnq2yef">
+            <w:hyperlink w:history="1" r:id="rIdxwsp23ukvxyvj94qi_y7m">
               <w:r>
                 <w:rPr>
                   <w:rFonts w:ascii="Arial" w:cs="Arial" w:eastAsia="Arial" w:hAnsi="Arial"/>
@@ -18115,7 +18115,7 @@
             <w:pPr>
               <w:spacing w:after="20" w:before="0"/>
             </w:pPr>
-            <w:hyperlink w:history="1" r:id="rIdixjcro0sksf_xilymuvzt">
+            <w:hyperlink w:history="1" r:id="rIdutli4dx4vlcasgqwhfauy">
               <w:r>
                 <w:rPr>
                   <w:rFonts w:ascii="Arial" w:cs="Arial" w:eastAsia="Arial" w:hAnsi="Arial"/>
@@ -18148,7 +18148,7 @@
               <w:spacing w:after="10" w:before="0"/>
               <w:ind w:left="120"/>
             </w:pPr>
-            <w:hyperlink w:history="1" r:id="rIdbxhm8iqxtbmjxck866ocy">
+            <w:hyperlink w:history="1" r:id="rIdlmqoxdxv_gwejzwwdpz0e">
               <w:r>
                 <w:rPr>
                   <w:rFonts w:ascii="Arial" w:cs="Arial" w:eastAsia="Arial" w:hAnsi="Arial"/>
@@ -18193,7 +18193,7 @@
             <w:pPr>
               <w:spacing w:after="20" w:before="0"/>
             </w:pPr>
-            <w:hyperlink w:history="1" r:id="rIdmj72x3l7fzhygi2ih2zid">
+            <w:hyperlink w:history="1" r:id="rIdivbjhdt0ayi6bl7gmzcv6">
               <w:r>
                 <w:rPr>
                   <w:rFonts w:ascii="Arial" w:cs="Arial" w:eastAsia="Arial" w:hAnsi="Arial"/>
@@ -18226,7 +18226,7 @@
               <w:spacing w:after="10" w:before="0"/>
               <w:ind w:left="120"/>
             </w:pPr>
-            <w:hyperlink w:history="1" r:id="rIdpxdfju5ijif-8raiwkyqw">
+            <w:hyperlink w:history="1" r:id="rIdlina0wmaceayirnyvnftg">
               <w:r>
                 <w:rPr>
                   <w:rFonts w:ascii="Arial" w:cs="Arial" w:eastAsia="Arial" w:hAnsi="Arial"/>
@@ -18421,7 +18421,7 @@
             <w:pPr>
               <w:spacing w:after="20" w:before="0"/>
             </w:pPr>
-            <w:hyperlink w:history="1" r:id="rId-glvnubinv6gnbrb_gz8f">
+            <w:hyperlink w:history="1" r:id="rIdfe-ovh_ihr9tfthophb_o">
               <w:r>
                 <w:rPr>
                   <w:rFonts w:ascii="Arial" w:cs="Arial" w:eastAsia="Arial" w:hAnsi="Arial"/>
@@ -18454,7 +18454,7 @@
               <w:spacing w:after="10" w:before="0"/>
               <w:ind w:left="120"/>
             </w:pPr>
-            <w:hyperlink w:history="1" r:id="rIdy6k3fcga2g06i8txezkgf">
+            <w:hyperlink w:history="1" r:id="rIdk-duhtr0l4kuzpnsvk4dq">
               <w:r>
                 <w:rPr>
                   <w:rFonts w:ascii="Arial" w:cs="Arial" w:eastAsia="Arial" w:hAnsi="Arial"/>
@@ -18499,7 +18499,7 @@
             <w:pPr>
               <w:spacing w:after="20" w:before="0"/>
             </w:pPr>
-            <w:hyperlink w:history="1" r:id="rIdagdpigeezjkjtogl912sz">
+            <w:hyperlink w:history="1" r:id="rIdjncxyqwrzhl9p6siy2w93">
               <w:r>
                 <w:rPr>
                   <w:rFonts w:ascii="Arial" w:cs="Arial" w:eastAsia="Arial" w:hAnsi="Arial"/>
@@ -18532,7 +18532,7 @@
               <w:spacing w:after="10" w:before="0"/>
               <w:ind w:left="120"/>
             </w:pPr>
-            <w:hyperlink w:history="1" r:id="rIdvgugxzi7ennycmmbtnlgj">
+            <w:hyperlink w:history="1" r:id="rIdc-0psl8fxm6cfle4ylzp5">
               <w:r>
                 <w:rPr>
                   <w:rFonts w:ascii="Arial" w:cs="Arial" w:eastAsia="Arial" w:hAnsi="Arial"/>
@@ -18727,7 +18727,7 @@
             <w:pPr>
               <w:spacing w:after="20" w:before="0"/>
             </w:pPr>
-            <w:hyperlink w:history="1" r:id="rIdi8qq2tlz5uoolc1zapeih">
+            <w:hyperlink w:history="1" r:id="rIdt6rf2s53ycuevuwpgdy0d">
               <w:r>
                 <w:rPr>
                   <w:rFonts w:ascii="Arial" w:cs="Arial" w:eastAsia="Arial" w:hAnsi="Arial"/>
@@ -18760,7 +18760,7 @@
               <w:spacing w:after="10" w:before="0"/>
               <w:ind w:left="120"/>
             </w:pPr>
-            <w:hyperlink w:history="1" r:id="rIdqt1rpiljoemadwdqi97a5">
+            <w:hyperlink w:history="1" r:id="rIdz9sbrhanzmjmtrcbunj6g">
               <w:r>
                 <w:rPr>
                   <w:rFonts w:ascii="Arial" w:cs="Arial" w:eastAsia="Arial" w:hAnsi="Arial"/>
@@ -18805,7 +18805,7 @@
             <w:pPr>
               <w:spacing w:after="20" w:before="0"/>
             </w:pPr>
-            <w:hyperlink w:history="1" r:id="rIdxyqbvnvzgx2agnqzy0yum">
+            <w:hyperlink w:history="1" r:id="rId9jmi-txain8g2janqs0zk">
               <w:r>
                 <w:rPr>
                   <w:rFonts w:ascii="Arial" w:cs="Arial" w:eastAsia="Arial" w:hAnsi="Arial"/>
@@ -18838,7 +18838,7 @@
               <w:spacing w:after="10" w:before="0"/>
               <w:ind w:left="120"/>
             </w:pPr>
-            <w:hyperlink w:history="1" r:id="rIdiyjj87mdi3sme8xf1ugb7">
+            <w:hyperlink w:history="1" r:id="rIdxkdyh1vtkygkpkgun1_gq">
               <w:r>
                 <w:rPr>
                   <w:rFonts w:ascii="Arial" w:cs="Arial" w:eastAsia="Arial" w:hAnsi="Arial"/>
@@ -19033,7 +19033,7 @@
             <w:pPr>
               <w:spacing w:after="20" w:before="0"/>
             </w:pPr>
-            <w:hyperlink w:history="1" r:id="rIdphtkp4qawqvihjfsvngfs">
+            <w:hyperlink w:history="1" r:id="rId-5sripcffopp86p76473a">
               <w:r>
                 <w:rPr>
                   <w:rFonts w:ascii="Arial" w:cs="Arial" w:eastAsia="Arial" w:hAnsi="Arial"/>
@@ -19082,7 +19082,7 @@
               <w:spacing w:after="10" w:before="0"/>
               <w:ind w:left="120"/>
             </w:pPr>
-            <w:hyperlink w:history="1" r:id="rId-wn2o55ttwmshiyj5ob_h">
+            <w:hyperlink w:history="1" r:id="rIdg8p-qldeakosdrk4f5ozs">
               <w:r>
                 <w:rPr>
                   <w:rFonts w:ascii="Arial" w:cs="Arial" w:eastAsia="Arial" w:hAnsi="Arial"/>
@@ -19127,7 +19127,7 @@
             <w:pPr>
               <w:spacing w:after="20" w:before="0"/>
             </w:pPr>
-            <w:hyperlink w:history="1" r:id="rId8adqu7fkitgzxafqambt6">
+            <w:hyperlink w:history="1" r:id="rIdhvr-ln03spfetm6dn98y7">
               <w:r>
                 <w:rPr>
                   <w:rFonts w:ascii="Arial" w:cs="Arial" w:eastAsia="Arial" w:hAnsi="Arial"/>
@@ -19176,7 +19176,7 @@
               <w:spacing w:after="10" w:before="0"/>
               <w:ind w:left="120"/>
             </w:pPr>
-            <w:hyperlink w:history="1" r:id="rId6aoaa80gdninwnycux1xm">
+            <w:hyperlink w:history="1" r:id="rIdw0t2ceeji9wtvf0wf87q-">
               <w:r>
                 <w:rPr>
                   <w:rFonts w:ascii="Arial" w:cs="Arial" w:eastAsia="Arial" w:hAnsi="Arial"/>
@@ -19688,7 +19688,7 @@
         </w:rPr>
         <w:t xml:space="preserve">© 2026 SeaVuria and ARES. Aligned with KICD objectives. Developed by SeaVuria; technical implementation by ARES (with AI assistance from Claude). Licensed under </w:t>
       </w:r>
-      <w:hyperlink w:history="1" r:id="rId1glntjuletmc1tfdbup1k">
+      <w:hyperlink w:history="1" r:id="rIdkuux_4bmsyur_rv3bbatl">
         <w:r>
           <w:rPr>
             <w:rFonts w:ascii="Arial" w:cs="Arial" w:eastAsia="Arial" w:hAnsi="Arial"/>
@@ -19709,7 +19709,7 @@
         </w:rPr>
         <w:t xml:space="preserve"> (</w:t>
       </w:r>
-      <w:hyperlink w:history="1" r:id="rId4urnodguwznotolpd38of">
+      <w:hyperlink w:history="1" r:id="rIdzl61xude3ao9wachov-uu">
         <w:r>
           <w:rPr>
             <w:rFonts w:ascii="Arial" w:cs="Arial" w:eastAsia="Arial" w:hAnsi="Arial"/>
@@ -20722,7 +20722,7 @@
             <w:pPr>
               <w:spacing w:after="20" w:before="0"/>
             </w:pPr>
-            <w:hyperlink w:history="1" r:id="rIdyfrjneggetlcp85rg35hh">
+            <w:hyperlink w:history="1" r:id="rIdentenbefefyczkxkw2uis">
               <w:r>
                 <w:rPr>
                   <w:rFonts w:ascii="Arial" w:cs="Arial" w:eastAsia="Arial" w:hAnsi="Arial"/>
@@ -20755,7 +20755,7 @@
               <w:spacing w:after="10" w:before="0"/>
               <w:ind w:left="120"/>
             </w:pPr>
-            <w:hyperlink w:history="1" r:id="rIdglvjkxuzau47de_q5etls">
+            <w:hyperlink w:history="1" r:id="rId7owkwwuywmxqt9x0zhoh_">
               <w:r>
                 <w:rPr>
                   <w:rFonts w:ascii="Arial" w:cs="Arial" w:eastAsia="Arial" w:hAnsi="Arial"/>
@@ -20800,7 +20800,7 @@
             <w:pPr>
               <w:spacing w:after="20" w:before="0"/>
             </w:pPr>
-            <w:hyperlink w:history="1" r:id="rIdimudfteatvunevwx7ei_a">
+            <w:hyperlink w:history="1" r:id="rIdeuugrmysc_vxxb7c1pbno">
               <w:r>
                 <w:rPr>
                   <w:rFonts w:ascii="Arial" w:cs="Arial" w:eastAsia="Arial" w:hAnsi="Arial"/>
@@ -20833,7 +20833,7 @@
               <w:spacing w:after="10" w:before="0"/>
               <w:ind w:left="120"/>
             </w:pPr>
-            <w:hyperlink w:history="1" r:id="rId3udwqrc99d1fyfbu0eeyw">
+            <w:hyperlink w:history="1" r:id="rIdbfoet6aqle3ujlr4vazvp">
               <w:r>
                 <w:rPr>
                   <w:rFonts w:ascii="Arial" w:cs="Arial" w:eastAsia="Arial" w:hAnsi="Arial"/>
@@ -21028,7 +21028,7 @@
             <w:pPr>
               <w:spacing w:after="20" w:before="0"/>
             </w:pPr>
-            <w:hyperlink w:history="1" r:id="rIdtty3oasi-jpaa7yfcp2tv">
+            <w:hyperlink w:history="1" r:id="rIdwzjzb9wwapwd7ejbzjcvp">
               <w:r>
                 <w:rPr>
                   <w:rFonts w:ascii="Arial" w:cs="Arial" w:eastAsia="Arial" w:hAnsi="Arial"/>
@@ -21061,7 +21061,7 @@
               <w:spacing w:after="10" w:before="0"/>
               <w:ind w:left="120"/>
             </w:pPr>
-            <w:hyperlink w:history="1" r:id="rIde42ikuitxdpy3l19pi9ks">
+            <w:hyperlink w:history="1" r:id="rIdndwdvmbgjrrlo6wtgcwcv">
               <w:r>
                 <w:rPr>
                   <w:rFonts w:ascii="Arial" w:cs="Arial" w:eastAsia="Arial" w:hAnsi="Arial"/>
@@ -21106,7 +21106,7 @@
             <w:pPr>
               <w:spacing w:after="20" w:before="0"/>
             </w:pPr>
-            <w:hyperlink w:history="1" r:id="rIdbxycyoco-x-1yhpe6p7dr">
+            <w:hyperlink w:history="1" r:id="rIdmsymv1gt3y4qun4384_le">
               <w:r>
                 <w:rPr>
                   <w:rFonts w:ascii="Arial" w:cs="Arial" w:eastAsia="Arial" w:hAnsi="Arial"/>
@@ -21139,7 +21139,7 @@
               <w:spacing w:after="10" w:before="0"/>
               <w:ind w:left="120"/>
             </w:pPr>
-            <w:hyperlink w:history="1" r:id="rIdvlbbjabsx9bratlgqgtp5">
+            <w:hyperlink w:history="1" r:id="rId1vqshuyww-ho4szflobvv">
               <w:r>
                 <w:rPr>
                   <w:rFonts w:ascii="Arial" w:cs="Arial" w:eastAsia="Arial" w:hAnsi="Arial"/>
@@ -21334,7 +21334,7 @@
             <w:pPr>
               <w:spacing w:after="20" w:before="0"/>
             </w:pPr>
-            <w:hyperlink w:history="1" r:id="rIdyh3iz7soinlgp_reqnfmk">
+            <w:hyperlink w:history="1" r:id="rIdocgdcpt2dwqq3ussd8tg7">
               <w:r>
                 <w:rPr>
                   <w:rFonts w:ascii="Arial" w:cs="Arial" w:eastAsia="Arial" w:hAnsi="Arial"/>
@@ -21367,7 +21367,7 @@
               <w:spacing w:after="10" w:before="0"/>
               <w:ind w:left="120"/>
             </w:pPr>
-            <w:hyperlink w:history="1" r:id="rIdehrbfkuva2x9arpsuk3ye">
+            <w:hyperlink w:history="1" r:id="rIdptrfjy1b8azv3zptwqcgq">
               <w:r>
                 <w:rPr>
                   <w:rFonts w:ascii="Arial" w:cs="Arial" w:eastAsia="Arial" w:hAnsi="Arial"/>
@@ -21412,7 +21412,7 @@
             <w:pPr>
               <w:spacing w:after="20" w:before="0"/>
             </w:pPr>
-            <w:hyperlink w:history="1" r:id="rIdqifwea3hbatd_jujmv45z">
+            <w:hyperlink w:history="1" r:id="rId9udsp4awxxxg9dewbcjwq">
               <w:r>
                 <w:rPr>
                   <w:rFonts w:ascii="Arial" w:cs="Arial" w:eastAsia="Arial" w:hAnsi="Arial"/>
@@ -21445,7 +21445,7 @@
               <w:spacing w:after="10" w:before="0"/>
               <w:ind w:left="120"/>
             </w:pPr>
-            <w:hyperlink w:history="1" r:id="rId0kn15fxs-hw5ctpcrbzhd">
+            <w:hyperlink w:history="1" r:id="rIdea3dlkgmz-isqg1cep0jw">
               <w:r>
                 <w:rPr>
                   <w:rFonts w:ascii="Arial" w:cs="Arial" w:eastAsia="Arial" w:hAnsi="Arial"/>
@@ -21640,7 +21640,7 @@
             <w:pPr>
               <w:spacing w:after="20" w:before="0"/>
             </w:pPr>
-            <w:hyperlink w:history="1" r:id="rIdfrmc5a5b2p96dilommlxo">
+            <w:hyperlink w:history="1" r:id="rId0qrdn0trkn6ycpxaa_1cl">
               <w:r>
                 <w:rPr>
                   <w:rFonts w:ascii="Arial" w:cs="Arial" w:eastAsia="Arial" w:hAnsi="Arial"/>
@@ -21673,7 +21673,7 @@
               <w:spacing w:after="10" w:before="0"/>
               <w:ind w:left="120"/>
             </w:pPr>
-            <w:hyperlink w:history="1" r:id="rIdv70bujdp9rlq8z2monlqp">
+            <w:hyperlink w:history="1" r:id="rId6wnjnxzrw3asuhygkq6uh">
               <w:r>
                 <w:rPr>
                   <w:rFonts w:ascii="Arial" w:cs="Arial" w:eastAsia="Arial" w:hAnsi="Arial"/>
@@ -21718,7 +21718,7 @@
             <w:pPr>
               <w:spacing w:after="20" w:before="0"/>
             </w:pPr>
-            <w:hyperlink w:history="1" r:id="rIdkbzadldalpnuvbpttrqwm">
+            <w:hyperlink w:history="1" r:id="rIdnanb3mz8ozivrj6p51may">
               <w:r>
                 <w:rPr>
                   <w:rFonts w:ascii="Arial" w:cs="Arial" w:eastAsia="Arial" w:hAnsi="Arial"/>
@@ -21751,7 +21751,7 @@
               <w:spacing w:after="10" w:before="0"/>
               <w:ind w:left="120"/>
             </w:pPr>
-            <w:hyperlink w:history="1" r:id="rIdyyh5v9g2d9dcdbi7tsnjo">
+            <w:hyperlink w:history="1" r:id="rIdf2m-eznjp-pujxtgyixda">
               <w:r>
                 <w:rPr>
                   <w:rFonts w:ascii="Arial" w:cs="Arial" w:eastAsia="Arial" w:hAnsi="Arial"/>
@@ -21946,7 +21946,7 @@
             <w:pPr>
               <w:spacing w:after="20" w:before="0"/>
             </w:pPr>
-            <w:hyperlink w:history="1" r:id="rIdgrayi4xr58qqfyqmjsxgj">
+            <w:hyperlink w:history="1" r:id="rId1sjhmxpqijf9bsx2pakct">
               <w:r>
                 <w:rPr>
                   <w:rFonts w:ascii="Arial" w:cs="Arial" w:eastAsia="Arial" w:hAnsi="Arial"/>
@@ -21995,7 +21995,7 @@
               <w:spacing w:after="10" w:before="0"/>
               <w:ind w:left="120"/>
             </w:pPr>
-            <w:hyperlink w:history="1" r:id="rIdlg8fh0qojqniiq_zyeknx">
+            <w:hyperlink w:history="1" r:id="rIdk9gkf7li4qzyu-sgd2cwc">
               <w:r>
                 <w:rPr>
                   <w:rFonts w:ascii="Arial" w:cs="Arial" w:eastAsia="Arial" w:hAnsi="Arial"/>
@@ -22040,7 +22040,7 @@
             <w:pPr>
               <w:spacing w:after="20" w:before="0"/>
             </w:pPr>
-            <w:hyperlink w:history="1" r:id="rIdska_wj5gu1b0yxctj9vcv">
+            <w:hyperlink w:history="1" r:id="rIdyumnjgvbpyot7-rnuutxw">
               <w:r>
                 <w:rPr>
                   <w:rFonts w:ascii="Arial" w:cs="Arial" w:eastAsia="Arial" w:hAnsi="Arial"/>
@@ -22089,7 +22089,7 @@
               <w:spacing w:after="10" w:before="0"/>
               <w:ind w:left="120"/>
             </w:pPr>
-            <w:hyperlink w:history="1" r:id="rIdr1hvhkkp6gwdc_uyvutgd">
+            <w:hyperlink w:history="1" r:id="rIdsi0piwaqq3dazmugpjotb">
               <w:r>
                 <w:rPr>
                   <w:rFonts w:ascii="Arial" w:cs="Arial" w:eastAsia="Arial" w:hAnsi="Arial"/>
@@ -22131,7 +22131,7 @@
                 <w:sz w:val="18"/>
                 <w:szCs w:val="18"/>
               </w:rPr>
-              <w:t xml:space="preserve">Groups take their Day 1 model and a sheet of chart paper. They revise it into a group explanatory model with two linked pathways: (1) asexual pathway - cassava, sugarcane and sweet potato cuttings, runners, rhizomes and tubers produce genetically identical plants without flowers or fertilisation; (2) sexual pathway - flower structure, barriers to self-pollination (dioecy in pawpaw, protandry, herkogamy, self-incompatibility in avocado), cross-pollination by insects or wind, double fertilisation (one sperm with the egg to form the zygote, the other with the polar nuclei to form endosperm), and seed and fruit development. They colour-code what changed from Day 1 and write a 'because' statement answering the driving question. Two or three groups present in 2 minutes each in a gallery format while others ask questions.</w:t>
+              <w:t xml:space="preserve">Groups take their Day 1 model and a sheet of chart paper. They revise it into a group explanatory model with two linked pathways: (1) asexual pathway - cassava, sugarcane and sweet potato cuttings, runners, rhizomes and tubers produce genetically identical plants without flowers or fertilisation; (2) sexual pathway - flower structure, barriers to self-pollination (dioecy in pawpaw, protandry, herkogamy, self-incompatibility in passion fruit), cross-pollination by insects or wind, double fertilisation (one sperm with the egg to form the zygote, the other with the polar nuclei to form endosperm), and seed and fruit development. They colour-code what changed from Day 1 and write a 'because' statement answering the driving question. Two or three groups present in 2 minutes each in a gallery format while others ask questions.</w:t>
             </w:r>
           </w:p>
         </w:tc>
@@ -22601,7 +22601,7 @@
         </w:rPr>
         <w:t xml:space="preserve">© 2026 SeaVuria and ARES. Aligned with KICD objectives. Developed by SeaVuria; technical implementation by ARES (with AI assistance from Claude). Licensed under </w:t>
       </w:r>
-      <w:hyperlink w:history="1" r:id="rId3s5ui95t2zhknmctx6got">
+      <w:hyperlink w:history="1" r:id="rIdgx8zxllnhhf_mccnxxqn1">
         <w:r>
           <w:rPr>
             <w:rFonts w:ascii="Arial" w:cs="Arial" w:eastAsia="Arial" w:hAnsi="Arial"/>
@@ -22622,7 +22622,7 @@
         </w:rPr>
         <w:t xml:space="preserve"> (</w:t>
       </w:r>
-      <w:hyperlink w:history="1" r:id="rIdujktgggj8i9mqu42dktzt">
+      <w:hyperlink w:history="1" r:id="rIdadx51co5rxv_0lsdr-gb8">
         <w:r>
           <w:rPr>
             <w:rFonts w:ascii="Arial" w:cs="Arial" w:eastAsia="Arial" w:hAnsi="Arial"/>
@@ -23635,7 +23635,7 @@
             <w:pPr>
               <w:spacing w:after="20" w:before="0"/>
             </w:pPr>
-            <w:hyperlink w:history="1" r:id="rIdfwu6j-uygc0jlzik9xmwg">
+            <w:hyperlink w:history="1" r:id="rId_78mdr2ti1qlynlabkera">
               <w:r>
                 <w:rPr>
                   <w:rFonts w:ascii="Arial" w:cs="Arial" w:eastAsia="Arial" w:hAnsi="Arial"/>
@@ -23684,7 +23684,7 @@
               <w:spacing w:after="10" w:before="0"/>
               <w:ind w:left="120"/>
             </w:pPr>
-            <w:hyperlink w:history="1" r:id="rIdzse2mo0cxz_ot4fmcymhe">
+            <w:hyperlink w:history="1" r:id="rIdru6zvpys7hweiupog1ctv">
               <w:r>
                 <w:rPr>
                   <w:rFonts w:ascii="Arial" w:cs="Arial" w:eastAsia="Arial" w:hAnsi="Arial"/>
@@ -23729,7 +23729,7 @@
             <w:pPr>
               <w:spacing w:after="20" w:before="0"/>
             </w:pPr>
-            <w:hyperlink w:history="1" r:id="rIdhhrxwoqskjift57n_tkzm">
+            <w:hyperlink w:history="1" r:id="rId7tslvgedqegwrjfntbnha">
               <w:r>
                 <w:rPr>
                   <w:rFonts w:ascii="Arial" w:cs="Arial" w:eastAsia="Arial" w:hAnsi="Arial"/>
@@ -23778,7 +23778,7 @@
               <w:spacing w:after="10" w:before="0"/>
               <w:ind w:left="120"/>
             </w:pPr>
-            <w:hyperlink w:history="1" r:id="rIdh9k0dg_jhnj_t_focrry4">
+            <w:hyperlink w:history="1" r:id="rIdschxptith1_qernybqwc6">
               <w:r>
                 <w:rPr>
                   <w:rFonts w:ascii="Arial" w:cs="Arial" w:eastAsia="Arial" w:hAnsi="Arial"/>
@@ -23973,7 +23973,7 @@
             <w:pPr>
               <w:spacing w:after="20" w:before="0"/>
             </w:pPr>
-            <w:hyperlink w:history="1" r:id="rIdofoczlqrctezlgnbks7sz">
+            <w:hyperlink w:history="1" r:id="rId5twujtbbbunn2_vtwrica">
               <w:r>
                 <w:rPr>
                   <w:rFonts w:ascii="Arial" w:cs="Arial" w:eastAsia="Arial" w:hAnsi="Arial"/>
@@ -24022,7 +24022,7 @@
               <w:spacing w:after="10" w:before="0"/>
               <w:ind w:left="120"/>
             </w:pPr>
-            <w:hyperlink w:history="1" r:id="rIdrxiqecqks5utnubuvyl_j">
+            <w:hyperlink w:history="1" r:id="rIdrkmrmtx-23qxigwe41yn7">
               <w:r>
                 <w:rPr>
                   <w:rFonts w:ascii="Arial" w:cs="Arial" w:eastAsia="Arial" w:hAnsi="Arial"/>
@@ -24067,7 +24067,7 @@
             <w:pPr>
               <w:spacing w:after="20" w:before="0"/>
             </w:pPr>
-            <w:hyperlink w:history="1" r:id="rIdh_6ibfa99nmweitxeqddk">
+            <w:hyperlink w:history="1" r:id="rIdjcfl2hdqipkqy-d65-3-o">
               <w:r>
                 <w:rPr>
                   <w:rFonts w:ascii="Arial" w:cs="Arial" w:eastAsia="Arial" w:hAnsi="Arial"/>
@@ -24116,7 +24116,7 @@
               <w:spacing w:after="10" w:before="0"/>
               <w:ind w:left="120"/>
             </w:pPr>
-            <w:hyperlink w:history="1" r:id="rIdfvl-m-3ieyleeju16f66j">
+            <w:hyperlink w:history="1" r:id="rIdizw4nwubfdrne9ht55anj">
               <w:r>
                 <w:rPr>
                   <w:rFonts w:ascii="Arial" w:cs="Arial" w:eastAsia="Arial" w:hAnsi="Arial"/>
@@ -24311,7 +24311,7 @@
             <w:pPr>
               <w:spacing w:after="20" w:before="0"/>
             </w:pPr>
-            <w:hyperlink w:history="1" r:id="rIdqevfpr3uqoftcpbvpboax">
+            <w:hyperlink w:history="1" r:id="rIdcrjdjsz1m14s7nppb_3j8">
               <w:r>
                 <w:rPr>
                   <w:rFonts w:ascii="Arial" w:cs="Arial" w:eastAsia="Arial" w:hAnsi="Arial"/>
@@ -24360,7 +24360,7 @@
               <w:spacing w:after="10" w:before="0"/>
               <w:ind w:left="120"/>
             </w:pPr>
-            <w:hyperlink w:history="1" r:id="rIddukw4juinc_e_bhqc_saq">
+            <w:hyperlink w:history="1" r:id="rIddcktyooc12pqxeoiz6kd8">
               <w:r>
                 <w:rPr>
                   <w:rFonts w:ascii="Arial" w:cs="Arial" w:eastAsia="Arial" w:hAnsi="Arial"/>
@@ -24405,7 +24405,7 @@
             <w:pPr>
               <w:spacing w:after="20" w:before="0"/>
             </w:pPr>
-            <w:hyperlink w:history="1" r:id="rIdqx5en6kdbzesto5qxy8b1">
+            <w:hyperlink w:history="1" r:id="rIdmwjkdje0hdawezmoldq-i">
               <w:r>
                 <w:rPr>
                   <w:rFonts w:ascii="Arial" w:cs="Arial" w:eastAsia="Arial" w:hAnsi="Arial"/>
@@ -24454,7 +24454,7 @@
               <w:spacing w:after="10" w:before="0"/>
               <w:ind w:left="120"/>
             </w:pPr>
-            <w:hyperlink w:history="1" r:id="rIdwyjlhj_tppss5tsknhl2y">
+            <w:hyperlink w:history="1" r:id="rId7rlfepqik25omad-3q56r">
               <w:r>
                 <w:rPr>
                   <w:rFonts w:ascii="Arial" w:cs="Arial" w:eastAsia="Arial" w:hAnsi="Arial"/>
@@ -24649,7 +24649,7 @@
             <w:pPr>
               <w:spacing w:after="20" w:before="0"/>
             </w:pPr>
-            <w:hyperlink w:history="1" r:id="rIdpjfiuogz0eqakdulalzzn">
+            <w:hyperlink w:history="1" r:id="rIdzd6ieznpbs-grgnai4rji">
               <w:r>
                 <w:rPr>
                   <w:rFonts w:ascii="Arial" w:cs="Arial" w:eastAsia="Arial" w:hAnsi="Arial"/>
@@ -24698,7 +24698,7 @@
               <w:spacing w:after="10" w:before="0"/>
               <w:ind w:left="120"/>
             </w:pPr>
-            <w:hyperlink w:history="1" r:id="rIdkarxkrbnjzv2-xakq1-le">
+            <w:hyperlink w:history="1" r:id="rIdoy72tnvmequdxzhfq1dc8">
               <w:r>
                 <w:rPr>
                   <w:rFonts w:ascii="Arial" w:cs="Arial" w:eastAsia="Arial" w:hAnsi="Arial"/>
@@ -24743,7 +24743,7 @@
             <w:pPr>
               <w:spacing w:after="20" w:before="0"/>
             </w:pPr>
-            <w:hyperlink w:history="1" r:id="rId64kcnzhym9ri1abcyykbb">
+            <w:hyperlink w:history="1" r:id="rIdbgiqmvzppvoizyz6dz3wp">
               <w:r>
                 <w:rPr>
                   <w:rFonts w:ascii="Arial" w:cs="Arial" w:eastAsia="Arial" w:hAnsi="Arial"/>
@@ -24792,7 +24792,7 @@
               <w:spacing w:after="10" w:before="0"/>
               <w:ind w:left="120"/>
             </w:pPr>
-            <w:hyperlink w:history="1" r:id="rIdsclrp_v8isdxwdlxqasyn">
+            <w:hyperlink w:history="1" r:id="rIdxoc-3hi0kmgonhz_c_lg2">
               <w:r>
                 <w:rPr>
                   <w:rFonts w:ascii="Arial" w:cs="Arial" w:eastAsia="Arial" w:hAnsi="Arial"/>
@@ -24987,7 +24987,7 @@
             <w:pPr>
               <w:spacing w:after="20" w:before="0"/>
             </w:pPr>
-            <w:hyperlink w:history="1" r:id="rIdks_xcxrgmptylzb5qf_ub">
+            <w:hyperlink w:history="1" r:id="rIda20bvhwno_c0ya2jai9vn">
               <w:r>
                 <w:rPr>
                   <w:rFonts w:ascii="Arial" w:cs="Arial" w:eastAsia="Arial" w:hAnsi="Arial"/>
@@ -25036,7 +25036,7 @@
               <w:spacing w:after="10" w:before="0"/>
               <w:ind w:left="120"/>
             </w:pPr>
-            <w:hyperlink w:history="1" r:id="rIdwd0kfgo5mfc0jyewde51v">
+            <w:hyperlink w:history="1" r:id="rIdlkbwgp7gfr992aboefwzi">
               <w:r>
                 <w:rPr>
                   <w:rFonts w:ascii="Arial" w:cs="Arial" w:eastAsia="Arial" w:hAnsi="Arial"/>
@@ -25081,7 +25081,7 @@
             <w:pPr>
               <w:spacing w:after="20" w:before="0"/>
             </w:pPr>
-            <w:hyperlink w:history="1" r:id="rIdfbcaui7bffyaexo2oqvdl">
+            <w:hyperlink w:history="1" r:id="rIdvg_iyflmowtoq3fbvbtxn">
               <w:r>
                 <w:rPr>
                   <w:rFonts w:ascii="Arial" w:cs="Arial" w:eastAsia="Arial" w:hAnsi="Arial"/>
@@ -25130,7 +25130,7 @@
               <w:spacing w:after="10" w:before="0"/>
               <w:ind w:left="120"/>
             </w:pPr>
-            <w:hyperlink w:history="1" r:id="rIdhnfrbxyr7yk8usqfwcklp">
+            <w:hyperlink w:history="1" r:id="rId2gvd0wjycgsytv4xjt-wy">
               <w:r>
                 <w:rPr>
                   <w:rFonts w:ascii="Arial" w:cs="Arial" w:eastAsia="Arial" w:hAnsi="Arial"/>
@@ -25642,7 +25642,7 @@
         </w:rPr>
         <w:t xml:space="preserve">© 2026 SeaVuria and ARES. Aligned with KICD objectives. Developed by SeaVuria; technical implementation by ARES (with AI assistance from Claude). Licensed under </w:t>
       </w:r>
-      <w:hyperlink w:history="1" r:id="rIdnuzo0juhh31drgxb0m0ig">
+      <w:hyperlink w:history="1" r:id="rIdazhbt_kwdunl4i4n4unl3">
         <w:r>
           <w:rPr>
             <w:rFonts w:ascii="Arial" w:cs="Arial" w:eastAsia="Arial" w:hAnsi="Arial"/>
@@ -25663,7 +25663,7 @@
         </w:rPr>
         <w:t xml:space="preserve"> (</w:t>
       </w:r>
-      <w:hyperlink w:history="1" r:id="rIduvvuuqwupnj3g0dc1b-mc">
+      <w:hyperlink w:history="1" r:id="rIdcaotv4eg8agiqbknjss4d">
         <w:r>
           <w:rPr>
             <w:rFonts w:ascii="Arial" w:cs="Arial" w:eastAsia="Arial" w:hAnsi="Arial"/>

--- a/data/outputs/v2/Grade11/Biology/Lesson_Plans/SS2.1_Reproduction_in_Plants/Biology_Reproduction_in_Plants_CBE_LessonSequence.docx
+++ b/data/outputs/v2/Grade11/Biology/Lesson_Plans/SS2.1_Reproduction_in_Plants/Biology_Reproduction_in_Plants_CBE_LessonSequence.docx
@@ -2052,7 +2052,7 @@
         </w:rPr>
         <w:t xml:space="preserve">© 2026 SeaVuria and ARES. This work is licensed under a </w:t>
       </w:r>
-      <w:hyperlink w:history="1" r:id="rId2yqmgcd0roccw6mnoqkx8">
+      <w:hyperlink w:history="1" r:id="rId-zdcpyenfyn3mkin6qvfn">
         <w:r>
           <w:rPr>
             <w:rFonts w:ascii="Arial" w:cs="Arial" w:eastAsia="Arial" w:hAnsi="Arial"/>
@@ -2072,7 +2072,7 @@
         </w:rPr>
         <w:t xml:space="preserve"> (</w:t>
       </w:r>
-      <w:hyperlink w:history="1" r:id="rId_seppqq_64f5o9jqxaql_">
+      <w:hyperlink w:history="1" r:id="rIdlrts9ajzcbuarwqkgk1ef">
         <w:r>
           <w:rPr>
             <w:rFonts w:ascii="Arial" w:cs="Arial" w:eastAsia="Arial" w:hAnsi="Arial"/>
@@ -2092,7 +2092,7 @@
         </w:rPr>
         <w:t xml:space="preserve">). To view a copy of this license, visit </w:t>
       </w:r>
-      <w:hyperlink w:history="1" r:id="rIdro4s458sqn95rank8ukvg">
+      <w:hyperlink w:history="1" r:id="rIddmcynideyeneetxvyj9-0">
         <w:r>
           <w:rPr>
             <w:rFonts w:ascii="Arial" w:cs="Arial" w:eastAsia="Arial" w:hAnsi="Arial"/>
@@ -3104,7 +3104,7 @@
             <w:pPr>
               <w:spacing w:after="20" w:before="0"/>
             </w:pPr>
-            <w:hyperlink w:history="1" r:id="rIdbau9cmtmzbcvsx3q5l4o0">
+            <w:hyperlink w:history="1" r:id="rIddcl2sdh8m4qlq0uw4sptq">
               <w:r>
                 <w:rPr>
                   <w:rFonts w:ascii="Arial" w:cs="Arial" w:eastAsia="Arial" w:hAnsi="Arial"/>
@@ -3137,7 +3137,7 @@
               <w:spacing w:after="10" w:before="0"/>
               <w:ind w:left="120"/>
             </w:pPr>
-            <w:hyperlink w:history="1" r:id="rId3xii4fs_eri_rp5arzisg">
+            <w:hyperlink w:history="1" r:id="rIdmikvqjxffrjrgptnfaem5">
               <w:r>
                 <w:rPr>
                   <w:rFonts w:ascii="Arial" w:cs="Arial" w:eastAsia="Arial" w:hAnsi="Arial"/>
@@ -3182,7 +3182,7 @@
             <w:pPr>
               <w:spacing w:after="20" w:before="0"/>
             </w:pPr>
-            <w:hyperlink w:history="1" r:id="rIdnsgohcvul0h7vwsbiaxwk">
+            <w:hyperlink w:history="1" r:id="rIdk1lmb0zpwp398dnnjfaqi">
               <w:r>
                 <w:rPr>
                   <w:rFonts w:ascii="Arial" w:cs="Arial" w:eastAsia="Arial" w:hAnsi="Arial"/>
@@ -3215,7 +3215,7 @@
               <w:spacing w:after="10" w:before="0"/>
               <w:ind w:left="120"/>
             </w:pPr>
-            <w:hyperlink w:history="1" r:id="rIdjgcjvgpozu4n-sfjlvv2s">
+            <w:hyperlink w:history="1" r:id="rId6akmjnk1s_izmtfiyn2da">
               <w:r>
                 <w:rPr>
                   <w:rFonts w:ascii="Arial" w:cs="Arial" w:eastAsia="Arial" w:hAnsi="Arial"/>
@@ -3410,7 +3410,7 @@
             <w:pPr>
               <w:spacing w:after="20" w:before="0"/>
             </w:pPr>
-            <w:hyperlink w:history="1" r:id="rIdkf6zxkakwxn8d1rquw1lp">
+            <w:hyperlink w:history="1" r:id="rIdqksm4rkp-fydek17zlpgs">
               <w:r>
                 <w:rPr>
                   <w:rFonts w:ascii="Arial" w:cs="Arial" w:eastAsia="Arial" w:hAnsi="Arial"/>
@@ -3443,7 +3443,7 @@
               <w:spacing w:after="10" w:before="0"/>
               <w:ind w:left="120"/>
             </w:pPr>
-            <w:hyperlink w:history="1" r:id="rIdqmlmtxh-dl8jddpo9979d">
+            <w:hyperlink w:history="1" r:id="rIdiaowaulyuqrfgfysb4azk">
               <w:r>
                 <w:rPr>
                   <w:rFonts w:ascii="Arial" w:cs="Arial" w:eastAsia="Arial" w:hAnsi="Arial"/>
@@ -3488,7 +3488,7 @@
             <w:pPr>
               <w:spacing w:after="20" w:before="0"/>
             </w:pPr>
-            <w:hyperlink w:history="1" r:id="rIdru7yeq_dmjidtv4xvlobe">
+            <w:hyperlink w:history="1" r:id="rIduz4uzw1jrpcxojxnt9a1o">
               <w:r>
                 <w:rPr>
                   <w:rFonts w:ascii="Arial" w:cs="Arial" w:eastAsia="Arial" w:hAnsi="Arial"/>
@@ -3521,7 +3521,7 @@
               <w:spacing w:after="10" w:before="0"/>
               <w:ind w:left="120"/>
             </w:pPr>
-            <w:hyperlink w:history="1" r:id="rIddy0j_4lbw8pn2js47881v">
+            <w:hyperlink w:history="1" r:id="rId6zajscpldndtefewbpxtl">
               <w:r>
                 <w:rPr>
                   <w:rFonts w:ascii="Arial" w:cs="Arial" w:eastAsia="Arial" w:hAnsi="Arial"/>
@@ -3716,7 +3716,7 @@
             <w:pPr>
               <w:spacing w:after="20" w:before="0"/>
             </w:pPr>
-            <w:hyperlink w:history="1" r:id="rId4cx8bb969aqli5agkout4">
+            <w:hyperlink w:history="1" r:id="rIdrukpc9colpcrleogswsso">
               <w:r>
                 <w:rPr>
                   <w:rFonts w:ascii="Arial" w:cs="Arial" w:eastAsia="Arial" w:hAnsi="Arial"/>
@@ -3765,7 +3765,7 @@
               <w:spacing w:after="10" w:before="0"/>
               <w:ind w:left="120"/>
             </w:pPr>
-            <w:hyperlink w:history="1" r:id="rId8-taq_d1takpxshkwbyn-">
+            <w:hyperlink w:history="1" r:id="rIdsybc3vkg_bjymftu1egcj">
               <w:r>
                 <w:rPr>
                   <w:rFonts w:ascii="Arial" w:cs="Arial" w:eastAsia="Arial" w:hAnsi="Arial"/>
@@ -3810,7 +3810,7 @@
             <w:pPr>
               <w:spacing w:after="20" w:before="0"/>
             </w:pPr>
-            <w:hyperlink w:history="1" r:id="rIdkvp64ldwdcr9pgprl0m-x">
+            <w:hyperlink w:history="1" r:id="rIdg4ibeibr24aeulapyxllx">
               <w:r>
                 <w:rPr>
                   <w:rFonts w:ascii="Arial" w:cs="Arial" w:eastAsia="Arial" w:hAnsi="Arial"/>
@@ -3843,7 +3843,7 @@
               <w:spacing w:after="10" w:before="0"/>
               <w:ind w:left="120"/>
             </w:pPr>
-            <w:hyperlink w:history="1" r:id="rIdasqlftkuuxv_irgz7vs1c">
+            <w:hyperlink w:history="1" r:id="rIdgqohagzftp7llqzsgebrj">
               <w:r>
                 <w:rPr>
                   <w:rFonts w:ascii="Arial" w:cs="Arial" w:eastAsia="Arial" w:hAnsi="Arial"/>
@@ -4038,7 +4038,7 @@
             <w:pPr>
               <w:spacing w:after="20" w:before="0"/>
             </w:pPr>
-            <w:hyperlink w:history="1" r:id="rIdhsykn0tnmclgnsmbmeftc">
+            <w:hyperlink w:history="1" r:id="rIdhtkxjtu1h1iv265nz9du-">
               <w:r>
                 <w:rPr>
                   <w:rFonts w:ascii="Arial" w:cs="Arial" w:eastAsia="Arial" w:hAnsi="Arial"/>
@@ -4071,7 +4071,7 @@
               <w:spacing w:after="10" w:before="0"/>
               <w:ind w:left="120"/>
             </w:pPr>
-            <w:hyperlink w:history="1" r:id="rIdtpbggwvsb1-jzbpnddxcv">
+            <w:hyperlink w:history="1" r:id="rId9zxljm13n0ekkltbwww88">
               <w:r>
                 <w:rPr>
                   <w:rFonts w:ascii="Arial" w:cs="Arial" w:eastAsia="Arial" w:hAnsi="Arial"/>
@@ -4116,7 +4116,7 @@
             <w:pPr>
               <w:spacing w:after="20" w:before="0"/>
             </w:pPr>
-            <w:hyperlink w:history="1" r:id="rIdrmjmhrye0o8izloe9lcfn">
+            <w:hyperlink w:history="1" r:id="rIdbywpeses3bsyyykhs0tjr">
               <w:r>
                 <w:rPr>
                   <w:rFonts w:ascii="Arial" w:cs="Arial" w:eastAsia="Arial" w:hAnsi="Arial"/>
@@ -4149,7 +4149,7 @@
               <w:spacing w:after="10" w:before="0"/>
               <w:ind w:left="120"/>
             </w:pPr>
-            <w:hyperlink w:history="1" r:id="rIdnfjh7w5yjzmqve6mohhjx">
+            <w:hyperlink w:history="1" r:id="rIdbtmxlzqavegcn9f1m1b4n">
               <w:r>
                 <w:rPr>
                   <w:rFonts w:ascii="Arial" w:cs="Arial" w:eastAsia="Arial" w:hAnsi="Arial"/>
@@ -4344,7 +4344,7 @@
             <w:pPr>
               <w:spacing w:after="20" w:before="0"/>
             </w:pPr>
-            <w:hyperlink w:history="1" r:id="rIdt8-c85mbv7jmxq8pphnwf">
+            <w:hyperlink w:history="1" r:id="rIdagexqmosbucbe4auv1opi">
               <w:r>
                 <w:rPr>
                   <w:rFonts w:ascii="Arial" w:cs="Arial" w:eastAsia="Arial" w:hAnsi="Arial"/>
@@ -4377,7 +4377,7 @@
               <w:spacing w:after="10" w:before="0"/>
               <w:ind w:left="120"/>
             </w:pPr>
-            <w:hyperlink w:history="1" r:id="rIdgvu6qjhhxnzoucguqeovk">
+            <w:hyperlink w:history="1" r:id="rId2hjfxv-3nhx-soxr4bozn">
               <w:r>
                 <w:rPr>
                   <w:rFonts w:ascii="Arial" w:cs="Arial" w:eastAsia="Arial" w:hAnsi="Arial"/>
@@ -4422,7 +4422,7 @@
             <w:pPr>
               <w:spacing w:after="20" w:before="0"/>
             </w:pPr>
-            <w:hyperlink w:history="1" r:id="rId9i_mlvhrauvqhz3iuj3zj">
+            <w:hyperlink w:history="1" r:id="rIdnpbe7xg6ngzp-r_xygysk">
               <w:r>
                 <w:rPr>
                   <w:rFonts w:ascii="Arial" w:cs="Arial" w:eastAsia="Arial" w:hAnsi="Arial"/>
@@ -4471,7 +4471,7 @@
               <w:spacing w:after="10" w:before="0"/>
               <w:ind w:left="120"/>
             </w:pPr>
-            <w:hyperlink w:history="1" r:id="rId529zu6f8w7abkiqjeepby">
+            <w:hyperlink w:history="1" r:id="rIdp59benaxu-1t5rxl3wuvr">
               <w:r>
                 <w:rPr>
                   <w:rFonts w:ascii="Arial" w:cs="Arial" w:eastAsia="Arial" w:hAnsi="Arial"/>
@@ -4983,7 +4983,7 @@
         </w:rPr>
         <w:t xml:space="preserve">© 2026 SeaVuria and ARES. Aligned with KICD objectives. Developed by SeaVuria; technical implementation by ARES (with AI assistance from Claude). Licensed under </w:t>
       </w:r>
-      <w:hyperlink w:history="1" r:id="rIdgvjvhf9syc-bi3ahcdynn">
+      <w:hyperlink w:history="1" r:id="rIdjifk8kmzrkzp2z4mqsz_x">
         <w:r>
           <w:rPr>
             <w:rFonts w:ascii="Arial" w:cs="Arial" w:eastAsia="Arial" w:hAnsi="Arial"/>
@@ -5004,7 +5004,7 @@
         </w:rPr>
         <w:t xml:space="preserve"> (</w:t>
       </w:r>
-      <w:hyperlink w:history="1" r:id="rIdvmvoxqvbktwi5thhxvc99">
+      <w:hyperlink w:history="1" r:id="rIdtlen3yhpx6f1cre9lirxy">
         <w:r>
           <w:rPr>
             <w:rFonts w:ascii="Arial" w:cs="Arial" w:eastAsia="Arial" w:hAnsi="Arial"/>
@@ -6034,7 +6034,7 @@
               <w:spacing w:after="10" w:before="0"/>
               <w:ind w:left="120"/>
             </w:pPr>
-            <w:hyperlink w:history="1" r:id="rId9copdbzjkolqcr5pnhl2k">
+            <w:hyperlink w:history="1" r:id="rIdobseqyn8lnfhz5xx9smxu">
               <w:r>
                 <w:rPr>
                   <w:rFonts w:ascii="Arial" w:cs="Arial" w:eastAsia="Arial" w:hAnsi="Arial"/>
@@ -6111,7 +6111,7 @@
               <w:spacing w:after="10" w:before="0"/>
               <w:ind w:left="120"/>
             </w:pPr>
-            <w:hyperlink w:history="1" r:id="rIdtlq8zapnw1xhsw7cvodrm">
+            <w:hyperlink w:history="1" r:id="rId9ycgrncxvycyluu_0b9e9">
               <w:r>
                 <w:rPr>
                   <w:rFonts w:ascii="Arial" w:cs="Arial" w:eastAsia="Arial" w:hAnsi="Arial"/>
@@ -6338,7 +6338,7 @@
               <w:spacing w:after="10" w:before="0"/>
               <w:ind w:left="120"/>
             </w:pPr>
-            <w:hyperlink w:history="1" r:id="rIdvy1hclf3ftv_6g86qu0h5">
+            <w:hyperlink w:history="1" r:id="rId_hijks9rclpxjjg6dpam6">
               <w:r>
                 <w:rPr>
                   <w:rFonts w:ascii="Arial" w:cs="Arial" w:eastAsia="Arial" w:hAnsi="Arial"/>
@@ -6415,7 +6415,7 @@
               <w:spacing w:after="10" w:before="0"/>
               <w:ind w:left="120"/>
             </w:pPr>
-            <w:hyperlink w:history="1" r:id="rIdmrywzys3nlnbepro7ubnv">
+            <w:hyperlink w:history="1" r:id="rIdx47wvqbna5fwdbenwxijx">
               <w:r>
                 <w:rPr>
                   <w:rFonts w:ascii="Arial" w:cs="Arial" w:eastAsia="Arial" w:hAnsi="Arial"/>
@@ -6642,7 +6642,7 @@
               <w:spacing w:after="10" w:before="0"/>
               <w:ind w:left="120"/>
             </w:pPr>
-            <w:hyperlink w:history="1" r:id="rId92qh7gjndm082lxn1mq_x">
+            <w:hyperlink w:history="1" r:id="rIduul6njrezbofrxd7o94uq">
               <w:r>
                 <w:rPr>
                   <w:rFonts w:ascii="Arial" w:cs="Arial" w:eastAsia="Arial" w:hAnsi="Arial"/>
@@ -6719,7 +6719,7 @@
               <w:spacing w:after="10" w:before="0"/>
               <w:ind w:left="120"/>
             </w:pPr>
-            <w:hyperlink w:history="1" r:id="rId9wq3tojyohmuscs-clop0">
+            <w:hyperlink w:history="1" r:id="rIdqe5x-ubh_qwedcppgu-4n">
               <w:r>
                 <w:rPr>
                   <w:rFonts w:ascii="Arial" w:cs="Arial" w:eastAsia="Arial" w:hAnsi="Arial"/>
@@ -6946,7 +6946,7 @@
               <w:spacing w:after="10" w:before="0"/>
               <w:ind w:left="120"/>
             </w:pPr>
-            <w:hyperlink w:history="1" r:id="rId0yfdcyvjubtxdye2-bfuv">
+            <w:hyperlink w:history="1" r:id="rIdcbu3gj6x7hwgchmgq_w7w">
               <w:r>
                 <w:rPr>
                   <w:rFonts w:ascii="Arial" w:cs="Arial" w:eastAsia="Arial" w:hAnsi="Arial"/>
@@ -7023,7 +7023,7 @@
               <w:spacing w:after="10" w:before="0"/>
               <w:ind w:left="120"/>
             </w:pPr>
-            <w:hyperlink w:history="1" r:id="rIdd9bxuositv0_pzsjvlpoo">
+            <w:hyperlink w:history="1" r:id="rIdfjizwyfdgak35lizhzho3">
               <w:r>
                 <w:rPr>
                   <w:rFonts w:ascii="Arial" w:cs="Arial" w:eastAsia="Arial" w:hAnsi="Arial"/>
@@ -7250,7 +7250,7 @@
               <w:spacing w:after="10" w:before="0"/>
               <w:ind w:left="120"/>
             </w:pPr>
-            <w:hyperlink w:history="1" r:id="rId7c6zhrkzf2po-dumnxo2x">
+            <w:hyperlink w:history="1" r:id="rIdu3b823toyk0cvxzn2nay-">
               <w:r>
                 <w:rPr>
                   <w:rFonts w:ascii="Arial" w:cs="Arial" w:eastAsia="Arial" w:hAnsi="Arial"/>
@@ -7327,7 +7327,7 @@
               <w:spacing w:after="10" w:before="0"/>
               <w:ind w:left="120"/>
             </w:pPr>
-            <w:hyperlink w:history="1" r:id="rIdx6vua-0hzdbdkxdcmp8at">
+            <w:hyperlink w:history="1" r:id="rIdak6s_zdwetyt9qrud9mg-">
               <w:r>
                 <w:rPr>
                   <w:rFonts w:ascii="Arial" w:cs="Arial" w:eastAsia="Arial" w:hAnsi="Arial"/>
@@ -7854,7 +7854,7 @@
         </w:rPr>
         <w:t xml:space="preserve">© 2026 SeaVuria and ARES. Aligned with KICD objectives. Developed by SeaVuria; technical implementation by ARES (with AI assistance from Claude). Licensed under </w:t>
       </w:r>
-      <w:hyperlink w:history="1" r:id="rIdrc8sdemhvcjrzwn0r29yv">
+      <w:hyperlink w:history="1" r:id="rId9cyhrlmdk-f3rmb7mme5t">
         <w:r>
           <w:rPr>
             <w:rFonts w:ascii="Arial" w:cs="Arial" w:eastAsia="Arial" w:hAnsi="Arial"/>
@@ -7875,7 +7875,7 @@
         </w:rPr>
         <w:t xml:space="preserve"> (</w:t>
       </w:r>
-      <w:hyperlink w:history="1" r:id="rIdw18jztkiatbgtltt-w0ll">
+      <w:hyperlink w:history="1" r:id="rId-muk5nsyihjj_uzedjvma">
         <w:r>
           <w:rPr>
             <w:rFonts w:ascii="Arial" w:cs="Arial" w:eastAsia="Arial" w:hAnsi="Arial"/>
@@ -8905,7 +8905,7 @@
               <w:spacing w:after="10" w:before="0"/>
               <w:ind w:left="120"/>
             </w:pPr>
-            <w:hyperlink w:history="1" r:id="rIdtr2iaxzlzodkui47hy--z">
+            <w:hyperlink w:history="1" r:id="rId45asoh8vnxnqvlaxgtace">
               <w:r>
                 <w:rPr>
                   <w:rFonts w:ascii="Arial" w:cs="Arial" w:eastAsia="Arial" w:hAnsi="Arial"/>
@@ -8965,7 +8965,7 @@
             <w:pPr>
               <w:spacing w:after="20" w:before="0"/>
             </w:pPr>
-            <w:hyperlink w:history="1" r:id="rIdytt8sospkt5sdqpcweyhm">
+            <w:hyperlink w:history="1" r:id="rIdp2fadathg9yau5_tlmcpb">
               <w:r>
                 <w:rPr>
                   <w:rFonts w:ascii="Arial" w:cs="Arial" w:eastAsia="Arial" w:hAnsi="Arial"/>
@@ -9014,7 +9014,7 @@
               <w:spacing w:after="10" w:before="0"/>
               <w:ind w:left="120"/>
             </w:pPr>
-            <w:hyperlink w:history="1" r:id="rId_zxou2xuuns51judk76a0">
+            <w:hyperlink w:history="1" r:id="rIdqvjvhuidcaq5qbotxhzby">
               <w:r>
                 <w:rPr>
                   <w:rFonts w:ascii="Arial" w:cs="Arial" w:eastAsia="Arial" w:hAnsi="Arial"/>
@@ -9226,7 +9226,7 @@
               <w:spacing w:after="10" w:before="0"/>
               <w:ind w:left="120"/>
             </w:pPr>
-            <w:hyperlink w:history="1" r:id="rIdhj-h1n3rkhbxvuqpxugla">
+            <w:hyperlink w:history="1" r:id="rId2cb_wyhcsoro3ezzcnlex">
               <w:r>
                 <w:rPr>
                   <w:rFonts w:ascii="Arial" w:cs="Arial" w:eastAsia="Arial" w:hAnsi="Arial"/>
@@ -9286,7 +9286,7 @@
             <w:pPr>
               <w:spacing w:after="20" w:before="0"/>
             </w:pPr>
-            <w:hyperlink w:history="1" r:id="rId1dzc3tmr-ik1d3nk_bq8m">
+            <w:hyperlink w:history="1" r:id="rIdpkr9wnu9s2nd4v_ui1pes">
               <w:r>
                 <w:rPr>
                   <w:rFonts w:ascii="Arial" w:cs="Arial" w:eastAsia="Arial" w:hAnsi="Arial"/>
@@ -9335,7 +9335,7 @@
               <w:spacing w:after="10" w:before="0"/>
               <w:ind w:left="120"/>
             </w:pPr>
-            <w:hyperlink w:history="1" r:id="rIdqaysghicldtiqp_zutt6q">
+            <w:hyperlink w:history="1" r:id="rId7ecmxvsqblsxdpl-emrnl">
               <w:r>
                 <w:rPr>
                   <w:rFonts w:ascii="Arial" w:cs="Arial" w:eastAsia="Arial" w:hAnsi="Arial"/>
@@ -9547,7 +9547,7 @@
               <w:spacing w:after="10" w:before="0"/>
               <w:ind w:left="120"/>
             </w:pPr>
-            <w:hyperlink w:history="1" r:id="rId5t7ezzd00cusk9btltv5e">
+            <w:hyperlink w:history="1" r:id="rIdxitc9qat4_fnkxmio1qaf">
               <w:r>
                 <w:rPr>
                   <w:rFonts w:ascii="Arial" w:cs="Arial" w:eastAsia="Arial" w:hAnsi="Arial"/>
@@ -9607,7 +9607,7 @@
             <w:pPr>
               <w:spacing w:after="20" w:before="0"/>
             </w:pPr>
-            <w:hyperlink w:history="1" r:id="rId9bs36lzkj7eetwn6bhubr">
+            <w:hyperlink w:history="1" r:id="rIdy2oqiwhp5-vjymxgdyi9z">
               <w:r>
                 <w:rPr>
                   <w:rFonts w:ascii="Arial" w:cs="Arial" w:eastAsia="Arial" w:hAnsi="Arial"/>
@@ -9656,7 +9656,7 @@
               <w:spacing w:after="10" w:before="0"/>
               <w:ind w:left="120"/>
             </w:pPr>
-            <w:hyperlink w:history="1" r:id="rIddwdnwxwssy5niyl_ybfrf">
+            <w:hyperlink w:history="1" r:id="rIdboohvbf5zrlavtelqmzzh">
               <w:r>
                 <w:rPr>
                   <w:rFonts w:ascii="Arial" w:cs="Arial" w:eastAsia="Arial" w:hAnsi="Arial"/>
@@ -9868,7 +9868,7 @@
               <w:spacing w:after="10" w:before="0"/>
               <w:ind w:left="120"/>
             </w:pPr>
-            <w:hyperlink w:history="1" r:id="rIdqupvw9c2b56langlu5jbs">
+            <w:hyperlink w:history="1" r:id="rIdipyrxmuefwv9m6outsaby">
               <w:r>
                 <w:rPr>
                   <w:rFonts w:ascii="Arial" w:cs="Arial" w:eastAsia="Arial" w:hAnsi="Arial"/>
@@ -9928,7 +9928,7 @@
             <w:pPr>
               <w:spacing w:after="20" w:before="0"/>
             </w:pPr>
-            <w:hyperlink w:history="1" r:id="rIdmv73oe3hdi1_k_ddnexkw">
+            <w:hyperlink w:history="1" r:id="rId4q2o-lfgfoekjdwraimk8">
               <w:r>
                 <w:rPr>
                   <w:rFonts w:ascii="Arial" w:cs="Arial" w:eastAsia="Arial" w:hAnsi="Arial"/>
@@ -9977,7 +9977,7 @@
               <w:spacing w:after="10" w:before="0"/>
               <w:ind w:left="120"/>
             </w:pPr>
-            <w:hyperlink w:history="1" r:id="rIdm2seg9bgmudslvtck66bu">
+            <w:hyperlink w:history="1" r:id="rIdtyonfzxdbuglbeh-wxaez">
               <w:r>
                 <w:rPr>
                   <w:rFonts w:ascii="Arial" w:cs="Arial" w:eastAsia="Arial" w:hAnsi="Arial"/>
@@ -10189,7 +10189,7 @@
               <w:spacing w:after="10" w:before="0"/>
               <w:ind w:left="120"/>
             </w:pPr>
-            <w:hyperlink w:history="1" r:id="rIdmdf1ixqrwxuazvuto3ngh">
+            <w:hyperlink w:history="1" r:id="rId7iprqxx_etvcgdvvci8ll">
               <w:r>
                 <w:rPr>
                   <w:rFonts w:ascii="Arial" w:cs="Arial" w:eastAsia="Arial" w:hAnsi="Arial"/>
@@ -10249,7 +10249,7 @@
             <w:pPr>
               <w:spacing w:after="20" w:before="0"/>
             </w:pPr>
-            <w:hyperlink w:history="1" r:id="rIdeoodl9gvaff7wwhpkkvvd">
+            <w:hyperlink w:history="1" r:id="rId7-ak8fto4mctjyxfoxqol">
               <w:r>
                 <w:rPr>
                   <w:rFonts w:ascii="Arial" w:cs="Arial" w:eastAsia="Arial" w:hAnsi="Arial"/>
@@ -10298,7 +10298,7 @@
               <w:spacing w:after="10" w:before="0"/>
               <w:ind w:left="120"/>
             </w:pPr>
-            <w:hyperlink w:history="1" r:id="rId8g65u-zgvw9vqjurld4k7">
+            <w:hyperlink w:history="1" r:id="rIdzzequx4uz60gwq_xsvxpm">
               <w:r>
                 <w:rPr>
                   <w:rFonts w:ascii="Arial" w:cs="Arial" w:eastAsia="Arial" w:hAnsi="Arial"/>
@@ -10810,7 +10810,7 @@
         </w:rPr>
         <w:t xml:space="preserve">© 2026 SeaVuria and ARES. Aligned with KICD objectives. Developed by SeaVuria; technical implementation by ARES (with AI assistance from Claude). Licensed under </w:t>
       </w:r>
-      <w:hyperlink w:history="1" r:id="rIdt3yu2qoucl24ikopwiquw">
+      <w:hyperlink w:history="1" r:id="rIdpea_mfn5eca3-0ivkjmks">
         <w:r>
           <w:rPr>
             <w:rFonts w:ascii="Arial" w:cs="Arial" w:eastAsia="Arial" w:hAnsi="Arial"/>
@@ -10831,7 +10831,7 @@
         </w:rPr>
         <w:t xml:space="preserve"> (</w:t>
       </w:r>
-      <w:hyperlink w:history="1" r:id="rIdyicmpqcltw531wkjpitb6">
+      <w:hyperlink w:history="1" r:id="rIdratm8sd8p_kdv6adcdp6o">
         <w:r>
           <w:rPr>
             <w:rFonts w:ascii="Arial" w:cs="Arial" w:eastAsia="Arial" w:hAnsi="Arial"/>
@@ -11844,7 +11844,7 @@
             <w:pPr>
               <w:spacing w:after="20" w:before="0"/>
             </w:pPr>
-            <w:hyperlink w:history="1" r:id="rId54dv8p6l9bxnvv3khic1a">
+            <w:hyperlink w:history="1" r:id="rIdlonu4l9ze6prs7zrimict">
               <w:r>
                 <w:rPr>
                   <w:rFonts w:ascii="Arial" w:cs="Arial" w:eastAsia="Arial" w:hAnsi="Arial"/>
@@ -11893,7 +11893,7 @@
               <w:spacing w:after="10" w:before="0"/>
               <w:ind w:left="120"/>
             </w:pPr>
-            <w:hyperlink w:history="1" r:id="rIdt991cqhb-agk74kvjeei0">
+            <w:hyperlink w:history="1" r:id="rId7tqrimvnj1gib5dcg6thx">
               <w:r>
                 <w:rPr>
                   <w:rFonts w:ascii="Arial" w:cs="Arial" w:eastAsia="Arial" w:hAnsi="Arial"/>
@@ -11938,7 +11938,7 @@
             <w:pPr>
               <w:spacing w:after="20" w:before="0"/>
             </w:pPr>
-            <w:hyperlink w:history="1" r:id="rIdwt7tb0kaitokawkqt1nfu">
+            <w:hyperlink w:history="1" r:id="rIdnanrmwh4gdzmdxhr8vguc">
               <w:r>
                 <w:rPr>
                   <w:rFonts w:ascii="Arial" w:cs="Arial" w:eastAsia="Arial" w:hAnsi="Arial"/>
@@ -11987,7 +11987,7 @@
               <w:spacing w:after="10" w:before="0"/>
               <w:ind w:left="120"/>
             </w:pPr>
-            <w:hyperlink w:history="1" r:id="rIdwzhnx1rlmnzgmaotkf_mc">
+            <w:hyperlink w:history="1" r:id="rIdlpu6cz1ose6aept6dtcgr">
               <w:r>
                 <w:rPr>
                   <w:rFonts w:ascii="Arial" w:cs="Arial" w:eastAsia="Arial" w:hAnsi="Arial"/>
@@ -12182,7 +12182,7 @@
             <w:pPr>
               <w:spacing w:after="20" w:before="0"/>
             </w:pPr>
-            <w:hyperlink w:history="1" r:id="rIdnemtrh51_h_mb39r3bork">
+            <w:hyperlink w:history="1" r:id="rIdszvnkh-nhp_bupa349dni">
               <w:r>
                 <w:rPr>
                   <w:rFonts w:ascii="Arial" w:cs="Arial" w:eastAsia="Arial" w:hAnsi="Arial"/>
@@ -12231,7 +12231,7 @@
               <w:spacing w:after="10" w:before="0"/>
               <w:ind w:left="120"/>
             </w:pPr>
-            <w:hyperlink w:history="1" r:id="rIdtncist5mv0le1qpaoslow">
+            <w:hyperlink w:history="1" r:id="rIdf80o0k0pb2tmvaa_texf4">
               <w:r>
                 <w:rPr>
                   <w:rFonts w:ascii="Arial" w:cs="Arial" w:eastAsia="Arial" w:hAnsi="Arial"/>
@@ -12276,7 +12276,7 @@
             <w:pPr>
               <w:spacing w:after="20" w:before="0"/>
             </w:pPr>
-            <w:hyperlink w:history="1" r:id="rIdb6eofc2yjcspx-n15ivbt">
+            <w:hyperlink w:history="1" r:id="rId8lxoudh8hke6d4dm16wrm">
               <w:r>
                 <w:rPr>
                   <w:rFonts w:ascii="Arial" w:cs="Arial" w:eastAsia="Arial" w:hAnsi="Arial"/>
@@ -12325,7 +12325,7 @@
               <w:spacing w:after="10" w:before="0"/>
               <w:ind w:left="120"/>
             </w:pPr>
-            <w:hyperlink w:history="1" r:id="rIdf2tlqet8g6n7orvcgjllx">
+            <w:hyperlink w:history="1" r:id="rIdjlxrsmzf8qhtv5pf5ihou">
               <w:r>
                 <w:rPr>
                   <w:rFonts w:ascii="Arial" w:cs="Arial" w:eastAsia="Arial" w:hAnsi="Arial"/>
@@ -12520,7 +12520,7 @@
             <w:pPr>
               <w:spacing w:after="20" w:before="0"/>
             </w:pPr>
-            <w:hyperlink w:history="1" r:id="rIde8ddytijsmdfiuhws_sfs">
+            <w:hyperlink w:history="1" r:id="rIdkt_d6agqwf1elw5relfps">
               <w:r>
                 <w:rPr>
                   <w:rFonts w:ascii="Arial" w:cs="Arial" w:eastAsia="Arial" w:hAnsi="Arial"/>
@@ -12569,7 +12569,7 @@
               <w:spacing w:after="10" w:before="0"/>
               <w:ind w:left="120"/>
             </w:pPr>
-            <w:hyperlink w:history="1" r:id="rIdwuys1kgy2yv14qxb4fk1e">
+            <w:hyperlink w:history="1" r:id="rId9rakpp9eht1pv0mlu75w8">
               <w:r>
                 <w:rPr>
                   <w:rFonts w:ascii="Arial" w:cs="Arial" w:eastAsia="Arial" w:hAnsi="Arial"/>
@@ -12614,7 +12614,7 @@
             <w:pPr>
               <w:spacing w:after="20" w:before="0"/>
             </w:pPr>
-            <w:hyperlink w:history="1" r:id="rIdrher5ggf_xgbmt1d44xs8">
+            <w:hyperlink w:history="1" r:id="rId_xu_gtybasipfx6ay-wwg">
               <w:r>
                 <w:rPr>
                   <w:rFonts w:ascii="Arial" w:cs="Arial" w:eastAsia="Arial" w:hAnsi="Arial"/>
@@ -12663,7 +12663,7 @@
               <w:spacing w:after="10" w:before="0"/>
               <w:ind w:left="120"/>
             </w:pPr>
-            <w:hyperlink w:history="1" r:id="rId5a-py5gipdt5ozuk0qykl">
+            <w:hyperlink w:history="1" r:id="rId4f9icourhkxzoqba1cjj7">
               <w:r>
                 <w:rPr>
                   <w:rFonts w:ascii="Arial" w:cs="Arial" w:eastAsia="Arial" w:hAnsi="Arial"/>
@@ -12858,7 +12858,7 @@
             <w:pPr>
               <w:spacing w:after="20" w:before="0"/>
             </w:pPr>
-            <w:hyperlink w:history="1" r:id="rIdu-zhqhoyspu8mn9mlx-6a">
+            <w:hyperlink w:history="1" r:id="rIdts0ybokumekbnej_4bfej">
               <w:r>
                 <w:rPr>
                   <w:rFonts w:ascii="Arial" w:cs="Arial" w:eastAsia="Arial" w:hAnsi="Arial"/>
@@ -12907,7 +12907,7 @@
               <w:spacing w:after="10" w:before="0"/>
               <w:ind w:left="120"/>
             </w:pPr>
-            <w:hyperlink w:history="1" r:id="rIdbxcjqbfoak9cqo8xc0uzb">
+            <w:hyperlink w:history="1" r:id="rIdd-yftvb49na-7eqtepbgp">
               <w:r>
                 <w:rPr>
                   <w:rFonts w:ascii="Arial" w:cs="Arial" w:eastAsia="Arial" w:hAnsi="Arial"/>
@@ -12952,7 +12952,7 @@
             <w:pPr>
               <w:spacing w:after="20" w:before="0"/>
             </w:pPr>
-            <w:hyperlink w:history="1" r:id="rIdk9lb2mfpcbg_hi_tgex_r">
+            <w:hyperlink w:history="1" r:id="rId_06bs5-qa3glazegq3vml">
               <w:r>
                 <w:rPr>
                   <w:rFonts w:ascii="Arial" w:cs="Arial" w:eastAsia="Arial" w:hAnsi="Arial"/>
@@ -13001,7 +13001,7 @@
               <w:spacing w:after="10" w:before="0"/>
               <w:ind w:left="120"/>
             </w:pPr>
-            <w:hyperlink w:history="1" r:id="rIdxa6e3ha8q_zmdnuqnzpko">
+            <w:hyperlink w:history="1" r:id="rIdgoxfwgdaotts6sfipycn8">
               <w:r>
                 <w:rPr>
                   <w:rFonts w:ascii="Arial" w:cs="Arial" w:eastAsia="Arial" w:hAnsi="Arial"/>
@@ -13196,7 +13196,7 @@
             <w:pPr>
               <w:spacing w:after="20" w:before="0"/>
             </w:pPr>
-            <w:hyperlink w:history="1" r:id="rIdtavoec3aybypiyeraal9q">
+            <w:hyperlink w:history="1" r:id="rId1ljg-ywg_38muea-zyx-j">
               <w:r>
                 <w:rPr>
                   <w:rFonts w:ascii="Arial" w:cs="Arial" w:eastAsia="Arial" w:hAnsi="Arial"/>
@@ -13245,7 +13245,7 @@
               <w:spacing w:after="10" w:before="0"/>
               <w:ind w:left="120"/>
             </w:pPr>
-            <w:hyperlink w:history="1" r:id="rIdcs51wyrnlxqf2iouq7nps">
+            <w:hyperlink w:history="1" r:id="rIdew4wr3cjhjlbn_klnyezn">
               <w:r>
                 <w:rPr>
                   <w:rFonts w:ascii="Arial" w:cs="Arial" w:eastAsia="Arial" w:hAnsi="Arial"/>
@@ -13290,7 +13290,7 @@
             <w:pPr>
               <w:spacing w:after="20" w:before="0"/>
             </w:pPr>
-            <w:hyperlink w:history="1" r:id="rIdfsrmulbjd_f9m2fluphkj">
+            <w:hyperlink w:history="1" r:id="rId2v9ptzs04dh_kbwvfjxys">
               <w:r>
                 <w:rPr>
                   <w:rFonts w:ascii="Arial" w:cs="Arial" w:eastAsia="Arial" w:hAnsi="Arial"/>
@@ -13339,7 +13339,7 @@
               <w:spacing w:after="10" w:before="0"/>
               <w:ind w:left="120"/>
             </w:pPr>
-            <w:hyperlink w:history="1" r:id="rIdezescftnh3c734tc0223t">
+            <w:hyperlink w:history="1" r:id="rId3qcv35f9g8v8at3e9cyl0">
               <w:r>
                 <w:rPr>
                   <w:rFonts w:ascii="Arial" w:cs="Arial" w:eastAsia="Arial" w:hAnsi="Arial"/>
@@ -13851,7 +13851,7 @@
         </w:rPr>
         <w:t xml:space="preserve">© 2026 SeaVuria and ARES. Aligned with KICD objectives. Developed by SeaVuria; technical implementation by ARES (with AI assistance from Claude). Licensed under </w:t>
       </w:r>
-      <w:hyperlink w:history="1" r:id="rIdvr008zhqkuj9priq3knqu">
+      <w:hyperlink w:history="1" r:id="rId_p6g1owdaobjkldxv0p6k">
         <w:r>
           <w:rPr>
             <w:rFonts w:ascii="Arial" w:cs="Arial" w:eastAsia="Arial" w:hAnsi="Arial"/>
@@ -13872,7 +13872,7 @@
         </w:rPr>
         <w:t xml:space="preserve"> (</w:t>
       </w:r>
-      <w:hyperlink w:history="1" r:id="rIdxmdm_c3v4khkam45chjez">
+      <w:hyperlink w:history="1" r:id="rIdq1585cnr8zwzi97ljke1h">
         <w:r>
           <w:rPr>
             <w:rFonts w:ascii="Arial" w:cs="Arial" w:eastAsia="Arial" w:hAnsi="Arial"/>
@@ -14902,7 +14902,7 @@
               <w:spacing w:after="10" w:before="0"/>
               <w:ind w:left="120"/>
             </w:pPr>
-            <w:hyperlink w:history="1" r:id="rIdjwxwis0q7iflyui1cqgbh">
+            <w:hyperlink w:history="1" r:id="rIded_dr1afizt6rccbtdirh">
               <w:r>
                 <w:rPr>
                   <w:rFonts w:ascii="Arial" w:cs="Arial" w:eastAsia="Arial" w:hAnsi="Arial"/>
@@ -14962,7 +14962,7 @@
             <w:pPr>
               <w:spacing w:after="20" w:before="0"/>
             </w:pPr>
-            <w:hyperlink w:history="1" r:id="rIdwcbtsnerp20jcxfhlb9jk">
+            <w:hyperlink w:history="1" r:id="rIde_a8zwntj4ih2z_6tfryp">
               <w:r>
                 <w:rPr>
                   <w:rFonts w:ascii="Arial" w:cs="Arial" w:eastAsia="Arial" w:hAnsi="Arial"/>
@@ -14995,7 +14995,7 @@
               <w:spacing w:after="10" w:before="0"/>
               <w:ind w:left="120"/>
             </w:pPr>
-            <w:hyperlink w:history="1" r:id="rId7uvppspcq2mzhx1izo0me">
+            <w:hyperlink w:history="1" r:id="rIdwkewe2az8zzyaj9i349oi">
               <w:r>
                 <w:rPr>
                   <w:rFonts w:ascii="Arial" w:cs="Arial" w:eastAsia="Arial" w:hAnsi="Arial"/>
@@ -15207,7 +15207,7 @@
               <w:spacing w:after="10" w:before="0"/>
               <w:ind w:left="120"/>
             </w:pPr>
-            <w:hyperlink w:history="1" r:id="rIdlq8oa5crhwj6a4c-rbus6">
+            <w:hyperlink w:history="1" r:id="rIdz3dm25rebbrv6blyqh-so">
               <w:r>
                 <w:rPr>
                   <w:rFonts w:ascii="Arial" w:cs="Arial" w:eastAsia="Arial" w:hAnsi="Arial"/>
@@ -15267,7 +15267,7 @@
             <w:pPr>
               <w:spacing w:after="20" w:before="0"/>
             </w:pPr>
-            <w:hyperlink w:history="1" r:id="rIdt8ynf01ckkzua5oknztgv">
+            <w:hyperlink w:history="1" r:id="rIdte2okevnheuauj4hudrsy">
               <w:r>
                 <w:rPr>
                   <w:rFonts w:ascii="Arial" w:cs="Arial" w:eastAsia="Arial" w:hAnsi="Arial"/>
@@ -15300,7 +15300,7 @@
               <w:spacing w:after="10" w:before="0"/>
               <w:ind w:left="120"/>
             </w:pPr>
-            <w:hyperlink w:history="1" r:id="rId3tmtmwlcthbpcodisd-22">
+            <w:hyperlink w:history="1" r:id="rId2qks4d2swzfyiwhirvlyr">
               <w:r>
                 <w:rPr>
                   <w:rFonts w:ascii="Arial" w:cs="Arial" w:eastAsia="Arial" w:hAnsi="Arial"/>
@@ -15512,7 +15512,7 @@
               <w:spacing w:after="10" w:before="0"/>
               <w:ind w:left="120"/>
             </w:pPr>
-            <w:hyperlink w:history="1" r:id="rIdqpbqm5o1tt3dckpnv6oxn">
+            <w:hyperlink w:history="1" r:id="rIdta9n4vqvkxpgysnjz3vv8">
               <w:r>
                 <w:rPr>
                   <w:rFonts w:ascii="Arial" w:cs="Arial" w:eastAsia="Arial" w:hAnsi="Arial"/>
@@ -15572,7 +15572,7 @@
             <w:pPr>
               <w:spacing w:after="20" w:before="0"/>
             </w:pPr>
-            <w:hyperlink w:history="1" r:id="rIdxgbki7duns5i13tdgyysn">
+            <w:hyperlink w:history="1" r:id="rId06stn-kuhy6i747u1ifyd">
               <w:r>
                 <w:rPr>
                   <w:rFonts w:ascii="Arial" w:cs="Arial" w:eastAsia="Arial" w:hAnsi="Arial"/>
@@ -15621,7 +15621,7 @@
               <w:spacing w:after="10" w:before="0"/>
               <w:ind w:left="120"/>
             </w:pPr>
-            <w:hyperlink w:history="1" r:id="rIds1ssw1kbsfyzoqyxp-ukn">
+            <w:hyperlink w:history="1" r:id="rId6qaum5cojxjiuyimxgajz">
               <w:r>
                 <w:rPr>
                   <w:rFonts w:ascii="Arial" w:cs="Arial" w:eastAsia="Arial" w:hAnsi="Arial"/>
@@ -15833,7 +15833,7 @@
               <w:spacing w:after="10" w:before="0"/>
               <w:ind w:left="120"/>
             </w:pPr>
-            <w:hyperlink w:history="1" r:id="rIdhakzm8jkicfpkygl6vbbj">
+            <w:hyperlink w:history="1" r:id="rId-t7edbbkfrecvn0al3qb_">
               <w:r>
                 <w:rPr>
                   <w:rFonts w:ascii="Arial" w:cs="Arial" w:eastAsia="Arial" w:hAnsi="Arial"/>
@@ -15893,7 +15893,7 @@
             <w:pPr>
               <w:spacing w:after="20" w:before="0"/>
             </w:pPr>
-            <w:hyperlink w:history="1" r:id="rIdnkcuvbpsqq1df-rwzqd3x">
+            <w:hyperlink w:history="1" r:id="rIdirfvhcgdip-ckv-pzps3p">
               <w:r>
                 <w:rPr>
                   <w:rFonts w:ascii="Arial" w:cs="Arial" w:eastAsia="Arial" w:hAnsi="Arial"/>
@@ -15942,7 +15942,7 @@
               <w:spacing w:after="10" w:before="0"/>
               <w:ind w:left="120"/>
             </w:pPr>
-            <w:hyperlink w:history="1" r:id="rIdlatceatdjmybev6o9mtmb">
+            <w:hyperlink w:history="1" r:id="rIdhvbliehu7n97y3z8q3l3z">
               <w:r>
                 <w:rPr>
                   <w:rFonts w:ascii="Arial" w:cs="Arial" w:eastAsia="Arial" w:hAnsi="Arial"/>
@@ -16154,7 +16154,7 @@
               <w:spacing w:after="10" w:before="0"/>
               <w:ind w:left="120"/>
             </w:pPr>
-            <w:hyperlink w:history="1" r:id="rIdswqknljynq-japbmkua52">
+            <w:hyperlink w:history="1" r:id="rIdqdgfbmv_kqgow55dmyvqi">
               <w:r>
                 <w:rPr>
                   <w:rFonts w:ascii="Arial" w:cs="Arial" w:eastAsia="Arial" w:hAnsi="Arial"/>
@@ -16214,7 +16214,7 @@
             <w:pPr>
               <w:spacing w:after="20" w:before="0"/>
             </w:pPr>
-            <w:hyperlink w:history="1" r:id="rIdoxrwuno_heembjkr-abra">
+            <w:hyperlink w:history="1" r:id="rIdfjswpeiihbesm6_mvxytb">
               <w:r>
                 <w:rPr>
                   <w:rFonts w:ascii="Arial" w:cs="Arial" w:eastAsia="Arial" w:hAnsi="Arial"/>
@@ -16263,7 +16263,7 @@
               <w:spacing w:after="10" w:before="0"/>
               <w:ind w:left="120"/>
             </w:pPr>
-            <w:hyperlink w:history="1" r:id="rIdknwgyjugghifegdhofstu">
+            <w:hyperlink w:history="1" r:id="rId64jqdam-kkvamh504z-ym">
               <w:r>
                 <w:rPr>
                   <w:rFonts w:ascii="Arial" w:cs="Arial" w:eastAsia="Arial" w:hAnsi="Arial"/>
@@ -16775,7 +16775,7 @@
         </w:rPr>
         <w:t xml:space="preserve">© 2026 SeaVuria and ARES. Aligned with KICD objectives. Developed by SeaVuria; technical implementation by ARES (with AI assistance from Claude). Licensed under </w:t>
       </w:r>
-      <w:hyperlink w:history="1" r:id="rIddthydnafvfjfxvimeb5jk">
+      <w:hyperlink w:history="1" r:id="rIddhb6t-ujk9xecml4p5p2n">
         <w:r>
           <w:rPr>
             <w:rFonts w:ascii="Arial" w:cs="Arial" w:eastAsia="Arial" w:hAnsi="Arial"/>
@@ -16796,7 +16796,7 @@
         </w:rPr>
         <w:t xml:space="preserve"> (</w:t>
       </w:r>
-      <w:hyperlink w:history="1" r:id="rIdwofichejq7qu-enr-zlgy">
+      <w:hyperlink w:history="1" r:id="rId7l1ohofxlq7bp84p4jegq">
         <w:r>
           <w:rPr>
             <w:rFonts w:ascii="Arial" w:cs="Arial" w:eastAsia="Arial" w:hAnsi="Arial"/>
@@ -17809,7 +17809,7 @@
             <w:pPr>
               <w:spacing w:after="20" w:before="0"/>
             </w:pPr>
-            <w:hyperlink w:history="1" r:id="rId8y5l5mriekgsxy_heub4o">
+            <w:hyperlink w:history="1" r:id="rIdclinumqv6s_olzmhjesxk">
               <w:r>
                 <w:rPr>
                   <w:rFonts w:ascii="Arial" w:cs="Arial" w:eastAsia="Arial" w:hAnsi="Arial"/>
@@ -17842,7 +17842,7 @@
               <w:spacing w:after="10" w:before="0"/>
               <w:ind w:left="120"/>
             </w:pPr>
-            <w:hyperlink w:history="1" r:id="rId1ymviqgxbd37e4yruoeql">
+            <w:hyperlink w:history="1" r:id="rIdnbbe95krzqbnhgtlrormr">
               <w:r>
                 <w:rPr>
                   <w:rFonts w:ascii="Arial" w:cs="Arial" w:eastAsia="Arial" w:hAnsi="Arial"/>
@@ -17887,7 +17887,7 @@
             <w:pPr>
               <w:spacing w:after="20" w:before="0"/>
             </w:pPr>
-            <w:hyperlink w:history="1" r:id="rId3bdsgitg7coha4_gmbc7t">
+            <w:hyperlink w:history="1" r:id="rIdkgiogcfndtsome4aq8uxv">
               <w:r>
                 <w:rPr>
                   <w:rFonts w:ascii="Arial" w:cs="Arial" w:eastAsia="Arial" w:hAnsi="Arial"/>
@@ -17920,7 +17920,7 @@
               <w:spacing w:after="10" w:before="0"/>
               <w:ind w:left="120"/>
             </w:pPr>
-            <w:hyperlink w:history="1" r:id="rIdxwsp23ukvxyvj94qi_y7m">
+            <w:hyperlink w:history="1" r:id="rId-ymtbvhk00rrben34ga80">
               <w:r>
                 <w:rPr>
                   <w:rFonts w:ascii="Arial" w:cs="Arial" w:eastAsia="Arial" w:hAnsi="Arial"/>
@@ -18115,7 +18115,7 @@
             <w:pPr>
               <w:spacing w:after="20" w:before="0"/>
             </w:pPr>
-            <w:hyperlink w:history="1" r:id="rIdutli4dx4vlcasgqwhfauy">
+            <w:hyperlink w:history="1" r:id="rIduw2v4umthnpeci_8bgxct">
               <w:r>
                 <w:rPr>
                   <w:rFonts w:ascii="Arial" w:cs="Arial" w:eastAsia="Arial" w:hAnsi="Arial"/>
@@ -18148,7 +18148,7 @@
               <w:spacing w:after="10" w:before="0"/>
               <w:ind w:left="120"/>
             </w:pPr>
-            <w:hyperlink w:history="1" r:id="rIdlmqoxdxv_gwejzwwdpz0e">
+            <w:hyperlink w:history="1" r:id="rIdpfb5ns-rmzaucburwzb4z">
               <w:r>
                 <w:rPr>
                   <w:rFonts w:ascii="Arial" w:cs="Arial" w:eastAsia="Arial" w:hAnsi="Arial"/>
@@ -18193,7 +18193,7 @@
             <w:pPr>
               <w:spacing w:after="20" w:before="0"/>
             </w:pPr>
-            <w:hyperlink w:history="1" r:id="rIdivbjhdt0ayi6bl7gmzcv6">
+            <w:hyperlink w:history="1" r:id="rIdcpb_z8uua9luzriayfzog">
               <w:r>
                 <w:rPr>
                   <w:rFonts w:ascii="Arial" w:cs="Arial" w:eastAsia="Arial" w:hAnsi="Arial"/>
@@ -18226,7 +18226,7 @@
               <w:spacing w:after="10" w:before="0"/>
               <w:ind w:left="120"/>
             </w:pPr>
-            <w:hyperlink w:history="1" r:id="rIdlina0wmaceayirnyvnftg">
+            <w:hyperlink w:history="1" r:id="rIdwwpc2wsll07mhacu9tcof">
               <w:r>
                 <w:rPr>
                   <w:rFonts w:ascii="Arial" w:cs="Arial" w:eastAsia="Arial" w:hAnsi="Arial"/>
@@ -18421,7 +18421,7 @@
             <w:pPr>
               <w:spacing w:after="20" w:before="0"/>
             </w:pPr>
-            <w:hyperlink w:history="1" r:id="rIdfe-ovh_ihr9tfthophb_o">
+            <w:hyperlink w:history="1" r:id="rIdujqajp7ukybe72cbtbw-6">
               <w:r>
                 <w:rPr>
                   <w:rFonts w:ascii="Arial" w:cs="Arial" w:eastAsia="Arial" w:hAnsi="Arial"/>
@@ -18454,7 +18454,7 @@
               <w:spacing w:after="10" w:before="0"/>
               <w:ind w:left="120"/>
             </w:pPr>
-            <w:hyperlink w:history="1" r:id="rIdk-duhtr0l4kuzpnsvk4dq">
+            <w:hyperlink w:history="1" r:id="rIdsmqxcxyggdmkwd7enwnar">
               <w:r>
                 <w:rPr>
                   <w:rFonts w:ascii="Arial" w:cs="Arial" w:eastAsia="Arial" w:hAnsi="Arial"/>
@@ -18499,7 +18499,7 @@
             <w:pPr>
               <w:spacing w:after="20" w:before="0"/>
             </w:pPr>
-            <w:hyperlink w:history="1" r:id="rIdjncxyqwrzhl9p6siy2w93">
+            <w:hyperlink w:history="1" r:id="rIdp2zvug7mgjzmbmtg6i-xt">
               <w:r>
                 <w:rPr>
                   <w:rFonts w:ascii="Arial" w:cs="Arial" w:eastAsia="Arial" w:hAnsi="Arial"/>
@@ -18532,7 +18532,7 @@
               <w:spacing w:after="10" w:before="0"/>
               <w:ind w:left="120"/>
             </w:pPr>
-            <w:hyperlink w:history="1" r:id="rIdc-0psl8fxm6cfle4ylzp5">
+            <w:hyperlink w:history="1" r:id="rId-iamnvdp7avxrkguckbgo">
               <w:r>
                 <w:rPr>
                   <w:rFonts w:ascii="Arial" w:cs="Arial" w:eastAsia="Arial" w:hAnsi="Arial"/>
@@ -18727,7 +18727,7 @@
             <w:pPr>
               <w:spacing w:after="20" w:before="0"/>
             </w:pPr>
-            <w:hyperlink w:history="1" r:id="rIdt6rf2s53ycuevuwpgdy0d">
+            <w:hyperlink w:history="1" r:id="rIdcjy87mnjfdq2rj8cvcdjo">
               <w:r>
                 <w:rPr>
                   <w:rFonts w:ascii="Arial" w:cs="Arial" w:eastAsia="Arial" w:hAnsi="Arial"/>
@@ -18760,7 +18760,7 @@
               <w:spacing w:after="10" w:before="0"/>
               <w:ind w:left="120"/>
             </w:pPr>
-            <w:hyperlink w:history="1" r:id="rIdz9sbrhanzmjmtrcbunj6g">
+            <w:hyperlink w:history="1" r:id="rIdqesqvvtf6vmlxynsyusye">
               <w:r>
                 <w:rPr>
                   <w:rFonts w:ascii="Arial" w:cs="Arial" w:eastAsia="Arial" w:hAnsi="Arial"/>
@@ -18805,7 +18805,7 @@
             <w:pPr>
               <w:spacing w:after="20" w:before="0"/>
             </w:pPr>
-            <w:hyperlink w:history="1" r:id="rId9jmi-txain8g2janqs0zk">
+            <w:hyperlink w:history="1" r:id="rIdioh7mssl7gvdkpc_maphw">
               <w:r>
                 <w:rPr>
                   <w:rFonts w:ascii="Arial" w:cs="Arial" w:eastAsia="Arial" w:hAnsi="Arial"/>
@@ -18838,7 +18838,7 @@
               <w:spacing w:after="10" w:before="0"/>
               <w:ind w:left="120"/>
             </w:pPr>
-            <w:hyperlink w:history="1" r:id="rIdxkdyh1vtkygkpkgun1_gq">
+            <w:hyperlink w:history="1" r:id="rIdtiijfesmkfxkcmz-t9zjh">
               <w:r>
                 <w:rPr>
                   <w:rFonts w:ascii="Arial" w:cs="Arial" w:eastAsia="Arial" w:hAnsi="Arial"/>
@@ -19033,7 +19033,7 @@
             <w:pPr>
               <w:spacing w:after="20" w:before="0"/>
             </w:pPr>
-            <w:hyperlink w:history="1" r:id="rId-5sripcffopp86p76473a">
+            <w:hyperlink w:history="1" r:id="rIdeibhpezkur3jmrk5bpnfn">
               <w:r>
                 <w:rPr>
                   <w:rFonts w:ascii="Arial" w:cs="Arial" w:eastAsia="Arial" w:hAnsi="Arial"/>
@@ -19082,7 +19082,7 @@
               <w:spacing w:after="10" w:before="0"/>
               <w:ind w:left="120"/>
             </w:pPr>
-            <w:hyperlink w:history="1" r:id="rIdg8p-qldeakosdrk4f5ozs">
+            <w:hyperlink w:history="1" r:id="rIdhjdlwh9a3dysrw-jjsu_n">
               <w:r>
                 <w:rPr>
                   <w:rFonts w:ascii="Arial" w:cs="Arial" w:eastAsia="Arial" w:hAnsi="Arial"/>
@@ -19127,7 +19127,7 @@
             <w:pPr>
               <w:spacing w:after="20" w:before="0"/>
             </w:pPr>
-            <w:hyperlink w:history="1" r:id="rIdhvr-ln03spfetm6dn98y7">
+            <w:hyperlink w:history="1" r:id="rIdemg4uixylwkb2jw3bnqsn">
               <w:r>
                 <w:rPr>
                   <w:rFonts w:ascii="Arial" w:cs="Arial" w:eastAsia="Arial" w:hAnsi="Arial"/>
@@ -19176,7 +19176,7 @@
               <w:spacing w:after="10" w:before="0"/>
               <w:ind w:left="120"/>
             </w:pPr>
-            <w:hyperlink w:history="1" r:id="rIdw0t2ceeji9wtvf0wf87q-">
+            <w:hyperlink w:history="1" r:id="rIdqfclpne9b4iauz37ovzoy">
               <w:r>
                 <w:rPr>
                   <w:rFonts w:ascii="Arial" w:cs="Arial" w:eastAsia="Arial" w:hAnsi="Arial"/>
@@ -19688,7 +19688,7 @@
         </w:rPr>
         <w:t xml:space="preserve">© 2026 SeaVuria and ARES. Aligned with KICD objectives. Developed by SeaVuria; technical implementation by ARES (with AI assistance from Claude). Licensed under </w:t>
       </w:r>
-      <w:hyperlink w:history="1" r:id="rIdkuux_4bmsyur_rv3bbatl">
+      <w:hyperlink w:history="1" r:id="rId0oz_l1fuzezr-iw73dvxu">
         <w:r>
           <w:rPr>
             <w:rFonts w:ascii="Arial" w:cs="Arial" w:eastAsia="Arial" w:hAnsi="Arial"/>
@@ -19709,7 +19709,7 @@
         </w:rPr>
         <w:t xml:space="preserve"> (</w:t>
       </w:r>
-      <w:hyperlink w:history="1" r:id="rIdzl61xude3ao9wachov-uu">
+      <w:hyperlink w:history="1" r:id="rId4rqsaajntd8p0s_1oe0ve">
         <w:r>
           <w:rPr>
             <w:rFonts w:ascii="Arial" w:cs="Arial" w:eastAsia="Arial" w:hAnsi="Arial"/>
@@ -20722,7 +20722,7 @@
             <w:pPr>
               <w:spacing w:after="20" w:before="0"/>
             </w:pPr>
-            <w:hyperlink w:history="1" r:id="rIdentenbefefyczkxkw2uis">
+            <w:hyperlink w:history="1" r:id="rId9k_ghjikt4mc4vsfngkcc">
               <w:r>
                 <w:rPr>
                   <w:rFonts w:ascii="Arial" w:cs="Arial" w:eastAsia="Arial" w:hAnsi="Arial"/>
@@ -20755,7 +20755,7 @@
               <w:spacing w:after="10" w:before="0"/>
               <w:ind w:left="120"/>
             </w:pPr>
-            <w:hyperlink w:history="1" r:id="rId7owkwwuywmxqt9x0zhoh_">
+            <w:hyperlink w:history="1" r:id="rIdmg404aonfqcnhba9_qi5h">
               <w:r>
                 <w:rPr>
                   <w:rFonts w:ascii="Arial" w:cs="Arial" w:eastAsia="Arial" w:hAnsi="Arial"/>
@@ -20800,7 +20800,7 @@
             <w:pPr>
               <w:spacing w:after="20" w:before="0"/>
             </w:pPr>
-            <w:hyperlink w:history="1" r:id="rIdeuugrmysc_vxxb7c1pbno">
+            <w:hyperlink w:history="1" r:id="rIduvr5fdfnxn35y2kolivt2">
               <w:r>
                 <w:rPr>
                   <w:rFonts w:ascii="Arial" w:cs="Arial" w:eastAsia="Arial" w:hAnsi="Arial"/>
@@ -20833,7 +20833,7 @@
               <w:spacing w:after="10" w:before="0"/>
               <w:ind w:left="120"/>
             </w:pPr>
-            <w:hyperlink w:history="1" r:id="rIdbfoet6aqle3ujlr4vazvp">
+            <w:hyperlink w:history="1" r:id="rIdss0tld1965602aqvbxeyk">
               <w:r>
                 <w:rPr>
                   <w:rFonts w:ascii="Arial" w:cs="Arial" w:eastAsia="Arial" w:hAnsi="Arial"/>
@@ -21028,7 +21028,7 @@
             <w:pPr>
               <w:spacing w:after="20" w:before="0"/>
             </w:pPr>
-            <w:hyperlink w:history="1" r:id="rIdwzjzb9wwapwd7ejbzjcvp">
+            <w:hyperlink w:history="1" r:id="rIdkrxtzsoquu2qvzdsuplql">
               <w:r>
                 <w:rPr>
                   <w:rFonts w:ascii="Arial" w:cs="Arial" w:eastAsia="Arial" w:hAnsi="Arial"/>
@@ -21061,7 +21061,7 @@
               <w:spacing w:after="10" w:before="0"/>
               <w:ind w:left="120"/>
             </w:pPr>
-            <w:hyperlink w:history="1" r:id="rIdndwdvmbgjrrlo6wtgcwcv">
+            <w:hyperlink w:history="1" r:id="rIdoz34gh24pla-jqhlxekwx">
               <w:r>
                 <w:rPr>
                   <w:rFonts w:ascii="Arial" w:cs="Arial" w:eastAsia="Arial" w:hAnsi="Arial"/>
@@ -21106,7 +21106,7 @@
             <w:pPr>
               <w:spacing w:after="20" w:before="0"/>
             </w:pPr>
-            <w:hyperlink w:history="1" r:id="rIdmsymv1gt3y4qun4384_le">
+            <w:hyperlink w:history="1" r:id="rId2knfltrdvj_hoscznac2o">
               <w:r>
                 <w:rPr>
                   <w:rFonts w:ascii="Arial" w:cs="Arial" w:eastAsia="Arial" w:hAnsi="Arial"/>
@@ -21139,7 +21139,7 @@
               <w:spacing w:after="10" w:before="0"/>
               <w:ind w:left="120"/>
             </w:pPr>
-            <w:hyperlink w:history="1" r:id="rId1vqshuyww-ho4szflobvv">
+            <w:hyperlink w:history="1" r:id="rIdd7a3scojlct4nsdvudrlw">
               <w:r>
                 <w:rPr>
                   <w:rFonts w:ascii="Arial" w:cs="Arial" w:eastAsia="Arial" w:hAnsi="Arial"/>
@@ -21334,7 +21334,7 @@
             <w:pPr>
               <w:spacing w:after="20" w:before="0"/>
             </w:pPr>
-            <w:hyperlink w:history="1" r:id="rIdocgdcpt2dwqq3ussd8tg7">
+            <w:hyperlink w:history="1" r:id="rIdqe5k7wuvc0ulbanmd3ccl">
               <w:r>
                 <w:rPr>
                   <w:rFonts w:ascii="Arial" w:cs="Arial" w:eastAsia="Arial" w:hAnsi="Arial"/>
@@ -21367,7 +21367,7 @@
               <w:spacing w:after="10" w:before="0"/>
               <w:ind w:left="120"/>
             </w:pPr>
-            <w:hyperlink w:history="1" r:id="rIdptrfjy1b8azv3zptwqcgq">
+            <w:hyperlink w:history="1" r:id="rIdj_mo0cvpzfhqjurgts0m0">
               <w:r>
                 <w:rPr>
                   <w:rFonts w:ascii="Arial" w:cs="Arial" w:eastAsia="Arial" w:hAnsi="Arial"/>
@@ -21412,7 +21412,7 @@
             <w:pPr>
               <w:spacing w:after="20" w:before="0"/>
             </w:pPr>
-            <w:hyperlink w:history="1" r:id="rId9udsp4awxxxg9dewbcjwq">
+            <w:hyperlink w:history="1" r:id="rIdnwv47g07khc0dwhjqg5de">
               <w:r>
                 <w:rPr>
                   <w:rFonts w:ascii="Arial" w:cs="Arial" w:eastAsia="Arial" w:hAnsi="Arial"/>
@@ -21445,7 +21445,7 @@
               <w:spacing w:after="10" w:before="0"/>
               <w:ind w:left="120"/>
             </w:pPr>
-            <w:hyperlink w:history="1" r:id="rIdea3dlkgmz-isqg1cep0jw">
+            <w:hyperlink w:history="1" r:id="rIdw2mk--85bx3tz1lj6nnm-">
               <w:r>
                 <w:rPr>
                   <w:rFonts w:ascii="Arial" w:cs="Arial" w:eastAsia="Arial" w:hAnsi="Arial"/>
@@ -21640,7 +21640,7 @@
             <w:pPr>
               <w:spacing w:after="20" w:before="0"/>
             </w:pPr>
-            <w:hyperlink w:history="1" r:id="rId0qrdn0trkn6ycpxaa_1cl">
+            <w:hyperlink w:history="1" r:id="rIdhfp_8s0d8sp4w8gyvpzir">
               <w:r>
                 <w:rPr>
                   <w:rFonts w:ascii="Arial" w:cs="Arial" w:eastAsia="Arial" w:hAnsi="Arial"/>
@@ -21673,7 +21673,7 @@
               <w:spacing w:after="10" w:before="0"/>
               <w:ind w:left="120"/>
             </w:pPr>
-            <w:hyperlink w:history="1" r:id="rId6wnjnxzrw3asuhygkq6uh">
+            <w:hyperlink w:history="1" r:id="rIdewwhjkxtecctzp4jilwvm">
               <w:r>
                 <w:rPr>
                   <w:rFonts w:ascii="Arial" w:cs="Arial" w:eastAsia="Arial" w:hAnsi="Arial"/>
@@ -21718,7 +21718,7 @@
             <w:pPr>
               <w:spacing w:after="20" w:before="0"/>
             </w:pPr>
-            <w:hyperlink w:history="1" r:id="rIdnanb3mz8ozivrj6p51may">
+            <w:hyperlink w:history="1" r:id="rIdj2xsy2so6sbyx9g9h_tln">
               <w:r>
                 <w:rPr>
                   <w:rFonts w:ascii="Arial" w:cs="Arial" w:eastAsia="Arial" w:hAnsi="Arial"/>
@@ -21751,7 +21751,7 @@
               <w:spacing w:after="10" w:before="0"/>
               <w:ind w:left="120"/>
             </w:pPr>
-            <w:hyperlink w:history="1" r:id="rIdf2m-eznjp-pujxtgyixda">
+            <w:hyperlink w:history="1" r:id="rIduekzg040tgp_bazpc7vim">
               <w:r>
                 <w:rPr>
                   <w:rFonts w:ascii="Arial" w:cs="Arial" w:eastAsia="Arial" w:hAnsi="Arial"/>
@@ -21946,7 +21946,7 @@
             <w:pPr>
               <w:spacing w:after="20" w:before="0"/>
             </w:pPr>
-            <w:hyperlink w:history="1" r:id="rId1sjhmxpqijf9bsx2pakct">
+            <w:hyperlink w:history="1" r:id="rId7mjmgn5zg4rkmahoalwwp">
               <w:r>
                 <w:rPr>
                   <w:rFonts w:ascii="Arial" w:cs="Arial" w:eastAsia="Arial" w:hAnsi="Arial"/>
@@ -21995,7 +21995,7 @@
               <w:spacing w:after="10" w:before="0"/>
               <w:ind w:left="120"/>
             </w:pPr>
-            <w:hyperlink w:history="1" r:id="rIdk9gkf7li4qzyu-sgd2cwc">
+            <w:hyperlink w:history="1" r:id="rId6l4zzqy77fyetrb7tb2wq">
               <w:r>
                 <w:rPr>
                   <w:rFonts w:ascii="Arial" w:cs="Arial" w:eastAsia="Arial" w:hAnsi="Arial"/>
@@ -22040,7 +22040,7 @@
             <w:pPr>
               <w:spacing w:after="20" w:before="0"/>
             </w:pPr>
-            <w:hyperlink w:history="1" r:id="rIdyumnjgvbpyot7-rnuutxw">
+            <w:hyperlink w:history="1" r:id="rId14r4pyl3hbihn6jdynram">
               <w:r>
                 <w:rPr>
                   <w:rFonts w:ascii="Arial" w:cs="Arial" w:eastAsia="Arial" w:hAnsi="Arial"/>
@@ -22089,7 +22089,7 @@
               <w:spacing w:after="10" w:before="0"/>
               <w:ind w:left="120"/>
             </w:pPr>
-            <w:hyperlink w:history="1" r:id="rIdsi0piwaqq3dazmugpjotb">
+            <w:hyperlink w:history="1" r:id="rIdv0y2cwnjznito9w5pia3q">
               <w:r>
                 <w:rPr>
                   <w:rFonts w:ascii="Arial" w:cs="Arial" w:eastAsia="Arial" w:hAnsi="Arial"/>
@@ -22601,7 +22601,7 @@
         </w:rPr>
         <w:t xml:space="preserve">© 2026 SeaVuria and ARES. Aligned with KICD objectives. Developed by SeaVuria; technical implementation by ARES (with AI assistance from Claude). Licensed under </w:t>
       </w:r>
-      <w:hyperlink w:history="1" r:id="rIdgx8zxllnhhf_mccnxxqn1">
+      <w:hyperlink w:history="1" r:id="rId3zplvzazrkozvq22yzt3h">
         <w:r>
           <w:rPr>
             <w:rFonts w:ascii="Arial" w:cs="Arial" w:eastAsia="Arial" w:hAnsi="Arial"/>
@@ -22622,7 +22622,7 @@
         </w:rPr>
         <w:t xml:space="preserve"> (</w:t>
       </w:r>
-      <w:hyperlink w:history="1" r:id="rIdadx51co5rxv_0lsdr-gb8">
+      <w:hyperlink w:history="1" r:id="rIdajhsymjqdp2pflbpzdg6v">
         <w:r>
           <w:rPr>
             <w:rFonts w:ascii="Arial" w:cs="Arial" w:eastAsia="Arial" w:hAnsi="Arial"/>
@@ -23635,7 +23635,7 @@
             <w:pPr>
               <w:spacing w:after="20" w:before="0"/>
             </w:pPr>
-            <w:hyperlink w:history="1" r:id="rId_78mdr2ti1qlynlabkera">
+            <w:hyperlink w:history="1" r:id="rIdaponkkb1zpt4_r5ns5zz2">
               <w:r>
                 <w:rPr>
                   <w:rFonts w:ascii="Arial" w:cs="Arial" w:eastAsia="Arial" w:hAnsi="Arial"/>
@@ -23684,7 +23684,7 @@
               <w:spacing w:after="10" w:before="0"/>
               <w:ind w:left="120"/>
             </w:pPr>
-            <w:hyperlink w:history="1" r:id="rIdru6zvpys7hweiupog1ctv">
+            <w:hyperlink w:history="1" r:id="rIdp9p1zbb8jatl31yal50bl">
               <w:r>
                 <w:rPr>
                   <w:rFonts w:ascii="Arial" w:cs="Arial" w:eastAsia="Arial" w:hAnsi="Arial"/>
@@ -23729,7 +23729,7 @@
             <w:pPr>
               <w:spacing w:after="20" w:before="0"/>
             </w:pPr>
-            <w:hyperlink w:history="1" r:id="rId7tslvgedqegwrjfntbnha">
+            <w:hyperlink w:history="1" r:id="rIdfm8lepjngncectddz28fz">
               <w:r>
                 <w:rPr>
                   <w:rFonts w:ascii="Arial" w:cs="Arial" w:eastAsia="Arial" w:hAnsi="Arial"/>
@@ -23778,7 +23778,7 @@
               <w:spacing w:after="10" w:before="0"/>
               <w:ind w:left="120"/>
             </w:pPr>
-            <w:hyperlink w:history="1" r:id="rIdschxptith1_qernybqwc6">
+            <w:hyperlink w:history="1" r:id="rId8okpaepzicayi1rxdj_wg">
               <w:r>
                 <w:rPr>
                   <w:rFonts w:ascii="Arial" w:cs="Arial" w:eastAsia="Arial" w:hAnsi="Arial"/>
@@ -23973,7 +23973,7 @@
             <w:pPr>
               <w:spacing w:after="20" w:before="0"/>
             </w:pPr>
-            <w:hyperlink w:history="1" r:id="rId5twujtbbbunn2_vtwrica">
+            <w:hyperlink w:history="1" r:id="rIdsqngv0hiyzjkur9g0q3ek">
               <w:r>
                 <w:rPr>
                   <w:rFonts w:ascii="Arial" w:cs="Arial" w:eastAsia="Arial" w:hAnsi="Arial"/>
@@ -24022,7 +24022,7 @@
               <w:spacing w:after="10" w:before="0"/>
               <w:ind w:left="120"/>
             </w:pPr>
-            <w:hyperlink w:history="1" r:id="rIdrkmrmtx-23qxigwe41yn7">
+            <w:hyperlink w:history="1" r:id="rIdhfb-y62wpbu0fs97cktxy">
               <w:r>
                 <w:rPr>
                   <w:rFonts w:ascii="Arial" w:cs="Arial" w:eastAsia="Arial" w:hAnsi="Arial"/>
@@ -24067,7 +24067,7 @@
             <w:pPr>
               <w:spacing w:after="20" w:before="0"/>
             </w:pPr>
-            <w:hyperlink w:history="1" r:id="rIdjcfl2hdqipkqy-d65-3-o">
+            <w:hyperlink w:history="1" r:id="rIdyutdujztw8qmqk-vsioba">
               <w:r>
                 <w:rPr>
                   <w:rFonts w:ascii="Arial" w:cs="Arial" w:eastAsia="Arial" w:hAnsi="Arial"/>
@@ -24116,7 +24116,7 @@
               <w:spacing w:after="10" w:before="0"/>
               <w:ind w:left="120"/>
             </w:pPr>
-            <w:hyperlink w:history="1" r:id="rIdizw4nwubfdrne9ht55anj">
+            <w:hyperlink w:history="1" r:id="rId-adg3eqb82emj4b-eahzy">
               <w:r>
                 <w:rPr>
                   <w:rFonts w:ascii="Arial" w:cs="Arial" w:eastAsia="Arial" w:hAnsi="Arial"/>
@@ -24158,7 +24158,7 @@
                 <w:sz w:val="18"/>
                 <w:szCs w:val="18"/>
               </w:rPr>
-              <w:t xml:space="preserve">In groups of 4-5 learners rotate through four evidence stations set around the room (tables or desk clusters), spending about 3 minutes at each. Station A: vegetative propagation charts and photos of cassava, sugarcane and sweet potato cuttings, plus a note on runners, bulbs, rhizomes and tubers (Lesson 1-2). Station B: their labelled flower diagrams and classification tables for hibiscus, maize, passion fruit, bean and tomato flowers, including features that hinder self-pollination (Lessons 3-5). Station C: the cached double fertilisation animation screenshots and the group summary of zygote and endosperm formation (Lesson 6), shown from a printed sequence. Station D: fruit sections of tomato, passion fruit and bean pod with placentation and fruit type classification (Lesson 7). At each station learners tick off and write one piece of evidence that helps answer the Driving Question in their evidence log and note the lesson where it came from.</w:t>
+              <w:t xml:space="preserve">In groups of 4-5 learners rotate through four evidence stations set around the room (tables or desk clusters), spending about 3 minutes at each. Station A: vegetative propagation charts and photos of cassava, sugarcane and sweet potato cuttings, plus a note on runners, bulbs, rhizomes and tubers (Lesson 1). Station B: their labelled flower diagrams and classification tables for hibiscus, maize, passion fruit, bean and tomato flowers, including features that hinder self-pollination (Lessons 2-3). Station C: the cached double fertilisation animation screenshots and the group summary of zygote and endosperm formation (Lesson 4), shown from a printed sequence. Station D: fruit sections of tomato, passion fruit and bean pod with placentation and fruit type classification (Lesson 5). At each station learners tick off and write one piece of evidence that helps answer the Driving Question in their evidence log and note the lesson where it came from.</w:t>
             </w:r>
           </w:p>
         </w:tc>
@@ -24311,7 +24311,7 @@
             <w:pPr>
               <w:spacing w:after="20" w:before="0"/>
             </w:pPr>
-            <w:hyperlink w:history="1" r:id="rIdcrjdjsz1m14s7nppb_3j8">
+            <w:hyperlink w:history="1" r:id="rIdylisozb0v1nydxusdfqsl">
               <w:r>
                 <w:rPr>
                   <w:rFonts w:ascii="Arial" w:cs="Arial" w:eastAsia="Arial" w:hAnsi="Arial"/>
@@ -24360,7 +24360,7 @@
               <w:spacing w:after="10" w:before="0"/>
               <w:ind w:left="120"/>
             </w:pPr>
-            <w:hyperlink w:history="1" r:id="rIddcktyooc12pqxeoiz6kd8">
+            <w:hyperlink w:history="1" r:id="rIdsunm54ccgorzqucy2baea">
               <w:r>
                 <w:rPr>
                   <w:rFonts w:ascii="Arial" w:cs="Arial" w:eastAsia="Arial" w:hAnsi="Arial"/>
@@ -24405,7 +24405,7 @@
             <w:pPr>
               <w:spacing w:after="20" w:before="0"/>
             </w:pPr>
-            <w:hyperlink w:history="1" r:id="rIdmwjkdje0hdawezmoldq-i">
+            <w:hyperlink w:history="1" r:id="rId7hvgp46qv_ue17neyhpzm">
               <w:r>
                 <w:rPr>
                   <w:rFonts w:ascii="Arial" w:cs="Arial" w:eastAsia="Arial" w:hAnsi="Arial"/>
@@ -24454,7 +24454,7 @@
               <w:spacing w:after="10" w:before="0"/>
               <w:ind w:left="120"/>
             </w:pPr>
-            <w:hyperlink w:history="1" r:id="rId7rlfepqik25omad-3q56r">
+            <w:hyperlink w:history="1" r:id="rIddmkc0dnlbjskr0cnleyni">
               <w:r>
                 <w:rPr>
                   <w:rFonts w:ascii="Arial" w:cs="Arial" w:eastAsia="Arial" w:hAnsi="Arial"/>
@@ -24649,7 +24649,7 @@
             <w:pPr>
               <w:spacing w:after="20" w:before="0"/>
             </w:pPr>
-            <w:hyperlink w:history="1" r:id="rIdzd6ieznpbs-grgnai4rji">
+            <w:hyperlink w:history="1" r:id="rIdwepkzpkwkvshh8jyiggmb">
               <w:r>
                 <w:rPr>
                   <w:rFonts w:ascii="Arial" w:cs="Arial" w:eastAsia="Arial" w:hAnsi="Arial"/>
@@ -24698,7 +24698,7 @@
               <w:spacing w:after="10" w:before="0"/>
               <w:ind w:left="120"/>
             </w:pPr>
-            <w:hyperlink w:history="1" r:id="rIdoy72tnvmequdxzhfq1dc8">
+            <w:hyperlink w:history="1" r:id="rIddeav2sgf3nr2qx7rbf_pe">
               <w:r>
                 <w:rPr>
                   <w:rFonts w:ascii="Arial" w:cs="Arial" w:eastAsia="Arial" w:hAnsi="Arial"/>
@@ -24743,7 +24743,7 @@
             <w:pPr>
               <w:spacing w:after="20" w:before="0"/>
             </w:pPr>
-            <w:hyperlink w:history="1" r:id="rIdbgiqmvzppvoizyz6dz3wp">
+            <w:hyperlink w:history="1" r:id="rIdzuld-o4pb_pnptan4etiu">
               <w:r>
                 <w:rPr>
                   <w:rFonts w:ascii="Arial" w:cs="Arial" w:eastAsia="Arial" w:hAnsi="Arial"/>
@@ -24792,7 +24792,7 @@
               <w:spacing w:after="10" w:before="0"/>
               <w:ind w:left="120"/>
             </w:pPr>
-            <w:hyperlink w:history="1" r:id="rIdxoc-3hi0kmgonhz_c_lg2">
+            <w:hyperlink w:history="1" r:id="rId0xejn8g_zasobzv8cchnj">
               <w:r>
                 <w:rPr>
                   <w:rFonts w:ascii="Arial" w:cs="Arial" w:eastAsia="Arial" w:hAnsi="Arial"/>
@@ -24987,7 +24987,7 @@
             <w:pPr>
               <w:spacing w:after="20" w:before="0"/>
             </w:pPr>
-            <w:hyperlink w:history="1" r:id="rIda20bvhwno_c0ya2jai9vn">
+            <w:hyperlink w:history="1" r:id="rIdeo7ki6y96w9vbuztes4yq">
               <w:r>
                 <w:rPr>
                   <w:rFonts w:ascii="Arial" w:cs="Arial" w:eastAsia="Arial" w:hAnsi="Arial"/>
@@ -25036,7 +25036,7 @@
               <w:spacing w:after="10" w:before="0"/>
               <w:ind w:left="120"/>
             </w:pPr>
-            <w:hyperlink w:history="1" r:id="rIdlkbwgp7gfr992aboefwzi">
+            <w:hyperlink w:history="1" r:id="rIdn-bfwktea8a2i0fcqbsg2">
               <w:r>
                 <w:rPr>
                   <w:rFonts w:ascii="Arial" w:cs="Arial" w:eastAsia="Arial" w:hAnsi="Arial"/>
@@ -25081,7 +25081,7 @@
             <w:pPr>
               <w:spacing w:after="20" w:before="0"/>
             </w:pPr>
-            <w:hyperlink w:history="1" r:id="rIdvg_iyflmowtoq3fbvbtxn">
+            <w:hyperlink w:history="1" r:id="rIdntbmbrjgvcodhqy9pcxad">
               <w:r>
                 <w:rPr>
                   <w:rFonts w:ascii="Arial" w:cs="Arial" w:eastAsia="Arial" w:hAnsi="Arial"/>
@@ -25130,7 +25130,7 @@
               <w:spacing w:after="10" w:before="0"/>
               <w:ind w:left="120"/>
             </w:pPr>
-            <w:hyperlink w:history="1" r:id="rId2gvd0wjycgsytv4xjt-wy">
+            <w:hyperlink w:history="1" r:id="rIdsi40l3zioar5jdcfbu5bf">
               <w:r>
                 <w:rPr>
                   <w:rFonts w:ascii="Arial" w:cs="Arial" w:eastAsia="Arial" w:hAnsi="Arial"/>
@@ -25642,7 +25642,7 @@
         </w:rPr>
         <w:t xml:space="preserve">© 2026 SeaVuria and ARES. Aligned with KICD objectives. Developed by SeaVuria; technical implementation by ARES (with AI assistance from Claude). Licensed under </w:t>
       </w:r>
-      <w:hyperlink w:history="1" r:id="rIdazhbt_kwdunl4i4n4unl3">
+      <w:hyperlink w:history="1" r:id="rIdarxyce9kxf8bjc5frm7l2">
         <w:r>
           <w:rPr>
             <w:rFonts w:ascii="Arial" w:cs="Arial" w:eastAsia="Arial" w:hAnsi="Arial"/>
@@ -25663,7 +25663,7 @@
         </w:rPr>
         <w:t xml:space="preserve"> (</w:t>
       </w:r>
-      <w:hyperlink w:history="1" r:id="rIdcaotv4eg8agiqbknjss4d">
+      <w:hyperlink w:history="1" r:id="rIdtydnk8ifhfhdg8x_n4zcj">
         <w:r>
           <w:rPr>
             <w:rFonts w:ascii="Arial" w:cs="Arial" w:eastAsia="Arial" w:hAnsi="Arial"/>

--- a/data/outputs/v2/Grade11/Biology/Lesson_Plans/SS2.1_Reproduction_in_Plants/Biology_Reproduction_in_Plants_CBE_LessonSequence.docx
+++ b/data/outputs/v2/Grade11/Biology/Lesson_Plans/SS2.1_Reproduction_in_Plants/Biology_Reproduction_in_Plants_CBE_LessonSequence.docx
@@ -2052,7 +2052,7 @@
         </w:rPr>
         <w:t xml:space="preserve">© 2026 SeaVuria and ARES. This work is licensed under a </w:t>
       </w:r>
-      <w:hyperlink w:history="1" r:id="rId-zdcpyenfyn3mkin6qvfn">
+      <w:hyperlink w:history="1" r:id="rIdfknra8647y0cdys93ltk0">
         <w:r>
           <w:rPr>
             <w:rFonts w:ascii="Arial" w:cs="Arial" w:eastAsia="Arial" w:hAnsi="Arial"/>
@@ -2072,7 +2072,7 @@
         </w:rPr>
         <w:t xml:space="preserve"> (</w:t>
       </w:r>
-      <w:hyperlink w:history="1" r:id="rIdlrts9ajzcbuarwqkgk1ef">
+      <w:hyperlink w:history="1" r:id="rId7uvray85v7ywywi1pe7rp">
         <w:r>
           <w:rPr>
             <w:rFonts w:ascii="Arial" w:cs="Arial" w:eastAsia="Arial" w:hAnsi="Arial"/>
@@ -2092,7 +2092,7 @@
         </w:rPr>
         <w:t xml:space="preserve">). To view a copy of this license, visit </w:t>
       </w:r>
-      <w:hyperlink w:history="1" r:id="rIddmcynideyeneetxvyj9-0">
+      <w:hyperlink w:history="1" r:id="rIdtipngqdrgb7rhqrpzr98g">
         <w:r>
           <w:rPr>
             <w:rFonts w:ascii="Arial" w:cs="Arial" w:eastAsia="Arial" w:hAnsi="Arial"/>
@@ -3104,7 +3104,7 @@
             <w:pPr>
               <w:spacing w:after="20" w:before="0"/>
             </w:pPr>
-            <w:hyperlink w:history="1" r:id="rIddcl2sdh8m4qlq0uw4sptq">
+            <w:hyperlink w:history="1" r:id="rIdttt-r7qmnpy-aoxpetyeh">
               <w:r>
                 <w:rPr>
                   <w:rFonts w:ascii="Arial" w:cs="Arial" w:eastAsia="Arial" w:hAnsi="Arial"/>
@@ -3137,7 +3137,7 @@
               <w:spacing w:after="10" w:before="0"/>
               <w:ind w:left="120"/>
             </w:pPr>
-            <w:hyperlink w:history="1" r:id="rIdmikvqjxffrjrgptnfaem5">
+            <w:hyperlink w:history="1" r:id="rIdefjvgz3munv4md_2fgo09">
               <w:r>
                 <w:rPr>
                   <w:rFonts w:ascii="Arial" w:cs="Arial" w:eastAsia="Arial" w:hAnsi="Arial"/>
@@ -3182,7 +3182,7 @@
             <w:pPr>
               <w:spacing w:after="20" w:before="0"/>
             </w:pPr>
-            <w:hyperlink w:history="1" r:id="rIdk1lmb0zpwp398dnnjfaqi">
+            <w:hyperlink w:history="1" r:id="rIdw_pzozrwybe9phhbx2jhb">
               <w:r>
                 <w:rPr>
                   <w:rFonts w:ascii="Arial" w:cs="Arial" w:eastAsia="Arial" w:hAnsi="Arial"/>
@@ -3215,7 +3215,7 @@
               <w:spacing w:after="10" w:before="0"/>
               <w:ind w:left="120"/>
             </w:pPr>
-            <w:hyperlink w:history="1" r:id="rId6akmjnk1s_izmtfiyn2da">
+            <w:hyperlink w:history="1" r:id="rIdi1nvgghorz1nj2mcmn5bg">
               <w:r>
                 <w:rPr>
                   <w:rFonts w:ascii="Arial" w:cs="Arial" w:eastAsia="Arial" w:hAnsi="Arial"/>
@@ -3410,7 +3410,7 @@
             <w:pPr>
               <w:spacing w:after="20" w:before="0"/>
             </w:pPr>
-            <w:hyperlink w:history="1" r:id="rIdqksm4rkp-fydek17zlpgs">
+            <w:hyperlink w:history="1" r:id="rIdu8osxjpp93s6mpeggwr9t">
               <w:r>
                 <w:rPr>
                   <w:rFonts w:ascii="Arial" w:cs="Arial" w:eastAsia="Arial" w:hAnsi="Arial"/>
@@ -3443,7 +3443,7 @@
               <w:spacing w:after="10" w:before="0"/>
               <w:ind w:left="120"/>
             </w:pPr>
-            <w:hyperlink w:history="1" r:id="rIdiaowaulyuqrfgfysb4azk">
+            <w:hyperlink w:history="1" r:id="rIdqrjwz2fuszyfytjlwfs7t">
               <w:r>
                 <w:rPr>
                   <w:rFonts w:ascii="Arial" w:cs="Arial" w:eastAsia="Arial" w:hAnsi="Arial"/>
@@ -3488,7 +3488,7 @@
             <w:pPr>
               <w:spacing w:after="20" w:before="0"/>
             </w:pPr>
-            <w:hyperlink w:history="1" r:id="rIduz4uzw1jrpcxojxnt9a1o">
+            <w:hyperlink w:history="1" r:id="rId56dirknjw-6zxchmb-uyn">
               <w:r>
                 <w:rPr>
                   <w:rFonts w:ascii="Arial" w:cs="Arial" w:eastAsia="Arial" w:hAnsi="Arial"/>
@@ -3521,7 +3521,7 @@
               <w:spacing w:after="10" w:before="0"/>
               <w:ind w:left="120"/>
             </w:pPr>
-            <w:hyperlink w:history="1" r:id="rId6zajscpldndtefewbpxtl">
+            <w:hyperlink w:history="1" r:id="rIdde8al6ku2tpm0wcrsbdrq">
               <w:r>
                 <w:rPr>
                   <w:rFonts w:ascii="Arial" w:cs="Arial" w:eastAsia="Arial" w:hAnsi="Arial"/>
@@ -3716,7 +3716,7 @@
             <w:pPr>
               <w:spacing w:after="20" w:before="0"/>
             </w:pPr>
-            <w:hyperlink w:history="1" r:id="rIdrukpc9colpcrleogswsso">
+            <w:hyperlink w:history="1" r:id="rIdipkzqfp_kxz_cpnrdixxi">
               <w:r>
                 <w:rPr>
                   <w:rFonts w:ascii="Arial" w:cs="Arial" w:eastAsia="Arial" w:hAnsi="Arial"/>
@@ -3765,7 +3765,7 @@
               <w:spacing w:after="10" w:before="0"/>
               <w:ind w:left="120"/>
             </w:pPr>
-            <w:hyperlink w:history="1" r:id="rIdsybc3vkg_bjymftu1egcj">
+            <w:hyperlink w:history="1" r:id="rIdlql3nb6m2sgav0zcoxasy">
               <w:r>
                 <w:rPr>
                   <w:rFonts w:ascii="Arial" w:cs="Arial" w:eastAsia="Arial" w:hAnsi="Arial"/>
@@ -3810,7 +3810,7 @@
             <w:pPr>
               <w:spacing w:after="20" w:before="0"/>
             </w:pPr>
-            <w:hyperlink w:history="1" r:id="rIdg4ibeibr24aeulapyxllx">
+            <w:hyperlink w:history="1" r:id="rIdpstrbe3eiyoadc47p0qtj">
               <w:r>
                 <w:rPr>
                   <w:rFonts w:ascii="Arial" w:cs="Arial" w:eastAsia="Arial" w:hAnsi="Arial"/>
@@ -3843,7 +3843,7 @@
               <w:spacing w:after="10" w:before="0"/>
               <w:ind w:left="120"/>
             </w:pPr>
-            <w:hyperlink w:history="1" r:id="rIdgqohagzftp7llqzsgebrj">
+            <w:hyperlink w:history="1" r:id="rIdkpbcgz-4q3-hvqnp_sqiz">
               <w:r>
                 <w:rPr>
                   <w:rFonts w:ascii="Arial" w:cs="Arial" w:eastAsia="Arial" w:hAnsi="Arial"/>
@@ -4038,7 +4038,7 @@
             <w:pPr>
               <w:spacing w:after="20" w:before="0"/>
             </w:pPr>
-            <w:hyperlink w:history="1" r:id="rIdhtkxjtu1h1iv265nz9du-">
+            <w:hyperlink w:history="1" r:id="rIdpx_38eh1dutxnt-xkljda">
               <w:r>
                 <w:rPr>
                   <w:rFonts w:ascii="Arial" w:cs="Arial" w:eastAsia="Arial" w:hAnsi="Arial"/>
@@ -4071,7 +4071,7 @@
               <w:spacing w:after="10" w:before="0"/>
               <w:ind w:left="120"/>
             </w:pPr>
-            <w:hyperlink w:history="1" r:id="rId9zxljm13n0ekkltbwww88">
+            <w:hyperlink w:history="1" r:id="rIdccayyntxzjt0krfgpxgeq">
               <w:r>
                 <w:rPr>
                   <w:rFonts w:ascii="Arial" w:cs="Arial" w:eastAsia="Arial" w:hAnsi="Arial"/>
@@ -4116,7 +4116,7 @@
             <w:pPr>
               <w:spacing w:after="20" w:before="0"/>
             </w:pPr>
-            <w:hyperlink w:history="1" r:id="rIdbywpeses3bsyyykhs0tjr">
+            <w:hyperlink w:history="1" r:id="rIdlhpyblcuy-94rjlyx9vpj">
               <w:r>
                 <w:rPr>
                   <w:rFonts w:ascii="Arial" w:cs="Arial" w:eastAsia="Arial" w:hAnsi="Arial"/>
@@ -4149,7 +4149,7 @@
               <w:spacing w:after="10" w:before="0"/>
               <w:ind w:left="120"/>
             </w:pPr>
-            <w:hyperlink w:history="1" r:id="rIdbtmxlzqavegcn9f1m1b4n">
+            <w:hyperlink w:history="1" r:id="rIdzztl5btrflh36ld8c4-ak">
               <w:r>
                 <w:rPr>
                   <w:rFonts w:ascii="Arial" w:cs="Arial" w:eastAsia="Arial" w:hAnsi="Arial"/>
@@ -4344,7 +4344,7 @@
             <w:pPr>
               <w:spacing w:after="20" w:before="0"/>
             </w:pPr>
-            <w:hyperlink w:history="1" r:id="rIdagexqmosbucbe4auv1opi">
+            <w:hyperlink w:history="1" r:id="rId0dtxy3m-cgcclpgwgl2za">
               <w:r>
                 <w:rPr>
                   <w:rFonts w:ascii="Arial" w:cs="Arial" w:eastAsia="Arial" w:hAnsi="Arial"/>
@@ -4377,7 +4377,7 @@
               <w:spacing w:after="10" w:before="0"/>
               <w:ind w:left="120"/>
             </w:pPr>
-            <w:hyperlink w:history="1" r:id="rId2hjfxv-3nhx-soxr4bozn">
+            <w:hyperlink w:history="1" r:id="rIduoqivm3uvc7qnfugdaobl">
               <w:r>
                 <w:rPr>
                   <w:rFonts w:ascii="Arial" w:cs="Arial" w:eastAsia="Arial" w:hAnsi="Arial"/>
@@ -4422,7 +4422,7 @@
             <w:pPr>
               <w:spacing w:after="20" w:before="0"/>
             </w:pPr>
-            <w:hyperlink w:history="1" r:id="rIdnpbe7xg6ngzp-r_xygysk">
+            <w:hyperlink w:history="1" r:id="rIdbgo6g7d4ab0p4ptgasthe">
               <w:r>
                 <w:rPr>
                   <w:rFonts w:ascii="Arial" w:cs="Arial" w:eastAsia="Arial" w:hAnsi="Arial"/>
@@ -4471,7 +4471,7 @@
               <w:spacing w:after="10" w:before="0"/>
               <w:ind w:left="120"/>
             </w:pPr>
-            <w:hyperlink w:history="1" r:id="rIdp59benaxu-1t5rxl3wuvr">
+            <w:hyperlink w:history="1" r:id="rIdtzz1qqtjghrp5ojivvslj">
               <w:r>
                 <w:rPr>
                   <w:rFonts w:ascii="Arial" w:cs="Arial" w:eastAsia="Arial" w:hAnsi="Arial"/>
@@ -4983,7 +4983,7 @@
         </w:rPr>
         <w:t xml:space="preserve">© 2026 SeaVuria and ARES. Aligned with KICD objectives. Developed by SeaVuria; technical implementation by ARES (with AI assistance from Claude). Licensed under </w:t>
       </w:r>
-      <w:hyperlink w:history="1" r:id="rIdjifk8kmzrkzp2z4mqsz_x">
+      <w:hyperlink w:history="1" r:id="rId_dyoxalnej7wd9ojswose">
         <w:r>
           <w:rPr>
             <w:rFonts w:ascii="Arial" w:cs="Arial" w:eastAsia="Arial" w:hAnsi="Arial"/>
@@ -5004,7 +5004,7 @@
         </w:rPr>
         <w:t xml:space="preserve"> (</w:t>
       </w:r>
-      <w:hyperlink w:history="1" r:id="rIdtlen3yhpx6f1cre9lirxy">
+      <w:hyperlink w:history="1" r:id="rIdqterqeijf-voiy_a8eejq">
         <w:r>
           <w:rPr>
             <w:rFonts w:ascii="Arial" w:cs="Arial" w:eastAsia="Arial" w:hAnsi="Arial"/>
@@ -6034,7 +6034,7 @@
               <w:spacing w:after="10" w:before="0"/>
               <w:ind w:left="120"/>
             </w:pPr>
-            <w:hyperlink w:history="1" r:id="rIdobseqyn8lnfhz5xx9smxu">
+            <w:hyperlink w:history="1" r:id="rIdu-yi_lo57xeognor009d7">
               <w:r>
                 <w:rPr>
                   <w:rFonts w:ascii="Arial" w:cs="Arial" w:eastAsia="Arial" w:hAnsi="Arial"/>
@@ -6111,7 +6111,7 @@
               <w:spacing w:after="10" w:before="0"/>
               <w:ind w:left="120"/>
             </w:pPr>
-            <w:hyperlink w:history="1" r:id="rId9ycgrncxvycyluu_0b9e9">
+            <w:hyperlink w:history="1" r:id="rIdgmlo48tcww2-6y0zplznt">
               <w:r>
                 <w:rPr>
                   <w:rFonts w:ascii="Arial" w:cs="Arial" w:eastAsia="Arial" w:hAnsi="Arial"/>
@@ -6338,7 +6338,7 @@
               <w:spacing w:after="10" w:before="0"/>
               <w:ind w:left="120"/>
             </w:pPr>
-            <w:hyperlink w:history="1" r:id="rId_hijks9rclpxjjg6dpam6">
+            <w:hyperlink w:history="1" r:id="rId20gb6zbkqezvx9gmec-js">
               <w:r>
                 <w:rPr>
                   <w:rFonts w:ascii="Arial" w:cs="Arial" w:eastAsia="Arial" w:hAnsi="Arial"/>
@@ -6415,7 +6415,7 @@
               <w:spacing w:after="10" w:before="0"/>
               <w:ind w:left="120"/>
             </w:pPr>
-            <w:hyperlink w:history="1" r:id="rIdx47wvqbna5fwdbenwxijx">
+            <w:hyperlink w:history="1" r:id="rIdviiiwd1hv90gnsq09ybe1">
               <w:r>
                 <w:rPr>
                   <w:rFonts w:ascii="Arial" w:cs="Arial" w:eastAsia="Arial" w:hAnsi="Arial"/>
@@ -6642,7 +6642,7 @@
               <w:spacing w:after="10" w:before="0"/>
               <w:ind w:left="120"/>
             </w:pPr>
-            <w:hyperlink w:history="1" r:id="rIduul6njrezbofrxd7o94uq">
+            <w:hyperlink w:history="1" r:id="rId7vvhjvnkz0obfwfflijb6">
               <w:r>
                 <w:rPr>
                   <w:rFonts w:ascii="Arial" w:cs="Arial" w:eastAsia="Arial" w:hAnsi="Arial"/>
@@ -6719,7 +6719,7 @@
               <w:spacing w:after="10" w:before="0"/>
               <w:ind w:left="120"/>
             </w:pPr>
-            <w:hyperlink w:history="1" r:id="rIdqe5x-ubh_qwedcppgu-4n">
+            <w:hyperlink w:history="1" r:id="rId4hgbrwv_ngbq_qehdyg1b">
               <w:r>
                 <w:rPr>
                   <w:rFonts w:ascii="Arial" w:cs="Arial" w:eastAsia="Arial" w:hAnsi="Arial"/>
@@ -6946,7 +6946,7 @@
               <w:spacing w:after="10" w:before="0"/>
               <w:ind w:left="120"/>
             </w:pPr>
-            <w:hyperlink w:history="1" r:id="rIdcbu3gj6x7hwgchmgq_w7w">
+            <w:hyperlink w:history="1" r:id="rIda_0sbkdaxrruzdm0f0jep">
               <w:r>
                 <w:rPr>
                   <w:rFonts w:ascii="Arial" w:cs="Arial" w:eastAsia="Arial" w:hAnsi="Arial"/>
@@ -7023,7 +7023,7 @@
               <w:spacing w:after="10" w:before="0"/>
               <w:ind w:left="120"/>
             </w:pPr>
-            <w:hyperlink w:history="1" r:id="rIdfjizwyfdgak35lizhzho3">
+            <w:hyperlink w:history="1" r:id="rId9nurg-n6ec3atvr-eu-h7">
               <w:r>
                 <w:rPr>
                   <w:rFonts w:ascii="Arial" w:cs="Arial" w:eastAsia="Arial" w:hAnsi="Arial"/>
@@ -7250,7 +7250,7 @@
               <w:spacing w:after="10" w:before="0"/>
               <w:ind w:left="120"/>
             </w:pPr>
-            <w:hyperlink w:history="1" r:id="rIdu3b823toyk0cvxzn2nay-">
+            <w:hyperlink w:history="1" r:id="rIdukbne845gn1-jiva2q58g">
               <w:r>
                 <w:rPr>
                   <w:rFonts w:ascii="Arial" w:cs="Arial" w:eastAsia="Arial" w:hAnsi="Arial"/>
@@ -7327,7 +7327,7 @@
               <w:spacing w:after="10" w:before="0"/>
               <w:ind w:left="120"/>
             </w:pPr>
-            <w:hyperlink w:history="1" r:id="rIdak6s_zdwetyt9qrud9mg-">
+            <w:hyperlink w:history="1" r:id="rIdr1doglnq4k_udowvpfd-z">
               <w:r>
                 <w:rPr>
                   <w:rFonts w:ascii="Arial" w:cs="Arial" w:eastAsia="Arial" w:hAnsi="Arial"/>
@@ -7854,7 +7854,7 @@
         </w:rPr>
         <w:t xml:space="preserve">© 2026 SeaVuria and ARES. Aligned with KICD objectives. Developed by SeaVuria; technical implementation by ARES (with AI assistance from Claude). Licensed under </w:t>
       </w:r>
-      <w:hyperlink w:history="1" r:id="rId9cyhrlmdk-f3rmb7mme5t">
+      <w:hyperlink w:history="1" r:id="rIdtj4k_okaqqlhwmcgl_dwa">
         <w:r>
           <w:rPr>
             <w:rFonts w:ascii="Arial" w:cs="Arial" w:eastAsia="Arial" w:hAnsi="Arial"/>
@@ -7875,7 +7875,7 @@
         </w:rPr>
         <w:t xml:space="preserve"> (</w:t>
       </w:r>
-      <w:hyperlink w:history="1" r:id="rId-muk5nsyihjj_uzedjvma">
+      <w:hyperlink w:history="1" r:id="rIdkgkrymhocdrkbdfyubwgq">
         <w:r>
           <w:rPr>
             <w:rFonts w:ascii="Arial" w:cs="Arial" w:eastAsia="Arial" w:hAnsi="Arial"/>
@@ -8905,7 +8905,7 @@
               <w:spacing w:after="10" w:before="0"/>
               <w:ind w:left="120"/>
             </w:pPr>
-            <w:hyperlink w:history="1" r:id="rId45asoh8vnxnqvlaxgtace">
+            <w:hyperlink w:history="1" r:id="rIdqcqx-gu6_0b1oywczyy5w">
               <w:r>
                 <w:rPr>
                   <w:rFonts w:ascii="Arial" w:cs="Arial" w:eastAsia="Arial" w:hAnsi="Arial"/>
@@ -8965,7 +8965,7 @@
             <w:pPr>
               <w:spacing w:after="20" w:before="0"/>
             </w:pPr>
-            <w:hyperlink w:history="1" r:id="rIdp2fadathg9yau5_tlmcpb">
+            <w:hyperlink w:history="1" r:id="rIdy5bmyobku7tbw-erdye95">
               <w:r>
                 <w:rPr>
                   <w:rFonts w:ascii="Arial" w:cs="Arial" w:eastAsia="Arial" w:hAnsi="Arial"/>
@@ -9014,7 +9014,7 @@
               <w:spacing w:after="10" w:before="0"/>
               <w:ind w:left="120"/>
             </w:pPr>
-            <w:hyperlink w:history="1" r:id="rIdqvjvhuidcaq5qbotxhzby">
+            <w:hyperlink w:history="1" r:id="rIde0ri6gxsogigvmtnx8vfk">
               <w:r>
                 <w:rPr>
                   <w:rFonts w:ascii="Arial" w:cs="Arial" w:eastAsia="Arial" w:hAnsi="Arial"/>
@@ -9226,7 +9226,7 @@
               <w:spacing w:after="10" w:before="0"/>
               <w:ind w:left="120"/>
             </w:pPr>
-            <w:hyperlink w:history="1" r:id="rId2cb_wyhcsoro3ezzcnlex">
+            <w:hyperlink w:history="1" r:id="rId_pa5lgxo4usep2i8bf1am">
               <w:r>
                 <w:rPr>
                   <w:rFonts w:ascii="Arial" w:cs="Arial" w:eastAsia="Arial" w:hAnsi="Arial"/>
@@ -9286,7 +9286,7 @@
             <w:pPr>
               <w:spacing w:after="20" w:before="0"/>
             </w:pPr>
-            <w:hyperlink w:history="1" r:id="rIdpkr9wnu9s2nd4v_ui1pes">
+            <w:hyperlink w:history="1" r:id="rIdpzx-u0alxkksbb7ergmen">
               <w:r>
                 <w:rPr>
                   <w:rFonts w:ascii="Arial" w:cs="Arial" w:eastAsia="Arial" w:hAnsi="Arial"/>
@@ -9335,7 +9335,7 @@
               <w:spacing w:after="10" w:before="0"/>
               <w:ind w:left="120"/>
             </w:pPr>
-            <w:hyperlink w:history="1" r:id="rId7ecmxvsqblsxdpl-emrnl">
+            <w:hyperlink w:history="1" r:id="rIdsa3ognt-ccvpnwjh48ff6">
               <w:r>
                 <w:rPr>
                   <w:rFonts w:ascii="Arial" w:cs="Arial" w:eastAsia="Arial" w:hAnsi="Arial"/>
@@ -9547,7 +9547,7 @@
               <w:spacing w:after="10" w:before="0"/>
               <w:ind w:left="120"/>
             </w:pPr>
-            <w:hyperlink w:history="1" r:id="rIdxitc9qat4_fnkxmio1qaf">
+            <w:hyperlink w:history="1" r:id="rIduunk4zyudwa_lwo2s7bdc">
               <w:r>
                 <w:rPr>
                   <w:rFonts w:ascii="Arial" w:cs="Arial" w:eastAsia="Arial" w:hAnsi="Arial"/>
@@ -9607,7 +9607,7 @@
             <w:pPr>
               <w:spacing w:after="20" w:before="0"/>
             </w:pPr>
-            <w:hyperlink w:history="1" r:id="rIdy2oqiwhp5-vjymxgdyi9z">
+            <w:hyperlink w:history="1" r:id="rIdeoi9jbbc5p2tjpjryovea">
               <w:r>
                 <w:rPr>
                   <w:rFonts w:ascii="Arial" w:cs="Arial" w:eastAsia="Arial" w:hAnsi="Arial"/>
@@ -9656,7 +9656,7 @@
               <w:spacing w:after="10" w:before="0"/>
               <w:ind w:left="120"/>
             </w:pPr>
-            <w:hyperlink w:history="1" r:id="rIdboohvbf5zrlavtelqmzzh">
+            <w:hyperlink w:history="1" r:id="rIdsmpbrqiq-cuudfyalnyfq">
               <w:r>
                 <w:rPr>
                   <w:rFonts w:ascii="Arial" w:cs="Arial" w:eastAsia="Arial" w:hAnsi="Arial"/>
@@ -9868,7 +9868,7 @@
               <w:spacing w:after="10" w:before="0"/>
               <w:ind w:left="120"/>
             </w:pPr>
-            <w:hyperlink w:history="1" r:id="rIdipyrxmuefwv9m6outsaby">
+            <w:hyperlink w:history="1" r:id="rId0_lt6--kwfu3ar74esw3m">
               <w:r>
                 <w:rPr>
                   <w:rFonts w:ascii="Arial" w:cs="Arial" w:eastAsia="Arial" w:hAnsi="Arial"/>
@@ -9928,7 +9928,7 @@
             <w:pPr>
               <w:spacing w:after="20" w:before="0"/>
             </w:pPr>
-            <w:hyperlink w:history="1" r:id="rId4q2o-lfgfoekjdwraimk8">
+            <w:hyperlink w:history="1" r:id="rIdorfiebeq8apjmp83jrhhc">
               <w:r>
                 <w:rPr>
                   <w:rFonts w:ascii="Arial" w:cs="Arial" w:eastAsia="Arial" w:hAnsi="Arial"/>
@@ -9977,7 +9977,7 @@
               <w:spacing w:after="10" w:before="0"/>
               <w:ind w:left="120"/>
             </w:pPr>
-            <w:hyperlink w:history="1" r:id="rIdtyonfzxdbuglbeh-wxaez">
+            <w:hyperlink w:history="1" r:id="rIdnsp5shi3cenx_m4k5xwe5">
               <w:r>
                 <w:rPr>
                   <w:rFonts w:ascii="Arial" w:cs="Arial" w:eastAsia="Arial" w:hAnsi="Arial"/>
@@ -10189,7 +10189,7 @@
               <w:spacing w:after="10" w:before="0"/>
               <w:ind w:left="120"/>
             </w:pPr>
-            <w:hyperlink w:history="1" r:id="rId7iprqxx_etvcgdvvci8ll">
+            <w:hyperlink w:history="1" r:id="rIdt5nts6lccugjqfzbolnqg">
               <w:r>
                 <w:rPr>
                   <w:rFonts w:ascii="Arial" w:cs="Arial" w:eastAsia="Arial" w:hAnsi="Arial"/>
@@ -10249,7 +10249,7 @@
             <w:pPr>
               <w:spacing w:after="20" w:before="0"/>
             </w:pPr>
-            <w:hyperlink w:history="1" r:id="rId7-ak8fto4mctjyxfoxqol">
+            <w:hyperlink w:history="1" r:id="rIdfl1xcnjyd6swjeseuhkdu">
               <w:r>
                 <w:rPr>
                   <w:rFonts w:ascii="Arial" w:cs="Arial" w:eastAsia="Arial" w:hAnsi="Arial"/>
@@ -10298,7 +10298,7 @@
               <w:spacing w:after="10" w:before="0"/>
               <w:ind w:left="120"/>
             </w:pPr>
-            <w:hyperlink w:history="1" r:id="rIdzzequx4uz60gwq_xsvxpm">
+            <w:hyperlink w:history="1" r:id="rId_vpovh1igvtpkbfhfrnux">
               <w:r>
                 <w:rPr>
                   <w:rFonts w:ascii="Arial" w:cs="Arial" w:eastAsia="Arial" w:hAnsi="Arial"/>
@@ -10810,7 +10810,7 @@
         </w:rPr>
         <w:t xml:space="preserve">© 2026 SeaVuria and ARES. Aligned with KICD objectives. Developed by SeaVuria; technical implementation by ARES (with AI assistance from Claude). Licensed under </w:t>
       </w:r>
-      <w:hyperlink w:history="1" r:id="rIdpea_mfn5eca3-0ivkjmks">
+      <w:hyperlink w:history="1" r:id="rIdbo5bwivhixeuhrjcfpon_">
         <w:r>
           <w:rPr>
             <w:rFonts w:ascii="Arial" w:cs="Arial" w:eastAsia="Arial" w:hAnsi="Arial"/>
@@ -10831,7 +10831,7 @@
         </w:rPr>
         <w:t xml:space="preserve"> (</w:t>
       </w:r>
-      <w:hyperlink w:history="1" r:id="rIdratm8sd8p_kdv6adcdp6o">
+      <w:hyperlink w:history="1" r:id="rIdepafpkcmc56osvtykcnae">
         <w:r>
           <w:rPr>
             <w:rFonts w:ascii="Arial" w:cs="Arial" w:eastAsia="Arial" w:hAnsi="Arial"/>
@@ -11844,7 +11844,7 @@
             <w:pPr>
               <w:spacing w:after="20" w:before="0"/>
             </w:pPr>
-            <w:hyperlink w:history="1" r:id="rIdlonu4l9ze6prs7zrimict">
+            <w:hyperlink w:history="1" r:id="rIdhkjvrrwnbhnuc3gasvc-a">
               <w:r>
                 <w:rPr>
                   <w:rFonts w:ascii="Arial" w:cs="Arial" w:eastAsia="Arial" w:hAnsi="Arial"/>
@@ -11893,7 +11893,7 @@
               <w:spacing w:after="10" w:before="0"/>
               <w:ind w:left="120"/>
             </w:pPr>
-            <w:hyperlink w:history="1" r:id="rId7tqrimvnj1gib5dcg6thx">
+            <w:hyperlink w:history="1" r:id="rIdzft__lpkf2p3meauoxfus">
               <w:r>
                 <w:rPr>
                   <w:rFonts w:ascii="Arial" w:cs="Arial" w:eastAsia="Arial" w:hAnsi="Arial"/>
@@ -11938,7 +11938,7 @@
             <w:pPr>
               <w:spacing w:after="20" w:before="0"/>
             </w:pPr>
-            <w:hyperlink w:history="1" r:id="rIdnanrmwh4gdzmdxhr8vguc">
+            <w:hyperlink w:history="1" r:id="rId87zx8mbo_hwfg1z_sccjk">
               <w:r>
                 <w:rPr>
                   <w:rFonts w:ascii="Arial" w:cs="Arial" w:eastAsia="Arial" w:hAnsi="Arial"/>
@@ -11987,7 +11987,7 @@
               <w:spacing w:after="10" w:before="0"/>
               <w:ind w:left="120"/>
             </w:pPr>
-            <w:hyperlink w:history="1" r:id="rIdlpu6cz1ose6aept6dtcgr">
+            <w:hyperlink w:history="1" r:id="rIdppft81mtoepfiyucaipbm">
               <w:r>
                 <w:rPr>
                   <w:rFonts w:ascii="Arial" w:cs="Arial" w:eastAsia="Arial" w:hAnsi="Arial"/>
@@ -12182,7 +12182,7 @@
             <w:pPr>
               <w:spacing w:after="20" w:before="0"/>
             </w:pPr>
-            <w:hyperlink w:history="1" r:id="rIdszvnkh-nhp_bupa349dni">
+            <w:hyperlink w:history="1" r:id="rIdlzo4u1xd8p9ege0erjbnx">
               <w:r>
                 <w:rPr>
                   <w:rFonts w:ascii="Arial" w:cs="Arial" w:eastAsia="Arial" w:hAnsi="Arial"/>
@@ -12231,7 +12231,7 @@
               <w:spacing w:after="10" w:before="0"/>
               <w:ind w:left="120"/>
             </w:pPr>
-            <w:hyperlink w:history="1" r:id="rIdf80o0k0pb2tmvaa_texf4">
+            <w:hyperlink w:history="1" r:id="rIdp2oe1fignmv89pk2u5fgq">
               <w:r>
                 <w:rPr>
                   <w:rFonts w:ascii="Arial" w:cs="Arial" w:eastAsia="Arial" w:hAnsi="Arial"/>
@@ -12276,7 +12276,7 @@
             <w:pPr>
               <w:spacing w:after="20" w:before="0"/>
             </w:pPr>
-            <w:hyperlink w:history="1" r:id="rId8lxoudh8hke6d4dm16wrm">
+            <w:hyperlink w:history="1" r:id="rIdoabmaexqbuj5uwvxuuq9u">
               <w:r>
                 <w:rPr>
                   <w:rFonts w:ascii="Arial" w:cs="Arial" w:eastAsia="Arial" w:hAnsi="Arial"/>
@@ -12325,7 +12325,7 @@
               <w:spacing w:after="10" w:before="0"/>
               <w:ind w:left="120"/>
             </w:pPr>
-            <w:hyperlink w:history="1" r:id="rIdjlxrsmzf8qhtv5pf5ihou">
+            <w:hyperlink w:history="1" r:id="rIdc51xfeiaga8rcuda5km72">
               <w:r>
                 <w:rPr>
                   <w:rFonts w:ascii="Arial" w:cs="Arial" w:eastAsia="Arial" w:hAnsi="Arial"/>
@@ -12520,7 +12520,7 @@
             <w:pPr>
               <w:spacing w:after="20" w:before="0"/>
             </w:pPr>
-            <w:hyperlink w:history="1" r:id="rIdkt_d6agqwf1elw5relfps">
+            <w:hyperlink w:history="1" r:id="rIdw9czlo98mwvvkvmuxrgwn">
               <w:r>
                 <w:rPr>
                   <w:rFonts w:ascii="Arial" w:cs="Arial" w:eastAsia="Arial" w:hAnsi="Arial"/>
@@ -12569,7 +12569,7 @@
               <w:spacing w:after="10" w:before="0"/>
               <w:ind w:left="120"/>
             </w:pPr>
-            <w:hyperlink w:history="1" r:id="rId9rakpp9eht1pv0mlu75w8">
+            <w:hyperlink w:history="1" r:id="rIdfmv2yct_2mr1n8trpzrjk">
               <w:r>
                 <w:rPr>
                   <w:rFonts w:ascii="Arial" w:cs="Arial" w:eastAsia="Arial" w:hAnsi="Arial"/>
@@ -12614,7 +12614,7 @@
             <w:pPr>
               <w:spacing w:after="20" w:before="0"/>
             </w:pPr>
-            <w:hyperlink w:history="1" r:id="rId_xu_gtybasipfx6ay-wwg">
+            <w:hyperlink w:history="1" r:id="rId50ajbalqi8nj_ya9d5-ja">
               <w:r>
                 <w:rPr>
                   <w:rFonts w:ascii="Arial" w:cs="Arial" w:eastAsia="Arial" w:hAnsi="Arial"/>
@@ -12663,7 +12663,7 @@
               <w:spacing w:after="10" w:before="0"/>
               <w:ind w:left="120"/>
             </w:pPr>
-            <w:hyperlink w:history="1" r:id="rId4f9icourhkxzoqba1cjj7">
+            <w:hyperlink w:history="1" r:id="rIduuhz1ca1mdrcmp0-sodhk">
               <w:r>
                 <w:rPr>
                   <w:rFonts w:ascii="Arial" w:cs="Arial" w:eastAsia="Arial" w:hAnsi="Arial"/>
@@ -12858,7 +12858,7 @@
             <w:pPr>
               <w:spacing w:after="20" w:before="0"/>
             </w:pPr>
-            <w:hyperlink w:history="1" r:id="rIdts0ybokumekbnej_4bfej">
+            <w:hyperlink w:history="1" r:id="rId-dcdjojbkmpjx5dvfxteq">
               <w:r>
                 <w:rPr>
                   <w:rFonts w:ascii="Arial" w:cs="Arial" w:eastAsia="Arial" w:hAnsi="Arial"/>
@@ -12907,7 +12907,7 @@
               <w:spacing w:after="10" w:before="0"/>
               <w:ind w:left="120"/>
             </w:pPr>
-            <w:hyperlink w:history="1" r:id="rIdd-yftvb49na-7eqtepbgp">
+            <w:hyperlink w:history="1" r:id="rId2al93xecbibhwzp7najai">
               <w:r>
                 <w:rPr>
                   <w:rFonts w:ascii="Arial" w:cs="Arial" w:eastAsia="Arial" w:hAnsi="Arial"/>
@@ -12952,7 +12952,7 @@
             <w:pPr>
               <w:spacing w:after="20" w:before="0"/>
             </w:pPr>
-            <w:hyperlink w:history="1" r:id="rId_06bs5-qa3glazegq3vml">
+            <w:hyperlink w:history="1" r:id="rIdntlfjdg5tupsgeufx1atj">
               <w:r>
                 <w:rPr>
                   <w:rFonts w:ascii="Arial" w:cs="Arial" w:eastAsia="Arial" w:hAnsi="Arial"/>
@@ -13001,7 +13001,7 @@
               <w:spacing w:after="10" w:before="0"/>
               <w:ind w:left="120"/>
             </w:pPr>
-            <w:hyperlink w:history="1" r:id="rIdgoxfwgdaotts6sfipycn8">
+            <w:hyperlink w:history="1" r:id="rId8ifguxyj_px-jksf1nsh6">
               <w:r>
                 <w:rPr>
                   <w:rFonts w:ascii="Arial" w:cs="Arial" w:eastAsia="Arial" w:hAnsi="Arial"/>
@@ -13196,7 +13196,7 @@
             <w:pPr>
               <w:spacing w:after="20" w:before="0"/>
             </w:pPr>
-            <w:hyperlink w:history="1" r:id="rId1ljg-ywg_38muea-zyx-j">
+            <w:hyperlink w:history="1" r:id="rIdwq91dn2rak9nf0j13o-3f">
               <w:r>
                 <w:rPr>
                   <w:rFonts w:ascii="Arial" w:cs="Arial" w:eastAsia="Arial" w:hAnsi="Arial"/>
@@ -13245,7 +13245,7 @@
               <w:spacing w:after="10" w:before="0"/>
               <w:ind w:left="120"/>
             </w:pPr>
-            <w:hyperlink w:history="1" r:id="rIdew4wr3cjhjlbn_klnyezn">
+            <w:hyperlink w:history="1" r:id="rIddgdxkk9gsbpmt1ldvm5d7">
               <w:r>
                 <w:rPr>
                   <w:rFonts w:ascii="Arial" w:cs="Arial" w:eastAsia="Arial" w:hAnsi="Arial"/>
@@ -13290,7 +13290,7 @@
             <w:pPr>
               <w:spacing w:after="20" w:before="0"/>
             </w:pPr>
-            <w:hyperlink w:history="1" r:id="rId2v9ptzs04dh_kbwvfjxys">
+            <w:hyperlink w:history="1" r:id="rId0kfyxx_yfuojvb4nsyy2y">
               <w:r>
                 <w:rPr>
                   <w:rFonts w:ascii="Arial" w:cs="Arial" w:eastAsia="Arial" w:hAnsi="Arial"/>
@@ -13339,7 +13339,7 @@
               <w:spacing w:after="10" w:before="0"/>
               <w:ind w:left="120"/>
             </w:pPr>
-            <w:hyperlink w:history="1" r:id="rId3qcv35f9g8v8at3e9cyl0">
+            <w:hyperlink w:history="1" r:id="rIdpqbdne-_v_ngcqkebbcry">
               <w:r>
                 <w:rPr>
                   <w:rFonts w:ascii="Arial" w:cs="Arial" w:eastAsia="Arial" w:hAnsi="Arial"/>
@@ -13851,7 +13851,7 @@
         </w:rPr>
         <w:t xml:space="preserve">© 2026 SeaVuria and ARES. Aligned with KICD objectives. Developed by SeaVuria; technical implementation by ARES (with AI assistance from Claude). Licensed under </w:t>
       </w:r>
-      <w:hyperlink w:history="1" r:id="rId_p6g1owdaobjkldxv0p6k">
+      <w:hyperlink w:history="1" r:id="rIdrggzfnjemirekngksu9t6">
         <w:r>
           <w:rPr>
             <w:rFonts w:ascii="Arial" w:cs="Arial" w:eastAsia="Arial" w:hAnsi="Arial"/>
@@ -13872,7 +13872,7 @@
         </w:rPr>
         <w:t xml:space="preserve"> (</w:t>
       </w:r>
-      <w:hyperlink w:history="1" r:id="rIdq1585cnr8zwzi97ljke1h">
+      <w:hyperlink w:history="1" r:id="rId8yrg2vtg0dtpc2dbocuvu">
         <w:r>
           <w:rPr>
             <w:rFonts w:ascii="Arial" w:cs="Arial" w:eastAsia="Arial" w:hAnsi="Arial"/>
@@ -14902,7 +14902,7 @@
               <w:spacing w:after="10" w:before="0"/>
               <w:ind w:left="120"/>
             </w:pPr>
-            <w:hyperlink w:history="1" r:id="rIded_dr1afizt6rccbtdirh">
+            <w:hyperlink w:history="1" r:id="rId7jzo9uu7yppmjpdphhtro">
               <w:r>
                 <w:rPr>
                   <w:rFonts w:ascii="Arial" w:cs="Arial" w:eastAsia="Arial" w:hAnsi="Arial"/>
@@ -14962,7 +14962,7 @@
             <w:pPr>
               <w:spacing w:after="20" w:before="0"/>
             </w:pPr>
-            <w:hyperlink w:history="1" r:id="rIde_a8zwntj4ih2z_6tfryp">
+            <w:hyperlink w:history="1" r:id="rIdbghcgjstfxrzybenncp0c">
               <w:r>
                 <w:rPr>
                   <w:rFonts w:ascii="Arial" w:cs="Arial" w:eastAsia="Arial" w:hAnsi="Arial"/>
@@ -14995,7 +14995,7 @@
               <w:spacing w:after="10" w:before="0"/>
               <w:ind w:left="120"/>
             </w:pPr>
-            <w:hyperlink w:history="1" r:id="rIdwkewe2az8zzyaj9i349oi">
+            <w:hyperlink w:history="1" r:id="rId6q5lvmyc1gwu5exk4xtjr">
               <w:r>
                 <w:rPr>
                   <w:rFonts w:ascii="Arial" w:cs="Arial" w:eastAsia="Arial" w:hAnsi="Arial"/>
@@ -15207,7 +15207,7 @@
               <w:spacing w:after="10" w:before="0"/>
               <w:ind w:left="120"/>
             </w:pPr>
-            <w:hyperlink w:history="1" r:id="rIdz3dm25rebbrv6blyqh-so">
+            <w:hyperlink w:history="1" r:id="rId4rrfdm8-mydpp2hdfv8ov">
               <w:r>
                 <w:rPr>
                   <w:rFonts w:ascii="Arial" w:cs="Arial" w:eastAsia="Arial" w:hAnsi="Arial"/>
@@ -15267,7 +15267,7 @@
             <w:pPr>
               <w:spacing w:after="20" w:before="0"/>
             </w:pPr>
-            <w:hyperlink w:history="1" r:id="rIdte2okevnheuauj4hudrsy">
+            <w:hyperlink w:history="1" r:id="rIdeasmsplbhbdhhhzqd65kx">
               <w:r>
                 <w:rPr>
                   <w:rFonts w:ascii="Arial" w:cs="Arial" w:eastAsia="Arial" w:hAnsi="Arial"/>
@@ -15300,7 +15300,7 @@
               <w:spacing w:after="10" w:before="0"/>
               <w:ind w:left="120"/>
             </w:pPr>
-            <w:hyperlink w:history="1" r:id="rId2qks4d2swzfyiwhirvlyr">
+            <w:hyperlink w:history="1" r:id="rIdiyfmrb9ffk_quxuuc0x1n">
               <w:r>
                 <w:rPr>
                   <w:rFonts w:ascii="Arial" w:cs="Arial" w:eastAsia="Arial" w:hAnsi="Arial"/>
@@ -15512,7 +15512,7 @@
               <w:spacing w:after="10" w:before="0"/>
               <w:ind w:left="120"/>
             </w:pPr>
-            <w:hyperlink w:history="1" r:id="rIdta9n4vqvkxpgysnjz3vv8">
+            <w:hyperlink w:history="1" r:id="rIdktligyjgqvbgoirgfv_-6">
               <w:r>
                 <w:rPr>
                   <w:rFonts w:ascii="Arial" w:cs="Arial" w:eastAsia="Arial" w:hAnsi="Arial"/>
@@ -15572,7 +15572,7 @@
             <w:pPr>
               <w:spacing w:after="20" w:before="0"/>
             </w:pPr>
-            <w:hyperlink w:history="1" r:id="rId06stn-kuhy6i747u1ifyd">
+            <w:hyperlink w:history="1" r:id="rIdex32_dv9zvms1exn6bkae">
               <w:r>
                 <w:rPr>
                   <w:rFonts w:ascii="Arial" w:cs="Arial" w:eastAsia="Arial" w:hAnsi="Arial"/>
@@ -15621,7 +15621,7 @@
               <w:spacing w:after="10" w:before="0"/>
               <w:ind w:left="120"/>
             </w:pPr>
-            <w:hyperlink w:history="1" r:id="rId6qaum5cojxjiuyimxgajz">
+            <w:hyperlink w:history="1" r:id="rIdenxx3fmicfjy8mhtjeuay">
               <w:r>
                 <w:rPr>
                   <w:rFonts w:ascii="Arial" w:cs="Arial" w:eastAsia="Arial" w:hAnsi="Arial"/>
@@ -15833,7 +15833,7 @@
               <w:spacing w:after="10" w:before="0"/>
               <w:ind w:left="120"/>
             </w:pPr>
-            <w:hyperlink w:history="1" r:id="rId-t7edbbkfrecvn0al3qb_">
+            <w:hyperlink w:history="1" r:id="rIdt9zz3mfv2jvqnttvbx7uo">
               <w:r>
                 <w:rPr>
                   <w:rFonts w:ascii="Arial" w:cs="Arial" w:eastAsia="Arial" w:hAnsi="Arial"/>
@@ -15893,7 +15893,7 @@
             <w:pPr>
               <w:spacing w:after="20" w:before="0"/>
             </w:pPr>
-            <w:hyperlink w:history="1" r:id="rIdirfvhcgdip-ckv-pzps3p">
+            <w:hyperlink w:history="1" r:id="rId5atqxqkbqiatde0l1rsl9">
               <w:r>
                 <w:rPr>
                   <w:rFonts w:ascii="Arial" w:cs="Arial" w:eastAsia="Arial" w:hAnsi="Arial"/>
@@ -15942,7 +15942,7 @@
               <w:spacing w:after="10" w:before="0"/>
               <w:ind w:left="120"/>
             </w:pPr>
-            <w:hyperlink w:history="1" r:id="rIdhvbliehu7n97y3z8q3l3z">
+            <w:hyperlink w:history="1" r:id="rIdmkbyy6njg22xd8al3-1sj">
               <w:r>
                 <w:rPr>
                   <w:rFonts w:ascii="Arial" w:cs="Arial" w:eastAsia="Arial" w:hAnsi="Arial"/>
@@ -16154,7 +16154,7 @@
               <w:spacing w:after="10" w:before="0"/>
               <w:ind w:left="120"/>
             </w:pPr>
-            <w:hyperlink w:history="1" r:id="rIdqdgfbmv_kqgow55dmyvqi">
+            <w:hyperlink w:history="1" r:id="rIdailigfoucy81cqxppl4fc">
               <w:r>
                 <w:rPr>
                   <w:rFonts w:ascii="Arial" w:cs="Arial" w:eastAsia="Arial" w:hAnsi="Arial"/>
@@ -16214,7 +16214,7 @@
             <w:pPr>
               <w:spacing w:after="20" w:before="0"/>
             </w:pPr>
-            <w:hyperlink w:history="1" r:id="rIdfjswpeiihbesm6_mvxytb">
+            <w:hyperlink w:history="1" r:id="rIdgxl1mk40w4ixg8d8btm87">
               <w:r>
                 <w:rPr>
                   <w:rFonts w:ascii="Arial" w:cs="Arial" w:eastAsia="Arial" w:hAnsi="Arial"/>
@@ -16263,7 +16263,7 @@
               <w:spacing w:after="10" w:before="0"/>
               <w:ind w:left="120"/>
             </w:pPr>
-            <w:hyperlink w:history="1" r:id="rId64jqdam-kkvamh504z-ym">
+            <w:hyperlink w:history="1" r:id="rIddrovw0verqr69ipig0g6f">
               <w:r>
                 <w:rPr>
                   <w:rFonts w:ascii="Arial" w:cs="Arial" w:eastAsia="Arial" w:hAnsi="Arial"/>
@@ -16775,7 +16775,7 @@
         </w:rPr>
         <w:t xml:space="preserve">© 2026 SeaVuria and ARES. Aligned with KICD objectives. Developed by SeaVuria; technical implementation by ARES (with AI assistance from Claude). Licensed under </w:t>
       </w:r>
-      <w:hyperlink w:history="1" r:id="rIddhb6t-ujk9xecml4p5p2n">
+      <w:hyperlink w:history="1" r:id="rIdpa6htjrtti71tr6msevki">
         <w:r>
           <w:rPr>
             <w:rFonts w:ascii="Arial" w:cs="Arial" w:eastAsia="Arial" w:hAnsi="Arial"/>
@@ -16796,7 +16796,7 @@
         </w:rPr>
         <w:t xml:space="preserve"> (</w:t>
       </w:r>
-      <w:hyperlink w:history="1" r:id="rId7l1ohofxlq7bp84p4jegq">
+      <w:hyperlink w:history="1" r:id="rIdiab7cjaou1tn3psbdhhrz">
         <w:r>
           <w:rPr>
             <w:rFonts w:ascii="Arial" w:cs="Arial" w:eastAsia="Arial" w:hAnsi="Arial"/>
@@ -17809,7 +17809,7 @@
             <w:pPr>
               <w:spacing w:after="20" w:before="0"/>
             </w:pPr>
-            <w:hyperlink w:history="1" r:id="rIdclinumqv6s_olzmhjesxk">
+            <w:hyperlink w:history="1" r:id="rId36srjntid-mpxgqplouqz">
               <w:r>
                 <w:rPr>
                   <w:rFonts w:ascii="Arial" w:cs="Arial" w:eastAsia="Arial" w:hAnsi="Arial"/>
@@ -17842,7 +17842,7 @@
               <w:spacing w:after="10" w:before="0"/>
               <w:ind w:left="120"/>
             </w:pPr>
-            <w:hyperlink w:history="1" r:id="rIdnbbe95krzqbnhgtlrormr">
+            <w:hyperlink w:history="1" r:id="rId2xqhfxg42dy7qgi9i7dyy">
               <w:r>
                 <w:rPr>
                   <w:rFonts w:ascii="Arial" w:cs="Arial" w:eastAsia="Arial" w:hAnsi="Arial"/>
@@ -17887,7 +17887,7 @@
             <w:pPr>
               <w:spacing w:after="20" w:before="0"/>
             </w:pPr>
-            <w:hyperlink w:history="1" r:id="rIdkgiogcfndtsome4aq8uxv">
+            <w:hyperlink w:history="1" r:id="rIdj_ynrpcox1kqcgayv75qp">
               <w:r>
                 <w:rPr>
                   <w:rFonts w:ascii="Arial" w:cs="Arial" w:eastAsia="Arial" w:hAnsi="Arial"/>
@@ -17920,7 +17920,7 @@
               <w:spacing w:after="10" w:before="0"/>
               <w:ind w:left="120"/>
             </w:pPr>
-            <w:hyperlink w:history="1" r:id="rId-ymtbvhk00rrben34ga80">
+            <w:hyperlink w:history="1" r:id="rIdtd0qjaso4whfsdxbobhwh">
               <w:r>
                 <w:rPr>
                   <w:rFonts w:ascii="Arial" w:cs="Arial" w:eastAsia="Arial" w:hAnsi="Arial"/>
@@ -18115,7 +18115,7 @@
             <w:pPr>
               <w:spacing w:after="20" w:before="0"/>
             </w:pPr>
-            <w:hyperlink w:history="1" r:id="rIduw2v4umthnpeci_8bgxct">
+            <w:hyperlink w:history="1" r:id="rIdnejzs3srxmqk0rdfoo2-i">
               <w:r>
                 <w:rPr>
                   <w:rFonts w:ascii="Arial" w:cs="Arial" w:eastAsia="Arial" w:hAnsi="Arial"/>
@@ -18148,7 +18148,7 @@
               <w:spacing w:after="10" w:before="0"/>
               <w:ind w:left="120"/>
             </w:pPr>
-            <w:hyperlink w:history="1" r:id="rIdpfb5ns-rmzaucburwzb4z">
+            <w:hyperlink w:history="1" r:id="rIdmpbudezkqq1esqlnkw8zr">
               <w:r>
                 <w:rPr>
                   <w:rFonts w:ascii="Arial" w:cs="Arial" w:eastAsia="Arial" w:hAnsi="Arial"/>
@@ -18193,7 +18193,7 @@
             <w:pPr>
               <w:spacing w:after="20" w:before="0"/>
             </w:pPr>
-            <w:hyperlink w:history="1" r:id="rIdcpb_z8uua9luzriayfzog">
+            <w:hyperlink w:history="1" r:id="rIdhpagojahzuwnqvfjwgvxh">
               <w:r>
                 <w:rPr>
                   <w:rFonts w:ascii="Arial" w:cs="Arial" w:eastAsia="Arial" w:hAnsi="Arial"/>
@@ -18226,7 +18226,7 @@
               <w:spacing w:after="10" w:before="0"/>
               <w:ind w:left="120"/>
             </w:pPr>
-            <w:hyperlink w:history="1" r:id="rIdwwpc2wsll07mhacu9tcof">
+            <w:hyperlink w:history="1" r:id="rIdd1rc0ig0dlpqrmp6y77mm">
               <w:r>
                 <w:rPr>
                   <w:rFonts w:ascii="Arial" w:cs="Arial" w:eastAsia="Arial" w:hAnsi="Arial"/>
@@ -18421,7 +18421,7 @@
             <w:pPr>
               <w:spacing w:after="20" w:before="0"/>
             </w:pPr>
-            <w:hyperlink w:history="1" r:id="rIdujqajp7ukybe72cbtbw-6">
+            <w:hyperlink w:history="1" r:id="rIdtbonkqunadsxjnqwrsn36">
               <w:r>
                 <w:rPr>
                   <w:rFonts w:ascii="Arial" w:cs="Arial" w:eastAsia="Arial" w:hAnsi="Arial"/>
@@ -18454,7 +18454,7 @@
               <w:spacing w:after="10" w:before="0"/>
               <w:ind w:left="120"/>
             </w:pPr>
-            <w:hyperlink w:history="1" r:id="rIdsmqxcxyggdmkwd7enwnar">
+            <w:hyperlink w:history="1" r:id="rId5eldrv4njhuudgkgrbkiy">
               <w:r>
                 <w:rPr>
                   <w:rFonts w:ascii="Arial" w:cs="Arial" w:eastAsia="Arial" w:hAnsi="Arial"/>
@@ -18499,7 +18499,7 @@
             <w:pPr>
               <w:spacing w:after="20" w:before="0"/>
             </w:pPr>
-            <w:hyperlink w:history="1" r:id="rIdp2zvug7mgjzmbmtg6i-xt">
+            <w:hyperlink w:history="1" r:id="rIdnkfi0jcgcrhtkxepcf9ch">
               <w:r>
                 <w:rPr>
                   <w:rFonts w:ascii="Arial" w:cs="Arial" w:eastAsia="Arial" w:hAnsi="Arial"/>
@@ -18532,7 +18532,7 @@
               <w:spacing w:after="10" w:before="0"/>
               <w:ind w:left="120"/>
             </w:pPr>
-            <w:hyperlink w:history="1" r:id="rId-iamnvdp7avxrkguckbgo">
+            <w:hyperlink w:history="1" r:id="rIdxd5di3pkmayciotg9uo2y">
               <w:r>
                 <w:rPr>
                   <w:rFonts w:ascii="Arial" w:cs="Arial" w:eastAsia="Arial" w:hAnsi="Arial"/>
@@ -18727,7 +18727,7 @@
             <w:pPr>
               <w:spacing w:after="20" w:before="0"/>
             </w:pPr>
-            <w:hyperlink w:history="1" r:id="rIdcjy87mnjfdq2rj8cvcdjo">
+            <w:hyperlink w:history="1" r:id="rIdjgfcl4ticfgsnjlccubsh">
               <w:r>
                 <w:rPr>
                   <w:rFonts w:ascii="Arial" w:cs="Arial" w:eastAsia="Arial" w:hAnsi="Arial"/>
@@ -18760,7 +18760,7 @@
               <w:spacing w:after="10" w:before="0"/>
               <w:ind w:left="120"/>
             </w:pPr>
-            <w:hyperlink w:history="1" r:id="rIdqesqvvtf6vmlxynsyusye">
+            <w:hyperlink w:history="1" r:id="rId3l93djvn4z9bew_u6s2j6">
               <w:r>
                 <w:rPr>
                   <w:rFonts w:ascii="Arial" w:cs="Arial" w:eastAsia="Arial" w:hAnsi="Arial"/>
@@ -18805,7 +18805,7 @@
             <w:pPr>
               <w:spacing w:after="20" w:before="0"/>
             </w:pPr>
-            <w:hyperlink w:history="1" r:id="rIdioh7mssl7gvdkpc_maphw">
+            <w:hyperlink w:history="1" r:id="rIdhluq03llbyu7h9hchqtx_">
               <w:r>
                 <w:rPr>
                   <w:rFonts w:ascii="Arial" w:cs="Arial" w:eastAsia="Arial" w:hAnsi="Arial"/>
@@ -18838,7 +18838,7 @@
               <w:spacing w:after="10" w:before="0"/>
               <w:ind w:left="120"/>
             </w:pPr>
-            <w:hyperlink w:history="1" r:id="rIdtiijfesmkfxkcmz-t9zjh">
+            <w:hyperlink w:history="1" r:id="rIdsk9xskwafmkydapwpxfgt">
               <w:r>
                 <w:rPr>
                   <w:rFonts w:ascii="Arial" w:cs="Arial" w:eastAsia="Arial" w:hAnsi="Arial"/>
@@ -19033,7 +19033,7 @@
             <w:pPr>
               <w:spacing w:after="20" w:before="0"/>
             </w:pPr>
-            <w:hyperlink w:history="1" r:id="rIdeibhpezkur3jmrk5bpnfn">
+            <w:hyperlink w:history="1" r:id="rIdyei6j9yzxzvm4z53nq_so">
               <w:r>
                 <w:rPr>
                   <w:rFonts w:ascii="Arial" w:cs="Arial" w:eastAsia="Arial" w:hAnsi="Arial"/>
@@ -19082,7 +19082,7 @@
               <w:spacing w:after="10" w:before="0"/>
               <w:ind w:left="120"/>
             </w:pPr>
-            <w:hyperlink w:history="1" r:id="rIdhjdlwh9a3dysrw-jjsu_n">
+            <w:hyperlink w:history="1" r:id="rIdlusmbrrmtngulang2t08j">
               <w:r>
                 <w:rPr>
                   <w:rFonts w:ascii="Arial" w:cs="Arial" w:eastAsia="Arial" w:hAnsi="Arial"/>
@@ -19127,7 +19127,7 @@
             <w:pPr>
               <w:spacing w:after="20" w:before="0"/>
             </w:pPr>
-            <w:hyperlink w:history="1" r:id="rIdemg4uixylwkb2jw3bnqsn">
+            <w:hyperlink w:history="1" r:id="rIdca1on49_2cjku9iwre74j">
               <w:r>
                 <w:rPr>
                   <w:rFonts w:ascii="Arial" w:cs="Arial" w:eastAsia="Arial" w:hAnsi="Arial"/>
@@ -19176,7 +19176,7 @@
               <w:spacing w:after="10" w:before="0"/>
               <w:ind w:left="120"/>
             </w:pPr>
-            <w:hyperlink w:history="1" r:id="rIdqfclpne9b4iauz37ovzoy">
+            <w:hyperlink w:history="1" r:id="rIdejtqrzdxrvknsa4fd2gn3">
               <w:r>
                 <w:rPr>
                   <w:rFonts w:ascii="Arial" w:cs="Arial" w:eastAsia="Arial" w:hAnsi="Arial"/>
@@ -19688,7 +19688,7 @@
         </w:rPr>
         <w:t xml:space="preserve">© 2026 SeaVuria and ARES. Aligned with KICD objectives. Developed by SeaVuria; technical implementation by ARES (with AI assistance from Claude). Licensed under </w:t>
       </w:r>
-      <w:hyperlink w:history="1" r:id="rId0oz_l1fuzezr-iw73dvxu">
+      <w:hyperlink w:history="1" r:id="rId0ijtvgn-kmm4kij73jghq">
         <w:r>
           <w:rPr>
             <w:rFonts w:ascii="Arial" w:cs="Arial" w:eastAsia="Arial" w:hAnsi="Arial"/>
@@ -19709,7 +19709,7 @@
         </w:rPr>
         <w:t xml:space="preserve"> (</w:t>
       </w:r>
-      <w:hyperlink w:history="1" r:id="rId4rqsaajntd8p0s_1oe0ve">
+      <w:hyperlink w:history="1" r:id="rId6kwftkbllrod943ixulgf">
         <w:r>
           <w:rPr>
             <w:rFonts w:ascii="Arial" w:cs="Arial" w:eastAsia="Arial" w:hAnsi="Arial"/>
@@ -20722,7 +20722,7 @@
             <w:pPr>
               <w:spacing w:after="20" w:before="0"/>
             </w:pPr>
-            <w:hyperlink w:history="1" r:id="rId9k_ghjikt4mc4vsfngkcc">
+            <w:hyperlink w:history="1" r:id="rIdjoom91p5rhwjapgsw0ymf">
               <w:r>
                 <w:rPr>
                   <w:rFonts w:ascii="Arial" w:cs="Arial" w:eastAsia="Arial" w:hAnsi="Arial"/>
@@ -20755,7 +20755,7 @@
               <w:spacing w:after="10" w:before="0"/>
               <w:ind w:left="120"/>
             </w:pPr>
-            <w:hyperlink w:history="1" r:id="rIdmg404aonfqcnhba9_qi5h">
+            <w:hyperlink w:history="1" r:id="rIdanhmtfd3rougfjhxzvfi2">
               <w:r>
                 <w:rPr>
                   <w:rFonts w:ascii="Arial" w:cs="Arial" w:eastAsia="Arial" w:hAnsi="Arial"/>
@@ -20800,7 +20800,7 @@
             <w:pPr>
               <w:spacing w:after="20" w:before="0"/>
             </w:pPr>
-            <w:hyperlink w:history="1" r:id="rIduvr5fdfnxn35y2kolivt2">
+            <w:hyperlink w:history="1" r:id="rIdqiod8cukyqkzf5c0haz5o">
               <w:r>
                 <w:rPr>
                   <w:rFonts w:ascii="Arial" w:cs="Arial" w:eastAsia="Arial" w:hAnsi="Arial"/>
@@ -20833,7 +20833,7 @@
               <w:spacing w:after="10" w:before="0"/>
               <w:ind w:left="120"/>
             </w:pPr>
-            <w:hyperlink w:history="1" r:id="rIdss0tld1965602aqvbxeyk">
+            <w:hyperlink w:history="1" r:id="rIdjlspfhevgvmhb4bqvwhwm">
               <w:r>
                 <w:rPr>
                   <w:rFonts w:ascii="Arial" w:cs="Arial" w:eastAsia="Arial" w:hAnsi="Arial"/>
@@ -21028,7 +21028,7 @@
             <w:pPr>
               <w:spacing w:after="20" w:before="0"/>
             </w:pPr>
-            <w:hyperlink w:history="1" r:id="rIdkrxtzsoquu2qvzdsuplql">
+            <w:hyperlink w:history="1" r:id="rIdg_dveojwztf5qr9leake7">
               <w:r>
                 <w:rPr>
                   <w:rFonts w:ascii="Arial" w:cs="Arial" w:eastAsia="Arial" w:hAnsi="Arial"/>
@@ -21061,7 +21061,7 @@
               <w:spacing w:after="10" w:before="0"/>
               <w:ind w:left="120"/>
             </w:pPr>
-            <w:hyperlink w:history="1" r:id="rIdoz34gh24pla-jqhlxekwx">
+            <w:hyperlink w:history="1" r:id="rIdaj22vruwp59ncwcxsrokh">
               <w:r>
                 <w:rPr>
                   <w:rFonts w:ascii="Arial" w:cs="Arial" w:eastAsia="Arial" w:hAnsi="Arial"/>
@@ -21106,7 +21106,7 @@
             <w:pPr>
               <w:spacing w:after="20" w:before="0"/>
             </w:pPr>
-            <w:hyperlink w:history="1" r:id="rId2knfltrdvj_hoscznac2o">
+            <w:hyperlink w:history="1" r:id="rIdkboixrjzgzlp7sw8-w80m">
               <w:r>
                 <w:rPr>
                   <w:rFonts w:ascii="Arial" w:cs="Arial" w:eastAsia="Arial" w:hAnsi="Arial"/>
@@ -21139,7 +21139,7 @@
               <w:spacing w:after="10" w:before="0"/>
               <w:ind w:left="120"/>
             </w:pPr>
-            <w:hyperlink w:history="1" r:id="rIdd7a3scojlct4nsdvudrlw">
+            <w:hyperlink w:history="1" r:id="rIdetapw7xyjqiosfvek70au">
               <w:r>
                 <w:rPr>
                   <w:rFonts w:ascii="Arial" w:cs="Arial" w:eastAsia="Arial" w:hAnsi="Arial"/>
@@ -21334,7 +21334,7 @@
             <w:pPr>
               <w:spacing w:after="20" w:before="0"/>
             </w:pPr>
-            <w:hyperlink w:history="1" r:id="rIdqe5k7wuvc0ulbanmd3ccl">
+            <w:hyperlink w:history="1" r:id="rIdmnzqkz51v20mg72lph3ok">
               <w:r>
                 <w:rPr>
                   <w:rFonts w:ascii="Arial" w:cs="Arial" w:eastAsia="Arial" w:hAnsi="Arial"/>
@@ -21367,7 +21367,7 @@
               <w:spacing w:after="10" w:before="0"/>
               <w:ind w:left="120"/>
             </w:pPr>
-            <w:hyperlink w:history="1" r:id="rIdj_mo0cvpzfhqjurgts0m0">
+            <w:hyperlink w:history="1" r:id="rId1sazp5jzyp4ih1lbisd1v">
               <w:r>
                 <w:rPr>
                   <w:rFonts w:ascii="Arial" w:cs="Arial" w:eastAsia="Arial" w:hAnsi="Arial"/>
@@ -21412,7 +21412,7 @@
             <w:pPr>
               <w:spacing w:after="20" w:before="0"/>
             </w:pPr>
-            <w:hyperlink w:history="1" r:id="rIdnwv47g07khc0dwhjqg5de">
+            <w:hyperlink w:history="1" r:id="rIdc9okioeyjypjgeu9okp86">
               <w:r>
                 <w:rPr>
                   <w:rFonts w:ascii="Arial" w:cs="Arial" w:eastAsia="Arial" w:hAnsi="Arial"/>
@@ -21445,7 +21445,7 @@
               <w:spacing w:after="10" w:before="0"/>
               <w:ind w:left="120"/>
             </w:pPr>
-            <w:hyperlink w:history="1" r:id="rIdw2mk--85bx3tz1lj6nnm-">
+            <w:hyperlink w:history="1" r:id="rIdr58s7mh4s8gqyrxirsjkf">
               <w:r>
                 <w:rPr>
                   <w:rFonts w:ascii="Arial" w:cs="Arial" w:eastAsia="Arial" w:hAnsi="Arial"/>
@@ -21640,7 +21640,7 @@
             <w:pPr>
               <w:spacing w:after="20" w:before="0"/>
             </w:pPr>
-            <w:hyperlink w:history="1" r:id="rIdhfp_8s0d8sp4w8gyvpzir">
+            <w:hyperlink w:history="1" r:id="rIdh_7g0va1xvpcogme9rv6m">
               <w:r>
                 <w:rPr>
                   <w:rFonts w:ascii="Arial" w:cs="Arial" w:eastAsia="Arial" w:hAnsi="Arial"/>
@@ -21673,7 +21673,7 @@
               <w:spacing w:after="10" w:before="0"/>
               <w:ind w:left="120"/>
             </w:pPr>
-            <w:hyperlink w:history="1" r:id="rIdewwhjkxtecctzp4jilwvm">
+            <w:hyperlink w:history="1" r:id="rIdjaujamilufes4nsivit8o">
               <w:r>
                 <w:rPr>
                   <w:rFonts w:ascii="Arial" w:cs="Arial" w:eastAsia="Arial" w:hAnsi="Arial"/>
@@ -21718,7 +21718,7 @@
             <w:pPr>
               <w:spacing w:after="20" w:before="0"/>
             </w:pPr>
-            <w:hyperlink w:history="1" r:id="rIdj2xsy2so6sbyx9g9h_tln">
+            <w:hyperlink w:history="1" r:id="rIdxsmg2jsw3-tgh8hqqzle9">
               <w:r>
                 <w:rPr>
                   <w:rFonts w:ascii="Arial" w:cs="Arial" w:eastAsia="Arial" w:hAnsi="Arial"/>
@@ -21751,7 +21751,7 @@
               <w:spacing w:after="10" w:before="0"/>
               <w:ind w:left="120"/>
             </w:pPr>
-            <w:hyperlink w:history="1" r:id="rIduekzg040tgp_bazpc7vim">
+            <w:hyperlink w:history="1" r:id="rIddgbjufywxf9jt_azozkw-">
               <w:r>
                 <w:rPr>
                   <w:rFonts w:ascii="Arial" w:cs="Arial" w:eastAsia="Arial" w:hAnsi="Arial"/>
@@ -21946,7 +21946,7 @@
             <w:pPr>
               <w:spacing w:after="20" w:before="0"/>
             </w:pPr>
-            <w:hyperlink w:history="1" r:id="rId7mjmgn5zg4rkmahoalwwp">
+            <w:hyperlink w:history="1" r:id="rIdgx1ha0gxebfex7fmga2pt">
               <w:r>
                 <w:rPr>
                   <w:rFonts w:ascii="Arial" w:cs="Arial" w:eastAsia="Arial" w:hAnsi="Arial"/>
@@ -21995,7 +21995,7 @@
               <w:spacing w:after="10" w:before="0"/>
               <w:ind w:left="120"/>
             </w:pPr>
-            <w:hyperlink w:history="1" r:id="rId6l4zzqy77fyetrb7tb2wq">
+            <w:hyperlink w:history="1" r:id="rIdvwcxnluc9ofhgvq9zqppm">
               <w:r>
                 <w:rPr>
                   <w:rFonts w:ascii="Arial" w:cs="Arial" w:eastAsia="Arial" w:hAnsi="Arial"/>
@@ -22040,7 +22040,7 @@
             <w:pPr>
               <w:spacing w:after="20" w:before="0"/>
             </w:pPr>
-            <w:hyperlink w:history="1" r:id="rId14r4pyl3hbihn6jdynram">
+            <w:hyperlink w:history="1" r:id="rIdbxfjaidag0gmzdvqo4zg6">
               <w:r>
                 <w:rPr>
                   <w:rFonts w:ascii="Arial" w:cs="Arial" w:eastAsia="Arial" w:hAnsi="Arial"/>
@@ -22089,7 +22089,7 @@
               <w:spacing w:after="10" w:before="0"/>
               <w:ind w:left="120"/>
             </w:pPr>
-            <w:hyperlink w:history="1" r:id="rIdv0y2cwnjznito9w5pia3q">
+            <w:hyperlink w:history="1" r:id="rIdl3f8zptwqcorrmdirr0aa">
               <w:r>
                 <w:rPr>
                   <w:rFonts w:ascii="Arial" w:cs="Arial" w:eastAsia="Arial" w:hAnsi="Arial"/>
@@ -22601,7 +22601,7 @@
         </w:rPr>
         <w:t xml:space="preserve">© 2026 SeaVuria and ARES. Aligned with KICD objectives. Developed by SeaVuria; technical implementation by ARES (with AI assistance from Claude). Licensed under </w:t>
       </w:r>
-      <w:hyperlink w:history="1" r:id="rId3zplvzazrkozvq22yzt3h">
+      <w:hyperlink w:history="1" r:id="rIddmzkejvnqzf5ufjqc5jld">
         <w:r>
           <w:rPr>
             <w:rFonts w:ascii="Arial" w:cs="Arial" w:eastAsia="Arial" w:hAnsi="Arial"/>
@@ -22622,7 +22622,7 @@
         </w:rPr>
         <w:t xml:space="preserve"> (</w:t>
       </w:r>
-      <w:hyperlink w:history="1" r:id="rIdajhsymjqdp2pflbpzdg6v">
+      <w:hyperlink w:history="1" r:id="rIdohdn5m268ouexhkcfojoi">
         <w:r>
           <w:rPr>
             <w:rFonts w:ascii="Arial" w:cs="Arial" w:eastAsia="Arial" w:hAnsi="Arial"/>
@@ -23635,7 +23635,7 @@
             <w:pPr>
               <w:spacing w:after="20" w:before="0"/>
             </w:pPr>
-            <w:hyperlink w:history="1" r:id="rIdaponkkb1zpt4_r5ns5zz2">
+            <w:hyperlink w:history="1" r:id="rIdgrqx5xinbjlgr4stmedtk">
               <w:r>
                 <w:rPr>
                   <w:rFonts w:ascii="Arial" w:cs="Arial" w:eastAsia="Arial" w:hAnsi="Arial"/>
@@ -23684,7 +23684,7 @@
               <w:spacing w:after="10" w:before="0"/>
               <w:ind w:left="120"/>
             </w:pPr>
-            <w:hyperlink w:history="1" r:id="rIdp9p1zbb8jatl31yal50bl">
+            <w:hyperlink w:history="1" r:id="rIdisqsoleozbaw0jchk9ef3">
               <w:r>
                 <w:rPr>
                   <w:rFonts w:ascii="Arial" w:cs="Arial" w:eastAsia="Arial" w:hAnsi="Arial"/>
@@ -23729,7 +23729,7 @@
             <w:pPr>
               <w:spacing w:after="20" w:before="0"/>
             </w:pPr>
-            <w:hyperlink w:history="1" r:id="rIdfm8lepjngncectddz28fz">
+            <w:hyperlink w:history="1" r:id="rId0qfp6irktnfh4332jadtz">
               <w:r>
                 <w:rPr>
                   <w:rFonts w:ascii="Arial" w:cs="Arial" w:eastAsia="Arial" w:hAnsi="Arial"/>
@@ -23778,7 +23778,7 @@
               <w:spacing w:after="10" w:before="0"/>
               <w:ind w:left="120"/>
             </w:pPr>
-            <w:hyperlink w:history="1" r:id="rId8okpaepzicayi1rxdj_wg">
+            <w:hyperlink w:history="1" r:id="rIdbt1c8ufrtxl81tkpj9fxe">
               <w:r>
                 <w:rPr>
                   <w:rFonts w:ascii="Arial" w:cs="Arial" w:eastAsia="Arial" w:hAnsi="Arial"/>
@@ -23973,7 +23973,7 @@
             <w:pPr>
               <w:spacing w:after="20" w:before="0"/>
             </w:pPr>
-            <w:hyperlink w:history="1" r:id="rIdsqngv0hiyzjkur9g0q3ek">
+            <w:hyperlink w:history="1" r:id="rIdbhupjpo3e08rlli19rsrw">
               <w:r>
                 <w:rPr>
                   <w:rFonts w:ascii="Arial" w:cs="Arial" w:eastAsia="Arial" w:hAnsi="Arial"/>
@@ -24022,7 +24022,7 @@
               <w:spacing w:after="10" w:before="0"/>
               <w:ind w:left="120"/>
             </w:pPr>
-            <w:hyperlink w:history="1" r:id="rIdhfb-y62wpbu0fs97cktxy">
+            <w:hyperlink w:history="1" r:id="rIdtj1url8ltirfjyjsimdcv">
               <w:r>
                 <w:rPr>
                   <w:rFonts w:ascii="Arial" w:cs="Arial" w:eastAsia="Arial" w:hAnsi="Arial"/>
@@ -24067,7 +24067,7 @@
             <w:pPr>
               <w:spacing w:after="20" w:before="0"/>
             </w:pPr>
-            <w:hyperlink w:history="1" r:id="rIdyutdujztw8qmqk-vsioba">
+            <w:hyperlink w:history="1" r:id="rIdkv-qnsqfa1olqpahu4jqe">
               <w:r>
                 <w:rPr>
                   <w:rFonts w:ascii="Arial" w:cs="Arial" w:eastAsia="Arial" w:hAnsi="Arial"/>
@@ -24116,7 +24116,7 @@
               <w:spacing w:after="10" w:before="0"/>
               <w:ind w:left="120"/>
             </w:pPr>
-            <w:hyperlink w:history="1" r:id="rId-adg3eqb82emj4b-eahzy">
+            <w:hyperlink w:history="1" r:id="rIdr76ohomsyqzw0vxe3eo4v">
               <w:r>
                 <w:rPr>
                   <w:rFonts w:ascii="Arial" w:cs="Arial" w:eastAsia="Arial" w:hAnsi="Arial"/>
@@ -24311,7 +24311,7 @@
             <w:pPr>
               <w:spacing w:after="20" w:before="0"/>
             </w:pPr>
-            <w:hyperlink w:history="1" r:id="rIdylisozb0v1nydxusdfqsl">
+            <w:hyperlink w:history="1" r:id="rIdz2edw_e1_el3vao3o-cz0">
               <w:r>
                 <w:rPr>
                   <w:rFonts w:ascii="Arial" w:cs="Arial" w:eastAsia="Arial" w:hAnsi="Arial"/>
@@ -24360,7 +24360,7 @@
               <w:spacing w:after="10" w:before="0"/>
               <w:ind w:left="120"/>
             </w:pPr>
-            <w:hyperlink w:history="1" r:id="rIdsunm54ccgorzqucy2baea">
+            <w:hyperlink w:history="1" r:id="rIdeal7zy5tcoinpu2e4vbrm">
               <w:r>
                 <w:rPr>
                   <w:rFonts w:ascii="Arial" w:cs="Arial" w:eastAsia="Arial" w:hAnsi="Arial"/>
@@ -24405,7 +24405,7 @@
             <w:pPr>
               <w:spacing w:after="20" w:before="0"/>
             </w:pPr>
-            <w:hyperlink w:history="1" r:id="rId7hvgp46qv_ue17neyhpzm">
+            <w:hyperlink w:history="1" r:id="rIdvgnpc7pix7_damtlu0h_3">
               <w:r>
                 <w:rPr>
                   <w:rFonts w:ascii="Arial" w:cs="Arial" w:eastAsia="Arial" w:hAnsi="Arial"/>
@@ -24454,7 +24454,7 @@
               <w:spacing w:after="10" w:before="0"/>
               <w:ind w:left="120"/>
             </w:pPr>
-            <w:hyperlink w:history="1" r:id="rIddmkc0dnlbjskr0cnleyni">
+            <w:hyperlink w:history="1" r:id="rIdx_vbhwkplx8wp9h2cevst">
               <w:r>
                 <w:rPr>
                   <w:rFonts w:ascii="Arial" w:cs="Arial" w:eastAsia="Arial" w:hAnsi="Arial"/>
@@ -24649,7 +24649,7 @@
             <w:pPr>
               <w:spacing w:after="20" w:before="0"/>
             </w:pPr>
-            <w:hyperlink w:history="1" r:id="rIdwepkzpkwkvshh8jyiggmb">
+            <w:hyperlink w:history="1" r:id="rId1cx3fxmm8q2swslydqsdp">
               <w:r>
                 <w:rPr>
                   <w:rFonts w:ascii="Arial" w:cs="Arial" w:eastAsia="Arial" w:hAnsi="Arial"/>
@@ -24698,7 +24698,7 @@
               <w:spacing w:after="10" w:before="0"/>
               <w:ind w:left="120"/>
             </w:pPr>
-            <w:hyperlink w:history="1" r:id="rIddeav2sgf3nr2qx7rbf_pe">
+            <w:hyperlink w:history="1" r:id="rId9rmcoaqbwuj_l319nucep">
               <w:r>
                 <w:rPr>
                   <w:rFonts w:ascii="Arial" w:cs="Arial" w:eastAsia="Arial" w:hAnsi="Arial"/>
@@ -24743,7 +24743,7 @@
             <w:pPr>
               <w:spacing w:after="20" w:before="0"/>
             </w:pPr>
-            <w:hyperlink w:history="1" r:id="rIdzuld-o4pb_pnptan4etiu">
+            <w:hyperlink w:history="1" r:id="rIdwfssq6suhkztvja21yrlb">
               <w:r>
                 <w:rPr>
                   <w:rFonts w:ascii="Arial" w:cs="Arial" w:eastAsia="Arial" w:hAnsi="Arial"/>
@@ -24792,7 +24792,7 @@
               <w:spacing w:after="10" w:before="0"/>
               <w:ind w:left="120"/>
             </w:pPr>
-            <w:hyperlink w:history="1" r:id="rId0xejn8g_zasobzv8cchnj">
+            <w:hyperlink w:history="1" r:id="rIdezqd9kzq7elcmuuo59j-y">
               <w:r>
                 <w:rPr>
                   <w:rFonts w:ascii="Arial" w:cs="Arial" w:eastAsia="Arial" w:hAnsi="Arial"/>
@@ -24987,7 +24987,7 @@
             <w:pPr>
               <w:spacing w:after="20" w:before="0"/>
             </w:pPr>
-            <w:hyperlink w:history="1" r:id="rIdeo7ki6y96w9vbuztes4yq">
+            <w:hyperlink w:history="1" r:id="rIdofb44_bbl3vw0l25ghwpk">
               <w:r>
                 <w:rPr>
                   <w:rFonts w:ascii="Arial" w:cs="Arial" w:eastAsia="Arial" w:hAnsi="Arial"/>
@@ -25036,7 +25036,7 @@
               <w:spacing w:after="10" w:before="0"/>
               <w:ind w:left="120"/>
             </w:pPr>
-            <w:hyperlink w:history="1" r:id="rIdn-bfwktea8a2i0fcqbsg2">
+            <w:hyperlink w:history="1" r:id="rId_w8xidskyjg0c-at8p5is">
               <w:r>
                 <w:rPr>
                   <w:rFonts w:ascii="Arial" w:cs="Arial" w:eastAsia="Arial" w:hAnsi="Arial"/>
@@ -25081,7 +25081,7 @@
             <w:pPr>
               <w:spacing w:after="20" w:before="0"/>
             </w:pPr>
-            <w:hyperlink w:history="1" r:id="rIdntbmbrjgvcodhqy9pcxad">
+            <w:hyperlink w:history="1" r:id="rId9oy_kqvxkq5_stvfqg-an">
               <w:r>
                 <w:rPr>
                   <w:rFonts w:ascii="Arial" w:cs="Arial" w:eastAsia="Arial" w:hAnsi="Arial"/>
@@ -25130,7 +25130,7 @@
               <w:spacing w:after="10" w:before="0"/>
               <w:ind w:left="120"/>
             </w:pPr>
-            <w:hyperlink w:history="1" r:id="rIdsi40l3zioar5jdcfbu5bf">
+            <w:hyperlink w:history="1" r:id="rIdtxtlns4bgi3xqy1b4wj8j">
               <w:r>
                 <w:rPr>
                   <w:rFonts w:ascii="Arial" w:cs="Arial" w:eastAsia="Arial" w:hAnsi="Arial"/>
@@ -25642,7 +25642,7 @@
         </w:rPr>
         <w:t xml:space="preserve">© 2026 SeaVuria and ARES. Aligned with KICD objectives. Developed by SeaVuria; technical implementation by ARES (with AI assistance from Claude). Licensed under </w:t>
       </w:r>
-      <w:hyperlink w:history="1" r:id="rIdarxyce9kxf8bjc5frm7l2">
+      <w:hyperlink w:history="1" r:id="rId4khtqpbab_ofrthby-xad">
         <w:r>
           <w:rPr>
             <w:rFonts w:ascii="Arial" w:cs="Arial" w:eastAsia="Arial" w:hAnsi="Arial"/>
@@ -25663,7 +25663,7 @@
         </w:rPr>
         <w:t xml:space="preserve"> (</w:t>
       </w:r>
-      <w:hyperlink w:history="1" r:id="rIdtydnk8ifhfhdg8x_n4zcj">
+      <w:hyperlink w:history="1" r:id="rIdspntmufqzzby7wbcsttbh">
         <w:r>
           <w:rPr>
             <w:rFonts w:ascii="Arial" w:cs="Arial" w:eastAsia="Arial" w:hAnsi="Arial"/>

--- a/data/outputs/v2/Grade11/Biology/Lesson_Plans/SS2.1_Reproduction_in_Plants/Biology_Reproduction_in_Plants_CBE_LessonSequence.docx
+++ b/data/outputs/v2/Grade11/Biology/Lesson_Plans/SS2.1_Reproduction_in_Plants/Biology_Reproduction_in_Plants_CBE_LessonSequence.docx
@@ -2052,7 +2052,7 @@
         </w:rPr>
         <w:t xml:space="preserve">© 2026 SeaVuria and ARES. This work is licensed under a </w:t>
       </w:r>
-      <w:hyperlink w:history="1" r:id="rIdfknra8647y0cdys93ltk0">
+      <w:hyperlink w:history="1" r:id="rId1lgasmmiebprxpt_svecx">
         <w:r>
           <w:rPr>
             <w:rFonts w:ascii="Arial" w:cs="Arial" w:eastAsia="Arial" w:hAnsi="Arial"/>
@@ -2072,7 +2072,7 @@
         </w:rPr>
         <w:t xml:space="preserve"> (</w:t>
       </w:r>
-      <w:hyperlink w:history="1" r:id="rId7uvray85v7ywywi1pe7rp">
+      <w:hyperlink w:history="1" r:id="rIdh2mqridwd0zj1kr1w6dgf">
         <w:r>
           <w:rPr>
             <w:rFonts w:ascii="Arial" w:cs="Arial" w:eastAsia="Arial" w:hAnsi="Arial"/>
@@ -2092,7 +2092,7 @@
         </w:rPr>
         <w:t xml:space="preserve">). To view a copy of this license, visit </w:t>
       </w:r>
-      <w:hyperlink w:history="1" r:id="rIdtipngqdrgb7rhqrpzr98g">
+      <w:hyperlink w:history="1" r:id="rId4fgvi8omn-tpx1s4xlq8z">
         <w:r>
           <w:rPr>
             <w:rFonts w:ascii="Arial" w:cs="Arial" w:eastAsia="Arial" w:hAnsi="Arial"/>
@@ -3104,7 +3104,7 @@
             <w:pPr>
               <w:spacing w:after="20" w:before="0"/>
             </w:pPr>
-            <w:hyperlink w:history="1" r:id="rIdttt-r7qmnpy-aoxpetyeh">
+            <w:hyperlink w:history="1" r:id="rId2al3_8rdct6rnktqfvjx1">
               <w:r>
                 <w:rPr>
                   <w:rFonts w:ascii="Arial" w:cs="Arial" w:eastAsia="Arial" w:hAnsi="Arial"/>
@@ -3137,7 +3137,7 @@
               <w:spacing w:after="10" w:before="0"/>
               <w:ind w:left="120"/>
             </w:pPr>
-            <w:hyperlink w:history="1" r:id="rIdefjvgz3munv4md_2fgo09">
+            <w:hyperlink w:history="1" r:id="rIdnffxfbn2pb-geanbpp_rq">
               <w:r>
                 <w:rPr>
                   <w:rFonts w:ascii="Arial" w:cs="Arial" w:eastAsia="Arial" w:hAnsi="Arial"/>
@@ -3182,7 +3182,7 @@
             <w:pPr>
               <w:spacing w:after="20" w:before="0"/>
             </w:pPr>
-            <w:hyperlink w:history="1" r:id="rIdw_pzozrwybe9phhbx2jhb">
+            <w:hyperlink w:history="1" r:id="rIddoqhmzwky-sowihahijte">
               <w:r>
                 <w:rPr>
                   <w:rFonts w:ascii="Arial" w:cs="Arial" w:eastAsia="Arial" w:hAnsi="Arial"/>
@@ -3215,7 +3215,7 @@
               <w:spacing w:after="10" w:before="0"/>
               <w:ind w:left="120"/>
             </w:pPr>
-            <w:hyperlink w:history="1" r:id="rIdi1nvgghorz1nj2mcmn5bg">
+            <w:hyperlink w:history="1" r:id="rIdkydgsp6qrut9jiopforki">
               <w:r>
                 <w:rPr>
                   <w:rFonts w:ascii="Arial" w:cs="Arial" w:eastAsia="Arial" w:hAnsi="Arial"/>
@@ -3410,7 +3410,7 @@
             <w:pPr>
               <w:spacing w:after="20" w:before="0"/>
             </w:pPr>
-            <w:hyperlink w:history="1" r:id="rIdu8osxjpp93s6mpeggwr9t">
+            <w:hyperlink w:history="1" r:id="rIddp2nlnxjgf8h7eo1sckmm">
               <w:r>
                 <w:rPr>
                   <w:rFonts w:ascii="Arial" w:cs="Arial" w:eastAsia="Arial" w:hAnsi="Arial"/>
@@ -3443,7 +3443,7 @@
               <w:spacing w:after="10" w:before="0"/>
               <w:ind w:left="120"/>
             </w:pPr>
-            <w:hyperlink w:history="1" r:id="rIdqrjwz2fuszyfytjlwfs7t">
+            <w:hyperlink w:history="1" r:id="rIdak-l-8teiy1hgjamy4jln">
               <w:r>
                 <w:rPr>
                   <w:rFonts w:ascii="Arial" w:cs="Arial" w:eastAsia="Arial" w:hAnsi="Arial"/>
@@ -3488,7 +3488,7 @@
             <w:pPr>
               <w:spacing w:after="20" w:before="0"/>
             </w:pPr>
-            <w:hyperlink w:history="1" r:id="rId56dirknjw-6zxchmb-uyn">
+            <w:hyperlink w:history="1" r:id="rIdf5irvnnofjuippmm_oerr">
               <w:r>
                 <w:rPr>
                   <w:rFonts w:ascii="Arial" w:cs="Arial" w:eastAsia="Arial" w:hAnsi="Arial"/>
@@ -3521,7 +3521,7 @@
               <w:spacing w:after="10" w:before="0"/>
               <w:ind w:left="120"/>
             </w:pPr>
-            <w:hyperlink w:history="1" r:id="rIdde8al6ku2tpm0wcrsbdrq">
+            <w:hyperlink w:history="1" r:id="rIdwy8qajxw25jckxfzlnstr">
               <w:r>
                 <w:rPr>
                   <w:rFonts w:ascii="Arial" w:cs="Arial" w:eastAsia="Arial" w:hAnsi="Arial"/>
@@ -3716,7 +3716,7 @@
             <w:pPr>
               <w:spacing w:after="20" w:before="0"/>
             </w:pPr>
-            <w:hyperlink w:history="1" r:id="rIdipkzqfp_kxz_cpnrdixxi">
+            <w:hyperlink w:history="1" r:id="rId1osjv7nzkaepvfxzqkg2f">
               <w:r>
                 <w:rPr>
                   <w:rFonts w:ascii="Arial" w:cs="Arial" w:eastAsia="Arial" w:hAnsi="Arial"/>
@@ -3765,7 +3765,7 @@
               <w:spacing w:after="10" w:before="0"/>
               <w:ind w:left="120"/>
             </w:pPr>
-            <w:hyperlink w:history="1" r:id="rIdlql3nb6m2sgav0zcoxasy">
+            <w:hyperlink w:history="1" r:id="rIdfbtfjhupfpmqnoosso5do">
               <w:r>
                 <w:rPr>
                   <w:rFonts w:ascii="Arial" w:cs="Arial" w:eastAsia="Arial" w:hAnsi="Arial"/>
@@ -3810,7 +3810,7 @@
             <w:pPr>
               <w:spacing w:after="20" w:before="0"/>
             </w:pPr>
-            <w:hyperlink w:history="1" r:id="rIdpstrbe3eiyoadc47p0qtj">
+            <w:hyperlink w:history="1" r:id="rIdiqpfsemf_lcxgmwpmsfut">
               <w:r>
                 <w:rPr>
                   <w:rFonts w:ascii="Arial" w:cs="Arial" w:eastAsia="Arial" w:hAnsi="Arial"/>
@@ -3843,7 +3843,7 @@
               <w:spacing w:after="10" w:before="0"/>
               <w:ind w:left="120"/>
             </w:pPr>
-            <w:hyperlink w:history="1" r:id="rIdkpbcgz-4q3-hvqnp_sqiz">
+            <w:hyperlink w:history="1" r:id="rIdi7huevktgqpv0rvahzesc">
               <w:r>
                 <w:rPr>
                   <w:rFonts w:ascii="Arial" w:cs="Arial" w:eastAsia="Arial" w:hAnsi="Arial"/>
@@ -4038,7 +4038,7 @@
             <w:pPr>
               <w:spacing w:after="20" w:before="0"/>
             </w:pPr>
-            <w:hyperlink w:history="1" r:id="rIdpx_38eh1dutxnt-xkljda">
+            <w:hyperlink w:history="1" r:id="rIdhjhjkhbl7x8wex1yyaimo">
               <w:r>
                 <w:rPr>
                   <w:rFonts w:ascii="Arial" w:cs="Arial" w:eastAsia="Arial" w:hAnsi="Arial"/>
@@ -4071,7 +4071,7 @@
               <w:spacing w:after="10" w:before="0"/>
               <w:ind w:left="120"/>
             </w:pPr>
-            <w:hyperlink w:history="1" r:id="rIdccayyntxzjt0krfgpxgeq">
+            <w:hyperlink w:history="1" r:id="rIdq-zejngmrk8udtoixsfdx">
               <w:r>
                 <w:rPr>
                   <w:rFonts w:ascii="Arial" w:cs="Arial" w:eastAsia="Arial" w:hAnsi="Arial"/>
@@ -4116,7 +4116,7 @@
             <w:pPr>
               <w:spacing w:after="20" w:before="0"/>
             </w:pPr>
-            <w:hyperlink w:history="1" r:id="rIdlhpyblcuy-94rjlyx9vpj">
+            <w:hyperlink w:history="1" r:id="rIdbof_fnwdllxf9uharsfip">
               <w:r>
                 <w:rPr>
                   <w:rFonts w:ascii="Arial" w:cs="Arial" w:eastAsia="Arial" w:hAnsi="Arial"/>
@@ -4149,7 +4149,7 @@
               <w:spacing w:after="10" w:before="0"/>
               <w:ind w:left="120"/>
             </w:pPr>
-            <w:hyperlink w:history="1" r:id="rIdzztl5btrflh36ld8c4-ak">
+            <w:hyperlink w:history="1" r:id="rIdt2lvlg10skarhpybvnwkp">
               <w:r>
                 <w:rPr>
                   <w:rFonts w:ascii="Arial" w:cs="Arial" w:eastAsia="Arial" w:hAnsi="Arial"/>
@@ -4344,7 +4344,7 @@
             <w:pPr>
               <w:spacing w:after="20" w:before="0"/>
             </w:pPr>
-            <w:hyperlink w:history="1" r:id="rId0dtxy3m-cgcclpgwgl2za">
+            <w:hyperlink w:history="1" r:id="rIdabokosswyu7knp3w4yphc">
               <w:r>
                 <w:rPr>
                   <w:rFonts w:ascii="Arial" w:cs="Arial" w:eastAsia="Arial" w:hAnsi="Arial"/>
@@ -4377,7 +4377,7 @@
               <w:spacing w:after="10" w:before="0"/>
               <w:ind w:left="120"/>
             </w:pPr>
-            <w:hyperlink w:history="1" r:id="rIduoqivm3uvc7qnfugdaobl">
+            <w:hyperlink w:history="1" r:id="rIdprkbpihbdoon2jyjkhtug">
               <w:r>
                 <w:rPr>
                   <w:rFonts w:ascii="Arial" w:cs="Arial" w:eastAsia="Arial" w:hAnsi="Arial"/>
@@ -4422,7 +4422,7 @@
             <w:pPr>
               <w:spacing w:after="20" w:before="0"/>
             </w:pPr>
-            <w:hyperlink w:history="1" r:id="rIdbgo6g7d4ab0p4ptgasthe">
+            <w:hyperlink w:history="1" r:id="rIdh6tbhyjijqna6brpwthdl">
               <w:r>
                 <w:rPr>
                   <w:rFonts w:ascii="Arial" w:cs="Arial" w:eastAsia="Arial" w:hAnsi="Arial"/>
@@ -4471,7 +4471,7 @@
               <w:spacing w:after="10" w:before="0"/>
               <w:ind w:left="120"/>
             </w:pPr>
-            <w:hyperlink w:history="1" r:id="rIdtzz1qqtjghrp5ojivvslj">
+            <w:hyperlink w:history="1" r:id="rIdpmxhjoc4yxcar12-fb5dw">
               <w:r>
                 <w:rPr>
                   <w:rFonts w:ascii="Arial" w:cs="Arial" w:eastAsia="Arial" w:hAnsi="Arial"/>
@@ -4983,7 +4983,7 @@
         </w:rPr>
         <w:t xml:space="preserve">© 2026 SeaVuria and ARES. Aligned with KICD objectives. Developed by SeaVuria; technical implementation by ARES (with AI assistance from Claude). Licensed under </w:t>
       </w:r>
-      <w:hyperlink w:history="1" r:id="rId_dyoxalnej7wd9ojswose">
+      <w:hyperlink w:history="1" r:id="rIdgksd1zkt5pdod4_a3euij">
         <w:r>
           <w:rPr>
             <w:rFonts w:ascii="Arial" w:cs="Arial" w:eastAsia="Arial" w:hAnsi="Arial"/>
@@ -5004,7 +5004,7 @@
         </w:rPr>
         <w:t xml:space="preserve"> (</w:t>
       </w:r>
-      <w:hyperlink w:history="1" r:id="rIdqterqeijf-voiy_a8eejq">
+      <w:hyperlink w:history="1" r:id="rId4jx76vyi2njxeyjr5s_2o">
         <w:r>
           <w:rPr>
             <w:rFonts w:ascii="Arial" w:cs="Arial" w:eastAsia="Arial" w:hAnsi="Arial"/>
@@ -6034,7 +6034,7 @@
               <w:spacing w:after="10" w:before="0"/>
               <w:ind w:left="120"/>
             </w:pPr>
-            <w:hyperlink w:history="1" r:id="rIdu-yi_lo57xeognor009d7">
+            <w:hyperlink w:history="1" r:id="rIdsmhsnfcpzpncld0marduj">
               <w:r>
                 <w:rPr>
                   <w:rFonts w:ascii="Arial" w:cs="Arial" w:eastAsia="Arial" w:hAnsi="Arial"/>
@@ -6111,7 +6111,7 @@
               <w:spacing w:after="10" w:before="0"/>
               <w:ind w:left="120"/>
             </w:pPr>
-            <w:hyperlink w:history="1" r:id="rIdgmlo48tcww2-6y0zplznt">
+            <w:hyperlink w:history="1" r:id="rIdnlze9fur5vza0pbxfagx_">
               <w:r>
                 <w:rPr>
                   <w:rFonts w:ascii="Arial" w:cs="Arial" w:eastAsia="Arial" w:hAnsi="Arial"/>
@@ -6338,7 +6338,7 @@
               <w:spacing w:after="10" w:before="0"/>
               <w:ind w:left="120"/>
             </w:pPr>
-            <w:hyperlink w:history="1" r:id="rId20gb6zbkqezvx9gmec-js">
+            <w:hyperlink w:history="1" r:id="rIduphxklradtktdrczpkm6p">
               <w:r>
                 <w:rPr>
                   <w:rFonts w:ascii="Arial" w:cs="Arial" w:eastAsia="Arial" w:hAnsi="Arial"/>
@@ -6415,7 +6415,7 @@
               <w:spacing w:after="10" w:before="0"/>
               <w:ind w:left="120"/>
             </w:pPr>
-            <w:hyperlink w:history="1" r:id="rIdviiiwd1hv90gnsq09ybe1">
+            <w:hyperlink w:history="1" r:id="rIdqilnfqa4bqy5qps2svdxk">
               <w:r>
                 <w:rPr>
                   <w:rFonts w:ascii="Arial" w:cs="Arial" w:eastAsia="Arial" w:hAnsi="Arial"/>
@@ -6642,7 +6642,7 @@
               <w:spacing w:after="10" w:before="0"/>
               <w:ind w:left="120"/>
             </w:pPr>
-            <w:hyperlink w:history="1" r:id="rId7vvhjvnkz0obfwfflijb6">
+            <w:hyperlink w:history="1" r:id="rIdmrbfzr6jebjtngyv2ygia">
               <w:r>
                 <w:rPr>
                   <w:rFonts w:ascii="Arial" w:cs="Arial" w:eastAsia="Arial" w:hAnsi="Arial"/>
@@ -6719,7 +6719,7 @@
               <w:spacing w:after="10" w:before="0"/>
               <w:ind w:left="120"/>
             </w:pPr>
-            <w:hyperlink w:history="1" r:id="rId4hgbrwv_ngbq_qehdyg1b">
+            <w:hyperlink w:history="1" r:id="rIdxj-6kgcs8asw324kapop1">
               <w:r>
                 <w:rPr>
                   <w:rFonts w:ascii="Arial" w:cs="Arial" w:eastAsia="Arial" w:hAnsi="Arial"/>
@@ -6946,7 +6946,7 @@
               <w:spacing w:after="10" w:before="0"/>
               <w:ind w:left="120"/>
             </w:pPr>
-            <w:hyperlink w:history="1" r:id="rIda_0sbkdaxrruzdm0f0jep">
+            <w:hyperlink w:history="1" r:id="rIdk4pusrxnbc_trdzdktwej">
               <w:r>
                 <w:rPr>
                   <w:rFonts w:ascii="Arial" w:cs="Arial" w:eastAsia="Arial" w:hAnsi="Arial"/>
@@ -7023,7 +7023,7 @@
               <w:spacing w:after="10" w:before="0"/>
               <w:ind w:left="120"/>
             </w:pPr>
-            <w:hyperlink w:history="1" r:id="rId9nurg-n6ec3atvr-eu-h7">
+            <w:hyperlink w:history="1" r:id="rIdd73-c2rh1r2_7v_5lsexi">
               <w:r>
                 <w:rPr>
                   <w:rFonts w:ascii="Arial" w:cs="Arial" w:eastAsia="Arial" w:hAnsi="Arial"/>
@@ -7250,7 +7250,7 @@
               <w:spacing w:after="10" w:before="0"/>
               <w:ind w:left="120"/>
             </w:pPr>
-            <w:hyperlink w:history="1" r:id="rIdukbne845gn1-jiva2q58g">
+            <w:hyperlink w:history="1" r:id="rIdw415oo0xqhhukhnvs9gov">
               <w:r>
                 <w:rPr>
                   <w:rFonts w:ascii="Arial" w:cs="Arial" w:eastAsia="Arial" w:hAnsi="Arial"/>
@@ -7327,7 +7327,7 @@
               <w:spacing w:after="10" w:before="0"/>
               <w:ind w:left="120"/>
             </w:pPr>
-            <w:hyperlink w:history="1" r:id="rIdr1doglnq4k_udowvpfd-z">
+            <w:hyperlink w:history="1" r:id="rIdclq7hjwwbtzgtjcauq_gp">
               <w:r>
                 <w:rPr>
                   <w:rFonts w:ascii="Arial" w:cs="Arial" w:eastAsia="Arial" w:hAnsi="Arial"/>
@@ -7854,7 +7854,7 @@
         </w:rPr>
         <w:t xml:space="preserve">© 2026 SeaVuria and ARES. Aligned with KICD objectives. Developed by SeaVuria; technical implementation by ARES (with AI assistance from Claude). Licensed under </w:t>
       </w:r>
-      <w:hyperlink w:history="1" r:id="rIdtj4k_okaqqlhwmcgl_dwa">
+      <w:hyperlink w:history="1" r:id="rIdccqntldmtzuszcjbrhnuv">
         <w:r>
           <w:rPr>
             <w:rFonts w:ascii="Arial" w:cs="Arial" w:eastAsia="Arial" w:hAnsi="Arial"/>
@@ -7875,7 +7875,7 @@
         </w:rPr>
         <w:t xml:space="preserve"> (</w:t>
       </w:r>
-      <w:hyperlink w:history="1" r:id="rIdkgkrymhocdrkbdfyubwgq">
+      <w:hyperlink w:history="1" r:id="rIdztssafdrcg8fubc9inbvz">
         <w:r>
           <w:rPr>
             <w:rFonts w:ascii="Arial" w:cs="Arial" w:eastAsia="Arial" w:hAnsi="Arial"/>
@@ -8905,7 +8905,7 @@
               <w:spacing w:after="10" w:before="0"/>
               <w:ind w:left="120"/>
             </w:pPr>
-            <w:hyperlink w:history="1" r:id="rIdqcqx-gu6_0b1oywczyy5w">
+            <w:hyperlink w:history="1" r:id="rIdssfbamduettpt3ryim_2z">
               <w:r>
                 <w:rPr>
                   <w:rFonts w:ascii="Arial" w:cs="Arial" w:eastAsia="Arial" w:hAnsi="Arial"/>
@@ -8965,7 +8965,7 @@
             <w:pPr>
               <w:spacing w:after="20" w:before="0"/>
             </w:pPr>
-            <w:hyperlink w:history="1" r:id="rIdy5bmyobku7tbw-erdye95">
+            <w:hyperlink w:history="1" r:id="rIdodcyuzcjue1h5gakew5zm">
               <w:r>
                 <w:rPr>
                   <w:rFonts w:ascii="Arial" w:cs="Arial" w:eastAsia="Arial" w:hAnsi="Arial"/>
@@ -9014,7 +9014,7 @@
               <w:spacing w:after="10" w:before="0"/>
               <w:ind w:left="120"/>
             </w:pPr>
-            <w:hyperlink w:history="1" r:id="rIde0ri6gxsogigvmtnx8vfk">
+            <w:hyperlink w:history="1" r:id="rIdy13xskpg6olewuvsl1uje">
               <w:r>
                 <w:rPr>
                   <w:rFonts w:ascii="Arial" w:cs="Arial" w:eastAsia="Arial" w:hAnsi="Arial"/>
@@ -9226,7 +9226,7 @@
               <w:spacing w:after="10" w:before="0"/>
               <w:ind w:left="120"/>
             </w:pPr>
-            <w:hyperlink w:history="1" r:id="rId_pa5lgxo4usep2i8bf1am">
+            <w:hyperlink w:history="1" r:id="rIdcmg7cqx0kabv34qe-ydtj">
               <w:r>
                 <w:rPr>
                   <w:rFonts w:ascii="Arial" w:cs="Arial" w:eastAsia="Arial" w:hAnsi="Arial"/>
@@ -9286,7 +9286,7 @@
             <w:pPr>
               <w:spacing w:after="20" w:before="0"/>
             </w:pPr>
-            <w:hyperlink w:history="1" r:id="rIdpzx-u0alxkksbb7ergmen">
+            <w:hyperlink w:history="1" r:id="rIdms2r4tljonbii5w-rcmwv">
               <w:r>
                 <w:rPr>
                   <w:rFonts w:ascii="Arial" w:cs="Arial" w:eastAsia="Arial" w:hAnsi="Arial"/>
@@ -9335,7 +9335,7 @@
               <w:spacing w:after="10" w:before="0"/>
               <w:ind w:left="120"/>
             </w:pPr>
-            <w:hyperlink w:history="1" r:id="rIdsa3ognt-ccvpnwjh48ff6">
+            <w:hyperlink w:history="1" r:id="rIdq1_72npko1qt3s6bzqkss">
               <w:r>
                 <w:rPr>
                   <w:rFonts w:ascii="Arial" w:cs="Arial" w:eastAsia="Arial" w:hAnsi="Arial"/>
@@ -9547,7 +9547,7 @@
               <w:spacing w:after="10" w:before="0"/>
               <w:ind w:left="120"/>
             </w:pPr>
-            <w:hyperlink w:history="1" r:id="rIduunk4zyudwa_lwo2s7bdc">
+            <w:hyperlink w:history="1" r:id="rIdvwdqkhrq8k1alzho8kjhd">
               <w:r>
                 <w:rPr>
                   <w:rFonts w:ascii="Arial" w:cs="Arial" w:eastAsia="Arial" w:hAnsi="Arial"/>
@@ -9607,7 +9607,7 @@
             <w:pPr>
               <w:spacing w:after="20" w:before="0"/>
             </w:pPr>
-            <w:hyperlink w:history="1" r:id="rIdeoi9jbbc5p2tjpjryovea">
+            <w:hyperlink w:history="1" r:id="rId5a57lhsd2tv6rjihe435j">
               <w:r>
                 <w:rPr>
                   <w:rFonts w:ascii="Arial" w:cs="Arial" w:eastAsia="Arial" w:hAnsi="Arial"/>
@@ -9656,7 +9656,7 @@
               <w:spacing w:after="10" w:before="0"/>
               <w:ind w:left="120"/>
             </w:pPr>
-            <w:hyperlink w:history="1" r:id="rIdsmpbrqiq-cuudfyalnyfq">
+            <w:hyperlink w:history="1" r:id="rIdnismha18lamvdepxlxaf2">
               <w:r>
                 <w:rPr>
                   <w:rFonts w:ascii="Arial" w:cs="Arial" w:eastAsia="Arial" w:hAnsi="Arial"/>
@@ -9868,7 +9868,7 @@
               <w:spacing w:after="10" w:before="0"/>
               <w:ind w:left="120"/>
             </w:pPr>
-            <w:hyperlink w:history="1" r:id="rId0_lt6--kwfu3ar74esw3m">
+            <w:hyperlink w:history="1" r:id="rId4p0iahzyaj84ob0poaxxm">
               <w:r>
                 <w:rPr>
                   <w:rFonts w:ascii="Arial" w:cs="Arial" w:eastAsia="Arial" w:hAnsi="Arial"/>
@@ -9928,7 +9928,7 @@
             <w:pPr>
               <w:spacing w:after="20" w:before="0"/>
             </w:pPr>
-            <w:hyperlink w:history="1" r:id="rIdorfiebeq8apjmp83jrhhc">
+            <w:hyperlink w:history="1" r:id="rIduewno7dfypaqtof73hxdm">
               <w:r>
                 <w:rPr>
                   <w:rFonts w:ascii="Arial" w:cs="Arial" w:eastAsia="Arial" w:hAnsi="Arial"/>
@@ -9977,7 +9977,7 @@
               <w:spacing w:after="10" w:before="0"/>
               <w:ind w:left="120"/>
             </w:pPr>
-            <w:hyperlink w:history="1" r:id="rIdnsp5shi3cenx_m4k5xwe5">
+            <w:hyperlink w:history="1" r:id="rIdybn8cvms8yqscpbuco7hg">
               <w:r>
                 <w:rPr>
                   <w:rFonts w:ascii="Arial" w:cs="Arial" w:eastAsia="Arial" w:hAnsi="Arial"/>
@@ -10189,7 +10189,7 @@
               <w:spacing w:after="10" w:before="0"/>
               <w:ind w:left="120"/>
             </w:pPr>
-            <w:hyperlink w:history="1" r:id="rIdt5nts6lccugjqfzbolnqg">
+            <w:hyperlink w:history="1" r:id="rIdtbxss1_aar6jjg_jjpfc5">
               <w:r>
                 <w:rPr>
                   <w:rFonts w:ascii="Arial" w:cs="Arial" w:eastAsia="Arial" w:hAnsi="Arial"/>
@@ -10249,7 +10249,7 @@
             <w:pPr>
               <w:spacing w:after="20" w:before="0"/>
             </w:pPr>
-            <w:hyperlink w:history="1" r:id="rIdfl1xcnjyd6swjeseuhkdu">
+            <w:hyperlink w:history="1" r:id="rIdl9rnwedmhirwi8ygtx5f2">
               <w:r>
                 <w:rPr>
                   <w:rFonts w:ascii="Arial" w:cs="Arial" w:eastAsia="Arial" w:hAnsi="Arial"/>
@@ -10298,7 +10298,7 @@
               <w:spacing w:after="10" w:before="0"/>
               <w:ind w:left="120"/>
             </w:pPr>
-            <w:hyperlink w:history="1" r:id="rId_vpovh1igvtpkbfhfrnux">
+            <w:hyperlink w:history="1" r:id="rIdo_9rgeun8yhuxvyncjhve">
               <w:r>
                 <w:rPr>
                   <w:rFonts w:ascii="Arial" w:cs="Arial" w:eastAsia="Arial" w:hAnsi="Arial"/>
@@ -10810,7 +10810,7 @@
         </w:rPr>
         <w:t xml:space="preserve">© 2026 SeaVuria and ARES. Aligned with KICD objectives. Developed by SeaVuria; technical implementation by ARES (with AI assistance from Claude). Licensed under </w:t>
       </w:r>
-      <w:hyperlink w:history="1" r:id="rIdbo5bwivhixeuhrjcfpon_">
+      <w:hyperlink w:history="1" r:id="rIdbzfsmma3c1q0nhyedkkiy">
         <w:r>
           <w:rPr>
             <w:rFonts w:ascii="Arial" w:cs="Arial" w:eastAsia="Arial" w:hAnsi="Arial"/>
@@ -10831,7 +10831,7 @@
         </w:rPr>
         <w:t xml:space="preserve"> (</w:t>
       </w:r>
-      <w:hyperlink w:history="1" r:id="rIdepafpkcmc56osvtykcnae">
+      <w:hyperlink w:history="1" r:id="rIdjamampr8plnk86kzutam5">
         <w:r>
           <w:rPr>
             <w:rFonts w:ascii="Arial" w:cs="Arial" w:eastAsia="Arial" w:hAnsi="Arial"/>
@@ -11844,7 +11844,7 @@
             <w:pPr>
               <w:spacing w:after="20" w:before="0"/>
             </w:pPr>
-            <w:hyperlink w:history="1" r:id="rIdhkjvrrwnbhnuc3gasvc-a">
+            <w:hyperlink w:history="1" r:id="rIdatj7accdhuiy-swx2nyub">
               <w:r>
                 <w:rPr>
                   <w:rFonts w:ascii="Arial" w:cs="Arial" w:eastAsia="Arial" w:hAnsi="Arial"/>
@@ -11893,7 +11893,7 @@
               <w:spacing w:after="10" w:before="0"/>
               <w:ind w:left="120"/>
             </w:pPr>
-            <w:hyperlink w:history="1" r:id="rIdzft__lpkf2p3meauoxfus">
+            <w:hyperlink w:history="1" r:id="rId555pxjdgddxewlcihew1n">
               <w:r>
                 <w:rPr>
                   <w:rFonts w:ascii="Arial" w:cs="Arial" w:eastAsia="Arial" w:hAnsi="Arial"/>
@@ -11938,7 +11938,7 @@
             <w:pPr>
               <w:spacing w:after="20" w:before="0"/>
             </w:pPr>
-            <w:hyperlink w:history="1" r:id="rId87zx8mbo_hwfg1z_sccjk">
+            <w:hyperlink w:history="1" r:id="rIdfclveymvd0vou2zwzhgns">
               <w:r>
                 <w:rPr>
                   <w:rFonts w:ascii="Arial" w:cs="Arial" w:eastAsia="Arial" w:hAnsi="Arial"/>
@@ -11987,7 +11987,7 @@
               <w:spacing w:after="10" w:before="0"/>
               <w:ind w:left="120"/>
             </w:pPr>
-            <w:hyperlink w:history="1" r:id="rIdppft81mtoepfiyucaipbm">
+            <w:hyperlink w:history="1" r:id="rId7zyfryeq8nrfrq-wdkm-b">
               <w:r>
                 <w:rPr>
                   <w:rFonts w:ascii="Arial" w:cs="Arial" w:eastAsia="Arial" w:hAnsi="Arial"/>
@@ -12182,7 +12182,7 @@
             <w:pPr>
               <w:spacing w:after="20" w:before="0"/>
             </w:pPr>
-            <w:hyperlink w:history="1" r:id="rIdlzo4u1xd8p9ege0erjbnx">
+            <w:hyperlink w:history="1" r:id="rId1qghetoar_8pmuzg7j7hm">
               <w:r>
                 <w:rPr>
                   <w:rFonts w:ascii="Arial" w:cs="Arial" w:eastAsia="Arial" w:hAnsi="Arial"/>
@@ -12231,7 +12231,7 @@
               <w:spacing w:after="10" w:before="0"/>
               <w:ind w:left="120"/>
             </w:pPr>
-            <w:hyperlink w:history="1" r:id="rIdp2oe1fignmv89pk2u5fgq">
+            <w:hyperlink w:history="1" r:id="rIdbj9ejkqcxudxb4xccrdyu">
               <w:r>
                 <w:rPr>
                   <w:rFonts w:ascii="Arial" w:cs="Arial" w:eastAsia="Arial" w:hAnsi="Arial"/>
@@ -12276,7 +12276,7 @@
             <w:pPr>
               <w:spacing w:after="20" w:before="0"/>
             </w:pPr>
-            <w:hyperlink w:history="1" r:id="rIdoabmaexqbuj5uwvxuuq9u">
+            <w:hyperlink w:history="1" r:id="rIdhxor9kld38thrjmpubmn0">
               <w:r>
                 <w:rPr>
                   <w:rFonts w:ascii="Arial" w:cs="Arial" w:eastAsia="Arial" w:hAnsi="Arial"/>
@@ -12325,7 +12325,7 @@
               <w:spacing w:after="10" w:before="0"/>
               <w:ind w:left="120"/>
             </w:pPr>
-            <w:hyperlink w:history="1" r:id="rIdc51xfeiaga8rcuda5km72">
+            <w:hyperlink w:history="1" r:id="rIdatzm1wqujwesojz-donzx">
               <w:r>
                 <w:rPr>
                   <w:rFonts w:ascii="Arial" w:cs="Arial" w:eastAsia="Arial" w:hAnsi="Arial"/>
@@ -12520,7 +12520,7 @@
             <w:pPr>
               <w:spacing w:after="20" w:before="0"/>
             </w:pPr>
-            <w:hyperlink w:history="1" r:id="rIdw9czlo98mwvvkvmuxrgwn">
+            <w:hyperlink w:history="1" r:id="rIdj2izw4ytlibtacnt-ngdx">
               <w:r>
                 <w:rPr>
                   <w:rFonts w:ascii="Arial" w:cs="Arial" w:eastAsia="Arial" w:hAnsi="Arial"/>
@@ -12569,7 +12569,7 @@
               <w:spacing w:after="10" w:before="0"/>
               <w:ind w:left="120"/>
             </w:pPr>
-            <w:hyperlink w:history="1" r:id="rIdfmv2yct_2mr1n8trpzrjk">
+            <w:hyperlink w:history="1" r:id="rIdhpszvmosczxm9usfnyslu">
               <w:r>
                 <w:rPr>
                   <w:rFonts w:ascii="Arial" w:cs="Arial" w:eastAsia="Arial" w:hAnsi="Arial"/>
@@ -12614,7 +12614,7 @@
             <w:pPr>
               <w:spacing w:after="20" w:before="0"/>
             </w:pPr>
-            <w:hyperlink w:history="1" r:id="rId50ajbalqi8nj_ya9d5-ja">
+            <w:hyperlink w:history="1" r:id="rId0631jq7bddgan1e1nf_tj">
               <w:r>
                 <w:rPr>
                   <w:rFonts w:ascii="Arial" w:cs="Arial" w:eastAsia="Arial" w:hAnsi="Arial"/>
@@ -12663,7 +12663,7 @@
               <w:spacing w:after="10" w:before="0"/>
               <w:ind w:left="120"/>
             </w:pPr>
-            <w:hyperlink w:history="1" r:id="rIduuhz1ca1mdrcmp0-sodhk">
+            <w:hyperlink w:history="1" r:id="rIdi0vh9gb8pjfnopxguyowm">
               <w:r>
                 <w:rPr>
                   <w:rFonts w:ascii="Arial" w:cs="Arial" w:eastAsia="Arial" w:hAnsi="Arial"/>
@@ -12858,7 +12858,7 @@
             <w:pPr>
               <w:spacing w:after="20" w:before="0"/>
             </w:pPr>
-            <w:hyperlink w:history="1" r:id="rId-dcdjojbkmpjx5dvfxteq">
+            <w:hyperlink w:history="1" r:id="rIdk5vx8bwbui9815td8qi7f">
               <w:r>
                 <w:rPr>
                   <w:rFonts w:ascii="Arial" w:cs="Arial" w:eastAsia="Arial" w:hAnsi="Arial"/>
@@ -12907,7 +12907,7 @@
               <w:spacing w:after="10" w:before="0"/>
               <w:ind w:left="120"/>
             </w:pPr>
-            <w:hyperlink w:history="1" r:id="rId2al93xecbibhwzp7najai">
+            <w:hyperlink w:history="1" r:id="rIdojy382k8wo7hep24tanl-">
               <w:r>
                 <w:rPr>
                   <w:rFonts w:ascii="Arial" w:cs="Arial" w:eastAsia="Arial" w:hAnsi="Arial"/>
@@ -12952,7 +12952,7 @@
             <w:pPr>
               <w:spacing w:after="20" w:before="0"/>
             </w:pPr>
-            <w:hyperlink w:history="1" r:id="rIdntlfjdg5tupsgeufx1atj">
+            <w:hyperlink w:history="1" r:id="rIdkd6tsn37m1ofz112kasqq">
               <w:r>
                 <w:rPr>
                   <w:rFonts w:ascii="Arial" w:cs="Arial" w:eastAsia="Arial" w:hAnsi="Arial"/>
@@ -13001,7 +13001,7 @@
               <w:spacing w:after="10" w:before="0"/>
               <w:ind w:left="120"/>
             </w:pPr>
-            <w:hyperlink w:history="1" r:id="rId8ifguxyj_px-jksf1nsh6">
+            <w:hyperlink w:history="1" r:id="rIdl5vm7zgi6msyo-quxcoav">
               <w:r>
                 <w:rPr>
                   <w:rFonts w:ascii="Arial" w:cs="Arial" w:eastAsia="Arial" w:hAnsi="Arial"/>
@@ -13196,7 +13196,7 @@
             <w:pPr>
               <w:spacing w:after="20" w:before="0"/>
             </w:pPr>
-            <w:hyperlink w:history="1" r:id="rIdwq91dn2rak9nf0j13o-3f">
+            <w:hyperlink w:history="1" r:id="rId2-rxwynjbq_50jqledfkm">
               <w:r>
                 <w:rPr>
                   <w:rFonts w:ascii="Arial" w:cs="Arial" w:eastAsia="Arial" w:hAnsi="Arial"/>
@@ -13245,7 +13245,7 @@
               <w:spacing w:after="10" w:before="0"/>
               <w:ind w:left="120"/>
             </w:pPr>
-            <w:hyperlink w:history="1" r:id="rIddgdxkk9gsbpmt1ldvm5d7">
+            <w:hyperlink w:history="1" r:id="rId8o9p6lvv8flk5inrwukpf">
               <w:r>
                 <w:rPr>
                   <w:rFonts w:ascii="Arial" w:cs="Arial" w:eastAsia="Arial" w:hAnsi="Arial"/>
@@ -13290,7 +13290,7 @@
             <w:pPr>
               <w:spacing w:after="20" w:before="0"/>
             </w:pPr>
-            <w:hyperlink w:history="1" r:id="rId0kfyxx_yfuojvb4nsyy2y">
+            <w:hyperlink w:history="1" r:id="rIdwui3howxful97dnxfhrm6">
               <w:r>
                 <w:rPr>
                   <w:rFonts w:ascii="Arial" w:cs="Arial" w:eastAsia="Arial" w:hAnsi="Arial"/>
@@ -13339,7 +13339,7 @@
               <w:spacing w:after="10" w:before="0"/>
               <w:ind w:left="120"/>
             </w:pPr>
-            <w:hyperlink w:history="1" r:id="rIdpqbdne-_v_ngcqkebbcry">
+            <w:hyperlink w:history="1" r:id="rIdvdbby_mzixi8x9qohjlzt">
               <w:r>
                 <w:rPr>
                   <w:rFonts w:ascii="Arial" w:cs="Arial" w:eastAsia="Arial" w:hAnsi="Arial"/>
@@ -13851,7 +13851,7 @@
         </w:rPr>
         <w:t xml:space="preserve">© 2026 SeaVuria and ARES. Aligned with KICD objectives. Developed by SeaVuria; technical implementation by ARES (with AI assistance from Claude). Licensed under </w:t>
       </w:r>
-      <w:hyperlink w:history="1" r:id="rIdrggzfnjemirekngksu9t6">
+      <w:hyperlink w:history="1" r:id="rId5v77umwpddht8akxj-7m9">
         <w:r>
           <w:rPr>
             <w:rFonts w:ascii="Arial" w:cs="Arial" w:eastAsia="Arial" w:hAnsi="Arial"/>
@@ -13872,7 +13872,7 @@
         </w:rPr>
         <w:t xml:space="preserve"> (</w:t>
       </w:r>
-      <w:hyperlink w:history="1" r:id="rId8yrg2vtg0dtpc2dbocuvu">
+      <w:hyperlink w:history="1" r:id="rIdjujbo2ukn1neajlbowlnv">
         <w:r>
           <w:rPr>
             <w:rFonts w:ascii="Arial" w:cs="Arial" w:eastAsia="Arial" w:hAnsi="Arial"/>
@@ -14902,7 +14902,7 @@
               <w:spacing w:after="10" w:before="0"/>
               <w:ind w:left="120"/>
             </w:pPr>
-            <w:hyperlink w:history="1" r:id="rId7jzo9uu7yppmjpdphhtro">
+            <w:hyperlink w:history="1" r:id="rIdpqjysysyfohfchc6kytwj">
               <w:r>
                 <w:rPr>
                   <w:rFonts w:ascii="Arial" w:cs="Arial" w:eastAsia="Arial" w:hAnsi="Arial"/>
@@ -14962,7 +14962,7 @@
             <w:pPr>
               <w:spacing w:after="20" w:before="0"/>
             </w:pPr>
-            <w:hyperlink w:history="1" r:id="rIdbghcgjstfxrzybenncp0c">
+            <w:hyperlink w:history="1" r:id="rIdoipdfxtf3fptlpxpfanoa">
               <w:r>
                 <w:rPr>
                   <w:rFonts w:ascii="Arial" w:cs="Arial" w:eastAsia="Arial" w:hAnsi="Arial"/>
@@ -14995,7 +14995,7 @@
               <w:spacing w:after="10" w:before="0"/>
               <w:ind w:left="120"/>
             </w:pPr>
-            <w:hyperlink w:history="1" r:id="rId6q5lvmyc1gwu5exk4xtjr">
+            <w:hyperlink w:history="1" r:id="rId4e3mahtio_vo4ihvxjrbj">
               <w:r>
                 <w:rPr>
                   <w:rFonts w:ascii="Arial" w:cs="Arial" w:eastAsia="Arial" w:hAnsi="Arial"/>
@@ -15207,7 +15207,7 @@
               <w:spacing w:after="10" w:before="0"/>
               <w:ind w:left="120"/>
             </w:pPr>
-            <w:hyperlink w:history="1" r:id="rId4rrfdm8-mydpp2hdfv8ov">
+            <w:hyperlink w:history="1" r:id="rIdawgdazcz7hepelmiajq_s">
               <w:r>
                 <w:rPr>
                   <w:rFonts w:ascii="Arial" w:cs="Arial" w:eastAsia="Arial" w:hAnsi="Arial"/>
@@ -15267,7 +15267,7 @@
             <w:pPr>
               <w:spacing w:after="20" w:before="0"/>
             </w:pPr>
-            <w:hyperlink w:history="1" r:id="rIdeasmsplbhbdhhhzqd65kx">
+            <w:hyperlink w:history="1" r:id="rIdqjxwxkmooppfzoxfvex1t">
               <w:r>
                 <w:rPr>
                   <w:rFonts w:ascii="Arial" w:cs="Arial" w:eastAsia="Arial" w:hAnsi="Arial"/>
@@ -15300,7 +15300,7 @@
               <w:spacing w:after="10" w:before="0"/>
               <w:ind w:left="120"/>
             </w:pPr>
-            <w:hyperlink w:history="1" r:id="rIdiyfmrb9ffk_quxuuc0x1n">
+            <w:hyperlink w:history="1" r:id="rIdbaw7ente35kdqlv1ifawx">
               <w:r>
                 <w:rPr>
                   <w:rFonts w:ascii="Arial" w:cs="Arial" w:eastAsia="Arial" w:hAnsi="Arial"/>
@@ -15512,7 +15512,7 @@
               <w:spacing w:after="10" w:before="0"/>
               <w:ind w:left="120"/>
             </w:pPr>
-            <w:hyperlink w:history="1" r:id="rIdktligyjgqvbgoirgfv_-6">
+            <w:hyperlink w:history="1" r:id="rIdiephhf4ls6ompnwygqfpl">
               <w:r>
                 <w:rPr>
                   <w:rFonts w:ascii="Arial" w:cs="Arial" w:eastAsia="Arial" w:hAnsi="Arial"/>
@@ -15572,7 +15572,7 @@
             <w:pPr>
               <w:spacing w:after="20" w:before="0"/>
             </w:pPr>
-            <w:hyperlink w:history="1" r:id="rIdex32_dv9zvms1exn6bkae">
+            <w:hyperlink w:history="1" r:id="rIdclhwqqdmttr0wyo8nobwg">
               <w:r>
                 <w:rPr>
                   <w:rFonts w:ascii="Arial" w:cs="Arial" w:eastAsia="Arial" w:hAnsi="Arial"/>
@@ -15621,7 +15621,7 @@
               <w:spacing w:after="10" w:before="0"/>
               <w:ind w:left="120"/>
             </w:pPr>
-            <w:hyperlink w:history="1" r:id="rIdenxx3fmicfjy8mhtjeuay">
+            <w:hyperlink w:history="1" r:id="rIdjms0upmyp_ce8e_iqidoi">
               <w:r>
                 <w:rPr>
                   <w:rFonts w:ascii="Arial" w:cs="Arial" w:eastAsia="Arial" w:hAnsi="Arial"/>
@@ -15833,7 +15833,7 @@
               <w:spacing w:after="10" w:before="0"/>
               <w:ind w:left="120"/>
             </w:pPr>
-            <w:hyperlink w:history="1" r:id="rIdt9zz3mfv2jvqnttvbx7uo">
+            <w:hyperlink w:history="1" r:id="rIdul_px8tko0pek_g3yo6ne">
               <w:r>
                 <w:rPr>
                   <w:rFonts w:ascii="Arial" w:cs="Arial" w:eastAsia="Arial" w:hAnsi="Arial"/>
@@ -15893,7 +15893,7 @@
             <w:pPr>
               <w:spacing w:after="20" w:before="0"/>
             </w:pPr>
-            <w:hyperlink w:history="1" r:id="rId5atqxqkbqiatde0l1rsl9">
+            <w:hyperlink w:history="1" r:id="rIdiowidz32xghqyskj4ku45">
               <w:r>
                 <w:rPr>
                   <w:rFonts w:ascii="Arial" w:cs="Arial" w:eastAsia="Arial" w:hAnsi="Arial"/>
@@ -15942,7 +15942,7 @@
               <w:spacing w:after="10" w:before="0"/>
               <w:ind w:left="120"/>
             </w:pPr>
-            <w:hyperlink w:history="1" r:id="rIdmkbyy6njg22xd8al3-1sj">
+            <w:hyperlink w:history="1" r:id="rId6xi7znedjy2rlxdw4ltoi">
               <w:r>
                 <w:rPr>
                   <w:rFonts w:ascii="Arial" w:cs="Arial" w:eastAsia="Arial" w:hAnsi="Arial"/>
@@ -16154,7 +16154,7 @@
               <w:spacing w:after="10" w:before="0"/>
               <w:ind w:left="120"/>
             </w:pPr>
-            <w:hyperlink w:history="1" r:id="rIdailigfoucy81cqxppl4fc">
+            <w:hyperlink w:history="1" r:id="rId-gfzr2ggrcpe8i6eejz62">
               <w:r>
                 <w:rPr>
                   <w:rFonts w:ascii="Arial" w:cs="Arial" w:eastAsia="Arial" w:hAnsi="Arial"/>
@@ -16214,7 +16214,7 @@
             <w:pPr>
               <w:spacing w:after="20" w:before="0"/>
             </w:pPr>
-            <w:hyperlink w:history="1" r:id="rIdgxl1mk40w4ixg8d8btm87">
+            <w:hyperlink w:history="1" r:id="rId0la-sx7l1ouccniavwrth">
               <w:r>
                 <w:rPr>
                   <w:rFonts w:ascii="Arial" w:cs="Arial" w:eastAsia="Arial" w:hAnsi="Arial"/>
@@ -16263,7 +16263,7 @@
               <w:spacing w:after="10" w:before="0"/>
               <w:ind w:left="120"/>
             </w:pPr>
-            <w:hyperlink w:history="1" r:id="rIddrovw0verqr69ipig0g6f">
+            <w:hyperlink w:history="1" r:id="rIdslxrm0ubb5vtsowl3vbz0">
               <w:r>
                 <w:rPr>
                   <w:rFonts w:ascii="Arial" w:cs="Arial" w:eastAsia="Arial" w:hAnsi="Arial"/>
@@ -16775,7 +16775,7 @@
         </w:rPr>
         <w:t xml:space="preserve">© 2026 SeaVuria and ARES. Aligned with KICD objectives. Developed by SeaVuria; technical implementation by ARES (with AI assistance from Claude). Licensed under </w:t>
       </w:r>
-      <w:hyperlink w:history="1" r:id="rIdpa6htjrtti71tr6msevki">
+      <w:hyperlink w:history="1" r:id="rIdwpqjkl-mlungbaj7s5gsl">
         <w:r>
           <w:rPr>
             <w:rFonts w:ascii="Arial" w:cs="Arial" w:eastAsia="Arial" w:hAnsi="Arial"/>
@@ -16796,7 +16796,7 @@
         </w:rPr>
         <w:t xml:space="preserve"> (</w:t>
       </w:r>
-      <w:hyperlink w:history="1" r:id="rIdiab7cjaou1tn3psbdhhrz">
+      <w:hyperlink w:history="1" r:id="rIdz-slottlx7eltoqyfuqhu">
         <w:r>
           <w:rPr>
             <w:rFonts w:ascii="Arial" w:cs="Arial" w:eastAsia="Arial" w:hAnsi="Arial"/>
@@ -17809,7 +17809,7 @@
             <w:pPr>
               <w:spacing w:after="20" w:before="0"/>
             </w:pPr>
-            <w:hyperlink w:history="1" r:id="rId36srjntid-mpxgqplouqz">
+            <w:hyperlink w:history="1" r:id="rIdiwbci5lyqxvjuygu7vpav">
               <w:r>
                 <w:rPr>
                   <w:rFonts w:ascii="Arial" w:cs="Arial" w:eastAsia="Arial" w:hAnsi="Arial"/>
@@ -17842,7 +17842,7 @@
               <w:spacing w:after="10" w:before="0"/>
               <w:ind w:left="120"/>
             </w:pPr>
-            <w:hyperlink w:history="1" r:id="rId2xqhfxg42dy7qgi9i7dyy">
+            <w:hyperlink w:history="1" r:id="rIdzarmmnyesg4yxaprn02tm">
               <w:r>
                 <w:rPr>
                   <w:rFonts w:ascii="Arial" w:cs="Arial" w:eastAsia="Arial" w:hAnsi="Arial"/>
@@ -17887,7 +17887,7 @@
             <w:pPr>
               <w:spacing w:after="20" w:before="0"/>
             </w:pPr>
-            <w:hyperlink w:history="1" r:id="rIdj_ynrpcox1kqcgayv75qp">
+            <w:hyperlink w:history="1" r:id="rIdiaxf5bzgnhm3hbx4s2pji">
               <w:r>
                 <w:rPr>
                   <w:rFonts w:ascii="Arial" w:cs="Arial" w:eastAsia="Arial" w:hAnsi="Arial"/>
@@ -17920,7 +17920,7 @@
               <w:spacing w:after="10" w:before="0"/>
               <w:ind w:left="120"/>
             </w:pPr>
-            <w:hyperlink w:history="1" r:id="rIdtd0qjaso4whfsdxbobhwh">
+            <w:hyperlink w:history="1" r:id="rIdhezs56tepypouh1sbgiyc">
               <w:r>
                 <w:rPr>
                   <w:rFonts w:ascii="Arial" w:cs="Arial" w:eastAsia="Arial" w:hAnsi="Arial"/>
@@ -18115,7 +18115,7 @@
             <w:pPr>
               <w:spacing w:after="20" w:before="0"/>
             </w:pPr>
-            <w:hyperlink w:history="1" r:id="rIdnejzs3srxmqk0rdfoo2-i">
+            <w:hyperlink w:history="1" r:id="rIdyulsotbtqwewhz97tpmgh">
               <w:r>
                 <w:rPr>
                   <w:rFonts w:ascii="Arial" w:cs="Arial" w:eastAsia="Arial" w:hAnsi="Arial"/>
@@ -18148,7 +18148,7 @@
               <w:spacing w:after="10" w:before="0"/>
               <w:ind w:left="120"/>
             </w:pPr>
-            <w:hyperlink w:history="1" r:id="rIdmpbudezkqq1esqlnkw8zr">
+            <w:hyperlink w:history="1" r:id="rId8om4ifgqdu-n9zribymnq">
               <w:r>
                 <w:rPr>
                   <w:rFonts w:ascii="Arial" w:cs="Arial" w:eastAsia="Arial" w:hAnsi="Arial"/>
@@ -18193,7 +18193,7 @@
             <w:pPr>
               <w:spacing w:after="20" w:before="0"/>
             </w:pPr>
-            <w:hyperlink w:history="1" r:id="rIdhpagojahzuwnqvfjwgvxh">
+            <w:hyperlink w:history="1" r:id="rIdqcaedq0gokjea_nbmixea">
               <w:r>
                 <w:rPr>
                   <w:rFonts w:ascii="Arial" w:cs="Arial" w:eastAsia="Arial" w:hAnsi="Arial"/>
@@ -18226,7 +18226,7 @@
               <w:spacing w:after="10" w:before="0"/>
               <w:ind w:left="120"/>
             </w:pPr>
-            <w:hyperlink w:history="1" r:id="rIdd1rc0ig0dlpqrmp6y77mm">
+            <w:hyperlink w:history="1" r:id="rIdbu2eereefvuwby2jh4kan">
               <w:r>
                 <w:rPr>
                   <w:rFonts w:ascii="Arial" w:cs="Arial" w:eastAsia="Arial" w:hAnsi="Arial"/>
@@ -18421,7 +18421,7 @@
             <w:pPr>
               <w:spacing w:after="20" w:before="0"/>
             </w:pPr>
-            <w:hyperlink w:history="1" r:id="rIdtbonkqunadsxjnqwrsn36">
+            <w:hyperlink w:history="1" r:id="rIdc_z365-t0dqrpg7isvz9s">
               <w:r>
                 <w:rPr>
                   <w:rFonts w:ascii="Arial" w:cs="Arial" w:eastAsia="Arial" w:hAnsi="Arial"/>
@@ -18454,7 +18454,7 @@
               <w:spacing w:after="10" w:before="0"/>
               <w:ind w:left="120"/>
             </w:pPr>
-            <w:hyperlink w:history="1" r:id="rId5eldrv4njhuudgkgrbkiy">
+            <w:hyperlink w:history="1" r:id="rId3cbb-v_35m8zxggm3_qn8">
               <w:r>
                 <w:rPr>
                   <w:rFonts w:ascii="Arial" w:cs="Arial" w:eastAsia="Arial" w:hAnsi="Arial"/>
@@ -18499,7 +18499,7 @@
             <w:pPr>
               <w:spacing w:after="20" w:before="0"/>
             </w:pPr>
-            <w:hyperlink w:history="1" r:id="rIdnkfi0jcgcrhtkxepcf9ch">
+            <w:hyperlink w:history="1" r:id="rIdjveavd2tup3da8oyrep4i">
               <w:r>
                 <w:rPr>
                   <w:rFonts w:ascii="Arial" w:cs="Arial" w:eastAsia="Arial" w:hAnsi="Arial"/>
@@ -18532,7 +18532,7 @@
               <w:spacing w:after="10" w:before="0"/>
               <w:ind w:left="120"/>
             </w:pPr>
-            <w:hyperlink w:history="1" r:id="rIdxd5di3pkmayciotg9uo2y">
+            <w:hyperlink w:history="1" r:id="rIduxfof5rq5xu6eo_ezivfc">
               <w:r>
                 <w:rPr>
                   <w:rFonts w:ascii="Arial" w:cs="Arial" w:eastAsia="Arial" w:hAnsi="Arial"/>
@@ -18727,7 +18727,7 @@
             <w:pPr>
               <w:spacing w:after="20" w:before="0"/>
             </w:pPr>
-            <w:hyperlink w:history="1" r:id="rIdjgfcl4ticfgsnjlccubsh">
+            <w:hyperlink w:history="1" r:id="rIdausbw5t5lniekuiphrgaw">
               <w:r>
                 <w:rPr>
                   <w:rFonts w:ascii="Arial" w:cs="Arial" w:eastAsia="Arial" w:hAnsi="Arial"/>
@@ -18760,7 +18760,7 @@
               <w:spacing w:after="10" w:before="0"/>
               <w:ind w:left="120"/>
             </w:pPr>
-            <w:hyperlink w:history="1" r:id="rId3l93djvn4z9bew_u6s2j6">
+            <w:hyperlink w:history="1" r:id="rIdpaipjncr7pdpufncnjafu">
               <w:r>
                 <w:rPr>
                   <w:rFonts w:ascii="Arial" w:cs="Arial" w:eastAsia="Arial" w:hAnsi="Arial"/>
@@ -18805,7 +18805,7 @@
             <w:pPr>
               <w:spacing w:after="20" w:before="0"/>
             </w:pPr>
-            <w:hyperlink w:history="1" r:id="rIdhluq03llbyu7h9hchqtx_">
+            <w:hyperlink w:history="1" r:id="rIdxe8vuikvhp5hbl03_n5js">
               <w:r>
                 <w:rPr>
                   <w:rFonts w:ascii="Arial" w:cs="Arial" w:eastAsia="Arial" w:hAnsi="Arial"/>
@@ -18838,7 +18838,7 @@
               <w:spacing w:after="10" w:before="0"/>
               <w:ind w:left="120"/>
             </w:pPr>
-            <w:hyperlink w:history="1" r:id="rIdsk9xskwafmkydapwpxfgt">
+            <w:hyperlink w:history="1" r:id="rIdmvf4ovtl3t-9z_gz3kvmu">
               <w:r>
                 <w:rPr>
                   <w:rFonts w:ascii="Arial" w:cs="Arial" w:eastAsia="Arial" w:hAnsi="Arial"/>
@@ -19033,7 +19033,7 @@
             <w:pPr>
               <w:spacing w:after="20" w:before="0"/>
             </w:pPr>
-            <w:hyperlink w:history="1" r:id="rIdyei6j9yzxzvm4z53nq_so">
+            <w:hyperlink w:history="1" r:id="rIdhffcsuu5xpjaf0tlbi63q">
               <w:r>
                 <w:rPr>
                   <w:rFonts w:ascii="Arial" w:cs="Arial" w:eastAsia="Arial" w:hAnsi="Arial"/>
@@ -19082,7 +19082,7 @@
               <w:spacing w:after="10" w:before="0"/>
               <w:ind w:left="120"/>
             </w:pPr>
-            <w:hyperlink w:history="1" r:id="rIdlusmbrrmtngulang2t08j">
+            <w:hyperlink w:history="1" r:id="rIdcan5fy9j5sov1spvtcjuq">
               <w:r>
                 <w:rPr>
                   <w:rFonts w:ascii="Arial" w:cs="Arial" w:eastAsia="Arial" w:hAnsi="Arial"/>
@@ -19127,7 +19127,7 @@
             <w:pPr>
               <w:spacing w:after="20" w:before="0"/>
             </w:pPr>
-            <w:hyperlink w:history="1" r:id="rIdca1on49_2cjku9iwre74j">
+            <w:hyperlink w:history="1" r:id="rIdfun26uj-nv5iu14rtydwh">
               <w:r>
                 <w:rPr>
                   <w:rFonts w:ascii="Arial" w:cs="Arial" w:eastAsia="Arial" w:hAnsi="Arial"/>
@@ -19176,7 +19176,7 @@
               <w:spacing w:after="10" w:before="0"/>
               <w:ind w:left="120"/>
             </w:pPr>
-            <w:hyperlink w:history="1" r:id="rIdejtqrzdxrvknsa4fd2gn3">
+            <w:hyperlink w:history="1" r:id="rId7704wufii5tnrwg3nfv4b">
               <w:r>
                 <w:rPr>
                   <w:rFonts w:ascii="Arial" w:cs="Arial" w:eastAsia="Arial" w:hAnsi="Arial"/>
@@ -19688,7 +19688,7 @@
         </w:rPr>
         <w:t xml:space="preserve">© 2026 SeaVuria and ARES. Aligned with KICD objectives. Developed by SeaVuria; technical implementation by ARES (with AI assistance from Claude). Licensed under </w:t>
       </w:r>
-      <w:hyperlink w:history="1" r:id="rId0ijtvgn-kmm4kij73jghq">
+      <w:hyperlink w:history="1" r:id="rIdnlkvya-x1bdvosawx6lf-">
         <w:r>
           <w:rPr>
             <w:rFonts w:ascii="Arial" w:cs="Arial" w:eastAsia="Arial" w:hAnsi="Arial"/>
@@ -19709,7 +19709,7 @@
         </w:rPr>
         <w:t xml:space="preserve"> (</w:t>
       </w:r>
-      <w:hyperlink w:history="1" r:id="rId6kwftkbllrod943ixulgf">
+      <w:hyperlink w:history="1" r:id="rId11wfzjsz_jkhjwcbe6cob">
         <w:r>
           <w:rPr>
             <w:rFonts w:ascii="Arial" w:cs="Arial" w:eastAsia="Arial" w:hAnsi="Arial"/>
@@ -20722,7 +20722,7 @@
             <w:pPr>
               <w:spacing w:after="20" w:before="0"/>
             </w:pPr>
-            <w:hyperlink w:history="1" r:id="rIdjoom91p5rhwjapgsw0ymf">
+            <w:hyperlink w:history="1" r:id="rIdopv5xfjpcrt7lazycpd0-">
               <w:r>
                 <w:rPr>
                   <w:rFonts w:ascii="Arial" w:cs="Arial" w:eastAsia="Arial" w:hAnsi="Arial"/>
@@ -20755,7 +20755,7 @@
               <w:spacing w:after="10" w:before="0"/>
               <w:ind w:left="120"/>
             </w:pPr>
-            <w:hyperlink w:history="1" r:id="rIdanhmtfd3rougfjhxzvfi2">
+            <w:hyperlink w:history="1" r:id="rIdxxaeznx1gapyho9gfpdmb">
               <w:r>
                 <w:rPr>
                   <w:rFonts w:ascii="Arial" w:cs="Arial" w:eastAsia="Arial" w:hAnsi="Arial"/>
@@ -20800,7 +20800,7 @@
             <w:pPr>
               <w:spacing w:after="20" w:before="0"/>
             </w:pPr>
-            <w:hyperlink w:history="1" r:id="rIdqiod8cukyqkzf5c0haz5o">
+            <w:hyperlink w:history="1" r:id="rIdadqnao0wimkkdcwmpvfyf">
               <w:r>
                 <w:rPr>
                   <w:rFonts w:ascii="Arial" w:cs="Arial" w:eastAsia="Arial" w:hAnsi="Arial"/>
@@ -20833,7 +20833,7 @@
               <w:spacing w:after="10" w:before="0"/>
               <w:ind w:left="120"/>
             </w:pPr>
-            <w:hyperlink w:history="1" r:id="rIdjlspfhevgvmhb4bqvwhwm">
+            <w:hyperlink w:history="1" r:id="rIdxg26icglkw5g-urgs2qxu">
               <w:r>
                 <w:rPr>
                   <w:rFonts w:ascii="Arial" w:cs="Arial" w:eastAsia="Arial" w:hAnsi="Arial"/>
@@ -21028,7 +21028,7 @@
             <w:pPr>
               <w:spacing w:after="20" w:before="0"/>
             </w:pPr>
-            <w:hyperlink w:history="1" r:id="rIdg_dveojwztf5qr9leake7">
+            <w:hyperlink w:history="1" r:id="rIdmoac2wv70vpoiygszn-bs">
               <w:r>
                 <w:rPr>
                   <w:rFonts w:ascii="Arial" w:cs="Arial" w:eastAsia="Arial" w:hAnsi="Arial"/>
@@ -21061,7 +21061,7 @@
               <w:spacing w:after="10" w:before="0"/>
               <w:ind w:left="120"/>
             </w:pPr>
-            <w:hyperlink w:history="1" r:id="rIdaj22vruwp59ncwcxsrokh">
+            <w:hyperlink w:history="1" r:id="rIdpye39pill2bmvz1bpovzd">
               <w:r>
                 <w:rPr>
                   <w:rFonts w:ascii="Arial" w:cs="Arial" w:eastAsia="Arial" w:hAnsi="Arial"/>
@@ -21106,7 +21106,7 @@
             <w:pPr>
               <w:spacing w:after="20" w:before="0"/>
             </w:pPr>
-            <w:hyperlink w:history="1" r:id="rIdkboixrjzgzlp7sw8-w80m">
+            <w:hyperlink w:history="1" r:id="rIdxiz6bsbmzy5tbymptap62">
               <w:r>
                 <w:rPr>
                   <w:rFonts w:ascii="Arial" w:cs="Arial" w:eastAsia="Arial" w:hAnsi="Arial"/>
@@ -21139,7 +21139,7 @@
               <w:spacing w:after="10" w:before="0"/>
               <w:ind w:left="120"/>
             </w:pPr>
-            <w:hyperlink w:history="1" r:id="rIdetapw7xyjqiosfvek70au">
+            <w:hyperlink w:history="1" r:id="rIdwu3gc-_tum6gcvdlttuub">
               <w:r>
                 <w:rPr>
                   <w:rFonts w:ascii="Arial" w:cs="Arial" w:eastAsia="Arial" w:hAnsi="Arial"/>
@@ -21334,7 +21334,7 @@
             <w:pPr>
               <w:spacing w:after="20" w:before="0"/>
             </w:pPr>
-            <w:hyperlink w:history="1" r:id="rIdmnzqkz51v20mg72lph3ok">
+            <w:hyperlink w:history="1" r:id="rIdch0pmhhi3oxwryefnonqz">
               <w:r>
                 <w:rPr>
                   <w:rFonts w:ascii="Arial" w:cs="Arial" w:eastAsia="Arial" w:hAnsi="Arial"/>
@@ -21367,7 +21367,7 @@
               <w:spacing w:after="10" w:before="0"/>
               <w:ind w:left="120"/>
             </w:pPr>
-            <w:hyperlink w:history="1" r:id="rId1sazp5jzyp4ih1lbisd1v">
+            <w:hyperlink w:history="1" r:id="rIdp4qx7ja8r1ct3p5djuonk">
               <w:r>
                 <w:rPr>
                   <w:rFonts w:ascii="Arial" w:cs="Arial" w:eastAsia="Arial" w:hAnsi="Arial"/>
@@ -21412,7 +21412,7 @@
             <w:pPr>
               <w:spacing w:after="20" w:before="0"/>
             </w:pPr>
-            <w:hyperlink w:history="1" r:id="rIdc9okioeyjypjgeu9okp86">
+            <w:hyperlink w:history="1" r:id="rIdvpfg_dul8tol7dggs5ru-">
               <w:r>
                 <w:rPr>
                   <w:rFonts w:ascii="Arial" w:cs="Arial" w:eastAsia="Arial" w:hAnsi="Arial"/>
@@ -21445,7 +21445,7 @@
               <w:spacing w:after="10" w:before="0"/>
               <w:ind w:left="120"/>
             </w:pPr>
-            <w:hyperlink w:history="1" r:id="rIdr58s7mh4s8gqyrxirsjkf">
+            <w:hyperlink w:history="1" r:id="rIdorh3olhvwe0aa9nqf7fjo">
               <w:r>
                 <w:rPr>
                   <w:rFonts w:ascii="Arial" w:cs="Arial" w:eastAsia="Arial" w:hAnsi="Arial"/>
@@ -21640,7 +21640,7 @@
             <w:pPr>
               <w:spacing w:after="20" w:before="0"/>
             </w:pPr>
-            <w:hyperlink w:history="1" r:id="rIdh_7g0va1xvpcogme9rv6m">
+            <w:hyperlink w:history="1" r:id="rIdpvo2dak2ooddzmf0ehxhd">
               <w:r>
                 <w:rPr>
                   <w:rFonts w:ascii="Arial" w:cs="Arial" w:eastAsia="Arial" w:hAnsi="Arial"/>
@@ -21673,7 +21673,7 @@
               <w:spacing w:after="10" w:before="0"/>
               <w:ind w:left="120"/>
             </w:pPr>
-            <w:hyperlink w:history="1" r:id="rIdjaujamilufes4nsivit8o">
+            <w:hyperlink w:history="1" r:id="rIdhjd-hyxwuegeitu5-9gxd">
               <w:r>
                 <w:rPr>
                   <w:rFonts w:ascii="Arial" w:cs="Arial" w:eastAsia="Arial" w:hAnsi="Arial"/>
@@ -21718,7 +21718,7 @@
             <w:pPr>
               <w:spacing w:after="20" w:before="0"/>
             </w:pPr>
-            <w:hyperlink w:history="1" r:id="rIdxsmg2jsw3-tgh8hqqzle9">
+            <w:hyperlink w:history="1" r:id="rId4v0gxhaqldrwedbwzw4rr">
               <w:r>
                 <w:rPr>
                   <w:rFonts w:ascii="Arial" w:cs="Arial" w:eastAsia="Arial" w:hAnsi="Arial"/>
@@ -21751,7 +21751,7 @@
               <w:spacing w:after="10" w:before="0"/>
               <w:ind w:left="120"/>
             </w:pPr>
-            <w:hyperlink w:history="1" r:id="rIddgbjufywxf9jt_azozkw-">
+            <w:hyperlink w:history="1" r:id="rIdgwjh0ro3bx_bivgzi-9wq">
               <w:r>
                 <w:rPr>
                   <w:rFonts w:ascii="Arial" w:cs="Arial" w:eastAsia="Arial" w:hAnsi="Arial"/>
@@ -21946,7 +21946,7 @@
             <w:pPr>
               <w:spacing w:after="20" w:before="0"/>
             </w:pPr>
-            <w:hyperlink w:history="1" r:id="rIdgx1ha0gxebfex7fmga2pt">
+            <w:hyperlink w:history="1" r:id="rIdpjohajwc4hwzxspzzdlkc">
               <w:r>
                 <w:rPr>
                   <w:rFonts w:ascii="Arial" w:cs="Arial" w:eastAsia="Arial" w:hAnsi="Arial"/>
@@ -21995,7 +21995,7 @@
               <w:spacing w:after="10" w:before="0"/>
               <w:ind w:left="120"/>
             </w:pPr>
-            <w:hyperlink w:history="1" r:id="rIdvwcxnluc9ofhgvq9zqppm">
+            <w:hyperlink w:history="1" r:id="rIdj4al5uupu9c6dao2huxzh">
               <w:r>
                 <w:rPr>
                   <w:rFonts w:ascii="Arial" w:cs="Arial" w:eastAsia="Arial" w:hAnsi="Arial"/>
@@ -22040,7 +22040,7 @@
             <w:pPr>
               <w:spacing w:after="20" w:before="0"/>
             </w:pPr>
-            <w:hyperlink w:history="1" r:id="rIdbxfjaidag0gmzdvqo4zg6">
+            <w:hyperlink w:history="1" r:id="rIdwfk3q2k5mh5cqzbf5l9kf">
               <w:r>
                 <w:rPr>
                   <w:rFonts w:ascii="Arial" w:cs="Arial" w:eastAsia="Arial" w:hAnsi="Arial"/>
@@ -22089,7 +22089,7 @@
               <w:spacing w:after="10" w:before="0"/>
               <w:ind w:left="120"/>
             </w:pPr>
-            <w:hyperlink w:history="1" r:id="rIdl3f8zptwqcorrmdirr0aa">
+            <w:hyperlink w:history="1" r:id="rIdk9tx5tjmpw_ajyrhnlamw">
               <w:r>
                 <w:rPr>
                   <w:rFonts w:ascii="Arial" w:cs="Arial" w:eastAsia="Arial" w:hAnsi="Arial"/>
@@ -22601,7 +22601,7 @@
         </w:rPr>
         <w:t xml:space="preserve">© 2026 SeaVuria and ARES. Aligned with KICD objectives. Developed by SeaVuria; technical implementation by ARES (with AI assistance from Claude). Licensed under </w:t>
       </w:r>
-      <w:hyperlink w:history="1" r:id="rIddmzkejvnqzf5ufjqc5jld">
+      <w:hyperlink w:history="1" r:id="rIdzzbmeddiffqzi2izbe4dw">
         <w:r>
           <w:rPr>
             <w:rFonts w:ascii="Arial" w:cs="Arial" w:eastAsia="Arial" w:hAnsi="Arial"/>
@@ -22622,7 +22622,7 @@
         </w:rPr>
         <w:t xml:space="preserve"> (</w:t>
       </w:r>
-      <w:hyperlink w:history="1" r:id="rIdohdn5m268ouexhkcfojoi">
+      <w:hyperlink w:history="1" r:id="rIdz8jwouge6zk8_s5kjbnl4">
         <w:r>
           <w:rPr>
             <w:rFonts w:ascii="Arial" w:cs="Arial" w:eastAsia="Arial" w:hAnsi="Arial"/>
@@ -23635,7 +23635,7 @@
             <w:pPr>
               <w:spacing w:after="20" w:before="0"/>
             </w:pPr>
-            <w:hyperlink w:history="1" r:id="rIdgrqx5xinbjlgr4stmedtk">
+            <w:hyperlink w:history="1" r:id="rIdvxrwnn58-r2ib0fhf-fho">
               <w:r>
                 <w:rPr>
                   <w:rFonts w:ascii="Arial" w:cs="Arial" w:eastAsia="Arial" w:hAnsi="Arial"/>
@@ -23684,7 +23684,7 @@
               <w:spacing w:after="10" w:before="0"/>
               <w:ind w:left="120"/>
             </w:pPr>
-            <w:hyperlink w:history="1" r:id="rIdisqsoleozbaw0jchk9ef3">
+            <w:hyperlink w:history="1" r:id="rId1rceknbtvkpye-ybmxg0k">
               <w:r>
                 <w:rPr>
                   <w:rFonts w:ascii="Arial" w:cs="Arial" w:eastAsia="Arial" w:hAnsi="Arial"/>
@@ -23729,7 +23729,7 @@
             <w:pPr>
               <w:spacing w:after="20" w:before="0"/>
             </w:pPr>
-            <w:hyperlink w:history="1" r:id="rId0qfp6irktnfh4332jadtz">
+            <w:hyperlink w:history="1" r:id="rIdgneyphlmotf5zvqv2-gci">
               <w:r>
                 <w:rPr>
                   <w:rFonts w:ascii="Arial" w:cs="Arial" w:eastAsia="Arial" w:hAnsi="Arial"/>
@@ -23778,7 +23778,7 @@
               <w:spacing w:after="10" w:before="0"/>
               <w:ind w:left="120"/>
             </w:pPr>
-            <w:hyperlink w:history="1" r:id="rIdbt1c8ufrtxl81tkpj9fxe">
+            <w:hyperlink w:history="1" r:id="rIdmkfbm5xx_ikatnmnpej-w">
               <w:r>
                 <w:rPr>
                   <w:rFonts w:ascii="Arial" w:cs="Arial" w:eastAsia="Arial" w:hAnsi="Arial"/>
@@ -23973,7 +23973,7 @@
             <w:pPr>
               <w:spacing w:after="20" w:before="0"/>
             </w:pPr>
-            <w:hyperlink w:history="1" r:id="rIdbhupjpo3e08rlli19rsrw">
+            <w:hyperlink w:history="1" r:id="rIdgapy89pk8nfiievpkvrci">
               <w:r>
                 <w:rPr>
                   <w:rFonts w:ascii="Arial" w:cs="Arial" w:eastAsia="Arial" w:hAnsi="Arial"/>
@@ -24022,7 +24022,7 @@
               <w:spacing w:after="10" w:before="0"/>
               <w:ind w:left="120"/>
             </w:pPr>
-            <w:hyperlink w:history="1" r:id="rIdtj1url8ltirfjyjsimdcv">
+            <w:hyperlink w:history="1" r:id="rIddcibx3m2juxfp4gxir2mo">
               <w:r>
                 <w:rPr>
                   <w:rFonts w:ascii="Arial" w:cs="Arial" w:eastAsia="Arial" w:hAnsi="Arial"/>
@@ -24067,7 +24067,7 @@
             <w:pPr>
               <w:spacing w:after="20" w:before="0"/>
             </w:pPr>
-            <w:hyperlink w:history="1" r:id="rIdkv-qnsqfa1olqpahu4jqe">
+            <w:hyperlink w:history="1" r:id="rIdr12z48apb6huccda9t3cc">
               <w:r>
                 <w:rPr>
                   <w:rFonts w:ascii="Arial" w:cs="Arial" w:eastAsia="Arial" w:hAnsi="Arial"/>
@@ -24116,7 +24116,7 @@
               <w:spacing w:after="10" w:before="0"/>
               <w:ind w:left="120"/>
             </w:pPr>
-            <w:hyperlink w:history="1" r:id="rIdr76ohomsyqzw0vxe3eo4v">
+            <w:hyperlink w:history="1" r:id="rIdjf7ysvd8dxczcgbxnahd6">
               <w:r>
                 <w:rPr>
                   <w:rFonts w:ascii="Arial" w:cs="Arial" w:eastAsia="Arial" w:hAnsi="Arial"/>
@@ -24311,7 +24311,7 @@
             <w:pPr>
               <w:spacing w:after="20" w:before="0"/>
             </w:pPr>
-            <w:hyperlink w:history="1" r:id="rIdz2edw_e1_el3vao3o-cz0">
+            <w:hyperlink w:history="1" r:id="rId2rvufbsix0xueu2tkmd9p">
               <w:r>
                 <w:rPr>
                   <w:rFonts w:ascii="Arial" w:cs="Arial" w:eastAsia="Arial" w:hAnsi="Arial"/>
@@ -24360,7 +24360,7 @@
               <w:spacing w:after="10" w:before="0"/>
               <w:ind w:left="120"/>
             </w:pPr>
-            <w:hyperlink w:history="1" r:id="rIdeal7zy5tcoinpu2e4vbrm">
+            <w:hyperlink w:history="1" r:id="rIdbuhy03-93y3yaveyr_ipt">
               <w:r>
                 <w:rPr>
                   <w:rFonts w:ascii="Arial" w:cs="Arial" w:eastAsia="Arial" w:hAnsi="Arial"/>
@@ -24405,7 +24405,7 @@
             <w:pPr>
               <w:spacing w:after="20" w:before="0"/>
             </w:pPr>
-            <w:hyperlink w:history="1" r:id="rIdvgnpc7pix7_damtlu0h_3">
+            <w:hyperlink w:history="1" r:id="rId2ag2t7berg6_5nvtqqohh">
               <w:r>
                 <w:rPr>
                   <w:rFonts w:ascii="Arial" w:cs="Arial" w:eastAsia="Arial" w:hAnsi="Arial"/>
@@ -24454,7 +24454,7 @@
               <w:spacing w:after="10" w:before="0"/>
               <w:ind w:left="120"/>
             </w:pPr>
-            <w:hyperlink w:history="1" r:id="rIdx_vbhwkplx8wp9h2cevst">
+            <w:hyperlink w:history="1" r:id="rIdmffxb2tycpfr7xxdvnaz0">
               <w:r>
                 <w:rPr>
                   <w:rFonts w:ascii="Arial" w:cs="Arial" w:eastAsia="Arial" w:hAnsi="Arial"/>
@@ -24649,7 +24649,7 @@
             <w:pPr>
               <w:spacing w:after="20" w:before="0"/>
             </w:pPr>
-            <w:hyperlink w:history="1" r:id="rId1cx3fxmm8q2swslydqsdp">
+            <w:hyperlink w:history="1" r:id="rIdywewlsdr4lpkgrfsi3sus">
               <w:r>
                 <w:rPr>
                   <w:rFonts w:ascii="Arial" w:cs="Arial" w:eastAsia="Arial" w:hAnsi="Arial"/>
@@ -24698,7 +24698,7 @@
               <w:spacing w:after="10" w:before="0"/>
               <w:ind w:left="120"/>
             </w:pPr>
-            <w:hyperlink w:history="1" r:id="rId9rmcoaqbwuj_l319nucep">
+            <w:hyperlink w:history="1" r:id="rIdjrxabetzn3a1ljvm_sbw6">
               <w:r>
                 <w:rPr>
                   <w:rFonts w:ascii="Arial" w:cs="Arial" w:eastAsia="Arial" w:hAnsi="Arial"/>
@@ -24743,7 +24743,7 @@
             <w:pPr>
               <w:spacing w:after="20" w:before="0"/>
             </w:pPr>
-            <w:hyperlink w:history="1" r:id="rIdwfssq6suhkztvja21yrlb">
+            <w:hyperlink w:history="1" r:id="rIdlcfuapwcqdelbetyjmpod">
               <w:r>
                 <w:rPr>
                   <w:rFonts w:ascii="Arial" w:cs="Arial" w:eastAsia="Arial" w:hAnsi="Arial"/>
@@ -24792,7 +24792,7 @@
               <w:spacing w:after="10" w:before="0"/>
               <w:ind w:left="120"/>
             </w:pPr>
-            <w:hyperlink w:history="1" r:id="rIdezqd9kzq7elcmuuo59j-y">
+            <w:hyperlink w:history="1" r:id="rIdvz2cznf31miidfo_imp5w">
               <w:r>
                 <w:rPr>
                   <w:rFonts w:ascii="Arial" w:cs="Arial" w:eastAsia="Arial" w:hAnsi="Arial"/>
@@ -24987,7 +24987,7 @@
             <w:pPr>
               <w:spacing w:after="20" w:before="0"/>
             </w:pPr>
-            <w:hyperlink w:history="1" r:id="rIdofb44_bbl3vw0l25ghwpk">
+            <w:hyperlink w:history="1" r:id="rIdkvgldya4jfl2zsb6uhj4a">
               <w:r>
                 <w:rPr>
                   <w:rFonts w:ascii="Arial" w:cs="Arial" w:eastAsia="Arial" w:hAnsi="Arial"/>
@@ -25036,7 +25036,7 @@
               <w:spacing w:after="10" w:before="0"/>
               <w:ind w:left="120"/>
             </w:pPr>
-            <w:hyperlink w:history="1" r:id="rId_w8xidskyjg0c-at8p5is">
+            <w:hyperlink w:history="1" r:id="rIdajtyl7v97mayqj4so0iyk">
               <w:r>
                 <w:rPr>
                   <w:rFonts w:ascii="Arial" w:cs="Arial" w:eastAsia="Arial" w:hAnsi="Arial"/>
@@ -25081,7 +25081,7 @@
             <w:pPr>
               <w:spacing w:after="20" w:before="0"/>
             </w:pPr>
-            <w:hyperlink w:history="1" r:id="rId9oy_kqvxkq5_stvfqg-an">
+            <w:hyperlink w:history="1" r:id="rIdare9mv2v-co2egsz0poy2">
               <w:r>
                 <w:rPr>
                   <w:rFonts w:ascii="Arial" w:cs="Arial" w:eastAsia="Arial" w:hAnsi="Arial"/>
@@ -25130,7 +25130,7 @@
               <w:spacing w:after="10" w:before="0"/>
               <w:ind w:left="120"/>
             </w:pPr>
-            <w:hyperlink w:history="1" r:id="rIdtxtlns4bgi3xqy1b4wj8j">
+            <w:hyperlink w:history="1" r:id="rIduavosho7gkaulxiduiyuu">
               <w:r>
                 <w:rPr>
                   <w:rFonts w:ascii="Arial" w:cs="Arial" w:eastAsia="Arial" w:hAnsi="Arial"/>
@@ -25642,7 +25642,7 @@
         </w:rPr>
         <w:t xml:space="preserve">© 2026 SeaVuria and ARES. Aligned with KICD objectives. Developed by SeaVuria; technical implementation by ARES (with AI assistance from Claude). Licensed under </w:t>
       </w:r>
-      <w:hyperlink w:history="1" r:id="rId4khtqpbab_ofrthby-xad">
+      <w:hyperlink w:history="1" r:id="rIdgvf6cg-kbitukmruthejx">
         <w:r>
           <w:rPr>
             <w:rFonts w:ascii="Arial" w:cs="Arial" w:eastAsia="Arial" w:hAnsi="Arial"/>
@@ -25663,7 +25663,7 @@
         </w:rPr>
         <w:t xml:space="preserve"> (</w:t>
       </w:r>
-      <w:hyperlink w:history="1" r:id="rIdspntmufqzzby7wbcsttbh">
+      <w:hyperlink w:history="1" r:id="rIdqeongqp4i9fg6fwz2zb81">
         <w:r>
           <w:rPr>
             <w:rFonts w:ascii="Arial" w:cs="Arial" w:eastAsia="Arial" w:hAnsi="Arial"/>

--- a/data/outputs/v2/Grade11/Biology/Lesson_Plans/SS2.1_Reproduction_in_Plants/Biology_Reproduction_in_Plants_CBE_LessonSequence.docx
+++ b/data/outputs/v2/Grade11/Biology/Lesson_Plans/SS2.1_Reproduction_in_Plants/Biology_Reproduction_in_Plants_CBE_LessonSequence.docx
@@ -2052,7 +2052,7 @@
         </w:rPr>
         <w:t xml:space="preserve">© 2026 SeaVuria and ARES. This work is licensed under a </w:t>
       </w:r>
-      <w:hyperlink w:history="1" r:id="rId1lgasmmiebprxpt_svecx">
+      <w:hyperlink w:history="1" r:id="rIdhpylccxck7amv1op2rl_e">
         <w:r>
           <w:rPr>
             <w:rFonts w:ascii="Arial" w:cs="Arial" w:eastAsia="Arial" w:hAnsi="Arial"/>
@@ -2072,7 +2072,7 @@
         </w:rPr>
         <w:t xml:space="preserve"> (</w:t>
       </w:r>
-      <w:hyperlink w:history="1" r:id="rIdh2mqridwd0zj1kr1w6dgf">
+      <w:hyperlink w:history="1" r:id="rIdrv_2tjj3eo6eqeyawflg6">
         <w:r>
           <w:rPr>
             <w:rFonts w:ascii="Arial" w:cs="Arial" w:eastAsia="Arial" w:hAnsi="Arial"/>
@@ -2092,7 +2092,7 @@
         </w:rPr>
         <w:t xml:space="preserve">). To view a copy of this license, visit </w:t>
       </w:r>
-      <w:hyperlink w:history="1" r:id="rId4fgvi8omn-tpx1s4xlq8z">
+      <w:hyperlink w:history="1" r:id="rIdqamo-jgpcsx1vcqqrmepj">
         <w:r>
           <w:rPr>
             <w:rFonts w:ascii="Arial" w:cs="Arial" w:eastAsia="Arial" w:hAnsi="Arial"/>
@@ -3104,7 +3104,7 @@
             <w:pPr>
               <w:spacing w:after="20" w:before="0"/>
             </w:pPr>
-            <w:hyperlink w:history="1" r:id="rId2al3_8rdct6rnktqfvjx1">
+            <w:hyperlink w:history="1" r:id="rIdiazh1oezkfnuwm300ypwf">
               <w:r>
                 <w:rPr>
                   <w:rFonts w:ascii="Arial" w:cs="Arial" w:eastAsia="Arial" w:hAnsi="Arial"/>
@@ -3137,7 +3137,7 @@
               <w:spacing w:after="10" w:before="0"/>
               <w:ind w:left="120"/>
             </w:pPr>
-            <w:hyperlink w:history="1" r:id="rIdnffxfbn2pb-geanbpp_rq">
+            <w:hyperlink w:history="1" r:id="rIdiafunwd8nt3ggicd2lmro">
               <w:r>
                 <w:rPr>
                   <w:rFonts w:ascii="Arial" w:cs="Arial" w:eastAsia="Arial" w:hAnsi="Arial"/>
@@ -3182,7 +3182,7 @@
             <w:pPr>
               <w:spacing w:after="20" w:before="0"/>
             </w:pPr>
-            <w:hyperlink w:history="1" r:id="rIddoqhmzwky-sowihahijte">
+            <w:hyperlink w:history="1" r:id="rIdjbsbwvpfucaklomenue0l">
               <w:r>
                 <w:rPr>
                   <w:rFonts w:ascii="Arial" w:cs="Arial" w:eastAsia="Arial" w:hAnsi="Arial"/>
@@ -3215,7 +3215,7 @@
               <w:spacing w:after="10" w:before="0"/>
               <w:ind w:left="120"/>
             </w:pPr>
-            <w:hyperlink w:history="1" r:id="rIdkydgsp6qrut9jiopforki">
+            <w:hyperlink w:history="1" r:id="rId_qibaau5wru-lomq-rqa3">
               <w:r>
                 <w:rPr>
                   <w:rFonts w:ascii="Arial" w:cs="Arial" w:eastAsia="Arial" w:hAnsi="Arial"/>
@@ -3410,7 +3410,7 @@
             <w:pPr>
               <w:spacing w:after="20" w:before="0"/>
             </w:pPr>
-            <w:hyperlink w:history="1" r:id="rIddp2nlnxjgf8h7eo1sckmm">
+            <w:hyperlink w:history="1" r:id="rId1rar17n53ajputjre-ulu">
               <w:r>
                 <w:rPr>
                   <w:rFonts w:ascii="Arial" w:cs="Arial" w:eastAsia="Arial" w:hAnsi="Arial"/>
@@ -3443,7 +3443,7 @@
               <w:spacing w:after="10" w:before="0"/>
               <w:ind w:left="120"/>
             </w:pPr>
-            <w:hyperlink w:history="1" r:id="rIdak-l-8teiy1hgjamy4jln">
+            <w:hyperlink w:history="1" r:id="rIdehsh35w4gbrp88hnszvo7">
               <w:r>
                 <w:rPr>
                   <w:rFonts w:ascii="Arial" w:cs="Arial" w:eastAsia="Arial" w:hAnsi="Arial"/>
@@ -3488,7 +3488,7 @@
             <w:pPr>
               <w:spacing w:after="20" w:before="0"/>
             </w:pPr>
-            <w:hyperlink w:history="1" r:id="rIdf5irvnnofjuippmm_oerr">
+            <w:hyperlink w:history="1" r:id="rIdz6aft8uc8m7viwzt2gjwz">
               <w:r>
                 <w:rPr>
                   <w:rFonts w:ascii="Arial" w:cs="Arial" w:eastAsia="Arial" w:hAnsi="Arial"/>
@@ -3521,7 +3521,7 @@
               <w:spacing w:after="10" w:before="0"/>
               <w:ind w:left="120"/>
             </w:pPr>
-            <w:hyperlink w:history="1" r:id="rIdwy8qajxw25jckxfzlnstr">
+            <w:hyperlink w:history="1" r:id="rIdpt7ewh9fsvxp4stlurnx9">
               <w:r>
                 <w:rPr>
                   <w:rFonts w:ascii="Arial" w:cs="Arial" w:eastAsia="Arial" w:hAnsi="Arial"/>
@@ -3716,7 +3716,7 @@
             <w:pPr>
               <w:spacing w:after="20" w:before="0"/>
             </w:pPr>
-            <w:hyperlink w:history="1" r:id="rId1osjv7nzkaepvfxzqkg2f">
+            <w:hyperlink w:history="1" r:id="rIdqlbwq0pfuugzojuuke4xj">
               <w:r>
                 <w:rPr>
                   <w:rFonts w:ascii="Arial" w:cs="Arial" w:eastAsia="Arial" w:hAnsi="Arial"/>
@@ -3765,7 +3765,7 @@
               <w:spacing w:after="10" w:before="0"/>
               <w:ind w:left="120"/>
             </w:pPr>
-            <w:hyperlink w:history="1" r:id="rIdfbtfjhupfpmqnoosso5do">
+            <w:hyperlink w:history="1" r:id="rIdd-isvqaflzzcjkmk4vetw">
               <w:r>
                 <w:rPr>
                   <w:rFonts w:ascii="Arial" w:cs="Arial" w:eastAsia="Arial" w:hAnsi="Arial"/>
@@ -3810,7 +3810,7 @@
             <w:pPr>
               <w:spacing w:after="20" w:before="0"/>
             </w:pPr>
-            <w:hyperlink w:history="1" r:id="rIdiqpfsemf_lcxgmwpmsfut">
+            <w:hyperlink w:history="1" r:id="rId3menejs3k0jxho-ifngjw">
               <w:r>
                 <w:rPr>
                   <w:rFonts w:ascii="Arial" w:cs="Arial" w:eastAsia="Arial" w:hAnsi="Arial"/>
@@ -3843,7 +3843,7 @@
               <w:spacing w:after="10" w:before="0"/>
               <w:ind w:left="120"/>
             </w:pPr>
-            <w:hyperlink w:history="1" r:id="rIdi7huevktgqpv0rvahzesc">
+            <w:hyperlink w:history="1" r:id="rIdd41cfgazjhh1abm-gguz4">
               <w:r>
                 <w:rPr>
                   <w:rFonts w:ascii="Arial" w:cs="Arial" w:eastAsia="Arial" w:hAnsi="Arial"/>
@@ -4038,7 +4038,7 @@
             <w:pPr>
               <w:spacing w:after="20" w:before="0"/>
             </w:pPr>
-            <w:hyperlink w:history="1" r:id="rIdhjhjkhbl7x8wex1yyaimo">
+            <w:hyperlink w:history="1" r:id="rIdamh6mkj3vwxx2mbwfvve3">
               <w:r>
                 <w:rPr>
                   <w:rFonts w:ascii="Arial" w:cs="Arial" w:eastAsia="Arial" w:hAnsi="Arial"/>
@@ -4071,7 +4071,7 @@
               <w:spacing w:after="10" w:before="0"/>
               <w:ind w:left="120"/>
             </w:pPr>
-            <w:hyperlink w:history="1" r:id="rIdq-zejngmrk8udtoixsfdx">
+            <w:hyperlink w:history="1" r:id="rIdunagtqwqu9rorpdva_vlx">
               <w:r>
                 <w:rPr>
                   <w:rFonts w:ascii="Arial" w:cs="Arial" w:eastAsia="Arial" w:hAnsi="Arial"/>
@@ -4116,7 +4116,7 @@
             <w:pPr>
               <w:spacing w:after="20" w:before="0"/>
             </w:pPr>
-            <w:hyperlink w:history="1" r:id="rIdbof_fnwdllxf9uharsfip">
+            <w:hyperlink w:history="1" r:id="rIdxvyvqfvspmje5r8p9kxm3">
               <w:r>
                 <w:rPr>
                   <w:rFonts w:ascii="Arial" w:cs="Arial" w:eastAsia="Arial" w:hAnsi="Arial"/>
@@ -4149,7 +4149,7 @@
               <w:spacing w:after="10" w:before="0"/>
               <w:ind w:left="120"/>
             </w:pPr>
-            <w:hyperlink w:history="1" r:id="rIdt2lvlg10skarhpybvnwkp">
+            <w:hyperlink w:history="1" r:id="rIduo7lym_yqdamjtmpmhaqm">
               <w:r>
                 <w:rPr>
                   <w:rFonts w:ascii="Arial" w:cs="Arial" w:eastAsia="Arial" w:hAnsi="Arial"/>
@@ -4344,7 +4344,7 @@
             <w:pPr>
               <w:spacing w:after="20" w:before="0"/>
             </w:pPr>
-            <w:hyperlink w:history="1" r:id="rIdabokosswyu7knp3w4yphc">
+            <w:hyperlink w:history="1" r:id="rIdahknumzce81wqp1sfyus4">
               <w:r>
                 <w:rPr>
                   <w:rFonts w:ascii="Arial" w:cs="Arial" w:eastAsia="Arial" w:hAnsi="Arial"/>
@@ -4377,7 +4377,7 @@
               <w:spacing w:after="10" w:before="0"/>
               <w:ind w:left="120"/>
             </w:pPr>
-            <w:hyperlink w:history="1" r:id="rIdprkbpihbdoon2jyjkhtug">
+            <w:hyperlink w:history="1" r:id="rId5fhozn0rlgywxz4k3vyeu">
               <w:r>
                 <w:rPr>
                   <w:rFonts w:ascii="Arial" w:cs="Arial" w:eastAsia="Arial" w:hAnsi="Arial"/>
@@ -4422,7 +4422,7 @@
             <w:pPr>
               <w:spacing w:after="20" w:before="0"/>
             </w:pPr>
-            <w:hyperlink w:history="1" r:id="rIdh6tbhyjijqna6brpwthdl">
+            <w:hyperlink w:history="1" r:id="rIdre4usqzs6udhywu02uxhq">
               <w:r>
                 <w:rPr>
                   <w:rFonts w:ascii="Arial" w:cs="Arial" w:eastAsia="Arial" w:hAnsi="Arial"/>
@@ -4471,7 +4471,7 @@
               <w:spacing w:after="10" w:before="0"/>
               <w:ind w:left="120"/>
             </w:pPr>
-            <w:hyperlink w:history="1" r:id="rIdpmxhjoc4yxcar12-fb5dw">
+            <w:hyperlink w:history="1" r:id="rId4j7u9ebjgsbmciszav8vc">
               <w:r>
                 <w:rPr>
                   <w:rFonts w:ascii="Arial" w:cs="Arial" w:eastAsia="Arial" w:hAnsi="Arial"/>
@@ -4983,7 +4983,7 @@
         </w:rPr>
         <w:t xml:space="preserve">© 2026 SeaVuria and ARES. Aligned with KICD objectives. Developed by SeaVuria; technical implementation by ARES (with AI assistance from Claude). Licensed under </w:t>
       </w:r>
-      <w:hyperlink w:history="1" r:id="rIdgksd1zkt5pdod4_a3euij">
+      <w:hyperlink w:history="1" r:id="rId9_atds8q7ejmi1nfd3cjc">
         <w:r>
           <w:rPr>
             <w:rFonts w:ascii="Arial" w:cs="Arial" w:eastAsia="Arial" w:hAnsi="Arial"/>
@@ -5004,7 +5004,7 @@
         </w:rPr>
         <w:t xml:space="preserve"> (</w:t>
       </w:r>
-      <w:hyperlink w:history="1" r:id="rId4jx76vyi2njxeyjr5s_2o">
+      <w:hyperlink w:history="1" r:id="rIdo1zu2hvsl3a6c9jy06buw">
         <w:r>
           <w:rPr>
             <w:rFonts w:ascii="Arial" w:cs="Arial" w:eastAsia="Arial" w:hAnsi="Arial"/>
@@ -6034,7 +6034,7 @@
               <w:spacing w:after="10" w:before="0"/>
               <w:ind w:left="120"/>
             </w:pPr>
-            <w:hyperlink w:history="1" r:id="rIdsmhsnfcpzpncld0marduj">
+            <w:hyperlink w:history="1" r:id="rIdnpsrdqgheypqkstvd3j8r">
               <w:r>
                 <w:rPr>
                   <w:rFonts w:ascii="Arial" w:cs="Arial" w:eastAsia="Arial" w:hAnsi="Arial"/>
@@ -6111,7 +6111,7 @@
               <w:spacing w:after="10" w:before="0"/>
               <w:ind w:left="120"/>
             </w:pPr>
-            <w:hyperlink w:history="1" r:id="rIdnlze9fur5vza0pbxfagx_">
+            <w:hyperlink w:history="1" r:id="rIdbhihc0e2s8upuo6mlhrlv">
               <w:r>
                 <w:rPr>
                   <w:rFonts w:ascii="Arial" w:cs="Arial" w:eastAsia="Arial" w:hAnsi="Arial"/>
@@ -6338,7 +6338,7 @@
               <w:spacing w:after="10" w:before="0"/>
               <w:ind w:left="120"/>
             </w:pPr>
-            <w:hyperlink w:history="1" r:id="rIduphxklradtktdrczpkm6p">
+            <w:hyperlink w:history="1" r:id="rIdo8ebznfl3qusr40-nnvrv">
               <w:r>
                 <w:rPr>
                   <w:rFonts w:ascii="Arial" w:cs="Arial" w:eastAsia="Arial" w:hAnsi="Arial"/>
@@ -6415,7 +6415,7 @@
               <w:spacing w:after="10" w:before="0"/>
               <w:ind w:left="120"/>
             </w:pPr>
-            <w:hyperlink w:history="1" r:id="rIdqilnfqa4bqy5qps2svdxk">
+            <w:hyperlink w:history="1" r:id="rIdvt3ruk_4f4uedgtpjtcdj">
               <w:r>
                 <w:rPr>
                   <w:rFonts w:ascii="Arial" w:cs="Arial" w:eastAsia="Arial" w:hAnsi="Arial"/>
@@ -6642,7 +6642,7 @@
               <w:spacing w:after="10" w:before="0"/>
               <w:ind w:left="120"/>
             </w:pPr>
-            <w:hyperlink w:history="1" r:id="rIdmrbfzr6jebjtngyv2ygia">
+            <w:hyperlink w:history="1" r:id="rIdx5xxjhzlszgbvnc_gqow1">
               <w:r>
                 <w:rPr>
                   <w:rFonts w:ascii="Arial" w:cs="Arial" w:eastAsia="Arial" w:hAnsi="Arial"/>
@@ -6719,7 +6719,7 @@
               <w:spacing w:after="10" w:before="0"/>
               <w:ind w:left="120"/>
             </w:pPr>
-            <w:hyperlink w:history="1" r:id="rIdxj-6kgcs8asw324kapop1">
+            <w:hyperlink w:history="1" r:id="rIdn22o3w_vv1gt0vbw8ooya">
               <w:r>
                 <w:rPr>
                   <w:rFonts w:ascii="Arial" w:cs="Arial" w:eastAsia="Arial" w:hAnsi="Arial"/>
@@ -6946,7 +6946,7 @@
               <w:spacing w:after="10" w:before="0"/>
               <w:ind w:left="120"/>
             </w:pPr>
-            <w:hyperlink w:history="1" r:id="rIdk4pusrxnbc_trdzdktwej">
+            <w:hyperlink w:history="1" r:id="rIdu-gbos2wxo8iygls0u9bn">
               <w:r>
                 <w:rPr>
                   <w:rFonts w:ascii="Arial" w:cs="Arial" w:eastAsia="Arial" w:hAnsi="Arial"/>
@@ -7023,7 +7023,7 @@
               <w:spacing w:after="10" w:before="0"/>
               <w:ind w:left="120"/>
             </w:pPr>
-            <w:hyperlink w:history="1" r:id="rIdd73-c2rh1r2_7v_5lsexi">
+            <w:hyperlink w:history="1" r:id="rId6gj4x2u18unyvbnkfbk1_">
               <w:r>
                 <w:rPr>
                   <w:rFonts w:ascii="Arial" w:cs="Arial" w:eastAsia="Arial" w:hAnsi="Arial"/>
@@ -7250,7 +7250,7 @@
               <w:spacing w:after="10" w:before="0"/>
               <w:ind w:left="120"/>
             </w:pPr>
-            <w:hyperlink w:history="1" r:id="rIdw415oo0xqhhukhnvs9gov">
+            <w:hyperlink w:history="1" r:id="rIds7ebctrej3jkndoy2auqa">
               <w:r>
                 <w:rPr>
                   <w:rFonts w:ascii="Arial" w:cs="Arial" w:eastAsia="Arial" w:hAnsi="Arial"/>
@@ -7327,7 +7327,7 @@
               <w:spacing w:after="10" w:before="0"/>
               <w:ind w:left="120"/>
             </w:pPr>
-            <w:hyperlink w:history="1" r:id="rIdclq7hjwwbtzgtjcauq_gp">
+            <w:hyperlink w:history="1" r:id="rIdhrhs4xik88l4djy0pdjyr">
               <w:r>
                 <w:rPr>
                   <w:rFonts w:ascii="Arial" w:cs="Arial" w:eastAsia="Arial" w:hAnsi="Arial"/>
@@ -7854,7 +7854,7 @@
         </w:rPr>
         <w:t xml:space="preserve">© 2026 SeaVuria and ARES. Aligned with KICD objectives. Developed by SeaVuria; technical implementation by ARES (with AI assistance from Claude). Licensed under </w:t>
       </w:r>
-      <w:hyperlink w:history="1" r:id="rIdccqntldmtzuszcjbrhnuv">
+      <w:hyperlink w:history="1" r:id="rIdhjt4u0rb8epl_ubrhhc58">
         <w:r>
           <w:rPr>
             <w:rFonts w:ascii="Arial" w:cs="Arial" w:eastAsia="Arial" w:hAnsi="Arial"/>
@@ -7875,7 +7875,7 @@
         </w:rPr>
         <w:t xml:space="preserve"> (</w:t>
       </w:r>
-      <w:hyperlink w:history="1" r:id="rIdztssafdrcg8fubc9inbvz">
+      <w:hyperlink w:history="1" r:id="rIdtsukwbsiv8bnf6ax9zpqn">
         <w:r>
           <w:rPr>
             <w:rFonts w:ascii="Arial" w:cs="Arial" w:eastAsia="Arial" w:hAnsi="Arial"/>
@@ -8905,7 +8905,7 @@
               <w:spacing w:after="10" w:before="0"/>
               <w:ind w:left="120"/>
             </w:pPr>
-            <w:hyperlink w:history="1" r:id="rIdssfbamduettpt3ryim_2z">
+            <w:hyperlink w:history="1" r:id="rIdc0txrk67p-zld74pvcvfb">
               <w:r>
                 <w:rPr>
                   <w:rFonts w:ascii="Arial" w:cs="Arial" w:eastAsia="Arial" w:hAnsi="Arial"/>
@@ -8965,7 +8965,7 @@
             <w:pPr>
               <w:spacing w:after="20" w:before="0"/>
             </w:pPr>
-            <w:hyperlink w:history="1" r:id="rIdodcyuzcjue1h5gakew5zm">
+            <w:hyperlink w:history="1" r:id="rIdt5gptyf3ktgp0owcomi_y">
               <w:r>
                 <w:rPr>
                   <w:rFonts w:ascii="Arial" w:cs="Arial" w:eastAsia="Arial" w:hAnsi="Arial"/>
@@ -9014,7 +9014,7 @@
               <w:spacing w:after="10" w:before="0"/>
               <w:ind w:left="120"/>
             </w:pPr>
-            <w:hyperlink w:history="1" r:id="rIdy13xskpg6olewuvsl1uje">
+            <w:hyperlink w:history="1" r:id="rId33zu6bp_u-twfz88xzv2-">
               <w:r>
                 <w:rPr>
                   <w:rFonts w:ascii="Arial" w:cs="Arial" w:eastAsia="Arial" w:hAnsi="Arial"/>
@@ -9226,7 +9226,7 @@
               <w:spacing w:after="10" w:before="0"/>
               <w:ind w:left="120"/>
             </w:pPr>
-            <w:hyperlink w:history="1" r:id="rIdcmg7cqx0kabv34qe-ydtj">
+            <w:hyperlink w:history="1" r:id="rId_6g46nzjdqjeoh8sef-ce">
               <w:r>
                 <w:rPr>
                   <w:rFonts w:ascii="Arial" w:cs="Arial" w:eastAsia="Arial" w:hAnsi="Arial"/>
@@ -9286,7 +9286,7 @@
             <w:pPr>
               <w:spacing w:after="20" w:before="0"/>
             </w:pPr>
-            <w:hyperlink w:history="1" r:id="rIdms2r4tljonbii5w-rcmwv">
+            <w:hyperlink w:history="1" r:id="rIdadekpc55z5msnhi9ebnfv">
               <w:r>
                 <w:rPr>
                   <w:rFonts w:ascii="Arial" w:cs="Arial" w:eastAsia="Arial" w:hAnsi="Arial"/>
@@ -9335,7 +9335,7 @@
               <w:spacing w:after="10" w:before="0"/>
               <w:ind w:left="120"/>
             </w:pPr>
-            <w:hyperlink w:history="1" r:id="rIdq1_72npko1qt3s6bzqkss">
+            <w:hyperlink w:history="1" r:id="rIdg7w7zlxhbwlcvogpgkz-i">
               <w:r>
                 <w:rPr>
                   <w:rFonts w:ascii="Arial" w:cs="Arial" w:eastAsia="Arial" w:hAnsi="Arial"/>
@@ -9547,7 +9547,7 @@
               <w:spacing w:after="10" w:before="0"/>
               <w:ind w:left="120"/>
             </w:pPr>
-            <w:hyperlink w:history="1" r:id="rIdvwdqkhrq8k1alzho8kjhd">
+            <w:hyperlink w:history="1" r:id="rIdye6p84xuxpzungxfmoba2">
               <w:r>
                 <w:rPr>
                   <w:rFonts w:ascii="Arial" w:cs="Arial" w:eastAsia="Arial" w:hAnsi="Arial"/>
@@ -9607,7 +9607,7 @@
             <w:pPr>
               <w:spacing w:after="20" w:before="0"/>
             </w:pPr>
-            <w:hyperlink w:history="1" r:id="rId5a57lhsd2tv6rjihe435j">
+            <w:hyperlink w:history="1" r:id="rId-yp3qbx16p_6xo00lpeho">
               <w:r>
                 <w:rPr>
                   <w:rFonts w:ascii="Arial" w:cs="Arial" w:eastAsia="Arial" w:hAnsi="Arial"/>
@@ -9656,7 +9656,7 @@
               <w:spacing w:after="10" w:before="0"/>
               <w:ind w:left="120"/>
             </w:pPr>
-            <w:hyperlink w:history="1" r:id="rIdnismha18lamvdepxlxaf2">
+            <w:hyperlink w:history="1" r:id="rIdnbz5cluv-w77sxeedtabt">
               <w:r>
                 <w:rPr>
                   <w:rFonts w:ascii="Arial" w:cs="Arial" w:eastAsia="Arial" w:hAnsi="Arial"/>
@@ -9868,7 +9868,7 @@
               <w:spacing w:after="10" w:before="0"/>
               <w:ind w:left="120"/>
             </w:pPr>
-            <w:hyperlink w:history="1" r:id="rId4p0iahzyaj84ob0poaxxm">
+            <w:hyperlink w:history="1" r:id="rIdy7izoqjb3omavvkbuhnrg">
               <w:r>
                 <w:rPr>
                   <w:rFonts w:ascii="Arial" w:cs="Arial" w:eastAsia="Arial" w:hAnsi="Arial"/>
@@ -9928,7 +9928,7 @@
             <w:pPr>
               <w:spacing w:after="20" w:before="0"/>
             </w:pPr>
-            <w:hyperlink w:history="1" r:id="rIduewno7dfypaqtof73hxdm">
+            <w:hyperlink w:history="1" r:id="rIdf1kdh9hjdyu59upsnxqtm">
               <w:r>
                 <w:rPr>
                   <w:rFonts w:ascii="Arial" w:cs="Arial" w:eastAsia="Arial" w:hAnsi="Arial"/>
@@ -9977,7 +9977,7 @@
               <w:spacing w:after="10" w:before="0"/>
               <w:ind w:left="120"/>
             </w:pPr>
-            <w:hyperlink w:history="1" r:id="rIdybn8cvms8yqscpbuco7hg">
+            <w:hyperlink w:history="1" r:id="rIdfwznmigbun1hdvh-vvh0e">
               <w:r>
                 <w:rPr>
                   <w:rFonts w:ascii="Arial" w:cs="Arial" w:eastAsia="Arial" w:hAnsi="Arial"/>
@@ -10189,7 +10189,7 @@
               <w:spacing w:after="10" w:before="0"/>
               <w:ind w:left="120"/>
             </w:pPr>
-            <w:hyperlink w:history="1" r:id="rIdtbxss1_aar6jjg_jjpfc5">
+            <w:hyperlink w:history="1" r:id="rIdgpq7qetwopznuhojegymx">
               <w:r>
                 <w:rPr>
                   <w:rFonts w:ascii="Arial" w:cs="Arial" w:eastAsia="Arial" w:hAnsi="Arial"/>
@@ -10249,7 +10249,7 @@
             <w:pPr>
               <w:spacing w:after="20" w:before="0"/>
             </w:pPr>
-            <w:hyperlink w:history="1" r:id="rIdl9rnwedmhirwi8ygtx5f2">
+            <w:hyperlink w:history="1" r:id="rIdp1ka_ywvs7qnjcsvh2ige">
               <w:r>
                 <w:rPr>
                   <w:rFonts w:ascii="Arial" w:cs="Arial" w:eastAsia="Arial" w:hAnsi="Arial"/>
@@ -10298,7 +10298,7 @@
               <w:spacing w:after="10" w:before="0"/>
               <w:ind w:left="120"/>
             </w:pPr>
-            <w:hyperlink w:history="1" r:id="rIdo_9rgeun8yhuxvyncjhve">
+            <w:hyperlink w:history="1" r:id="rIdazlbfd_irhdrjrjohsjvz">
               <w:r>
                 <w:rPr>
                   <w:rFonts w:ascii="Arial" w:cs="Arial" w:eastAsia="Arial" w:hAnsi="Arial"/>
@@ -10810,7 +10810,7 @@
         </w:rPr>
         <w:t xml:space="preserve">© 2026 SeaVuria and ARES. Aligned with KICD objectives. Developed by SeaVuria; technical implementation by ARES (with AI assistance from Claude). Licensed under </w:t>
       </w:r>
-      <w:hyperlink w:history="1" r:id="rIdbzfsmma3c1q0nhyedkkiy">
+      <w:hyperlink w:history="1" r:id="rIdcppryeload98rpwadkreo">
         <w:r>
           <w:rPr>
             <w:rFonts w:ascii="Arial" w:cs="Arial" w:eastAsia="Arial" w:hAnsi="Arial"/>
@@ -10831,7 +10831,7 @@
         </w:rPr>
         <w:t xml:space="preserve"> (</w:t>
       </w:r>
-      <w:hyperlink w:history="1" r:id="rIdjamampr8plnk86kzutam5">
+      <w:hyperlink w:history="1" r:id="rId7vzrdz320nm41oaiwbwlf">
         <w:r>
           <w:rPr>
             <w:rFonts w:ascii="Arial" w:cs="Arial" w:eastAsia="Arial" w:hAnsi="Arial"/>
@@ -11844,7 +11844,7 @@
             <w:pPr>
               <w:spacing w:after="20" w:before="0"/>
             </w:pPr>
-            <w:hyperlink w:history="1" r:id="rIdatj7accdhuiy-swx2nyub">
+            <w:hyperlink w:history="1" r:id="rId4w2or9qerkj5i1kcmzr_f">
               <w:r>
                 <w:rPr>
                   <w:rFonts w:ascii="Arial" w:cs="Arial" w:eastAsia="Arial" w:hAnsi="Arial"/>
@@ -11893,7 +11893,7 @@
               <w:spacing w:after="10" w:before="0"/>
               <w:ind w:left="120"/>
             </w:pPr>
-            <w:hyperlink w:history="1" r:id="rId555pxjdgddxewlcihew1n">
+            <w:hyperlink w:history="1" r:id="rIda21goprsgrmpo5tysl7kq">
               <w:r>
                 <w:rPr>
                   <w:rFonts w:ascii="Arial" w:cs="Arial" w:eastAsia="Arial" w:hAnsi="Arial"/>
@@ -11938,7 +11938,7 @@
             <w:pPr>
               <w:spacing w:after="20" w:before="0"/>
             </w:pPr>
-            <w:hyperlink w:history="1" r:id="rIdfclveymvd0vou2zwzhgns">
+            <w:hyperlink w:history="1" r:id="rIdkdsscjbr_hq-uj35jt_qu">
               <w:r>
                 <w:rPr>
                   <w:rFonts w:ascii="Arial" w:cs="Arial" w:eastAsia="Arial" w:hAnsi="Arial"/>
@@ -11987,7 +11987,7 @@
               <w:spacing w:after="10" w:before="0"/>
               <w:ind w:left="120"/>
             </w:pPr>
-            <w:hyperlink w:history="1" r:id="rId7zyfryeq8nrfrq-wdkm-b">
+            <w:hyperlink w:history="1" r:id="rIdkozn_uhwmd8vb4t_38_pw">
               <w:r>
                 <w:rPr>
                   <w:rFonts w:ascii="Arial" w:cs="Arial" w:eastAsia="Arial" w:hAnsi="Arial"/>
@@ -12182,7 +12182,7 @@
             <w:pPr>
               <w:spacing w:after="20" w:before="0"/>
             </w:pPr>
-            <w:hyperlink w:history="1" r:id="rId1qghetoar_8pmuzg7j7hm">
+            <w:hyperlink w:history="1" r:id="rIdfpofcuj4cvctnupwjrfpv">
               <w:r>
                 <w:rPr>
                   <w:rFonts w:ascii="Arial" w:cs="Arial" w:eastAsia="Arial" w:hAnsi="Arial"/>
@@ -12231,7 +12231,7 @@
               <w:spacing w:after="10" w:before="0"/>
               <w:ind w:left="120"/>
             </w:pPr>
-            <w:hyperlink w:history="1" r:id="rIdbj9ejkqcxudxb4xccrdyu">
+            <w:hyperlink w:history="1" r:id="rIdqergp3ffu7cjs7plbc4zy">
               <w:r>
                 <w:rPr>
                   <w:rFonts w:ascii="Arial" w:cs="Arial" w:eastAsia="Arial" w:hAnsi="Arial"/>
@@ -12276,7 +12276,7 @@
             <w:pPr>
               <w:spacing w:after="20" w:before="0"/>
             </w:pPr>
-            <w:hyperlink w:history="1" r:id="rIdhxor9kld38thrjmpubmn0">
+            <w:hyperlink w:history="1" r:id="rIdp0obrp_rg9c3q2mdyhr_t">
               <w:r>
                 <w:rPr>
                   <w:rFonts w:ascii="Arial" w:cs="Arial" w:eastAsia="Arial" w:hAnsi="Arial"/>
@@ -12325,7 +12325,7 @@
               <w:spacing w:after="10" w:before="0"/>
               <w:ind w:left="120"/>
             </w:pPr>
-            <w:hyperlink w:history="1" r:id="rIdatzm1wqujwesojz-donzx">
+            <w:hyperlink w:history="1" r:id="rIdyrg7mlyppsdso1svij7qs">
               <w:r>
                 <w:rPr>
                   <w:rFonts w:ascii="Arial" w:cs="Arial" w:eastAsia="Arial" w:hAnsi="Arial"/>
@@ -12520,7 +12520,7 @@
             <w:pPr>
               <w:spacing w:after="20" w:before="0"/>
             </w:pPr>
-            <w:hyperlink w:history="1" r:id="rIdj2izw4ytlibtacnt-ngdx">
+            <w:hyperlink w:history="1" r:id="rId3blohn7dqi2ma5b4gsyj2">
               <w:r>
                 <w:rPr>
                   <w:rFonts w:ascii="Arial" w:cs="Arial" w:eastAsia="Arial" w:hAnsi="Arial"/>
@@ -12569,7 +12569,7 @@
               <w:spacing w:after="10" w:before="0"/>
               <w:ind w:left="120"/>
             </w:pPr>
-            <w:hyperlink w:history="1" r:id="rIdhpszvmosczxm9usfnyslu">
+            <w:hyperlink w:history="1" r:id="rIdqa_2ey7zv10tl2nefrrso">
               <w:r>
                 <w:rPr>
                   <w:rFonts w:ascii="Arial" w:cs="Arial" w:eastAsia="Arial" w:hAnsi="Arial"/>
@@ -12614,7 +12614,7 @@
             <w:pPr>
               <w:spacing w:after="20" w:before="0"/>
             </w:pPr>
-            <w:hyperlink w:history="1" r:id="rId0631jq7bddgan1e1nf_tj">
+            <w:hyperlink w:history="1" r:id="rId3xgjkxg9wawzhwiplu19v">
               <w:r>
                 <w:rPr>
                   <w:rFonts w:ascii="Arial" w:cs="Arial" w:eastAsia="Arial" w:hAnsi="Arial"/>
@@ -12663,7 +12663,7 @@
               <w:spacing w:after="10" w:before="0"/>
               <w:ind w:left="120"/>
             </w:pPr>
-            <w:hyperlink w:history="1" r:id="rIdi0vh9gb8pjfnopxguyowm">
+            <w:hyperlink w:history="1" r:id="rIdooavtqxeo3nhse8hbt9dq">
               <w:r>
                 <w:rPr>
                   <w:rFonts w:ascii="Arial" w:cs="Arial" w:eastAsia="Arial" w:hAnsi="Arial"/>
@@ -12858,7 +12858,7 @@
             <w:pPr>
               <w:spacing w:after="20" w:before="0"/>
             </w:pPr>
-            <w:hyperlink w:history="1" r:id="rIdk5vx8bwbui9815td8qi7f">
+            <w:hyperlink w:history="1" r:id="rId7tpqd4iu9vvkcwsf-drlz">
               <w:r>
                 <w:rPr>
                   <w:rFonts w:ascii="Arial" w:cs="Arial" w:eastAsia="Arial" w:hAnsi="Arial"/>
@@ -12907,7 +12907,7 @@
               <w:spacing w:after="10" w:before="0"/>
               <w:ind w:left="120"/>
             </w:pPr>
-            <w:hyperlink w:history="1" r:id="rIdojy382k8wo7hep24tanl-">
+            <w:hyperlink w:history="1" r:id="rIdkcej6zddxgwghxrzov0p1">
               <w:r>
                 <w:rPr>
                   <w:rFonts w:ascii="Arial" w:cs="Arial" w:eastAsia="Arial" w:hAnsi="Arial"/>
@@ -12952,7 +12952,7 @@
             <w:pPr>
               <w:spacing w:after="20" w:before="0"/>
             </w:pPr>
-            <w:hyperlink w:history="1" r:id="rIdkd6tsn37m1ofz112kasqq">
+            <w:hyperlink w:history="1" r:id="rIddtvsgsfiku6o-fka5dku-">
               <w:r>
                 <w:rPr>
                   <w:rFonts w:ascii="Arial" w:cs="Arial" w:eastAsia="Arial" w:hAnsi="Arial"/>
@@ -13001,7 +13001,7 @@
               <w:spacing w:after="10" w:before="0"/>
               <w:ind w:left="120"/>
             </w:pPr>
-            <w:hyperlink w:history="1" r:id="rIdl5vm7zgi6msyo-quxcoav">
+            <w:hyperlink w:history="1" r:id="rIdtyiudr_9mtbzcyw-bvylt">
               <w:r>
                 <w:rPr>
                   <w:rFonts w:ascii="Arial" w:cs="Arial" w:eastAsia="Arial" w:hAnsi="Arial"/>
@@ -13196,7 +13196,7 @@
             <w:pPr>
               <w:spacing w:after="20" w:before="0"/>
             </w:pPr>
-            <w:hyperlink w:history="1" r:id="rId2-rxwynjbq_50jqledfkm">
+            <w:hyperlink w:history="1" r:id="rIdyegnpfpzreshd9prpita5">
               <w:r>
                 <w:rPr>
                   <w:rFonts w:ascii="Arial" w:cs="Arial" w:eastAsia="Arial" w:hAnsi="Arial"/>
@@ -13245,7 +13245,7 @@
               <w:spacing w:after="10" w:before="0"/>
               <w:ind w:left="120"/>
             </w:pPr>
-            <w:hyperlink w:history="1" r:id="rId8o9p6lvv8flk5inrwukpf">
+            <w:hyperlink w:history="1" r:id="rIdfadwuy41o6nzpcr_f1hgt">
               <w:r>
                 <w:rPr>
                   <w:rFonts w:ascii="Arial" w:cs="Arial" w:eastAsia="Arial" w:hAnsi="Arial"/>
@@ -13290,7 +13290,7 @@
             <w:pPr>
               <w:spacing w:after="20" w:before="0"/>
             </w:pPr>
-            <w:hyperlink w:history="1" r:id="rIdwui3howxful97dnxfhrm6">
+            <w:hyperlink w:history="1" r:id="rIdbviry-l5jzqfhditesbxf">
               <w:r>
                 <w:rPr>
                   <w:rFonts w:ascii="Arial" w:cs="Arial" w:eastAsia="Arial" w:hAnsi="Arial"/>
@@ -13339,7 +13339,7 @@
               <w:spacing w:after="10" w:before="0"/>
               <w:ind w:left="120"/>
             </w:pPr>
-            <w:hyperlink w:history="1" r:id="rIdvdbby_mzixi8x9qohjlzt">
+            <w:hyperlink w:history="1" r:id="rIdhdfdqpbejb_pekinar8uu">
               <w:r>
                 <w:rPr>
                   <w:rFonts w:ascii="Arial" w:cs="Arial" w:eastAsia="Arial" w:hAnsi="Arial"/>
@@ -13851,7 +13851,7 @@
         </w:rPr>
         <w:t xml:space="preserve">© 2026 SeaVuria and ARES. Aligned with KICD objectives. Developed by SeaVuria; technical implementation by ARES (with AI assistance from Claude). Licensed under </w:t>
       </w:r>
-      <w:hyperlink w:history="1" r:id="rId5v77umwpddht8akxj-7m9">
+      <w:hyperlink w:history="1" r:id="rId_nqx6o4xo1ofo4ndwhhde">
         <w:r>
           <w:rPr>
             <w:rFonts w:ascii="Arial" w:cs="Arial" w:eastAsia="Arial" w:hAnsi="Arial"/>
@@ -13872,7 +13872,7 @@
         </w:rPr>
         <w:t xml:space="preserve"> (</w:t>
       </w:r>
-      <w:hyperlink w:history="1" r:id="rIdjujbo2ukn1neajlbowlnv">
+      <w:hyperlink w:history="1" r:id="rId2f27epe7qfxx5sbnatpkh">
         <w:r>
           <w:rPr>
             <w:rFonts w:ascii="Arial" w:cs="Arial" w:eastAsia="Arial" w:hAnsi="Arial"/>
@@ -14902,7 +14902,7 @@
               <w:spacing w:after="10" w:before="0"/>
               <w:ind w:left="120"/>
             </w:pPr>
-            <w:hyperlink w:history="1" r:id="rIdpqjysysyfohfchc6kytwj">
+            <w:hyperlink w:history="1" r:id="rIdxth8vs9i-aj5xwhjyc46c">
               <w:r>
                 <w:rPr>
                   <w:rFonts w:ascii="Arial" w:cs="Arial" w:eastAsia="Arial" w:hAnsi="Arial"/>
@@ -14962,7 +14962,7 @@
             <w:pPr>
               <w:spacing w:after="20" w:before="0"/>
             </w:pPr>
-            <w:hyperlink w:history="1" r:id="rIdoipdfxtf3fptlpxpfanoa">
+            <w:hyperlink w:history="1" r:id="rIdd0gd6xfj5whypuxmkknz4">
               <w:r>
                 <w:rPr>
                   <w:rFonts w:ascii="Arial" w:cs="Arial" w:eastAsia="Arial" w:hAnsi="Arial"/>
@@ -14995,7 +14995,7 @@
               <w:spacing w:after="10" w:before="0"/>
               <w:ind w:left="120"/>
             </w:pPr>
-            <w:hyperlink w:history="1" r:id="rId4e3mahtio_vo4ihvxjrbj">
+            <w:hyperlink w:history="1" r:id="rIdmbwgwk7jrys2tlqwhmz9q">
               <w:r>
                 <w:rPr>
                   <w:rFonts w:ascii="Arial" w:cs="Arial" w:eastAsia="Arial" w:hAnsi="Arial"/>
@@ -15207,7 +15207,7 @@
               <w:spacing w:after="10" w:before="0"/>
               <w:ind w:left="120"/>
             </w:pPr>
-            <w:hyperlink w:history="1" r:id="rIdawgdazcz7hepelmiajq_s">
+            <w:hyperlink w:history="1" r:id="rId6mjpsmd8xdchow-kcmao8">
               <w:r>
                 <w:rPr>
                   <w:rFonts w:ascii="Arial" w:cs="Arial" w:eastAsia="Arial" w:hAnsi="Arial"/>
@@ -15267,7 +15267,7 @@
             <w:pPr>
               <w:spacing w:after="20" w:before="0"/>
             </w:pPr>
-            <w:hyperlink w:history="1" r:id="rIdqjxwxkmooppfzoxfvex1t">
+            <w:hyperlink w:history="1" r:id="rIdfo4tvkiuhds1t4fsffu-b">
               <w:r>
                 <w:rPr>
                   <w:rFonts w:ascii="Arial" w:cs="Arial" w:eastAsia="Arial" w:hAnsi="Arial"/>
@@ -15300,7 +15300,7 @@
               <w:spacing w:after="10" w:before="0"/>
               <w:ind w:left="120"/>
             </w:pPr>
-            <w:hyperlink w:history="1" r:id="rIdbaw7ente35kdqlv1ifawx">
+            <w:hyperlink w:history="1" r:id="rId3vo_h3td0qv4u1auarxbn">
               <w:r>
                 <w:rPr>
                   <w:rFonts w:ascii="Arial" w:cs="Arial" w:eastAsia="Arial" w:hAnsi="Arial"/>
@@ -15512,7 +15512,7 @@
               <w:spacing w:after="10" w:before="0"/>
               <w:ind w:left="120"/>
             </w:pPr>
-            <w:hyperlink w:history="1" r:id="rIdiephhf4ls6ompnwygqfpl">
+            <w:hyperlink w:history="1" r:id="rIdh9bzege7fosp123mzmght">
               <w:r>
                 <w:rPr>
                   <w:rFonts w:ascii="Arial" w:cs="Arial" w:eastAsia="Arial" w:hAnsi="Arial"/>
@@ -15572,7 +15572,7 @@
             <w:pPr>
               <w:spacing w:after="20" w:before="0"/>
             </w:pPr>
-            <w:hyperlink w:history="1" r:id="rIdclhwqqdmttr0wyo8nobwg">
+            <w:hyperlink w:history="1" r:id="rId4g-ok_mvwimje3ay6v5k7">
               <w:r>
                 <w:rPr>
                   <w:rFonts w:ascii="Arial" w:cs="Arial" w:eastAsia="Arial" w:hAnsi="Arial"/>
@@ -15621,7 +15621,7 @@
               <w:spacing w:after="10" w:before="0"/>
               <w:ind w:left="120"/>
             </w:pPr>
-            <w:hyperlink w:history="1" r:id="rIdjms0upmyp_ce8e_iqidoi">
+            <w:hyperlink w:history="1" r:id="rIda6ba3au2qoxy-j6ssp_jm">
               <w:r>
                 <w:rPr>
                   <w:rFonts w:ascii="Arial" w:cs="Arial" w:eastAsia="Arial" w:hAnsi="Arial"/>
@@ -15833,7 +15833,7 @@
               <w:spacing w:after="10" w:before="0"/>
               <w:ind w:left="120"/>
             </w:pPr>
-            <w:hyperlink w:history="1" r:id="rIdul_px8tko0pek_g3yo6ne">
+            <w:hyperlink w:history="1" r:id="rIdfship7zvcgr_il5nl6_oh">
               <w:r>
                 <w:rPr>
                   <w:rFonts w:ascii="Arial" w:cs="Arial" w:eastAsia="Arial" w:hAnsi="Arial"/>
@@ -15893,7 +15893,7 @@
             <w:pPr>
               <w:spacing w:after="20" w:before="0"/>
             </w:pPr>
-            <w:hyperlink w:history="1" r:id="rIdiowidz32xghqyskj4ku45">
+            <w:hyperlink w:history="1" r:id="rIdb8uj7wmxh9tgoymerh8wy">
               <w:r>
                 <w:rPr>
                   <w:rFonts w:ascii="Arial" w:cs="Arial" w:eastAsia="Arial" w:hAnsi="Arial"/>
@@ -15942,7 +15942,7 @@
               <w:spacing w:after="10" w:before="0"/>
               <w:ind w:left="120"/>
             </w:pPr>
-            <w:hyperlink w:history="1" r:id="rId6xi7znedjy2rlxdw4ltoi">
+            <w:hyperlink w:history="1" r:id="rIdyvtjgqgi4o_spilyilljw">
               <w:r>
                 <w:rPr>
                   <w:rFonts w:ascii="Arial" w:cs="Arial" w:eastAsia="Arial" w:hAnsi="Arial"/>
@@ -16154,7 +16154,7 @@
               <w:spacing w:after="10" w:before="0"/>
               <w:ind w:left="120"/>
             </w:pPr>
-            <w:hyperlink w:history="1" r:id="rId-gfzr2ggrcpe8i6eejz62">
+            <w:hyperlink w:history="1" r:id="rId3efuqibdmvuee5-fc5hc4">
               <w:r>
                 <w:rPr>
                   <w:rFonts w:ascii="Arial" w:cs="Arial" w:eastAsia="Arial" w:hAnsi="Arial"/>
@@ -16214,7 +16214,7 @@
             <w:pPr>
               <w:spacing w:after="20" w:before="0"/>
             </w:pPr>
-            <w:hyperlink w:history="1" r:id="rId0la-sx7l1ouccniavwrth">
+            <w:hyperlink w:history="1" r:id="rId4ibcb768rfdf74fwrrsdj">
               <w:r>
                 <w:rPr>
                   <w:rFonts w:ascii="Arial" w:cs="Arial" w:eastAsia="Arial" w:hAnsi="Arial"/>
@@ -16263,7 +16263,7 @@
               <w:spacing w:after="10" w:before="0"/>
               <w:ind w:left="120"/>
             </w:pPr>
-            <w:hyperlink w:history="1" r:id="rIdslxrm0ubb5vtsowl3vbz0">
+            <w:hyperlink w:history="1" r:id="rIdgtejpidwkcou9pxgt74wm">
               <w:r>
                 <w:rPr>
                   <w:rFonts w:ascii="Arial" w:cs="Arial" w:eastAsia="Arial" w:hAnsi="Arial"/>
@@ -16775,7 +16775,7 @@
         </w:rPr>
         <w:t xml:space="preserve">© 2026 SeaVuria and ARES. Aligned with KICD objectives. Developed by SeaVuria; technical implementation by ARES (with AI assistance from Claude). Licensed under </w:t>
       </w:r>
-      <w:hyperlink w:history="1" r:id="rIdwpqjkl-mlungbaj7s5gsl">
+      <w:hyperlink w:history="1" r:id="rIdvuy56js_r-v8zrj_yigqc">
         <w:r>
           <w:rPr>
             <w:rFonts w:ascii="Arial" w:cs="Arial" w:eastAsia="Arial" w:hAnsi="Arial"/>
@@ -16796,7 +16796,7 @@
         </w:rPr>
         <w:t xml:space="preserve"> (</w:t>
       </w:r>
-      <w:hyperlink w:history="1" r:id="rIdz-slottlx7eltoqyfuqhu">
+      <w:hyperlink w:history="1" r:id="rIdvpainyypt1eugmsqp0g1c">
         <w:r>
           <w:rPr>
             <w:rFonts w:ascii="Arial" w:cs="Arial" w:eastAsia="Arial" w:hAnsi="Arial"/>
@@ -17809,7 +17809,7 @@
             <w:pPr>
               <w:spacing w:after="20" w:before="0"/>
             </w:pPr>
-            <w:hyperlink w:history="1" r:id="rIdiwbci5lyqxvjuygu7vpav">
+            <w:hyperlink w:history="1" r:id="rIdnlzmrclzrqlydybravxvo">
               <w:r>
                 <w:rPr>
                   <w:rFonts w:ascii="Arial" w:cs="Arial" w:eastAsia="Arial" w:hAnsi="Arial"/>
@@ -17842,7 +17842,7 @@
               <w:spacing w:after="10" w:before="0"/>
               <w:ind w:left="120"/>
             </w:pPr>
-            <w:hyperlink w:history="1" r:id="rIdzarmmnyesg4yxaprn02tm">
+            <w:hyperlink w:history="1" r:id="rId8lh7lrzd5wohdbh5iysac">
               <w:r>
                 <w:rPr>
                   <w:rFonts w:ascii="Arial" w:cs="Arial" w:eastAsia="Arial" w:hAnsi="Arial"/>
@@ -17887,7 +17887,7 @@
             <w:pPr>
               <w:spacing w:after="20" w:before="0"/>
             </w:pPr>
-            <w:hyperlink w:history="1" r:id="rIdiaxf5bzgnhm3hbx4s2pji">
+            <w:hyperlink w:history="1" r:id="rIdhbavqqx73od51krx0y5f9">
               <w:r>
                 <w:rPr>
                   <w:rFonts w:ascii="Arial" w:cs="Arial" w:eastAsia="Arial" w:hAnsi="Arial"/>
@@ -17920,7 +17920,7 @@
               <w:spacing w:after="10" w:before="0"/>
               <w:ind w:left="120"/>
             </w:pPr>
-            <w:hyperlink w:history="1" r:id="rIdhezs56tepypouh1sbgiyc">
+            <w:hyperlink w:history="1" r:id="rIdb8x6rwtkqrkpy-oilzim5">
               <w:r>
                 <w:rPr>
                   <w:rFonts w:ascii="Arial" w:cs="Arial" w:eastAsia="Arial" w:hAnsi="Arial"/>
@@ -18115,7 +18115,7 @@
             <w:pPr>
               <w:spacing w:after="20" w:before="0"/>
             </w:pPr>
-            <w:hyperlink w:history="1" r:id="rIdyulsotbtqwewhz97tpmgh">
+            <w:hyperlink w:history="1" r:id="rIdx0-vzm8wgo_f3zlvfc91z">
               <w:r>
                 <w:rPr>
                   <w:rFonts w:ascii="Arial" w:cs="Arial" w:eastAsia="Arial" w:hAnsi="Arial"/>
@@ -18148,7 +18148,7 @@
               <w:spacing w:after="10" w:before="0"/>
               <w:ind w:left="120"/>
             </w:pPr>
-            <w:hyperlink w:history="1" r:id="rId8om4ifgqdu-n9zribymnq">
+            <w:hyperlink w:history="1" r:id="rIdgrhfgkhvdcf7jqae7tj2e">
               <w:r>
                 <w:rPr>
                   <w:rFonts w:ascii="Arial" w:cs="Arial" w:eastAsia="Arial" w:hAnsi="Arial"/>
@@ -18193,7 +18193,7 @@
             <w:pPr>
               <w:spacing w:after="20" w:before="0"/>
             </w:pPr>
-            <w:hyperlink w:history="1" r:id="rIdqcaedq0gokjea_nbmixea">
+            <w:hyperlink w:history="1" r:id="rIdrqd_uevj3j8o3ta0g2ro9">
               <w:r>
                 <w:rPr>
                   <w:rFonts w:ascii="Arial" w:cs="Arial" w:eastAsia="Arial" w:hAnsi="Arial"/>
@@ -18226,7 +18226,7 @@
               <w:spacing w:after="10" w:before="0"/>
               <w:ind w:left="120"/>
             </w:pPr>
-            <w:hyperlink w:history="1" r:id="rIdbu2eereefvuwby2jh4kan">
+            <w:hyperlink w:history="1" r:id="rIde-e8dlhmfgptfi-ozvayv">
               <w:r>
                 <w:rPr>
                   <w:rFonts w:ascii="Arial" w:cs="Arial" w:eastAsia="Arial" w:hAnsi="Arial"/>
@@ -18421,7 +18421,7 @@
             <w:pPr>
               <w:spacing w:after="20" w:before="0"/>
             </w:pPr>
-            <w:hyperlink w:history="1" r:id="rIdc_z365-t0dqrpg7isvz9s">
+            <w:hyperlink w:history="1" r:id="rIdnmoabfruzbtmksf5p1m8r">
               <w:r>
                 <w:rPr>
                   <w:rFonts w:ascii="Arial" w:cs="Arial" w:eastAsia="Arial" w:hAnsi="Arial"/>
@@ -18454,7 +18454,7 @@
               <w:spacing w:after="10" w:before="0"/>
               <w:ind w:left="120"/>
             </w:pPr>
-            <w:hyperlink w:history="1" r:id="rId3cbb-v_35m8zxggm3_qn8">
+            <w:hyperlink w:history="1" r:id="rIdgkuylrp9sewaktxn_hwzn">
               <w:r>
                 <w:rPr>
                   <w:rFonts w:ascii="Arial" w:cs="Arial" w:eastAsia="Arial" w:hAnsi="Arial"/>
@@ -18499,7 +18499,7 @@
             <w:pPr>
               <w:spacing w:after="20" w:before="0"/>
             </w:pPr>
-            <w:hyperlink w:history="1" r:id="rIdjveavd2tup3da8oyrep4i">
+            <w:hyperlink w:history="1" r:id="rId7rq0irc9rvb6k4pviejsv">
               <w:r>
                 <w:rPr>
                   <w:rFonts w:ascii="Arial" w:cs="Arial" w:eastAsia="Arial" w:hAnsi="Arial"/>
@@ -18532,7 +18532,7 @@
               <w:spacing w:after="10" w:before="0"/>
               <w:ind w:left="120"/>
             </w:pPr>
-            <w:hyperlink w:history="1" r:id="rIduxfof5rq5xu6eo_ezivfc">
+            <w:hyperlink w:history="1" r:id="rIdiawgavyosi3fpz1ujpqpk">
               <w:r>
                 <w:rPr>
                   <w:rFonts w:ascii="Arial" w:cs="Arial" w:eastAsia="Arial" w:hAnsi="Arial"/>
@@ -18727,7 +18727,7 @@
             <w:pPr>
               <w:spacing w:after="20" w:before="0"/>
             </w:pPr>
-            <w:hyperlink w:history="1" r:id="rIdausbw5t5lniekuiphrgaw">
+            <w:hyperlink w:history="1" r:id="rIdipv_h8igv_d4qeza0dvqu">
               <w:r>
                 <w:rPr>
                   <w:rFonts w:ascii="Arial" w:cs="Arial" w:eastAsia="Arial" w:hAnsi="Arial"/>
@@ -18760,7 +18760,7 @@
               <w:spacing w:after="10" w:before="0"/>
               <w:ind w:left="120"/>
             </w:pPr>
-            <w:hyperlink w:history="1" r:id="rIdpaipjncr7pdpufncnjafu">
+            <w:hyperlink w:history="1" r:id="rIdxm1em_qfh2wl0-uojzos9">
               <w:r>
                 <w:rPr>
                   <w:rFonts w:ascii="Arial" w:cs="Arial" w:eastAsia="Arial" w:hAnsi="Arial"/>
@@ -18805,7 +18805,7 @@
             <w:pPr>
               <w:spacing w:after="20" w:before="0"/>
             </w:pPr>
-            <w:hyperlink w:history="1" r:id="rIdxe8vuikvhp5hbl03_n5js">
+            <w:hyperlink w:history="1" r:id="rIdve4xxzmgpimfrvqa6pntn">
               <w:r>
                 <w:rPr>
                   <w:rFonts w:ascii="Arial" w:cs="Arial" w:eastAsia="Arial" w:hAnsi="Arial"/>
@@ -18838,7 +18838,7 @@
               <w:spacing w:after="10" w:before="0"/>
               <w:ind w:left="120"/>
             </w:pPr>
-            <w:hyperlink w:history="1" r:id="rIdmvf4ovtl3t-9z_gz3kvmu">
+            <w:hyperlink w:history="1" r:id="rIdpkbyyirqlzobqdd36cuz2">
               <w:r>
                 <w:rPr>
                   <w:rFonts w:ascii="Arial" w:cs="Arial" w:eastAsia="Arial" w:hAnsi="Arial"/>
@@ -19033,7 +19033,7 @@
             <w:pPr>
               <w:spacing w:after="20" w:before="0"/>
             </w:pPr>
-            <w:hyperlink w:history="1" r:id="rIdhffcsuu5xpjaf0tlbi63q">
+            <w:hyperlink w:history="1" r:id="rIdvw8vodrvwq7k-gtagxmdi">
               <w:r>
                 <w:rPr>
                   <w:rFonts w:ascii="Arial" w:cs="Arial" w:eastAsia="Arial" w:hAnsi="Arial"/>
@@ -19082,7 +19082,7 @@
               <w:spacing w:after="10" w:before="0"/>
               <w:ind w:left="120"/>
             </w:pPr>
-            <w:hyperlink w:history="1" r:id="rIdcan5fy9j5sov1spvtcjuq">
+            <w:hyperlink w:history="1" r:id="rIdwoxzzpnvy2xxljvw8qnl4">
               <w:r>
                 <w:rPr>
                   <w:rFonts w:ascii="Arial" w:cs="Arial" w:eastAsia="Arial" w:hAnsi="Arial"/>
@@ -19127,7 +19127,7 @@
             <w:pPr>
               <w:spacing w:after="20" w:before="0"/>
             </w:pPr>
-            <w:hyperlink w:history="1" r:id="rIdfun26uj-nv5iu14rtydwh">
+            <w:hyperlink w:history="1" r:id="rId20krvjiytcewwq7qieduw">
               <w:r>
                 <w:rPr>
                   <w:rFonts w:ascii="Arial" w:cs="Arial" w:eastAsia="Arial" w:hAnsi="Arial"/>
@@ -19176,7 +19176,7 @@
               <w:spacing w:after="10" w:before="0"/>
               <w:ind w:left="120"/>
             </w:pPr>
-            <w:hyperlink w:history="1" r:id="rId7704wufii5tnrwg3nfv4b">
+            <w:hyperlink w:history="1" r:id="rIdxutxp2siw6mifmr-ywv7r">
               <w:r>
                 <w:rPr>
                   <w:rFonts w:ascii="Arial" w:cs="Arial" w:eastAsia="Arial" w:hAnsi="Arial"/>
@@ -19688,7 +19688,7 @@
         </w:rPr>
         <w:t xml:space="preserve">© 2026 SeaVuria and ARES. Aligned with KICD objectives. Developed by SeaVuria; technical implementation by ARES (with AI assistance from Claude). Licensed under </w:t>
       </w:r>
-      <w:hyperlink w:history="1" r:id="rIdnlkvya-x1bdvosawx6lf-">
+      <w:hyperlink w:history="1" r:id="rIdlhsoks01grcw2wkfyrobn">
         <w:r>
           <w:rPr>
             <w:rFonts w:ascii="Arial" w:cs="Arial" w:eastAsia="Arial" w:hAnsi="Arial"/>
@@ -19709,7 +19709,7 @@
         </w:rPr>
         <w:t xml:space="preserve"> (</w:t>
       </w:r>
-      <w:hyperlink w:history="1" r:id="rId11wfzjsz_jkhjwcbe6cob">
+      <w:hyperlink w:history="1" r:id="rIde0owhdbyikcxr8pyekd10">
         <w:r>
           <w:rPr>
             <w:rFonts w:ascii="Arial" w:cs="Arial" w:eastAsia="Arial" w:hAnsi="Arial"/>
@@ -20280,7 +20280,7 @@
                 <w:sz w:val="18"/>
                 <w:szCs w:val="18"/>
               </w:rPr>
-              <w:t xml:space="preserve">Lesson 7 is the integration point of the evidence-gathering sequence. Students bring together vegetative structures (Lessons 1-2), floral adaptations and barriers to self-pollination (Lessons 3-5) and double fertilisation, seed and fruit development (Lesson 6) to answer the driving question. It ends with a new need: How do we format our complete scientific explanation for final assessment?</w:t>
+              <w:t xml:space="preserve">Lesson 7 is the integration point of the evidence-gathering sequence. Students bring together vegetative structures (Lesson 1), flower structure and barriers to self-pollination (Lessons 2-3), double fertilisation (Lesson 4), seed and fruit development (Lesson 5) and the sexual versus asexual comparison (Lesson 6) to answer the driving question. It ends with a new need: How do we format our complete scientific explanation for final assessment?</w:t>
             </w:r>
           </w:p>
         </w:tc>
@@ -20722,7 +20722,7 @@
             <w:pPr>
               <w:spacing w:after="20" w:before="0"/>
             </w:pPr>
-            <w:hyperlink w:history="1" r:id="rIdopv5xfjpcrt7lazycpd0-">
+            <w:hyperlink w:history="1" r:id="rIdh9g09rxz_mdkytu1-hafi">
               <w:r>
                 <w:rPr>
                   <w:rFonts w:ascii="Arial" w:cs="Arial" w:eastAsia="Arial" w:hAnsi="Arial"/>
@@ -20755,7 +20755,7 @@
               <w:spacing w:after="10" w:before="0"/>
               <w:ind w:left="120"/>
             </w:pPr>
-            <w:hyperlink w:history="1" r:id="rIdxxaeznx1gapyho9gfpdmb">
+            <w:hyperlink w:history="1" r:id="rIdtadul-hbvcp-dawxnohqh">
               <w:r>
                 <w:rPr>
                   <w:rFonts w:ascii="Arial" w:cs="Arial" w:eastAsia="Arial" w:hAnsi="Arial"/>
@@ -20800,7 +20800,7 @@
             <w:pPr>
               <w:spacing w:after="20" w:before="0"/>
             </w:pPr>
-            <w:hyperlink w:history="1" r:id="rIdadqnao0wimkkdcwmpvfyf">
+            <w:hyperlink w:history="1" r:id="rIdqsvrl4xkmswn6_fdqrknk">
               <w:r>
                 <w:rPr>
                   <w:rFonts w:ascii="Arial" w:cs="Arial" w:eastAsia="Arial" w:hAnsi="Arial"/>
@@ -20833,7 +20833,7 @@
               <w:spacing w:after="10" w:before="0"/>
               <w:ind w:left="120"/>
             </w:pPr>
-            <w:hyperlink w:history="1" r:id="rIdxg26icglkw5g-urgs2qxu">
+            <w:hyperlink w:history="1" r:id="rId3p3zquuzhefi4qr33walo">
               <w:r>
                 <w:rPr>
                   <w:rFonts w:ascii="Arial" w:cs="Arial" w:eastAsia="Arial" w:hAnsi="Arial"/>
@@ -21028,7 +21028,7 @@
             <w:pPr>
               <w:spacing w:after="20" w:before="0"/>
             </w:pPr>
-            <w:hyperlink w:history="1" r:id="rIdmoac2wv70vpoiygszn-bs">
+            <w:hyperlink w:history="1" r:id="rIdko-_4ursigqewi7jp5hdh">
               <w:r>
                 <w:rPr>
                   <w:rFonts w:ascii="Arial" w:cs="Arial" w:eastAsia="Arial" w:hAnsi="Arial"/>
@@ -21061,7 +21061,7 @@
               <w:spacing w:after="10" w:before="0"/>
               <w:ind w:left="120"/>
             </w:pPr>
-            <w:hyperlink w:history="1" r:id="rIdpye39pill2bmvz1bpovzd">
+            <w:hyperlink w:history="1" r:id="rId8x2z1urpbtnm2qkww5ybw">
               <w:r>
                 <w:rPr>
                   <w:rFonts w:ascii="Arial" w:cs="Arial" w:eastAsia="Arial" w:hAnsi="Arial"/>
@@ -21106,7 +21106,7 @@
             <w:pPr>
               <w:spacing w:after="20" w:before="0"/>
             </w:pPr>
-            <w:hyperlink w:history="1" r:id="rIdxiz6bsbmzy5tbymptap62">
+            <w:hyperlink w:history="1" r:id="rId-my1bfqzkeoebde9rtkb5">
               <w:r>
                 <w:rPr>
                   <w:rFonts w:ascii="Arial" w:cs="Arial" w:eastAsia="Arial" w:hAnsi="Arial"/>
@@ -21139,7 +21139,7 @@
               <w:spacing w:after="10" w:before="0"/>
               <w:ind w:left="120"/>
             </w:pPr>
-            <w:hyperlink w:history="1" r:id="rIdwu3gc-_tum6gcvdlttuub">
+            <w:hyperlink w:history="1" r:id="rIdlp2enxbz6auzysceramlu">
               <w:r>
                 <w:rPr>
                   <w:rFonts w:ascii="Arial" w:cs="Arial" w:eastAsia="Arial" w:hAnsi="Arial"/>
@@ -21334,7 +21334,7 @@
             <w:pPr>
               <w:spacing w:after="20" w:before="0"/>
             </w:pPr>
-            <w:hyperlink w:history="1" r:id="rIdch0pmhhi3oxwryefnonqz">
+            <w:hyperlink w:history="1" r:id="rIdht7ukalmvtztlge6evei2">
               <w:r>
                 <w:rPr>
                   <w:rFonts w:ascii="Arial" w:cs="Arial" w:eastAsia="Arial" w:hAnsi="Arial"/>
@@ -21367,7 +21367,7 @@
               <w:spacing w:after="10" w:before="0"/>
               <w:ind w:left="120"/>
             </w:pPr>
-            <w:hyperlink w:history="1" r:id="rIdp4qx7ja8r1ct3p5djuonk">
+            <w:hyperlink w:history="1" r:id="rIdajfkxvicmdm0qtoqyazrs">
               <w:r>
                 <w:rPr>
                   <w:rFonts w:ascii="Arial" w:cs="Arial" w:eastAsia="Arial" w:hAnsi="Arial"/>
@@ -21412,7 +21412,7 @@
             <w:pPr>
               <w:spacing w:after="20" w:before="0"/>
             </w:pPr>
-            <w:hyperlink w:history="1" r:id="rIdvpfg_dul8tol7dggs5ru-">
+            <w:hyperlink w:history="1" r:id="rIdmlsee_ynsbugq7qwu_t7s">
               <w:r>
                 <w:rPr>
                   <w:rFonts w:ascii="Arial" w:cs="Arial" w:eastAsia="Arial" w:hAnsi="Arial"/>
@@ -21445,7 +21445,7 @@
               <w:spacing w:after="10" w:before="0"/>
               <w:ind w:left="120"/>
             </w:pPr>
-            <w:hyperlink w:history="1" r:id="rIdorh3olhvwe0aa9nqf7fjo">
+            <w:hyperlink w:history="1" r:id="rIdu65idqpzhicygzpbe7rqn">
               <w:r>
                 <w:rPr>
                   <w:rFonts w:ascii="Arial" w:cs="Arial" w:eastAsia="Arial" w:hAnsi="Arial"/>
@@ -21640,7 +21640,7 @@
             <w:pPr>
               <w:spacing w:after="20" w:before="0"/>
             </w:pPr>
-            <w:hyperlink w:history="1" r:id="rIdpvo2dak2ooddzmf0ehxhd">
+            <w:hyperlink w:history="1" r:id="rIdpdthlullv_sjyxcwz7ett">
               <w:r>
                 <w:rPr>
                   <w:rFonts w:ascii="Arial" w:cs="Arial" w:eastAsia="Arial" w:hAnsi="Arial"/>
@@ -21673,7 +21673,7 @@
               <w:spacing w:after="10" w:before="0"/>
               <w:ind w:left="120"/>
             </w:pPr>
-            <w:hyperlink w:history="1" r:id="rIdhjd-hyxwuegeitu5-9gxd">
+            <w:hyperlink w:history="1" r:id="rId1evwgpg-6atlhk9-zbxar">
               <w:r>
                 <w:rPr>
                   <w:rFonts w:ascii="Arial" w:cs="Arial" w:eastAsia="Arial" w:hAnsi="Arial"/>
@@ -21718,7 +21718,7 @@
             <w:pPr>
               <w:spacing w:after="20" w:before="0"/>
             </w:pPr>
-            <w:hyperlink w:history="1" r:id="rId4v0gxhaqldrwedbwzw4rr">
+            <w:hyperlink w:history="1" r:id="rId8cg0xlpwtfbt64vr1q8ub">
               <w:r>
                 <w:rPr>
                   <w:rFonts w:ascii="Arial" w:cs="Arial" w:eastAsia="Arial" w:hAnsi="Arial"/>
@@ -21751,7 +21751,7 @@
               <w:spacing w:after="10" w:before="0"/>
               <w:ind w:left="120"/>
             </w:pPr>
-            <w:hyperlink w:history="1" r:id="rIdgwjh0ro3bx_bivgzi-9wq">
+            <w:hyperlink w:history="1" r:id="rIdz7t8hixvba-mz9ewkhwo5">
               <w:r>
                 <w:rPr>
                   <w:rFonts w:ascii="Arial" w:cs="Arial" w:eastAsia="Arial" w:hAnsi="Arial"/>
@@ -21946,7 +21946,7 @@
             <w:pPr>
               <w:spacing w:after="20" w:before="0"/>
             </w:pPr>
-            <w:hyperlink w:history="1" r:id="rIdpjohajwc4hwzxspzzdlkc">
+            <w:hyperlink w:history="1" r:id="rIdgn6lzhgi9kxr0qu_glhcd">
               <w:r>
                 <w:rPr>
                   <w:rFonts w:ascii="Arial" w:cs="Arial" w:eastAsia="Arial" w:hAnsi="Arial"/>
@@ -21995,7 +21995,7 @@
               <w:spacing w:after="10" w:before="0"/>
               <w:ind w:left="120"/>
             </w:pPr>
-            <w:hyperlink w:history="1" r:id="rIdj4al5uupu9c6dao2huxzh">
+            <w:hyperlink w:history="1" r:id="rIdnffrxdluexqee67yt_bav">
               <w:r>
                 <w:rPr>
                   <w:rFonts w:ascii="Arial" w:cs="Arial" w:eastAsia="Arial" w:hAnsi="Arial"/>
@@ -22040,7 +22040,7 @@
             <w:pPr>
               <w:spacing w:after="20" w:before="0"/>
             </w:pPr>
-            <w:hyperlink w:history="1" r:id="rIdwfk3q2k5mh5cqzbf5l9kf">
+            <w:hyperlink w:history="1" r:id="rIdhl8fppys8k5xcoym9fsrg">
               <w:r>
                 <w:rPr>
                   <w:rFonts w:ascii="Arial" w:cs="Arial" w:eastAsia="Arial" w:hAnsi="Arial"/>
@@ -22089,7 +22089,7 @@
               <w:spacing w:after="10" w:before="0"/>
               <w:ind w:left="120"/>
             </w:pPr>
-            <w:hyperlink w:history="1" r:id="rIdk9tx5tjmpw_ajyrhnlamw">
+            <w:hyperlink w:history="1" r:id="rIdqu7munfckklvgyvndwcvj">
               <w:r>
                 <w:rPr>
                   <w:rFonts w:ascii="Arial" w:cs="Arial" w:eastAsia="Arial" w:hAnsi="Arial"/>
@@ -22601,7 +22601,7 @@
         </w:rPr>
         <w:t xml:space="preserve">© 2026 SeaVuria and ARES. Aligned with KICD objectives. Developed by SeaVuria; technical implementation by ARES (with AI assistance from Claude). Licensed under </w:t>
       </w:r>
-      <w:hyperlink w:history="1" r:id="rIdzzbmeddiffqzi2izbe4dw">
+      <w:hyperlink w:history="1" r:id="rIdugnkjjnq8mgt3wvb2c3w5">
         <w:r>
           <w:rPr>
             <w:rFonts w:ascii="Arial" w:cs="Arial" w:eastAsia="Arial" w:hAnsi="Arial"/>
@@ -22622,7 +22622,7 @@
         </w:rPr>
         <w:t xml:space="preserve"> (</w:t>
       </w:r>
-      <w:hyperlink w:history="1" r:id="rIdz8jwouge6zk8_s5kjbnl4">
+      <w:hyperlink w:history="1" r:id="rIdkh3l-yp7t0dylgs0kez31">
         <w:r>
           <w:rPr>
             <w:rFonts w:ascii="Arial" w:cs="Arial" w:eastAsia="Arial" w:hAnsi="Arial"/>
@@ -23635,7 +23635,7 @@
             <w:pPr>
               <w:spacing w:after="20" w:before="0"/>
             </w:pPr>
-            <w:hyperlink w:history="1" r:id="rIdvxrwnn58-r2ib0fhf-fho">
+            <w:hyperlink w:history="1" r:id="rIdjfti1yyamxdefksid-roe">
               <w:r>
                 <w:rPr>
                   <w:rFonts w:ascii="Arial" w:cs="Arial" w:eastAsia="Arial" w:hAnsi="Arial"/>
@@ -23684,7 +23684,7 @@
               <w:spacing w:after="10" w:before="0"/>
               <w:ind w:left="120"/>
             </w:pPr>
-            <w:hyperlink w:history="1" r:id="rId1rceknbtvkpye-ybmxg0k">
+            <w:hyperlink w:history="1" r:id="rIdbmhd4eoqpm_po5nailouu">
               <w:r>
                 <w:rPr>
                   <w:rFonts w:ascii="Arial" w:cs="Arial" w:eastAsia="Arial" w:hAnsi="Arial"/>
@@ -23729,7 +23729,7 @@
             <w:pPr>
               <w:spacing w:after="20" w:before="0"/>
             </w:pPr>
-            <w:hyperlink w:history="1" r:id="rIdgneyphlmotf5zvqv2-gci">
+            <w:hyperlink w:history="1" r:id="rId-0fr2wtrntus9qz0g6b3d">
               <w:r>
                 <w:rPr>
                   <w:rFonts w:ascii="Arial" w:cs="Arial" w:eastAsia="Arial" w:hAnsi="Arial"/>
@@ -23778,7 +23778,7 @@
               <w:spacing w:after="10" w:before="0"/>
               <w:ind w:left="120"/>
             </w:pPr>
-            <w:hyperlink w:history="1" r:id="rIdmkfbm5xx_ikatnmnpej-w">
+            <w:hyperlink w:history="1" r:id="rId6v84cbfkzwgvxxly7kt3b">
               <w:r>
                 <w:rPr>
                   <w:rFonts w:ascii="Arial" w:cs="Arial" w:eastAsia="Arial" w:hAnsi="Arial"/>
@@ -23973,7 +23973,7 @@
             <w:pPr>
               <w:spacing w:after="20" w:before="0"/>
             </w:pPr>
-            <w:hyperlink w:history="1" r:id="rIdgapy89pk8nfiievpkvrci">
+            <w:hyperlink w:history="1" r:id="rIdcx8dmx2ppgcujaecqw_si">
               <w:r>
                 <w:rPr>
                   <w:rFonts w:ascii="Arial" w:cs="Arial" w:eastAsia="Arial" w:hAnsi="Arial"/>
@@ -24022,7 +24022,7 @@
               <w:spacing w:after="10" w:before="0"/>
               <w:ind w:left="120"/>
             </w:pPr>
-            <w:hyperlink w:history="1" r:id="rIddcibx3m2juxfp4gxir2mo">
+            <w:hyperlink w:history="1" r:id="rIdbqb4v7lohqd_yp6sdz9qx">
               <w:r>
                 <w:rPr>
                   <w:rFonts w:ascii="Arial" w:cs="Arial" w:eastAsia="Arial" w:hAnsi="Arial"/>
@@ -24067,7 +24067,7 @@
             <w:pPr>
               <w:spacing w:after="20" w:before="0"/>
             </w:pPr>
-            <w:hyperlink w:history="1" r:id="rIdr12z48apb6huccda9t3cc">
+            <w:hyperlink w:history="1" r:id="rIdwbqp9rfr5feifx458zxmr">
               <w:r>
                 <w:rPr>
                   <w:rFonts w:ascii="Arial" w:cs="Arial" w:eastAsia="Arial" w:hAnsi="Arial"/>
@@ -24116,7 +24116,7 @@
               <w:spacing w:after="10" w:before="0"/>
               <w:ind w:left="120"/>
             </w:pPr>
-            <w:hyperlink w:history="1" r:id="rIdjf7ysvd8dxczcgbxnahd6">
+            <w:hyperlink w:history="1" r:id="rIdsd4cts2jrhjp2k5texub7">
               <w:r>
                 <w:rPr>
                   <w:rFonts w:ascii="Arial" w:cs="Arial" w:eastAsia="Arial" w:hAnsi="Arial"/>
@@ -24311,7 +24311,7 @@
             <w:pPr>
               <w:spacing w:after="20" w:before="0"/>
             </w:pPr>
-            <w:hyperlink w:history="1" r:id="rId2rvufbsix0xueu2tkmd9p">
+            <w:hyperlink w:history="1" r:id="rIdyqric-5rmcwjjw2-aubfd">
               <w:r>
                 <w:rPr>
                   <w:rFonts w:ascii="Arial" w:cs="Arial" w:eastAsia="Arial" w:hAnsi="Arial"/>
@@ -24360,7 +24360,7 @@
               <w:spacing w:after="10" w:before="0"/>
               <w:ind w:left="120"/>
             </w:pPr>
-            <w:hyperlink w:history="1" r:id="rIdbuhy03-93y3yaveyr_ipt">
+            <w:hyperlink w:history="1" r:id="rId0nwikek00fv-jqmhk1tta">
               <w:r>
                 <w:rPr>
                   <w:rFonts w:ascii="Arial" w:cs="Arial" w:eastAsia="Arial" w:hAnsi="Arial"/>
@@ -24405,7 +24405,7 @@
             <w:pPr>
               <w:spacing w:after="20" w:before="0"/>
             </w:pPr>
-            <w:hyperlink w:history="1" r:id="rId2ag2t7berg6_5nvtqqohh">
+            <w:hyperlink w:history="1" r:id="rIdion30hblec6dlagy5kb_g">
               <w:r>
                 <w:rPr>
                   <w:rFonts w:ascii="Arial" w:cs="Arial" w:eastAsia="Arial" w:hAnsi="Arial"/>
@@ -24454,7 +24454,7 @@
               <w:spacing w:after="10" w:before="0"/>
               <w:ind w:left="120"/>
             </w:pPr>
-            <w:hyperlink w:history="1" r:id="rIdmffxb2tycpfr7xxdvnaz0">
+            <w:hyperlink w:history="1" r:id="rId9vwefdceifbkjm1ezdrw7">
               <w:r>
                 <w:rPr>
                   <w:rFonts w:ascii="Arial" w:cs="Arial" w:eastAsia="Arial" w:hAnsi="Arial"/>
@@ -24649,7 +24649,7 @@
             <w:pPr>
               <w:spacing w:after="20" w:before="0"/>
             </w:pPr>
-            <w:hyperlink w:history="1" r:id="rIdywewlsdr4lpkgrfsi3sus">
+            <w:hyperlink w:history="1" r:id="rIdtyq9q5u9tz2tshd4515ne">
               <w:r>
                 <w:rPr>
                   <w:rFonts w:ascii="Arial" w:cs="Arial" w:eastAsia="Arial" w:hAnsi="Arial"/>
@@ -24698,7 +24698,7 @@
               <w:spacing w:after="10" w:before="0"/>
               <w:ind w:left="120"/>
             </w:pPr>
-            <w:hyperlink w:history="1" r:id="rIdjrxabetzn3a1ljvm_sbw6">
+            <w:hyperlink w:history="1" r:id="rIdslchmyih7hfzot6ndz_f7">
               <w:r>
                 <w:rPr>
                   <w:rFonts w:ascii="Arial" w:cs="Arial" w:eastAsia="Arial" w:hAnsi="Arial"/>
@@ -24743,7 +24743,7 @@
             <w:pPr>
               <w:spacing w:after="20" w:before="0"/>
             </w:pPr>
-            <w:hyperlink w:history="1" r:id="rIdlcfuapwcqdelbetyjmpod">
+            <w:hyperlink w:history="1" r:id="rId2mdvglzvw2z03hu2jdsae">
               <w:r>
                 <w:rPr>
                   <w:rFonts w:ascii="Arial" w:cs="Arial" w:eastAsia="Arial" w:hAnsi="Arial"/>
@@ -24792,7 +24792,7 @@
               <w:spacing w:after="10" w:before="0"/>
               <w:ind w:left="120"/>
             </w:pPr>
-            <w:hyperlink w:history="1" r:id="rIdvz2cznf31miidfo_imp5w">
+            <w:hyperlink w:history="1" r:id="rIdxgvpqe60wda3poz8uet_z">
               <w:r>
                 <w:rPr>
                   <w:rFonts w:ascii="Arial" w:cs="Arial" w:eastAsia="Arial" w:hAnsi="Arial"/>
@@ -24834,7 +24834,7 @@
                 <w:sz w:val="18"/>
                 <w:szCs w:val="18"/>
               </w:rPr>
-              <w:t xml:space="preserve">The class revisits the DQB created in Lesson 1 (chart paper on the wall with sticky notes). In their groups, learners take 5 minutes to sort the notes into three columns: 'Answered by our evidence', 'Partly answered', and 'New question for future study'. For each answered question, a learner writes the answer and the lesson that supplied the evidence on a new sticky note (for example 'Why does cassava not need seeds? Mitosis in the stem cutting forms roots and shoots, Lessons 1-2'). Groups then add at least one new question that goes beyond the unit, such as 'Can tissue culture produce banana plantlets from a few cells?' or 'How do bees affect passion fruit yields in Kericho?'</w:t>
+              <w:t xml:space="preserve">The class revisits the DQB created in Lesson 1 (chart paper on the wall with sticky notes). In their groups, learners take 5 minutes to sort the notes into three columns: 'Answered by our evidence', 'Partly answered', and 'New question for future study'. For each answered question, a learner writes the answer and the lesson that supplied the evidence on a new sticky note (for example 'Why does cassava not need seeds? Mitosis in the stem cutting forms roots and shoots, Lesson 1'). Groups then add at least one new question that goes beyond the unit, such as 'Can tissue culture produce banana plantlets from a few cells?' or 'How do bees affect passion fruit yields in Kericho?'</w:t>
             </w:r>
           </w:p>
         </w:tc>
@@ -24987,7 +24987,7 @@
             <w:pPr>
               <w:spacing w:after="20" w:before="0"/>
             </w:pPr>
-            <w:hyperlink w:history="1" r:id="rIdkvgldya4jfl2zsb6uhj4a">
+            <w:hyperlink w:history="1" r:id="rIdaec0hx3sgfqfb6pejbff3">
               <w:r>
                 <w:rPr>
                   <w:rFonts w:ascii="Arial" w:cs="Arial" w:eastAsia="Arial" w:hAnsi="Arial"/>
@@ -25036,7 +25036,7 @@
               <w:spacing w:after="10" w:before="0"/>
               <w:ind w:left="120"/>
             </w:pPr>
-            <w:hyperlink w:history="1" r:id="rIdajtyl7v97mayqj4so0iyk">
+            <w:hyperlink w:history="1" r:id="rIdsurmfbq8gqums2mwtf95b">
               <w:r>
                 <w:rPr>
                   <w:rFonts w:ascii="Arial" w:cs="Arial" w:eastAsia="Arial" w:hAnsi="Arial"/>
@@ -25081,7 +25081,7 @@
             <w:pPr>
               <w:spacing w:after="20" w:before="0"/>
             </w:pPr>
-            <w:hyperlink w:history="1" r:id="rIdare9mv2v-co2egsz0poy2">
+            <w:hyperlink w:history="1" r:id="rIdpse_bopfn2odm6vjmxjet">
               <w:r>
                 <w:rPr>
                   <w:rFonts w:ascii="Arial" w:cs="Arial" w:eastAsia="Arial" w:hAnsi="Arial"/>
@@ -25130,7 +25130,7 @@
               <w:spacing w:after="10" w:before="0"/>
               <w:ind w:left="120"/>
             </w:pPr>
-            <w:hyperlink w:history="1" r:id="rIduavosho7gkaulxiduiyuu">
+            <w:hyperlink w:history="1" r:id="rIdzbmnfd2qjnbae822xegq1">
               <w:r>
                 <w:rPr>
                   <w:rFonts w:ascii="Arial" w:cs="Arial" w:eastAsia="Arial" w:hAnsi="Arial"/>
@@ -25642,7 +25642,7 @@
         </w:rPr>
         <w:t xml:space="preserve">© 2026 SeaVuria and ARES. Aligned with KICD objectives. Developed by SeaVuria; technical implementation by ARES (with AI assistance from Claude). Licensed under </w:t>
       </w:r>
-      <w:hyperlink w:history="1" r:id="rIdgvf6cg-kbitukmruthejx">
+      <w:hyperlink w:history="1" r:id="rIdfmth6xhcaulpzx9erujwx">
         <w:r>
           <w:rPr>
             <w:rFonts w:ascii="Arial" w:cs="Arial" w:eastAsia="Arial" w:hAnsi="Arial"/>
@@ -25663,7 +25663,7 @@
         </w:rPr>
         <w:t xml:space="preserve"> (</w:t>
       </w:r>
-      <w:hyperlink w:history="1" r:id="rIdqeongqp4i9fg6fwz2zb81">
+      <w:hyperlink w:history="1" r:id="rIdvpoyjq-80mhnfzowb9-lu">
         <w:r>
           <w:rPr>
             <w:rFonts w:ascii="Arial" w:cs="Arial" w:eastAsia="Arial" w:hAnsi="Arial"/>

--- a/data/outputs/v2/Grade11/Biology/Lesson_Plans/SS2.1_Reproduction_in_Plants/Biology_Reproduction_in_Plants_CBE_LessonSequence.docx
+++ b/data/outputs/v2/Grade11/Biology/Lesson_Plans/SS2.1_Reproduction_in_Plants/Biology_Reproduction_in_Plants_CBE_LessonSequence.docx
@@ -4,6 +4,7 @@
   <w:body>
     <w:p>
       <w:pPr>
+        <w:keepNext w:val="false"/>
         <w:spacing w:after="30" w:before="0"/>
         <w:jc w:val="center"/>
       </w:pPr>
@@ -23,6 +24,7 @@
     </w:p>
     <w:p>
       <w:pPr>
+        <w:keepNext w:val="false"/>
         <w:spacing w:after="60" w:before="0"/>
         <w:jc w:val="center"/>
       </w:pPr>
@@ -81,6 +83,7 @@
           </w:tcPr>
           <w:p>
             <w:pPr>
+              <w:keepNext w:val="false"/>
               <w:spacing w:after="40" w:before="0"/>
               <w:jc w:val="center"/>
             </w:pPr>
@@ -115,6 +118,7 @@
           </w:tcPr>
           <w:p>
             <w:pPr>
+              <w:keepNext w:val="false"/>
               <w:spacing w:after="40" w:before="0"/>
               <w:jc w:val="left"/>
             </w:pPr>
@@ -147,6 +151,7 @@
           </w:tcPr>
           <w:p>
             <w:pPr>
+              <w:keepNext w:val="false"/>
               <w:spacing w:after="40" w:before="0"/>
               <w:jc w:val="left"/>
             </w:pPr>
@@ -181,6 +186,7 @@
           </w:tcPr>
           <w:p>
             <w:pPr>
+              <w:keepNext w:val="false"/>
               <w:spacing w:after="40" w:before="0"/>
               <w:jc w:val="left"/>
             </w:pPr>
@@ -213,6 +219,7 @@
           </w:tcPr>
           <w:p>
             <w:pPr>
+              <w:keepNext w:val="false"/>
               <w:spacing w:after="40" w:before="0"/>
               <w:jc w:val="left"/>
             </w:pPr>
@@ -247,6 +254,7 @@
           </w:tcPr>
           <w:p>
             <w:pPr>
+              <w:keepNext w:val="false"/>
               <w:spacing w:after="40" w:before="0"/>
               <w:jc w:val="left"/>
             </w:pPr>
@@ -279,6 +287,7 @@
           </w:tcPr>
           <w:p>
             <w:pPr>
+              <w:keepNext w:val="false"/>
               <w:spacing w:after="40" w:before="0"/>
               <w:jc w:val="left"/>
             </w:pPr>
@@ -313,6 +322,7 @@
           </w:tcPr>
           <w:p>
             <w:pPr>
+              <w:keepNext w:val="false"/>
               <w:spacing w:after="40" w:before="0"/>
               <w:jc w:val="left"/>
             </w:pPr>
@@ -345,6 +355,7 @@
           </w:tcPr>
           <w:p>
             <w:pPr>
+              <w:keepNext w:val="false"/>
               <w:spacing w:after="40" w:before="0"/>
               <w:jc w:val="left"/>
             </w:pPr>
@@ -379,6 +390,7 @@
           </w:tcPr>
           <w:p>
             <w:pPr>
+              <w:keepNext w:val="false"/>
               <w:spacing w:after="40" w:before="0"/>
               <w:jc w:val="left"/>
             </w:pPr>
@@ -411,6 +423,7 @@
           </w:tcPr>
           <w:p>
             <w:pPr>
+              <w:keepNext w:val="false"/>
               <w:spacing w:after="40" w:before="0"/>
               <w:jc w:val="left"/>
             </w:pPr>
@@ -445,6 +458,7 @@
           </w:tcPr>
           <w:p>
             <w:pPr>
+              <w:keepNext w:val="false"/>
               <w:spacing w:after="40" w:before="0"/>
               <w:jc w:val="left"/>
             </w:pPr>
@@ -592,6 +606,7 @@
           </w:tcPr>
           <w:p>
             <w:pPr>
+              <w:keepNext w:val="false"/>
               <w:spacing w:after="40" w:before="0"/>
               <w:jc w:val="left"/>
             </w:pPr>
@@ -624,6 +639,7 @@
           </w:tcPr>
           <w:p>
             <w:pPr>
+              <w:keepNext w:val="false"/>
               <w:spacing w:after="40" w:before="0"/>
               <w:jc w:val="left"/>
             </w:pPr>
@@ -643,6 +659,7 @@
           </w:p>
           <w:p>
             <w:pPr>
+              <w:keepNext w:val="false"/>
               <w:spacing w:after="40" w:before="0"/>
               <w:jc w:val="left"/>
             </w:pPr>
@@ -662,6 +679,7 @@
           </w:p>
           <w:p>
             <w:pPr>
+              <w:keepNext w:val="false"/>
               <w:spacing w:after="40" w:before="0"/>
               <w:jc w:val="left"/>
             </w:pPr>
@@ -681,6 +699,7 @@
           </w:p>
           <w:p>
             <w:pPr>
+              <w:keepNext w:val="false"/>
               <w:spacing w:after="40" w:before="0"/>
               <w:jc w:val="left"/>
             </w:pPr>
@@ -700,6 +719,7 @@
           </w:p>
           <w:p>
             <w:pPr>
+              <w:keepNext w:val="false"/>
               <w:spacing w:after="40" w:before="0"/>
               <w:jc w:val="left"/>
             </w:pPr>
@@ -719,6 +739,7 @@
           </w:p>
           <w:p>
             <w:pPr>
+              <w:keepNext w:val="false"/>
               <w:spacing w:after="40" w:before="0"/>
               <w:jc w:val="left"/>
             </w:pPr>
@@ -753,6 +774,7 @@
           </w:tcPr>
           <w:p>
             <w:pPr>
+              <w:keepNext w:val="false"/>
               <w:spacing w:after="40" w:before="0"/>
               <w:jc w:val="left"/>
             </w:pPr>
@@ -840,6 +862,7 @@
           </w:tcPr>
           <w:p>
             <w:pPr>
+              <w:keepNext w:val="false"/>
               <w:spacing w:after="40" w:before="0"/>
               <w:jc w:val="left"/>
             </w:pPr>
@@ -927,6 +950,7 @@
           </w:tcPr>
           <w:p>
             <w:pPr>
+              <w:keepNext w:val="false"/>
               <w:spacing w:after="40" w:before="0"/>
               <w:jc w:val="left"/>
             </w:pPr>
@@ -1094,6 +1118,7 @@
           </w:tcPr>
           <w:p>
             <w:pPr>
+              <w:keepNext w:val="false"/>
               <w:spacing w:after="40" w:before="0"/>
               <w:jc w:val="left"/>
             </w:pPr>
@@ -1181,6 +1206,7 @@
           </w:tcPr>
           <w:p>
             <w:pPr>
+              <w:keepNext w:val="false"/>
               <w:spacing w:after="40" w:before="0"/>
               <w:jc w:val="left"/>
             </w:pPr>
@@ -1348,6 +1374,7 @@
           </w:tcPr>
           <w:p>
             <w:pPr>
+              <w:keepNext w:val="false"/>
               <w:spacing w:after="40" w:before="0"/>
               <w:jc w:val="left"/>
             </w:pPr>
@@ -1380,6 +1407,7 @@
           </w:tcPr>
           <w:p>
             <w:pPr>
+              <w:keepNext w:val="false"/>
               <w:spacing w:after="40" w:before="0"/>
               <w:jc w:val="left"/>
             </w:pPr>
@@ -1414,6 +1442,7 @@
           </w:tcPr>
           <w:p>
             <w:pPr>
+              <w:keepNext w:val="false"/>
               <w:spacing w:after="40" w:before="0"/>
               <w:jc w:val="left"/>
             </w:pPr>
@@ -1446,6 +1475,7 @@
           </w:tcPr>
           <w:p>
             <w:pPr>
+              <w:keepNext w:val="false"/>
               <w:spacing w:after="40" w:before="0"/>
               <w:jc w:val="left"/>
             </w:pPr>
@@ -1465,6 +1495,7 @@
           </w:p>
           <w:p>
             <w:pPr>
+              <w:keepNext w:val="false"/>
               <w:spacing w:after="40" w:before="0"/>
               <w:jc w:val="left"/>
             </w:pPr>
@@ -1484,6 +1515,7 @@
           </w:p>
           <w:p>
             <w:pPr>
+              <w:keepNext w:val="false"/>
               <w:spacing w:after="40" w:before="0"/>
               <w:jc w:val="left"/>
             </w:pPr>
@@ -1503,6 +1535,7 @@
           </w:p>
           <w:p>
             <w:pPr>
+              <w:keepNext w:val="false"/>
               <w:spacing w:after="40" w:before="0"/>
               <w:jc w:val="left"/>
             </w:pPr>
@@ -1522,6 +1555,7 @@
           </w:p>
           <w:p>
             <w:pPr>
+              <w:keepNext w:val="false"/>
               <w:spacing w:after="40" w:before="0"/>
               <w:jc w:val="left"/>
             </w:pPr>
@@ -1556,6 +1590,7 @@
           </w:tcPr>
           <w:p>
             <w:pPr>
+              <w:keepNext w:val="false"/>
               <w:spacing w:after="40" w:before="0"/>
               <w:jc w:val="left"/>
             </w:pPr>
@@ -1588,6 +1623,7 @@
           </w:tcPr>
           <w:p>
             <w:pPr>
+              <w:keepNext w:val="false"/>
               <w:spacing w:after="40" w:before="0"/>
               <w:jc w:val="left"/>
             </w:pPr>
@@ -1622,6 +1658,7 @@
           </w:tcPr>
           <w:p>
             <w:pPr>
+              <w:keepNext w:val="false"/>
               <w:spacing w:after="40" w:before="0"/>
               <w:jc w:val="left"/>
             </w:pPr>
@@ -1654,6 +1691,7 @@
           </w:tcPr>
           <w:p>
             <w:pPr>
+              <w:keepNext w:val="false"/>
               <w:spacing w:after="40" w:before="0"/>
               <w:jc w:val="left"/>
             </w:pPr>
@@ -1673,6 +1711,7 @@
           </w:p>
           <w:p>
             <w:pPr>
+              <w:keepNext w:val="false"/>
               <w:spacing w:after="40" w:before="0"/>
               <w:jc w:val="left"/>
             </w:pPr>
@@ -1692,6 +1731,7 @@
           </w:p>
           <w:p>
             <w:pPr>
+              <w:keepNext w:val="false"/>
               <w:spacing w:after="40" w:before="0"/>
               <w:jc w:val="left"/>
             </w:pPr>
@@ -1711,6 +1751,7 @@
           </w:p>
           <w:p>
             <w:pPr>
+              <w:keepNext w:val="false"/>
               <w:spacing w:after="40" w:before="0"/>
               <w:jc w:val="left"/>
             </w:pPr>
@@ -1730,6 +1771,7 @@
           </w:p>
           <w:p>
             <w:pPr>
+              <w:keepNext w:val="false"/>
               <w:spacing w:after="40" w:before="0"/>
               <w:jc w:val="left"/>
             </w:pPr>
@@ -1749,6 +1791,7 @@
           </w:p>
           <w:p>
             <w:pPr>
+              <w:keepNext w:val="false"/>
               <w:spacing w:after="40" w:before="0"/>
               <w:jc w:val="left"/>
             </w:pPr>
@@ -1768,6 +1811,7 @@
           </w:p>
           <w:p>
             <w:pPr>
+              <w:keepNext w:val="false"/>
               <w:spacing w:after="40" w:before="0"/>
               <w:jc w:val="left"/>
             </w:pPr>
@@ -1787,6 +1831,7 @@
           </w:p>
           <w:p>
             <w:pPr>
+              <w:keepNext w:val="false"/>
               <w:spacing w:after="40" w:before="0"/>
               <w:jc w:val="left"/>
             </w:pPr>
@@ -1821,6 +1866,7 @@
           </w:tcPr>
           <w:p>
             <w:pPr>
+              <w:keepNext w:val="false"/>
               <w:spacing w:after="40" w:before="0"/>
               <w:jc w:val="left"/>
             </w:pPr>
@@ -2052,7 +2098,7 @@
         </w:rPr>
         <w:t xml:space="preserve">© 2026 SeaVuria and ARES. This work is licensed under a </w:t>
       </w:r>
-      <w:hyperlink w:history="1" r:id="rIdhpylccxck7amv1op2rl_e">
+      <w:hyperlink w:history="1" r:id="rIdo2b7vstgjhfbgbfoyae_e">
         <w:r>
           <w:rPr>
             <w:rFonts w:ascii="Arial" w:cs="Arial" w:eastAsia="Arial" w:hAnsi="Arial"/>
@@ -2072,7 +2118,7 @@
         </w:rPr>
         <w:t xml:space="preserve"> (</w:t>
       </w:r>
-      <w:hyperlink w:history="1" r:id="rIdrv_2tjj3eo6eqeyawflg6">
+      <w:hyperlink w:history="1" r:id="rIdff29xumql4mop8zmozcx9">
         <w:r>
           <w:rPr>
             <w:rFonts w:ascii="Arial" w:cs="Arial" w:eastAsia="Arial" w:hAnsi="Arial"/>
@@ -2092,7 +2138,7 @@
         </w:rPr>
         <w:t xml:space="preserve">). To view a copy of this license, visit </w:t>
       </w:r>
-      <w:hyperlink w:history="1" r:id="rIdqamo-jgpcsx1vcqqrmepj">
+      <w:hyperlink w:history="1" r:id="rIddf2yu5sq-id_chc4jua0d">
         <w:r>
           <w:rPr>
             <w:rFonts w:ascii="Arial" w:cs="Arial" w:eastAsia="Arial" w:hAnsi="Arial"/>
@@ -2151,6 +2197,7 @@
           </w:tcPr>
           <w:p>
             <w:pPr>
+              <w:keepNext w:val="false"/>
               <w:spacing w:after="40" w:before="0"/>
               <w:jc w:val="center"/>
             </w:pPr>
@@ -2186,6 +2233,7 @@
           </w:tcPr>
           <w:p>
             <w:pPr>
+              <w:keepNext w:val="false"/>
               <w:spacing w:after="40" w:before="0"/>
               <w:jc w:val="center"/>
             </w:pPr>
@@ -2220,6 +2268,7 @@
           </w:tcPr>
           <w:p>
             <w:pPr>
+              <w:keepNext w:val="false"/>
               <w:spacing w:after="40" w:before="0"/>
               <w:jc w:val="left"/>
             </w:pPr>
@@ -2252,6 +2301,7 @@
           </w:tcPr>
           <w:p>
             <w:pPr>
+              <w:keepNext w:val="false"/>
               <w:spacing w:after="40" w:before="0"/>
               <w:jc w:val="left"/>
             </w:pPr>
@@ -2286,6 +2336,7 @@
           </w:tcPr>
           <w:p>
             <w:pPr>
+              <w:keepNext w:val="false"/>
               <w:spacing w:after="40" w:before="0"/>
               <w:jc w:val="left"/>
             </w:pPr>
@@ -2318,6 +2369,7 @@
           </w:tcPr>
           <w:p>
             <w:pPr>
+              <w:keepNext w:val="false"/>
               <w:spacing w:after="40" w:before="0"/>
               <w:jc w:val="left"/>
             </w:pPr>
@@ -2352,6 +2404,7 @@
           </w:tcPr>
           <w:p>
             <w:pPr>
+              <w:keepNext w:val="false"/>
               <w:spacing w:after="40" w:before="0"/>
               <w:jc w:val="left"/>
             </w:pPr>
@@ -2384,6 +2437,7 @@
           </w:tcPr>
           <w:p>
             <w:pPr>
+              <w:keepNext w:val="false"/>
               <w:spacing w:after="40" w:before="0"/>
               <w:jc w:val="left"/>
             </w:pPr>
@@ -2418,6 +2472,7 @@
           </w:tcPr>
           <w:p>
             <w:pPr>
+              <w:keepNext w:val="false"/>
               <w:spacing w:after="40" w:before="0"/>
               <w:jc w:val="left"/>
             </w:pPr>
@@ -2450,6 +2505,7 @@
           </w:tcPr>
           <w:p>
             <w:pPr>
+              <w:keepNext w:val="false"/>
               <w:spacing w:after="40" w:before="0"/>
               <w:jc w:val="left"/>
             </w:pPr>
@@ -2484,6 +2540,7 @@
           </w:tcPr>
           <w:p>
             <w:pPr>
+              <w:keepNext w:val="false"/>
               <w:spacing w:after="40" w:before="0"/>
               <w:jc w:val="left"/>
             </w:pPr>
@@ -2516,6 +2573,7 @@
           </w:tcPr>
           <w:p>
             <w:pPr>
+              <w:keepNext w:val="false"/>
               <w:spacing w:after="40" w:before="0"/>
               <w:jc w:val="left"/>
             </w:pPr>
@@ -2550,6 +2608,7 @@
           </w:tcPr>
           <w:p>
             <w:pPr>
+              <w:keepNext w:val="false"/>
               <w:spacing w:after="40" w:before="0"/>
               <w:jc w:val="left"/>
             </w:pPr>
@@ -2582,6 +2641,7 @@
           </w:tcPr>
           <w:p>
             <w:pPr>
+              <w:keepNext w:val="false"/>
               <w:spacing w:after="40" w:before="0"/>
               <w:jc w:val="left"/>
             </w:pPr>
@@ -2616,6 +2676,7 @@
           </w:tcPr>
           <w:p>
             <w:pPr>
+              <w:keepNext w:val="false"/>
               <w:spacing w:after="40" w:before="0"/>
               <w:jc w:val="left"/>
             </w:pPr>
@@ -2648,6 +2709,7 @@
           </w:tcPr>
           <w:p>
             <w:pPr>
+              <w:keepNext w:val="false"/>
               <w:spacing w:after="40" w:before="0"/>
               <w:jc w:val="left"/>
             </w:pPr>
@@ -2682,6 +2744,7 @@
           </w:tcPr>
           <w:p>
             <w:pPr>
+              <w:keepNext w:val="false"/>
               <w:spacing w:after="40" w:before="0"/>
               <w:jc w:val="left"/>
             </w:pPr>
@@ -2714,6 +2777,7 @@
           </w:tcPr>
           <w:p>
             <w:pPr>
+              <w:keepNext w:val="false"/>
               <w:spacing w:after="40" w:before="0"/>
               <w:jc w:val="left"/>
             </w:pPr>
@@ -2773,6 +2837,7 @@
           </w:tcPr>
           <w:p>
             <w:pPr>
+              <w:keepNext w:val="false"/>
               <w:spacing w:after="40" w:before="0"/>
               <w:jc w:val="center"/>
             </w:pPr>
@@ -2807,6 +2872,7 @@
           </w:tcPr>
           <w:p>
             <w:pPr>
+              <w:keepNext w:val="false"/>
               <w:spacing w:after="40" w:before="0"/>
               <w:jc w:val="left"/>
             </w:pPr>
@@ -2871,6 +2937,7 @@
           </w:tcPr>
           <w:p>
             <w:pPr>
+              <w:keepNext w:val="false"/>
               <w:spacing w:after="40" w:before="0"/>
               <w:jc w:val="center"/>
             </w:pPr>
@@ -2905,6 +2972,7 @@
           </w:tcPr>
           <w:p>
             <w:pPr>
+              <w:keepNext w:val="false"/>
               <w:spacing w:after="40" w:before="0"/>
               <w:jc w:val="left"/>
             </w:pPr>
@@ -2937,6 +3005,7 @@
           </w:tcPr>
           <w:p>
             <w:pPr>
+              <w:keepNext w:val="false"/>
               <w:spacing w:after="40" w:before="0"/>
               <w:jc w:val="left"/>
             </w:pPr>
@@ -2969,6 +3038,7 @@
           </w:tcPr>
           <w:p>
             <w:pPr>
+              <w:keepNext w:val="false"/>
               <w:spacing w:after="40" w:before="0"/>
               <w:jc w:val="left"/>
             </w:pPr>
@@ -3001,6 +3071,7 @@
           </w:tcPr>
           <w:p>
             <w:pPr>
+              <w:keepNext w:val="false"/>
               <w:spacing w:after="40" w:before="0"/>
               <w:jc w:val="left"/>
             </w:pPr>
@@ -3033,6 +3104,7 @@
           </w:tcPr>
           <w:p>
             <w:pPr>
+              <w:keepNext w:val="false"/>
               <w:spacing w:after="40" w:before="0"/>
               <w:jc w:val="left"/>
             </w:pPr>
@@ -3067,6 +3139,7 @@
           </w:tcPr>
           <w:p>
             <w:pPr>
+              <w:keepNext w:val="false"/>
               <w:spacing w:after="40" w:before="0"/>
               <w:jc w:val="left"/>
             </w:pPr>
@@ -3104,7 +3177,7 @@
             <w:pPr>
               <w:spacing w:after="20" w:before="0"/>
             </w:pPr>
-            <w:hyperlink w:history="1" r:id="rIdiazh1oezkfnuwm300ypwf">
+            <w:hyperlink w:history="1" r:id="rIdahpwimvxeuo27icq16sk1">
               <w:r>
                 <w:rPr>
                   <w:rFonts w:ascii="Arial" w:cs="Arial" w:eastAsia="Arial" w:hAnsi="Arial"/>
@@ -3137,7 +3210,7 @@
               <w:spacing w:after="10" w:before="0"/>
               <w:ind w:left="120"/>
             </w:pPr>
-            <w:hyperlink w:history="1" r:id="rIdiafunwd8nt3ggicd2lmro">
+            <w:hyperlink w:history="1" r:id="rIdbcsh-o2ty-c2amd7ny7pa">
               <w:r>
                 <w:rPr>
                   <w:rFonts w:ascii="Arial" w:cs="Arial" w:eastAsia="Arial" w:hAnsi="Arial"/>
@@ -3182,7 +3255,7 @@
             <w:pPr>
               <w:spacing w:after="20" w:before="0"/>
             </w:pPr>
-            <w:hyperlink w:history="1" r:id="rIdjbsbwvpfucaklomenue0l">
+            <w:hyperlink w:history="1" r:id="rIdy23dn4sradyx8typsvoan">
               <w:r>
                 <w:rPr>
                   <w:rFonts w:ascii="Arial" w:cs="Arial" w:eastAsia="Arial" w:hAnsi="Arial"/>
@@ -3215,7 +3288,7 @@
               <w:spacing w:after="10" w:before="0"/>
               <w:ind w:left="120"/>
             </w:pPr>
-            <w:hyperlink w:history="1" r:id="rId_qibaau5wru-lomq-rqa3">
+            <w:hyperlink w:history="1" r:id="rIdr6flabrnf6mrelwf3siss">
               <w:r>
                 <w:rPr>
                   <w:rFonts w:ascii="Arial" w:cs="Arial" w:eastAsia="Arial" w:hAnsi="Arial"/>
@@ -3243,6 +3316,7 @@
           </w:tcPr>
           <w:p>
             <w:pPr>
+              <w:keepNext w:val="false"/>
               <w:spacing w:after="40" w:before="0"/>
               <w:jc w:val="left"/>
             </w:pPr>
@@ -3275,6 +3349,7 @@
           </w:tcPr>
           <w:p>
             <w:pPr>
+              <w:keepNext w:val="false"/>
               <w:spacing w:after="40" w:before="0"/>
               <w:jc w:val="left"/>
             </w:pPr>
@@ -3307,6 +3382,7 @@
           </w:tcPr>
           <w:p>
             <w:pPr>
+              <w:keepNext w:val="false"/>
               <w:spacing w:after="40" w:before="0"/>
               <w:jc w:val="left"/>
             </w:pPr>
@@ -3339,6 +3415,7 @@
           </w:tcPr>
           <w:p>
             <w:pPr>
+              <w:keepNext w:val="false"/>
               <w:spacing w:after="40" w:before="0"/>
               <w:jc w:val="left"/>
             </w:pPr>
@@ -3373,6 +3450,7 @@
           </w:tcPr>
           <w:p>
             <w:pPr>
+              <w:keepNext w:val="false"/>
               <w:spacing w:after="40" w:before="0"/>
               <w:jc w:val="left"/>
             </w:pPr>
@@ -3410,7 +3488,7 @@
             <w:pPr>
               <w:spacing w:after="20" w:before="0"/>
             </w:pPr>
-            <w:hyperlink w:history="1" r:id="rId1rar17n53ajputjre-ulu">
+            <w:hyperlink w:history="1" r:id="rIdpbnsz5zcswurtjj8xuctd">
               <w:r>
                 <w:rPr>
                   <w:rFonts w:ascii="Arial" w:cs="Arial" w:eastAsia="Arial" w:hAnsi="Arial"/>
@@ -3443,7 +3521,7 @@
               <w:spacing w:after="10" w:before="0"/>
               <w:ind w:left="120"/>
             </w:pPr>
-            <w:hyperlink w:history="1" r:id="rIdehsh35w4gbrp88hnszvo7">
+            <w:hyperlink w:history="1" r:id="rId3hk4yet_z0ekaez5zjkga">
               <w:r>
                 <w:rPr>
                   <w:rFonts w:ascii="Arial" w:cs="Arial" w:eastAsia="Arial" w:hAnsi="Arial"/>
@@ -3488,7 +3566,7 @@
             <w:pPr>
               <w:spacing w:after="20" w:before="0"/>
             </w:pPr>
-            <w:hyperlink w:history="1" r:id="rIdz6aft8uc8m7viwzt2gjwz">
+            <w:hyperlink w:history="1" r:id="rIdfhmj06qmx0nmaca0yg9io">
               <w:r>
                 <w:rPr>
                   <w:rFonts w:ascii="Arial" w:cs="Arial" w:eastAsia="Arial" w:hAnsi="Arial"/>
@@ -3521,7 +3599,7 @@
               <w:spacing w:after="10" w:before="0"/>
               <w:ind w:left="120"/>
             </w:pPr>
-            <w:hyperlink w:history="1" r:id="rIdpt7ewh9fsvxp4stlurnx9">
+            <w:hyperlink w:history="1" r:id="rId3sfclg7x6ylgyuugra2hq">
               <w:r>
                 <w:rPr>
                   <w:rFonts w:ascii="Arial" w:cs="Arial" w:eastAsia="Arial" w:hAnsi="Arial"/>
@@ -3549,6 +3627,7 @@
           </w:tcPr>
           <w:p>
             <w:pPr>
+              <w:keepNext w:val="false"/>
               <w:spacing w:after="40" w:before="0"/>
               <w:jc w:val="left"/>
             </w:pPr>
@@ -3581,6 +3660,7 @@
           </w:tcPr>
           <w:p>
             <w:pPr>
+              <w:keepNext w:val="false"/>
               <w:spacing w:after="40" w:before="0"/>
               <w:jc w:val="left"/>
             </w:pPr>
@@ -3613,6 +3693,7 @@
           </w:tcPr>
           <w:p>
             <w:pPr>
+              <w:keepNext w:val="false"/>
               <w:spacing w:after="40" w:before="0"/>
               <w:jc w:val="left"/>
             </w:pPr>
@@ -3645,6 +3726,7 @@
           </w:tcPr>
           <w:p>
             <w:pPr>
+              <w:keepNext w:val="false"/>
               <w:spacing w:after="40" w:before="0"/>
               <w:jc w:val="left"/>
             </w:pPr>
@@ -3679,6 +3761,7 @@
           </w:tcPr>
           <w:p>
             <w:pPr>
+              <w:keepNext w:val="false"/>
               <w:spacing w:after="40" w:before="0"/>
               <w:jc w:val="left"/>
             </w:pPr>
@@ -3716,7 +3799,7 @@
             <w:pPr>
               <w:spacing w:after="20" w:before="0"/>
             </w:pPr>
-            <w:hyperlink w:history="1" r:id="rIdqlbwq0pfuugzojuuke4xj">
+            <w:hyperlink w:history="1" r:id="rIdcky3tvtidkwyksresz_mc">
               <w:r>
                 <w:rPr>
                   <w:rFonts w:ascii="Arial" w:cs="Arial" w:eastAsia="Arial" w:hAnsi="Arial"/>
@@ -3765,7 +3848,7 @@
               <w:spacing w:after="10" w:before="0"/>
               <w:ind w:left="120"/>
             </w:pPr>
-            <w:hyperlink w:history="1" r:id="rIdd-isvqaflzzcjkmk4vetw">
+            <w:hyperlink w:history="1" r:id="rIdtib8a1y1wxxynpize84yt">
               <w:r>
                 <w:rPr>
                   <w:rFonts w:ascii="Arial" w:cs="Arial" w:eastAsia="Arial" w:hAnsi="Arial"/>
@@ -3810,7 +3893,7 @@
             <w:pPr>
               <w:spacing w:after="20" w:before="0"/>
             </w:pPr>
-            <w:hyperlink w:history="1" r:id="rId3menejs3k0jxho-ifngjw">
+            <w:hyperlink w:history="1" r:id="rIdwbqtecf3zy2kqudpuaqd8">
               <w:r>
                 <w:rPr>
                   <w:rFonts w:ascii="Arial" w:cs="Arial" w:eastAsia="Arial" w:hAnsi="Arial"/>
@@ -3843,7 +3926,7 @@
               <w:spacing w:after="10" w:before="0"/>
               <w:ind w:left="120"/>
             </w:pPr>
-            <w:hyperlink w:history="1" r:id="rIdd41cfgazjhh1abm-gguz4">
+            <w:hyperlink w:history="1" r:id="rIdhqj9boco8ir1s30ixrqdv">
               <w:r>
                 <w:rPr>
                   <w:rFonts w:ascii="Arial" w:cs="Arial" w:eastAsia="Arial" w:hAnsi="Arial"/>
@@ -3871,6 +3954,7 @@
           </w:tcPr>
           <w:p>
             <w:pPr>
+              <w:keepNext w:val="false"/>
               <w:spacing w:after="40" w:before="0"/>
               <w:jc w:val="left"/>
             </w:pPr>
@@ -3903,6 +3987,7 @@
           </w:tcPr>
           <w:p>
             <w:pPr>
+              <w:keepNext w:val="false"/>
               <w:spacing w:after="40" w:before="0"/>
               <w:jc w:val="left"/>
             </w:pPr>
@@ -3935,6 +4020,7 @@
           </w:tcPr>
           <w:p>
             <w:pPr>
+              <w:keepNext w:val="false"/>
               <w:spacing w:after="40" w:before="0"/>
               <w:jc w:val="left"/>
             </w:pPr>
@@ -3967,6 +4053,7 @@
           </w:tcPr>
           <w:p>
             <w:pPr>
+              <w:keepNext w:val="false"/>
               <w:spacing w:after="40" w:before="0"/>
               <w:jc w:val="left"/>
             </w:pPr>
@@ -4001,6 +4088,7 @@
           </w:tcPr>
           <w:p>
             <w:pPr>
+              <w:keepNext w:val="false"/>
               <w:spacing w:after="40" w:before="0"/>
               <w:jc w:val="left"/>
             </w:pPr>
@@ -4038,7 +4126,7 @@
             <w:pPr>
               <w:spacing w:after="20" w:before="0"/>
             </w:pPr>
-            <w:hyperlink w:history="1" r:id="rIdamh6mkj3vwxx2mbwfvve3">
+            <w:hyperlink w:history="1" r:id="rIdxxeycmafxicwhfjpp1-bi">
               <w:r>
                 <w:rPr>
                   <w:rFonts w:ascii="Arial" w:cs="Arial" w:eastAsia="Arial" w:hAnsi="Arial"/>
@@ -4071,7 +4159,7 @@
               <w:spacing w:after="10" w:before="0"/>
               <w:ind w:left="120"/>
             </w:pPr>
-            <w:hyperlink w:history="1" r:id="rIdunagtqwqu9rorpdva_vlx">
+            <w:hyperlink w:history="1" r:id="rIdou3bca9zyyiiuwrcfn26a">
               <w:r>
                 <w:rPr>
                   <w:rFonts w:ascii="Arial" w:cs="Arial" w:eastAsia="Arial" w:hAnsi="Arial"/>
@@ -4116,7 +4204,7 @@
             <w:pPr>
               <w:spacing w:after="20" w:before="0"/>
             </w:pPr>
-            <w:hyperlink w:history="1" r:id="rIdxvyvqfvspmje5r8p9kxm3">
+            <w:hyperlink w:history="1" r:id="rIdap8r1fzurde7vjbnfueo4">
               <w:r>
                 <w:rPr>
                   <w:rFonts w:ascii="Arial" w:cs="Arial" w:eastAsia="Arial" w:hAnsi="Arial"/>
@@ -4149,7 +4237,7 @@
               <w:spacing w:after="10" w:before="0"/>
               <w:ind w:left="120"/>
             </w:pPr>
-            <w:hyperlink w:history="1" r:id="rIduo7lym_yqdamjtmpmhaqm">
+            <w:hyperlink w:history="1" r:id="rIdke7o-rpfz-u_qqcsrzfey">
               <w:r>
                 <w:rPr>
                   <w:rFonts w:ascii="Arial" w:cs="Arial" w:eastAsia="Arial" w:hAnsi="Arial"/>
@@ -4177,6 +4265,7 @@
           </w:tcPr>
           <w:p>
             <w:pPr>
+              <w:keepNext w:val="false"/>
               <w:spacing w:after="40" w:before="0"/>
               <w:jc w:val="left"/>
             </w:pPr>
@@ -4209,6 +4298,7 @@
           </w:tcPr>
           <w:p>
             <w:pPr>
+              <w:keepNext w:val="false"/>
               <w:spacing w:after="40" w:before="0"/>
               <w:jc w:val="left"/>
             </w:pPr>
@@ -4241,6 +4331,7 @@
           </w:tcPr>
           <w:p>
             <w:pPr>
+              <w:keepNext w:val="false"/>
               <w:spacing w:after="40" w:before="0"/>
               <w:jc w:val="left"/>
             </w:pPr>
@@ -4273,6 +4364,7 @@
           </w:tcPr>
           <w:p>
             <w:pPr>
+              <w:keepNext w:val="false"/>
               <w:spacing w:after="40" w:before="0"/>
               <w:jc w:val="left"/>
             </w:pPr>
@@ -4307,6 +4399,7 @@
           </w:tcPr>
           <w:p>
             <w:pPr>
+              <w:keepNext w:val="false"/>
               <w:spacing w:after="40" w:before="0"/>
               <w:jc w:val="left"/>
             </w:pPr>
@@ -4344,7 +4437,7 @@
             <w:pPr>
               <w:spacing w:after="20" w:before="0"/>
             </w:pPr>
-            <w:hyperlink w:history="1" r:id="rIdahknumzce81wqp1sfyus4">
+            <w:hyperlink w:history="1" r:id="rId_lmt5nw44-znk8l-syxxy">
               <w:r>
                 <w:rPr>
                   <w:rFonts w:ascii="Arial" w:cs="Arial" w:eastAsia="Arial" w:hAnsi="Arial"/>
@@ -4377,7 +4470,7 @@
               <w:spacing w:after="10" w:before="0"/>
               <w:ind w:left="120"/>
             </w:pPr>
-            <w:hyperlink w:history="1" r:id="rId5fhozn0rlgywxz4k3vyeu">
+            <w:hyperlink w:history="1" r:id="rIdfu6hazzxqxazskuh2jsl3">
               <w:r>
                 <w:rPr>
                   <w:rFonts w:ascii="Arial" w:cs="Arial" w:eastAsia="Arial" w:hAnsi="Arial"/>
@@ -4422,7 +4515,7 @@
             <w:pPr>
               <w:spacing w:after="20" w:before="0"/>
             </w:pPr>
-            <w:hyperlink w:history="1" r:id="rIdre4usqzs6udhywu02uxhq">
+            <w:hyperlink w:history="1" r:id="rIdrldxeny6x65q4fv_osvef">
               <w:r>
                 <w:rPr>
                   <w:rFonts w:ascii="Arial" w:cs="Arial" w:eastAsia="Arial" w:hAnsi="Arial"/>
@@ -4471,7 +4564,7 @@
               <w:spacing w:after="10" w:before="0"/>
               <w:ind w:left="120"/>
             </w:pPr>
-            <w:hyperlink w:history="1" r:id="rId4j7u9ebjgsbmciszav8vc">
+            <w:hyperlink w:history="1" r:id="rIddz32oicrug65hci_vmpyg">
               <w:r>
                 <w:rPr>
                   <w:rFonts w:ascii="Arial" w:cs="Arial" w:eastAsia="Arial" w:hAnsi="Arial"/>
@@ -4499,6 +4592,7 @@
           </w:tcPr>
           <w:p>
             <w:pPr>
+              <w:keepNext w:val="false"/>
               <w:spacing w:after="40" w:before="0"/>
               <w:jc w:val="left"/>
             </w:pPr>
@@ -4531,6 +4625,7 @@
           </w:tcPr>
           <w:p>
             <w:pPr>
+              <w:keepNext w:val="false"/>
               <w:spacing w:after="40" w:before="0"/>
               <w:jc w:val="left"/>
             </w:pPr>
@@ -4563,6 +4658,7 @@
           </w:tcPr>
           <w:p>
             <w:pPr>
+              <w:keepNext w:val="false"/>
               <w:spacing w:after="40" w:before="0"/>
               <w:jc w:val="left"/>
             </w:pPr>
@@ -4595,6 +4691,7 @@
           </w:tcPr>
           <w:p>
             <w:pPr>
+              <w:keepNext w:val="false"/>
               <w:spacing w:after="40" w:before="0"/>
               <w:jc w:val="left"/>
             </w:pPr>
@@ -4654,6 +4751,7 @@
           </w:tcPr>
           <w:p>
             <w:pPr>
+              <w:keepNext w:val="false"/>
               <w:spacing w:after="40" w:before="0"/>
               <w:jc w:val="center"/>
             </w:pPr>
@@ -4688,6 +4786,7 @@
           </w:tcPr>
           <w:p>
             <w:pPr>
+              <w:keepNext w:val="false"/>
               <w:spacing w:after="40" w:before="0"/>
               <w:jc w:val="left"/>
             </w:pPr>
@@ -4749,6 +4848,7 @@
           </w:tcPr>
           <w:p>
             <w:pPr>
+              <w:keepNext w:val="false"/>
               <w:spacing w:after="40" w:before="0"/>
               <w:jc w:val="center"/>
             </w:pPr>
@@ -4783,6 +4883,7 @@
           </w:tcPr>
           <w:p>
             <w:pPr>
+              <w:keepNext w:val="false"/>
               <w:spacing w:after="40" w:before="0"/>
               <w:jc w:val="left"/>
             </w:pPr>
@@ -4815,6 +4916,7 @@
           </w:tcPr>
           <w:p>
             <w:pPr>
+              <w:keepNext w:val="false"/>
               <w:spacing w:after="40" w:before="0"/>
               <w:jc w:val="left"/>
             </w:pPr>
@@ -4849,6 +4951,7 @@
           </w:tcPr>
           <w:p>
             <w:pPr>
+              <w:keepNext w:val="false"/>
               <w:spacing w:after="40" w:before="0"/>
               <w:jc w:val="left"/>
             </w:pPr>
@@ -4881,6 +4984,7 @@
           </w:tcPr>
           <w:p>
             <w:pPr>
+              <w:keepNext w:val="false"/>
               <w:spacing w:after="40" w:before="0"/>
               <w:jc w:val="left"/>
             </w:pPr>
@@ -4915,6 +5019,7 @@
           </w:tcPr>
           <w:p>
             <w:pPr>
+              <w:keepNext w:val="false"/>
               <w:spacing w:after="40" w:before="0"/>
               <w:jc w:val="left"/>
             </w:pPr>
@@ -4947,6 +5052,7 @@
           </w:tcPr>
           <w:p>
             <w:pPr>
+              <w:keepNext w:val="false"/>
               <w:spacing w:after="40" w:before="0"/>
               <w:jc w:val="left"/>
             </w:pPr>
@@ -4983,7 +5089,7 @@
         </w:rPr>
         <w:t xml:space="preserve">© 2026 SeaVuria and ARES. Aligned with KICD objectives. Developed by SeaVuria; technical implementation by ARES (with AI assistance from Claude). Licensed under </w:t>
       </w:r>
-      <w:hyperlink w:history="1" r:id="rId9_atds8q7ejmi1nfd3cjc">
+      <w:hyperlink w:history="1" r:id="rId0a2ngtcl4b_yosf97fsml">
         <w:r>
           <w:rPr>
             <w:rFonts w:ascii="Arial" w:cs="Arial" w:eastAsia="Arial" w:hAnsi="Arial"/>
@@ -5004,7 +5110,7 @@
         </w:rPr>
         <w:t xml:space="preserve"> (</w:t>
       </w:r>
-      <w:hyperlink w:history="1" r:id="rIdo1zu2hvsl3a6c9jy06buw">
+      <w:hyperlink w:history="1" r:id="rIdtejpauva1ygu2fx2pzvxv">
         <w:r>
           <w:rPr>
             <w:rFonts w:ascii="Arial" w:cs="Arial" w:eastAsia="Arial" w:hAnsi="Arial"/>
@@ -5064,6 +5170,7 @@
           </w:tcPr>
           <w:p>
             <w:pPr>
+              <w:keepNext w:val="false"/>
               <w:spacing w:after="40" w:before="0"/>
               <w:jc w:val="center"/>
             </w:pPr>
@@ -5099,6 +5206,7 @@
           </w:tcPr>
           <w:p>
             <w:pPr>
+              <w:keepNext w:val="false"/>
               <w:spacing w:after="40" w:before="0"/>
               <w:jc w:val="center"/>
             </w:pPr>
@@ -5133,6 +5241,7 @@
           </w:tcPr>
           <w:p>
             <w:pPr>
+              <w:keepNext w:val="false"/>
               <w:spacing w:after="40" w:before="0"/>
               <w:jc w:val="left"/>
             </w:pPr>
@@ -5165,6 +5274,7 @@
           </w:tcPr>
           <w:p>
             <w:pPr>
+              <w:keepNext w:val="false"/>
               <w:spacing w:after="40" w:before="0"/>
               <w:jc w:val="left"/>
             </w:pPr>
@@ -5199,6 +5309,7 @@
           </w:tcPr>
           <w:p>
             <w:pPr>
+              <w:keepNext w:val="false"/>
               <w:spacing w:after="40" w:before="0"/>
               <w:jc w:val="left"/>
             </w:pPr>
@@ -5231,6 +5342,7 @@
           </w:tcPr>
           <w:p>
             <w:pPr>
+              <w:keepNext w:val="false"/>
               <w:spacing w:after="40" w:before="0"/>
               <w:jc w:val="left"/>
             </w:pPr>
@@ -5265,6 +5377,7 @@
           </w:tcPr>
           <w:p>
             <w:pPr>
+              <w:keepNext w:val="false"/>
               <w:spacing w:after="40" w:before="0"/>
               <w:jc w:val="left"/>
             </w:pPr>
@@ -5297,6 +5410,7 @@
           </w:tcPr>
           <w:p>
             <w:pPr>
+              <w:keepNext w:val="false"/>
               <w:spacing w:after="40" w:before="0"/>
               <w:jc w:val="left"/>
             </w:pPr>
@@ -5331,6 +5445,7 @@
           </w:tcPr>
           <w:p>
             <w:pPr>
+              <w:keepNext w:val="false"/>
               <w:spacing w:after="40" w:before="0"/>
               <w:jc w:val="left"/>
             </w:pPr>
@@ -5363,6 +5478,7 @@
           </w:tcPr>
           <w:p>
             <w:pPr>
+              <w:keepNext w:val="false"/>
               <w:spacing w:after="40" w:before="0"/>
               <w:jc w:val="left"/>
             </w:pPr>
@@ -5397,6 +5513,7 @@
           </w:tcPr>
           <w:p>
             <w:pPr>
+              <w:keepNext w:val="false"/>
               <w:spacing w:after="40" w:before="0"/>
               <w:jc w:val="left"/>
             </w:pPr>
@@ -5429,6 +5546,7 @@
           </w:tcPr>
           <w:p>
             <w:pPr>
+              <w:keepNext w:val="false"/>
               <w:spacing w:after="40" w:before="0"/>
               <w:jc w:val="left"/>
             </w:pPr>
@@ -5463,6 +5581,7 @@
           </w:tcPr>
           <w:p>
             <w:pPr>
+              <w:keepNext w:val="false"/>
               <w:spacing w:after="40" w:before="0"/>
               <w:jc w:val="left"/>
             </w:pPr>
@@ -5495,6 +5614,7 @@
           </w:tcPr>
           <w:p>
             <w:pPr>
+              <w:keepNext w:val="false"/>
               <w:spacing w:after="40" w:before="0"/>
               <w:jc w:val="left"/>
             </w:pPr>
@@ -5529,6 +5649,7 @@
           </w:tcPr>
           <w:p>
             <w:pPr>
+              <w:keepNext w:val="false"/>
               <w:spacing w:after="40" w:before="0"/>
               <w:jc w:val="left"/>
             </w:pPr>
@@ -5561,6 +5682,7 @@
           </w:tcPr>
           <w:p>
             <w:pPr>
+              <w:keepNext w:val="false"/>
               <w:spacing w:after="40" w:before="0"/>
               <w:jc w:val="left"/>
             </w:pPr>
@@ -5595,6 +5717,7 @@
           </w:tcPr>
           <w:p>
             <w:pPr>
+              <w:keepNext w:val="false"/>
               <w:spacing w:after="40" w:before="0"/>
               <w:jc w:val="left"/>
             </w:pPr>
@@ -5627,6 +5750,7 @@
           </w:tcPr>
           <w:p>
             <w:pPr>
+              <w:keepNext w:val="false"/>
               <w:spacing w:after="40" w:before="0"/>
               <w:jc w:val="left"/>
             </w:pPr>
@@ -5686,6 +5810,7 @@
           </w:tcPr>
           <w:p>
             <w:pPr>
+              <w:keepNext w:val="false"/>
               <w:spacing w:after="40" w:before="0"/>
               <w:jc w:val="center"/>
             </w:pPr>
@@ -5720,6 +5845,7 @@
           </w:tcPr>
           <w:p>
             <w:pPr>
+              <w:keepNext w:val="false"/>
               <w:spacing w:after="40" w:before="0"/>
               <w:jc w:val="left"/>
             </w:pPr>
@@ -5784,6 +5910,7 @@
           </w:tcPr>
           <w:p>
             <w:pPr>
+              <w:keepNext w:val="false"/>
               <w:spacing w:after="40" w:before="0"/>
               <w:jc w:val="center"/>
             </w:pPr>
@@ -5818,6 +5945,7 @@
           </w:tcPr>
           <w:p>
             <w:pPr>
+              <w:keepNext w:val="false"/>
               <w:spacing w:after="40" w:before="0"/>
               <w:jc w:val="left"/>
             </w:pPr>
@@ -5850,6 +5978,7 @@
           </w:tcPr>
           <w:p>
             <w:pPr>
+              <w:keepNext w:val="false"/>
               <w:spacing w:after="40" w:before="0"/>
               <w:jc w:val="left"/>
             </w:pPr>
@@ -5882,6 +6011,7 @@
           </w:tcPr>
           <w:p>
             <w:pPr>
+              <w:keepNext w:val="false"/>
               <w:spacing w:after="40" w:before="0"/>
               <w:jc w:val="left"/>
             </w:pPr>
@@ -5914,6 +6044,7 @@
           </w:tcPr>
           <w:p>
             <w:pPr>
+              <w:keepNext w:val="false"/>
               <w:spacing w:after="40" w:before="0"/>
               <w:jc w:val="left"/>
             </w:pPr>
@@ -5946,6 +6077,7 @@
           </w:tcPr>
           <w:p>
             <w:pPr>
+              <w:keepNext w:val="false"/>
               <w:spacing w:after="40" w:before="0"/>
               <w:jc w:val="left"/>
             </w:pPr>
@@ -5980,6 +6112,7 @@
           </w:tcPr>
           <w:p>
             <w:pPr>
+              <w:keepNext w:val="false"/>
               <w:spacing w:after="40" w:before="0"/>
               <w:jc w:val="left"/>
             </w:pPr>
@@ -6034,7 +6167,7 @@
               <w:spacing w:after="10" w:before="0"/>
               <w:ind w:left="120"/>
             </w:pPr>
-            <w:hyperlink w:history="1" r:id="rIdnpsrdqgheypqkstvd3j8r">
+            <w:hyperlink w:history="1" r:id="rIdv64n4p8prcazqiviikcg2">
               <w:r>
                 <w:rPr>
                   <w:rFonts w:ascii="Arial" w:cs="Arial" w:eastAsia="Arial" w:hAnsi="Arial"/>
@@ -6111,7 +6244,7 @@
               <w:spacing w:after="10" w:before="0"/>
               <w:ind w:left="120"/>
             </w:pPr>
-            <w:hyperlink w:history="1" r:id="rIdbhihc0e2s8upuo6mlhrlv">
+            <w:hyperlink w:history="1" r:id="rIdvsnamr4z160oqty7skbko">
               <w:r>
                 <w:rPr>
                   <w:rFonts w:ascii="Arial" w:cs="Arial" w:eastAsia="Arial" w:hAnsi="Arial"/>
@@ -6154,6 +6287,7 @@
           </w:tcPr>
           <w:p>
             <w:pPr>
+              <w:keepNext w:val="false"/>
               <w:spacing w:after="40" w:before="0"/>
               <w:jc w:val="left"/>
             </w:pPr>
@@ -6186,6 +6320,7 @@
           </w:tcPr>
           <w:p>
             <w:pPr>
+              <w:keepNext w:val="false"/>
               <w:spacing w:after="40" w:before="0"/>
               <w:jc w:val="left"/>
             </w:pPr>
@@ -6218,6 +6353,7 @@
           </w:tcPr>
           <w:p>
             <w:pPr>
+              <w:keepNext w:val="false"/>
               <w:spacing w:after="40" w:before="0"/>
               <w:jc w:val="left"/>
             </w:pPr>
@@ -6250,6 +6386,7 @@
           </w:tcPr>
           <w:p>
             <w:pPr>
+              <w:keepNext w:val="false"/>
               <w:spacing w:after="40" w:before="0"/>
               <w:jc w:val="left"/>
             </w:pPr>
@@ -6284,6 +6421,7 @@
           </w:tcPr>
           <w:p>
             <w:pPr>
+              <w:keepNext w:val="false"/>
               <w:spacing w:after="40" w:before="0"/>
               <w:jc w:val="left"/>
             </w:pPr>
@@ -6338,7 +6476,7 @@
               <w:spacing w:after="10" w:before="0"/>
               <w:ind w:left="120"/>
             </w:pPr>
-            <w:hyperlink w:history="1" r:id="rIdo8ebznfl3qusr40-nnvrv">
+            <w:hyperlink w:history="1" r:id="rIddam0kyxhv03xqbbhurdtk">
               <w:r>
                 <w:rPr>
                   <w:rFonts w:ascii="Arial" w:cs="Arial" w:eastAsia="Arial" w:hAnsi="Arial"/>
@@ -6415,7 +6553,7 @@
               <w:spacing w:after="10" w:before="0"/>
               <w:ind w:left="120"/>
             </w:pPr>
-            <w:hyperlink w:history="1" r:id="rIdvt3ruk_4f4uedgtpjtcdj">
+            <w:hyperlink w:history="1" r:id="rIdybihsem8eydk_ixg399mj">
               <w:r>
                 <w:rPr>
                   <w:rFonts w:ascii="Arial" w:cs="Arial" w:eastAsia="Arial" w:hAnsi="Arial"/>
@@ -6458,6 +6596,7 @@
           </w:tcPr>
           <w:p>
             <w:pPr>
+              <w:keepNext w:val="false"/>
               <w:spacing w:after="40" w:before="0"/>
               <w:jc w:val="left"/>
             </w:pPr>
@@ -6490,6 +6629,7 @@
           </w:tcPr>
           <w:p>
             <w:pPr>
+              <w:keepNext w:val="false"/>
               <w:spacing w:after="40" w:before="0"/>
               <w:jc w:val="left"/>
             </w:pPr>
@@ -6522,6 +6662,7 @@
           </w:tcPr>
           <w:p>
             <w:pPr>
+              <w:keepNext w:val="false"/>
               <w:spacing w:after="40" w:before="0"/>
               <w:jc w:val="left"/>
             </w:pPr>
@@ -6554,6 +6695,7 @@
           </w:tcPr>
           <w:p>
             <w:pPr>
+              <w:keepNext w:val="false"/>
               <w:spacing w:after="40" w:before="0"/>
               <w:jc w:val="left"/>
             </w:pPr>
@@ -6588,6 +6730,7 @@
           </w:tcPr>
           <w:p>
             <w:pPr>
+              <w:keepNext w:val="false"/>
               <w:spacing w:after="40" w:before="0"/>
               <w:jc w:val="left"/>
             </w:pPr>
@@ -6642,7 +6785,7 @@
               <w:spacing w:after="10" w:before="0"/>
               <w:ind w:left="120"/>
             </w:pPr>
-            <w:hyperlink w:history="1" r:id="rIdx5xxjhzlszgbvnc_gqow1">
+            <w:hyperlink w:history="1" r:id="rId-zk_nk5hbklc1f_eyliyn">
               <w:r>
                 <w:rPr>
                   <w:rFonts w:ascii="Arial" w:cs="Arial" w:eastAsia="Arial" w:hAnsi="Arial"/>
@@ -6719,7 +6862,7 @@
               <w:spacing w:after="10" w:before="0"/>
               <w:ind w:left="120"/>
             </w:pPr>
-            <w:hyperlink w:history="1" r:id="rIdn22o3w_vv1gt0vbw8ooya">
+            <w:hyperlink w:history="1" r:id="rIdbakenmk8_azsaf8eq6p87">
               <w:r>
                 <w:rPr>
                   <w:rFonts w:ascii="Arial" w:cs="Arial" w:eastAsia="Arial" w:hAnsi="Arial"/>
@@ -6762,6 +6905,7 @@
           </w:tcPr>
           <w:p>
             <w:pPr>
+              <w:keepNext w:val="false"/>
               <w:spacing w:after="40" w:before="0"/>
               <w:jc w:val="left"/>
             </w:pPr>
@@ -6794,6 +6938,7 @@
           </w:tcPr>
           <w:p>
             <w:pPr>
+              <w:keepNext w:val="false"/>
               <w:spacing w:after="40" w:before="0"/>
               <w:jc w:val="left"/>
             </w:pPr>
@@ -6826,6 +6971,7 @@
           </w:tcPr>
           <w:p>
             <w:pPr>
+              <w:keepNext w:val="false"/>
               <w:spacing w:after="40" w:before="0"/>
               <w:jc w:val="left"/>
             </w:pPr>
@@ -6858,6 +7004,7 @@
           </w:tcPr>
           <w:p>
             <w:pPr>
+              <w:keepNext w:val="false"/>
               <w:spacing w:after="40" w:before="0"/>
               <w:jc w:val="left"/>
             </w:pPr>
@@ -6892,6 +7039,7 @@
           </w:tcPr>
           <w:p>
             <w:pPr>
+              <w:keepNext w:val="false"/>
               <w:spacing w:after="40" w:before="0"/>
               <w:jc w:val="left"/>
             </w:pPr>
@@ -6946,7 +7094,7 @@
               <w:spacing w:after="10" w:before="0"/>
               <w:ind w:left="120"/>
             </w:pPr>
-            <w:hyperlink w:history="1" r:id="rIdu-gbos2wxo8iygls0u9bn">
+            <w:hyperlink w:history="1" r:id="rIdtjm2cl9dfkwihhoiedkvv">
               <w:r>
                 <w:rPr>
                   <w:rFonts w:ascii="Arial" w:cs="Arial" w:eastAsia="Arial" w:hAnsi="Arial"/>
@@ -7023,7 +7171,7 @@
               <w:spacing w:after="10" w:before="0"/>
               <w:ind w:left="120"/>
             </w:pPr>
-            <w:hyperlink w:history="1" r:id="rId6gj4x2u18unyvbnkfbk1_">
+            <w:hyperlink w:history="1" r:id="rId9ktpgropiclzi1rth2ynr">
               <w:r>
                 <w:rPr>
                   <w:rFonts w:ascii="Arial" w:cs="Arial" w:eastAsia="Arial" w:hAnsi="Arial"/>
@@ -7066,6 +7214,7 @@
           </w:tcPr>
           <w:p>
             <w:pPr>
+              <w:keepNext w:val="false"/>
               <w:spacing w:after="40" w:before="0"/>
               <w:jc w:val="left"/>
             </w:pPr>
@@ -7098,6 +7247,7 @@
           </w:tcPr>
           <w:p>
             <w:pPr>
+              <w:keepNext w:val="false"/>
               <w:spacing w:after="40" w:before="0"/>
               <w:jc w:val="left"/>
             </w:pPr>
@@ -7130,6 +7280,7 @@
           </w:tcPr>
           <w:p>
             <w:pPr>
+              <w:keepNext w:val="false"/>
               <w:spacing w:after="40" w:before="0"/>
               <w:jc w:val="left"/>
             </w:pPr>
@@ -7162,6 +7313,7 @@
           </w:tcPr>
           <w:p>
             <w:pPr>
+              <w:keepNext w:val="false"/>
               <w:spacing w:after="40" w:before="0"/>
               <w:jc w:val="left"/>
             </w:pPr>
@@ -7196,6 +7348,7 @@
           </w:tcPr>
           <w:p>
             <w:pPr>
+              <w:keepNext w:val="false"/>
               <w:spacing w:after="40" w:before="0"/>
               <w:jc w:val="left"/>
             </w:pPr>
@@ -7250,7 +7403,7 @@
               <w:spacing w:after="10" w:before="0"/>
               <w:ind w:left="120"/>
             </w:pPr>
-            <w:hyperlink w:history="1" r:id="rIds7ebctrej3jkndoy2auqa">
+            <w:hyperlink w:history="1" r:id="rIdc9pw764sq3bscicueayk3">
               <w:r>
                 <w:rPr>
                   <w:rFonts w:ascii="Arial" w:cs="Arial" w:eastAsia="Arial" w:hAnsi="Arial"/>
@@ -7327,7 +7480,7 @@
               <w:spacing w:after="10" w:before="0"/>
               <w:ind w:left="120"/>
             </w:pPr>
-            <w:hyperlink w:history="1" r:id="rIdhrhs4xik88l4djy0pdjyr">
+            <w:hyperlink w:history="1" r:id="rIdlq6ve_gd6fonx-alvdvpi">
               <w:r>
                 <w:rPr>
                   <w:rFonts w:ascii="Arial" w:cs="Arial" w:eastAsia="Arial" w:hAnsi="Arial"/>
@@ -7370,6 +7523,7 @@
           </w:tcPr>
           <w:p>
             <w:pPr>
+              <w:keepNext w:val="false"/>
               <w:spacing w:after="40" w:before="0"/>
               <w:jc w:val="left"/>
             </w:pPr>
@@ -7402,6 +7556,7 @@
           </w:tcPr>
           <w:p>
             <w:pPr>
+              <w:keepNext w:val="false"/>
               <w:spacing w:after="40" w:before="0"/>
               <w:jc w:val="left"/>
             </w:pPr>
@@ -7434,6 +7589,7 @@
           </w:tcPr>
           <w:p>
             <w:pPr>
+              <w:keepNext w:val="false"/>
               <w:spacing w:after="40" w:before="0"/>
               <w:jc w:val="left"/>
             </w:pPr>
@@ -7466,6 +7622,7 @@
           </w:tcPr>
           <w:p>
             <w:pPr>
+              <w:keepNext w:val="false"/>
               <w:spacing w:after="40" w:before="0"/>
               <w:jc w:val="left"/>
             </w:pPr>
@@ -7525,6 +7682,7 @@
           </w:tcPr>
           <w:p>
             <w:pPr>
+              <w:keepNext w:val="false"/>
               <w:spacing w:after="40" w:before="0"/>
               <w:jc w:val="center"/>
             </w:pPr>
@@ -7559,6 +7717,7 @@
           </w:tcPr>
           <w:p>
             <w:pPr>
+              <w:keepNext w:val="false"/>
               <w:spacing w:after="40" w:before="0"/>
               <w:jc w:val="left"/>
             </w:pPr>
@@ -7620,6 +7779,7 @@
           </w:tcPr>
           <w:p>
             <w:pPr>
+              <w:keepNext w:val="false"/>
               <w:spacing w:after="40" w:before="0"/>
               <w:jc w:val="center"/>
             </w:pPr>
@@ -7654,6 +7814,7 @@
           </w:tcPr>
           <w:p>
             <w:pPr>
+              <w:keepNext w:val="false"/>
               <w:spacing w:after="40" w:before="0"/>
               <w:jc w:val="left"/>
             </w:pPr>
@@ -7686,6 +7847,7 @@
           </w:tcPr>
           <w:p>
             <w:pPr>
+              <w:keepNext w:val="false"/>
               <w:spacing w:after="40" w:before="0"/>
               <w:jc w:val="left"/>
             </w:pPr>
@@ -7720,6 +7882,7 @@
           </w:tcPr>
           <w:p>
             <w:pPr>
+              <w:keepNext w:val="false"/>
               <w:spacing w:after="40" w:before="0"/>
               <w:jc w:val="left"/>
             </w:pPr>
@@ -7752,6 +7915,7 @@
           </w:tcPr>
           <w:p>
             <w:pPr>
+              <w:keepNext w:val="false"/>
               <w:spacing w:after="40" w:before="0"/>
               <w:jc w:val="left"/>
             </w:pPr>
@@ -7786,6 +7950,7 @@
           </w:tcPr>
           <w:p>
             <w:pPr>
+              <w:keepNext w:val="false"/>
               <w:spacing w:after="40" w:before="0"/>
               <w:jc w:val="left"/>
             </w:pPr>
@@ -7818,6 +7983,7 @@
           </w:tcPr>
           <w:p>
             <w:pPr>
+              <w:keepNext w:val="false"/>
               <w:spacing w:after="40" w:before="0"/>
               <w:jc w:val="left"/>
             </w:pPr>
@@ -7854,7 +8020,7 @@
         </w:rPr>
         <w:t xml:space="preserve">© 2026 SeaVuria and ARES. Aligned with KICD objectives. Developed by SeaVuria; technical implementation by ARES (with AI assistance from Claude). Licensed under </w:t>
       </w:r>
-      <w:hyperlink w:history="1" r:id="rIdhjt4u0rb8epl_ubrhhc58">
+      <w:hyperlink w:history="1" r:id="rIdqwktgdbxmulvq13qyhfq5">
         <w:r>
           <w:rPr>
             <w:rFonts w:ascii="Arial" w:cs="Arial" w:eastAsia="Arial" w:hAnsi="Arial"/>
@@ -7875,7 +8041,7 @@
         </w:rPr>
         <w:t xml:space="preserve"> (</w:t>
       </w:r>
-      <w:hyperlink w:history="1" r:id="rIdtsukwbsiv8bnf6ax9zpqn">
+      <w:hyperlink w:history="1" r:id="rIdtyuqkgemwqajpt1e3svsd">
         <w:r>
           <w:rPr>
             <w:rFonts w:ascii="Arial" w:cs="Arial" w:eastAsia="Arial" w:hAnsi="Arial"/>
@@ -7935,6 +8101,7 @@
           </w:tcPr>
           <w:p>
             <w:pPr>
+              <w:keepNext w:val="false"/>
               <w:spacing w:after="40" w:before="0"/>
               <w:jc w:val="center"/>
             </w:pPr>
@@ -7970,6 +8137,7 @@
           </w:tcPr>
           <w:p>
             <w:pPr>
+              <w:keepNext w:val="false"/>
               <w:spacing w:after="40" w:before="0"/>
               <w:jc w:val="center"/>
             </w:pPr>
@@ -8004,6 +8172,7 @@
           </w:tcPr>
           <w:p>
             <w:pPr>
+              <w:keepNext w:val="false"/>
               <w:spacing w:after="40" w:before="0"/>
               <w:jc w:val="left"/>
             </w:pPr>
@@ -8036,6 +8205,7 @@
           </w:tcPr>
           <w:p>
             <w:pPr>
+              <w:keepNext w:val="false"/>
               <w:spacing w:after="40" w:before="0"/>
               <w:jc w:val="left"/>
             </w:pPr>
@@ -8070,6 +8240,7 @@
           </w:tcPr>
           <w:p>
             <w:pPr>
+              <w:keepNext w:val="false"/>
               <w:spacing w:after="40" w:before="0"/>
               <w:jc w:val="left"/>
             </w:pPr>
@@ -8102,6 +8273,7 @@
           </w:tcPr>
           <w:p>
             <w:pPr>
+              <w:keepNext w:val="false"/>
               <w:spacing w:after="40" w:before="0"/>
               <w:jc w:val="left"/>
             </w:pPr>
@@ -8136,6 +8308,7 @@
           </w:tcPr>
           <w:p>
             <w:pPr>
+              <w:keepNext w:val="false"/>
               <w:spacing w:after="40" w:before="0"/>
               <w:jc w:val="left"/>
             </w:pPr>
@@ -8168,6 +8341,7 @@
           </w:tcPr>
           <w:p>
             <w:pPr>
+              <w:keepNext w:val="false"/>
               <w:spacing w:after="40" w:before="0"/>
               <w:jc w:val="left"/>
             </w:pPr>
@@ -8202,6 +8376,7 @@
           </w:tcPr>
           <w:p>
             <w:pPr>
+              <w:keepNext w:val="false"/>
               <w:spacing w:after="40" w:before="0"/>
               <w:jc w:val="left"/>
             </w:pPr>
@@ -8234,6 +8409,7 @@
           </w:tcPr>
           <w:p>
             <w:pPr>
+              <w:keepNext w:val="false"/>
               <w:spacing w:after="40" w:before="0"/>
               <w:jc w:val="left"/>
             </w:pPr>
@@ -8268,6 +8444,7 @@
           </w:tcPr>
           <w:p>
             <w:pPr>
+              <w:keepNext w:val="false"/>
               <w:spacing w:after="40" w:before="0"/>
               <w:jc w:val="left"/>
             </w:pPr>
@@ -8300,6 +8477,7 @@
           </w:tcPr>
           <w:p>
             <w:pPr>
+              <w:keepNext w:val="false"/>
               <w:spacing w:after="40" w:before="0"/>
               <w:jc w:val="left"/>
             </w:pPr>
@@ -8334,6 +8512,7 @@
           </w:tcPr>
           <w:p>
             <w:pPr>
+              <w:keepNext w:val="false"/>
               <w:spacing w:after="40" w:before="0"/>
               <w:jc w:val="left"/>
             </w:pPr>
@@ -8366,6 +8545,7 @@
           </w:tcPr>
           <w:p>
             <w:pPr>
+              <w:keepNext w:val="false"/>
               <w:spacing w:after="40" w:before="0"/>
               <w:jc w:val="left"/>
             </w:pPr>
@@ -8400,6 +8580,7 @@
           </w:tcPr>
           <w:p>
             <w:pPr>
+              <w:keepNext w:val="false"/>
               <w:spacing w:after="40" w:before="0"/>
               <w:jc w:val="left"/>
             </w:pPr>
@@ -8432,6 +8613,7 @@
           </w:tcPr>
           <w:p>
             <w:pPr>
+              <w:keepNext w:val="false"/>
               <w:spacing w:after="40" w:before="0"/>
               <w:jc w:val="left"/>
             </w:pPr>
@@ -8466,6 +8648,7 @@
           </w:tcPr>
           <w:p>
             <w:pPr>
+              <w:keepNext w:val="false"/>
               <w:spacing w:after="40" w:before="0"/>
               <w:jc w:val="left"/>
             </w:pPr>
@@ -8498,6 +8681,7 @@
           </w:tcPr>
           <w:p>
             <w:pPr>
+              <w:keepNext w:val="false"/>
               <w:spacing w:after="40" w:before="0"/>
               <w:jc w:val="left"/>
             </w:pPr>
@@ -8557,6 +8741,7 @@
           </w:tcPr>
           <w:p>
             <w:pPr>
+              <w:keepNext w:val="false"/>
               <w:spacing w:after="40" w:before="0"/>
               <w:jc w:val="center"/>
             </w:pPr>
@@ -8591,6 +8776,7 @@
           </w:tcPr>
           <w:p>
             <w:pPr>
+              <w:keepNext w:val="false"/>
               <w:spacing w:after="40" w:before="0"/>
               <w:jc w:val="left"/>
             </w:pPr>
@@ -8655,6 +8841,7 @@
           </w:tcPr>
           <w:p>
             <w:pPr>
+              <w:keepNext w:val="false"/>
               <w:spacing w:after="40" w:before="0"/>
               <w:jc w:val="center"/>
             </w:pPr>
@@ -8689,6 +8876,7 @@
           </w:tcPr>
           <w:p>
             <w:pPr>
+              <w:keepNext w:val="false"/>
               <w:spacing w:after="40" w:before="0"/>
               <w:jc w:val="left"/>
             </w:pPr>
@@ -8721,6 +8909,7 @@
           </w:tcPr>
           <w:p>
             <w:pPr>
+              <w:keepNext w:val="false"/>
               <w:spacing w:after="40" w:before="0"/>
               <w:jc w:val="left"/>
             </w:pPr>
@@ -8753,6 +8942,7 @@
           </w:tcPr>
           <w:p>
             <w:pPr>
+              <w:keepNext w:val="false"/>
               <w:spacing w:after="40" w:before="0"/>
               <w:jc w:val="left"/>
             </w:pPr>
@@ -8785,6 +8975,7 @@
           </w:tcPr>
           <w:p>
             <w:pPr>
+              <w:keepNext w:val="false"/>
               <w:spacing w:after="40" w:before="0"/>
               <w:jc w:val="left"/>
             </w:pPr>
@@ -8817,6 +9008,7 @@
           </w:tcPr>
           <w:p>
             <w:pPr>
+              <w:keepNext w:val="false"/>
               <w:spacing w:after="40" w:before="0"/>
               <w:jc w:val="left"/>
             </w:pPr>
@@ -8851,6 +9043,7 @@
           </w:tcPr>
           <w:p>
             <w:pPr>
+              <w:keepNext w:val="false"/>
               <w:spacing w:after="40" w:before="0"/>
               <w:jc w:val="left"/>
             </w:pPr>
@@ -8905,7 +9098,7 @@
               <w:spacing w:after="10" w:before="0"/>
               <w:ind w:left="120"/>
             </w:pPr>
-            <w:hyperlink w:history="1" r:id="rIdc0txrk67p-zld74pvcvfb">
+            <w:hyperlink w:history="1" r:id="rIdq-9omf__mutnlj4kykz3w">
               <w:r>
                 <w:rPr>
                   <w:rFonts w:ascii="Arial" w:cs="Arial" w:eastAsia="Arial" w:hAnsi="Arial"/>
@@ -8965,7 +9158,7 @@
             <w:pPr>
               <w:spacing w:after="20" w:before="0"/>
             </w:pPr>
-            <w:hyperlink w:history="1" r:id="rIdt5gptyf3ktgp0owcomi_y">
+            <w:hyperlink w:history="1" r:id="rIdq8oez-7s4up04xdmvxpsc">
               <w:r>
                 <w:rPr>
                   <w:rFonts w:ascii="Arial" w:cs="Arial" w:eastAsia="Arial" w:hAnsi="Arial"/>
@@ -9014,7 +9207,7 @@
               <w:spacing w:after="10" w:before="0"/>
               <w:ind w:left="120"/>
             </w:pPr>
-            <w:hyperlink w:history="1" r:id="rId33zu6bp_u-twfz88xzv2-">
+            <w:hyperlink w:history="1" r:id="rIdfuve4uctbpgf7xbtb-x6x">
               <w:r>
                 <w:rPr>
                   <w:rFonts w:ascii="Arial" w:cs="Arial" w:eastAsia="Arial" w:hAnsi="Arial"/>
@@ -9042,6 +9235,7 @@
           </w:tcPr>
           <w:p>
             <w:pPr>
+              <w:keepNext w:val="false"/>
               <w:spacing w:after="40" w:before="0"/>
               <w:jc w:val="left"/>
             </w:pPr>
@@ -9074,6 +9268,7 @@
           </w:tcPr>
           <w:p>
             <w:pPr>
+              <w:keepNext w:val="false"/>
               <w:spacing w:after="40" w:before="0"/>
               <w:jc w:val="left"/>
             </w:pPr>
@@ -9106,6 +9301,7 @@
           </w:tcPr>
           <w:p>
             <w:pPr>
+              <w:keepNext w:val="false"/>
               <w:spacing w:after="40" w:before="0"/>
               <w:jc w:val="left"/>
             </w:pPr>
@@ -9138,6 +9334,7 @@
           </w:tcPr>
           <w:p>
             <w:pPr>
+              <w:keepNext w:val="false"/>
               <w:spacing w:after="40" w:before="0"/>
               <w:jc w:val="left"/>
             </w:pPr>
@@ -9172,6 +9369,7 @@
           </w:tcPr>
           <w:p>
             <w:pPr>
+              <w:keepNext w:val="false"/>
               <w:spacing w:after="40" w:before="0"/>
               <w:jc w:val="left"/>
             </w:pPr>
@@ -9226,7 +9424,7 @@
               <w:spacing w:after="10" w:before="0"/>
               <w:ind w:left="120"/>
             </w:pPr>
-            <w:hyperlink w:history="1" r:id="rId_6g46nzjdqjeoh8sef-ce">
+            <w:hyperlink w:history="1" r:id="rIdpvesljf5alyf0utvhu0ra">
               <w:r>
                 <w:rPr>
                   <w:rFonts w:ascii="Arial" w:cs="Arial" w:eastAsia="Arial" w:hAnsi="Arial"/>
@@ -9286,7 +9484,7 @@
             <w:pPr>
               <w:spacing w:after="20" w:before="0"/>
             </w:pPr>
-            <w:hyperlink w:history="1" r:id="rIdadekpc55z5msnhi9ebnfv">
+            <w:hyperlink w:history="1" r:id="rId_z7ffz2swc2j-ut9fxe4_">
               <w:r>
                 <w:rPr>
                   <w:rFonts w:ascii="Arial" w:cs="Arial" w:eastAsia="Arial" w:hAnsi="Arial"/>
@@ -9335,7 +9533,7 @@
               <w:spacing w:after="10" w:before="0"/>
               <w:ind w:left="120"/>
             </w:pPr>
-            <w:hyperlink w:history="1" r:id="rIdg7w7zlxhbwlcvogpgkz-i">
+            <w:hyperlink w:history="1" r:id="rIdkee2lne7efk8n1e-vv74z">
               <w:r>
                 <w:rPr>
                   <w:rFonts w:ascii="Arial" w:cs="Arial" w:eastAsia="Arial" w:hAnsi="Arial"/>
@@ -9363,6 +9561,7 @@
           </w:tcPr>
           <w:p>
             <w:pPr>
+              <w:keepNext w:val="false"/>
               <w:spacing w:after="40" w:before="0"/>
               <w:jc w:val="left"/>
             </w:pPr>
@@ -9395,6 +9594,7 @@
           </w:tcPr>
           <w:p>
             <w:pPr>
+              <w:keepNext w:val="false"/>
               <w:spacing w:after="40" w:before="0"/>
               <w:jc w:val="left"/>
             </w:pPr>
@@ -9427,6 +9627,7 @@
           </w:tcPr>
           <w:p>
             <w:pPr>
+              <w:keepNext w:val="false"/>
               <w:spacing w:after="40" w:before="0"/>
               <w:jc w:val="left"/>
             </w:pPr>
@@ -9459,6 +9660,7 @@
           </w:tcPr>
           <w:p>
             <w:pPr>
+              <w:keepNext w:val="false"/>
               <w:spacing w:after="40" w:before="0"/>
               <w:jc w:val="left"/>
             </w:pPr>
@@ -9493,6 +9695,7 @@
           </w:tcPr>
           <w:p>
             <w:pPr>
+              <w:keepNext w:val="false"/>
               <w:spacing w:after="40" w:before="0"/>
               <w:jc w:val="left"/>
             </w:pPr>
@@ -9547,7 +9750,7 @@
               <w:spacing w:after="10" w:before="0"/>
               <w:ind w:left="120"/>
             </w:pPr>
-            <w:hyperlink w:history="1" r:id="rIdye6p84xuxpzungxfmoba2">
+            <w:hyperlink w:history="1" r:id="rIdtkqqybfhoms1avnz3u7zt">
               <w:r>
                 <w:rPr>
                   <w:rFonts w:ascii="Arial" w:cs="Arial" w:eastAsia="Arial" w:hAnsi="Arial"/>
@@ -9607,7 +9810,7 @@
             <w:pPr>
               <w:spacing w:after="20" w:before="0"/>
             </w:pPr>
-            <w:hyperlink w:history="1" r:id="rId-yp3qbx16p_6xo00lpeho">
+            <w:hyperlink w:history="1" r:id="rIdgrw7fpnchvy9qqv1vfgdc">
               <w:r>
                 <w:rPr>
                   <w:rFonts w:ascii="Arial" w:cs="Arial" w:eastAsia="Arial" w:hAnsi="Arial"/>
@@ -9656,7 +9859,7 @@
               <w:spacing w:after="10" w:before="0"/>
               <w:ind w:left="120"/>
             </w:pPr>
-            <w:hyperlink w:history="1" r:id="rIdnbz5cluv-w77sxeedtabt">
+            <w:hyperlink w:history="1" r:id="rId55ufekfyiih0x-hcldrfv">
               <w:r>
                 <w:rPr>
                   <w:rFonts w:ascii="Arial" w:cs="Arial" w:eastAsia="Arial" w:hAnsi="Arial"/>
@@ -9684,6 +9887,7 @@
           </w:tcPr>
           <w:p>
             <w:pPr>
+              <w:keepNext w:val="false"/>
               <w:spacing w:after="40" w:before="0"/>
               <w:jc w:val="left"/>
             </w:pPr>
@@ -9716,6 +9920,7 @@
           </w:tcPr>
           <w:p>
             <w:pPr>
+              <w:keepNext w:val="false"/>
               <w:spacing w:after="40" w:before="0"/>
               <w:jc w:val="left"/>
             </w:pPr>
@@ -9748,6 +9953,7 @@
           </w:tcPr>
           <w:p>
             <w:pPr>
+              <w:keepNext w:val="false"/>
               <w:spacing w:after="40" w:before="0"/>
               <w:jc w:val="left"/>
             </w:pPr>
@@ -9780,6 +9986,7 @@
           </w:tcPr>
           <w:p>
             <w:pPr>
+              <w:keepNext w:val="false"/>
               <w:spacing w:after="40" w:before="0"/>
               <w:jc w:val="left"/>
             </w:pPr>
@@ -9814,6 +10021,7 @@
           </w:tcPr>
           <w:p>
             <w:pPr>
+              <w:keepNext w:val="false"/>
               <w:spacing w:after="40" w:before="0"/>
               <w:jc w:val="left"/>
             </w:pPr>
@@ -9868,7 +10076,7 @@
               <w:spacing w:after="10" w:before="0"/>
               <w:ind w:left="120"/>
             </w:pPr>
-            <w:hyperlink w:history="1" r:id="rIdy7izoqjb3omavvkbuhnrg">
+            <w:hyperlink w:history="1" r:id="rIdjdlkkzek8a2fjngh0xvr-">
               <w:r>
                 <w:rPr>
                   <w:rFonts w:ascii="Arial" w:cs="Arial" w:eastAsia="Arial" w:hAnsi="Arial"/>
@@ -9928,7 +10136,7 @@
             <w:pPr>
               <w:spacing w:after="20" w:before="0"/>
             </w:pPr>
-            <w:hyperlink w:history="1" r:id="rIdf1kdh9hjdyu59upsnxqtm">
+            <w:hyperlink w:history="1" r:id="rIdtmren49k6fpakvd661lld">
               <w:r>
                 <w:rPr>
                   <w:rFonts w:ascii="Arial" w:cs="Arial" w:eastAsia="Arial" w:hAnsi="Arial"/>
@@ -9977,7 +10185,7 @@
               <w:spacing w:after="10" w:before="0"/>
               <w:ind w:left="120"/>
             </w:pPr>
-            <w:hyperlink w:history="1" r:id="rIdfwznmigbun1hdvh-vvh0e">
+            <w:hyperlink w:history="1" r:id="rIdu85pzywsth3ayni7sytpx">
               <w:r>
                 <w:rPr>
                   <w:rFonts w:ascii="Arial" w:cs="Arial" w:eastAsia="Arial" w:hAnsi="Arial"/>
@@ -10005,6 +10213,7 @@
           </w:tcPr>
           <w:p>
             <w:pPr>
+              <w:keepNext w:val="false"/>
               <w:spacing w:after="40" w:before="0"/>
               <w:jc w:val="left"/>
             </w:pPr>
@@ -10037,6 +10246,7 @@
           </w:tcPr>
           <w:p>
             <w:pPr>
+              <w:keepNext w:val="false"/>
               <w:spacing w:after="40" w:before="0"/>
               <w:jc w:val="left"/>
             </w:pPr>
@@ -10069,6 +10279,7 @@
           </w:tcPr>
           <w:p>
             <w:pPr>
+              <w:keepNext w:val="false"/>
               <w:spacing w:after="40" w:before="0"/>
               <w:jc w:val="left"/>
             </w:pPr>
@@ -10101,6 +10312,7 @@
           </w:tcPr>
           <w:p>
             <w:pPr>
+              <w:keepNext w:val="false"/>
               <w:spacing w:after="40" w:before="0"/>
               <w:jc w:val="left"/>
             </w:pPr>
@@ -10135,6 +10347,7 @@
           </w:tcPr>
           <w:p>
             <w:pPr>
+              <w:keepNext w:val="false"/>
               <w:spacing w:after="40" w:before="0"/>
               <w:jc w:val="left"/>
             </w:pPr>
@@ -10189,7 +10402,7 @@
               <w:spacing w:after="10" w:before="0"/>
               <w:ind w:left="120"/>
             </w:pPr>
-            <w:hyperlink w:history="1" r:id="rIdgpq7qetwopznuhojegymx">
+            <w:hyperlink w:history="1" r:id="rIderk0gr1ujnmlublwlz4vz">
               <w:r>
                 <w:rPr>
                   <w:rFonts w:ascii="Arial" w:cs="Arial" w:eastAsia="Arial" w:hAnsi="Arial"/>
@@ -10249,7 +10462,7 @@
             <w:pPr>
               <w:spacing w:after="20" w:before="0"/>
             </w:pPr>
-            <w:hyperlink w:history="1" r:id="rIdp1ka_ywvs7qnjcsvh2ige">
+            <w:hyperlink w:history="1" r:id="rId-by2if457tm8avdcv1l0g">
               <w:r>
                 <w:rPr>
                   <w:rFonts w:ascii="Arial" w:cs="Arial" w:eastAsia="Arial" w:hAnsi="Arial"/>
@@ -10298,7 +10511,7 @@
               <w:spacing w:after="10" w:before="0"/>
               <w:ind w:left="120"/>
             </w:pPr>
-            <w:hyperlink w:history="1" r:id="rIdazlbfd_irhdrjrjohsjvz">
+            <w:hyperlink w:history="1" r:id="rIdwuuyr-0qyjw_kpoq2iipl">
               <w:r>
                 <w:rPr>
                   <w:rFonts w:ascii="Arial" w:cs="Arial" w:eastAsia="Arial" w:hAnsi="Arial"/>
@@ -10326,6 +10539,7 @@
           </w:tcPr>
           <w:p>
             <w:pPr>
+              <w:keepNext w:val="false"/>
               <w:spacing w:after="40" w:before="0"/>
               <w:jc w:val="left"/>
             </w:pPr>
@@ -10358,6 +10572,7 @@
           </w:tcPr>
           <w:p>
             <w:pPr>
+              <w:keepNext w:val="false"/>
               <w:spacing w:after="40" w:before="0"/>
               <w:jc w:val="left"/>
             </w:pPr>
@@ -10390,6 +10605,7 @@
           </w:tcPr>
           <w:p>
             <w:pPr>
+              <w:keepNext w:val="false"/>
               <w:spacing w:after="40" w:before="0"/>
               <w:jc w:val="left"/>
             </w:pPr>
@@ -10422,6 +10638,7 @@
           </w:tcPr>
           <w:p>
             <w:pPr>
+              <w:keepNext w:val="false"/>
               <w:spacing w:after="40" w:before="0"/>
               <w:jc w:val="left"/>
             </w:pPr>
@@ -10481,6 +10698,7 @@
           </w:tcPr>
           <w:p>
             <w:pPr>
+              <w:keepNext w:val="false"/>
               <w:spacing w:after="40" w:before="0"/>
               <w:jc w:val="center"/>
             </w:pPr>
@@ -10515,6 +10733,7 @@
           </w:tcPr>
           <w:p>
             <w:pPr>
+              <w:keepNext w:val="false"/>
               <w:spacing w:after="40" w:before="0"/>
               <w:jc w:val="left"/>
             </w:pPr>
@@ -10576,6 +10795,7 @@
           </w:tcPr>
           <w:p>
             <w:pPr>
+              <w:keepNext w:val="false"/>
               <w:spacing w:after="40" w:before="0"/>
               <w:jc w:val="center"/>
             </w:pPr>
@@ -10610,6 +10830,7 @@
           </w:tcPr>
           <w:p>
             <w:pPr>
+              <w:keepNext w:val="false"/>
               <w:spacing w:after="40" w:before="0"/>
               <w:jc w:val="left"/>
             </w:pPr>
@@ -10642,6 +10863,7 @@
           </w:tcPr>
           <w:p>
             <w:pPr>
+              <w:keepNext w:val="false"/>
               <w:spacing w:after="40" w:before="0"/>
               <w:jc w:val="left"/>
             </w:pPr>
@@ -10676,6 +10898,7 @@
           </w:tcPr>
           <w:p>
             <w:pPr>
+              <w:keepNext w:val="false"/>
               <w:spacing w:after="40" w:before="0"/>
               <w:jc w:val="left"/>
             </w:pPr>
@@ -10708,6 +10931,7 @@
           </w:tcPr>
           <w:p>
             <w:pPr>
+              <w:keepNext w:val="false"/>
               <w:spacing w:after="40" w:before="0"/>
               <w:jc w:val="left"/>
             </w:pPr>
@@ -10742,6 +10966,7 @@
           </w:tcPr>
           <w:p>
             <w:pPr>
+              <w:keepNext w:val="false"/>
               <w:spacing w:after="40" w:before="0"/>
               <w:jc w:val="left"/>
             </w:pPr>
@@ -10774,6 +10999,7 @@
           </w:tcPr>
           <w:p>
             <w:pPr>
+              <w:keepNext w:val="false"/>
               <w:spacing w:after="40" w:before="0"/>
               <w:jc w:val="left"/>
             </w:pPr>
@@ -10810,7 +11036,7 @@
         </w:rPr>
         <w:t xml:space="preserve">© 2026 SeaVuria and ARES. Aligned with KICD objectives. Developed by SeaVuria; technical implementation by ARES (with AI assistance from Claude). Licensed under </w:t>
       </w:r>
-      <w:hyperlink w:history="1" r:id="rIdcppryeload98rpwadkreo">
+      <w:hyperlink w:history="1" r:id="rIda2t25qzxip6nqbjputw6a">
         <w:r>
           <w:rPr>
             <w:rFonts w:ascii="Arial" w:cs="Arial" w:eastAsia="Arial" w:hAnsi="Arial"/>
@@ -10831,7 +11057,7 @@
         </w:rPr>
         <w:t xml:space="preserve"> (</w:t>
       </w:r>
-      <w:hyperlink w:history="1" r:id="rId7vzrdz320nm41oaiwbwlf">
+      <w:hyperlink w:history="1" r:id="rId6se-2ka7ns24gesq7oo3h">
         <w:r>
           <w:rPr>
             <w:rFonts w:ascii="Arial" w:cs="Arial" w:eastAsia="Arial" w:hAnsi="Arial"/>
@@ -10891,6 +11117,7 @@
           </w:tcPr>
           <w:p>
             <w:pPr>
+              <w:keepNext w:val="false"/>
               <w:spacing w:after="40" w:before="0"/>
               <w:jc w:val="center"/>
             </w:pPr>
@@ -10926,6 +11153,7 @@
           </w:tcPr>
           <w:p>
             <w:pPr>
+              <w:keepNext w:val="false"/>
               <w:spacing w:after="40" w:before="0"/>
               <w:jc w:val="center"/>
             </w:pPr>
@@ -10960,6 +11188,7 @@
           </w:tcPr>
           <w:p>
             <w:pPr>
+              <w:keepNext w:val="false"/>
               <w:spacing w:after="40" w:before="0"/>
               <w:jc w:val="left"/>
             </w:pPr>
@@ -10992,6 +11221,7 @@
           </w:tcPr>
           <w:p>
             <w:pPr>
+              <w:keepNext w:val="false"/>
               <w:spacing w:after="40" w:before="0"/>
               <w:jc w:val="left"/>
             </w:pPr>
@@ -11026,6 +11256,7 @@
           </w:tcPr>
           <w:p>
             <w:pPr>
+              <w:keepNext w:val="false"/>
               <w:spacing w:after="40" w:before="0"/>
               <w:jc w:val="left"/>
             </w:pPr>
@@ -11058,6 +11289,7 @@
           </w:tcPr>
           <w:p>
             <w:pPr>
+              <w:keepNext w:val="false"/>
               <w:spacing w:after="40" w:before="0"/>
               <w:jc w:val="left"/>
             </w:pPr>
@@ -11092,6 +11324,7 @@
           </w:tcPr>
           <w:p>
             <w:pPr>
+              <w:keepNext w:val="false"/>
               <w:spacing w:after="40" w:before="0"/>
               <w:jc w:val="left"/>
             </w:pPr>
@@ -11124,6 +11357,7 @@
           </w:tcPr>
           <w:p>
             <w:pPr>
+              <w:keepNext w:val="false"/>
               <w:spacing w:after="40" w:before="0"/>
               <w:jc w:val="left"/>
             </w:pPr>
@@ -11158,6 +11392,7 @@
           </w:tcPr>
           <w:p>
             <w:pPr>
+              <w:keepNext w:val="false"/>
               <w:spacing w:after="40" w:before="0"/>
               <w:jc w:val="left"/>
             </w:pPr>
@@ -11190,6 +11425,7 @@
           </w:tcPr>
           <w:p>
             <w:pPr>
+              <w:keepNext w:val="false"/>
               <w:spacing w:after="40" w:before="0"/>
               <w:jc w:val="left"/>
             </w:pPr>
@@ -11224,6 +11460,7 @@
           </w:tcPr>
           <w:p>
             <w:pPr>
+              <w:keepNext w:val="false"/>
               <w:spacing w:after="40" w:before="0"/>
               <w:jc w:val="left"/>
             </w:pPr>
@@ -11256,6 +11493,7 @@
           </w:tcPr>
           <w:p>
             <w:pPr>
+              <w:keepNext w:val="false"/>
               <w:spacing w:after="40" w:before="0"/>
               <w:jc w:val="left"/>
             </w:pPr>
@@ -11290,6 +11528,7 @@
           </w:tcPr>
           <w:p>
             <w:pPr>
+              <w:keepNext w:val="false"/>
               <w:spacing w:after="40" w:before="0"/>
               <w:jc w:val="left"/>
             </w:pPr>
@@ -11322,6 +11561,7 @@
           </w:tcPr>
           <w:p>
             <w:pPr>
+              <w:keepNext w:val="false"/>
               <w:spacing w:after="40" w:before="0"/>
               <w:jc w:val="left"/>
             </w:pPr>
@@ -11356,6 +11596,7 @@
           </w:tcPr>
           <w:p>
             <w:pPr>
+              <w:keepNext w:val="false"/>
               <w:spacing w:after="40" w:before="0"/>
               <w:jc w:val="left"/>
             </w:pPr>
@@ -11388,6 +11629,7 @@
           </w:tcPr>
           <w:p>
             <w:pPr>
+              <w:keepNext w:val="false"/>
               <w:spacing w:after="40" w:before="0"/>
               <w:jc w:val="left"/>
             </w:pPr>
@@ -11422,6 +11664,7 @@
           </w:tcPr>
           <w:p>
             <w:pPr>
+              <w:keepNext w:val="false"/>
               <w:spacing w:after="40" w:before="0"/>
               <w:jc w:val="left"/>
             </w:pPr>
@@ -11454,6 +11697,7 @@
           </w:tcPr>
           <w:p>
             <w:pPr>
+              <w:keepNext w:val="false"/>
               <w:spacing w:after="40" w:before="0"/>
               <w:jc w:val="left"/>
             </w:pPr>
@@ -11513,6 +11757,7 @@
           </w:tcPr>
           <w:p>
             <w:pPr>
+              <w:keepNext w:val="false"/>
               <w:spacing w:after="40" w:before="0"/>
               <w:jc w:val="center"/>
             </w:pPr>
@@ -11547,6 +11792,7 @@
           </w:tcPr>
           <w:p>
             <w:pPr>
+              <w:keepNext w:val="false"/>
               <w:spacing w:after="40" w:before="0"/>
               <w:jc w:val="left"/>
             </w:pPr>
@@ -11611,6 +11857,7 @@
           </w:tcPr>
           <w:p>
             <w:pPr>
+              <w:keepNext w:val="false"/>
               <w:spacing w:after="40" w:before="0"/>
               <w:jc w:val="center"/>
             </w:pPr>
@@ -11645,6 +11892,7 @@
           </w:tcPr>
           <w:p>
             <w:pPr>
+              <w:keepNext w:val="false"/>
               <w:spacing w:after="40" w:before="0"/>
               <w:jc w:val="left"/>
             </w:pPr>
@@ -11677,6 +11925,7 @@
           </w:tcPr>
           <w:p>
             <w:pPr>
+              <w:keepNext w:val="false"/>
               <w:spacing w:after="40" w:before="0"/>
               <w:jc w:val="left"/>
             </w:pPr>
@@ -11709,6 +11958,7 @@
           </w:tcPr>
           <w:p>
             <w:pPr>
+              <w:keepNext w:val="false"/>
               <w:spacing w:after="40" w:before="0"/>
               <w:jc w:val="left"/>
             </w:pPr>
@@ -11741,6 +11991,7 @@
           </w:tcPr>
           <w:p>
             <w:pPr>
+              <w:keepNext w:val="false"/>
               <w:spacing w:after="40" w:before="0"/>
               <w:jc w:val="left"/>
             </w:pPr>
@@ -11773,6 +12024,7 @@
           </w:tcPr>
           <w:p>
             <w:pPr>
+              <w:keepNext w:val="false"/>
               <w:spacing w:after="40" w:before="0"/>
               <w:jc w:val="left"/>
             </w:pPr>
@@ -11807,6 +12059,7 @@
           </w:tcPr>
           <w:p>
             <w:pPr>
+              <w:keepNext w:val="false"/>
               <w:spacing w:after="40" w:before="0"/>
               <w:jc w:val="left"/>
             </w:pPr>
@@ -11844,7 +12097,7 @@
             <w:pPr>
               <w:spacing w:after="20" w:before="0"/>
             </w:pPr>
-            <w:hyperlink w:history="1" r:id="rId4w2or9qerkj5i1kcmzr_f">
+            <w:hyperlink w:history="1" r:id="rIdpack1b8bbdfiraarsiaii">
               <w:r>
                 <w:rPr>
                   <w:rFonts w:ascii="Arial" w:cs="Arial" w:eastAsia="Arial" w:hAnsi="Arial"/>
@@ -11893,7 +12146,7 @@
               <w:spacing w:after="10" w:before="0"/>
               <w:ind w:left="120"/>
             </w:pPr>
-            <w:hyperlink w:history="1" r:id="rIda21goprsgrmpo5tysl7kq">
+            <w:hyperlink w:history="1" r:id="rIdnq_lgoh73tx7pqcnucdgg">
               <w:r>
                 <w:rPr>
                   <w:rFonts w:ascii="Arial" w:cs="Arial" w:eastAsia="Arial" w:hAnsi="Arial"/>
@@ -11938,7 +12191,7 @@
             <w:pPr>
               <w:spacing w:after="20" w:before="0"/>
             </w:pPr>
-            <w:hyperlink w:history="1" r:id="rIdkdsscjbr_hq-uj35jt_qu">
+            <w:hyperlink w:history="1" r:id="rIdjdhdfth2c-31bbjeiysli">
               <w:r>
                 <w:rPr>
                   <w:rFonts w:ascii="Arial" w:cs="Arial" w:eastAsia="Arial" w:hAnsi="Arial"/>
@@ -11987,7 +12240,7 @@
               <w:spacing w:after="10" w:before="0"/>
               <w:ind w:left="120"/>
             </w:pPr>
-            <w:hyperlink w:history="1" r:id="rIdkozn_uhwmd8vb4t_38_pw">
+            <w:hyperlink w:history="1" r:id="rId3snrilosrm4mzcsh0nbtp">
               <w:r>
                 <w:rPr>
                   <w:rFonts w:ascii="Arial" w:cs="Arial" w:eastAsia="Arial" w:hAnsi="Arial"/>
@@ -12015,6 +12268,7 @@
           </w:tcPr>
           <w:p>
             <w:pPr>
+              <w:keepNext w:val="false"/>
               <w:spacing w:after="40" w:before="0"/>
               <w:jc w:val="left"/>
             </w:pPr>
@@ -12047,6 +12301,7 @@
           </w:tcPr>
           <w:p>
             <w:pPr>
+              <w:keepNext w:val="false"/>
               <w:spacing w:after="40" w:before="0"/>
               <w:jc w:val="left"/>
             </w:pPr>
@@ -12079,6 +12334,7 @@
           </w:tcPr>
           <w:p>
             <w:pPr>
+              <w:keepNext w:val="false"/>
               <w:spacing w:after="40" w:before="0"/>
               <w:jc w:val="left"/>
             </w:pPr>
@@ -12111,6 +12367,7 @@
           </w:tcPr>
           <w:p>
             <w:pPr>
+              <w:keepNext w:val="false"/>
               <w:spacing w:after="40" w:before="0"/>
               <w:jc w:val="left"/>
             </w:pPr>
@@ -12145,6 +12402,7 @@
           </w:tcPr>
           <w:p>
             <w:pPr>
+              <w:keepNext w:val="false"/>
               <w:spacing w:after="40" w:before="0"/>
               <w:jc w:val="left"/>
             </w:pPr>
@@ -12182,7 +12440,7 @@
             <w:pPr>
               <w:spacing w:after="20" w:before="0"/>
             </w:pPr>
-            <w:hyperlink w:history="1" r:id="rIdfpofcuj4cvctnupwjrfpv">
+            <w:hyperlink w:history="1" r:id="rIdogwocj81slr0n1keocnem">
               <w:r>
                 <w:rPr>
                   <w:rFonts w:ascii="Arial" w:cs="Arial" w:eastAsia="Arial" w:hAnsi="Arial"/>
@@ -12231,7 +12489,7 @@
               <w:spacing w:after="10" w:before="0"/>
               <w:ind w:left="120"/>
             </w:pPr>
-            <w:hyperlink w:history="1" r:id="rIdqergp3ffu7cjs7plbc4zy">
+            <w:hyperlink w:history="1" r:id="rIdpainkwgxc8oqvh5sa1gzl">
               <w:r>
                 <w:rPr>
                   <w:rFonts w:ascii="Arial" w:cs="Arial" w:eastAsia="Arial" w:hAnsi="Arial"/>
@@ -12276,7 +12534,7 @@
             <w:pPr>
               <w:spacing w:after="20" w:before="0"/>
             </w:pPr>
-            <w:hyperlink w:history="1" r:id="rIdp0obrp_rg9c3q2mdyhr_t">
+            <w:hyperlink w:history="1" r:id="rIdyrohrju51bgf4klw_uhea">
               <w:r>
                 <w:rPr>
                   <w:rFonts w:ascii="Arial" w:cs="Arial" w:eastAsia="Arial" w:hAnsi="Arial"/>
@@ -12325,7 +12583,7 @@
               <w:spacing w:after="10" w:before="0"/>
               <w:ind w:left="120"/>
             </w:pPr>
-            <w:hyperlink w:history="1" r:id="rIdyrg7mlyppsdso1svij7qs">
+            <w:hyperlink w:history="1" r:id="rIdpssac16aforobzy1qns-p">
               <w:r>
                 <w:rPr>
                   <w:rFonts w:ascii="Arial" w:cs="Arial" w:eastAsia="Arial" w:hAnsi="Arial"/>
@@ -12353,6 +12611,7 @@
           </w:tcPr>
           <w:p>
             <w:pPr>
+              <w:keepNext w:val="false"/>
               <w:spacing w:after="40" w:before="0"/>
               <w:jc w:val="left"/>
             </w:pPr>
@@ -12385,6 +12644,7 @@
           </w:tcPr>
           <w:p>
             <w:pPr>
+              <w:keepNext w:val="false"/>
               <w:spacing w:after="40" w:before="0"/>
               <w:jc w:val="left"/>
             </w:pPr>
@@ -12417,6 +12677,7 @@
           </w:tcPr>
           <w:p>
             <w:pPr>
+              <w:keepNext w:val="false"/>
               <w:spacing w:after="40" w:before="0"/>
               <w:jc w:val="left"/>
             </w:pPr>
@@ -12449,6 +12710,7 @@
           </w:tcPr>
           <w:p>
             <w:pPr>
+              <w:keepNext w:val="false"/>
               <w:spacing w:after="40" w:before="0"/>
               <w:jc w:val="left"/>
             </w:pPr>
@@ -12483,6 +12745,7 @@
           </w:tcPr>
           <w:p>
             <w:pPr>
+              <w:keepNext w:val="false"/>
               <w:spacing w:after="40" w:before="0"/>
               <w:jc w:val="left"/>
             </w:pPr>
@@ -12520,7 +12783,7 @@
             <w:pPr>
               <w:spacing w:after="20" w:before="0"/>
             </w:pPr>
-            <w:hyperlink w:history="1" r:id="rId3blohn7dqi2ma5b4gsyj2">
+            <w:hyperlink w:history="1" r:id="rIdf_9y_4vpxfo5sbaevkcdt">
               <w:r>
                 <w:rPr>
                   <w:rFonts w:ascii="Arial" w:cs="Arial" w:eastAsia="Arial" w:hAnsi="Arial"/>
@@ -12569,7 +12832,7 @@
               <w:spacing w:after="10" w:before="0"/>
               <w:ind w:left="120"/>
             </w:pPr>
-            <w:hyperlink w:history="1" r:id="rIdqa_2ey7zv10tl2nefrrso">
+            <w:hyperlink w:history="1" r:id="rIdvpdjbnjoq2p4a_ri_yv9s">
               <w:r>
                 <w:rPr>
                   <w:rFonts w:ascii="Arial" w:cs="Arial" w:eastAsia="Arial" w:hAnsi="Arial"/>
@@ -12614,7 +12877,7 @@
             <w:pPr>
               <w:spacing w:after="20" w:before="0"/>
             </w:pPr>
-            <w:hyperlink w:history="1" r:id="rId3xgjkxg9wawzhwiplu19v">
+            <w:hyperlink w:history="1" r:id="rIdeoj4vp0vxg2nuccznx81t">
               <w:r>
                 <w:rPr>
                   <w:rFonts w:ascii="Arial" w:cs="Arial" w:eastAsia="Arial" w:hAnsi="Arial"/>
@@ -12663,7 +12926,7 @@
               <w:spacing w:after="10" w:before="0"/>
               <w:ind w:left="120"/>
             </w:pPr>
-            <w:hyperlink w:history="1" r:id="rIdooavtqxeo3nhse8hbt9dq">
+            <w:hyperlink w:history="1" r:id="rId8ih8hbe8_dwuaoh6tk3kr">
               <w:r>
                 <w:rPr>
                   <w:rFonts w:ascii="Arial" w:cs="Arial" w:eastAsia="Arial" w:hAnsi="Arial"/>
@@ -12691,6 +12954,7 @@
           </w:tcPr>
           <w:p>
             <w:pPr>
+              <w:keepNext w:val="false"/>
               <w:spacing w:after="40" w:before="0"/>
               <w:jc w:val="left"/>
             </w:pPr>
@@ -12723,6 +12987,7 @@
           </w:tcPr>
           <w:p>
             <w:pPr>
+              <w:keepNext w:val="false"/>
               <w:spacing w:after="40" w:before="0"/>
               <w:jc w:val="left"/>
             </w:pPr>
@@ -12755,6 +13020,7 @@
           </w:tcPr>
           <w:p>
             <w:pPr>
+              <w:keepNext w:val="false"/>
               <w:spacing w:after="40" w:before="0"/>
               <w:jc w:val="left"/>
             </w:pPr>
@@ -12787,6 +13053,7 @@
           </w:tcPr>
           <w:p>
             <w:pPr>
+              <w:keepNext w:val="false"/>
               <w:spacing w:after="40" w:before="0"/>
               <w:jc w:val="left"/>
             </w:pPr>
@@ -12821,6 +13088,7 @@
           </w:tcPr>
           <w:p>
             <w:pPr>
+              <w:keepNext w:val="false"/>
               <w:spacing w:after="40" w:before="0"/>
               <w:jc w:val="left"/>
             </w:pPr>
@@ -12858,7 +13126,7 @@
             <w:pPr>
               <w:spacing w:after="20" w:before="0"/>
             </w:pPr>
-            <w:hyperlink w:history="1" r:id="rId7tpqd4iu9vvkcwsf-drlz">
+            <w:hyperlink w:history="1" r:id="rIdyeh-8wpkh3lz83g6d5yva">
               <w:r>
                 <w:rPr>
                   <w:rFonts w:ascii="Arial" w:cs="Arial" w:eastAsia="Arial" w:hAnsi="Arial"/>
@@ -12907,7 +13175,7 @@
               <w:spacing w:after="10" w:before="0"/>
               <w:ind w:left="120"/>
             </w:pPr>
-            <w:hyperlink w:history="1" r:id="rIdkcej6zddxgwghxrzov0p1">
+            <w:hyperlink w:history="1" r:id="rIdfwtgz5harmeppsnted3z1">
               <w:r>
                 <w:rPr>
                   <w:rFonts w:ascii="Arial" w:cs="Arial" w:eastAsia="Arial" w:hAnsi="Arial"/>
@@ -12952,7 +13220,7 @@
             <w:pPr>
               <w:spacing w:after="20" w:before="0"/>
             </w:pPr>
-            <w:hyperlink w:history="1" r:id="rIddtvsgsfiku6o-fka5dku-">
+            <w:hyperlink w:history="1" r:id="rId0f1dczzb5p3mzkv7pkzsx">
               <w:r>
                 <w:rPr>
                   <w:rFonts w:ascii="Arial" w:cs="Arial" w:eastAsia="Arial" w:hAnsi="Arial"/>
@@ -13001,7 +13269,7 @@
               <w:spacing w:after="10" w:before="0"/>
               <w:ind w:left="120"/>
             </w:pPr>
-            <w:hyperlink w:history="1" r:id="rIdtyiudr_9mtbzcyw-bvylt">
+            <w:hyperlink w:history="1" r:id="rId4dc08kpx1whijd9y3gmvk">
               <w:r>
                 <w:rPr>
                   <w:rFonts w:ascii="Arial" w:cs="Arial" w:eastAsia="Arial" w:hAnsi="Arial"/>
@@ -13029,6 +13297,7 @@
           </w:tcPr>
           <w:p>
             <w:pPr>
+              <w:keepNext w:val="false"/>
               <w:spacing w:after="40" w:before="0"/>
               <w:jc w:val="left"/>
             </w:pPr>
@@ -13061,6 +13330,7 @@
           </w:tcPr>
           <w:p>
             <w:pPr>
+              <w:keepNext w:val="false"/>
               <w:spacing w:after="40" w:before="0"/>
               <w:jc w:val="left"/>
             </w:pPr>
@@ -13093,6 +13363,7 @@
           </w:tcPr>
           <w:p>
             <w:pPr>
+              <w:keepNext w:val="false"/>
               <w:spacing w:after="40" w:before="0"/>
               <w:jc w:val="left"/>
             </w:pPr>
@@ -13125,6 +13396,7 @@
           </w:tcPr>
           <w:p>
             <w:pPr>
+              <w:keepNext w:val="false"/>
               <w:spacing w:after="40" w:before="0"/>
               <w:jc w:val="left"/>
             </w:pPr>
@@ -13159,6 +13431,7 @@
           </w:tcPr>
           <w:p>
             <w:pPr>
+              <w:keepNext w:val="false"/>
               <w:spacing w:after="40" w:before="0"/>
               <w:jc w:val="left"/>
             </w:pPr>
@@ -13196,7 +13469,7 @@
             <w:pPr>
               <w:spacing w:after="20" w:before="0"/>
             </w:pPr>
-            <w:hyperlink w:history="1" r:id="rIdyegnpfpzreshd9prpita5">
+            <w:hyperlink w:history="1" r:id="rIduqvvc0fzsj6_qhukvq8eb">
               <w:r>
                 <w:rPr>
                   <w:rFonts w:ascii="Arial" w:cs="Arial" w:eastAsia="Arial" w:hAnsi="Arial"/>
@@ -13245,7 +13518,7 @@
               <w:spacing w:after="10" w:before="0"/>
               <w:ind w:left="120"/>
             </w:pPr>
-            <w:hyperlink w:history="1" r:id="rIdfadwuy41o6nzpcr_f1hgt">
+            <w:hyperlink w:history="1" r:id="rIdo0gc66-cnvkzslgk7uvm6">
               <w:r>
                 <w:rPr>
                   <w:rFonts w:ascii="Arial" w:cs="Arial" w:eastAsia="Arial" w:hAnsi="Arial"/>
@@ -13290,7 +13563,7 @@
             <w:pPr>
               <w:spacing w:after="20" w:before="0"/>
             </w:pPr>
-            <w:hyperlink w:history="1" r:id="rIdbviry-l5jzqfhditesbxf">
+            <w:hyperlink w:history="1" r:id="rIdmpn6we8eloajjkxujim-w">
               <w:r>
                 <w:rPr>
                   <w:rFonts w:ascii="Arial" w:cs="Arial" w:eastAsia="Arial" w:hAnsi="Arial"/>
@@ -13339,7 +13612,7 @@
               <w:spacing w:after="10" w:before="0"/>
               <w:ind w:left="120"/>
             </w:pPr>
-            <w:hyperlink w:history="1" r:id="rIdhdfdqpbejb_pekinar8uu">
+            <w:hyperlink w:history="1" r:id="rIddhchv_b5qitiryv9z7t6f">
               <w:r>
                 <w:rPr>
                   <w:rFonts w:ascii="Arial" w:cs="Arial" w:eastAsia="Arial" w:hAnsi="Arial"/>
@@ -13367,6 +13640,7 @@
           </w:tcPr>
           <w:p>
             <w:pPr>
+              <w:keepNext w:val="false"/>
               <w:spacing w:after="40" w:before="0"/>
               <w:jc w:val="left"/>
             </w:pPr>
@@ -13399,6 +13673,7 @@
           </w:tcPr>
           <w:p>
             <w:pPr>
+              <w:keepNext w:val="false"/>
               <w:spacing w:after="40" w:before="0"/>
               <w:jc w:val="left"/>
             </w:pPr>
@@ -13431,6 +13706,7 @@
           </w:tcPr>
           <w:p>
             <w:pPr>
+              <w:keepNext w:val="false"/>
               <w:spacing w:after="40" w:before="0"/>
               <w:jc w:val="left"/>
             </w:pPr>
@@ -13463,6 +13739,7 @@
           </w:tcPr>
           <w:p>
             <w:pPr>
+              <w:keepNext w:val="false"/>
               <w:spacing w:after="40" w:before="0"/>
               <w:jc w:val="left"/>
             </w:pPr>
@@ -13522,6 +13799,7 @@
           </w:tcPr>
           <w:p>
             <w:pPr>
+              <w:keepNext w:val="false"/>
               <w:spacing w:after="40" w:before="0"/>
               <w:jc w:val="center"/>
             </w:pPr>
@@ -13556,6 +13834,7 @@
           </w:tcPr>
           <w:p>
             <w:pPr>
+              <w:keepNext w:val="false"/>
               <w:spacing w:after="40" w:before="0"/>
               <w:jc w:val="left"/>
             </w:pPr>
@@ -13617,6 +13896,7 @@
           </w:tcPr>
           <w:p>
             <w:pPr>
+              <w:keepNext w:val="false"/>
               <w:spacing w:after="40" w:before="0"/>
               <w:jc w:val="center"/>
             </w:pPr>
@@ -13651,6 +13931,7 @@
           </w:tcPr>
           <w:p>
             <w:pPr>
+              <w:keepNext w:val="false"/>
               <w:spacing w:after="40" w:before="0"/>
               <w:jc w:val="left"/>
             </w:pPr>
@@ -13683,6 +13964,7 @@
           </w:tcPr>
           <w:p>
             <w:pPr>
+              <w:keepNext w:val="false"/>
               <w:spacing w:after="40" w:before="0"/>
               <w:jc w:val="left"/>
             </w:pPr>
@@ -13717,6 +13999,7 @@
           </w:tcPr>
           <w:p>
             <w:pPr>
+              <w:keepNext w:val="false"/>
               <w:spacing w:after="40" w:before="0"/>
               <w:jc w:val="left"/>
             </w:pPr>
@@ -13749,6 +14032,7 @@
           </w:tcPr>
           <w:p>
             <w:pPr>
+              <w:keepNext w:val="false"/>
               <w:spacing w:after="40" w:before="0"/>
               <w:jc w:val="left"/>
             </w:pPr>
@@ -13783,6 +14067,7 @@
           </w:tcPr>
           <w:p>
             <w:pPr>
+              <w:keepNext w:val="false"/>
               <w:spacing w:after="40" w:before="0"/>
               <w:jc w:val="left"/>
             </w:pPr>
@@ -13815,6 +14100,7 @@
           </w:tcPr>
           <w:p>
             <w:pPr>
+              <w:keepNext w:val="false"/>
               <w:spacing w:after="40" w:before="0"/>
               <w:jc w:val="left"/>
             </w:pPr>
@@ -13851,7 +14137,7 @@
         </w:rPr>
         <w:t xml:space="preserve">© 2026 SeaVuria and ARES. Aligned with KICD objectives. Developed by SeaVuria; technical implementation by ARES (with AI assistance from Claude). Licensed under </w:t>
       </w:r>
-      <w:hyperlink w:history="1" r:id="rId_nqx6o4xo1ofo4ndwhhde">
+      <w:hyperlink w:history="1" r:id="rIddffqtcjpuscg1eq1fr4s0">
         <w:r>
           <w:rPr>
             <w:rFonts w:ascii="Arial" w:cs="Arial" w:eastAsia="Arial" w:hAnsi="Arial"/>
@@ -13872,7 +14158,7 @@
         </w:rPr>
         <w:t xml:space="preserve"> (</w:t>
       </w:r>
-      <w:hyperlink w:history="1" r:id="rId2f27epe7qfxx5sbnatpkh">
+      <w:hyperlink w:history="1" r:id="rIducqotaw-pdxdypsvjmdip">
         <w:r>
           <w:rPr>
             <w:rFonts w:ascii="Arial" w:cs="Arial" w:eastAsia="Arial" w:hAnsi="Arial"/>
@@ -13932,6 +14218,7 @@
           </w:tcPr>
           <w:p>
             <w:pPr>
+              <w:keepNext w:val="false"/>
               <w:spacing w:after="40" w:before="0"/>
               <w:jc w:val="center"/>
             </w:pPr>
@@ -13967,6 +14254,7 @@
           </w:tcPr>
           <w:p>
             <w:pPr>
+              <w:keepNext w:val="false"/>
               <w:spacing w:after="40" w:before="0"/>
               <w:jc w:val="center"/>
             </w:pPr>
@@ -14001,6 +14289,7 @@
           </w:tcPr>
           <w:p>
             <w:pPr>
+              <w:keepNext w:val="false"/>
               <w:spacing w:after="40" w:before="0"/>
               <w:jc w:val="left"/>
             </w:pPr>
@@ -14033,6 +14322,7 @@
           </w:tcPr>
           <w:p>
             <w:pPr>
+              <w:keepNext w:val="false"/>
               <w:spacing w:after="40" w:before="0"/>
               <w:jc w:val="left"/>
             </w:pPr>
@@ -14067,6 +14357,7 @@
           </w:tcPr>
           <w:p>
             <w:pPr>
+              <w:keepNext w:val="false"/>
               <w:spacing w:after="40" w:before="0"/>
               <w:jc w:val="left"/>
             </w:pPr>
@@ -14099,6 +14390,7 @@
           </w:tcPr>
           <w:p>
             <w:pPr>
+              <w:keepNext w:val="false"/>
               <w:spacing w:after="40" w:before="0"/>
               <w:jc w:val="left"/>
             </w:pPr>
@@ -14133,6 +14425,7 @@
           </w:tcPr>
           <w:p>
             <w:pPr>
+              <w:keepNext w:val="false"/>
               <w:spacing w:after="40" w:before="0"/>
               <w:jc w:val="left"/>
             </w:pPr>
@@ -14165,6 +14458,7 @@
           </w:tcPr>
           <w:p>
             <w:pPr>
+              <w:keepNext w:val="false"/>
               <w:spacing w:after="40" w:before="0"/>
               <w:jc w:val="left"/>
             </w:pPr>
@@ -14199,6 +14493,7 @@
           </w:tcPr>
           <w:p>
             <w:pPr>
+              <w:keepNext w:val="false"/>
               <w:spacing w:after="40" w:before="0"/>
               <w:jc w:val="left"/>
             </w:pPr>
@@ -14231,6 +14526,7 @@
           </w:tcPr>
           <w:p>
             <w:pPr>
+              <w:keepNext w:val="false"/>
               <w:spacing w:after="40" w:before="0"/>
               <w:jc w:val="left"/>
             </w:pPr>
@@ -14265,6 +14561,7 @@
           </w:tcPr>
           <w:p>
             <w:pPr>
+              <w:keepNext w:val="false"/>
               <w:spacing w:after="40" w:before="0"/>
               <w:jc w:val="left"/>
             </w:pPr>
@@ -14297,6 +14594,7 @@
           </w:tcPr>
           <w:p>
             <w:pPr>
+              <w:keepNext w:val="false"/>
               <w:spacing w:after="40" w:before="0"/>
               <w:jc w:val="left"/>
             </w:pPr>
@@ -14331,6 +14629,7 @@
           </w:tcPr>
           <w:p>
             <w:pPr>
+              <w:keepNext w:val="false"/>
               <w:spacing w:after="40" w:before="0"/>
               <w:jc w:val="left"/>
             </w:pPr>
@@ -14363,6 +14662,7 @@
           </w:tcPr>
           <w:p>
             <w:pPr>
+              <w:keepNext w:val="false"/>
               <w:spacing w:after="40" w:before="0"/>
               <w:jc w:val="left"/>
             </w:pPr>
@@ -14397,6 +14697,7 @@
           </w:tcPr>
           <w:p>
             <w:pPr>
+              <w:keepNext w:val="false"/>
               <w:spacing w:after="40" w:before="0"/>
               <w:jc w:val="left"/>
             </w:pPr>
@@ -14429,6 +14730,7 @@
           </w:tcPr>
           <w:p>
             <w:pPr>
+              <w:keepNext w:val="false"/>
               <w:spacing w:after="40" w:before="0"/>
               <w:jc w:val="left"/>
             </w:pPr>
@@ -14463,6 +14765,7 @@
           </w:tcPr>
           <w:p>
             <w:pPr>
+              <w:keepNext w:val="false"/>
               <w:spacing w:after="40" w:before="0"/>
               <w:jc w:val="left"/>
             </w:pPr>
@@ -14495,6 +14798,7 @@
           </w:tcPr>
           <w:p>
             <w:pPr>
+              <w:keepNext w:val="false"/>
               <w:spacing w:after="40" w:before="0"/>
               <w:jc w:val="left"/>
             </w:pPr>
@@ -14554,6 +14858,7 @@
           </w:tcPr>
           <w:p>
             <w:pPr>
+              <w:keepNext w:val="false"/>
               <w:spacing w:after="40" w:before="0"/>
               <w:jc w:val="center"/>
             </w:pPr>
@@ -14588,6 +14893,7 @@
           </w:tcPr>
           <w:p>
             <w:pPr>
+              <w:keepNext w:val="false"/>
               <w:spacing w:after="40" w:before="0"/>
               <w:jc w:val="left"/>
             </w:pPr>
@@ -14652,6 +14958,7 @@
           </w:tcPr>
           <w:p>
             <w:pPr>
+              <w:keepNext w:val="false"/>
               <w:spacing w:after="40" w:before="0"/>
               <w:jc w:val="center"/>
             </w:pPr>
@@ -14686,6 +14993,7 @@
           </w:tcPr>
           <w:p>
             <w:pPr>
+              <w:keepNext w:val="false"/>
               <w:spacing w:after="40" w:before="0"/>
               <w:jc w:val="left"/>
             </w:pPr>
@@ -14718,6 +15026,7 @@
           </w:tcPr>
           <w:p>
             <w:pPr>
+              <w:keepNext w:val="false"/>
               <w:spacing w:after="40" w:before="0"/>
               <w:jc w:val="left"/>
             </w:pPr>
@@ -14750,6 +15059,7 @@
           </w:tcPr>
           <w:p>
             <w:pPr>
+              <w:keepNext w:val="false"/>
               <w:spacing w:after="40" w:before="0"/>
               <w:jc w:val="left"/>
             </w:pPr>
@@ -14782,6 +15092,7 @@
           </w:tcPr>
           <w:p>
             <w:pPr>
+              <w:keepNext w:val="false"/>
               <w:spacing w:after="40" w:before="0"/>
               <w:jc w:val="left"/>
             </w:pPr>
@@ -14814,6 +15125,7 @@
           </w:tcPr>
           <w:p>
             <w:pPr>
+              <w:keepNext w:val="false"/>
               <w:spacing w:after="40" w:before="0"/>
               <w:jc w:val="left"/>
             </w:pPr>
@@ -14848,6 +15160,7 @@
           </w:tcPr>
           <w:p>
             <w:pPr>
+              <w:keepNext w:val="false"/>
               <w:spacing w:after="40" w:before="0"/>
               <w:jc w:val="left"/>
             </w:pPr>
@@ -14902,7 +15215,7 @@
               <w:spacing w:after="10" w:before="0"/>
               <w:ind w:left="120"/>
             </w:pPr>
-            <w:hyperlink w:history="1" r:id="rIdxth8vs9i-aj5xwhjyc46c">
+            <w:hyperlink w:history="1" r:id="rIdhuek5yt_y7cgatfahnel9">
               <w:r>
                 <w:rPr>
                   <w:rFonts w:ascii="Arial" w:cs="Arial" w:eastAsia="Arial" w:hAnsi="Arial"/>
@@ -14962,7 +15275,7 @@
             <w:pPr>
               <w:spacing w:after="20" w:before="0"/>
             </w:pPr>
-            <w:hyperlink w:history="1" r:id="rIdd0gd6xfj5whypuxmkknz4">
+            <w:hyperlink w:history="1" r:id="rIdgrkury4w69iy6ozjxceca">
               <w:r>
                 <w:rPr>
                   <w:rFonts w:ascii="Arial" w:cs="Arial" w:eastAsia="Arial" w:hAnsi="Arial"/>
@@ -14995,7 +15308,7 @@
               <w:spacing w:after="10" w:before="0"/>
               <w:ind w:left="120"/>
             </w:pPr>
-            <w:hyperlink w:history="1" r:id="rIdmbwgwk7jrys2tlqwhmz9q">
+            <w:hyperlink w:history="1" r:id="rIdywuyoy_yeewczkjt89qn8">
               <w:r>
                 <w:rPr>
                   <w:rFonts w:ascii="Arial" w:cs="Arial" w:eastAsia="Arial" w:hAnsi="Arial"/>
@@ -15023,6 +15336,7 @@
           </w:tcPr>
           <w:p>
             <w:pPr>
+              <w:keepNext w:val="false"/>
               <w:spacing w:after="40" w:before="0"/>
               <w:jc w:val="left"/>
             </w:pPr>
@@ -15055,6 +15369,7 @@
           </w:tcPr>
           <w:p>
             <w:pPr>
+              <w:keepNext w:val="false"/>
               <w:spacing w:after="40" w:before="0"/>
               <w:jc w:val="left"/>
             </w:pPr>
@@ -15087,6 +15402,7 @@
           </w:tcPr>
           <w:p>
             <w:pPr>
+              <w:keepNext w:val="false"/>
               <w:spacing w:after="40" w:before="0"/>
               <w:jc w:val="left"/>
             </w:pPr>
@@ -15119,6 +15435,7 @@
           </w:tcPr>
           <w:p>
             <w:pPr>
+              <w:keepNext w:val="false"/>
               <w:spacing w:after="40" w:before="0"/>
               <w:jc w:val="left"/>
             </w:pPr>
@@ -15153,6 +15470,7 @@
           </w:tcPr>
           <w:p>
             <w:pPr>
+              <w:keepNext w:val="false"/>
               <w:spacing w:after="40" w:before="0"/>
               <w:jc w:val="left"/>
             </w:pPr>
@@ -15207,7 +15525,7 @@
               <w:spacing w:after="10" w:before="0"/>
               <w:ind w:left="120"/>
             </w:pPr>
-            <w:hyperlink w:history="1" r:id="rId6mjpsmd8xdchow-kcmao8">
+            <w:hyperlink w:history="1" r:id="rId8ftfjcksy64ucowtdtqka">
               <w:r>
                 <w:rPr>
                   <w:rFonts w:ascii="Arial" w:cs="Arial" w:eastAsia="Arial" w:hAnsi="Arial"/>
@@ -15267,7 +15585,7 @@
             <w:pPr>
               <w:spacing w:after="20" w:before="0"/>
             </w:pPr>
-            <w:hyperlink w:history="1" r:id="rIdfo4tvkiuhds1t4fsffu-b">
+            <w:hyperlink w:history="1" r:id="rId94x3pfe171tnyrpppd4qh">
               <w:r>
                 <w:rPr>
                   <w:rFonts w:ascii="Arial" w:cs="Arial" w:eastAsia="Arial" w:hAnsi="Arial"/>
@@ -15300,7 +15618,7 @@
               <w:spacing w:after="10" w:before="0"/>
               <w:ind w:left="120"/>
             </w:pPr>
-            <w:hyperlink w:history="1" r:id="rId3vo_h3td0qv4u1auarxbn">
+            <w:hyperlink w:history="1" r:id="rIdp7mloy9-hhg6nw-fja6eu">
               <w:r>
                 <w:rPr>
                   <w:rFonts w:ascii="Arial" w:cs="Arial" w:eastAsia="Arial" w:hAnsi="Arial"/>
@@ -15328,6 +15646,7 @@
           </w:tcPr>
           <w:p>
             <w:pPr>
+              <w:keepNext w:val="false"/>
               <w:spacing w:after="40" w:before="0"/>
               <w:jc w:val="left"/>
             </w:pPr>
@@ -15360,6 +15679,7 @@
           </w:tcPr>
           <w:p>
             <w:pPr>
+              <w:keepNext w:val="false"/>
               <w:spacing w:after="40" w:before="0"/>
               <w:jc w:val="left"/>
             </w:pPr>
@@ -15392,6 +15712,7 @@
           </w:tcPr>
           <w:p>
             <w:pPr>
+              <w:keepNext w:val="false"/>
               <w:spacing w:after="40" w:before="0"/>
               <w:jc w:val="left"/>
             </w:pPr>
@@ -15424,6 +15745,7 @@
           </w:tcPr>
           <w:p>
             <w:pPr>
+              <w:keepNext w:val="false"/>
               <w:spacing w:after="40" w:before="0"/>
               <w:jc w:val="left"/>
             </w:pPr>
@@ -15458,6 +15780,7 @@
           </w:tcPr>
           <w:p>
             <w:pPr>
+              <w:keepNext w:val="false"/>
               <w:spacing w:after="40" w:before="0"/>
               <w:jc w:val="left"/>
             </w:pPr>
@@ -15512,7 +15835,7 @@
               <w:spacing w:after="10" w:before="0"/>
               <w:ind w:left="120"/>
             </w:pPr>
-            <w:hyperlink w:history="1" r:id="rIdh9bzege7fosp123mzmght">
+            <w:hyperlink w:history="1" r:id="rId3csvw9lu-bhvggi8ntk1q">
               <w:r>
                 <w:rPr>
                   <w:rFonts w:ascii="Arial" w:cs="Arial" w:eastAsia="Arial" w:hAnsi="Arial"/>
@@ -15572,7 +15895,7 @@
             <w:pPr>
               <w:spacing w:after="20" w:before="0"/>
             </w:pPr>
-            <w:hyperlink w:history="1" r:id="rId4g-ok_mvwimje3ay6v5k7">
+            <w:hyperlink w:history="1" r:id="rIdj2gkv3pc8rlw83eqd5jau">
               <w:r>
                 <w:rPr>
                   <w:rFonts w:ascii="Arial" w:cs="Arial" w:eastAsia="Arial" w:hAnsi="Arial"/>
@@ -15621,7 +15944,7 @@
               <w:spacing w:after="10" w:before="0"/>
               <w:ind w:left="120"/>
             </w:pPr>
-            <w:hyperlink w:history="1" r:id="rIda6ba3au2qoxy-j6ssp_jm">
+            <w:hyperlink w:history="1" r:id="rIdahx8mrl55kafjlr1pjqnv">
               <w:r>
                 <w:rPr>
                   <w:rFonts w:ascii="Arial" w:cs="Arial" w:eastAsia="Arial" w:hAnsi="Arial"/>
@@ -15649,6 +15972,7 @@
           </w:tcPr>
           <w:p>
             <w:pPr>
+              <w:keepNext w:val="false"/>
               <w:spacing w:after="40" w:before="0"/>
               <w:jc w:val="left"/>
             </w:pPr>
@@ -15681,6 +16005,7 @@
           </w:tcPr>
           <w:p>
             <w:pPr>
+              <w:keepNext w:val="false"/>
               <w:spacing w:after="40" w:before="0"/>
               <w:jc w:val="left"/>
             </w:pPr>
@@ -15713,6 +16038,7 @@
           </w:tcPr>
           <w:p>
             <w:pPr>
+              <w:keepNext w:val="false"/>
               <w:spacing w:after="40" w:before="0"/>
               <w:jc w:val="left"/>
             </w:pPr>
@@ -15745,6 +16071,7 @@
           </w:tcPr>
           <w:p>
             <w:pPr>
+              <w:keepNext w:val="false"/>
               <w:spacing w:after="40" w:before="0"/>
               <w:jc w:val="left"/>
             </w:pPr>
@@ -15779,6 +16106,7 @@
           </w:tcPr>
           <w:p>
             <w:pPr>
+              <w:keepNext w:val="false"/>
               <w:spacing w:after="40" w:before="0"/>
               <w:jc w:val="left"/>
             </w:pPr>
@@ -15833,7 +16161,7 @@
               <w:spacing w:after="10" w:before="0"/>
               <w:ind w:left="120"/>
             </w:pPr>
-            <w:hyperlink w:history="1" r:id="rIdfship7zvcgr_il5nl6_oh">
+            <w:hyperlink w:history="1" r:id="rIdwthkih2txeebfmvy-7mth">
               <w:r>
                 <w:rPr>
                   <w:rFonts w:ascii="Arial" w:cs="Arial" w:eastAsia="Arial" w:hAnsi="Arial"/>
@@ -15893,7 +16221,7 @@
             <w:pPr>
               <w:spacing w:after="20" w:before="0"/>
             </w:pPr>
-            <w:hyperlink w:history="1" r:id="rIdb8uj7wmxh9tgoymerh8wy">
+            <w:hyperlink w:history="1" r:id="rIdh1r7iebsulga4wqshm4st">
               <w:r>
                 <w:rPr>
                   <w:rFonts w:ascii="Arial" w:cs="Arial" w:eastAsia="Arial" w:hAnsi="Arial"/>
@@ -15942,7 +16270,7 @@
               <w:spacing w:after="10" w:before="0"/>
               <w:ind w:left="120"/>
             </w:pPr>
-            <w:hyperlink w:history="1" r:id="rIdyvtjgqgi4o_spilyilljw">
+            <w:hyperlink w:history="1" r:id="rIdvorb9pqv_qz4wdm3sjmov">
               <w:r>
                 <w:rPr>
                   <w:rFonts w:ascii="Arial" w:cs="Arial" w:eastAsia="Arial" w:hAnsi="Arial"/>
@@ -15970,6 +16298,7 @@
           </w:tcPr>
           <w:p>
             <w:pPr>
+              <w:keepNext w:val="false"/>
               <w:spacing w:after="40" w:before="0"/>
               <w:jc w:val="left"/>
             </w:pPr>
@@ -16002,6 +16331,7 @@
           </w:tcPr>
           <w:p>
             <w:pPr>
+              <w:keepNext w:val="false"/>
               <w:spacing w:after="40" w:before="0"/>
               <w:jc w:val="left"/>
             </w:pPr>
@@ -16034,6 +16364,7 @@
           </w:tcPr>
           <w:p>
             <w:pPr>
+              <w:keepNext w:val="false"/>
               <w:spacing w:after="40" w:before="0"/>
               <w:jc w:val="left"/>
             </w:pPr>
@@ -16066,6 +16397,7 @@
           </w:tcPr>
           <w:p>
             <w:pPr>
+              <w:keepNext w:val="false"/>
               <w:spacing w:after="40" w:before="0"/>
               <w:jc w:val="left"/>
             </w:pPr>
@@ -16100,6 +16432,7 @@
           </w:tcPr>
           <w:p>
             <w:pPr>
+              <w:keepNext w:val="false"/>
               <w:spacing w:after="40" w:before="0"/>
               <w:jc w:val="left"/>
             </w:pPr>
@@ -16154,7 +16487,7 @@
               <w:spacing w:after="10" w:before="0"/>
               <w:ind w:left="120"/>
             </w:pPr>
-            <w:hyperlink w:history="1" r:id="rId3efuqibdmvuee5-fc5hc4">
+            <w:hyperlink w:history="1" r:id="rIdhlfgdmmqmnpxeezgw9fn2">
               <w:r>
                 <w:rPr>
                   <w:rFonts w:ascii="Arial" w:cs="Arial" w:eastAsia="Arial" w:hAnsi="Arial"/>
@@ -16214,7 +16547,7 @@
             <w:pPr>
               <w:spacing w:after="20" w:before="0"/>
             </w:pPr>
-            <w:hyperlink w:history="1" r:id="rId4ibcb768rfdf74fwrrsdj">
+            <w:hyperlink w:history="1" r:id="rIdcvqp0cyo4gtepuzaslafe">
               <w:r>
                 <w:rPr>
                   <w:rFonts w:ascii="Arial" w:cs="Arial" w:eastAsia="Arial" w:hAnsi="Arial"/>
@@ -16263,7 +16596,7 @@
               <w:spacing w:after="10" w:before="0"/>
               <w:ind w:left="120"/>
             </w:pPr>
-            <w:hyperlink w:history="1" r:id="rIdgtejpidwkcou9pxgt74wm">
+            <w:hyperlink w:history="1" r:id="rIdtabog143ya8p_h6oj3doi">
               <w:r>
                 <w:rPr>
                   <w:rFonts w:ascii="Arial" w:cs="Arial" w:eastAsia="Arial" w:hAnsi="Arial"/>
@@ -16291,6 +16624,7 @@
           </w:tcPr>
           <w:p>
             <w:pPr>
+              <w:keepNext w:val="false"/>
               <w:spacing w:after="40" w:before="0"/>
               <w:jc w:val="left"/>
             </w:pPr>
@@ -16323,6 +16657,7 @@
           </w:tcPr>
           <w:p>
             <w:pPr>
+              <w:keepNext w:val="false"/>
               <w:spacing w:after="40" w:before="0"/>
               <w:jc w:val="left"/>
             </w:pPr>
@@ -16355,6 +16690,7 @@
           </w:tcPr>
           <w:p>
             <w:pPr>
+              <w:keepNext w:val="false"/>
               <w:spacing w:after="40" w:before="0"/>
               <w:jc w:val="left"/>
             </w:pPr>
@@ -16387,6 +16723,7 @@
           </w:tcPr>
           <w:p>
             <w:pPr>
+              <w:keepNext w:val="false"/>
               <w:spacing w:after="40" w:before="0"/>
               <w:jc w:val="left"/>
             </w:pPr>
@@ -16446,6 +16783,7 @@
           </w:tcPr>
           <w:p>
             <w:pPr>
+              <w:keepNext w:val="false"/>
               <w:spacing w:after="40" w:before="0"/>
               <w:jc w:val="center"/>
             </w:pPr>
@@ -16480,6 +16818,7 @@
           </w:tcPr>
           <w:p>
             <w:pPr>
+              <w:keepNext w:val="false"/>
               <w:spacing w:after="40" w:before="0"/>
               <w:jc w:val="left"/>
             </w:pPr>
@@ -16541,6 +16880,7 @@
           </w:tcPr>
           <w:p>
             <w:pPr>
+              <w:keepNext w:val="false"/>
               <w:spacing w:after="40" w:before="0"/>
               <w:jc w:val="center"/>
             </w:pPr>
@@ -16575,6 +16915,7 @@
           </w:tcPr>
           <w:p>
             <w:pPr>
+              <w:keepNext w:val="false"/>
               <w:spacing w:after="40" w:before="0"/>
               <w:jc w:val="left"/>
             </w:pPr>
@@ -16607,6 +16948,7 @@
           </w:tcPr>
           <w:p>
             <w:pPr>
+              <w:keepNext w:val="false"/>
               <w:spacing w:after="40" w:before="0"/>
               <w:jc w:val="left"/>
             </w:pPr>
@@ -16641,6 +16983,7 @@
           </w:tcPr>
           <w:p>
             <w:pPr>
+              <w:keepNext w:val="false"/>
               <w:spacing w:after="40" w:before="0"/>
               <w:jc w:val="left"/>
             </w:pPr>
@@ -16673,6 +17016,7 @@
           </w:tcPr>
           <w:p>
             <w:pPr>
+              <w:keepNext w:val="false"/>
               <w:spacing w:after="40" w:before="0"/>
               <w:jc w:val="left"/>
             </w:pPr>
@@ -16707,6 +17051,7 @@
           </w:tcPr>
           <w:p>
             <w:pPr>
+              <w:keepNext w:val="false"/>
               <w:spacing w:after="40" w:before="0"/>
               <w:jc w:val="left"/>
             </w:pPr>
@@ -16739,6 +17084,7 @@
           </w:tcPr>
           <w:p>
             <w:pPr>
+              <w:keepNext w:val="false"/>
               <w:spacing w:after="40" w:before="0"/>
               <w:jc w:val="left"/>
             </w:pPr>
@@ -16775,7 +17121,7 @@
         </w:rPr>
         <w:t xml:space="preserve">© 2026 SeaVuria and ARES. Aligned with KICD objectives. Developed by SeaVuria; technical implementation by ARES (with AI assistance from Claude). Licensed under </w:t>
       </w:r>
-      <w:hyperlink w:history="1" r:id="rIdvuy56js_r-v8zrj_yigqc">
+      <w:hyperlink w:history="1" r:id="rIdh3ydkq8pjgm5qjkz9zawi">
         <w:r>
           <w:rPr>
             <w:rFonts w:ascii="Arial" w:cs="Arial" w:eastAsia="Arial" w:hAnsi="Arial"/>
@@ -16796,7 +17142,7 @@
         </w:rPr>
         <w:t xml:space="preserve"> (</w:t>
       </w:r>
-      <w:hyperlink w:history="1" r:id="rIdvpainyypt1eugmsqp0g1c">
+      <w:hyperlink w:history="1" r:id="rIdtoxpghksfmnwbr6wb2quh">
         <w:r>
           <w:rPr>
             <w:rFonts w:ascii="Arial" w:cs="Arial" w:eastAsia="Arial" w:hAnsi="Arial"/>
@@ -16856,6 +17202,7 @@
           </w:tcPr>
           <w:p>
             <w:pPr>
+              <w:keepNext w:val="false"/>
               <w:spacing w:after="40" w:before="0"/>
               <w:jc w:val="center"/>
             </w:pPr>
@@ -16891,6 +17238,7 @@
           </w:tcPr>
           <w:p>
             <w:pPr>
+              <w:keepNext w:val="false"/>
               <w:spacing w:after="40" w:before="0"/>
               <w:jc w:val="center"/>
             </w:pPr>
@@ -16925,6 +17273,7 @@
           </w:tcPr>
           <w:p>
             <w:pPr>
+              <w:keepNext w:val="false"/>
               <w:spacing w:after="40" w:before="0"/>
               <w:jc w:val="left"/>
             </w:pPr>
@@ -16957,6 +17306,7 @@
           </w:tcPr>
           <w:p>
             <w:pPr>
+              <w:keepNext w:val="false"/>
               <w:spacing w:after="40" w:before="0"/>
               <w:jc w:val="left"/>
             </w:pPr>
@@ -16991,6 +17341,7 @@
           </w:tcPr>
           <w:p>
             <w:pPr>
+              <w:keepNext w:val="false"/>
               <w:spacing w:after="40" w:before="0"/>
               <w:jc w:val="left"/>
             </w:pPr>
@@ -17023,6 +17374,7 @@
           </w:tcPr>
           <w:p>
             <w:pPr>
+              <w:keepNext w:val="false"/>
               <w:spacing w:after="40" w:before="0"/>
               <w:jc w:val="left"/>
             </w:pPr>
@@ -17057,6 +17409,7 @@
           </w:tcPr>
           <w:p>
             <w:pPr>
+              <w:keepNext w:val="false"/>
               <w:spacing w:after="40" w:before="0"/>
               <w:jc w:val="left"/>
             </w:pPr>
@@ -17089,6 +17442,7 @@
           </w:tcPr>
           <w:p>
             <w:pPr>
+              <w:keepNext w:val="false"/>
               <w:spacing w:after="40" w:before="0"/>
               <w:jc w:val="left"/>
             </w:pPr>
@@ -17123,6 +17477,7 @@
           </w:tcPr>
           <w:p>
             <w:pPr>
+              <w:keepNext w:val="false"/>
               <w:spacing w:after="40" w:before="0"/>
               <w:jc w:val="left"/>
             </w:pPr>
@@ -17155,6 +17510,7 @@
           </w:tcPr>
           <w:p>
             <w:pPr>
+              <w:keepNext w:val="false"/>
               <w:spacing w:after="40" w:before="0"/>
               <w:jc w:val="left"/>
             </w:pPr>
@@ -17189,6 +17545,7 @@
           </w:tcPr>
           <w:p>
             <w:pPr>
+              <w:keepNext w:val="false"/>
               <w:spacing w:after="40" w:before="0"/>
               <w:jc w:val="left"/>
             </w:pPr>
@@ -17221,6 +17578,7 @@
           </w:tcPr>
           <w:p>
             <w:pPr>
+              <w:keepNext w:val="false"/>
               <w:spacing w:after="40" w:before="0"/>
               <w:jc w:val="left"/>
             </w:pPr>
@@ -17255,6 +17613,7 @@
           </w:tcPr>
           <w:p>
             <w:pPr>
+              <w:keepNext w:val="false"/>
               <w:spacing w:after="40" w:before="0"/>
               <w:jc w:val="left"/>
             </w:pPr>
@@ -17287,6 +17646,7 @@
           </w:tcPr>
           <w:p>
             <w:pPr>
+              <w:keepNext w:val="false"/>
               <w:spacing w:after="40" w:before="0"/>
               <w:jc w:val="left"/>
             </w:pPr>
@@ -17321,6 +17681,7 @@
           </w:tcPr>
           <w:p>
             <w:pPr>
+              <w:keepNext w:val="false"/>
               <w:spacing w:after="40" w:before="0"/>
               <w:jc w:val="left"/>
             </w:pPr>
@@ -17353,6 +17714,7 @@
           </w:tcPr>
           <w:p>
             <w:pPr>
+              <w:keepNext w:val="false"/>
               <w:spacing w:after="40" w:before="0"/>
               <w:jc w:val="left"/>
             </w:pPr>
@@ -17387,6 +17749,7 @@
           </w:tcPr>
           <w:p>
             <w:pPr>
+              <w:keepNext w:val="false"/>
               <w:spacing w:after="40" w:before="0"/>
               <w:jc w:val="left"/>
             </w:pPr>
@@ -17419,6 +17782,7 @@
           </w:tcPr>
           <w:p>
             <w:pPr>
+              <w:keepNext w:val="false"/>
               <w:spacing w:after="40" w:before="0"/>
               <w:jc w:val="left"/>
             </w:pPr>
@@ -17478,6 +17842,7 @@
           </w:tcPr>
           <w:p>
             <w:pPr>
+              <w:keepNext w:val="false"/>
               <w:spacing w:after="40" w:before="0"/>
               <w:jc w:val="center"/>
             </w:pPr>
@@ -17512,6 +17877,7 @@
           </w:tcPr>
           <w:p>
             <w:pPr>
+              <w:keepNext w:val="false"/>
               <w:spacing w:after="40" w:before="0"/>
               <w:jc w:val="left"/>
             </w:pPr>
@@ -17576,6 +17942,7 @@
           </w:tcPr>
           <w:p>
             <w:pPr>
+              <w:keepNext w:val="false"/>
               <w:spacing w:after="40" w:before="0"/>
               <w:jc w:val="center"/>
             </w:pPr>
@@ -17610,6 +17977,7 @@
           </w:tcPr>
           <w:p>
             <w:pPr>
+              <w:keepNext w:val="false"/>
               <w:spacing w:after="40" w:before="0"/>
               <w:jc w:val="left"/>
             </w:pPr>
@@ -17642,6 +18010,7 @@
           </w:tcPr>
           <w:p>
             <w:pPr>
+              <w:keepNext w:val="false"/>
               <w:spacing w:after="40" w:before="0"/>
               <w:jc w:val="left"/>
             </w:pPr>
@@ -17674,6 +18043,7 @@
           </w:tcPr>
           <w:p>
             <w:pPr>
+              <w:keepNext w:val="false"/>
               <w:spacing w:after="40" w:before="0"/>
               <w:jc w:val="left"/>
             </w:pPr>
@@ -17706,6 +18076,7 @@
           </w:tcPr>
           <w:p>
             <w:pPr>
+              <w:keepNext w:val="false"/>
               <w:spacing w:after="40" w:before="0"/>
               <w:jc w:val="left"/>
             </w:pPr>
@@ -17738,6 +18109,7 @@
           </w:tcPr>
           <w:p>
             <w:pPr>
+              <w:keepNext w:val="false"/>
               <w:spacing w:after="40" w:before="0"/>
               <w:jc w:val="left"/>
             </w:pPr>
@@ -17772,6 +18144,7 @@
           </w:tcPr>
           <w:p>
             <w:pPr>
+              <w:keepNext w:val="false"/>
               <w:spacing w:after="40" w:before="0"/>
               <w:jc w:val="left"/>
             </w:pPr>
@@ -17809,7 +18182,7 @@
             <w:pPr>
               <w:spacing w:after="20" w:before="0"/>
             </w:pPr>
-            <w:hyperlink w:history="1" r:id="rIdnlzmrclzrqlydybravxvo">
+            <w:hyperlink w:history="1" r:id="rIdlxn__njijzaccdloxs5py">
               <w:r>
                 <w:rPr>
                   <w:rFonts w:ascii="Arial" w:cs="Arial" w:eastAsia="Arial" w:hAnsi="Arial"/>
@@ -17842,7 +18215,7 @@
               <w:spacing w:after="10" w:before="0"/>
               <w:ind w:left="120"/>
             </w:pPr>
-            <w:hyperlink w:history="1" r:id="rId8lh7lrzd5wohdbh5iysac">
+            <w:hyperlink w:history="1" r:id="rIdxkvkx-fczbljr49b-else">
               <w:r>
                 <w:rPr>
                   <w:rFonts w:ascii="Arial" w:cs="Arial" w:eastAsia="Arial" w:hAnsi="Arial"/>
@@ -17887,7 +18260,7 @@
             <w:pPr>
               <w:spacing w:after="20" w:before="0"/>
             </w:pPr>
-            <w:hyperlink w:history="1" r:id="rIdhbavqqx73od51krx0y5f9">
+            <w:hyperlink w:history="1" r:id="rIdx5tsuleybsrkina5o7whs">
               <w:r>
                 <w:rPr>
                   <w:rFonts w:ascii="Arial" w:cs="Arial" w:eastAsia="Arial" w:hAnsi="Arial"/>
@@ -17920,7 +18293,7 @@
               <w:spacing w:after="10" w:before="0"/>
               <w:ind w:left="120"/>
             </w:pPr>
-            <w:hyperlink w:history="1" r:id="rIdb8x6rwtkqrkpy-oilzim5">
+            <w:hyperlink w:history="1" r:id="rIdzkfwueavqvwotxqxqtrrp">
               <w:r>
                 <w:rPr>
                   <w:rFonts w:ascii="Arial" w:cs="Arial" w:eastAsia="Arial" w:hAnsi="Arial"/>
@@ -17948,6 +18321,7 @@
           </w:tcPr>
           <w:p>
             <w:pPr>
+              <w:keepNext w:val="false"/>
               <w:spacing w:after="40" w:before="0"/>
               <w:jc w:val="left"/>
             </w:pPr>
@@ -17980,6 +18354,7 @@
           </w:tcPr>
           <w:p>
             <w:pPr>
+              <w:keepNext w:val="false"/>
               <w:spacing w:after="40" w:before="0"/>
               <w:jc w:val="left"/>
             </w:pPr>
@@ -18012,6 +18387,7 @@
           </w:tcPr>
           <w:p>
             <w:pPr>
+              <w:keepNext w:val="false"/>
               <w:spacing w:after="40" w:before="0"/>
               <w:jc w:val="left"/>
             </w:pPr>
@@ -18044,6 +18420,7 @@
           </w:tcPr>
           <w:p>
             <w:pPr>
+              <w:keepNext w:val="false"/>
               <w:spacing w:after="40" w:before="0"/>
               <w:jc w:val="left"/>
             </w:pPr>
@@ -18078,6 +18455,7 @@
           </w:tcPr>
           <w:p>
             <w:pPr>
+              <w:keepNext w:val="false"/>
               <w:spacing w:after="40" w:before="0"/>
               <w:jc w:val="left"/>
             </w:pPr>
@@ -18115,7 +18493,7 @@
             <w:pPr>
               <w:spacing w:after="20" w:before="0"/>
             </w:pPr>
-            <w:hyperlink w:history="1" r:id="rIdx0-vzm8wgo_f3zlvfc91z">
+            <w:hyperlink w:history="1" r:id="rIdaqfjd2ch605zoakwe8bzb">
               <w:r>
                 <w:rPr>
                   <w:rFonts w:ascii="Arial" w:cs="Arial" w:eastAsia="Arial" w:hAnsi="Arial"/>
@@ -18148,7 +18526,7 @@
               <w:spacing w:after="10" w:before="0"/>
               <w:ind w:left="120"/>
             </w:pPr>
-            <w:hyperlink w:history="1" r:id="rIdgrhfgkhvdcf7jqae7tj2e">
+            <w:hyperlink w:history="1" r:id="rIdc90ku7y1g_vie_fqh63xs">
               <w:r>
                 <w:rPr>
                   <w:rFonts w:ascii="Arial" w:cs="Arial" w:eastAsia="Arial" w:hAnsi="Arial"/>
@@ -18193,7 +18571,7 @@
             <w:pPr>
               <w:spacing w:after="20" w:before="0"/>
             </w:pPr>
-            <w:hyperlink w:history="1" r:id="rIdrqd_uevj3j8o3ta0g2ro9">
+            <w:hyperlink w:history="1" r:id="rIddf8fltrcxswv1mnksmkjw">
               <w:r>
                 <w:rPr>
                   <w:rFonts w:ascii="Arial" w:cs="Arial" w:eastAsia="Arial" w:hAnsi="Arial"/>
@@ -18226,7 +18604,7 @@
               <w:spacing w:after="10" w:before="0"/>
               <w:ind w:left="120"/>
             </w:pPr>
-            <w:hyperlink w:history="1" r:id="rIde-e8dlhmfgptfi-ozvayv">
+            <w:hyperlink w:history="1" r:id="rIdytmszdszc6-vmkrxf4vwo">
               <w:r>
                 <w:rPr>
                   <w:rFonts w:ascii="Arial" w:cs="Arial" w:eastAsia="Arial" w:hAnsi="Arial"/>
@@ -18254,6 +18632,7 @@
           </w:tcPr>
           <w:p>
             <w:pPr>
+              <w:keepNext w:val="false"/>
               <w:spacing w:after="40" w:before="0"/>
               <w:jc w:val="left"/>
             </w:pPr>
@@ -18286,6 +18665,7 @@
           </w:tcPr>
           <w:p>
             <w:pPr>
+              <w:keepNext w:val="false"/>
               <w:spacing w:after="40" w:before="0"/>
               <w:jc w:val="left"/>
             </w:pPr>
@@ -18318,6 +18698,7 @@
           </w:tcPr>
           <w:p>
             <w:pPr>
+              <w:keepNext w:val="false"/>
               <w:spacing w:after="40" w:before="0"/>
               <w:jc w:val="left"/>
             </w:pPr>
@@ -18350,6 +18731,7 @@
           </w:tcPr>
           <w:p>
             <w:pPr>
+              <w:keepNext w:val="false"/>
               <w:spacing w:after="40" w:before="0"/>
               <w:jc w:val="left"/>
             </w:pPr>
@@ -18384,6 +18766,7 @@
           </w:tcPr>
           <w:p>
             <w:pPr>
+              <w:keepNext w:val="false"/>
               <w:spacing w:after="40" w:before="0"/>
               <w:jc w:val="left"/>
             </w:pPr>
@@ -18421,7 +18804,7 @@
             <w:pPr>
               <w:spacing w:after="20" w:before="0"/>
             </w:pPr>
-            <w:hyperlink w:history="1" r:id="rIdnmoabfruzbtmksf5p1m8r">
+            <w:hyperlink w:history="1" r:id="rId4auaurpwpjcb7-wxycjmx">
               <w:r>
                 <w:rPr>
                   <w:rFonts w:ascii="Arial" w:cs="Arial" w:eastAsia="Arial" w:hAnsi="Arial"/>
@@ -18454,7 +18837,7 @@
               <w:spacing w:after="10" w:before="0"/>
               <w:ind w:left="120"/>
             </w:pPr>
-            <w:hyperlink w:history="1" r:id="rIdgkuylrp9sewaktxn_hwzn">
+            <w:hyperlink w:history="1" r:id="rIdnhr8jtasem2t7r1wfrmn4">
               <w:r>
                 <w:rPr>
                   <w:rFonts w:ascii="Arial" w:cs="Arial" w:eastAsia="Arial" w:hAnsi="Arial"/>
@@ -18499,7 +18882,7 @@
             <w:pPr>
               <w:spacing w:after="20" w:before="0"/>
             </w:pPr>
-            <w:hyperlink w:history="1" r:id="rId7rq0irc9rvb6k4pviejsv">
+            <w:hyperlink w:history="1" r:id="rId8omwx8vkun1r5x3f-pqki">
               <w:r>
                 <w:rPr>
                   <w:rFonts w:ascii="Arial" w:cs="Arial" w:eastAsia="Arial" w:hAnsi="Arial"/>
@@ -18532,7 +18915,7 @@
               <w:spacing w:after="10" w:before="0"/>
               <w:ind w:left="120"/>
             </w:pPr>
-            <w:hyperlink w:history="1" r:id="rIdiawgavyosi3fpz1ujpqpk">
+            <w:hyperlink w:history="1" r:id="rIde-juiuikyki6u8o8qtpnc">
               <w:r>
                 <w:rPr>
                   <w:rFonts w:ascii="Arial" w:cs="Arial" w:eastAsia="Arial" w:hAnsi="Arial"/>
@@ -18560,6 +18943,7 @@
           </w:tcPr>
           <w:p>
             <w:pPr>
+              <w:keepNext w:val="false"/>
               <w:spacing w:after="40" w:before="0"/>
               <w:jc w:val="left"/>
             </w:pPr>
@@ -18592,6 +18976,7 @@
           </w:tcPr>
           <w:p>
             <w:pPr>
+              <w:keepNext w:val="false"/>
               <w:spacing w:after="40" w:before="0"/>
               <w:jc w:val="left"/>
             </w:pPr>
@@ -18624,6 +19009,7 @@
           </w:tcPr>
           <w:p>
             <w:pPr>
+              <w:keepNext w:val="false"/>
               <w:spacing w:after="40" w:before="0"/>
               <w:jc w:val="left"/>
             </w:pPr>
@@ -18656,6 +19042,7 @@
           </w:tcPr>
           <w:p>
             <w:pPr>
+              <w:keepNext w:val="false"/>
               <w:spacing w:after="40" w:before="0"/>
               <w:jc w:val="left"/>
             </w:pPr>
@@ -18690,6 +19077,7 @@
           </w:tcPr>
           <w:p>
             <w:pPr>
+              <w:keepNext w:val="false"/>
               <w:spacing w:after="40" w:before="0"/>
               <w:jc w:val="left"/>
             </w:pPr>
@@ -18727,7 +19115,7 @@
             <w:pPr>
               <w:spacing w:after="20" w:before="0"/>
             </w:pPr>
-            <w:hyperlink w:history="1" r:id="rIdipv_h8igv_d4qeza0dvqu">
+            <w:hyperlink w:history="1" r:id="rIdyvmapfl-aqlf7moasm_pi">
               <w:r>
                 <w:rPr>
                   <w:rFonts w:ascii="Arial" w:cs="Arial" w:eastAsia="Arial" w:hAnsi="Arial"/>
@@ -18760,7 +19148,7 @@
               <w:spacing w:after="10" w:before="0"/>
               <w:ind w:left="120"/>
             </w:pPr>
-            <w:hyperlink w:history="1" r:id="rIdxm1em_qfh2wl0-uojzos9">
+            <w:hyperlink w:history="1" r:id="rId7njwthur-amvlooe1n6mb">
               <w:r>
                 <w:rPr>
                   <w:rFonts w:ascii="Arial" w:cs="Arial" w:eastAsia="Arial" w:hAnsi="Arial"/>
@@ -18805,7 +19193,7 @@
             <w:pPr>
               <w:spacing w:after="20" w:before="0"/>
             </w:pPr>
-            <w:hyperlink w:history="1" r:id="rIdve4xxzmgpimfrvqa6pntn">
+            <w:hyperlink w:history="1" r:id="rId3k_fdloa6ocbqx-fnw2ra">
               <w:r>
                 <w:rPr>
                   <w:rFonts w:ascii="Arial" w:cs="Arial" w:eastAsia="Arial" w:hAnsi="Arial"/>
@@ -18838,7 +19226,7 @@
               <w:spacing w:after="10" w:before="0"/>
               <w:ind w:left="120"/>
             </w:pPr>
-            <w:hyperlink w:history="1" r:id="rIdpkbyyirqlzobqdd36cuz2">
+            <w:hyperlink w:history="1" r:id="rIdd7smofh_y1gunhbl7ipdq">
               <w:r>
                 <w:rPr>
                   <w:rFonts w:ascii="Arial" w:cs="Arial" w:eastAsia="Arial" w:hAnsi="Arial"/>
@@ -18866,6 +19254,7 @@
           </w:tcPr>
           <w:p>
             <w:pPr>
+              <w:keepNext w:val="false"/>
               <w:spacing w:after="40" w:before="0"/>
               <w:jc w:val="left"/>
             </w:pPr>
@@ -18898,6 +19287,7 @@
           </w:tcPr>
           <w:p>
             <w:pPr>
+              <w:keepNext w:val="false"/>
               <w:spacing w:after="40" w:before="0"/>
               <w:jc w:val="left"/>
             </w:pPr>
@@ -18930,6 +19320,7 @@
           </w:tcPr>
           <w:p>
             <w:pPr>
+              <w:keepNext w:val="false"/>
               <w:spacing w:after="40" w:before="0"/>
               <w:jc w:val="left"/>
             </w:pPr>
@@ -18962,6 +19353,7 @@
           </w:tcPr>
           <w:p>
             <w:pPr>
+              <w:keepNext w:val="false"/>
               <w:spacing w:after="40" w:before="0"/>
               <w:jc w:val="left"/>
             </w:pPr>
@@ -18996,6 +19388,7 @@
           </w:tcPr>
           <w:p>
             <w:pPr>
+              <w:keepNext w:val="false"/>
               <w:spacing w:after="40" w:before="0"/>
               <w:jc w:val="left"/>
             </w:pPr>
@@ -19033,7 +19426,7 @@
             <w:pPr>
               <w:spacing w:after="20" w:before="0"/>
             </w:pPr>
-            <w:hyperlink w:history="1" r:id="rIdvw8vodrvwq7k-gtagxmdi">
+            <w:hyperlink w:history="1" r:id="rIdbuficl53glt9qqdeqxlfs">
               <w:r>
                 <w:rPr>
                   <w:rFonts w:ascii="Arial" w:cs="Arial" w:eastAsia="Arial" w:hAnsi="Arial"/>
@@ -19082,7 +19475,7 @@
               <w:spacing w:after="10" w:before="0"/>
               <w:ind w:left="120"/>
             </w:pPr>
-            <w:hyperlink w:history="1" r:id="rIdwoxzzpnvy2xxljvw8qnl4">
+            <w:hyperlink w:history="1" r:id="rIdt53ncl3xmhujqhibqggeg">
               <w:r>
                 <w:rPr>
                   <w:rFonts w:ascii="Arial" w:cs="Arial" w:eastAsia="Arial" w:hAnsi="Arial"/>
@@ -19127,7 +19520,7 @@
             <w:pPr>
               <w:spacing w:after="20" w:before="0"/>
             </w:pPr>
-            <w:hyperlink w:history="1" r:id="rId20krvjiytcewwq7qieduw">
+            <w:hyperlink w:history="1" r:id="rIdv7l0te2eerma6wyj01n22">
               <w:r>
                 <w:rPr>
                   <w:rFonts w:ascii="Arial" w:cs="Arial" w:eastAsia="Arial" w:hAnsi="Arial"/>
@@ -19176,7 +19569,7 @@
               <w:spacing w:after="10" w:before="0"/>
               <w:ind w:left="120"/>
             </w:pPr>
-            <w:hyperlink w:history="1" r:id="rIdxutxp2siw6mifmr-ywv7r">
+            <w:hyperlink w:history="1" r:id="rIdfeimng0qyzymwhse0ne1i">
               <w:r>
                 <w:rPr>
                   <w:rFonts w:ascii="Arial" w:cs="Arial" w:eastAsia="Arial" w:hAnsi="Arial"/>
@@ -19204,6 +19597,7 @@
           </w:tcPr>
           <w:p>
             <w:pPr>
+              <w:keepNext w:val="false"/>
               <w:spacing w:after="40" w:before="0"/>
               <w:jc w:val="left"/>
             </w:pPr>
@@ -19236,6 +19630,7 @@
           </w:tcPr>
           <w:p>
             <w:pPr>
+              <w:keepNext w:val="false"/>
               <w:spacing w:after="40" w:before="0"/>
               <w:jc w:val="left"/>
             </w:pPr>
@@ -19268,6 +19663,7 @@
           </w:tcPr>
           <w:p>
             <w:pPr>
+              <w:keepNext w:val="false"/>
               <w:spacing w:after="40" w:before="0"/>
               <w:jc w:val="left"/>
             </w:pPr>
@@ -19300,6 +19696,7 @@
           </w:tcPr>
           <w:p>
             <w:pPr>
+              <w:keepNext w:val="false"/>
               <w:spacing w:after="40" w:before="0"/>
               <w:jc w:val="left"/>
             </w:pPr>
@@ -19359,6 +19756,7 @@
           </w:tcPr>
           <w:p>
             <w:pPr>
+              <w:keepNext w:val="false"/>
               <w:spacing w:after="40" w:before="0"/>
               <w:jc w:val="center"/>
             </w:pPr>
@@ -19393,6 +19791,7 @@
           </w:tcPr>
           <w:p>
             <w:pPr>
+              <w:keepNext w:val="false"/>
               <w:spacing w:after="40" w:before="0"/>
               <w:jc w:val="left"/>
             </w:pPr>
@@ -19454,6 +19853,7 @@
           </w:tcPr>
           <w:p>
             <w:pPr>
+              <w:keepNext w:val="false"/>
               <w:spacing w:after="40" w:before="0"/>
               <w:jc w:val="center"/>
             </w:pPr>
@@ -19488,6 +19888,7 @@
           </w:tcPr>
           <w:p>
             <w:pPr>
+              <w:keepNext w:val="false"/>
               <w:spacing w:after="40" w:before="0"/>
               <w:jc w:val="left"/>
             </w:pPr>
@@ -19520,6 +19921,7 @@
           </w:tcPr>
           <w:p>
             <w:pPr>
+              <w:keepNext w:val="false"/>
               <w:spacing w:after="40" w:before="0"/>
               <w:jc w:val="left"/>
             </w:pPr>
@@ -19554,6 +19956,7 @@
           </w:tcPr>
           <w:p>
             <w:pPr>
+              <w:keepNext w:val="false"/>
               <w:spacing w:after="40" w:before="0"/>
               <w:jc w:val="left"/>
             </w:pPr>
@@ -19586,6 +19989,7 @@
           </w:tcPr>
           <w:p>
             <w:pPr>
+              <w:keepNext w:val="false"/>
               <w:spacing w:after="40" w:before="0"/>
               <w:jc w:val="left"/>
             </w:pPr>
@@ -19620,6 +20024,7 @@
           </w:tcPr>
           <w:p>
             <w:pPr>
+              <w:keepNext w:val="false"/>
               <w:spacing w:after="40" w:before="0"/>
               <w:jc w:val="left"/>
             </w:pPr>
@@ -19652,6 +20057,7 @@
           </w:tcPr>
           <w:p>
             <w:pPr>
+              <w:keepNext w:val="false"/>
               <w:spacing w:after="40" w:before="0"/>
               <w:jc w:val="left"/>
             </w:pPr>
@@ -19688,7 +20094,7 @@
         </w:rPr>
         <w:t xml:space="preserve">© 2026 SeaVuria and ARES. Aligned with KICD objectives. Developed by SeaVuria; technical implementation by ARES (with AI assistance from Claude). Licensed under </w:t>
       </w:r>
-      <w:hyperlink w:history="1" r:id="rIdlhsoks01grcw2wkfyrobn">
+      <w:hyperlink w:history="1" r:id="rIdmg367_snpglvyuxvxvr6p">
         <w:r>
           <w:rPr>
             <w:rFonts w:ascii="Arial" w:cs="Arial" w:eastAsia="Arial" w:hAnsi="Arial"/>
@@ -19709,7 +20115,7 @@
         </w:rPr>
         <w:t xml:space="preserve"> (</w:t>
       </w:r>
-      <w:hyperlink w:history="1" r:id="rIde0owhdbyikcxr8pyekd10">
+      <w:hyperlink w:history="1" r:id="rIdt26-ylgjznqcuvm44qvv6">
         <w:r>
           <w:rPr>
             <w:rFonts w:ascii="Arial" w:cs="Arial" w:eastAsia="Arial" w:hAnsi="Arial"/>
@@ -19769,6 +20175,7 @@
           </w:tcPr>
           <w:p>
             <w:pPr>
+              <w:keepNext w:val="false"/>
               <w:spacing w:after="40" w:before="0"/>
               <w:jc w:val="center"/>
             </w:pPr>
@@ -19804,6 +20211,7 @@
           </w:tcPr>
           <w:p>
             <w:pPr>
+              <w:keepNext w:val="false"/>
               <w:spacing w:after="40" w:before="0"/>
               <w:jc w:val="center"/>
             </w:pPr>
@@ -19838,6 +20246,7 @@
           </w:tcPr>
           <w:p>
             <w:pPr>
+              <w:keepNext w:val="false"/>
               <w:spacing w:after="40" w:before="0"/>
               <w:jc w:val="left"/>
             </w:pPr>
@@ -19870,6 +20279,7 @@
           </w:tcPr>
           <w:p>
             <w:pPr>
+              <w:keepNext w:val="false"/>
               <w:spacing w:after="40" w:before="0"/>
               <w:jc w:val="left"/>
             </w:pPr>
@@ -19904,6 +20314,7 @@
           </w:tcPr>
           <w:p>
             <w:pPr>
+              <w:keepNext w:val="false"/>
               <w:spacing w:after="40" w:before="0"/>
               <w:jc w:val="left"/>
             </w:pPr>
@@ -19936,6 +20347,7 @@
           </w:tcPr>
           <w:p>
             <w:pPr>
+              <w:keepNext w:val="false"/>
               <w:spacing w:after="40" w:before="0"/>
               <w:jc w:val="left"/>
             </w:pPr>
@@ -19970,6 +20382,7 @@
           </w:tcPr>
           <w:p>
             <w:pPr>
+              <w:keepNext w:val="false"/>
               <w:spacing w:after="40" w:before="0"/>
               <w:jc w:val="left"/>
             </w:pPr>
@@ -20002,6 +20415,7 @@
           </w:tcPr>
           <w:p>
             <w:pPr>
+              <w:keepNext w:val="false"/>
               <w:spacing w:after="40" w:before="0"/>
               <w:jc w:val="left"/>
             </w:pPr>
@@ -20036,6 +20450,7 @@
           </w:tcPr>
           <w:p>
             <w:pPr>
+              <w:keepNext w:val="false"/>
               <w:spacing w:after="40" w:before="0"/>
               <w:jc w:val="left"/>
             </w:pPr>
@@ -20068,6 +20483,7 @@
           </w:tcPr>
           <w:p>
             <w:pPr>
+              <w:keepNext w:val="false"/>
               <w:spacing w:after="40" w:before="0"/>
               <w:jc w:val="left"/>
             </w:pPr>
@@ -20102,6 +20518,7 @@
           </w:tcPr>
           <w:p>
             <w:pPr>
+              <w:keepNext w:val="false"/>
               <w:spacing w:after="40" w:before="0"/>
               <w:jc w:val="left"/>
             </w:pPr>
@@ -20134,6 +20551,7 @@
           </w:tcPr>
           <w:p>
             <w:pPr>
+              <w:keepNext w:val="false"/>
               <w:spacing w:after="40" w:before="0"/>
               <w:jc w:val="left"/>
             </w:pPr>
@@ -20168,6 +20586,7 @@
           </w:tcPr>
           <w:p>
             <w:pPr>
+              <w:keepNext w:val="false"/>
               <w:spacing w:after="40" w:before="0"/>
               <w:jc w:val="left"/>
             </w:pPr>
@@ -20200,6 +20619,7 @@
           </w:tcPr>
           <w:p>
             <w:pPr>
+              <w:keepNext w:val="false"/>
               <w:spacing w:after="40" w:before="0"/>
               <w:jc w:val="left"/>
             </w:pPr>
@@ -20234,6 +20654,7 @@
           </w:tcPr>
           <w:p>
             <w:pPr>
+              <w:keepNext w:val="false"/>
               <w:spacing w:after="40" w:before="0"/>
               <w:jc w:val="left"/>
             </w:pPr>
@@ -20266,6 +20687,7 @@
           </w:tcPr>
           <w:p>
             <w:pPr>
+              <w:keepNext w:val="false"/>
               <w:spacing w:after="40" w:before="0"/>
               <w:jc w:val="left"/>
             </w:pPr>
@@ -20300,6 +20722,7 @@
           </w:tcPr>
           <w:p>
             <w:pPr>
+              <w:keepNext w:val="false"/>
               <w:spacing w:after="40" w:before="0"/>
               <w:jc w:val="left"/>
             </w:pPr>
@@ -20332,6 +20755,7 @@
           </w:tcPr>
           <w:p>
             <w:pPr>
+              <w:keepNext w:val="false"/>
               <w:spacing w:after="40" w:before="0"/>
               <w:jc w:val="left"/>
             </w:pPr>
@@ -20391,6 +20815,7 @@
           </w:tcPr>
           <w:p>
             <w:pPr>
+              <w:keepNext w:val="false"/>
               <w:spacing w:after="40" w:before="0"/>
               <w:jc w:val="center"/>
             </w:pPr>
@@ -20425,6 +20850,7 @@
           </w:tcPr>
           <w:p>
             <w:pPr>
+              <w:keepNext w:val="false"/>
               <w:spacing w:after="40" w:before="0"/>
               <w:jc w:val="left"/>
             </w:pPr>
@@ -20489,6 +20915,7 @@
           </w:tcPr>
           <w:p>
             <w:pPr>
+              <w:keepNext w:val="false"/>
               <w:spacing w:after="40" w:before="0"/>
               <w:jc w:val="center"/>
             </w:pPr>
@@ -20523,6 +20950,7 @@
           </w:tcPr>
           <w:p>
             <w:pPr>
+              <w:keepNext w:val="false"/>
               <w:spacing w:after="40" w:before="0"/>
               <w:jc w:val="left"/>
             </w:pPr>
@@ -20555,6 +20983,7 @@
           </w:tcPr>
           <w:p>
             <w:pPr>
+              <w:keepNext w:val="false"/>
               <w:spacing w:after="40" w:before="0"/>
               <w:jc w:val="left"/>
             </w:pPr>
@@ -20587,6 +21016,7 @@
           </w:tcPr>
           <w:p>
             <w:pPr>
+              <w:keepNext w:val="false"/>
               <w:spacing w:after="40" w:before="0"/>
               <w:jc w:val="left"/>
             </w:pPr>
@@ -20619,6 +21049,7 @@
           </w:tcPr>
           <w:p>
             <w:pPr>
+              <w:keepNext w:val="false"/>
               <w:spacing w:after="40" w:before="0"/>
               <w:jc w:val="left"/>
             </w:pPr>
@@ -20651,6 +21082,7 @@
           </w:tcPr>
           <w:p>
             <w:pPr>
+              <w:keepNext w:val="false"/>
               <w:spacing w:after="40" w:before="0"/>
               <w:jc w:val="left"/>
             </w:pPr>
@@ -20685,6 +21117,7 @@
           </w:tcPr>
           <w:p>
             <w:pPr>
+              <w:keepNext w:val="false"/>
               <w:spacing w:after="40" w:before="0"/>
               <w:jc w:val="left"/>
             </w:pPr>
@@ -20722,7 +21155,7 @@
             <w:pPr>
               <w:spacing w:after="20" w:before="0"/>
             </w:pPr>
-            <w:hyperlink w:history="1" r:id="rIdh9g09rxz_mdkytu1-hafi">
+            <w:hyperlink w:history="1" r:id="rIdj5rx9qbogxpg_q98-gyat">
               <w:r>
                 <w:rPr>
                   <w:rFonts w:ascii="Arial" w:cs="Arial" w:eastAsia="Arial" w:hAnsi="Arial"/>
@@ -20755,7 +21188,7 @@
               <w:spacing w:after="10" w:before="0"/>
               <w:ind w:left="120"/>
             </w:pPr>
-            <w:hyperlink w:history="1" r:id="rIdtadul-hbvcp-dawxnohqh">
+            <w:hyperlink w:history="1" r:id="rId8ldyii67zni0bkpvuxrsm">
               <w:r>
                 <w:rPr>
                   <w:rFonts w:ascii="Arial" w:cs="Arial" w:eastAsia="Arial" w:hAnsi="Arial"/>
@@ -20800,7 +21233,7 @@
             <w:pPr>
               <w:spacing w:after="20" w:before="0"/>
             </w:pPr>
-            <w:hyperlink w:history="1" r:id="rIdqsvrl4xkmswn6_fdqrknk">
+            <w:hyperlink w:history="1" r:id="rIdrjd9ku8koapv4d9hui1i8">
               <w:r>
                 <w:rPr>
                   <w:rFonts w:ascii="Arial" w:cs="Arial" w:eastAsia="Arial" w:hAnsi="Arial"/>
@@ -20833,7 +21266,7 @@
               <w:spacing w:after="10" w:before="0"/>
               <w:ind w:left="120"/>
             </w:pPr>
-            <w:hyperlink w:history="1" r:id="rId3p3zquuzhefi4qr33walo">
+            <w:hyperlink w:history="1" r:id="rIdjpdh1v_ngf77qhx2yfr_u">
               <w:r>
                 <w:rPr>
                   <w:rFonts w:ascii="Arial" w:cs="Arial" w:eastAsia="Arial" w:hAnsi="Arial"/>
@@ -20861,6 +21294,7 @@
           </w:tcPr>
           <w:p>
             <w:pPr>
+              <w:keepNext w:val="false"/>
               <w:spacing w:after="40" w:before="0"/>
               <w:jc w:val="left"/>
             </w:pPr>
@@ -20893,6 +21327,7 @@
           </w:tcPr>
           <w:p>
             <w:pPr>
+              <w:keepNext w:val="false"/>
               <w:spacing w:after="40" w:before="0"/>
               <w:jc w:val="left"/>
             </w:pPr>
@@ -20925,6 +21360,7 @@
           </w:tcPr>
           <w:p>
             <w:pPr>
+              <w:keepNext w:val="false"/>
               <w:spacing w:after="40" w:before="0"/>
               <w:jc w:val="left"/>
             </w:pPr>
@@ -20957,6 +21393,7 @@
           </w:tcPr>
           <w:p>
             <w:pPr>
+              <w:keepNext w:val="false"/>
               <w:spacing w:after="40" w:before="0"/>
               <w:jc w:val="left"/>
             </w:pPr>
@@ -20991,6 +21428,7 @@
           </w:tcPr>
           <w:p>
             <w:pPr>
+              <w:keepNext w:val="false"/>
               <w:spacing w:after="40" w:before="0"/>
               <w:jc w:val="left"/>
             </w:pPr>
@@ -21028,7 +21466,7 @@
             <w:pPr>
               <w:spacing w:after="20" w:before="0"/>
             </w:pPr>
-            <w:hyperlink w:history="1" r:id="rIdko-_4ursigqewi7jp5hdh">
+            <w:hyperlink w:history="1" r:id="rIdry_ozgtg7o5xumox4askt">
               <w:r>
                 <w:rPr>
                   <w:rFonts w:ascii="Arial" w:cs="Arial" w:eastAsia="Arial" w:hAnsi="Arial"/>
@@ -21061,7 +21499,7 @@
               <w:spacing w:after="10" w:before="0"/>
               <w:ind w:left="120"/>
             </w:pPr>
-            <w:hyperlink w:history="1" r:id="rId8x2z1urpbtnm2qkww5ybw">
+            <w:hyperlink w:history="1" r:id="rIdz9zrkrx380cis5kqnodbn">
               <w:r>
                 <w:rPr>
                   <w:rFonts w:ascii="Arial" w:cs="Arial" w:eastAsia="Arial" w:hAnsi="Arial"/>
@@ -21106,7 +21544,7 @@
             <w:pPr>
               <w:spacing w:after="20" w:before="0"/>
             </w:pPr>
-            <w:hyperlink w:history="1" r:id="rId-my1bfqzkeoebde9rtkb5">
+            <w:hyperlink w:history="1" r:id="rId-9st4ky_27aowfsxuhd2x">
               <w:r>
                 <w:rPr>
                   <w:rFonts w:ascii="Arial" w:cs="Arial" w:eastAsia="Arial" w:hAnsi="Arial"/>
@@ -21139,7 +21577,7 @@
               <w:spacing w:after="10" w:before="0"/>
               <w:ind w:left="120"/>
             </w:pPr>
-            <w:hyperlink w:history="1" r:id="rIdlp2enxbz6auzysceramlu">
+            <w:hyperlink w:history="1" r:id="rIdxbzqurpwbnqvd7aeprn02">
               <w:r>
                 <w:rPr>
                   <w:rFonts w:ascii="Arial" w:cs="Arial" w:eastAsia="Arial" w:hAnsi="Arial"/>
@@ -21167,6 +21605,7 @@
           </w:tcPr>
           <w:p>
             <w:pPr>
+              <w:keepNext w:val="false"/>
               <w:spacing w:after="40" w:before="0"/>
               <w:jc w:val="left"/>
             </w:pPr>
@@ -21199,6 +21638,7 @@
           </w:tcPr>
           <w:p>
             <w:pPr>
+              <w:keepNext w:val="false"/>
               <w:spacing w:after="40" w:before="0"/>
               <w:jc w:val="left"/>
             </w:pPr>
@@ -21231,6 +21671,7 @@
           </w:tcPr>
           <w:p>
             <w:pPr>
+              <w:keepNext w:val="false"/>
               <w:spacing w:after="40" w:before="0"/>
               <w:jc w:val="left"/>
             </w:pPr>
@@ -21263,6 +21704,7 @@
           </w:tcPr>
           <w:p>
             <w:pPr>
+              <w:keepNext w:val="false"/>
               <w:spacing w:after="40" w:before="0"/>
               <w:jc w:val="left"/>
             </w:pPr>
@@ -21297,6 +21739,7 @@
           </w:tcPr>
           <w:p>
             <w:pPr>
+              <w:keepNext w:val="false"/>
               <w:spacing w:after="40" w:before="0"/>
               <w:jc w:val="left"/>
             </w:pPr>
@@ -21334,7 +21777,7 @@
             <w:pPr>
               <w:spacing w:after="20" w:before="0"/>
             </w:pPr>
-            <w:hyperlink w:history="1" r:id="rIdht7ukalmvtztlge6evei2">
+            <w:hyperlink w:history="1" r:id="rIddxkqpk-luqmdhixdtuvfk">
               <w:r>
                 <w:rPr>
                   <w:rFonts w:ascii="Arial" w:cs="Arial" w:eastAsia="Arial" w:hAnsi="Arial"/>
@@ -21367,7 +21810,7 @@
               <w:spacing w:after="10" w:before="0"/>
               <w:ind w:left="120"/>
             </w:pPr>
-            <w:hyperlink w:history="1" r:id="rIdajfkxvicmdm0qtoqyazrs">
+            <w:hyperlink w:history="1" r:id="rIdiv7lfmjydoyfne4fkvhfo">
               <w:r>
                 <w:rPr>
                   <w:rFonts w:ascii="Arial" w:cs="Arial" w:eastAsia="Arial" w:hAnsi="Arial"/>
@@ -21412,7 +21855,7 @@
             <w:pPr>
               <w:spacing w:after="20" w:before="0"/>
             </w:pPr>
-            <w:hyperlink w:history="1" r:id="rIdmlsee_ynsbugq7qwu_t7s">
+            <w:hyperlink w:history="1" r:id="rId13skn93pusespupxxyu-p">
               <w:r>
                 <w:rPr>
                   <w:rFonts w:ascii="Arial" w:cs="Arial" w:eastAsia="Arial" w:hAnsi="Arial"/>
@@ -21445,7 +21888,7 @@
               <w:spacing w:after="10" w:before="0"/>
               <w:ind w:left="120"/>
             </w:pPr>
-            <w:hyperlink w:history="1" r:id="rIdu65idqpzhicygzpbe7rqn">
+            <w:hyperlink w:history="1" r:id="rId04sbltxdoqv4gsiaw3g22">
               <w:r>
                 <w:rPr>
                   <w:rFonts w:ascii="Arial" w:cs="Arial" w:eastAsia="Arial" w:hAnsi="Arial"/>
@@ -21473,6 +21916,7 @@
           </w:tcPr>
           <w:p>
             <w:pPr>
+              <w:keepNext w:val="false"/>
               <w:spacing w:after="40" w:before="0"/>
               <w:jc w:val="left"/>
             </w:pPr>
@@ -21505,6 +21949,7 @@
           </w:tcPr>
           <w:p>
             <w:pPr>
+              <w:keepNext w:val="false"/>
               <w:spacing w:after="40" w:before="0"/>
               <w:jc w:val="left"/>
             </w:pPr>
@@ -21537,6 +21982,7 @@
           </w:tcPr>
           <w:p>
             <w:pPr>
+              <w:keepNext w:val="false"/>
               <w:spacing w:after="40" w:before="0"/>
               <w:jc w:val="left"/>
             </w:pPr>
@@ -21569,6 +22015,7 @@
           </w:tcPr>
           <w:p>
             <w:pPr>
+              <w:keepNext w:val="false"/>
               <w:spacing w:after="40" w:before="0"/>
               <w:jc w:val="left"/>
             </w:pPr>
@@ -21603,6 +22050,7 @@
           </w:tcPr>
           <w:p>
             <w:pPr>
+              <w:keepNext w:val="false"/>
               <w:spacing w:after="40" w:before="0"/>
               <w:jc w:val="left"/>
             </w:pPr>
@@ -21640,7 +22088,7 @@
             <w:pPr>
               <w:spacing w:after="20" w:before="0"/>
             </w:pPr>
-            <w:hyperlink w:history="1" r:id="rIdpdthlullv_sjyxcwz7ett">
+            <w:hyperlink w:history="1" r:id="rIdo3s17fhlqkjcr6g1bfobg">
               <w:r>
                 <w:rPr>
                   <w:rFonts w:ascii="Arial" w:cs="Arial" w:eastAsia="Arial" w:hAnsi="Arial"/>
@@ -21673,7 +22121,7 @@
               <w:spacing w:after="10" w:before="0"/>
               <w:ind w:left="120"/>
             </w:pPr>
-            <w:hyperlink w:history="1" r:id="rId1evwgpg-6atlhk9-zbxar">
+            <w:hyperlink w:history="1" r:id="rIdfpcevhq9qvooq0tmazamw">
               <w:r>
                 <w:rPr>
                   <w:rFonts w:ascii="Arial" w:cs="Arial" w:eastAsia="Arial" w:hAnsi="Arial"/>
@@ -21718,7 +22166,7 @@
             <w:pPr>
               <w:spacing w:after="20" w:before="0"/>
             </w:pPr>
-            <w:hyperlink w:history="1" r:id="rId8cg0xlpwtfbt64vr1q8ub">
+            <w:hyperlink w:history="1" r:id="rId6apa45npxpjfsjdxboviy">
               <w:r>
                 <w:rPr>
                   <w:rFonts w:ascii="Arial" w:cs="Arial" w:eastAsia="Arial" w:hAnsi="Arial"/>
@@ -21751,7 +22199,7 @@
               <w:spacing w:after="10" w:before="0"/>
               <w:ind w:left="120"/>
             </w:pPr>
-            <w:hyperlink w:history="1" r:id="rIdz7t8hixvba-mz9ewkhwo5">
+            <w:hyperlink w:history="1" r:id="rIdhrxqpx6b28s0-ulrk7kjx">
               <w:r>
                 <w:rPr>
                   <w:rFonts w:ascii="Arial" w:cs="Arial" w:eastAsia="Arial" w:hAnsi="Arial"/>
@@ -21779,6 +22227,7 @@
           </w:tcPr>
           <w:p>
             <w:pPr>
+              <w:keepNext w:val="false"/>
               <w:spacing w:after="40" w:before="0"/>
               <w:jc w:val="left"/>
             </w:pPr>
@@ -21811,6 +22260,7 @@
           </w:tcPr>
           <w:p>
             <w:pPr>
+              <w:keepNext w:val="false"/>
               <w:spacing w:after="40" w:before="0"/>
               <w:jc w:val="left"/>
             </w:pPr>
@@ -21843,6 +22293,7 @@
           </w:tcPr>
           <w:p>
             <w:pPr>
+              <w:keepNext w:val="false"/>
               <w:spacing w:after="40" w:before="0"/>
               <w:jc w:val="left"/>
             </w:pPr>
@@ -21875,6 +22326,7 @@
           </w:tcPr>
           <w:p>
             <w:pPr>
+              <w:keepNext w:val="false"/>
               <w:spacing w:after="40" w:before="0"/>
               <w:jc w:val="left"/>
             </w:pPr>
@@ -21909,6 +22361,7 @@
           </w:tcPr>
           <w:p>
             <w:pPr>
+              <w:keepNext w:val="false"/>
               <w:spacing w:after="40" w:before="0"/>
               <w:jc w:val="left"/>
             </w:pPr>
@@ -21946,7 +22399,7 @@
             <w:pPr>
               <w:spacing w:after="20" w:before="0"/>
             </w:pPr>
-            <w:hyperlink w:history="1" r:id="rIdgn6lzhgi9kxr0qu_glhcd">
+            <w:hyperlink w:history="1" r:id="rIdvr5bka3qhyqbi_7otv0oe">
               <w:r>
                 <w:rPr>
                   <w:rFonts w:ascii="Arial" w:cs="Arial" w:eastAsia="Arial" w:hAnsi="Arial"/>
@@ -21995,7 +22448,7 @@
               <w:spacing w:after="10" w:before="0"/>
               <w:ind w:left="120"/>
             </w:pPr>
-            <w:hyperlink w:history="1" r:id="rIdnffrxdluexqee67yt_bav">
+            <w:hyperlink w:history="1" r:id="rIddkgqesjl6ddcimib8266y">
               <w:r>
                 <w:rPr>
                   <w:rFonts w:ascii="Arial" w:cs="Arial" w:eastAsia="Arial" w:hAnsi="Arial"/>
@@ -22040,7 +22493,7 @@
             <w:pPr>
               <w:spacing w:after="20" w:before="0"/>
             </w:pPr>
-            <w:hyperlink w:history="1" r:id="rIdhl8fppys8k5xcoym9fsrg">
+            <w:hyperlink w:history="1" r:id="rIdggfvgulxz52zbukdm2eoe">
               <w:r>
                 <w:rPr>
                   <w:rFonts w:ascii="Arial" w:cs="Arial" w:eastAsia="Arial" w:hAnsi="Arial"/>
@@ -22089,7 +22542,7 @@
               <w:spacing w:after="10" w:before="0"/>
               <w:ind w:left="120"/>
             </w:pPr>
-            <w:hyperlink w:history="1" r:id="rIdqu7munfckklvgyvndwcvj">
+            <w:hyperlink w:history="1" r:id="rIdpt6grayanho88ofa4lfii">
               <w:r>
                 <w:rPr>
                   <w:rFonts w:ascii="Arial" w:cs="Arial" w:eastAsia="Arial" w:hAnsi="Arial"/>
@@ -22117,6 +22570,7 @@
           </w:tcPr>
           <w:p>
             <w:pPr>
+              <w:keepNext w:val="false"/>
               <w:spacing w:after="40" w:before="0"/>
               <w:jc w:val="left"/>
             </w:pPr>
@@ -22149,6 +22603,7 @@
           </w:tcPr>
           <w:p>
             <w:pPr>
+              <w:keepNext w:val="false"/>
               <w:spacing w:after="40" w:before="0"/>
               <w:jc w:val="left"/>
             </w:pPr>
@@ -22181,6 +22636,7 @@
           </w:tcPr>
           <w:p>
             <w:pPr>
+              <w:keepNext w:val="false"/>
               <w:spacing w:after="40" w:before="0"/>
               <w:jc w:val="left"/>
             </w:pPr>
@@ -22213,6 +22669,7 @@
           </w:tcPr>
           <w:p>
             <w:pPr>
+              <w:keepNext w:val="false"/>
               <w:spacing w:after="40" w:before="0"/>
               <w:jc w:val="left"/>
             </w:pPr>
@@ -22272,6 +22729,7 @@
           </w:tcPr>
           <w:p>
             <w:pPr>
+              <w:keepNext w:val="false"/>
               <w:spacing w:after="40" w:before="0"/>
               <w:jc w:val="center"/>
             </w:pPr>
@@ -22306,6 +22764,7 @@
           </w:tcPr>
           <w:p>
             <w:pPr>
+              <w:keepNext w:val="false"/>
               <w:spacing w:after="40" w:before="0"/>
               <w:jc w:val="left"/>
             </w:pPr>
@@ -22367,6 +22826,7 @@
           </w:tcPr>
           <w:p>
             <w:pPr>
+              <w:keepNext w:val="false"/>
               <w:spacing w:after="40" w:before="0"/>
               <w:jc w:val="center"/>
             </w:pPr>
@@ -22401,6 +22861,7 @@
           </w:tcPr>
           <w:p>
             <w:pPr>
+              <w:keepNext w:val="false"/>
               <w:spacing w:after="40" w:before="0"/>
               <w:jc w:val="left"/>
             </w:pPr>
@@ -22433,6 +22894,7 @@
           </w:tcPr>
           <w:p>
             <w:pPr>
+              <w:keepNext w:val="false"/>
               <w:spacing w:after="40" w:before="0"/>
               <w:jc w:val="left"/>
             </w:pPr>
@@ -22467,6 +22929,7 @@
           </w:tcPr>
           <w:p>
             <w:pPr>
+              <w:keepNext w:val="false"/>
               <w:spacing w:after="40" w:before="0"/>
               <w:jc w:val="left"/>
             </w:pPr>
@@ -22499,6 +22962,7 @@
           </w:tcPr>
           <w:p>
             <w:pPr>
+              <w:keepNext w:val="false"/>
               <w:spacing w:after="40" w:before="0"/>
               <w:jc w:val="left"/>
             </w:pPr>
@@ -22533,6 +22997,7 @@
           </w:tcPr>
           <w:p>
             <w:pPr>
+              <w:keepNext w:val="false"/>
               <w:spacing w:after="40" w:before="0"/>
               <w:jc w:val="left"/>
             </w:pPr>
@@ -22565,6 +23030,7 @@
           </w:tcPr>
           <w:p>
             <w:pPr>
+              <w:keepNext w:val="false"/>
               <w:spacing w:after="40" w:before="0"/>
               <w:jc w:val="left"/>
             </w:pPr>
@@ -22601,7 +23067,7 @@
         </w:rPr>
         <w:t xml:space="preserve">© 2026 SeaVuria and ARES. Aligned with KICD objectives. Developed by SeaVuria; technical implementation by ARES (with AI assistance from Claude). Licensed under </w:t>
       </w:r>
-      <w:hyperlink w:history="1" r:id="rIdugnkjjnq8mgt3wvb2c3w5">
+      <w:hyperlink w:history="1" r:id="rIdr1cuhjaj1vc66nhvhh8lc">
         <w:r>
           <w:rPr>
             <w:rFonts w:ascii="Arial" w:cs="Arial" w:eastAsia="Arial" w:hAnsi="Arial"/>
@@ -22622,7 +23088,7 @@
         </w:rPr>
         <w:t xml:space="preserve"> (</w:t>
       </w:r>
-      <w:hyperlink w:history="1" r:id="rIdkh3l-yp7t0dylgs0kez31">
+      <w:hyperlink w:history="1" r:id="rIdh5ir3nikj6iw51ggcsfgp">
         <w:r>
           <w:rPr>
             <w:rFonts w:ascii="Arial" w:cs="Arial" w:eastAsia="Arial" w:hAnsi="Arial"/>
@@ -22682,6 +23148,7 @@
           </w:tcPr>
           <w:p>
             <w:pPr>
+              <w:keepNext w:val="false"/>
               <w:spacing w:after="40" w:before="0"/>
               <w:jc w:val="center"/>
             </w:pPr>
@@ -22717,6 +23184,7 @@
           </w:tcPr>
           <w:p>
             <w:pPr>
+              <w:keepNext w:val="false"/>
               <w:spacing w:after="40" w:before="0"/>
               <w:jc w:val="center"/>
             </w:pPr>
@@ -22751,6 +23219,7 @@
           </w:tcPr>
           <w:p>
             <w:pPr>
+              <w:keepNext w:val="false"/>
               <w:spacing w:after="40" w:before="0"/>
               <w:jc w:val="left"/>
             </w:pPr>
@@ -22783,6 +23252,7 @@
           </w:tcPr>
           <w:p>
             <w:pPr>
+              <w:keepNext w:val="false"/>
               <w:spacing w:after="40" w:before="0"/>
               <w:jc w:val="left"/>
             </w:pPr>
@@ -22817,6 +23287,7 @@
           </w:tcPr>
           <w:p>
             <w:pPr>
+              <w:keepNext w:val="false"/>
               <w:spacing w:after="40" w:before="0"/>
               <w:jc w:val="left"/>
             </w:pPr>
@@ -22849,6 +23320,7 @@
           </w:tcPr>
           <w:p>
             <w:pPr>
+              <w:keepNext w:val="false"/>
               <w:spacing w:after="40" w:before="0"/>
               <w:jc w:val="left"/>
             </w:pPr>
@@ -22883,6 +23355,7 @@
           </w:tcPr>
           <w:p>
             <w:pPr>
+              <w:keepNext w:val="false"/>
               <w:spacing w:after="40" w:before="0"/>
               <w:jc w:val="left"/>
             </w:pPr>
@@ -22915,6 +23388,7 @@
           </w:tcPr>
           <w:p>
             <w:pPr>
+              <w:keepNext w:val="false"/>
               <w:spacing w:after="40" w:before="0"/>
               <w:jc w:val="left"/>
             </w:pPr>
@@ -22949,6 +23423,7 @@
           </w:tcPr>
           <w:p>
             <w:pPr>
+              <w:keepNext w:val="false"/>
               <w:spacing w:after="40" w:before="0"/>
               <w:jc w:val="left"/>
             </w:pPr>
@@ -22981,6 +23456,7 @@
           </w:tcPr>
           <w:p>
             <w:pPr>
+              <w:keepNext w:val="false"/>
               <w:spacing w:after="40" w:before="0"/>
               <w:jc w:val="left"/>
             </w:pPr>
@@ -23015,6 +23491,7 @@
           </w:tcPr>
           <w:p>
             <w:pPr>
+              <w:keepNext w:val="false"/>
               <w:spacing w:after="40" w:before="0"/>
               <w:jc w:val="left"/>
             </w:pPr>
@@ -23047,6 +23524,7 @@
           </w:tcPr>
           <w:p>
             <w:pPr>
+              <w:keepNext w:val="false"/>
               <w:spacing w:after="40" w:before="0"/>
               <w:jc w:val="left"/>
             </w:pPr>
@@ -23081,6 +23559,7 @@
           </w:tcPr>
           <w:p>
             <w:pPr>
+              <w:keepNext w:val="false"/>
               <w:spacing w:after="40" w:before="0"/>
               <w:jc w:val="left"/>
             </w:pPr>
@@ -23113,6 +23592,7 @@
           </w:tcPr>
           <w:p>
             <w:pPr>
+              <w:keepNext w:val="false"/>
               <w:spacing w:after="40" w:before="0"/>
               <w:jc w:val="left"/>
             </w:pPr>
@@ -23147,6 +23627,7 @@
           </w:tcPr>
           <w:p>
             <w:pPr>
+              <w:keepNext w:val="false"/>
               <w:spacing w:after="40" w:before="0"/>
               <w:jc w:val="left"/>
             </w:pPr>
@@ -23179,6 +23660,7 @@
           </w:tcPr>
           <w:p>
             <w:pPr>
+              <w:keepNext w:val="false"/>
               <w:spacing w:after="40" w:before="0"/>
               <w:jc w:val="left"/>
             </w:pPr>
@@ -23213,6 +23695,7 @@
           </w:tcPr>
           <w:p>
             <w:pPr>
+              <w:keepNext w:val="false"/>
               <w:spacing w:after="40" w:before="0"/>
               <w:jc w:val="left"/>
             </w:pPr>
@@ -23245,6 +23728,7 @@
           </w:tcPr>
           <w:p>
             <w:pPr>
+              <w:keepNext w:val="false"/>
               <w:spacing w:after="40" w:before="0"/>
               <w:jc w:val="left"/>
             </w:pPr>
@@ -23304,6 +23788,7 @@
           </w:tcPr>
           <w:p>
             <w:pPr>
+              <w:keepNext w:val="false"/>
               <w:spacing w:after="40" w:before="0"/>
               <w:jc w:val="center"/>
             </w:pPr>
@@ -23338,6 +23823,7 @@
           </w:tcPr>
           <w:p>
             <w:pPr>
+              <w:keepNext w:val="false"/>
               <w:spacing w:after="40" w:before="0"/>
               <w:jc w:val="left"/>
             </w:pPr>
@@ -23402,6 +23888,7 @@
           </w:tcPr>
           <w:p>
             <w:pPr>
+              <w:keepNext w:val="false"/>
               <w:spacing w:after="40" w:before="0"/>
               <w:jc w:val="center"/>
             </w:pPr>
@@ -23436,6 +23923,7 @@
           </w:tcPr>
           <w:p>
             <w:pPr>
+              <w:keepNext w:val="false"/>
               <w:spacing w:after="40" w:before="0"/>
               <w:jc w:val="left"/>
             </w:pPr>
@@ -23468,6 +23956,7 @@
           </w:tcPr>
           <w:p>
             <w:pPr>
+              <w:keepNext w:val="false"/>
               <w:spacing w:after="40" w:before="0"/>
               <w:jc w:val="left"/>
             </w:pPr>
@@ -23500,6 +23989,7 @@
           </w:tcPr>
           <w:p>
             <w:pPr>
+              <w:keepNext w:val="false"/>
               <w:spacing w:after="40" w:before="0"/>
               <w:jc w:val="left"/>
             </w:pPr>
@@ -23532,6 +24022,7 @@
           </w:tcPr>
           <w:p>
             <w:pPr>
+              <w:keepNext w:val="false"/>
               <w:spacing w:after="40" w:before="0"/>
               <w:jc w:val="left"/>
             </w:pPr>
@@ -23564,6 +24055,7 @@
           </w:tcPr>
           <w:p>
             <w:pPr>
+              <w:keepNext w:val="false"/>
               <w:spacing w:after="40" w:before="0"/>
               <w:jc w:val="left"/>
             </w:pPr>
@@ -23598,6 +24090,7 @@
           </w:tcPr>
           <w:p>
             <w:pPr>
+              <w:keepNext w:val="false"/>
               <w:spacing w:after="40" w:before="0"/>
               <w:jc w:val="left"/>
             </w:pPr>
@@ -23635,7 +24128,7 @@
             <w:pPr>
               <w:spacing w:after="20" w:before="0"/>
             </w:pPr>
-            <w:hyperlink w:history="1" r:id="rIdjfti1yyamxdefksid-roe">
+            <w:hyperlink w:history="1" r:id="rIdlsyksuqqb9-qht90nmajb">
               <w:r>
                 <w:rPr>
                   <w:rFonts w:ascii="Arial" w:cs="Arial" w:eastAsia="Arial" w:hAnsi="Arial"/>
@@ -23684,7 +24177,7 @@
               <w:spacing w:after="10" w:before="0"/>
               <w:ind w:left="120"/>
             </w:pPr>
-            <w:hyperlink w:history="1" r:id="rIdbmhd4eoqpm_po5nailouu">
+            <w:hyperlink w:history="1" r:id="rIdyefj8hqndefc97odlobzo">
               <w:r>
                 <w:rPr>
                   <w:rFonts w:ascii="Arial" w:cs="Arial" w:eastAsia="Arial" w:hAnsi="Arial"/>
@@ -23729,7 +24222,7 @@
             <w:pPr>
               <w:spacing w:after="20" w:before="0"/>
             </w:pPr>
-            <w:hyperlink w:history="1" r:id="rId-0fr2wtrntus9qz0g6b3d">
+            <w:hyperlink w:history="1" r:id="rIdgwgrtkm5rbeokpdkbqw9v">
               <w:r>
                 <w:rPr>
                   <w:rFonts w:ascii="Arial" w:cs="Arial" w:eastAsia="Arial" w:hAnsi="Arial"/>
@@ -23778,7 +24271,7 @@
               <w:spacing w:after="10" w:before="0"/>
               <w:ind w:left="120"/>
             </w:pPr>
-            <w:hyperlink w:history="1" r:id="rId6v84cbfkzwgvxxly7kt3b">
+            <w:hyperlink w:history="1" r:id="rId37lbxrq1kxvbdprr1hzst">
               <w:r>
                 <w:rPr>
                   <w:rFonts w:ascii="Arial" w:cs="Arial" w:eastAsia="Arial" w:hAnsi="Arial"/>
@@ -23806,6 +24299,7 @@
           </w:tcPr>
           <w:p>
             <w:pPr>
+              <w:keepNext w:val="false"/>
               <w:spacing w:after="40" w:before="0"/>
               <w:jc w:val="left"/>
             </w:pPr>
@@ -23838,6 +24332,7 @@
           </w:tcPr>
           <w:p>
             <w:pPr>
+              <w:keepNext w:val="false"/>
               <w:spacing w:after="40" w:before="0"/>
               <w:jc w:val="left"/>
             </w:pPr>
@@ -23870,6 +24365,7 @@
           </w:tcPr>
           <w:p>
             <w:pPr>
+              <w:keepNext w:val="false"/>
               <w:spacing w:after="40" w:before="0"/>
               <w:jc w:val="left"/>
             </w:pPr>
@@ -23902,6 +24398,7 @@
           </w:tcPr>
           <w:p>
             <w:pPr>
+              <w:keepNext w:val="false"/>
               <w:spacing w:after="40" w:before="0"/>
               <w:jc w:val="left"/>
             </w:pPr>
@@ -23936,6 +24433,7 @@
           </w:tcPr>
           <w:p>
             <w:pPr>
+              <w:keepNext w:val="false"/>
               <w:spacing w:after="40" w:before="0"/>
               <w:jc w:val="left"/>
             </w:pPr>
@@ -23973,7 +24471,7 @@
             <w:pPr>
               <w:spacing w:after="20" w:before="0"/>
             </w:pPr>
-            <w:hyperlink w:history="1" r:id="rIdcx8dmx2ppgcujaecqw_si">
+            <w:hyperlink w:history="1" r:id="rIdn4cud5g1e6l1tmsyjr-c-">
               <w:r>
                 <w:rPr>
                   <w:rFonts w:ascii="Arial" w:cs="Arial" w:eastAsia="Arial" w:hAnsi="Arial"/>
@@ -24022,7 +24520,7 @@
               <w:spacing w:after="10" w:before="0"/>
               <w:ind w:left="120"/>
             </w:pPr>
-            <w:hyperlink w:history="1" r:id="rIdbqb4v7lohqd_yp6sdz9qx">
+            <w:hyperlink w:history="1" r:id="rIduowf_ivjt3vrcemg32qwm">
               <w:r>
                 <w:rPr>
                   <w:rFonts w:ascii="Arial" w:cs="Arial" w:eastAsia="Arial" w:hAnsi="Arial"/>
@@ -24067,7 +24565,7 @@
             <w:pPr>
               <w:spacing w:after="20" w:before="0"/>
             </w:pPr>
-            <w:hyperlink w:history="1" r:id="rIdwbqp9rfr5feifx458zxmr">
+            <w:hyperlink w:history="1" r:id="rIdvpp-dgxtx4tbtbtpy2bmg">
               <w:r>
                 <w:rPr>
                   <w:rFonts w:ascii="Arial" w:cs="Arial" w:eastAsia="Arial" w:hAnsi="Arial"/>
@@ -24116,7 +24614,7 @@
               <w:spacing w:after="10" w:before="0"/>
               <w:ind w:left="120"/>
             </w:pPr>
-            <w:hyperlink w:history="1" r:id="rIdsd4cts2jrhjp2k5texub7">
+            <w:hyperlink w:history="1" r:id="rIdasgpeol464vrwdxkyodfn">
               <w:r>
                 <w:rPr>
                   <w:rFonts w:ascii="Arial" w:cs="Arial" w:eastAsia="Arial" w:hAnsi="Arial"/>
@@ -24144,6 +24642,7 @@
           </w:tcPr>
           <w:p>
             <w:pPr>
+              <w:keepNext w:val="false"/>
               <w:spacing w:after="40" w:before="0"/>
               <w:jc w:val="left"/>
             </w:pPr>
@@ -24176,6 +24675,7 @@
           </w:tcPr>
           <w:p>
             <w:pPr>
+              <w:keepNext w:val="false"/>
               <w:spacing w:after="40" w:before="0"/>
               <w:jc w:val="left"/>
             </w:pPr>
@@ -24208,6 +24708,7 @@
           </w:tcPr>
           <w:p>
             <w:pPr>
+              <w:keepNext w:val="false"/>
               <w:spacing w:after="40" w:before="0"/>
               <w:jc w:val="left"/>
             </w:pPr>
@@ -24240,6 +24741,7 @@
           </w:tcPr>
           <w:p>
             <w:pPr>
+              <w:keepNext w:val="false"/>
               <w:spacing w:after="40" w:before="0"/>
               <w:jc w:val="left"/>
             </w:pPr>
@@ -24274,6 +24776,7 @@
           </w:tcPr>
           <w:p>
             <w:pPr>
+              <w:keepNext w:val="false"/>
               <w:spacing w:after="40" w:before="0"/>
               <w:jc w:val="left"/>
             </w:pPr>
@@ -24311,7 +24814,7 @@
             <w:pPr>
               <w:spacing w:after="20" w:before="0"/>
             </w:pPr>
-            <w:hyperlink w:history="1" r:id="rIdyqric-5rmcwjjw2-aubfd">
+            <w:hyperlink w:history="1" r:id="rIdoo6rwostggg2ljokldotl">
               <w:r>
                 <w:rPr>
                   <w:rFonts w:ascii="Arial" w:cs="Arial" w:eastAsia="Arial" w:hAnsi="Arial"/>
@@ -24360,7 +24863,7 @@
               <w:spacing w:after="10" w:before="0"/>
               <w:ind w:left="120"/>
             </w:pPr>
-            <w:hyperlink w:history="1" r:id="rId0nwikek00fv-jqmhk1tta">
+            <w:hyperlink w:history="1" r:id="rIdzyuwrl6zpgfm3zrjawce2">
               <w:r>
                 <w:rPr>
                   <w:rFonts w:ascii="Arial" w:cs="Arial" w:eastAsia="Arial" w:hAnsi="Arial"/>
@@ -24405,7 +24908,7 @@
             <w:pPr>
               <w:spacing w:after="20" w:before="0"/>
             </w:pPr>
-            <w:hyperlink w:history="1" r:id="rIdion30hblec6dlagy5kb_g">
+            <w:hyperlink w:history="1" r:id="rIdw9yyyt54trq_6ozcq_t0d">
               <w:r>
                 <w:rPr>
                   <w:rFonts w:ascii="Arial" w:cs="Arial" w:eastAsia="Arial" w:hAnsi="Arial"/>
@@ -24454,7 +24957,7 @@
               <w:spacing w:after="10" w:before="0"/>
               <w:ind w:left="120"/>
             </w:pPr>
-            <w:hyperlink w:history="1" r:id="rId9vwefdceifbkjm1ezdrw7">
+            <w:hyperlink w:history="1" r:id="rId6vssn9rh7zyknhiawlwlm">
               <w:r>
                 <w:rPr>
                   <w:rFonts w:ascii="Arial" w:cs="Arial" w:eastAsia="Arial" w:hAnsi="Arial"/>
@@ -24482,6 +24985,7 @@
           </w:tcPr>
           <w:p>
             <w:pPr>
+              <w:keepNext w:val="false"/>
               <w:spacing w:after="40" w:before="0"/>
               <w:jc w:val="left"/>
             </w:pPr>
@@ -24514,6 +25018,7 @@
           </w:tcPr>
           <w:p>
             <w:pPr>
+              <w:keepNext w:val="false"/>
               <w:spacing w:after="40" w:before="0"/>
               <w:jc w:val="left"/>
             </w:pPr>
@@ -24546,6 +25051,7 @@
           </w:tcPr>
           <w:p>
             <w:pPr>
+              <w:keepNext w:val="false"/>
               <w:spacing w:after="40" w:before="0"/>
               <w:jc w:val="left"/>
             </w:pPr>
@@ -24578,6 +25084,7 @@
           </w:tcPr>
           <w:p>
             <w:pPr>
+              <w:keepNext w:val="false"/>
               <w:spacing w:after="40" w:before="0"/>
               <w:jc w:val="left"/>
             </w:pPr>
@@ -24612,6 +25119,7 @@
           </w:tcPr>
           <w:p>
             <w:pPr>
+              <w:keepNext w:val="false"/>
               <w:spacing w:after="40" w:before="0"/>
               <w:jc w:val="left"/>
             </w:pPr>
@@ -24649,7 +25157,7 @@
             <w:pPr>
               <w:spacing w:after="20" w:before="0"/>
             </w:pPr>
-            <w:hyperlink w:history="1" r:id="rIdtyq9q5u9tz2tshd4515ne">
+            <w:hyperlink w:history="1" r:id="rIdiomx7zbtwqvy7c9m8awj2">
               <w:r>
                 <w:rPr>
                   <w:rFonts w:ascii="Arial" w:cs="Arial" w:eastAsia="Arial" w:hAnsi="Arial"/>
@@ -24698,7 +25206,7 @@
               <w:spacing w:after="10" w:before="0"/>
               <w:ind w:left="120"/>
             </w:pPr>
-            <w:hyperlink w:history="1" r:id="rIdslchmyih7hfzot6ndz_f7">
+            <w:hyperlink w:history="1" r:id="rId7lzvknekwxgh87yweice6">
               <w:r>
                 <w:rPr>
                   <w:rFonts w:ascii="Arial" w:cs="Arial" w:eastAsia="Arial" w:hAnsi="Arial"/>
@@ -24743,7 +25251,7 @@
             <w:pPr>
               <w:spacing w:after="20" w:before="0"/>
             </w:pPr>
-            <w:hyperlink w:history="1" r:id="rId2mdvglzvw2z03hu2jdsae">
+            <w:hyperlink w:history="1" r:id="rIdqsg2-7a_bii3cpm_abro9">
               <w:r>
                 <w:rPr>
                   <w:rFonts w:ascii="Arial" w:cs="Arial" w:eastAsia="Arial" w:hAnsi="Arial"/>
@@ -24792,7 +25300,7 @@
               <w:spacing w:after="10" w:before="0"/>
               <w:ind w:left="120"/>
             </w:pPr>
-            <w:hyperlink w:history="1" r:id="rIdxgvpqe60wda3poz8uet_z">
+            <w:hyperlink w:history="1" r:id="rIdlrkbqauxv8jyuchpaabuz">
               <w:r>
                 <w:rPr>
                   <w:rFonts w:ascii="Arial" w:cs="Arial" w:eastAsia="Arial" w:hAnsi="Arial"/>
@@ -24820,6 +25328,7 @@
           </w:tcPr>
           <w:p>
             <w:pPr>
+              <w:keepNext w:val="false"/>
               <w:spacing w:after="40" w:before="0"/>
               <w:jc w:val="left"/>
             </w:pPr>
@@ -24852,6 +25361,7 @@
           </w:tcPr>
           <w:p>
             <w:pPr>
+              <w:keepNext w:val="false"/>
               <w:spacing w:after="40" w:before="0"/>
               <w:jc w:val="left"/>
             </w:pPr>
@@ -24884,6 +25394,7 @@
           </w:tcPr>
           <w:p>
             <w:pPr>
+              <w:keepNext w:val="false"/>
               <w:spacing w:after="40" w:before="0"/>
               <w:jc w:val="left"/>
             </w:pPr>
@@ -24916,6 +25427,7 @@
           </w:tcPr>
           <w:p>
             <w:pPr>
+              <w:keepNext w:val="false"/>
               <w:spacing w:after="40" w:before="0"/>
               <w:jc w:val="left"/>
             </w:pPr>
@@ -24950,6 +25462,7 @@
           </w:tcPr>
           <w:p>
             <w:pPr>
+              <w:keepNext w:val="false"/>
               <w:spacing w:after="40" w:before="0"/>
               <w:jc w:val="left"/>
             </w:pPr>
@@ -24987,7 +25500,7 @@
             <w:pPr>
               <w:spacing w:after="20" w:before="0"/>
             </w:pPr>
-            <w:hyperlink w:history="1" r:id="rIdaec0hx3sgfqfb6pejbff3">
+            <w:hyperlink w:history="1" r:id="rIdd29mkef6if8c8g-lbvofq">
               <w:r>
                 <w:rPr>
                   <w:rFonts w:ascii="Arial" w:cs="Arial" w:eastAsia="Arial" w:hAnsi="Arial"/>
@@ -25036,7 +25549,7 @@
               <w:spacing w:after="10" w:before="0"/>
               <w:ind w:left="120"/>
             </w:pPr>
-            <w:hyperlink w:history="1" r:id="rIdsurmfbq8gqums2mwtf95b">
+            <w:hyperlink w:history="1" r:id="rIdv-tuw-5nc50ponmwtpckg">
               <w:r>
                 <w:rPr>
                   <w:rFonts w:ascii="Arial" w:cs="Arial" w:eastAsia="Arial" w:hAnsi="Arial"/>
@@ -25081,7 +25594,7 @@
             <w:pPr>
               <w:spacing w:after="20" w:before="0"/>
             </w:pPr>
-            <w:hyperlink w:history="1" r:id="rIdpse_bopfn2odm6vjmxjet">
+            <w:hyperlink w:history="1" r:id="rIdu7xvbwyvikqavibbgvqlf">
               <w:r>
                 <w:rPr>
                   <w:rFonts w:ascii="Arial" w:cs="Arial" w:eastAsia="Arial" w:hAnsi="Arial"/>
@@ -25130,7 +25643,7 @@
               <w:spacing w:after="10" w:before="0"/>
               <w:ind w:left="120"/>
             </w:pPr>
-            <w:hyperlink w:history="1" r:id="rIdzbmnfd2qjnbae822xegq1">
+            <w:hyperlink w:history="1" r:id="rId-iaa2qnz0oyzjdloil6op">
               <w:r>
                 <w:rPr>
                   <w:rFonts w:ascii="Arial" w:cs="Arial" w:eastAsia="Arial" w:hAnsi="Arial"/>
@@ -25158,6 +25671,7 @@
           </w:tcPr>
           <w:p>
             <w:pPr>
+              <w:keepNext w:val="false"/>
               <w:spacing w:after="40" w:before="0"/>
               <w:jc w:val="left"/>
             </w:pPr>
@@ -25190,6 +25704,7 @@
           </w:tcPr>
           <w:p>
             <w:pPr>
+              <w:keepNext w:val="false"/>
               <w:spacing w:after="40" w:before="0"/>
               <w:jc w:val="left"/>
             </w:pPr>
@@ -25222,6 +25737,7 @@
           </w:tcPr>
           <w:p>
             <w:pPr>
+              <w:keepNext w:val="false"/>
               <w:spacing w:after="40" w:before="0"/>
               <w:jc w:val="left"/>
             </w:pPr>
@@ -25254,6 +25770,7 @@
           </w:tcPr>
           <w:p>
             <w:pPr>
+              <w:keepNext w:val="false"/>
               <w:spacing w:after="40" w:before="0"/>
               <w:jc w:val="left"/>
             </w:pPr>
@@ -25313,6 +25830,7 @@
           </w:tcPr>
           <w:p>
             <w:pPr>
+              <w:keepNext w:val="false"/>
               <w:spacing w:after="40" w:before="0"/>
               <w:jc w:val="center"/>
             </w:pPr>
@@ -25347,6 +25865,7 @@
           </w:tcPr>
           <w:p>
             <w:pPr>
+              <w:keepNext w:val="false"/>
               <w:spacing w:after="40" w:before="0"/>
               <w:jc w:val="left"/>
             </w:pPr>
@@ -25408,6 +25927,7 @@
           </w:tcPr>
           <w:p>
             <w:pPr>
+              <w:keepNext w:val="false"/>
               <w:spacing w:after="40" w:before="0"/>
               <w:jc w:val="center"/>
             </w:pPr>
@@ -25442,6 +25962,7 @@
           </w:tcPr>
           <w:p>
             <w:pPr>
+              <w:keepNext w:val="false"/>
               <w:spacing w:after="40" w:before="0"/>
               <w:jc w:val="left"/>
             </w:pPr>
@@ -25474,6 +25995,7 @@
           </w:tcPr>
           <w:p>
             <w:pPr>
+              <w:keepNext w:val="false"/>
               <w:spacing w:after="40" w:before="0"/>
               <w:jc w:val="left"/>
             </w:pPr>
@@ -25508,6 +26030,7 @@
           </w:tcPr>
           <w:p>
             <w:pPr>
+              <w:keepNext w:val="false"/>
               <w:spacing w:after="40" w:before="0"/>
               <w:jc w:val="left"/>
             </w:pPr>
@@ -25540,6 +26063,7 @@
           </w:tcPr>
           <w:p>
             <w:pPr>
+              <w:keepNext w:val="false"/>
               <w:spacing w:after="40" w:before="0"/>
               <w:jc w:val="left"/>
             </w:pPr>
@@ -25574,6 +26098,7 @@
           </w:tcPr>
           <w:p>
             <w:pPr>
+              <w:keepNext w:val="false"/>
               <w:spacing w:after="40" w:before="0"/>
               <w:jc w:val="left"/>
             </w:pPr>
@@ -25606,6 +26131,7 @@
           </w:tcPr>
           <w:p>
             <w:pPr>
+              <w:keepNext w:val="false"/>
               <w:spacing w:after="40" w:before="0"/>
               <w:jc w:val="left"/>
             </w:pPr>
@@ -25642,7 +26168,7 @@
         </w:rPr>
         <w:t xml:space="preserve">© 2026 SeaVuria and ARES. Aligned with KICD objectives. Developed by SeaVuria; technical implementation by ARES (with AI assistance from Claude). Licensed under </w:t>
       </w:r>
-      <w:hyperlink w:history="1" r:id="rIdfmth6xhcaulpzx9erujwx">
+      <w:hyperlink w:history="1" r:id="rIdaz9_xi5zce-0hjewtvl_w">
         <w:r>
           <w:rPr>
             <w:rFonts w:ascii="Arial" w:cs="Arial" w:eastAsia="Arial" w:hAnsi="Arial"/>
@@ -25663,7 +26189,7 @@
         </w:rPr>
         <w:t xml:space="preserve"> (</w:t>
       </w:r>
-      <w:hyperlink w:history="1" r:id="rIdvpoyjq-80mhnfzowb9-lu">
+      <w:hyperlink w:history="1" r:id="rIdbmw73v_96lsq9mhkrtcfc">
         <w:r>
           <w:rPr>
             <w:rFonts w:ascii="Arial" w:cs="Arial" w:eastAsia="Arial" w:hAnsi="Arial"/>
@@ -25724,6 +26250,7 @@
           </w:tcPr>
           <w:p>
             <w:pPr>
+              <w:keepNext w:val="false"/>
               <w:spacing w:after="40" w:before="0"/>
               <w:jc w:val="center"/>
             </w:pPr>
@@ -25758,6 +26285,7 @@
           </w:tcPr>
           <w:p>
             <w:pPr>
+              <w:keepNext w:val="false"/>
               <w:spacing w:after="40" w:before="0"/>
               <w:jc w:val="left"/>
             </w:pPr>
@@ -25790,6 +26318,7 @@
           </w:tcPr>
           <w:p>
             <w:pPr>
+              <w:keepNext w:val="false"/>
               <w:spacing w:after="40" w:before="0"/>
               <w:jc w:val="left"/>
             </w:pPr>
@@ -25822,6 +26351,7 @@
           </w:tcPr>
           <w:p>
             <w:pPr>
+              <w:keepNext w:val="false"/>
               <w:spacing w:after="40" w:before="0"/>
               <w:jc w:val="left"/>
             </w:pPr>
@@ -25856,6 +26386,7 @@
           </w:tcPr>
           <w:p>
             <w:pPr>
+              <w:keepNext w:val="false"/>
               <w:spacing w:after="40" w:before="0"/>
               <w:jc w:val="left"/>
             </w:pPr>
@@ -25888,6 +26419,7 @@
           </w:tcPr>
           <w:p>
             <w:pPr>
+              <w:keepNext w:val="false"/>
               <w:spacing w:after="40" w:before="0"/>
               <w:jc w:val="left"/>
             </w:pPr>
@@ -25920,6 +26452,7 @@
           </w:tcPr>
           <w:p>
             <w:pPr>
+              <w:keepNext w:val="false"/>
               <w:spacing w:after="40" w:before="0"/>
               <w:jc w:val="left"/>
             </w:pPr>
@@ -25954,6 +26487,7 @@
           </w:tcPr>
           <w:p>
             <w:pPr>
+              <w:keepNext w:val="false"/>
               <w:spacing w:after="40" w:before="0"/>
               <w:jc w:val="left"/>
             </w:pPr>
@@ -25986,6 +26520,7 @@
           </w:tcPr>
           <w:p>
             <w:pPr>
+              <w:keepNext w:val="false"/>
               <w:spacing w:after="40" w:before="0"/>
               <w:jc w:val="left"/>
             </w:pPr>
@@ -26018,6 +26553,7 @@
           </w:tcPr>
           <w:p>
             <w:pPr>
+              <w:keepNext w:val="false"/>
               <w:spacing w:after="40" w:before="0"/>
               <w:jc w:val="left"/>
             </w:pPr>
@@ -26052,6 +26588,7 @@
           </w:tcPr>
           <w:p>
             <w:pPr>
+              <w:keepNext w:val="false"/>
               <w:spacing w:after="40" w:before="0"/>
               <w:jc w:val="left"/>
             </w:pPr>
@@ -26084,6 +26621,7 @@
           </w:tcPr>
           <w:p>
             <w:pPr>
+              <w:keepNext w:val="false"/>
               <w:spacing w:after="40" w:before="0"/>
               <w:jc w:val="left"/>
             </w:pPr>
@@ -26116,6 +26654,7 @@
           </w:tcPr>
           <w:p>
             <w:pPr>
+              <w:keepNext w:val="false"/>
               <w:spacing w:after="40" w:before="0"/>
               <w:jc w:val="left"/>
             </w:pPr>

--- a/data/outputs/v2/Grade11/Biology/Lesson_Plans/SS2.1_Reproduction_in_Plants/Biology_Reproduction_in_Plants_CBE_LessonSequence.docx
+++ b/data/outputs/v2/Grade11/Biology/Lesson_Plans/SS2.1_Reproduction_in_Plants/Biology_Reproduction_in_Plants_CBE_LessonSequence.docx
@@ -2098,7 +2098,7 @@
         </w:rPr>
         <w:t xml:space="preserve">© 2026 SeaVuria and ARES. This work is licensed under a </w:t>
       </w:r>
-      <w:hyperlink w:history="1" r:id="rIdo2b7vstgjhfbgbfoyae_e">
+      <w:hyperlink w:history="1" r:id="rIdql_es4kra5uzuhbbpjnlf">
         <w:r>
           <w:rPr>
             <w:rFonts w:ascii="Arial" w:cs="Arial" w:eastAsia="Arial" w:hAnsi="Arial"/>
@@ -2118,7 +2118,7 @@
         </w:rPr>
         <w:t xml:space="preserve"> (</w:t>
       </w:r>
-      <w:hyperlink w:history="1" r:id="rIdff29xumql4mop8zmozcx9">
+      <w:hyperlink w:history="1" r:id="rIdbcnuf0qcsc28dgndt2ysv">
         <w:r>
           <w:rPr>
             <w:rFonts w:ascii="Arial" w:cs="Arial" w:eastAsia="Arial" w:hAnsi="Arial"/>
@@ -2138,7 +2138,7 @@
         </w:rPr>
         <w:t xml:space="preserve">). To view a copy of this license, visit </w:t>
       </w:r>
-      <w:hyperlink w:history="1" r:id="rIddf2yu5sq-id_chc4jua0d">
+      <w:hyperlink w:history="1" r:id="rIdpq2yutws4pa7-3zk8l4ap">
         <w:r>
           <w:rPr>
             <w:rFonts w:ascii="Arial" w:cs="Arial" w:eastAsia="Arial" w:hAnsi="Arial"/>
@@ -3177,7 +3177,7 @@
             <w:pPr>
               <w:spacing w:after="20" w:before="0"/>
             </w:pPr>
-            <w:hyperlink w:history="1" r:id="rIdahpwimvxeuo27icq16sk1">
+            <w:hyperlink w:history="1" r:id="rId9tae7mg2npwe0xxjnwpz3">
               <w:r>
                 <w:rPr>
                   <w:rFonts w:ascii="Arial" w:cs="Arial" w:eastAsia="Arial" w:hAnsi="Arial"/>
@@ -3210,7 +3210,7 @@
               <w:spacing w:after="10" w:before="0"/>
               <w:ind w:left="120"/>
             </w:pPr>
-            <w:hyperlink w:history="1" r:id="rIdbcsh-o2ty-c2amd7ny7pa">
+            <w:hyperlink w:history="1" r:id="rIdaecqgj-rkqukemlkomvqs">
               <w:r>
                 <w:rPr>
                   <w:rFonts w:ascii="Arial" w:cs="Arial" w:eastAsia="Arial" w:hAnsi="Arial"/>
@@ -3255,7 +3255,7 @@
             <w:pPr>
               <w:spacing w:after="20" w:before="0"/>
             </w:pPr>
-            <w:hyperlink w:history="1" r:id="rIdy23dn4sradyx8typsvoan">
+            <w:hyperlink w:history="1" r:id="rIdpge0r3lp_hyg6smjqip7m">
               <w:r>
                 <w:rPr>
                   <w:rFonts w:ascii="Arial" w:cs="Arial" w:eastAsia="Arial" w:hAnsi="Arial"/>
@@ -3288,7 +3288,7 @@
               <w:spacing w:after="10" w:before="0"/>
               <w:ind w:left="120"/>
             </w:pPr>
-            <w:hyperlink w:history="1" r:id="rIdr6flabrnf6mrelwf3siss">
+            <w:hyperlink w:history="1" r:id="rIdhsdhqdku73sfwym3cdt_b">
               <w:r>
                 <w:rPr>
                   <w:rFonts w:ascii="Arial" w:cs="Arial" w:eastAsia="Arial" w:hAnsi="Arial"/>
@@ -3488,7 +3488,7 @@
             <w:pPr>
               <w:spacing w:after="20" w:before="0"/>
             </w:pPr>
-            <w:hyperlink w:history="1" r:id="rIdpbnsz5zcswurtjj8xuctd">
+            <w:hyperlink w:history="1" r:id="rId1kjpx6dn6mba5xte7fuuv">
               <w:r>
                 <w:rPr>
                   <w:rFonts w:ascii="Arial" w:cs="Arial" w:eastAsia="Arial" w:hAnsi="Arial"/>
@@ -3521,7 +3521,7 @@
               <w:spacing w:after="10" w:before="0"/>
               <w:ind w:left="120"/>
             </w:pPr>
-            <w:hyperlink w:history="1" r:id="rId3hk4yet_z0ekaez5zjkga">
+            <w:hyperlink w:history="1" r:id="rIdc6bapf5newqyu_bxojtkq">
               <w:r>
                 <w:rPr>
                   <w:rFonts w:ascii="Arial" w:cs="Arial" w:eastAsia="Arial" w:hAnsi="Arial"/>
@@ -3566,7 +3566,7 @@
             <w:pPr>
               <w:spacing w:after="20" w:before="0"/>
             </w:pPr>
-            <w:hyperlink w:history="1" r:id="rIdfhmj06qmx0nmaca0yg9io">
+            <w:hyperlink w:history="1" r:id="rIdhqyrwevkvwu9_cexmakh3">
               <w:r>
                 <w:rPr>
                   <w:rFonts w:ascii="Arial" w:cs="Arial" w:eastAsia="Arial" w:hAnsi="Arial"/>
@@ -3599,7 +3599,7 @@
               <w:spacing w:after="10" w:before="0"/>
               <w:ind w:left="120"/>
             </w:pPr>
-            <w:hyperlink w:history="1" r:id="rId3sfclg7x6ylgyuugra2hq">
+            <w:hyperlink w:history="1" r:id="rIdpizyzq_pychwyxzhu3j0t">
               <w:r>
                 <w:rPr>
                   <w:rFonts w:ascii="Arial" w:cs="Arial" w:eastAsia="Arial" w:hAnsi="Arial"/>
@@ -3799,7 +3799,7 @@
             <w:pPr>
               <w:spacing w:after="20" w:before="0"/>
             </w:pPr>
-            <w:hyperlink w:history="1" r:id="rIdcky3tvtidkwyksresz_mc">
+            <w:hyperlink w:history="1" r:id="rIdvgeskgtaszqh3kcnj26x4">
               <w:r>
                 <w:rPr>
                   <w:rFonts w:ascii="Arial" w:cs="Arial" w:eastAsia="Arial" w:hAnsi="Arial"/>
@@ -3848,7 +3848,7 @@
               <w:spacing w:after="10" w:before="0"/>
               <w:ind w:left="120"/>
             </w:pPr>
-            <w:hyperlink w:history="1" r:id="rIdtib8a1y1wxxynpize84yt">
+            <w:hyperlink w:history="1" r:id="rIdl0a7d1o0qozdxfqrz83xh">
               <w:r>
                 <w:rPr>
                   <w:rFonts w:ascii="Arial" w:cs="Arial" w:eastAsia="Arial" w:hAnsi="Arial"/>
@@ -3893,7 +3893,7 @@
             <w:pPr>
               <w:spacing w:after="20" w:before="0"/>
             </w:pPr>
-            <w:hyperlink w:history="1" r:id="rIdwbqtecf3zy2kqudpuaqd8">
+            <w:hyperlink w:history="1" r:id="rIdmesd1v8g0h7tlv991hsiq">
               <w:r>
                 <w:rPr>
                   <w:rFonts w:ascii="Arial" w:cs="Arial" w:eastAsia="Arial" w:hAnsi="Arial"/>
@@ -3926,7 +3926,7 @@
               <w:spacing w:after="10" w:before="0"/>
               <w:ind w:left="120"/>
             </w:pPr>
-            <w:hyperlink w:history="1" r:id="rIdhqj9boco8ir1s30ixrqdv">
+            <w:hyperlink w:history="1" r:id="rIdb1tlcvshgwgbo-hyrbqk3">
               <w:r>
                 <w:rPr>
                   <w:rFonts w:ascii="Arial" w:cs="Arial" w:eastAsia="Arial" w:hAnsi="Arial"/>
@@ -4126,7 +4126,7 @@
             <w:pPr>
               <w:spacing w:after="20" w:before="0"/>
             </w:pPr>
-            <w:hyperlink w:history="1" r:id="rIdxxeycmafxicwhfjpp1-bi">
+            <w:hyperlink w:history="1" r:id="rIde6ecu8rzgnxf1a2wfazpm">
               <w:r>
                 <w:rPr>
                   <w:rFonts w:ascii="Arial" w:cs="Arial" w:eastAsia="Arial" w:hAnsi="Arial"/>
@@ -4159,7 +4159,7 @@
               <w:spacing w:after="10" w:before="0"/>
               <w:ind w:left="120"/>
             </w:pPr>
-            <w:hyperlink w:history="1" r:id="rIdou3bca9zyyiiuwrcfn26a">
+            <w:hyperlink w:history="1" r:id="rId7ulgbppnfawxtp9bczztf">
               <w:r>
                 <w:rPr>
                   <w:rFonts w:ascii="Arial" w:cs="Arial" w:eastAsia="Arial" w:hAnsi="Arial"/>
@@ -4204,7 +4204,7 @@
             <w:pPr>
               <w:spacing w:after="20" w:before="0"/>
             </w:pPr>
-            <w:hyperlink w:history="1" r:id="rIdap8r1fzurde7vjbnfueo4">
+            <w:hyperlink w:history="1" r:id="rIdvlh8k4lvyz8ahisesok7b">
               <w:r>
                 <w:rPr>
                   <w:rFonts w:ascii="Arial" w:cs="Arial" w:eastAsia="Arial" w:hAnsi="Arial"/>
@@ -4237,7 +4237,7 @@
               <w:spacing w:after="10" w:before="0"/>
               <w:ind w:left="120"/>
             </w:pPr>
-            <w:hyperlink w:history="1" r:id="rIdke7o-rpfz-u_qqcsrzfey">
+            <w:hyperlink w:history="1" r:id="rIdpjswctxjmgd65zjfbttqx">
               <w:r>
                 <w:rPr>
                   <w:rFonts w:ascii="Arial" w:cs="Arial" w:eastAsia="Arial" w:hAnsi="Arial"/>
@@ -4437,7 +4437,7 @@
             <w:pPr>
               <w:spacing w:after="20" w:before="0"/>
             </w:pPr>
-            <w:hyperlink w:history="1" r:id="rId_lmt5nw44-znk8l-syxxy">
+            <w:hyperlink w:history="1" r:id="rIdhgrlyqgxwjl0mnai41urx">
               <w:r>
                 <w:rPr>
                   <w:rFonts w:ascii="Arial" w:cs="Arial" w:eastAsia="Arial" w:hAnsi="Arial"/>
@@ -4470,7 +4470,7 @@
               <w:spacing w:after="10" w:before="0"/>
               <w:ind w:left="120"/>
             </w:pPr>
-            <w:hyperlink w:history="1" r:id="rIdfu6hazzxqxazskuh2jsl3">
+            <w:hyperlink w:history="1" r:id="rId2hwez7uf5dqfdeheakfow">
               <w:r>
                 <w:rPr>
                   <w:rFonts w:ascii="Arial" w:cs="Arial" w:eastAsia="Arial" w:hAnsi="Arial"/>
@@ -4515,7 +4515,7 @@
             <w:pPr>
               <w:spacing w:after="20" w:before="0"/>
             </w:pPr>
-            <w:hyperlink w:history="1" r:id="rIdrldxeny6x65q4fv_osvef">
+            <w:hyperlink w:history="1" r:id="rIddo1udquhv7lbzlz5blo3z">
               <w:r>
                 <w:rPr>
                   <w:rFonts w:ascii="Arial" w:cs="Arial" w:eastAsia="Arial" w:hAnsi="Arial"/>
@@ -4564,7 +4564,7 @@
               <w:spacing w:after="10" w:before="0"/>
               <w:ind w:left="120"/>
             </w:pPr>
-            <w:hyperlink w:history="1" r:id="rIddz32oicrug65hci_vmpyg">
+            <w:hyperlink w:history="1" r:id="rId_nm4t-h49wyggqsapmtvc">
               <w:r>
                 <w:rPr>
                   <w:rFonts w:ascii="Arial" w:cs="Arial" w:eastAsia="Arial" w:hAnsi="Arial"/>
@@ -5089,7 +5089,7 @@
         </w:rPr>
         <w:t xml:space="preserve">© 2026 SeaVuria and ARES. Aligned with KICD objectives. Developed by SeaVuria; technical implementation by ARES (with AI assistance from Claude). Licensed under </w:t>
       </w:r>
-      <w:hyperlink w:history="1" r:id="rId0a2ngtcl4b_yosf97fsml">
+      <w:hyperlink w:history="1" r:id="rId5f28ikg16rrxl3une5hsy">
         <w:r>
           <w:rPr>
             <w:rFonts w:ascii="Arial" w:cs="Arial" w:eastAsia="Arial" w:hAnsi="Arial"/>
@@ -5110,7 +5110,7 @@
         </w:rPr>
         <w:t xml:space="preserve"> (</w:t>
       </w:r>
-      <w:hyperlink w:history="1" r:id="rIdtejpauva1ygu2fx2pzvxv">
+      <w:hyperlink w:history="1" r:id="rIdtnn5-bq2ijienfe06kr58">
         <w:r>
           <w:rPr>
             <w:rFonts w:ascii="Arial" w:cs="Arial" w:eastAsia="Arial" w:hAnsi="Arial"/>
@@ -6167,7 +6167,7 @@
               <w:spacing w:after="10" w:before="0"/>
               <w:ind w:left="120"/>
             </w:pPr>
-            <w:hyperlink w:history="1" r:id="rIdv64n4p8prcazqiviikcg2">
+            <w:hyperlink w:history="1" r:id="rIduk8qlqkup4cugwnhgizko">
               <w:r>
                 <w:rPr>
                   <w:rFonts w:ascii="Arial" w:cs="Arial" w:eastAsia="Arial" w:hAnsi="Arial"/>
@@ -6244,7 +6244,7 @@
               <w:spacing w:after="10" w:before="0"/>
               <w:ind w:left="120"/>
             </w:pPr>
-            <w:hyperlink w:history="1" r:id="rIdvsnamr4z160oqty7skbko">
+            <w:hyperlink w:history="1" r:id="rIdk87sqspodrrh6cpeuz21j">
               <w:r>
                 <w:rPr>
                   <w:rFonts w:ascii="Arial" w:cs="Arial" w:eastAsia="Arial" w:hAnsi="Arial"/>
@@ -6476,7 +6476,7 @@
               <w:spacing w:after="10" w:before="0"/>
               <w:ind w:left="120"/>
             </w:pPr>
-            <w:hyperlink w:history="1" r:id="rIddam0kyxhv03xqbbhurdtk">
+            <w:hyperlink w:history="1" r:id="rId_kp2vk6ynklqs94pyh0dp">
               <w:r>
                 <w:rPr>
                   <w:rFonts w:ascii="Arial" w:cs="Arial" w:eastAsia="Arial" w:hAnsi="Arial"/>
@@ -6553,7 +6553,7 @@
               <w:spacing w:after="10" w:before="0"/>
               <w:ind w:left="120"/>
             </w:pPr>
-            <w:hyperlink w:history="1" r:id="rIdybihsem8eydk_ixg399mj">
+            <w:hyperlink w:history="1" r:id="rIdf5llivgyfmqdlae3bmrb-">
               <w:r>
                 <w:rPr>
                   <w:rFonts w:ascii="Arial" w:cs="Arial" w:eastAsia="Arial" w:hAnsi="Arial"/>
@@ -6785,7 +6785,7 @@
               <w:spacing w:after="10" w:before="0"/>
               <w:ind w:left="120"/>
             </w:pPr>
-            <w:hyperlink w:history="1" r:id="rId-zk_nk5hbklc1f_eyliyn">
+            <w:hyperlink w:history="1" r:id="rIdkeeitkommixnkzgbxdwqe">
               <w:r>
                 <w:rPr>
                   <w:rFonts w:ascii="Arial" w:cs="Arial" w:eastAsia="Arial" w:hAnsi="Arial"/>
@@ -6862,7 +6862,7 @@
               <w:spacing w:after="10" w:before="0"/>
               <w:ind w:left="120"/>
             </w:pPr>
-            <w:hyperlink w:history="1" r:id="rIdbakenmk8_azsaf8eq6p87">
+            <w:hyperlink w:history="1" r:id="rId8wva3ep64zc5fxod9lz_v">
               <w:r>
                 <w:rPr>
                   <w:rFonts w:ascii="Arial" w:cs="Arial" w:eastAsia="Arial" w:hAnsi="Arial"/>
@@ -7094,7 +7094,7 @@
               <w:spacing w:after="10" w:before="0"/>
               <w:ind w:left="120"/>
             </w:pPr>
-            <w:hyperlink w:history="1" r:id="rIdtjm2cl9dfkwihhoiedkvv">
+            <w:hyperlink w:history="1" r:id="rIddkudc7oncjz5sltmh2ogl">
               <w:r>
                 <w:rPr>
                   <w:rFonts w:ascii="Arial" w:cs="Arial" w:eastAsia="Arial" w:hAnsi="Arial"/>
@@ -7171,7 +7171,7 @@
               <w:spacing w:after="10" w:before="0"/>
               <w:ind w:left="120"/>
             </w:pPr>
-            <w:hyperlink w:history="1" r:id="rId9ktpgropiclzi1rth2ynr">
+            <w:hyperlink w:history="1" r:id="rIdeaayhq4f422ywbwsrltdb">
               <w:r>
                 <w:rPr>
                   <w:rFonts w:ascii="Arial" w:cs="Arial" w:eastAsia="Arial" w:hAnsi="Arial"/>
@@ -7403,7 +7403,7 @@
               <w:spacing w:after="10" w:before="0"/>
               <w:ind w:left="120"/>
             </w:pPr>
-            <w:hyperlink w:history="1" r:id="rIdc9pw764sq3bscicueayk3">
+            <w:hyperlink w:history="1" r:id="rIddwaa_nt5aqxqjrh2ii7ec">
               <w:r>
                 <w:rPr>
                   <w:rFonts w:ascii="Arial" w:cs="Arial" w:eastAsia="Arial" w:hAnsi="Arial"/>
@@ -7480,7 +7480,7 @@
               <w:spacing w:after="10" w:before="0"/>
               <w:ind w:left="120"/>
             </w:pPr>
-            <w:hyperlink w:history="1" r:id="rIdlq6ve_gd6fonx-alvdvpi">
+            <w:hyperlink w:history="1" r:id="rIdlte8vmfrrethket-lwqdr">
               <w:r>
                 <w:rPr>
                   <w:rFonts w:ascii="Arial" w:cs="Arial" w:eastAsia="Arial" w:hAnsi="Arial"/>
@@ -8020,7 +8020,7 @@
         </w:rPr>
         <w:t xml:space="preserve">© 2026 SeaVuria and ARES. Aligned with KICD objectives. Developed by SeaVuria; technical implementation by ARES (with AI assistance from Claude). Licensed under </w:t>
       </w:r>
-      <w:hyperlink w:history="1" r:id="rIdqwktgdbxmulvq13qyhfq5">
+      <w:hyperlink w:history="1" r:id="rIdqcegs7jgb-gtoawkugoor">
         <w:r>
           <w:rPr>
             <w:rFonts w:ascii="Arial" w:cs="Arial" w:eastAsia="Arial" w:hAnsi="Arial"/>
@@ -8041,7 +8041,7 @@
         </w:rPr>
         <w:t xml:space="preserve"> (</w:t>
       </w:r>
-      <w:hyperlink w:history="1" r:id="rIdtyuqkgemwqajpt1e3svsd">
+      <w:hyperlink w:history="1" r:id="rIdexmxhj3aq08fqlsgff3og">
         <w:r>
           <w:rPr>
             <w:rFonts w:ascii="Arial" w:cs="Arial" w:eastAsia="Arial" w:hAnsi="Arial"/>
@@ -9098,7 +9098,7 @@
               <w:spacing w:after="10" w:before="0"/>
               <w:ind w:left="120"/>
             </w:pPr>
-            <w:hyperlink w:history="1" r:id="rIdq-9omf__mutnlj4kykz3w">
+            <w:hyperlink w:history="1" r:id="rIdymls3r2fdug37hsy0-mzr">
               <w:r>
                 <w:rPr>
                   <w:rFonts w:ascii="Arial" w:cs="Arial" w:eastAsia="Arial" w:hAnsi="Arial"/>
@@ -9158,7 +9158,7 @@
             <w:pPr>
               <w:spacing w:after="20" w:before="0"/>
             </w:pPr>
-            <w:hyperlink w:history="1" r:id="rIdq8oez-7s4up04xdmvxpsc">
+            <w:hyperlink w:history="1" r:id="rIdhjl9gro7prfzyhu9bde4i">
               <w:r>
                 <w:rPr>
                   <w:rFonts w:ascii="Arial" w:cs="Arial" w:eastAsia="Arial" w:hAnsi="Arial"/>
@@ -9207,7 +9207,7 @@
               <w:spacing w:after="10" w:before="0"/>
               <w:ind w:left="120"/>
             </w:pPr>
-            <w:hyperlink w:history="1" r:id="rIdfuve4uctbpgf7xbtb-x6x">
+            <w:hyperlink w:history="1" r:id="rIdrcovpoekpzxw9e4blexpl">
               <w:r>
                 <w:rPr>
                   <w:rFonts w:ascii="Arial" w:cs="Arial" w:eastAsia="Arial" w:hAnsi="Arial"/>
@@ -9424,7 +9424,7 @@
               <w:spacing w:after="10" w:before="0"/>
               <w:ind w:left="120"/>
             </w:pPr>
-            <w:hyperlink w:history="1" r:id="rIdpvesljf5alyf0utvhu0ra">
+            <w:hyperlink w:history="1" r:id="rIdjpyzl_b2x56oohxre0nc6">
               <w:r>
                 <w:rPr>
                   <w:rFonts w:ascii="Arial" w:cs="Arial" w:eastAsia="Arial" w:hAnsi="Arial"/>
@@ -9484,7 +9484,7 @@
             <w:pPr>
               <w:spacing w:after="20" w:before="0"/>
             </w:pPr>
-            <w:hyperlink w:history="1" r:id="rId_z7ffz2swc2j-ut9fxe4_">
+            <w:hyperlink w:history="1" r:id="rIdrc-4qadsf53tg13jj-ow2">
               <w:r>
                 <w:rPr>
                   <w:rFonts w:ascii="Arial" w:cs="Arial" w:eastAsia="Arial" w:hAnsi="Arial"/>
@@ -9533,7 +9533,7 @@
               <w:spacing w:after="10" w:before="0"/>
               <w:ind w:left="120"/>
             </w:pPr>
-            <w:hyperlink w:history="1" r:id="rIdkee2lne7efk8n1e-vv74z">
+            <w:hyperlink w:history="1" r:id="rId5gxtt3raij853k6l1_hdz">
               <w:r>
                 <w:rPr>
                   <w:rFonts w:ascii="Arial" w:cs="Arial" w:eastAsia="Arial" w:hAnsi="Arial"/>
@@ -9750,7 +9750,7 @@
               <w:spacing w:after="10" w:before="0"/>
               <w:ind w:left="120"/>
             </w:pPr>
-            <w:hyperlink w:history="1" r:id="rIdtkqqybfhoms1avnz3u7zt">
+            <w:hyperlink w:history="1" r:id="rIdq4dk7z7aw43gaoqcu79mk">
               <w:r>
                 <w:rPr>
                   <w:rFonts w:ascii="Arial" w:cs="Arial" w:eastAsia="Arial" w:hAnsi="Arial"/>
@@ -9810,7 +9810,7 @@
             <w:pPr>
               <w:spacing w:after="20" w:before="0"/>
             </w:pPr>
-            <w:hyperlink w:history="1" r:id="rIdgrw7fpnchvy9qqv1vfgdc">
+            <w:hyperlink w:history="1" r:id="rIdwqqlwoj4ifjmj4i9vwswq">
               <w:r>
                 <w:rPr>
                   <w:rFonts w:ascii="Arial" w:cs="Arial" w:eastAsia="Arial" w:hAnsi="Arial"/>
@@ -9859,7 +9859,7 @@
               <w:spacing w:after="10" w:before="0"/>
               <w:ind w:left="120"/>
             </w:pPr>
-            <w:hyperlink w:history="1" r:id="rId55ufekfyiih0x-hcldrfv">
+            <w:hyperlink w:history="1" r:id="rIdtrkh79rj0cg5afg79onic">
               <w:r>
                 <w:rPr>
                   <w:rFonts w:ascii="Arial" w:cs="Arial" w:eastAsia="Arial" w:hAnsi="Arial"/>
@@ -10076,7 +10076,7 @@
               <w:spacing w:after="10" w:before="0"/>
               <w:ind w:left="120"/>
             </w:pPr>
-            <w:hyperlink w:history="1" r:id="rIdjdlkkzek8a2fjngh0xvr-">
+            <w:hyperlink w:history="1" r:id="rIdyojpo3naw61doa2g_78nj">
               <w:r>
                 <w:rPr>
                   <w:rFonts w:ascii="Arial" w:cs="Arial" w:eastAsia="Arial" w:hAnsi="Arial"/>
@@ -10136,7 +10136,7 @@
             <w:pPr>
               <w:spacing w:after="20" w:before="0"/>
             </w:pPr>
-            <w:hyperlink w:history="1" r:id="rIdtmren49k6fpakvd661lld">
+            <w:hyperlink w:history="1" r:id="rIdzmhdopqw7-kojcmkmab9t">
               <w:r>
                 <w:rPr>
                   <w:rFonts w:ascii="Arial" w:cs="Arial" w:eastAsia="Arial" w:hAnsi="Arial"/>
@@ -10185,7 +10185,7 @@
               <w:spacing w:after="10" w:before="0"/>
               <w:ind w:left="120"/>
             </w:pPr>
-            <w:hyperlink w:history="1" r:id="rIdu85pzywsth3ayni7sytpx">
+            <w:hyperlink w:history="1" r:id="rIdborkjmea3n_kebqlybq2j">
               <w:r>
                 <w:rPr>
                   <w:rFonts w:ascii="Arial" w:cs="Arial" w:eastAsia="Arial" w:hAnsi="Arial"/>
@@ -10402,7 +10402,7 @@
               <w:spacing w:after="10" w:before="0"/>
               <w:ind w:left="120"/>
             </w:pPr>
-            <w:hyperlink w:history="1" r:id="rIderk0gr1ujnmlublwlz4vz">
+            <w:hyperlink w:history="1" r:id="rId8fg9elwvc7usaafqup9nf">
               <w:r>
                 <w:rPr>
                   <w:rFonts w:ascii="Arial" w:cs="Arial" w:eastAsia="Arial" w:hAnsi="Arial"/>
@@ -10462,7 +10462,7 @@
             <w:pPr>
               <w:spacing w:after="20" w:before="0"/>
             </w:pPr>
-            <w:hyperlink w:history="1" r:id="rId-by2if457tm8avdcv1l0g">
+            <w:hyperlink w:history="1" r:id="rIdssgh0lvhttsyhk56h5uvp">
               <w:r>
                 <w:rPr>
                   <w:rFonts w:ascii="Arial" w:cs="Arial" w:eastAsia="Arial" w:hAnsi="Arial"/>
@@ -10511,7 +10511,7 @@
               <w:spacing w:after="10" w:before="0"/>
               <w:ind w:left="120"/>
             </w:pPr>
-            <w:hyperlink w:history="1" r:id="rIdwuuyr-0qyjw_kpoq2iipl">
+            <w:hyperlink w:history="1" r:id="rId7hcvvrtgprnpojxqtn7hn">
               <w:r>
                 <w:rPr>
                   <w:rFonts w:ascii="Arial" w:cs="Arial" w:eastAsia="Arial" w:hAnsi="Arial"/>
@@ -11036,7 +11036,7 @@
         </w:rPr>
         <w:t xml:space="preserve">© 2026 SeaVuria and ARES. Aligned with KICD objectives. Developed by SeaVuria; technical implementation by ARES (with AI assistance from Claude). Licensed under </w:t>
       </w:r>
-      <w:hyperlink w:history="1" r:id="rIda2t25qzxip6nqbjputw6a">
+      <w:hyperlink w:history="1" r:id="rIdpwqutki7stpggpkiui46m">
         <w:r>
           <w:rPr>
             <w:rFonts w:ascii="Arial" w:cs="Arial" w:eastAsia="Arial" w:hAnsi="Arial"/>
@@ -11057,7 +11057,7 @@
         </w:rPr>
         <w:t xml:space="preserve"> (</w:t>
       </w:r>
-      <w:hyperlink w:history="1" r:id="rId6se-2ka7ns24gesq7oo3h">
+      <w:hyperlink w:history="1" r:id="rId9ovrvie0m_vi1byw2shh2">
         <w:r>
           <w:rPr>
             <w:rFonts w:ascii="Arial" w:cs="Arial" w:eastAsia="Arial" w:hAnsi="Arial"/>
@@ -12097,7 +12097,7 @@
             <w:pPr>
               <w:spacing w:after="20" w:before="0"/>
             </w:pPr>
-            <w:hyperlink w:history="1" r:id="rIdpack1b8bbdfiraarsiaii">
+            <w:hyperlink w:history="1" r:id="rIdzx2-3ltens25rvkryyvdu">
               <w:r>
                 <w:rPr>
                   <w:rFonts w:ascii="Arial" w:cs="Arial" w:eastAsia="Arial" w:hAnsi="Arial"/>
@@ -12146,7 +12146,7 @@
               <w:spacing w:after="10" w:before="0"/>
               <w:ind w:left="120"/>
             </w:pPr>
-            <w:hyperlink w:history="1" r:id="rIdnq_lgoh73tx7pqcnucdgg">
+            <w:hyperlink w:history="1" r:id="rIdbcks4l1d4tbxzidk4sa63">
               <w:r>
                 <w:rPr>
                   <w:rFonts w:ascii="Arial" w:cs="Arial" w:eastAsia="Arial" w:hAnsi="Arial"/>
@@ -12191,7 +12191,7 @@
             <w:pPr>
               <w:spacing w:after="20" w:before="0"/>
             </w:pPr>
-            <w:hyperlink w:history="1" r:id="rIdjdhdfth2c-31bbjeiysli">
+            <w:hyperlink w:history="1" r:id="rIdjvjws1fydjsaftjrbc5rp">
               <w:r>
                 <w:rPr>
                   <w:rFonts w:ascii="Arial" w:cs="Arial" w:eastAsia="Arial" w:hAnsi="Arial"/>
@@ -12240,7 +12240,7 @@
               <w:spacing w:after="10" w:before="0"/>
               <w:ind w:left="120"/>
             </w:pPr>
-            <w:hyperlink w:history="1" r:id="rId3snrilosrm4mzcsh0nbtp">
+            <w:hyperlink w:history="1" r:id="rIdtqcun7fhopy74yt7asdkb">
               <w:r>
                 <w:rPr>
                   <w:rFonts w:ascii="Arial" w:cs="Arial" w:eastAsia="Arial" w:hAnsi="Arial"/>
@@ -12440,7 +12440,7 @@
             <w:pPr>
               <w:spacing w:after="20" w:before="0"/>
             </w:pPr>
-            <w:hyperlink w:history="1" r:id="rIdogwocj81slr0n1keocnem">
+            <w:hyperlink w:history="1" r:id="rId-vaikp4omqvcbtwbqfpra">
               <w:r>
                 <w:rPr>
                   <w:rFonts w:ascii="Arial" w:cs="Arial" w:eastAsia="Arial" w:hAnsi="Arial"/>
@@ -12489,7 +12489,7 @@
               <w:spacing w:after="10" w:before="0"/>
               <w:ind w:left="120"/>
             </w:pPr>
-            <w:hyperlink w:history="1" r:id="rIdpainkwgxc8oqvh5sa1gzl">
+            <w:hyperlink w:history="1" r:id="rIdrcpzss1pamcypgobtn0yu">
               <w:r>
                 <w:rPr>
                   <w:rFonts w:ascii="Arial" w:cs="Arial" w:eastAsia="Arial" w:hAnsi="Arial"/>
@@ -12534,7 +12534,7 @@
             <w:pPr>
               <w:spacing w:after="20" w:before="0"/>
             </w:pPr>
-            <w:hyperlink w:history="1" r:id="rIdyrohrju51bgf4klw_uhea">
+            <w:hyperlink w:history="1" r:id="rIdecaoox_m8onz9kiqnqbex">
               <w:r>
                 <w:rPr>
                   <w:rFonts w:ascii="Arial" w:cs="Arial" w:eastAsia="Arial" w:hAnsi="Arial"/>
@@ -12583,7 +12583,7 @@
               <w:spacing w:after="10" w:before="0"/>
               <w:ind w:left="120"/>
             </w:pPr>
-            <w:hyperlink w:history="1" r:id="rIdpssac16aforobzy1qns-p">
+            <w:hyperlink w:history="1" r:id="rIdcgqoajikwurez90wyxkl6">
               <w:r>
                 <w:rPr>
                   <w:rFonts w:ascii="Arial" w:cs="Arial" w:eastAsia="Arial" w:hAnsi="Arial"/>
@@ -12783,7 +12783,7 @@
             <w:pPr>
               <w:spacing w:after="20" w:before="0"/>
             </w:pPr>
-            <w:hyperlink w:history="1" r:id="rIdf_9y_4vpxfo5sbaevkcdt">
+            <w:hyperlink w:history="1" r:id="rIdo_gsdlmjo28jggiarq8bl">
               <w:r>
                 <w:rPr>
                   <w:rFonts w:ascii="Arial" w:cs="Arial" w:eastAsia="Arial" w:hAnsi="Arial"/>
@@ -12832,7 +12832,7 @@
               <w:spacing w:after="10" w:before="0"/>
               <w:ind w:left="120"/>
             </w:pPr>
-            <w:hyperlink w:history="1" r:id="rIdvpdjbnjoq2p4a_ri_yv9s">
+            <w:hyperlink w:history="1" r:id="rIdxwlkaqbg-gl-7wandkxs7">
               <w:r>
                 <w:rPr>
                   <w:rFonts w:ascii="Arial" w:cs="Arial" w:eastAsia="Arial" w:hAnsi="Arial"/>
@@ -12877,7 +12877,7 @@
             <w:pPr>
               <w:spacing w:after="20" w:before="0"/>
             </w:pPr>
-            <w:hyperlink w:history="1" r:id="rIdeoj4vp0vxg2nuccznx81t">
+            <w:hyperlink w:history="1" r:id="rIdaedyglwpapsvm-nne2uvm">
               <w:r>
                 <w:rPr>
                   <w:rFonts w:ascii="Arial" w:cs="Arial" w:eastAsia="Arial" w:hAnsi="Arial"/>
@@ -12926,7 +12926,7 @@
               <w:spacing w:after="10" w:before="0"/>
               <w:ind w:left="120"/>
             </w:pPr>
-            <w:hyperlink w:history="1" r:id="rId8ih8hbe8_dwuaoh6tk3kr">
+            <w:hyperlink w:history="1" r:id="rIddafsyy2nkjdqgecyl6q4b">
               <w:r>
                 <w:rPr>
                   <w:rFonts w:ascii="Arial" w:cs="Arial" w:eastAsia="Arial" w:hAnsi="Arial"/>
@@ -13126,7 +13126,7 @@
             <w:pPr>
               <w:spacing w:after="20" w:before="0"/>
             </w:pPr>
-            <w:hyperlink w:history="1" r:id="rIdyeh-8wpkh3lz83g6d5yva">
+            <w:hyperlink w:history="1" r:id="rIdlcmnzy6s-uxd66_g-wphg">
               <w:r>
                 <w:rPr>
                   <w:rFonts w:ascii="Arial" w:cs="Arial" w:eastAsia="Arial" w:hAnsi="Arial"/>
@@ -13175,7 +13175,7 @@
               <w:spacing w:after="10" w:before="0"/>
               <w:ind w:left="120"/>
             </w:pPr>
-            <w:hyperlink w:history="1" r:id="rIdfwtgz5harmeppsnted3z1">
+            <w:hyperlink w:history="1" r:id="rIdkzefoh8ndwlvnd0k_d7vt">
               <w:r>
                 <w:rPr>
                   <w:rFonts w:ascii="Arial" w:cs="Arial" w:eastAsia="Arial" w:hAnsi="Arial"/>
@@ -13220,7 +13220,7 @@
             <w:pPr>
               <w:spacing w:after="20" w:before="0"/>
             </w:pPr>
-            <w:hyperlink w:history="1" r:id="rId0f1dczzb5p3mzkv7pkzsx">
+            <w:hyperlink w:history="1" r:id="rIdnh5bexacxxnvdp2aoxkh8">
               <w:r>
                 <w:rPr>
                   <w:rFonts w:ascii="Arial" w:cs="Arial" w:eastAsia="Arial" w:hAnsi="Arial"/>
@@ -13269,7 +13269,7 @@
               <w:spacing w:after="10" w:before="0"/>
               <w:ind w:left="120"/>
             </w:pPr>
-            <w:hyperlink w:history="1" r:id="rId4dc08kpx1whijd9y3gmvk">
+            <w:hyperlink w:history="1" r:id="rIdxasse1go9r19aisc-jacv">
               <w:r>
                 <w:rPr>
                   <w:rFonts w:ascii="Arial" w:cs="Arial" w:eastAsia="Arial" w:hAnsi="Arial"/>
@@ -13469,7 +13469,7 @@
             <w:pPr>
               <w:spacing w:after="20" w:before="0"/>
             </w:pPr>
-            <w:hyperlink w:history="1" r:id="rIduqvvc0fzsj6_qhukvq8eb">
+            <w:hyperlink w:history="1" r:id="rIdvrcc7xhmhkpelaomidlba">
               <w:r>
                 <w:rPr>
                   <w:rFonts w:ascii="Arial" w:cs="Arial" w:eastAsia="Arial" w:hAnsi="Arial"/>
@@ -13518,7 +13518,7 @@
               <w:spacing w:after="10" w:before="0"/>
               <w:ind w:left="120"/>
             </w:pPr>
-            <w:hyperlink w:history="1" r:id="rIdo0gc66-cnvkzslgk7uvm6">
+            <w:hyperlink w:history="1" r:id="rIdcn8wxp21ieptcufhm42lb">
               <w:r>
                 <w:rPr>
                   <w:rFonts w:ascii="Arial" w:cs="Arial" w:eastAsia="Arial" w:hAnsi="Arial"/>
@@ -13563,7 +13563,7 @@
             <w:pPr>
               <w:spacing w:after="20" w:before="0"/>
             </w:pPr>
-            <w:hyperlink w:history="1" r:id="rIdmpn6we8eloajjkxujim-w">
+            <w:hyperlink w:history="1" r:id="rIdqfitamg-yqjijw71ibcta">
               <w:r>
                 <w:rPr>
                   <w:rFonts w:ascii="Arial" w:cs="Arial" w:eastAsia="Arial" w:hAnsi="Arial"/>
@@ -13612,7 +13612,7 @@
               <w:spacing w:after="10" w:before="0"/>
               <w:ind w:left="120"/>
             </w:pPr>
-            <w:hyperlink w:history="1" r:id="rIddhchv_b5qitiryv9z7t6f">
+            <w:hyperlink w:history="1" r:id="rIdattkql6hmde-_jtblpu-u">
               <w:r>
                 <w:rPr>
                   <w:rFonts w:ascii="Arial" w:cs="Arial" w:eastAsia="Arial" w:hAnsi="Arial"/>
@@ -14137,7 +14137,7 @@
         </w:rPr>
         <w:t xml:space="preserve">© 2026 SeaVuria and ARES. Aligned with KICD objectives. Developed by SeaVuria; technical implementation by ARES (with AI assistance from Claude). Licensed under </w:t>
       </w:r>
-      <w:hyperlink w:history="1" r:id="rIddffqtcjpuscg1eq1fr4s0">
+      <w:hyperlink w:history="1" r:id="rIdzifonbgi_fapcaom-yecc">
         <w:r>
           <w:rPr>
             <w:rFonts w:ascii="Arial" w:cs="Arial" w:eastAsia="Arial" w:hAnsi="Arial"/>
@@ -14158,7 +14158,7 @@
         </w:rPr>
         <w:t xml:space="preserve"> (</w:t>
       </w:r>
-      <w:hyperlink w:history="1" r:id="rIducqotaw-pdxdypsvjmdip">
+      <w:hyperlink w:history="1" r:id="rIdhsxbrevzlt2bkiyu7afph">
         <w:r>
           <w:rPr>
             <w:rFonts w:ascii="Arial" w:cs="Arial" w:eastAsia="Arial" w:hAnsi="Arial"/>
@@ -15215,7 +15215,7 @@
               <w:spacing w:after="10" w:before="0"/>
               <w:ind w:left="120"/>
             </w:pPr>
-            <w:hyperlink w:history="1" r:id="rIdhuek5yt_y7cgatfahnel9">
+            <w:hyperlink w:history="1" r:id="rIdmktvpg61nx0wlyrfinvos">
               <w:r>
                 <w:rPr>
                   <w:rFonts w:ascii="Arial" w:cs="Arial" w:eastAsia="Arial" w:hAnsi="Arial"/>
@@ -15275,7 +15275,7 @@
             <w:pPr>
               <w:spacing w:after="20" w:before="0"/>
             </w:pPr>
-            <w:hyperlink w:history="1" r:id="rIdgrkury4w69iy6ozjxceca">
+            <w:hyperlink w:history="1" r:id="rIdangl3wn1fskfqrzhyvicw">
               <w:r>
                 <w:rPr>
                   <w:rFonts w:ascii="Arial" w:cs="Arial" w:eastAsia="Arial" w:hAnsi="Arial"/>
@@ -15308,7 +15308,7 @@
               <w:spacing w:after="10" w:before="0"/>
               <w:ind w:left="120"/>
             </w:pPr>
-            <w:hyperlink w:history="1" r:id="rIdywuyoy_yeewczkjt89qn8">
+            <w:hyperlink w:history="1" r:id="rIdhc8tmfqy639emm6kgyfsu">
               <w:r>
                 <w:rPr>
                   <w:rFonts w:ascii="Arial" w:cs="Arial" w:eastAsia="Arial" w:hAnsi="Arial"/>
@@ -15525,7 +15525,7 @@
               <w:spacing w:after="10" w:before="0"/>
               <w:ind w:left="120"/>
             </w:pPr>
-            <w:hyperlink w:history="1" r:id="rId8ftfjcksy64ucowtdtqka">
+            <w:hyperlink w:history="1" r:id="rId9raop8b3iodehojlm1fzz">
               <w:r>
                 <w:rPr>
                   <w:rFonts w:ascii="Arial" w:cs="Arial" w:eastAsia="Arial" w:hAnsi="Arial"/>
@@ -15585,7 +15585,7 @@
             <w:pPr>
               <w:spacing w:after="20" w:before="0"/>
             </w:pPr>
-            <w:hyperlink w:history="1" r:id="rId94x3pfe171tnyrpppd4qh">
+            <w:hyperlink w:history="1" r:id="rIdplugwspuxh656clemdrhw">
               <w:r>
                 <w:rPr>
                   <w:rFonts w:ascii="Arial" w:cs="Arial" w:eastAsia="Arial" w:hAnsi="Arial"/>
@@ -15618,7 +15618,7 @@
               <w:spacing w:after="10" w:before="0"/>
               <w:ind w:left="120"/>
             </w:pPr>
-            <w:hyperlink w:history="1" r:id="rIdp7mloy9-hhg6nw-fja6eu">
+            <w:hyperlink w:history="1" r:id="rId4jnwvzri93tek5iphhk8q">
               <w:r>
                 <w:rPr>
                   <w:rFonts w:ascii="Arial" w:cs="Arial" w:eastAsia="Arial" w:hAnsi="Arial"/>
@@ -15835,7 +15835,7 @@
               <w:spacing w:after="10" w:before="0"/>
               <w:ind w:left="120"/>
             </w:pPr>
-            <w:hyperlink w:history="1" r:id="rId3csvw9lu-bhvggi8ntk1q">
+            <w:hyperlink w:history="1" r:id="rIdn32zqa5afe8qabtlfcomv">
               <w:r>
                 <w:rPr>
                   <w:rFonts w:ascii="Arial" w:cs="Arial" w:eastAsia="Arial" w:hAnsi="Arial"/>
@@ -15895,7 +15895,7 @@
             <w:pPr>
               <w:spacing w:after="20" w:before="0"/>
             </w:pPr>
-            <w:hyperlink w:history="1" r:id="rIdj2gkv3pc8rlw83eqd5jau">
+            <w:hyperlink w:history="1" r:id="rIdpem8oiaai8kaotwqyucqn">
               <w:r>
                 <w:rPr>
                   <w:rFonts w:ascii="Arial" w:cs="Arial" w:eastAsia="Arial" w:hAnsi="Arial"/>
@@ -15944,7 +15944,7 @@
               <w:spacing w:after="10" w:before="0"/>
               <w:ind w:left="120"/>
             </w:pPr>
-            <w:hyperlink w:history="1" r:id="rIdahx8mrl55kafjlr1pjqnv">
+            <w:hyperlink w:history="1" r:id="rIdjk_ozyigcymyl4q1zewc1">
               <w:r>
                 <w:rPr>
                   <w:rFonts w:ascii="Arial" w:cs="Arial" w:eastAsia="Arial" w:hAnsi="Arial"/>
@@ -16161,7 +16161,7 @@
               <w:spacing w:after="10" w:before="0"/>
               <w:ind w:left="120"/>
             </w:pPr>
-            <w:hyperlink w:history="1" r:id="rIdwthkih2txeebfmvy-7mth">
+            <w:hyperlink w:history="1" r:id="rIdvq-gamk0jiek81vyf5zqn">
               <w:r>
                 <w:rPr>
                   <w:rFonts w:ascii="Arial" w:cs="Arial" w:eastAsia="Arial" w:hAnsi="Arial"/>
@@ -16221,7 +16221,7 @@
             <w:pPr>
               <w:spacing w:after="20" w:before="0"/>
             </w:pPr>
-            <w:hyperlink w:history="1" r:id="rIdh1r7iebsulga4wqshm4st">
+            <w:hyperlink w:history="1" r:id="rIdd3ckrlwnpqgputbvn8lzt">
               <w:r>
                 <w:rPr>
                   <w:rFonts w:ascii="Arial" w:cs="Arial" w:eastAsia="Arial" w:hAnsi="Arial"/>
@@ -16270,7 +16270,7 @@
               <w:spacing w:after="10" w:before="0"/>
               <w:ind w:left="120"/>
             </w:pPr>
-            <w:hyperlink w:history="1" r:id="rIdvorb9pqv_qz4wdm3sjmov">
+            <w:hyperlink w:history="1" r:id="rIdwsikuvpihrudegm0ddrw_">
               <w:r>
                 <w:rPr>
                   <w:rFonts w:ascii="Arial" w:cs="Arial" w:eastAsia="Arial" w:hAnsi="Arial"/>
@@ -16487,7 +16487,7 @@
               <w:spacing w:after="10" w:before="0"/>
               <w:ind w:left="120"/>
             </w:pPr>
-            <w:hyperlink w:history="1" r:id="rIdhlfgdmmqmnpxeezgw9fn2">
+            <w:hyperlink w:history="1" r:id="rIdtkgh__v-pubpgox_ncdjm">
               <w:r>
                 <w:rPr>
                   <w:rFonts w:ascii="Arial" w:cs="Arial" w:eastAsia="Arial" w:hAnsi="Arial"/>
@@ -16547,7 +16547,7 @@
             <w:pPr>
               <w:spacing w:after="20" w:before="0"/>
             </w:pPr>
-            <w:hyperlink w:history="1" r:id="rIdcvqp0cyo4gtepuzaslafe">
+            <w:hyperlink w:history="1" r:id="rId6umzorpdud0ycqdwo61sz">
               <w:r>
                 <w:rPr>
                   <w:rFonts w:ascii="Arial" w:cs="Arial" w:eastAsia="Arial" w:hAnsi="Arial"/>
@@ -16596,7 +16596,7 @@
               <w:spacing w:after="10" w:before="0"/>
               <w:ind w:left="120"/>
             </w:pPr>
-            <w:hyperlink w:history="1" r:id="rIdtabog143ya8p_h6oj3doi">
+            <w:hyperlink w:history="1" r:id="rIdewomnm0one6xlsfh4d9rx">
               <w:r>
                 <w:rPr>
                   <w:rFonts w:ascii="Arial" w:cs="Arial" w:eastAsia="Arial" w:hAnsi="Arial"/>
@@ -17121,7 +17121,7 @@
         </w:rPr>
         <w:t xml:space="preserve">© 2026 SeaVuria and ARES. Aligned with KICD objectives. Developed by SeaVuria; technical implementation by ARES (with AI assistance from Claude). Licensed under </w:t>
       </w:r>
-      <w:hyperlink w:history="1" r:id="rIdh3ydkq8pjgm5qjkz9zawi">
+      <w:hyperlink w:history="1" r:id="rIdo2e1c7gaa1qgsmzpabw6c">
         <w:r>
           <w:rPr>
             <w:rFonts w:ascii="Arial" w:cs="Arial" w:eastAsia="Arial" w:hAnsi="Arial"/>
@@ -17142,7 +17142,7 @@
         </w:rPr>
         <w:t xml:space="preserve"> (</w:t>
       </w:r>
-      <w:hyperlink w:history="1" r:id="rIdtoxpghksfmnwbr6wb2quh">
+      <w:hyperlink w:history="1" r:id="rIdriy5x6zqosmy-mucm-vv7">
         <w:r>
           <w:rPr>
             <w:rFonts w:ascii="Arial" w:cs="Arial" w:eastAsia="Arial" w:hAnsi="Arial"/>
@@ -18182,7 +18182,7 @@
             <w:pPr>
               <w:spacing w:after="20" w:before="0"/>
             </w:pPr>
-            <w:hyperlink w:history="1" r:id="rIdlxn__njijzaccdloxs5py">
+            <w:hyperlink w:history="1" r:id="rIdi3hnexqbwnsfjtfkuh15h">
               <w:r>
                 <w:rPr>
                   <w:rFonts w:ascii="Arial" w:cs="Arial" w:eastAsia="Arial" w:hAnsi="Arial"/>
@@ -18215,7 +18215,7 @@
               <w:spacing w:after="10" w:before="0"/>
               <w:ind w:left="120"/>
             </w:pPr>
-            <w:hyperlink w:history="1" r:id="rIdxkvkx-fczbljr49b-else">
+            <w:hyperlink w:history="1" r:id="rIdne5guoi450sjl5wywgbi3">
               <w:r>
                 <w:rPr>
                   <w:rFonts w:ascii="Arial" w:cs="Arial" w:eastAsia="Arial" w:hAnsi="Arial"/>
@@ -18260,7 +18260,7 @@
             <w:pPr>
               <w:spacing w:after="20" w:before="0"/>
             </w:pPr>
-            <w:hyperlink w:history="1" r:id="rIdx5tsuleybsrkina5o7whs">
+            <w:hyperlink w:history="1" r:id="rId3fizoc_f8p1hxhi5fwbk3">
               <w:r>
                 <w:rPr>
                   <w:rFonts w:ascii="Arial" w:cs="Arial" w:eastAsia="Arial" w:hAnsi="Arial"/>
@@ -18293,7 +18293,7 @@
               <w:spacing w:after="10" w:before="0"/>
               <w:ind w:left="120"/>
             </w:pPr>
-            <w:hyperlink w:history="1" r:id="rIdzkfwueavqvwotxqxqtrrp">
+            <w:hyperlink w:history="1" r:id="rId6egubbcp5elsm-vw0pxsp">
               <w:r>
                 <w:rPr>
                   <w:rFonts w:ascii="Arial" w:cs="Arial" w:eastAsia="Arial" w:hAnsi="Arial"/>
@@ -18493,7 +18493,7 @@
             <w:pPr>
               <w:spacing w:after="20" w:before="0"/>
             </w:pPr>
-            <w:hyperlink w:history="1" r:id="rIdaqfjd2ch605zoakwe8bzb">
+            <w:hyperlink w:history="1" r:id="rIdhsshfrdye87el4q_5se0e">
               <w:r>
                 <w:rPr>
                   <w:rFonts w:ascii="Arial" w:cs="Arial" w:eastAsia="Arial" w:hAnsi="Arial"/>
@@ -18526,7 +18526,7 @@
               <w:spacing w:after="10" w:before="0"/>
               <w:ind w:left="120"/>
             </w:pPr>
-            <w:hyperlink w:history="1" r:id="rIdc90ku7y1g_vie_fqh63xs">
+            <w:hyperlink w:history="1" r:id="rIdcjp7itsgxermz_15qzxgd">
               <w:r>
                 <w:rPr>
                   <w:rFonts w:ascii="Arial" w:cs="Arial" w:eastAsia="Arial" w:hAnsi="Arial"/>
@@ -18571,7 +18571,7 @@
             <w:pPr>
               <w:spacing w:after="20" w:before="0"/>
             </w:pPr>
-            <w:hyperlink w:history="1" r:id="rIddf8fltrcxswv1mnksmkjw">
+            <w:hyperlink w:history="1" r:id="rIdvlde8ajyho74smw1apjv6">
               <w:r>
                 <w:rPr>
                   <w:rFonts w:ascii="Arial" w:cs="Arial" w:eastAsia="Arial" w:hAnsi="Arial"/>
@@ -18604,7 +18604,7 @@
               <w:spacing w:after="10" w:before="0"/>
               <w:ind w:left="120"/>
             </w:pPr>
-            <w:hyperlink w:history="1" r:id="rIdytmszdszc6-vmkrxf4vwo">
+            <w:hyperlink w:history="1" r:id="rIdd7kilfn6yu-lhlgguonq0">
               <w:r>
                 <w:rPr>
                   <w:rFonts w:ascii="Arial" w:cs="Arial" w:eastAsia="Arial" w:hAnsi="Arial"/>
@@ -18804,7 +18804,7 @@
             <w:pPr>
               <w:spacing w:after="20" w:before="0"/>
             </w:pPr>
-            <w:hyperlink w:history="1" r:id="rId4auaurpwpjcb7-wxycjmx">
+            <w:hyperlink w:history="1" r:id="rIdkkbo_ucawdhmjg9svifmr">
               <w:r>
                 <w:rPr>
                   <w:rFonts w:ascii="Arial" w:cs="Arial" w:eastAsia="Arial" w:hAnsi="Arial"/>
@@ -18837,7 +18837,7 @@
               <w:spacing w:after="10" w:before="0"/>
               <w:ind w:left="120"/>
             </w:pPr>
-            <w:hyperlink w:history="1" r:id="rIdnhr8jtasem2t7r1wfrmn4">
+            <w:hyperlink w:history="1" r:id="rIddi8cijixcpuvilqga-3mm">
               <w:r>
                 <w:rPr>
                   <w:rFonts w:ascii="Arial" w:cs="Arial" w:eastAsia="Arial" w:hAnsi="Arial"/>
@@ -18882,7 +18882,7 @@
             <w:pPr>
               <w:spacing w:after="20" w:before="0"/>
             </w:pPr>
-            <w:hyperlink w:history="1" r:id="rId8omwx8vkun1r5x3f-pqki">
+            <w:hyperlink w:history="1" r:id="rIdm36lig6tkslmgmv6zm6xf">
               <w:r>
                 <w:rPr>
                   <w:rFonts w:ascii="Arial" w:cs="Arial" w:eastAsia="Arial" w:hAnsi="Arial"/>
@@ -18915,7 +18915,7 @@
               <w:spacing w:after="10" w:before="0"/>
               <w:ind w:left="120"/>
             </w:pPr>
-            <w:hyperlink w:history="1" r:id="rIde-juiuikyki6u8o8qtpnc">
+            <w:hyperlink w:history="1" r:id="rIdiqoowqqm1k0-we928m9qa">
               <w:r>
                 <w:rPr>
                   <w:rFonts w:ascii="Arial" w:cs="Arial" w:eastAsia="Arial" w:hAnsi="Arial"/>
@@ -19115,7 +19115,7 @@
             <w:pPr>
               <w:spacing w:after="20" w:before="0"/>
             </w:pPr>
-            <w:hyperlink w:history="1" r:id="rIdyvmapfl-aqlf7moasm_pi">
+            <w:hyperlink w:history="1" r:id="rIddhwxwvjum6oa4fxq_mfkf">
               <w:r>
                 <w:rPr>
                   <w:rFonts w:ascii="Arial" w:cs="Arial" w:eastAsia="Arial" w:hAnsi="Arial"/>
@@ -19148,7 +19148,7 @@
               <w:spacing w:after="10" w:before="0"/>
               <w:ind w:left="120"/>
             </w:pPr>
-            <w:hyperlink w:history="1" r:id="rId7njwthur-amvlooe1n6mb">
+            <w:hyperlink w:history="1" r:id="rIdbp8kbxuhkynmgnbg54njd">
               <w:r>
                 <w:rPr>
                   <w:rFonts w:ascii="Arial" w:cs="Arial" w:eastAsia="Arial" w:hAnsi="Arial"/>
@@ -19193,7 +19193,7 @@
             <w:pPr>
               <w:spacing w:after="20" w:before="0"/>
             </w:pPr>
-            <w:hyperlink w:history="1" r:id="rId3k_fdloa6ocbqx-fnw2ra">
+            <w:hyperlink w:history="1" r:id="rIdmd_zf9r-hlao8cb6sdbci">
               <w:r>
                 <w:rPr>
                   <w:rFonts w:ascii="Arial" w:cs="Arial" w:eastAsia="Arial" w:hAnsi="Arial"/>
@@ -19226,7 +19226,7 @@
               <w:spacing w:after="10" w:before="0"/>
               <w:ind w:left="120"/>
             </w:pPr>
-            <w:hyperlink w:history="1" r:id="rIdd7smofh_y1gunhbl7ipdq">
+            <w:hyperlink w:history="1" r:id="rIdzc-4gd0p2uhohy5iizyep">
               <w:r>
                 <w:rPr>
                   <w:rFonts w:ascii="Arial" w:cs="Arial" w:eastAsia="Arial" w:hAnsi="Arial"/>
@@ -19426,7 +19426,7 @@
             <w:pPr>
               <w:spacing w:after="20" w:before="0"/>
             </w:pPr>
-            <w:hyperlink w:history="1" r:id="rIdbuficl53glt9qqdeqxlfs">
+            <w:hyperlink w:history="1" r:id="rIdqhq2fym8-bmvsyxlftk5l">
               <w:r>
                 <w:rPr>
                   <w:rFonts w:ascii="Arial" w:cs="Arial" w:eastAsia="Arial" w:hAnsi="Arial"/>
@@ -19475,7 +19475,7 @@
               <w:spacing w:after="10" w:before="0"/>
               <w:ind w:left="120"/>
             </w:pPr>
-            <w:hyperlink w:history="1" r:id="rIdt53ncl3xmhujqhibqggeg">
+            <w:hyperlink w:history="1" r:id="rIdpyqkits422n1imhcigazm">
               <w:r>
                 <w:rPr>
                   <w:rFonts w:ascii="Arial" w:cs="Arial" w:eastAsia="Arial" w:hAnsi="Arial"/>
@@ -19520,7 +19520,7 @@
             <w:pPr>
               <w:spacing w:after="20" w:before="0"/>
             </w:pPr>
-            <w:hyperlink w:history="1" r:id="rIdv7l0te2eerma6wyj01n22">
+            <w:hyperlink w:history="1" r:id="rIdu04xkvg4zwerghg41lfs9">
               <w:r>
                 <w:rPr>
                   <w:rFonts w:ascii="Arial" w:cs="Arial" w:eastAsia="Arial" w:hAnsi="Arial"/>
@@ -19569,7 +19569,7 @@
               <w:spacing w:after="10" w:before="0"/>
               <w:ind w:left="120"/>
             </w:pPr>
-            <w:hyperlink w:history="1" r:id="rIdfeimng0qyzymwhse0ne1i">
+            <w:hyperlink w:history="1" r:id="rIdsepccumzo0-hkoci5gdsz">
               <w:r>
                 <w:rPr>
                   <w:rFonts w:ascii="Arial" w:cs="Arial" w:eastAsia="Arial" w:hAnsi="Arial"/>
@@ -20094,7 +20094,7 @@
         </w:rPr>
         <w:t xml:space="preserve">© 2026 SeaVuria and ARES. Aligned with KICD objectives. Developed by SeaVuria; technical implementation by ARES (with AI assistance from Claude). Licensed under </w:t>
       </w:r>
-      <w:hyperlink w:history="1" r:id="rIdmg367_snpglvyuxvxvr6p">
+      <w:hyperlink w:history="1" r:id="rIdi5xxym3tdmssybai8awqo">
         <w:r>
           <w:rPr>
             <w:rFonts w:ascii="Arial" w:cs="Arial" w:eastAsia="Arial" w:hAnsi="Arial"/>
@@ -20115,7 +20115,7 @@
         </w:rPr>
         <w:t xml:space="preserve"> (</w:t>
       </w:r>
-      <w:hyperlink w:history="1" r:id="rIdt26-ylgjznqcuvm44qvv6">
+      <w:hyperlink w:history="1" r:id="rIdjjhq4oyx8wlshmvd4wc1z">
         <w:r>
           <w:rPr>
             <w:rFonts w:ascii="Arial" w:cs="Arial" w:eastAsia="Arial" w:hAnsi="Arial"/>
@@ -21155,7 +21155,7 @@
             <w:pPr>
               <w:spacing w:after="20" w:before="0"/>
             </w:pPr>
-            <w:hyperlink w:history="1" r:id="rIdj5rx9qbogxpg_q98-gyat">
+            <w:hyperlink w:history="1" r:id="rIdjykbdbcazx6wamc6f8nl3">
               <w:r>
                 <w:rPr>
                   <w:rFonts w:ascii="Arial" w:cs="Arial" w:eastAsia="Arial" w:hAnsi="Arial"/>
@@ -21188,7 +21188,7 @@
               <w:spacing w:after="10" w:before="0"/>
               <w:ind w:left="120"/>
             </w:pPr>
-            <w:hyperlink w:history="1" r:id="rId8ldyii67zni0bkpvuxrsm">
+            <w:hyperlink w:history="1" r:id="rIdxj0q1i9ghljrv9jeq-w6f">
               <w:r>
                 <w:rPr>
                   <w:rFonts w:ascii="Arial" w:cs="Arial" w:eastAsia="Arial" w:hAnsi="Arial"/>
@@ -21233,7 +21233,7 @@
             <w:pPr>
               <w:spacing w:after="20" w:before="0"/>
             </w:pPr>
-            <w:hyperlink w:history="1" r:id="rIdrjd9ku8koapv4d9hui1i8">
+            <w:hyperlink w:history="1" r:id="rIdnimr_j0f0tlijptqkqyjl">
               <w:r>
                 <w:rPr>
                   <w:rFonts w:ascii="Arial" w:cs="Arial" w:eastAsia="Arial" w:hAnsi="Arial"/>
@@ -21266,7 +21266,7 @@
               <w:spacing w:after="10" w:before="0"/>
               <w:ind w:left="120"/>
             </w:pPr>
-            <w:hyperlink w:history="1" r:id="rIdjpdh1v_ngf77qhx2yfr_u">
+            <w:hyperlink w:history="1" r:id="rIdgx_scl9z7gv_n6gtesl3b">
               <w:r>
                 <w:rPr>
                   <w:rFonts w:ascii="Arial" w:cs="Arial" w:eastAsia="Arial" w:hAnsi="Arial"/>
@@ -21466,7 +21466,7 @@
             <w:pPr>
               <w:spacing w:after="20" w:before="0"/>
             </w:pPr>
-            <w:hyperlink w:history="1" r:id="rIdry_ozgtg7o5xumox4askt">
+            <w:hyperlink w:history="1" r:id="rIdjggb5q86nkttc9ucbfonf">
               <w:r>
                 <w:rPr>
                   <w:rFonts w:ascii="Arial" w:cs="Arial" w:eastAsia="Arial" w:hAnsi="Arial"/>
@@ -21499,7 +21499,7 @@
               <w:spacing w:after="10" w:before="0"/>
               <w:ind w:left="120"/>
             </w:pPr>
-            <w:hyperlink w:history="1" r:id="rIdz9zrkrx380cis5kqnodbn">
+            <w:hyperlink w:history="1" r:id="rIdpeeypubhgqkgg6yrkxymw">
               <w:r>
                 <w:rPr>
                   <w:rFonts w:ascii="Arial" w:cs="Arial" w:eastAsia="Arial" w:hAnsi="Arial"/>
@@ -21544,7 +21544,7 @@
             <w:pPr>
               <w:spacing w:after="20" w:before="0"/>
             </w:pPr>
-            <w:hyperlink w:history="1" r:id="rId-9st4ky_27aowfsxuhd2x">
+            <w:hyperlink w:history="1" r:id="rIdwj6uhkzfznt3wykyjtol0">
               <w:r>
                 <w:rPr>
                   <w:rFonts w:ascii="Arial" w:cs="Arial" w:eastAsia="Arial" w:hAnsi="Arial"/>
@@ -21577,7 +21577,7 @@
               <w:spacing w:after="10" w:before="0"/>
               <w:ind w:left="120"/>
             </w:pPr>
-            <w:hyperlink w:history="1" r:id="rIdxbzqurpwbnqvd7aeprn02">
+            <w:hyperlink w:history="1" r:id="rIdeguja6aedvjvvu0zmt3ee">
               <w:r>
                 <w:rPr>
                   <w:rFonts w:ascii="Arial" w:cs="Arial" w:eastAsia="Arial" w:hAnsi="Arial"/>
@@ -21777,7 +21777,7 @@
             <w:pPr>
               <w:spacing w:after="20" w:before="0"/>
             </w:pPr>
-            <w:hyperlink w:history="1" r:id="rIddxkqpk-luqmdhixdtuvfk">
+            <w:hyperlink w:history="1" r:id="rId8v4icohcrxhngzfev8s1e">
               <w:r>
                 <w:rPr>
                   <w:rFonts w:ascii="Arial" w:cs="Arial" w:eastAsia="Arial" w:hAnsi="Arial"/>
@@ -21810,7 +21810,7 @@
               <w:spacing w:after="10" w:before="0"/>
               <w:ind w:left="120"/>
             </w:pPr>
-            <w:hyperlink w:history="1" r:id="rIdiv7lfmjydoyfne4fkvhfo">
+            <w:hyperlink w:history="1" r:id="rIdktkkg4el4rafsvw3dsuaa">
               <w:r>
                 <w:rPr>
                   <w:rFonts w:ascii="Arial" w:cs="Arial" w:eastAsia="Arial" w:hAnsi="Arial"/>
@@ -21855,7 +21855,7 @@
             <w:pPr>
               <w:spacing w:after="20" w:before="0"/>
             </w:pPr>
-            <w:hyperlink w:history="1" r:id="rId13skn93pusespupxxyu-p">
+            <w:hyperlink w:history="1" r:id="rIdb1kbimrlk6dselccmgydy">
               <w:r>
                 <w:rPr>
                   <w:rFonts w:ascii="Arial" w:cs="Arial" w:eastAsia="Arial" w:hAnsi="Arial"/>
@@ -21888,7 +21888,7 @@
               <w:spacing w:after="10" w:before="0"/>
               <w:ind w:left="120"/>
             </w:pPr>
-            <w:hyperlink w:history="1" r:id="rId04sbltxdoqv4gsiaw3g22">
+            <w:hyperlink w:history="1" r:id="rId5deld4bkrz29zsykxptd8">
               <w:r>
                 <w:rPr>
                   <w:rFonts w:ascii="Arial" w:cs="Arial" w:eastAsia="Arial" w:hAnsi="Arial"/>
@@ -22088,7 +22088,7 @@
             <w:pPr>
               <w:spacing w:after="20" w:before="0"/>
             </w:pPr>
-            <w:hyperlink w:history="1" r:id="rIdo3s17fhlqkjcr6g1bfobg">
+            <w:hyperlink w:history="1" r:id="rId4yx7igzh4gq2dgju_b10i">
               <w:r>
                 <w:rPr>
                   <w:rFonts w:ascii="Arial" w:cs="Arial" w:eastAsia="Arial" w:hAnsi="Arial"/>
@@ -22121,7 +22121,7 @@
               <w:spacing w:after="10" w:before="0"/>
               <w:ind w:left="120"/>
             </w:pPr>
-            <w:hyperlink w:history="1" r:id="rIdfpcevhq9qvooq0tmazamw">
+            <w:hyperlink w:history="1" r:id="rId0wdkvft0dkpmt67obye2e">
               <w:r>
                 <w:rPr>
                   <w:rFonts w:ascii="Arial" w:cs="Arial" w:eastAsia="Arial" w:hAnsi="Arial"/>
@@ -22166,7 +22166,7 @@
             <w:pPr>
               <w:spacing w:after="20" w:before="0"/>
             </w:pPr>
-            <w:hyperlink w:history="1" r:id="rId6apa45npxpjfsjdxboviy">
+            <w:hyperlink w:history="1" r:id="rIdjaak8wyudhxyrq8m5qoc7">
               <w:r>
                 <w:rPr>
                   <w:rFonts w:ascii="Arial" w:cs="Arial" w:eastAsia="Arial" w:hAnsi="Arial"/>
@@ -22199,7 +22199,7 @@
               <w:spacing w:after="10" w:before="0"/>
               <w:ind w:left="120"/>
             </w:pPr>
-            <w:hyperlink w:history="1" r:id="rIdhrxqpx6b28s0-ulrk7kjx">
+            <w:hyperlink w:history="1" r:id="rIdgoziy4e4x80sjqpplpzs0">
               <w:r>
                 <w:rPr>
                   <w:rFonts w:ascii="Arial" w:cs="Arial" w:eastAsia="Arial" w:hAnsi="Arial"/>
@@ -22399,7 +22399,7 @@
             <w:pPr>
               <w:spacing w:after="20" w:before="0"/>
             </w:pPr>
-            <w:hyperlink w:history="1" r:id="rIdvr5bka3qhyqbi_7otv0oe">
+            <w:hyperlink w:history="1" r:id="rIdzsbg46edbq5yhmwpvosg6">
               <w:r>
                 <w:rPr>
                   <w:rFonts w:ascii="Arial" w:cs="Arial" w:eastAsia="Arial" w:hAnsi="Arial"/>
@@ -22448,7 +22448,7 @@
               <w:spacing w:after="10" w:before="0"/>
               <w:ind w:left="120"/>
             </w:pPr>
-            <w:hyperlink w:history="1" r:id="rIddkgqesjl6ddcimib8266y">
+            <w:hyperlink w:history="1" r:id="rIdr6u86f2lwbp3gx9z0k8a2">
               <w:r>
                 <w:rPr>
                   <w:rFonts w:ascii="Arial" w:cs="Arial" w:eastAsia="Arial" w:hAnsi="Arial"/>
@@ -22493,7 +22493,7 @@
             <w:pPr>
               <w:spacing w:after="20" w:before="0"/>
             </w:pPr>
-            <w:hyperlink w:history="1" r:id="rIdggfvgulxz52zbukdm2eoe">
+            <w:hyperlink w:history="1" r:id="rIdv_i6mfp7ckslxp-aislmy">
               <w:r>
                 <w:rPr>
                   <w:rFonts w:ascii="Arial" w:cs="Arial" w:eastAsia="Arial" w:hAnsi="Arial"/>
@@ -22542,7 +22542,7 @@
               <w:spacing w:after="10" w:before="0"/>
               <w:ind w:left="120"/>
             </w:pPr>
-            <w:hyperlink w:history="1" r:id="rIdpt6grayanho88ofa4lfii">
+            <w:hyperlink w:history="1" r:id="rIdvtuuwbvtfdoh7-a8bz_kk">
               <w:r>
                 <w:rPr>
                   <w:rFonts w:ascii="Arial" w:cs="Arial" w:eastAsia="Arial" w:hAnsi="Arial"/>
@@ -23067,7 +23067,7 @@
         </w:rPr>
         <w:t xml:space="preserve">© 2026 SeaVuria and ARES. Aligned with KICD objectives. Developed by SeaVuria; technical implementation by ARES (with AI assistance from Claude). Licensed under </w:t>
       </w:r>
-      <w:hyperlink w:history="1" r:id="rIdr1cuhjaj1vc66nhvhh8lc">
+      <w:hyperlink w:history="1" r:id="rIdcdnfkzvkkzafew5frzjda">
         <w:r>
           <w:rPr>
             <w:rFonts w:ascii="Arial" w:cs="Arial" w:eastAsia="Arial" w:hAnsi="Arial"/>
@@ -23088,7 +23088,7 @@
         </w:rPr>
         <w:t xml:space="preserve"> (</w:t>
       </w:r>
-      <w:hyperlink w:history="1" r:id="rIdh5ir3nikj6iw51ggcsfgp">
+      <w:hyperlink w:history="1" r:id="rIdlqhprsa1uoepusfjpn2fq">
         <w:r>
           <w:rPr>
             <w:rFonts w:ascii="Arial" w:cs="Arial" w:eastAsia="Arial" w:hAnsi="Arial"/>
@@ -24128,7 +24128,7 @@
             <w:pPr>
               <w:spacing w:after="20" w:before="0"/>
             </w:pPr>
-            <w:hyperlink w:history="1" r:id="rIdlsyksuqqb9-qht90nmajb">
+            <w:hyperlink w:history="1" r:id="rIdig3aoan81djdnkdzrfzja">
               <w:r>
                 <w:rPr>
                   <w:rFonts w:ascii="Arial" w:cs="Arial" w:eastAsia="Arial" w:hAnsi="Arial"/>
@@ -24177,7 +24177,7 @@
               <w:spacing w:after="10" w:before="0"/>
               <w:ind w:left="120"/>
             </w:pPr>
-            <w:hyperlink w:history="1" r:id="rIdyefj8hqndefc97odlobzo">
+            <w:hyperlink w:history="1" r:id="rIduh3rvzugk2gaq1me8cozp">
               <w:r>
                 <w:rPr>
                   <w:rFonts w:ascii="Arial" w:cs="Arial" w:eastAsia="Arial" w:hAnsi="Arial"/>
@@ -24222,7 +24222,7 @@
             <w:pPr>
               <w:spacing w:after="20" w:before="0"/>
             </w:pPr>
-            <w:hyperlink w:history="1" r:id="rIdgwgrtkm5rbeokpdkbqw9v">
+            <w:hyperlink w:history="1" r:id="rId1fxjkt4motd19tw-vblqb">
               <w:r>
                 <w:rPr>
                   <w:rFonts w:ascii="Arial" w:cs="Arial" w:eastAsia="Arial" w:hAnsi="Arial"/>
@@ -24271,7 +24271,7 @@
               <w:spacing w:after="10" w:before="0"/>
               <w:ind w:left="120"/>
             </w:pPr>
-            <w:hyperlink w:history="1" r:id="rId37lbxrq1kxvbdprr1hzst">
+            <w:hyperlink w:history="1" r:id="rIdd7t7ovndoxl06urfh3ne_">
               <w:r>
                 <w:rPr>
                   <w:rFonts w:ascii="Arial" w:cs="Arial" w:eastAsia="Arial" w:hAnsi="Arial"/>
@@ -24471,7 +24471,7 @@
             <w:pPr>
               <w:spacing w:after="20" w:before="0"/>
             </w:pPr>
-            <w:hyperlink w:history="1" r:id="rIdn4cud5g1e6l1tmsyjr-c-">
+            <w:hyperlink w:history="1" r:id="rId7c7b8gth638r4-3nqutpz">
               <w:r>
                 <w:rPr>
                   <w:rFonts w:ascii="Arial" w:cs="Arial" w:eastAsia="Arial" w:hAnsi="Arial"/>
@@ -24520,7 +24520,7 @@
               <w:spacing w:after="10" w:before="0"/>
               <w:ind w:left="120"/>
             </w:pPr>
-            <w:hyperlink w:history="1" r:id="rIduowf_ivjt3vrcemg32qwm">
+            <w:hyperlink w:history="1" r:id="rId0k0lsibpn5qawb8qmhr0w">
               <w:r>
                 <w:rPr>
                   <w:rFonts w:ascii="Arial" w:cs="Arial" w:eastAsia="Arial" w:hAnsi="Arial"/>
@@ -24565,7 +24565,7 @@
             <w:pPr>
               <w:spacing w:after="20" w:before="0"/>
             </w:pPr>
-            <w:hyperlink w:history="1" r:id="rIdvpp-dgxtx4tbtbtpy2bmg">
+            <w:hyperlink w:history="1" r:id="rIdta_p-rk7czn0mr713hs3t">
               <w:r>
                 <w:rPr>
                   <w:rFonts w:ascii="Arial" w:cs="Arial" w:eastAsia="Arial" w:hAnsi="Arial"/>
@@ -24614,7 +24614,7 @@
               <w:spacing w:after="10" w:before="0"/>
               <w:ind w:left="120"/>
             </w:pPr>
-            <w:hyperlink w:history="1" r:id="rIdasgpeol464vrwdxkyodfn">
+            <w:hyperlink w:history="1" r:id="rId-hbjg_jai3iim5m25qum0">
               <w:r>
                 <w:rPr>
                   <w:rFonts w:ascii="Arial" w:cs="Arial" w:eastAsia="Arial" w:hAnsi="Arial"/>
@@ -24814,7 +24814,7 @@
             <w:pPr>
               <w:spacing w:after="20" w:before="0"/>
             </w:pPr>
-            <w:hyperlink w:history="1" r:id="rIdoo6rwostggg2ljokldotl">
+            <w:hyperlink w:history="1" r:id="rIdkyp9crfpuj7r0n3pz5umt">
               <w:r>
                 <w:rPr>
                   <w:rFonts w:ascii="Arial" w:cs="Arial" w:eastAsia="Arial" w:hAnsi="Arial"/>
@@ -24863,7 +24863,7 @@
               <w:spacing w:after="10" w:before="0"/>
               <w:ind w:left="120"/>
             </w:pPr>
-            <w:hyperlink w:history="1" r:id="rIdzyuwrl6zpgfm3zrjawce2">
+            <w:hyperlink w:history="1" r:id="rIdbhbqxhyys9duszzwl7pp3">
               <w:r>
                 <w:rPr>
                   <w:rFonts w:ascii="Arial" w:cs="Arial" w:eastAsia="Arial" w:hAnsi="Arial"/>
@@ -24908,7 +24908,7 @@
             <w:pPr>
               <w:spacing w:after="20" w:before="0"/>
             </w:pPr>
-            <w:hyperlink w:history="1" r:id="rIdw9yyyt54trq_6ozcq_t0d">
+            <w:hyperlink w:history="1" r:id="rIdvylmqgyx5xua3ktmlf2yy">
               <w:r>
                 <w:rPr>
                   <w:rFonts w:ascii="Arial" w:cs="Arial" w:eastAsia="Arial" w:hAnsi="Arial"/>
@@ -24957,7 +24957,7 @@
               <w:spacing w:after="10" w:before="0"/>
               <w:ind w:left="120"/>
             </w:pPr>
-            <w:hyperlink w:history="1" r:id="rId6vssn9rh7zyknhiawlwlm">
+            <w:hyperlink w:history="1" r:id="rIdyyy9lplb20-c9ytqghrwa">
               <w:r>
                 <w:rPr>
                   <w:rFonts w:ascii="Arial" w:cs="Arial" w:eastAsia="Arial" w:hAnsi="Arial"/>
@@ -25157,7 +25157,7 @@
             <w:pPr>
               <w:spacing w:after="20" w:before="0"/>
             </w:pPr>
-            <w:hyperlink w:history="1" r:id="rIdiomx7zbtwqvy7c9m8awj2">
+            <w:hyperlink w:history="1" r:id="rIdisiop-euj1ujuezklivzv">
               <w:r>
                 <w:rPr>
                   <w:rFonts w:ascii="Arial" w:cs="Arial" w:eastAsia="Arial" w:hAnsi="Arial"/>
@@ -25206,7 +25206,7 @@
               <w:spacing w:after="10" w:before="0"/>
               <w:ind w:left="120"/>
             </w:pPr>
-            <w:hyperlink w:history="1" r:id="rId7lzvknekwxgh87yweice6">
+            <w:hyperlink w:history="1" r:id="rIdbdeaxy4r5xa0nwbzysdao">
               <w:r>
                 <w:rPr>
                   <w:rFonts w:ascii="Arial" w:cs="Arial" w:eastAsia="Arial" w:hAnsi="Arial"/>
@@ -25251,7 +25251,7 @@
             <w:pPr>
               <w:spacing w:after="20" w:before="0"/>
             </w:pPr>
-            <w:hyperlink w:history="1" r:id="rIdqsg2-7a_bii3cpm_abro9">
+            <w:hyperlink w:history="1" r:id="rIdqg1vxyps5nkpb74n79jxw">
               <w:r>
                 <w:rPr>
                   <w:rFonts w:ascii="Arial" w:cs="Arial" w:eastAsia="Arial" w:hAnsi="Arial"/>
@@ -25300,7 +25300,7 @@
               <w:spacing w:after="10" w:before="0"/>
               <w:ind w:left="120"/>
             </w:pPr>
-            <w:hyperlink w:history="1" r:id="rIdlrkbqauxv8jyuchpaabuz">
+            <w:hyperlink w:history="1" r:id="rIdwcdlshqpruru_sbdlk6f_">
               <w:r>
                 <w:rPr>
                   <w:rFonts w:ascii="Arial" w:cs="Arial" w:eastAsia="Arial" w:hAnsi="Arial"/>
@@ -25500,7 +25500,7 @@
             <w:pPr>
               <w:spacing w:after="20" w:before="0"/>
             </w:pPr>
-            <w:hyperlink w:history="1" r:id="rIdd29mkef6if8c8g-lbvofq">
+            <w:hyperlink w:history="1" r:id="rIdrgcojksldr2cgafuyd2ft">
               <w:r>
                 <w:rPr>
                   <w:rFonts w:ascii="Arial" w:cs="Arial" w:eastAsia="Arial" w:hAnsi="Arial"/>
@@ -25549,7 +25549,7 @@
               <w:spacing w:after="10" w:before="0"/>
               <w:ind w:left="120"/>
             </w:pPr>
-            <w:hyperlink w:history="1" r:id="rIdv-tuw-5nc50ponmwtpckg">
+            <w:hyperlink w:history="1" r:id="rIdghgyxmzwimkbydrpqz0fz">
               <w:r>
                 <w:rPr>
                   <w:rFonts w:ascii="Arial" w:cs="Arial" w:eastAsia="Arial" w:hAnsi="Arial"/>
@@ -25594,7 +25594,7 @@
             <w:pPr>
               <w:spacing w:after="20" w:before="0"/>
             </w:pPr>
-            <w:hyperlink w:history="1" r:id="rIdu7xvbwyvikqavibbgvqlf">
+            <w:hyperlink w:history="1" r:id="rIdtrqmlj69qwzo8qwf-9int">
               <w:r>
                 <w:rPr>
                   <w:rFonts w:ascii="Arial" w:cs="Arial" w:eastAsia="Arial" w:hAnsi="Arial"/>
@@ -25643,7 +25643,7 @@
               <w:spacing w:after="10" w:before="0"/>
               <w:ind w:left="120"/>
             </w:pPr>
-            <w:hyperlink w:history="1" r:id="rId-iaa2qnz0oyzjdloil6op">
+            <w:hyperlink w:history="1" r:id="rIdxh8-g4hk5s2wofwo2wxc6">
               <w:r>
                 <w:rPr>
                   <w:rFonts w:ascii="Arial" w:cs="Arial" w:eastAsia="Arial" w:hAnsi="Arial"/>
@@ -26168,7 +26168,7 @@
         </w:rPr>
         <w:t xml:space="preserve">© 2026 SeaVuria and ARES. Aligned with KICD objectives. Developed by SeaVuria; technical implementation by ARES (with AI assistance from Claude). Licensed under </w:t>
       </w:r>
-      <w:hyperlink w:history="1" r:id="rIdaz9_xi5zce-0hjewtvl_w">
+      <w:hyperlink w:history="1" r:id="rIdcwyx0d-b_axigmw9ffzax">
         <w:r>
           <w:rPr>
             <w:rFonts w:ascii="Arial" w:cs="Arial" w:eastAsia="Arial" w:hAnsi="Arial"/>
@@ -26189,7 +26189,7 @@
         </w:rPr>
         <w:t xml:space="preserve"> (</w:t>
       </w:r>
-      <w:hyperlink w:history="1" r:id="rIdbmw73v_96lsq9mhkrtcfc">
+      <w:hyperlink w:history="1" r:id="rIdwoxfz3m-vzix-gvmgjgop">
         <w:r>
           <w:rPr>
             <w:rFonts w:ascii="Arial" w:cs="Arial" w:eastAsia="Arial" w:hAnsi="Arial"/>
